--- a/Huong_dan.docx
+++ b/Huong_dan.docx
@@ -14,7 +14,7 @@
           <w:color w:val="000000"/>
           <w:sz w:val="28"/>
         </w:rPr>
-        <w:t>LAB 01</w:t>
+        <w:t>LAB 02</w:t>
       </w:r>
     </w:p>
     <w:p>
@@ -29,7 +29,7 @@
           <w:color w:val="000000"/>
           <w:sz w:val="28"/>
         </w:rPr>
-        <w:t>VẬN HÀNH DỰ ÁN TRÊN LINUX VÀ VIẾT SHELL SCRIPT</w:t>
+        <w:t>XÂY DỰNG MODULE PHP KIỂM TRA ĐIỀU KIỆN ĐĂNG KÝ</w:t>
       </w:r>
     </w:p>
     <w:p>
@@ -70,7 +70,7 @@
           <w:b w:val="0"/>
           <w:sz w:val="26"/>
         </w:rPr>
-        <w:t>Nội dung bài giảng: Chương 2, slide 10–13: Ubuntu; 14–25: Shell, biến, điều kiện, vòng lặp, chuỗi, mảng, hàm. Số trang tính cả trang bìa. Git và kiểm thử được sử dụng để hỗ trợ thực hành.</w:t>
+        <w:t>Nội dung bài giảng: Chương 3, slide 3–8: PHP, kiểu dữ liệu, biến, toán tử, điều kiện, hàm và đối tượng. Số trang tính cả trang bìa. Git và kiểm thử được sử dụng để hỗ trợ thực hành.</w:t>
       </w:r>
     </w:p>
     <w:p>
@@ -99,7 +99,7 @@
           <w:color w:val="000000"/>
           <w:sz w:val="26"/>
         </w:rPr>
-        <w:t>- Sử dụng lệnh Linux để xác định đúng thư mục và tệp của dự án.</w:t>
+        <w:t>- Giải thích đầu vào, đầu ra và thứ tự kiểm tra của một quy tắc PHP.</w:t>
       </w:r>
     </w:p>
     <w:p>
@@ -115,7 +115,23 @@
           <w:color w:val="000000"/>
           <w:sz w:val="26"/>
         </w:rPr>
-        <w:t>- Viết script có biến, hàm, điều kiện và vòng lặp; đọc đúng mã thoát.</w:t>
+        <w:t>- Viết hàm/lớp độc lập với HTML và CSDL; gọi được từ chương trình thử.</w:t>
+      </w:r>
+    </w:p>
+    <w:p>
+      <w:pPr>
+        <w:widowControl/>
+        <w:ind w:firstLine="0" w:left="0"/>
+        <w:jc w:val="left"/>
+      </w:pPr>
+      <w:r>
+        <w:rPr>
+          <w:rFonts w:ascii="Times New Roman" w:hAnsi="Times New Roman"/>
+          <w:b w:val="0"/>
+          <w:color w:val="000000"/>
+          <w:sz w:val="26"/>
+        </w:rPr>
+        <w:t>- Tự mở rộng quy tắc với ba kết quả và xử lý dữ liệu biên.</w:t>
       </w:r>
     </w:p>
     <w:p>
@@ -130,22 +146,7 @@
           <w:b w:val="0"/>
           <w:sz w:val="26"/>
         </w:rPr>
-        <w:t>- Kiểm tra công cụ và tệp cần thiết; xử lý trường hợp thiếu điều kiện chạy.</w:t>
-      </w:r>
-    </w:p>
-    <w:p>
-      <w:pPr>
-        <w:widowControl/>
-        <w:ind w:firstLine="0" w:left="0"/>
-        <w:jc w:val="left"/>
-      </w:pPr>
-      <w:r>
-        <w:rPr>
-          <w:rFonts w:ascii="Times New Roman" w:hAnsi="Times New Roman"/>
-          <w:b w:val="0"/>
-          <w:sz w:val="26"/>
-        </w:rPr>
-        <w:t>- Viết và kiểm thử script quét nhiều tệp PHP, tổng hợp kết quả và trả đúng mã thoát.</w:t>
+        <w:t>- Hoàn thiện lớp RegistrationPolicy và kiểm thử đầy đủ ba trạng thái đăng ký.</w:t>
       </w:r>
     </w:p>
     <w:p>
@@ -241,7 +242,7 @@
           <w:b w:val="0"/>
           <w:sz w:val="26"/>
         </w:rPr>
-        <w:t>CommunityPass là ứng dụng đăng ký tham dự sự kiện. Khi tiếp nhận mã nguồn, cần kiểm tra công cụ PHP, các tệp của dự án và khả năng khởi chạy ứng dụng. Trong bài này, sinh viên sử dụng lệnh Linux và viết Shell Script để tự động thực hiện các bước kiểm tra đó.</w:t>
+        <w:t>Một sự kiện có sức chứa 10 người. Hệ thống cần xác định có thể tiếp nhận thêm đăng ký hay không dựa trên số người hiện tại. Bài thực hành xây dựng quy tắc này bằng hàm và lớp PHP; chưa sử dụng Form hoặc cơ sở dữ liệu.</w:t>
       </w:r>
     </w:p>
     <w:p>
@@ -254,69 +255,325 @@
           <w:b w:val="0"/>
           <w:sz w:val="26"/>
         </w:rPr>
-        <w:t>Mã PHP đã được cung cấp để phục vụ việc chạy thử. Nội dung thực hành tập trung vào biến, hàm, điều kiện, vòng lặp và xử lý lỗi trong Shell; chưa yêu cầu xây dựng chức năng Web.</w:t>
+        <w:t>Lớp CapacityPolicy nhận sức chứa và số người đã đăng ký, sau đó trả kết quả còn chỗ hoặc không thể đăng ký. Tách quy tắc khỏi giao diện giúp kiểm thử với nhiều bộ dữ liệu và sử dụng lại trong các trang của ứng dụng.</w:t>
       </w:r>
     </w:p>
-    <w:p>
-      <w:pPr>
-        <w:keepNext/>
-        <w:widowControl/>
-        <w:ind w:firstLine="0"/>
-        <w:jc w:val="center"/>
-      </w:pPr>
-      <w:r>
-        <w:rPr>
-          <w:b w:val="0"/>
-        </w:rPr>
-        <w:drawing>
-          <wp:inline xmlns:a="http://schemas.openxmlformats.org/drawingml/2006/main" xmlns:pic="http://schemas.openxmlformats.org/drawingml/2006/picture">
-            <wp:extent cx="5580000" cy="3487500"/>
-            <wp:docPr id="1" name="Picture 1" descr="Trang CommunityPass khi mã PHP đã chạy trên máy thực hành."/>
-            <wp:cNvGraphicFramePr>
-              <a:graphicFrameLocks noChangeAspect="1"/>
-            </wp:cNvGraphicFramePr>
-            <a:graphic>
-              <a:graphicData uri="http://schemas.openxmlformats.org/drawingml/2006/picture">
-                <pic:pic>
-                  <pic:nvPicPr>
-                    <pic:cNvPr id="0" name="buoi02_trang_chao.png"/>
-                    <pic:cNvPicPr/>
-                  </pic:nvPicPr>
-                  <pic:blipFill>
-                    <a:blip r:embed="rId10"/>
-                    <a:stretch>
-                      <a:fillRect/>
-                    </a:stretch>
-                  </pic:blipFill>
-                  <pic:spPr>
-                    <a:xfrm>
-                      <a:off x="0" y="0"/>
-                      <a:ext cx="5580000" cy="3487500"/>
-                    </a:xfrm>
-                    <a:prstGeom prst="rect"/>
-                  </pic:spPr>
-                </pic:pic>
-              </a:graphicData>
-            </a:graphic>
-          </wp:inline>
-        </w:drawing>
-      </w:r>
-    </w:p>
+    <w:tbl>
+      <w:tblPr>
+        <w:tblW w:type="auto" w:w="0"/>
+        <w:tblLayout w:type="fixed"/>
+        <w:tblLook w:firstColumn="1" w:firstRow="1" w:lastColumn="0" w:lastRow="0" w:noHBand="0" w:noVBand="1" w:val="04A0"/>
+        <w:tblBorders>
+          <w:top w:val="single" w:sz="4" w:color="000000"/>
+          <w:left w:val="single" w:sz="4" w:color="000000"/>
+          <w:bottom w:val="single" w:sz="4" w:color="000000"/>
+          <w:right w:val="single" w:sz="4" w:color="000000"/>
+          <w:insideH w:val="single" w:sz="4" w:color="000000"/>
+          <w:insideV w:val="single" w:sz="4" w:color="000000"/>
+        </w:tblBorders>
+      </w:tblPr>
+      <w:tblGrid>
+        <w:gridCol w:w="1701"/>
+        <w:gridCol w:w="7370"/>
+      </w:tblGrid>
+      <w:tr>
+        <w:trPr>
+          <w:cantSplit/>
+          <w:tblHeader/>
+        </w:trPr>
+        <w:tc>
+          <w:tcPr>
+            <w:tcW w:type="dxa" w:w="1701"/>
+            <w:tcMar>
+              <w:left w:w="75" w:type="dxa"/>
+              <w:right w:w="75" w:type="dxa"/>
+            </w:tcMar>
+          </w:tcPr>
+          <w:p>
+            <w:pPr>
+              <w:widowControl/>
+              <w:spacing w:line="240" w:lineRule="auto" w:after="80" w:before="80"/>
+              <w:ind w:firstLine="0"/>
+              <w:jc w:val="left"/>
+            </w:pPr>
+            <w:r>
+              <w:rPr>
+                <w:rFonts w:ascii="Times New Roman" w:hAnsi="Times New Roman"/>
+                <w:b/>
+                <w:color w:val="000000"/>
+                <w:sz w:val="26"/>
+              </w:rPr>
+              <w:t>Đầu vào</w:t>
+            </w:r>
+          </w:p>
+        </w:tc>
+        <w:tc>
+          <w:tcPr>
+            <w:tcW w:type="dxa" w:w="7370"/>
+            <w:tcMar>
+              <w:left w:w="75" w:type="dxa"/>
+              <w:right w:w="75" w:type="dxa"/>
+            </w:tcMar>
+          </w:tcPr>
+          <w:p>
+            <w:pPr>
+              <w:widowControl/>
+              <w:spacing w:line="240" w:lineRule="auto" w:after="80" w:before="80"/>
+              <w:ind w:firstLine="0"/>
+              <w:jc w:val="left"/>
+            </w:pPr>
+            <w:r>
+              <w:rPr>
+                <w:rFonts w:ascii="Times New Roman" w:hAnsi="Times New Roman"/>
+                <w:b/>
+                <w:color w:val="000000"/>
+                <w:sz w:val="26"/>
+              </w:rPr>
+              <w:t>Kết quả mẫu</w:t>
+            </w:r>
+          </w:p>
+        </w:tc>
+      </w:tr>
+      <w:tr>
+        <w:trPr>
+          <w:cantSplit/>
+        </w:trPr>
+        <w:tc>
+          <w:tcPr>
+            <w:tcW w:type="dxa" w:w="1701"/>
+            <w:tcMar>
+              <w:left w:w="75" w:type="dxa"/>
+              <w:right w:w="75" w:type="dxa"/>
+            </w:tcMar>
+          </w:tcPr>
+          <w:p>
+            <w:pPr>
+              <w:widowControl/>
+              <w:spacing w:line="240" w:lineRule="auto" w:after="80" w:before="80"/>
+              <w:ind w:firstLine="0"/>
+              <w:jc w:val="left"/>
+            </w:pPr>
+            <w:r>
+              <w:rPr>
+                <w:rFonts w:ascii="Times New Roman" w:hAnsi="Times New Roman"/>
+                <w:b w:val="0"/>
+                <w:color w:val="000000"/>
+                <w:sz w:val="26"/>
+              </w:rPr>
+              <w:t>Sức chứa 10, hiện có 9</w:t>
+            </w:r>
+          </w:p>
+        </w:tc>
+        <w:tc>
+          <w:tcPr>
+            <w:tcW w:type="dxa" w:w="7370"/>
+            <w:tcMar>
+              <w:left w:w="75" w:type="dxa"/>
+              <w:right w:w="75" w:type="dxa"/>
+            </w:tcMar>
+          </w:tcPr>
+          <w:p>
+            <w:pPr>
+              <w:widowControl/>
+              <w:spacing w:line="240" w:lineRule="auto" w:after="80" w:before="80"/>
+              <w:ind w:firstLine="0"/>
+              <w:jc w:val="left"/>
+            </w:pPr>
+            <w:r>
+              <w:rPr>
+                <w:rFonts w:ascii="Times New Roman" w:hAnsi="Times New Roman"/>
+                <w:b w:val="0"/>
+                <w:color w:val="000000"/>
+                <w:sz w:val="26"/>
+              </w:rPr>
+              <w:t>true</w:t>
+            </w:r>
+            <w:r>
+              <w:rPr>
+                <w:rFonts w:ascii="Times New Roman" w:hAnsi="Times New Roman"/>
+                <w:b w:val="0"/>
+                <w:color w:val="000000"/>
+                <w:sz w:val="26"/>
+              </w:rPr>
+              <w:t xml:space="preserve">, chương trình minh họa in </w:t>
+            </w:r>
+            <w:r>
+              <w:rPr>
+                <w:rFonts w:ascii="Times New Roman" w:hAnsi="Times New Roman"/>
+                <w:b w:val="0"/>
+                <w:color w:val="000000"/>
+                <w:sz w:val="26"/>
+              </w:rPr>
+              <w:t>AVAILABLE</w:t>
+            </w:r>
+            <w:r>
+              <w:rPr>
+                <w:rFonts w:ascii="Times New Roman" w:hAnsi="Times New Roman"/>
+                <w:b w:val="0"/>
+                <w:color w:val="000000"/>
+                <w:sz w:val="26"/>
+              </w:rPr>
+              <w:t>.</w:t>
+            </w:r>
+          </w:p>
+        </w:tc>
+      </w:tr>
+      <w:tr>
+        <w:trPr>
+          <w:cantSplit/>
+        </w:trPr>
+        <w:tc>
+          <w:tcPr>
+            <w:tcW w:type="dxa" w:w="1701"/>
+            <w:tcMar>
+              <w:left w:w="75" w:type="dxa"/>
+              <w:right w:w="75" w:type="dxa"/>
+            </w:tcMar>
+          </w:tcPr>
+          <w:p>
+            <w:pPr>
+              <w:widowControl/>
+              <w:spacing w:line="240" w:lineRule="auto" w:after="80" w:before="80"/>
+              <w:ind w:firstLine="0"/>
+              <w:jc w:val="left"/>
+            </w:pPr>
+            <w:r>
+              <w:rPr>
+                <w:rFonts w:ascii="Times New Roman" w:hAnsi="Times New Roman"/>
+                <w:b w:val="0"/>
+                <w:color w:val="000000"/>
+                <w:sz w:val="26"/>
+              </w:rPr>
+              <w:t>Sức chứa 10, hiện có 10</w:t>
+            </w:r>
+          </w:p>
+        </w:tc>
+        <w:tc>
+          <w:tcPr>
+            <w:tcW w:type="dxa" w:w="7370"/>
+            <w:tcMar>
+              <w:left w:w="75" w:type="dxa"/>
+              <w:right w:w="75" w:type="dxa"/>
+            </w:tcMar>
+          </w:tcPr>
+          <w:p>
+            <w:pPr>
+              <w:widowControl/>
+              <w:spacing w:line="240" w:lineRule="auto" w:after="80" w:before="80"/>
+              <w:ind w:firstLine="0"/>
+              <w:jc w:val="left"/>
+            </w:pPr>
+            <w:r>
+              <w:rPr>
+                <w:rFonts w:ascii="Times New Roman" w:hAnsi="Times New Roman"/>
+                <w:b w:val="0"/>
+                <w:color w:val="000000"/>
+                <w:sz w:val="26"/>
+              </w:rPr>
+              <w:t>false</w:t>
+            </w:r>
+            <w:r>
+              <w:rPr>
+                <w:rFonts w:ascii="Times New Roman" w:hAnsi="Times New Roman"/>
+                <w:b w:val="0"/>
+                <w:color w:val="000000"/>
+                <w:sz w:val="26"/>
+              </w:rPr>
+              <w:t xml:space="preserve">, in </w:t>
+            </w:r>
+            <w:r>
+              <w:rPr>
+                <w:rFonts w:ascii="Times New Roman" w:hAnsi="Times New Roman"/>
+                <w:b w:val="0"/>
+                <w:color w:val="000000"/>
+                <w:sz w:val="26"/>
+              </w:rPr>
+              <w:t>FULL</w:t>
+            </w:r>
+            <w:r>
+              <w:rPr>
+                <w:rFonts w:ascii="Times New Roman" w:hAnsi="Times New Roman"/>
+                <w:b w:val="0"/>
+                <w:color w:val="000000"/>
+                <w:sz w:val="26"/>
+              </w:rPr>
+              <w:t>.</w:t>
+            </w:r>
+          </w:p>
+        </w:tc>
+      </w:tr>
+      <w:tr>
+        <w:trPr>
+          <w:cantSplit/>
+        </w:trPr>
+        <w:tc>
+          <w:tcPr>
+            <w:tcW w:type="dxa" w:w="1701"/>
+            <w:tcMar>
+              <w:left w:w="75" w:type="dxa"/>
+              <w:right w:w="75" w:type="dxa"/>
+            </w:tcMar>
+          </w:tcPr>
+          <w:p>
+            <w:pPr>
+              <w:widowControl/>
+              <w:spacing w:line="240" w:lineRule="auto" w:after="80" w:before="80"/>
+              <w:ind w:firstLine="0"/>
+              <w:jc w:val="left"/>
+            </w:pPr>
+            <w:r>
+              <w:rPr>
+                <w:rFonts w:ascii="Times New Roman" w:hAnsi="Times New Roman"/>
+                <w:b w:val="0"/>
+                <w:color w:val="000000"/>
+                <w:sz w:val="26"/>
+              </w:rPr>
+              <w:t>Sức chứa 0 hoặc số đã đăng ký âm</w:t>
+            </w:r>
+          </w:p>
+        </w:tc>
+        <w:tc>
+          <w:tcPr>
+            <w:tcW w:type="dxa" w:w="7370"/>
+            <w:tcMar>
+              <w:left w:w="75" w:type="dxa"/>
+              <w:right w:w="75" w:type="dxa"/>
+            </w:tcMar>
+          </w:tcPr>
+          <w:p>
+            <w:pPr>
+              <w:widowControl/>
+              <w:spacing w:line="240" w:lineRule="auto" w:after="80" w:before="80"/>
+              <w:ind w:firstLine="0"/>
+              <w:jc w:val="left"/>
+            </w:pPr>
+            <w:r>
+              <w:rPr>
+                <w:rFonts w:ascii="Times New Roman" w:hAnsi="Times New Roman"/>
+                <w:b w:val="0"/>
+                <w:color w:val="000000"/>
+                <w:sz w:val="26"/>
+              </w:rPr>
+              <w:t>false</w:t>
+            </w:r>
+            <w:r>
+              <w:rPr>
+                <w:rFonts w:ascii="Times New Roman" w:hAnsi="Times New Roman"/>
+                <w:b w:val="0"/>
+                <w:color w:val="000000"/>
+                <w:sz w:val="26"/>
+              </w:rPr>
+              <w:t>, dữ liệu không hợp lệ.</w:t>
+            </w:r>
+          </w:p>
+        </w:tc>
+      </w:tr>
+    </w:tbl>
     <w:p>
       <w:pPr>
         <w:widowControl/>
-        <w:ind w:firstLine="0"/>
-        <w:jc w:val="center"/>
+        <w:spacing w:after="0"/>
       </w:pPr>
-      <w:r>
-        <w:rPr>
-          <w:rFonts w:ascii="Times New Roman" w:hAnsi="Times New Roman"/>
-          <w:b w:val="0"/>
-          <w:i/>
-          <w:sz w:val="26"/>
-        </w:rPr>
-        <w:t>Trang mẫu dùng để kiểm tra môi trường</w:t>
-      </w:r>
     </w:p>
     <w:p>
       <w:pPr>
@@ -329,13 +586,25 @@
           <w:color w:val="000000"/>
           <w:sz w:val="26"/>
         </w:rPr>
-        <w:t>Kết quả mẫu: trình duyệt hiển thị CommunityPass và dòng “Mã nguồn PHP đã chạy trên máy của bạn”.</w:t>
+        <w:t xml:space="preserve">Trong mẫu đơn giản, </w:t>
       </w:r>
-    </w:p>
-    <w:p>
-      <w:pPr/>
       <w:r>
-        <w:t>Giao diện Material 3 dùng public/assets/css/tokens.css và app.css trong chính lab. Trang Web vẫn chỉ kiểm tra môi trường; phần shell và bài tự làm giữ nguyên.</w:t>
+        <w:rPr>
+          <w:rFonts w:ascii="Times New Roman" w:hAnsi="Times New Roman"/>
+          <w:b w:val="0"/>
+          <w:color w:val="000000"/>
+          <w:sz w:val="26"/>
+        </w:rPr>
+        <w:t>FULL</w:t>
+      </w:r>
+      <w:r>
+        <w:rPr>
+          <w:rFonts w:ascii="Times New Roman" w:hAnsi="Times New Roman"/>
+          <w:b w:val="0"/>
+          <w:color w:val="000000"/>
+          <w:sz w:val="26"/>
+        </w:rPr>
+        <w:t xml:space="preserve"> là nhãn chung cho kết quả không thể đăng ký; chưa phân biệt hết chỗ với dữ liệu sai. Phần tự mở rộng sẽ thiết kế kết quả rõ hơn.</w:t>
       </w:r>
     </w:p>
     <w:p>
@@ -366,8 +635,8 @@
         </w:rPr>
         <w:drawing>
           <wp:inline xmlns:a="http://schemas.openxmlformats.org/drawingml/2006/main" xmlns:pic="http://schemas.openxmlformats.org/drawingml/2006/picture">
-            <wp:extent cx="4612363" cy="5544000"/>
-            <wp:docPr id="2" name="Picture 2" descr="Quy trình thực hiện và kiểm tra Lab 01."/>
+            <wp:extent cx="4616565" cy="5544000"/>
+            <wp:docPr id="1" name="Picture 1" descr="Quy trình thực hiện và kiểm tra Lab 02."/>
             <wp:cNvGraphicFramePr>
               <a:graphicFrameLocks noChangeAspect="1"/>
             </wp:cNvGraphicFramePr>
@@ -375,11 +644,11 @@
               <a:graphicData uri="http://schemas.openxmlformats.org/drawingml/2006/picture">
                 <pic:pic>
                   <pic:nvPicPr>
-                    <pic:cNvPr id="0" name="lab01_huong_lam.png"/>
+                    <pic:cNvPr id="0" name="lab02_huong_lam.png"/>
                     <pic:cNvPicPr/>
                   </pic:nvPicPr>
                   <pic:blipFill>
-                    <a:blip r:embed="rId11"/>
+                    <a:blip r:embed="rId10"/>
                     <a:stretch>
                       <a:fillRect/>
                     </a:stretch>
@@ -387,7 +656,7 @@
                   <pic:spPr>
                     <a:xfrm>
                       <a:off x="0" y="0"/>
-                      <a:ext cx="4612363" cy="5544000"/>
+                      <a:ext cx="4616565" cy="5544000"/>
                     </a:xfrm>
                     <a:prstGeom prst="rect"/>
                   </pic:spPr>
@@ -411,7 +680,7 @@
           <w:i/>
           <w:sz w:val="26"/>
         </w:rPr>
-        <w:t>Sơ đồ hướng thực hiện Lab 01</w:t>
+        <w:t>Sơ đồ hướng thực hiện Lab 02</w:t>
       </w:r>
     </w:p>
     <w:p>
@@ -438,7 +707,7 @@
           <w:b w:val="0"/>
           <w:sz w:val="26"/>
         </w:rPr>
-        <w:t>Mở thư mục Lab01/Ma_nguon bằng trình soạn thảo và mở terminal Ubuntu tại thư mục này. Chạy pwd và ls để kiểm tra vị trí; danh sách tệp cần có lab.sh. Các đường dẫn trong bài được tính từ Ma_nguon. Trên Windows, thực hiện lệnh Bash trong Ubuntu/WSL.</w:t>
+        <w:t>Mở thư mục Lab02/Ma_nguon bằng trình soạn thảo và mở terminal Ubuntu tại thư mục này. Chạy pwd và ls để kiểm tra vị trí; danh sách tệp cần có lab.sh. Các đường dẫn trong bài được tính từ Ma_nguon. Trên Windows, thực hiện lệnh Bash trong Ubuntu/WSL.</w:t>
       </w:r>
     </w:p>
     <w:p>
@@ -495,7 +764,7 @@
           <w:color w:val="000000"/>
           <w:sz w:val="26"/>
         </w:rPr>
-        <w:t xml:space="preserve"> mở </w:t>
+        <w:t xml:space="preserve"> chương trình </w:t>
       </w:r>
       <w:r>
         <w:rPr>
@@ -504,7 +773,7 @@
           <w:color w:val="000000"/>
           <w:sz w:val="26"/>
         </w:rPr>
-        <w:t>http://127.0.0.1:8101</w:t>
+        <w:t>demo.php</w:t>
       </w:r>
       <w:r>
         <w:rPr>
@@ -513,25 +782,7 @@
           <w:color w:val="000000"/>
           <w:sz w:val="26"/>
         </w:rPr>
-        <w:t xml:space="preserve">. Giữ terminal máy chủ mở, dùng terminal thứ hai tại cùng thư mục để sửa/chạy test. Dừng bằng </w:t>
-      </w:r>
-      <w:r>
-        <w:rPr>
-          <w:rFonts w:ascii="Times New Roman" w:hAnsi="Times New Roman"/>
-          <w:b w:val="0"/>
-          <w:color w:val="000000"/>
-          <w:sz w:val="26"/>
-        </w:rPr>
-        <w:t>Ctrl+C</w:t>
-      </w:r>
-      <w:r>
-        <w:rPr>
-          <w:rFonts w:ascii="Times New Roman" w:hAnsi="Times New Roman"/>
-          <w:b w:val="0"/>
-          <w:color w:val="000000"/>
-          <w:sz w:val="26"/>
-        </w:rPr>
-        <w:t>; không mở hai máy chủ cùng cổng.</w:t>
+        <w:t xml:space="preserve"> in kết quả trong terminal rồi kết thúc; bài này không có trang Web.</w:t>
       </w:r>
     </w:p>
     <w:p>
@@ -611,7 +862,7 @@
     <w:p>
       <w:pPr/>
       <w:r>
-        <w:t>Thư mục Lab01/Ma_nguon đã có mã mẫu cho phần hướng dẫn. Chạy mẫu trước để xem kết quả, sau đó đọc và thực hiện lại các bước ở phần IV trên chính các tệp đó. Khi bài yêu cầu thay toàn bộ nội dung, không chép nối thêm một hàm hoặc lớp trùng tên. Phần mở rộng để sinh viên tự hoàn thiện ở mục VI.</w:t>
+        <w:t>Thư mục Lab02/Ma_nguon đã có mã mẫu cho phần hướng dẫn. Chạy mẫu trước để xem kết quả, sau đó đọc và thực hiện lại các bước ở phần IV trên chính các tệp đó. Khi bài yêu cầu thay toàn bộ nội dung, không chép nối thêm một hàm hoặc lớp trùng tên. Phần mở rộng để sinh viên tự hoàn thiện ở mục VI.</w:t>
       </w:r>
     </w:p>
     <w:tbl>
@@ -755,9 +1006,9 @@
                 <w:color w:val="000000"/>
                 <w:sz w:val="26"/>
               </w:rPr>
-              <w:t>scripts/check-env.sh; public/index.php</w:t>
+              <w:t>src/CapacityPolicy.php; demo.php</w:t>
               <w:br/>
-              <w:t>Đọc trang PHP đã cấp; viết lại script kiểm tra PHP, Git và các tệp của dự án theo từng bước ở phần IV.</w:t>
+              <w:t>Đọc và viết lại lớp CapacityPolicy cùng chương trình gọi. Kiểm tra sức chứa, số người hiện tại và điều kiện còn chỗ.</w:t>
             </w:r>
           </w:p>
         </w:tc>
@@ -780,7 +1031,7 @@
                 <w:color w:val="000000"/>
                 <w:sz w:val="26"/>
               </w:rPr>
-              <w:t>bash lab.sh test: có CHECK_ENV=PASS, mã thoát 0. Trang mẫu ở cổng 8101.</w:t>
+              <w:t>bash lab.sh run: AVAILABLE với (10, 9). bash lab.sh test: TESTS=5 FAILED=0.</w:t>
             </w:r>
           </w:p>
         </w:tc>
@@ -831,9 +1082,9 @@
                 <w:color w:val="000000"/>
                 <w:sz w:val="26"/>
               </w:rPr>
-              <w:t>scripts/scan-source.sh</w:t>
+              <w:t>src/RegistrationPolicy.php</w:t>
               <w:br/>
-              <w:t>Hoàn thiện ba vị trí TODO: kiểm tra thư mục, đếm tệp đúng/sai và trả mã kết quả. Kiểm tra cả thư mục con và tên có khoảng trắng.</w:t>
+              <w:t>Viết phương thức decide để trả confirmed, waiting hoặc rejected; xử lý dữ liệu sai, sự kiện đóng và danh sách chờ.</w:t>
             </w:r>
           </w:p>
         </w:tc>
@@ -856,7 +1107,7 @@
                 <w:color w:val="000000"/>
                 <w:sz w:val="26"/>
               </w:rPr>
-              <w:t>bash lab.sh extend: SHELL_CASES=4 FAILED=0. Có tệp sai: vẫn kiểm tra đủ tệp; thiếu/rỗng: mã 2.</w:t>
+              <w:t>Bộ 8 ca đã cấp: TESTS=8 FAILED=0. Nếu bổ sung ca, tổng TESTS tăng tương ứng; FAILED phải bằng 0.</w:t>
             </w:r>
           </w:p>
         </w:tc>
@@ -915,7 +1166,7 @@
                 <w:color w:val="000000"/>
                 <w:sz w:val="26"/>
               </w:rPr>
-              <w:t>Tệp/thư mục</w:t>
+              <w:t>Tệp</w:t>
             </w:r>
           </w:p>
         </w:tc>
@@ -937,9 +1188,11 @@
             <w:r>
               <w:rPr>
                 <w:rFonts w:ascii="Times New Roman" w:hAnsi="Times New Roman"/>
+                <w:b/>
+                <w:color w:val="000000"/>
                 <w:sz w:val="26"/>
               </w:rPr>
-              <w:t>Chức năng</w:t>
+              <w:t>Vai trò</w:t>
             </w:r>
           </w:p>
         </w:tc>
@@ -970,7 +1223,7 @@
                 <w:color w:val="000000"/>
                 <w:sz w:val="26"/>
               </w:rPr>
-              <w:t>public/index.php</w:t>
+              <w:t>src/CapacityPolicy.php</w:t>
             </w:r>
           </w:p>
         </w:tc>
@@ -996,7 +1249,7 @@
                 <w:color w:val="000000"/>
                 <w:sz w:val="26"/>
               </w:rPr>
-              <w:t>Trang Web được cấp sẵn; máy chủ PHP trả trang này cho trình duyệt.</w:t>
+              <w:t>Mã mẫu xét điều kiện còn chỗ; đọc và viết lại theo bước 3.</w:t>
             </w:r>
           </w:p>
         </w:tc>
@@ -1027,7 +1280,7 @@
                 <w:color w:val="000000"/>
                 <w:sz w:val="26"/>
               </w:rPr>
-              <w:t>README.md</w:t>
+              <w:t>demo.php</w:t>
             </w:r>
           </w:p>
         </w:tc>
@@ -1053,7 +1306,7 @@
                 <w:color w:val="000000"/>
                 <w:sz w:val="26"/>
               </w:rPr>
-              <w:t>Hướng dẫn giới thiệu và sử dụng dự án.</w:t>
+              <w:t>Tạo đối tượng, truyền đầu vào và in kết quả. Đọc và viết lại theo bước 4.</w:t>
             </w:r>
           </w:p>
         </w:tc>
@@ -1084,7 +1337,7 @@
                 <w:color w:val="000000"/>
                 <w:sz w:val="26"/>
               </w:rPr>
-              <w:t>LICENSE</w:t>
+              <w:t>tests/run.php</w:t>
             </w:r>
           </w:p>
         </w:tc>
@@ -1110,7 +1363,7 @@
                 <w:color w:val="000000"/>
                 <w:sz w:val="26"/>
               </w:rPr>
-              <w:t>Văn bản giấy phép của mã mẫu. Chỉ đọc, không tự xóa tên tác giả.</w:t>
+              <w:t>Bộ dữ liệu thử đã cấp để kiểm tra hành vi của lớp.</w:t>
             </w:r>
           </w:p>
         </w:tc>
@@ -1141,7 +1394,7 @@
                 <w:color w:val="000000"/>
                 <w:sz w:val="26"/>
               </w:rPr>
-              <w:t>scripts/check-env.sh</w:t>
+              <w:t>tests/helper.php</w:t>
             </w:r>
           </w:p>
         </w:tc>
@@ -1167,7 +1420,7 @@
                 <w:color w:val="000000"/>
                 <w:sz w:val="26"/>
               </w:rPr>
-              <w:t>Tệp bạn đọc và viết lại để kiểm tra môi trường và tệp dự án.</w:t>
+              <w:t>Hàm so sánh kết quả mong đợi và kết quả thật; không cần sửa.</w:t>
             </w:r>
           </w:p>
         </w:tc>
@@ -1187,9 +1440,28 @@
         <w:rPr>
           <w:rFonts w:ascii="Times New Roman" w:hAnsi="Times New Roman"/>
           <w:b w:val="0"/>
+          <w:color w:val="000000"/>
           <w:sz w:val="26"/>
         </w:rPr>
-        <w:t>Bash thực hiện các lệnh trong script, thông báo điều kiện đạt hoặc thiếu, sau đó trả mã kết quả cho chương trình gọi. Việc kiểm tra LICENSE trong bài chỉ xác nhận tệp tồn tại, không đánh giá nội dung hoặc việc tuân thủ giấy phép.</w:t>
+        <w:t xml:space="preserve">Luồng: </w:t>
+      </w:r>
+      <w:r>
+        <w:rPr>
+          <w:rFonts w:ascii="Times New Roman" w:hAnsi="Times New Roman"/>
+          <w:b w:val="0"/>
+          <w:color w:val="000000"/>
+          <w:sz w:val="26"/>
+        </w:rPr>
+        <w:t>demo.php</w:t>
+      </w:r>
+      <w:r>
+        <w:rPr>
+          <w:rFonts w:ascii="Times New Roman" w:hAnsi="Times New Roman"/>
+          <w:b w:val="0"/>
+          <w:color w:val="000000"/>
+          <w:sz w:val="26"/>
+        </w:rPr>
+        <w:t xml:space="preserve"> nạp lớp → tạo đối tượng → gọi phương thức với hai số nguyên → nhận Boolean → quyết định dòng chữ cần in. Không có database hoặc Session trong luồng này.</w:t>
       </w:r>
     </w:p>
     <w:p>
@@ -1220,74 +1492,7 @@
           <w:color w:val="000000"/>
           <w:sz w:val="26"/>
         </w:rPr>
-        <w:t>Bước 1. Thử ba lệnh mà script sẽ sử dụng</w:t>
-      </w:r>
-    </w:p>
-    <w:p>
-      <w:pPr>
-        <w:keepNext/>
-        <w:widowControl/>
-      </w:pPr>
-      <w:r>
-        <w:rPr>
-          <w:rFonts w:ascii="Times New Roman" w:hAnsi="Times New Roman"/>
-          <w:b w:val="0"/>
-          <w:color w:val="000000"/>
-          <w:sz w:val="26"/>
-        </w:rPr>
-        <w:t>Trong terminal đang ở Ma_nguon, chạy từng dòng:</w:t>
-      </w:r>
-    </w:p>
-    <w:p>
-      <w:pPr>
-        <w:keepNext/>
-        <w:keepLines/>
-        <w:widowControl/>
-        <w:spacing w:after="0" w:before="0" w:line="240" w:lineRule="auto"/>
-        <w:ind w:firstLine="0" w:left="142" w:right="85"/>
-        <w:jc w:val="left"/>
-      </w:pPr>
-      <w:r>
-        <w:rPr>
-          <w:rFonts w:ascii="Times New Roman" w:hAnsi="Times New Roman"/>
-          <w:b w:val="0"/>
-          <w:sz w:val="26"/>
-        </w:rPr>
-        <w:t>php -v</w:t>
-      </w:r>
-    </w:p>
-    <w:p>
-      <w:pPr>
-        <w:keepNext w:val="0"/>
-        <w:keepLines/>
-        <w:widowControl/>
-        <w:spacing w:after="0" w:before="0" w:line="240" w:lineRule="auto"/>
-        <w:ind w:firstLine="0" w:left="142" w:right="85"/>
-        <w:jc w:val="left"/>
-      </w:pPr>
-      <w:r>
-        <w:rPr>
-          <w:rFonts w:ascii="Times New Roman" w:hAnsi="Times New Roman"/>
-          <w:b w:val="0"/>
-          <w:sz w:val="26"/>
-        </w:rPr>
-        <w:t>git --version</w:t>
-      </w:r>
-    </w:p>
-    <w:p>
-      <w:pPr>
-        <w:widowControl/>
-        <w:spacing w:after="120" w:before="0" w:line="240" w:lineRule="auto"/>
-        <w:ind w:firstLine="0" w:left="142" w:right="85"/>
-        <w:jc w:val="left"/>
-      </w:pPr>
-      <w:r>
-        <w:rPr>
-          <w:rFonts w:ascii="Times New Roman" w:hAnsi="Times New Roman"/>
-          <w:b w:val="0"/>
-          <w:sz w:val="26"/>
-        </w:rPr>
-        <w:t>php -l public/index.php</w:t>
+        <w:t>Bước 1. Viết quy tắc bằng lời trước khi viết mã</w:t>
       </w:r>
     </w:p>
     <w:p>
@@ -1301,43 +1506,7 @@
           <w:color w:val="000000"/>
           <w:sz w:val="26"/>
         </w:rPr>
-        <w:t xml:space="preserve">Hai lệnh đầu in phiên bản công cụ. Lệnh thứ ba có chữ </w:t>
-      </w:r>
-      <w:r>
-        <w:rPr>
-          <w:rFonts w:ascii="Times New Roman" w:hAnsi="Times New Roman"/>
-          <w:b w:val="0"/>
-          <w:color w:val="000000"/>
-          <w:sz w:val="26"/>
-        </w:rPr>
-        <w:t>No syntax errors detected</w:t>
-      </w:r>
-      <w:r>
-        <w:rPr>
-          <w:rFonts w:ascii="Times New Roman" w:hAnsi="Times New Roman"/>
-          <w:b w:val="0"/>
-          <w:color w:val="000000"/>
-          <w:sz w:val="26"/>
-        </w:rPr>
-        <w:t xml:space="preserve">. Tham số </w:t>
-      </w:r>
-      <w:r>
-        <w:rPr>
-          <w:rFonts w:ascii="Times New Roman" w:hAnsi="Times New Roman"/>
-          <w:b w:val="0"/>
-          <w:color w:val="000000"/>
-          <w:sz w:val="26"/>
-        </w:rPr>
-        <w:t>-l</w:t>
-      </w:r>
-      <w:r>
-        <w:rPr>
-          <w:rFonts w:ascii="Times New Roman" w:hAnsi="Times New Roman"/>
-          <w:b w:val="0"/>
-          <w:color w:val="000000"/>
-          <w:sz w:val="26"/>
-        </w:rPr>
-        <w:t xml:space="preserve"> yêu cầu PHP chỉ kiểm tra cú pháp tệp, không chạy chức năng của trang. Vì vậy một tệp đúng cú pháp vẫn có thể sai nghiệp vụ.</w:t>
+        <w:t>Trong ghi chú của bài, ghi: sức chứa phải lớn hơn 0; số đã đăng ký không âm; chỉ còn chỗ khi số đã đăng ký nhỏ hơn sức chứa. Với mẫu này, nếu số đã đăng ký lớn hơn sức chứa thì cũng không cho đăng ký tiếp.</w:t>
       </w:r>
     </w:p>
     <w:p>
@@ -1351,36 +1520,43 @@
           <w:color w:val="000000"/>
           <w:sz w:val="26"/>
         </w:rPr>
-        <w:t>Để xem lệnh có tồn tại trong môi trường, thử:</w:t>
+        <w:t xml:space="preserve">Câu “còn chỗ” được biểu diễn bằng toán tử </w:t>
       </w:r>
-    </w:p>
-    <w:p>
-      <w:pPr>
-        <w:widowControl/>
-        <w:spacing w:after="120" w:before="0" w:line="240" w:lineRule="auto"/>
-        <w:ind w:firstLine="0" w:left="142" w:right="85"/>
-        <w:jc w:val="left"/>
-      </w:pPr>
       <w:r>
         <w:rPr>
           <w:rFonts w:ascii="Times New Roman" w:hAnsi="Times New Roman"/>
           <w:b w:val="0"/>
+          <w:color w:val="000000"/>
           <w:sz w:val="26"/>
         </w:rPr>
-        <w:t>command -v php</w:t>
+        <w:t>&lt;</w:t>
       </w:r>
-    </w:p>
-    <w:p>
-      <w:pPr>
-        <w:widowControl/>
-      </w:pPr>
       <w:r>
         <w:rPr>
           <w:rFonts w:ascii="Times New Roman" w:hAnsi="Times New Roman"/>
           <w:b w:val="0"/>
+          <w:color w:val="000000"/>
           <w:sz w:val="26"/>
         </w:rPr>
-        <w:t>Lệnh trả về đường dẫn đến PHP, chẳng hạn /usr/bin/php. Đường dẫn cụ thể phụ thuộc môi trường cài đặt.</w:t>
+        <w:t xml:space="preserve">, không phải </w:t>
+      </w:r>
+      <w:r>
+        <w:rPr>
+          <w:rFonts w:ascii="Times New Roman" w:hAnsi="Times New Roman"/>
+          <w:b w:val="0"/>
+          <w:color w:val="000000"/>
+          <w:sz w:val="26"/>
+        </w:rPr>
+        <w:t>&lt;=</w:t>
+      </w:r>
+      <w:r>
+        <w:rPr>
+          <w:rFonts w:ascii="Times New Roman" w:hAnsi="Times New Roman"/>
+          <w:b w:val="0"/>
+          <w:color w:val="000000"/>
+          <w:sz w:val="26"/>
+        </w:rPr>
+        <w:t>. Đây là quyết định nghiệp vụ, không phải quy ước đặt tên.</w:t>
       </w:r>
     </w:p>
     <w:p>
@@ -1419,7 +1595,7 @@
           <w:color w:val="000000"/>
           <w:sz w:val="26"/>
         </w:rPr>
-        <w:t xml:space="preserve"> ] Lệnh in phiên bản PHP/Git và thông báo không lỗi cú pháp; biết -l chỉ kiểm tra cú pháp.</w:t>
+        <w:t xml:space="preserve"> ] Viết được điều kiện còn chỗ và quy tắc từ chối đầu vào không hợp lệ.</w:t>
       </w:r>
     </w:p>
     <w:p>
@@ -1435,7 +1611,7 @@
           <w:color w:val="000000"/>
           <w:sz w:val="26"/>
         </w:rPr>
-        <w:t>Bước 2. Tạo tệp Shell và chạy phiên bản đầu tiên</w:t>
+        <w:t>Bước 2. Thử quy tắc dưới dạng một hàm</w:t>
       </w:r>
     </w:p>
     <w:p>
@@ -1450,7 +1626,7 @@
           <w:color w:val="000000"/>
           <w:sz w:val="26"/>
         </w:rPr>
-        <w:t xml:space="preserve">Trong trình soạn thảo, tạo thư mục </w:t>
+        <w:t xml:space="preserve">Mở tệp </w:t>
       </w:r>
       <w:r>
         <w:rPr>
@@ -1459,7 +1635,7 @@
           <w:color w:val="000000"/>
           <w:sz w:val="26"/>
         </w:rPr>
-        <w:t>scripts</w:t>
+        <w:t>thu-ham.php</w:t>
       </w:r>
       <w:r>
         <w:rPr>
@@ -1468,25 +1644,7 @@
           <w:color w:val="000000"/>
           <w:sz w:val="26"/>
         </w:rPr>
-        <w:t xml:space="preserve"> nếu chưa có. Mở tệp </w:t>
-      </w:r>
-      <w:r>
-        <w:rPr>
-          <w:rFonts w:ascii="Times New Roman" w:hAnsi="Times New Roman"/>
-          <w:b w:val="0"/>
-          <w:color w:val="000000"/>
-          <w:sz w:val="26"/>
-        </w:rPr>
-        <w:t>scripts/check-env.sh</w:t>
-      </w:r>
-      <w:r>
-        <w:rPr>
-          <w:rFonts w:ascii="Times New Roman" w:hAnsi="Times New Roman"/>
-          <w:b w:val="0"/>
-          <w:color w:val="000000"/>
-          <w:sz w:val="26"/>
-        </w:rPr>
-        <w:t xml:space="preserve"> và thay toàn bộ nội dung bằng đoạn sau:</w:t>
+        <w:t xml:space="preserve"> tại thư mục gốc bài làm với nội dung:</w:t>
       </w:r>
     </w:p>
     <w:p>
@@ -1504,7 +1662,115 @@
           <w:b w:val="0"/>
           <w:sz w:val="26"/>
         </w:rPr>
-        <w:t>#!/usr/bin/env bash</w:t>
+        <w:t>&lt;?php</w:t>
+      </w:r>
+    </w:p>
+    <w:p>
+      <w:pPr>
+        <w:keepNext/>
+        <w:keepLines/>
+        <w:widowControl/>
+        <w:spacing w:after="0" w:before="0" w:line="240" w:lineRule="auto"/>
+        <w:ind w:firstLine="0" w:left="142" w:right="85"/>
+        <w:jc w:val="left"/>
+      </w:pPr>
+      <w:r>
+        <w:rPr>
+          <w:rFonts w:ascii="Times New Roman" w:hAnsi="Times New Roman"/>
+          <w:b w:val="0"/>
+          <w:sz w:val="26"/>
+        </w:rPr>
+        <w:t>function canRegister(int $capacity, int $registered): bool</w:t>
+      </w:r>
+    </w:p>
+    <w:p>
+      <w:pPr>
+        <w:keepNext/>
+        <w:keepLines/>
+        <w:widowControl/>
+        <w:spacing w:after="0" w:before="0" w:line="240" w:lineRule="auto"/>
+        <w:ind w:firstLine="0" w:left="142" w:right="85"/>
+        <w:jc w:val="left"/>
+      </w:pPr>
+      <w:r>
+        <w:rPr>
+          <w:rFonts w:ascii="Times New Roman" w:hAnsi="Times New Roman"/>
+          <w:b w:val="0"/>
+          <w:sz w:val="26"/>
+        </w:rPr>
+        <w:t>{</w:t>
+      </w:r>
+    </w:p>
+    <w:p>
+      <w:pPr>
+        <w:keepNext/>
+        <w:keepLines/>
+        <w:widowControl/>
+        <w:spacing w:after="0" w:before="0" w:line="240" w:lineRule="auto"/>
+        <w:ind w:firstLine="0" w:left="142" w:right="85"/>
+        <w:jc w:val="left"/>
+      </w:pPr>
+      <w:r>
+        <w:rPr>
+          <w:rFonts w:ascii="Times New Roman" w:hAnsi="Times New Roman"/>
+          <w:b w:val="0"/>
+          <w:sz w:val="26"/>
+        </w:rPr>
+        <w:t xml:space="preserve">    if ($capacity &lt;= 0 || $registered &lt; 0) {</w:t>
+      </w:r>
+    </w:p>
+    <w:p>
+      <w:pPr>
+        <w:keepNext/>
+        <w:keepLines/>
+        <w:widowControl/>
+        <w:spacing w:after="0" w:before="0" w:line="240" w:lineRule="auto"/>
+        <w:ind w:firstLine="0" w:left="142" w:right="85"/>
+        <w:jc w:val="left"/>
+      </w:pPr>
+      <w:r>
+        <w:rPr>
+          <w:rFonts w:ascii="Times New Roman" w:hAnsi="Times New Roman"/>
+          <w:b w:val="0"/>
+          <w:sz w:val="26"/>
+        </w:rPr>
+        <w:t xml:space="preserve">        return false;</w:t>
+      </w:r>
+    </w:p>
+    <w:p>
+      <w:pPr>
+        <w:keepNext/>
+        <w:keepLines/>
+        <w:widowControl/>
+        <w:spacing w:after="0" w:before="0" w:line="240" w:lineRule="auto"/>
+        <w:ind w:firstLine="0" w:left="142" w:right="85"/>
+        <w:jc w:val="left"/>
+      </w:pPr>
+      <w:r>
+        <w:rPr>
+          <w:rFonts w:ascii="Times New Roman" w:hAnsi="Times New Roman"/>
+          <w:b w:val="0"/>
+          <w:sz w:val="26"/>
+        </w:rPr>
+        <w:t xml:space="preserve">    }</w:t>
+      </w:r>
+    </w:p>
+    <w:p>
+      <w:pPr>
+        <w:keepNext/>
+        <w:keepLines/>
+        <w:widowControl/>
+        <w:spacing w:after="0" w:before="0" w:line="240" w:lineRule="auto"/>
+        <w:ind w:firstLine="0" w:left="142" w:right="85"/>
+        <w:jc w:val="left"/>
+      </w:pPr>
+      <w:r>
+        <w:rPr>
+          <w:rFonts w:ascii="Times New Roman" w:hAnsi="Times New Roman"/>
+          <w:b w:val="0"/>
+          <w:sz w:val="26"/>
+        </w:rPr>
+        <w:t xml:space="preserve">    return $registered &lt; $capacity;</w:t>
       </w:r>
     </w:p>
     <w:p>
@@ -1522,7 +1788,41 @@
           <w:b w:val="0"/>
           <w:sz w:val="26"/>
         </w:rPr>
-        <w:t>project_name="CommunityPass"</w:t>
+        <w:t>}</w:t>
+      </w:r>
+    </w:p>
+    <w:p>
+      <w:pPr>
+        <w:widowControl/>
+        <w:spacing w:after="0" w:before="0" w:line="240" w:lineRule="auto"/>
+        <w:ind w:firstLine="0" w:left="142" w:right="85"/>
+        <w:jc w:val="left"/>
+      </w:pPr>
+      <w:r>
+        <w:rPr>
+          <w:rFonts w:ascii="Times New Roman" w:hAnsi="Times New Roman"/>
+          <w:b w:val="0"/>
+          <w:sz w:val="26"/>
+        </w:rPr>
+        <w:t xml:space="preserve"> </w:t>
+      </w:r>
+    </w:p>
+    <w:p>
+      <w:pPr>
+        <w:keepNext w:val="0"/>
+        <w:keepLines/>
+        <w:widowControl/>
+        <w:spacing w:after="0" w:before="0" w:line="240" w:lineRule="auto"/>
+        <w:ind w:firstLine="0" w:left="142" w:right="85"/>
+        <w:jc w:val="left"/>
+      </w:pPr>
+      <w:r>
+        <w:rPr>
+          <w:rFonts w:ascii="Times New Roman" w:hAnsi="Times New Roman"/>
+          <w:b w:val="0"/>
+          <w:sz w:val="26"/>
+        </w:rPr>
+        <w:t>var_dump(canRegister(10, 9));</w:t>
       </w:r>
     </w:p>
     <w:p>
@@ -1538,7 +1838,7 @@
           <w:b w:val="0"/>
           <w:sz w:val="26"/>
         </w:rPr>
-        <w:t>echo "Kiểm tra dự án: $project_name"</w:t>
+        <w:t>var_dump(canRegister(10, 10));</w:t>
       </w:r>
     </w:p>
     <w:p>
@@ -1552,37 +1852,7 @@
           <w:color w:val="000000"/>
           <w:sz w:val="26"/>
         </w:rPr>
-        <w:t>Lưu tệp, quay lại terminal rồi chạy:</w:t>
-      </w:r>
-    </w:p>
-    <w:p>
-      <w:pPr>
-        <w:widowControl/>
-        <w:spacing w:after="120" w:before="0" w:line="240" w:lineRule="auto"/>
-        <w:ind w:firstLine="0" w:left="142" w:right="85"/>
-        <w:jc w:val="left"/>
-      </w:pPr>
-      <w:r>
-        <w:rPr>
-          <w:rFonts w:ascii="Times New Roman" w:hAnsi="Times New Roman"/>
-          <w:b w:val="0"/>
-          <w:sz w:val="26"/>
-        </w:rPr>
-        <w:t>bash scripts/check-env.sh</w:t>
-      </w:r>
-    </w:p>
-    <w:p>
-      <w:pPr>
-        <w:widowControl/>
-      </w:pPr>
-      <w:r>
-        <w:rPr>
-          <w:rFonts w:ascii="Times New Roman" w:hAnsi="Times New Roman"/>
-          <w:b w:val="0"/>
-          <w:color w:val="000000"/>
-          <w:sz w:val="26"/>
-        </w:rPr>
-        <w:t>Kết quả:</w:t>
+        <w:t xml:space="preserve">Chạy </w:t>
       </w:r>
       <w:r>
         <w:rPr>
@@ -1591,7 +1861,7 @@
           <w:color w:val="000000"/>
           <w:sz w:val="26"/>
         </w:rPr>
-        <w:t xml:space="preserve"> </w:t>
+        <w:t>php thu-ham.php</w:t>
       </w:r>
       <w:r>
         <w:rPr>
@@ -1600,7 +1870,34 @@
           <w:color w:val="000000"/>
           <w:sz w:val="26"/>
         </w:rPr>
-        <w:t>Kiểm tra dự án: CommunityPass</w:t>
+        <w:t xml:space="preserve">. Kết quả gồm </w:t>
+      </w:r>
+      <w:r>
+        <w:rPr>
+          <w:rFonts w:ascii="Times New Roman" w:hAnsi="Times New Roman"/>
+          <w:b w:val="0"/>
+          <w:color w:val="000000"/>
+          <w:sz w:val="26"/>
+        </w:rPr>
+        <w:t>bool(true)</w:t>
+      </w:r>
+      <w:r>
+        <w:rPr>
+          <w:rFonts w:ascii="Times New Roman" w:hAnsi="Times New Roman"/>
+          <w:b w:val="0"/>
+          <w:color w:val="000000"/>
+          <w:sz w:val="26"/>
+        </w:rPr>
+        <w:t xml:space="preserve"> và </w:t>
+      </w:r>
+      <w:r>
+        <w:rPr>
+          <w:rFonts w:ascii="Times New Roman" w:hAnsi="Times New Roman"/>
+          <w:b w:val="0"/>
+          <w:color w:val="000000"/>
+          <w:sz w:val="26"/>
+        </w:rPr>
+        <w:t>bool(false)</w:t>
       </w:r>
       <w:r>
         <w:rPr>
@@ -1623,7 +1920,7 @@
           <w:color w:val="000000"/>
           <w:sz w:val="26"/>
         </w:rPr>
-        <w:t xml:space="preserve">Dòng đầu chỉ định Bash; </w:t>
+        <w:t>int</w:t>
       </w:r>
       <w:r>
         <w:rPr>
@@ -1632,7 +1929,7 @@
           <w:color w:val="000000"/>
           <w:sz w:val="26"/>
         </w:rPr>
-        <w:t>project_name</w:t>
+        <w:t xml:space="preserve"> chỉ tham số số nguyên; </w:t>
       </w:r>
       <w:r>
         <w:rPr>
@@ -1641,7 +1938,7 @@
           <w:color w:val="000000"/>
           <w:sz w:val="26"/>
         </w:rPr>
-        <w:t xml:space="preserve"> là biến; dấu </w:t>
+        <w:t>bool</w:t>
       </w:r>
       <w:r>
         <w:rPr>
@@ -1650,7 +1947,7 @@
           <w:color w:val="000000"/>
           <w:sz w:val="26"/>
         </w:rPr>
-        <w:t>$</w:t>
+        <w:t xml:space="preserve"> chỉ kết quả đúng/sai; </w:t>
       </w:r>
       <w:r>
         <w:rPr>
@@ -1659,7 +1956,7 @@
           <w:color w:val="000000"/>
           <w:sz w:val="26"/>
         </w:rPr>
-        <w:t xml:space="preserve"> lấy giá trị biến; </w:t>
+        <w:t>||</w:t>
       </w:r>
       <w:r>
         <w:rPr>
@@ -1668,7 +1965,7 @@
           <w:color w:val="000000"/>
           <w:sz w:val="26"/>
         </w:rPr>
-        <w:t>echo</w:t>
+        <w:t xml:space="preserve"> nghĩa là hoặc. </w:t>
       </w:r>
       <w:r>
         <w:rPr>
@@ -1677,7 +1974,7 @@
           <w:color w:val="000000"/>
           <w:sz w:val="26"/>
         </w:rPr>
-        <w:t xml:space="preserve"> in thông báo. Khi gán biến không đặt khoảng trắng quanh dấu </w:t>
+        <w:t>return</w:t>
       </w:r>
       <w:r>
         <w:rPr>
@@ -1686,70 +1983,7 @@
           <w:color w:val="000000"/>
           <w:sz w:val="26"/>
         </w:rPr>
-        <w:t>=</w:t>
-      </w:r>
-      <w:r>
-        <w:rPr>
-          <w:rFonts w:ascii="Times New Roman" w:hAnsi="Times New Roman"/>
-          <w:b w:val="0"/>
-          <w:color w:val="000000"/>
-          <w:sz w:val="26"/>
-        </w:rPr>
-        <w:t xml:space="preserve">. Khi gọi qua </w:t>
-      </w:r>
-      <w:r>
-        <w:rPr>
-          <w:rFonts w:ascii="Times New Roman" w:hAnsi="Times New Roman"/>
-          <w:b w:val="0"/>
-          <w:color w:val="000000"/>
-          <w:sz w:val="26"/>
-        </w:rPr>
-        <w:t>bash ...</w:t>
-      </w:r>
-      <w:r>
-        <w:rPr>
-          <w:rFonts w:ascii="Times New Roman" w:hAnsi="Times New Roman"/>
-          <w:b w:val="0"/>
-          <w:color w:val="000000"/>
-          <w:sz w:val="26"/>
-        </w:rPr>
-        <w:t xml:space="preserve">, chưa cần cấp quyền thực thi. Sau này có thể dùng </w:t>
-      </w:r>
-      <w:r>
-        <w:rPr>
-          <w:rFonts w:ascii="Times New Roman" w:hAnsi="Times New Roman"/>
-          <w:b w:val="0"/>
-          <w:color w:val="000000"/>
-          <w:sz w:val="26"/>
-        </w:rPr>
-        <w:t>chmod +x scripts/check-env.sh</w:t>
-      </w:r>
-      <w:r>
-        <w:rPr>
-          <w:rFonts w:ascii="Times New Roman" w:hAnsi="Times New Roman"/>
-          <w:b w:val="0"/>
-          <w:color w:val="000000"/>
-          <w:sz w:val="26"/>
-        </w:rPr>
-        <w:t xml:space="preserve"> rồi gọi </w:t>
-      </w:r>
-      <w:r>
-        <w:rPr>
-          <w:rFonts w:ascii="Times New Roman" w:hAnsi="Times New Roman"/>
-          <w:b w:val="0"/>
-          <w:color w:val="000000"/>
-          <w:sz w:val="26"/>
-        </w:rPr>
-        <w:t>./scripts/check-env.sh</w:t>
-      </w:r>
-      <w:r>
-        <w:rPr>
-          <w:rFonts w:ascii="Times New Roman" w:hAnsi="Times New Roman"/>
-          <w:b w:val="0"/>
-          <w:color w:val="000000"/>
-          <w:sz w:val="26"/>
-        </w:rPr>
-        <w:t>.</w:t>
+        <w:t xml:space="preserve"> kết thúc hàm và trả giá trị cho nơi gọi. Hai biến tham số chỉ có ý nghĩa bên trong lần gọi hàm, không đọc dữ liệu từ giao diện.</w:t>
       </w:r>
     </w:p>
     <w:p>
@@ -1788,7 +2022,7 @@
           <w:color w:val="000000"/>
           <w:sz w:val="26"/>
         </w:rPr>
-        <w:t xml:space="preserve"> ] Script in Kiểm tra dự án: CommunityPass; tên biến không có khoảng trắng quanh dấu =.</w:t>
+        <w:t xml:space="preserve"> ] Hàm thử trả true khi 10/9, false khi 10/10 và khi dữ liệu sai.</w:t>
       </w:r>
     </w:p>
     <w:p>
@@ -1804,7 +2038,7 @@
           <w:color w:val="000000"/>
           <w:sz w:val="26"/>
         </w:rPr>
-        <w:t>Bước 3. Thử điều kiện có công cụ PHP</w:t>
+        <w:t>Bước 3. Đưa cùng quy tắc vào một lớp</w:t>
       </w:r>
     </w:p>
     <w:p>
@@ -1819,7 +2053,25 @@
           <w:color w:val="000000"/>
           <w:sz w:val="26"/>
         </w:rPr>
-        <w:t>Thay toàn bộ nội dung tệp bằng đoạn dưới, lưu và chạy lại:</w:t>
+        <w:t xml:space="preserve">Mở </w:t>
+      </w:r>
+      <w:r>
+        <w:rPr>
+          <w:rFonts w:ascii="Times New Roman" w:hAnsi="Times New Roman"/>
+          <w:b w:val="0"/>
+          <w:color w:val="000000"/>
+          <w:sz w:val="26"/>
+        </w:rPr>
+        <w:t>src/CapacityPolicy.php</w:t>
+      </w:r>
+      <w:r>
+        <w:rPr>
+          <w:rFonts w:ascii="Times New Roman" w:hAnsi="Times New Roman"/>
+          <w:b w:val="0"/>
+          <w:color w:val="000000"/>
+          <w:sz w:val="26"/>
+        </w:rPr>
+        <w:t xml:space="preserve"> và nhập toàn bộ nội dung sau:</w:t>
       </w:r>
     </w:p>
     <w:p>
@@ -1837,7 +2089,41 @@
           <w:b w:val="0"/>
           <w:sz w:val="26"/>
         </w:rPr>
-        <w:t>#!/usr/bin/env bash</w:t>
+        <w:t>&lt;?php</w:t>
+      </w:r>
+    </w:p>
+    <w:p>
+      <w:pPr>
+        <w:keepNext w:val="0"/>
+        <w:keepLines/>
+        <w:widowControl/>
+        <w:spacing w:after="0" w:before="0" w:line="240" w:lineRule="auto"/>
+        <w:ind w:firstLine="0" w:left="142" w:right="85"/>
+        <w:jc w:val="left"/>
+      </w:pPr>
+      <w:r>
+        <w:rPr>
+          <w:rFonts w:ascii="Times New Roman" w:hAnsi="Times New Roman"/>
+          <w:b w:val="0"/>
+          <w:sz w:val="26"/>
+        </w:rPr>
+        <w:t>declare(strict_types=1);</w:t>
+      </w:r>
+    </w:p>
+    <w:p>
+      <w:pPr>
+        <w:widowControl/>
+        <w:spacing w:after="0" w:before="0" w:line="240" w:lineRule="auto"/>
+        <w:ind w:firstLine="0" w:left="142" w:right="85"/>
+        <w:jc w:val="left"/>
+      </w:pPr>
+      <w:r>
+        <w:rPr>
+          <w:rFonts w:ascii="Times New Roman" w:hAnsi="Times New Roman"/>
+          <w:b w:val="0"/>
+          <w:sz w:val="26"/>
+        </w:rPr>
+        <w:t xml:space="preserve"> </w:t>
       </w:r>
     </w:p>
     <w:p>
@@ -1855,7 +2141,7 @@
           <w:b w:val="0"/>
           <w:sz w:val="26"/>
         </w:rPr>
-        <w:t>if command -v php &gt;/dev/null 2&gt;&amp;1; then</w:t>
+        <w:t>final class CapacityPolicy</w:t>
       </w:r>
     </w:p>
     <w:p>
@@ -1873,7 +2159,7 @@
           <w:b w:val="0"/>
           <w:sz w:val="26"/>
         </w:rPr>
-        <w:t xml:space="preserve">    echo "OK tool php"</w:t>
+        <w:t>{</w:t>
       </w:r>
     </w:p>
     <w:p>
@@ -1891,7 +2177,7 @@
           <w:b w:val="0"/>
           <w:sz w:val="26"/>
         </w:rPr>
-        <w:t>else</w:t>
+        <w:t xml:space="preserve">    public function canRegister(int $capacity, int $registered): bool</w:t>
       </w:r>
     </w:p>
     <w:p>
@@ -1909,7 +2195,79 @@
           <w:b w:val="0"/>
           <w:sz w:val="26"/>
         </w:rPr>
-        <w:t xml:space="preserve">    echo "MISSING tool php"</w:t>
+        <w:t xml:space="preserve">    {</w:t>
+      </w:r>
+    </w:p>
+    <w:p>
+      <w:pPr>
+        <w:keepNext/>
+        <w:keepLines/>
+        <w:widowControl/>
+        <w:spacing w:after="0" w:before="0" w:line="240" w:lineRule="auto"/>
+        <w:ind w:firstLine="0" w:left="142" w:right="85"/>
+        <w:jc w:val="left"/>
+      </w:pPr>
+      <w:r>
+        <w:rPr>
+          <w:rFonts w:ascii="Times New Roman" w:hAnsi="Times New Roman"/>
+          <w:b w:val="0"/>
+          <w:sz w:val="26"/>
+        </w:rPr>
+        <w:t xml:space="preserve">        if ($capacity &lt;= 0 || $registered &lt; 0) {</w:t>
+      </w:r>
+    </w:p>
+    <w:p>
+      <w:pPr>
+        <w:keepNext/>
+        <w:keepLines/>
+        <w:widowControl/>
+        <w:spacing w:after="0" w:before="0" w:line="240" w:lineRule="auto"/>
+        <w:ind w:firstLine="0" w:left="142" w:right="85"/>
+        <w:jc w:val="left"/>
+      </w:pPr>
+      <w:r>
+        <w:rPr>
+          <w:rFonts w:ascii="Times New Roman" w:hAnsi="Times New Roman"/>
+          <w:b w:val="0"/>
+          <w:sz w:val="26"/>
+        </w:rPr>
+        <w:t xml:space="preserve">            return false;</w:t>
+      </w:r>
+    </w:p>
+    <w:p>
+      <w:pPr>
+        <w:keepNext/>
+        <w:keepLines/>
+        <w:widowControl/>
+        <w:spacing w:after="0" w:before="0" w:line="240" w:lineRule="auto"/>
+        <w:ind w:firstLine="0" w:left="142" w:right="85"/>
+        <w:jc w:val="left"/>
+      </w:pPr>
+      <w:r>
+        <w:rPr>
+          <w:rFonts w:ascii="Times New Roman" w:hAnsi="Times New Roman"/>
+          <w:b w:val="0"/>
+          <w:sz w:val="26"/>
+        </w:rPr>
+        <w:t xml:space="preserve">        }</w:t>
+      </w:r>
+    </w:p>
+    <w:p>
+      <w:pPr>
+        <w:keepNext/>
+        <w:keepLines/>
+        <w:widowControl/>
+        <w:spacing w:after="0" w:before="0" w:line="240" w:lineRule="auto"/>
+        <w:ind w:firstLine="0" w:left="142" w:right="85"/>
+        <w:jc w:val="left"/>
+      </w:pPr>
+      <w:r>
+        <w:rPr>
+          <w:rFonts w:ascii="Times New Roman" w:hAnsi="Times New Roman"/>
+          <w:b w:val="0"/>
+          <w:sz w:val="26"/>
+        </w:rPr>
+        <w:t xml:space="preserve">        return $registered &lt; $capacity;</w:t>
       </w:r>
     </w:p>
     <w:p>
@@ -1927,7 +2285,7 @@
           <w:b w:val="0"/>
           <w:sz w:val="26"/>
         </w:rPr>
-        <w:t xml:space="preserve">    exit 2</w:t>
+        <w:t xml:space="preserve">    }</w:t>
       </w:r>
     </w:p>
     <w:p>
@@ -1943,7 +2301,7 @@
           <w:b w:val="0"/>
           <w:sz w:val="26"/>
         </w:rPr>
-        <w:t>fi</w:t>
+        <w:t>}</w:t>
       </w:r>
     </w:p>
     <w:p>
@@ -1957,213 +2315,7 @@
           <w:color w:val="000000"/>
           <w:sz w:val="26"/>
         </w:rPr>
-        <w:t>if</w:t>
-      </w:r>
-      <w:r>
-        <w:rPr>
-          <w:rFonts w:ascii="Times New Roman" w:hAnsi="Times New Roman"/>
-          <w:b w:val="0"/>
-          <w:color w:val="000000"/>
-          <w:sz w:val="26"/>
-        </w:rPr>
-        <w:t xml:space="preserve"> xem lệnh kiểm tra có thành công hay không; </w:t>
-      </w:r>
-      <w:r>
-        <w:rPr>
-          <w:rFonts w:ascii="Times New Roman" w:hAnsi="Times New Roman"/>
-          <w:b w:val="0"/>
-          <w:color w:val="000000"/>
-          <w:sz w:val="26"/>
-        </w:rPr>
-        <w:t>then</w:t>
-      </w:r>
-      <w:r>
-        <w:rPr>
-          <w:rFonts w:ascii="Times New Roman" w:hAnsi="Times New Roman"/>
-          <w:b w:val="0"/>
-          <w:color w:val="000000"/>
-          <w:sz w:val="26"/>
-        </w:rPr>
-        <w:t xml:space="preserve"> là nhánh đạt; </w:t>
-      </w:r>
-      <w:r>
-        <w:rPr>
-          <w:rFonts w:ascii="Times New Roman" w:hAnsi="Times New Roman"/>
-          <w:b w:val="0"/>
-          <w:color w:val="000000"/>
-          <w:sz w:val="26"/>
-        </w:rPr>
-        <w:t>else</w:t>
-      </w:r>
-      <w:r>
-        <w:rPr>
-          <w:rFonts w:ascii="Times New Roman" w:hAnsi="Times New Roman"/>
-          <w:b w:val="0"/>
-          <w:color w:val="000000"/>
-          <w:sz w:val="26"/>
-        </w:rPr>
-        <w:t xml:space="preserve"> là nhánh thiếu; </w:t>
-      </w:r>
-      <w:r>
-        <w:rPr>
-          <w:rFonts w:ascii="Times New Roman" w:hAnsi="Times New Roman"/>
-          <w:b w:val="0"/>
-          <w:color w:val="000000"/>
-          <w:sz w:val="26"/>
-        </w:rPr>
-        <w:t>fi</w:t>
-      </w:r>
-      <w:r>
-        <w:rPr>
-          <w:rFonts w:ascii="Times New Roman" w:hAnsi="Times New Roman"/>
-          <w:b w:val="0"/>
-          <w:color w:val="000000"/>
-          <w:sz w:val="26"/>
-        </w:rPr>
-        <w:t xml:space="preserve"> kết thúc điều kiện. Cụm </w:t>
-      </w:r>
-      <w:r>
-        <w:rPr>
-          <w:rFonts w:ascii="Times New Roman" w:hAnsi="Times New Roman"/>
-          <w:b w:val="0"/>
-          <w:color w:val="000000"/>
-          <w:sz w:val="26"/>
-        </w:rPr>
-        <w:t>&gt;/dev/null 2&gt;&amp;1</w:t>
-      </w:r>
-      <w:r>
-        <w:rPr>
-          <w:rFonts w:ascii="Times New Roman" w:hAnsi="Times New Roman"/>
-          <w:b w:val="0"/>
-          <w:color w:val="000000"/>
-          <w:sz w:val="26"/>
-        </w:rPr>
-        <w:t xml:space="preserve"> chỉ ẩn phần thông báo của lệnh kiểm tra để kết quả gọn; không biến lỗi thành thành công.</w:t>
-      </w:r>
-    </w:p>
-    <w:p>
-      <w:pPr>
-        <w:widowControl/>
-      </w:pPr>
-      <w:r>
-        <w:rPr>
-          <w:rFonts w:ascii="Times New Roman" w:hAnsi="Times New Roman"/>
-          <w:b w:val="0"/>
-          <w:color w:val="000000"/>
-          <w:sz w:val="26"/>
-        </w:rPr>
-        <w:t xml:space="preserve">Không gỡ PHP khỏi máy để thử nhánh thiếu. Có thể tạm thay tên kiểm tra </w:t>
-      </w:r>
-      <w:r>
-        <w:rPr>
-          <w:rFonts w:ascii="Times New Roman" w:hAnsi="Times New Roman"/>
-          <w:b w:val="0"/>
-          <w:color w:val="000000"/>
-          <w:sz w:val="26"/>
-        </w:rPr>
-        <w:t>php</w:t>
-      </w:r>
-      <w:r>
-        <w:rPr>
-          <w:rFonts w:ascii="Times New Roman" w:hAnsi="Times New Roman"/>
-          <w:b w:val="0"/>
-          <w:color w:val="000000"/>
-          <w:sz w:val="26"/>
-        </w:rPr>
-        <w:t xml:space="preserve"> thành </w:t>
-      </w:r>
-      <w:r>
-        <w:rPr>
-          <w:rFonts w:ascii="Times New Roman" w:hAnsi="Times New Roman"/>
-          <w:b w:val="0"/>
-          <w:color w:val="000000"/>
-          <w:sz w:val="26"/>
-        </w:rPr>
-        <w:t>cong_cu_khong_co</w:t>
-      </w:r>
-      <w:r>
-        <w:rPr>
-          <w:rFonts w:ascii="Times New Roman" w:hAnsi="Times New Roman"/>
-          <w:b w:val="0"/>
-          <w:color w:val="000000"/>
-          <w:sz w:val="26"/>
-        </w:rPr>
-        <w:t>, chạy để quan sát rồi đổi lại. Sau một lần chạy, gõ ngay:</w:t>
-      </w:r>
-    </w:p>
-    <w:p>
-      <w:pPr>
-        <w:widowControl/>
-        <w:spacing w:after="120" w:before="0" w:line="240" w:lineRule="auto"/>
-        <w:ind w:firstLine="0" w:left="142" w:right="85"/>
-        <w:jc w:val="left"/>
-      </w:pPr>
-      <w:r>
-        <w:rPr>
-          <w:rFonts w:ascii="Times New Roman" w:hAnsi="Times New Roman"/>
-          <w:b w:val="0"/>
-          <w:sz w:val="26"/>
-        </w:rPr>
-        <w:t>echo "exit=$?"</w:t>
-      </w:r>
-    </w:p>
-    <w:p>
-      <w:pPr>
-        <w:widowControl/>
-      </w:pPr>
-      <w:r>
-        <w:rPr>
-          <w:rFonts w:ascii="Times New Roman" w:hAnsi="Times New Roman"/>
-          <w:b w:val="0"/>
-          <w:color w:val="000000"/>
-          <w:sz w:val="26"/>
-        </w:rPr>
-        <w:t>$?</w:t>
-      </w:r>
-      <w:r>
-        <w:rPr>
-          <w:rFonts w:ascii="Times New Roman" w:hAnsi="Times New Roman"/>
-          <w:b w:val="0"/>
-          <w:color w:val="000000"/>
-          <w:sz w:val="26"/>
-        </w:rPr>
-        <w:t xml:space="preserve"> chứa mã thoát của lệnh vừa chạy. Mã </w:t>
-      </w:r>
-      <w:r>
-        <w:rPr>
-          <w:rFonts w:ascii="Times New Roman" w:hAnsi="Times New Roman"/>
-          <w:b w:val="0"/>
-          <w:color w:val="000000"/>
-          <w:sz w:val="26"/>
-        </w:rPr>
-        <w:t>0</w:t>
-      </w:r>
-      <w:r>
-        <w:rPr>
-          <w:rFonts w:ascii="Times New Roman" w:hAnsi="Times New Roman"/>
-          <w:b w:val="0"/>
-          <w:color w:val="000000"/>
-          <w:sz w:val="26"/>
-        </w:rPr>
-        <w:t xml:space="preserve"> nghĩa là thành công; mẫu này quy ước </w:t>
-      </w:r>
-      <w:r>
-        <w:rPr>
-          <w:rFonts w:ascii="Times New Roman" w:hAnsi="Times New Roman"/>
-          <w:b w:val="0"/>
-          <w:color w:val="000000"/>
-          <w:sz w:val="26"/>
-        </w:rPr>
-        <w:t>2</w:t>
-      </w:r>
-      <w:r>
-        <w:rPr>
-          <w:rFonts w:ascii="Times New Roman" w:hAnsi="Times New Roman"/>
-          <w:b w:val="0"/>
-          <w:color w:val="000000"/>
-          <w:sz w:val="26"/>
-        </w:rPr>
-        <w:t xml:space="preserve"> là thiếu điều kiện chuẩn bị. Phải đọc mã ngay sau lệnh cần kiểm tra, trước khi chạy lệnh khác.</w:t>
+        <w:t>Lớp là nơi nhóm các phương thức liên quan; trong bài này chỉ cần một phương thức canRegister. public cho phép gọi phương thức từ nơi khác. final không cho lớp khác kế thừa lớp này; bài không yêu cầu thiết kế kế thừa. declare(strict_types=1) bật kiểm tra kiểu nghiêm ngặt cho các lời gọi có kiểu trong tệp; dữ liệu form dạng chuỗi khi nhận dữ liệu Form vẫn phải được kiểm tra và chuyển đổi trước khi sử dụng.</w:t>
       </w:r>
     </w:p>
     <w:p>
@@ -2202,7 +2354,7 @@
           <w:color w:val="000000"/>
           <w:sz w:val="26"/>
         </w:rPr>
-        <w:t xml:space="preserve"> ] Thử tên công cụ không tồn tại thấy nhánh MISSING và mã 2, rồi khôi phục php.</w:t>
+        <w:t xml:space="preserve"> ] Lớp CapacityPolicy chỉ xử lý quy tắc, chưa cần HTML hoặc database.</w:t>
       </w:r>
     </w:p>
     <w:p>
@@ -2218,7 +2370,7 @@
           <w:color w:val="000000"/>
           <w:sz w:val="26"/>
         </w:rPr>
-        <w:t>Bước 4. Hoàn thiện script dùng hàm và vòng lặp</w:t>
+        <w:t>Bước 4. Tạo chương trình sử dụng lớp</w:t>
       </w:r>
     </w:p>
     <w:p>
@@ -2233,7 +2385,7 @@
           <w:color w:val="000000"/>
           <w:sz w:val="26"/>
         </w:rPr>
-        <w:t xml:space="preserve">Thay toàn bộ </w:t>
+        <w:t xml:space="preserve">Mở </w:t>
       </w:r>
       <w:r>
         <w:rPr>
@@ -2242,7 +2394,7 @@
           <w:color w:val="000000"/>
           <w:sz w:val="26"/>
         </w:rPr>
-        <w:t>scripts/check-env.sh</w:t>
+        <w:t>demo.php</w:t>
       </w:r>
       <w:r>
         <w:rPr>
@@ -2251,7 +2403,7 @@
           <w:color w:val="000000"/>
           <w:sz w:val="26"/>
         </w:rPr>
-        <w:t xml:space="preserve"> bằng phiên bản hoàn chỉnh sau. Đây là mã mẫu được phép sử dụng trong phần hướng dẫn:</w:t>
+        <w:t xml:space="preserve"> ở gốc bài làm:</w:t>
       </w:r>
     </w:p>
     <w:p>
@@ -2269,7 +2421,41 @@
           <w:b w:val="0"/>
           <w:sz w:val="26"/>
         </w:rPr>
-        <w:t>#!/usr/bin/env bash</w:t>
+        <w:t>&lt;?php</w:t>
+      </w:r>
+    </w:p>
+    <w:p>
+      <w:pPr>
+        <w:keepNext w:val="0"/>
+        <w:keepLines/>
+        <w:widowControl/>
+        <w:spacing w:after="0" w:before="0" w:line="240" w:lineRule="auto"/>
+        <w:ind w:firstLine="0" w:left="142" w:right="85"/>
+        <w:jc w:val="left"/>
+      </w:pPr>
+      <w:r>
+        <w:rPr>
+          <w:rFonts w:ascii="Times New Roman" w:hAnsi="Times New Roman"/>
+          <w:b w:val="0"/>
+          <w:sz w:val="26"/>
+        </w:rPr>
+        <w:t>require __DIR__ . '/src/CapacityPolicy.php';</w:t>
+      </w:r>
+    </w:p>
+    <w:p>
+      <w:pPr>
+        <w:widowControl/>
+        <w:spacing w:after="0" w:before="0" w:line="240" w:lineRule="auto"/>
+        <w:ind w:firstLine="0" w:left="142" w:right="85"/>
+        <w:jc w:val="left"/>
+      </w:pPr>
+      <w:r>
+        <w:rPr>
+          <w:rFonts w:ascii="Times New Roman" w:hAnsi="Times New Roman"/>
+          <w:b w:val="0"/>
+          <w:sz w:val="26"/>
+        </w:rPr>
+        <w:t xml:space="preserve"> </w:t>
       </w:r>
     </w:p>
     <w:p>
@@ -2287,7 +2473,7 @@
           <w:b w:val="0"/>
           <w:sz w:val="26"/>
         </w:rPr>
-        <w:t>set -u</w:t>
+        <w:t>$policy = new CapacityPolicy();</w:t>
       </w:r>
     </w:p>
     <w:p>
@@ -2305,7 +2491,7 @@
           <w:b w:val="0"/>
           <w:sz w:val="26"/>
         </w:rPr>
-        <w:t>root="$(cd -- "$(dirname -- "${BASH_SOURCE[0]}")/.." &amp;&amp; pwd)" || exit 2</w:t>
+        <w:t>$available = $policy-&gt;canRegister(10, 9);</w:t>
       </w:r>
     </w:p>
     <w:p>
@@ -2323,7 +2509,7 @@
           <w:b w:val="0"/>
           <w:sz w:val="26"/>
         </w:rPr>
-        <w:t>fail=0</w:t>
+        <w:t>if ($available) {</w:t>
       </w:r>
     </w:p>
     <w:p>
@@ -2341,7 +2527,7 @@
           <w:b w:val="0"/>
           <w:sz w:val="26"/>
         </w:rPr>
-        <w:t>check_tool() {</w:t>
+        <w:t xml:space="preserve">    echo "AVAILABLE\n";</w:t>
       </w:r>
     </w:p>
     <w:p>
@@ -2359,367 +2545,7 @@
           <w:b w:val="0"/>
           <w:sz w:val="26"/>
         </w:rPr>
-        <w:t xml:space="preserve">  if command -v "$1" &gt;/dev/null 2&gt;&amp;1; then</w:t>
-      </w:r>
-    </w:p>
-    <w:p>
-      <w:pPr>
-        <w:keepNext/>
-        <w:keepLines/>
-        <w:widowControl/>
-        <w:spacing w:after="0" w:before="0" w:line="240" w:lineRule="auto"/>
-        <w:ind w:firstLine="0" w:left="142" w:right="85"/>
-        <w:jc w:val="left"/>
-      </w:pPr>
-      <w:r>
-        <w:rPr>
-          <w:rFonts w:ascii="Times New Roman" w:hAnsi="Times New Roman"/>
-          <w:b w:val="0"/>
-          <w:sz w:val="26"/>
-        </w:rPr>
-        <w:t xml:space="preserve">    printf 'OK tool %s\n' "$1"</w:t>
-      </w:r>
-    </w:p>
-    <w:p>
-      <w:pPr>
-        <w:keepNext/>
-        <w:keepLines/>
-        <w:widowControl/>
-        <w:spacing w:after="0" w:before="0" w:line="240" w:lineRule="auto"/>
-        <w:ind w:firstLine="0" w:left="142" w:right="85"/>
-        <w:jc w:val="left"/>
-      </w:pPr>
-      <w:r>
-        <w:rPr>
-          <w:rFonts w:ascii="Times New Roman" w:hAnsi="Times New Roman"/>
-          <w:b w:val="0"/>
-          <w:sz w:val="26"/>
-        </w:rPr>
-        <w:t xml:space="preserve">  else</w:t>
-      </w:r>
-    </w:p>
-    <w:p>
-      <w:pPr>
-        <w:keepNext/>
-        <w:keepLines/>
-        <w:widowControl/>
-        <w:spacing w:after="0" w:before="0" w:line="240" w:lineRule="auto"/>
-        <w:ind w:firstLine="0" w:left="142" w:right="85"/>
-        <w:jc w:val="left"/>
-      </w:pPr>
-      <w:r>
-        <w:rPr>
-          <w:rFonts w:ascii="Times New Roman" w:hAnsi="Times New Roman"/>
-          <w:b w:val="0"/>
-          <w:sz w:val="26"/>
-        </w:rPr>
-        <w:t xml:space="preserve">    printf 'MISSING tool %s\n' "$1" &gt;&amp;2</w:t>
-      </w:r>
-    </w:p>
-    <w:p>
-      <w:pPr>
-        <w:keepNext/>
-        <w:keepLines/>
-        <w:widowControl/>
-        <w:spacing w:after="0" w:before="0" w:line="240" w:lineRule="auto"/>
-        <w:ind w:firstLine="0" w:left="142" w:right="85"/>
-        <w:jc w:val="left"/>
-      </w:pPr>
-      <w:r>
-        <w:rPr>
-          <w:rFonts w:ascii="Times New Roman" w:hAnsi="Times New Roman"/>
-          <w:b w:val="0"/>
-          <w:sz w:val="26"/>
-        </w:rPr>
-        <w:t xml:space="preserve">    fail=$((fail + 1))</w:t>
-      </w:r>
-    </w:p>
-    <w:p>
-      <w:pPr>
-        <w:keepNext/>
-        <w:keepLines/>
-        <w:widowControl/>
-        <w:spacing w:after="0" w:before="0" w:line="240" w:lineRule="auto"/>
-        <w:ind w:firstLine="0" w:left="142" w:right="85"/>
-        <w:jc w:val="left"/>
-      </w:pPr>
-      <w:r>
-        <w:rPr>
-          <w:rFonts w:ascii="Times New Roman" w:hAnsi="Times New Roman"/>
-          <w:b w:val="0"/>
-          <w:sz w:val="26"/>
-        </w:rPr>
-        <w:t xml:space="preserve">  fi</w:t>
-      </w:r>
-    </w:p>
-    <w:p>
-      <w:pPr>
-        <w:keepNext/>
-        <w:keepLines/>
-        <w:widowControl/>
-        <w:spacing w:after="0" w:before="0" w:line="240" w:lineRule="auto"/>
-        <w:ind w:firstLine="0" w:left="142" w:right="85"/>
-        <w:jc w:val="left"/>
-      </w:pPr>
-      <w:r>
-        <w:rPr>
-          <w:rFonts w:ascii="Times New Roman" w:hAnsi="Times New Roman"/>
-          <w:b w:val="0"/>
-          <w:sz w:val="26"/>
-        </w:rPr>
-        <w:t>}</w:t>
-      </w:r>
-    </w:p>
-    <w:p>
-      <w:pPr>
-        <w:keepNext/>
-        <w:keepLines/>
-        <w:widowControl/>
-        <w:spacing w:after="0" w:before="0" w:line="240" w:lineRule="auto"/>
-        <w:ind w:firstLine="0" w:left="142" w:right="85"/>
-        <w:jc w:val="left"/>
-      </w:pPr>
-      <w:r>
-        <w:rPr>
-          <w:rFonts w:ascii="Times New Roman" w:hAnsi="Times New Roman"/>
-          <w:b w:val="0"/>
-          <w:sz w:val="26"/>
-        </w:rPr>
-        <w:t>for tool in php git; do check_tool "$tool"; done</w:t>
-      </w:r>
-    </w:p>
-    <w:p>
-      <w:pPr>
-        <w:keepNext/>
-        <w:keepLines/>
-        <w:widowControl/>
-        <w:spacing w:after="0" w:before="0" w:line="240" w:lineRule="auto"/>
-        <w:ind w:firstLine="0" w:left="142" w:right="85"/>
-        <w:jc w:val="left"/>
-      </w:pPr>
-      <w:r>
-        <w:rPr>
-          <w:rFonts w:ascii="Times New Roman" w:hAnsi="Times New Roman"/>
-          <w:b w:val="0"/>
-          <w:sz w:val="26"/>
-        </w:rPr>
-        <w:t>for file in README.md public/index.php; do</w:t>
-      </w:r>
-    </w:p>
-    <w:p>
-      <w:pPr>
-        <w:keepNext/>
-        <w:keepLines/>
-        <w:widowControl/>
-        <w:spacing w:after="0" w:before="0" w:line="240" w:lineRule="auto"/>
-        <w:ind w:firstLine="0" w:left="142" w:right="85"/>
-        <w:jc w:val="left"/>
-      </w:pPr>
-      <w:r>
-        <w:rPr>
-          <w:rFonts w:ascii="Times New Roman" w:hAnsi="Times New Roman"/>
-          <w:b w:val="0"/>
-          <w:sz w:val="26"/>
-        </w:rPr>
-        <w:t xml:space="preserve">  if [[ -f "$root/$file" ]]; then</w:t>
-      </w:r>
-    </w:p>
-    <w:p>
-      <w:pPr>
-        <w:keepNext/>
-        <w:keepLines/>
-        <w:widowControl/>
-        <w:spacing w:after="0" w:before="0" w:line="240" w:lineRule="auto"/>
-        <w:ind w:firstLine="0" w:left="142" w:right="85"/>
-        <w:jc w:val="left"/>
-      </w:pPr>
-      <w:r>
-        <w:rPr>
-          <w:rFonts w:ascii="Times New Roman" w:hAnsi="Times New Roman"/>
-          <w:b w:val="0"/>
-          <w:sz w:val="26"/>
-        </w:rPr>
-        <w:t xml:space="preserve">    printf 'OK file %s\n' "$file"</w:t>
-      </w:r>
-    </w:p>
-    <w:p>
-      <w:pPr>
-        <w:keepNext/>
-        <w:keepLines/>
-        <w:widowControl/>
-        <w:spacing w:after="0" w:before="0" w:line="240" w:lineRule="auto"/>
-        <w:ind w:firstLine="0" w:left="142" w:right="85"/>
-        <w:jc w:val="left"/>
-      </w:pPr>
-      <w:r>
-        <w:rPr>
-          <w:rFonts w:ascii="Times New Roman" w:hAnsi="Times New Roman"/>
-          <w:b w:val="0"/>
-          <w:sz w:val="26"/>
-        </w:rPr>
-        <w:t xml:space="preserve">  else</w:t>
-      </w:r>
-    </w:p>
-    <w:p>
-      <w:pPr>
-        <w:keepNext/>
-        <w:keepLines/>
-        <w:widowControl/>
-        <w:spacing w:after="0" w:before="0" w:line="240" w:lineRule="auto"/>
-        <w:ind w:firstLine="0" w:left="142" w:right="85"/>
-        <w:jc w:val="left"/>
-      </w:pPr>
-      <w:r>
-        <w:rPr>
-          <w:rFonts w:ascii="Times New Roman" w:hAnsi="Times New Roman"/>
-          <w:b w:val="0"/>
-          <w:sz w:val="26"/>
-        </w:rPr>
-        <w:t xml:space="preserve">    printf 'MISSING file %s\n' "$file" &gt;&amp;2</w:t>
-      </w:r>
-    </w:p>
-    <w:p>
-      <w:pPr>
-        <w:keepNext/>
-        <w:keepLines/>
-        <w:widowControl/>
-        <w:spacing w:after="0" w:before="0" w:line="240" w:lineRule="auto"/>
-        <w:ind w:firstLine="0" w:left="142" w:right="85"/>
-        <w:jc w:val="left"/>
-      </w:pPr>
-      <w:r>
-        <w:rPr>
-          <w:rFonts w:ascii="Times New Roman" w:hAnsi="Times New Roman"/>
-          <w:b w:val="0"/>
-          <w:sz w:val="26"/>
-        </w:rPr>
-        <w:t xml:space="preserve">    fail=$((fail + 1))</w:t>
-      </w:r>
-    </w:p>
-    <w:p>
-      <w:pPr>
-        <w:keepNext/>
-        <w:keepLines/>
-        <w:widowControl/>
-        <w:spacing w:after="0" w:before="0" w:line="240" w:lineRule="auto"/>
-        <w:ind w:firstLine="0" w:left="142" w:right="85"/>
-        <w:jc w:val="left"/>
-      </w:pPr>
-      <w:r>
-        <w:rPr>
-          <w:rFonts w:ascii="Times New Roman" w:hAnsi="Times New Roman"/>
-          <w:b w:val="0"/>
-          <w:sz w:val="26"/>
-        </w:rPr>
-        <w:t xml:space="preserve">  fi</w:t>
-      </w:r>
-    </w:p>
-    <w:p>
-      <w:pPr>
-        <w:keepNext/>
-        <w:keepLines/>
-        <w:widowControl/>
-        <w:spacing w:after="0" w:before="0" w:line="240" w:lineRule="auto"/>
-        <w:ind w:firstLine="0" w:left="142" w:right="85"/>
-        <w:jc w:val="left"/>
-      </w:pPr>
-      <w:r>
-        <w:rPr>
-          <w:rFonts w:ascii="Times New Roman" w:hAnsi="Times New Roman"/>
-          <w:b w:val="0"/>
-          <w:sz w:val="26"/>
-        </w:rPr>
-        <w:t>done</w:t>
-      </w:r>
-    </w:p>
-    <w:p>
-      <w:pPr>
-        <w:keepNext/>
-        <w:keepLines/>
-        <w:widowControl/>
-        <w:spacing w:after="0" w:before="0" w:line="240" w:lineRule="auto"/>
-        <w:ind w:firstLine="0" w:left="142" w:right="85"/>
-        <w:jc w:val="left"/>
-      </w:pPr>
-      <w:r>
-        <w:rPr>
-          <w:rFonts w:ascii="Times New Roman" w:hAnsi="Times New Roman"/>
-          <w:b w:val="0"/>
-          <w:sz w:val="26"/>
-        </w:rPr>
-        <w:t>if [[ "$fail" -gt 0 ]]; then exit 2; fi</w:t>
-      </w:r>
-    </w:p>
-    <w:p>
-      <w:pPr>
-        <w:keepNext/>
-        <w:keepLines/>
-        <w:widowControl/>
-        <w:spacing w:after="0" w:before="0" w:line="240" w:lineRule="auto"/>
-        <w:ind w:firstLine="0" w:left="142" w:right="85"/>
-        <w:jc w:val="left"/>
-      </w:pPr>
-      <w:r>
-        <w:rPr>
-          <w:rFonts w:ascii="Times New Roman" w:hAnsi="Times New Roman"/>
-          <w:b w:val="0"/>
-          <w:sz w:val="26"/>
-        </w:rPr>
-        <w:t>if php -l "$root/public/index.php"; then</w:t>
-      </w:r>
-    </w:p>
-    <w:p>
-      <w:pPr>
-        <w:keepNext/>
-        <w:keepLines/>
-        <w:widowControl/>
-        <w:spacing w:after="0" w:before="0" w:line="240" w:lineRule="auto"/>
-        <w:ind w:firstLine="0" w:left="142" w:right="85"/>
-        <w:jc w:val="left"/>
-      </w:pPr>
-      <w:r>
-        <w:rPr>
-          <w:rFonts w:ascii="Times New Roman" w:hAnsi="Times New Roman"/>
-          <w:b w:val="0"/>
-          <w:sz w:val="26"/>
-        </w:rPr>
-        <w:t xml:space="preserve">  echo 'CHECK_ENV=PASS'</w:t>
-      </w:r>
-    </w:p>
-    <w:p>
-      <w:pPr>
-        <w:keepNext/>
-        <w:keepLines/>
-        <w:widowControl/>
-        <w:spacing w:after="0" w:before="0" w:line="240" w:lineRule="auto"/>
-        <w:ind w:firstLine="0" w:left="142" w:right="85"/>
-        <w:jc w:val="left"/>
-      </w:pPr>
-      <w:r>
-        <w:rPr>
-          <w:rFonts w:ascii="Times New Roman" w:hAnsi="Times New Roman"/>
-          <w:b w:val="0"/>
-          <w:sz w:val="26"/>
-        </w:rPr>
-        <w:t>else</w:t>
-      </w:r>
-    </w:p>
-    <w:p>
-      <w:pPr>
-        <w:keepNext/>
-        <w:keepLines/>
-        <w:widowControl/>
-        <w:spacing w:after="0" w:before="0" w:line="240" w:lineRule="auto"/>
-        <w:ind w:firstLine="0" w:left="142" w:right="85"/>
-        <w:jc w:val="left"/>
-      </w:pPr>
-      <w:r>
-        <w:rPr>
-          <w:rFonts w:ascii="Times New Roman" w:hAnsi="Times New Roman"/>
-          <w:b w:val="0"/>
-          <w:sz w:val="26"/>
-        </w:rPr>
-        <w:t xml:space="preserve">  echo 'CHECK_ENV=FAIL' &gt;&amp;2</w:t>
+        <w:t>} else {</w:t>
       </w:r>
     </w:p>
     <w:p>
@@ -2737,7 +2563,7 @@
           <w:b w:val="0"/>
           <w:sz w:val="26"/>
         </w:rPr>
-        <w:t xml:space="preserve">  exit 1</w:t>
+        <w:t xml:space="preserve">    echo "FULL\n";</w:t>
       </w:r>
     </w:p>
     <w:p>
@@ -2753,12 +2579,11 @@
           <w:b w:val="0"/>
           <w:sz w:val="26"/>
         </w:rPr>
-        <w:t>fi</w:t>
+        <w:t>}</w:t>
       </w:r>
     </w:p>
     <w:p>
       <w:pPr>
-        <w:keepNext/>
         <w:widowControl/>
       </w:pPr>
       <w:r>
@@ -2768,671 +2593,107 @@
           <w:color w:val="000000"/>
           <w:sz w:val="26"/>
         </w:rPr>
-        <w:t>Giải thích theo thứ tự thực thi:</w:t>
+        <w:t>require</w:t>
       </w:r>
-    </w:p>
-    <w:tbl>
-      <w:tblPr>
-        <w:tblW w:type="auto" w:w="0"/>
-        <w:tblLayout w:type="fixed"/>
-        <w:tblLook w:firstColumn="1" w:firstRow="1" w:lastColumn="0" w:lastRow="0" w:noHBand="0" w:noVBand="1" w:val="04A0"/>
-        <w:tblBorders>
-          <w:top w:val="single" w:sz="4" w:color="000000"/>
-          <w:left w:val="single" w:sz="4" w:color="000000"/>
-          <w:bottom w:val="single" w:sz="4" w:color="000000"/>
-          <w:right w:val="single" w:sz="4" w:color="000000"/>
-          <w:insideH w:val="single" w:sz="4" w:color="000000"/>
-          <w:insideV w:val="single" w:sz="4" w:color="000000"/>
-        </w:tblBorders>
-      </w:tblPr>
-      <w:tblGrid>
-        <w:gridCol w:w="1701"/>
-        <w:gridCol w:w="7370"/>
-      </w:tblGrid>
-      <w:tr>
-        <w:trPr>
-          <w:cantSplit/>
-          <w:tblHeader/>
-        </w:trPr>
-        <w:tc>
-          <w:tcPr>
-            <w:tcW w:type="dxa" w:w="1701"/>
-            <w:tcMar>
-              <w:left w:w="75" w:type="dxa"/>
-              <w:right w:w="75" w:type="dxa"/>
-            </w:tcMar>
-          </w:tcPr>
-          <w:p>
-            <w:pPr>
-              <w:widowControl/>
-              <w:spacing w:line="240" w:lineRule="auto" w:after="80" w:before="80"/>
-              <w:ind w:firstLine="0"/>
-              <w:jc w:val="left"/>
-            </w:pPr>
-            <w:r>
-              <w:rPr>
-                <w:rFonts w:ascii="Times New Roman" w:hAnsi="Times New Roman"/>
-                <w:b/>
-                <w:color w:val="000000"/>
-                <w:sz w:val="26"/>
-              </w:rPr>
-              <w:t>Thành phần</w:t>
-            </w:r>
-          </w:p>
-        </w:tc>
-        <w:tc>
-          <w:tcPr>
-            <w:tcW w:type="dxa" w:w="7370"/>
-            <w:tcMar>
-              <w:left w:w="75" w:type="dxa"/>
-              <w:right w:w="75" w:type="dxa"/>
-            </w:tcMar>
-          </w:tcPr>
-          <w:p>
-            <w:pPr>
-              <w:widowControl/>
-              <w:spacing w:line="240" w:lineRule="auto" w:after="80" w:before="80"/>
-              <w:ind w:firstLine="0"/>
-              <w:jc w:val="left"/>
-            </w:pPr>
-            <w:r>
-              <w:rPr>
-                <w:rFonts w:ascii="Times New Roman" w:hAnsi="Times New Roman"/>
-                <w:sz w:val="26"/>
-              </w:rPr>
-              <w:t>Ý nghĩa</w:t>
-            </w:r>
-          </w:p>
-        </w:tc>
-      </w:tr>
-      <w:tr>
-        <w:trPr>
-          <w:cantSplit/>
-        </w:trPr>
-        <w:tc>
-          <w:tcPr>
-            <w:tcW w:type="dxa" w:w="1701"/>
-            <w:tcMar>
-              <w:left w:w="75" w:type="dxa"/>
-              <w:right w:w="75" w:type="dxa"/>
-            </w:tcMar>
-          </w:tcPr>
-          <w:p>
-            <w:pPr>
-              <w:widowControl/>
-              <w:spacing w:line="240" w:lineRule="auto" w:after="80" w:before="80"/>
-              <w:ind w:firstLine="0"/>
-              <w:jc w:val="left"/>
-            </w:pPr>
-            <w:r>
-              <w:rPr>
-                <w:rFonts w:ascii="Times New Roman" w:hAnsi="Times New Roman"/>
-                <w:b w:val="0"/>
-                <w:color w:val="000000"/>
-                <w:sz w:val="26"/>
-              </w:rPr>
-              <w:t>set -u</w:t>
-            </w:r>
-          </w:p>
-        </w:tc>
-        <w:tc>
-          <w:tcPr>
-            <w:tcW w:type="dxa" w:w="7370"/>
-            <w:tcMar>
-              <w:left w:w="75" w:type="dxa"/>
-              <w:right w:w="75" w:type="dxa"/>
-            </w:tcMar>
-          </w:tcPr>
-          <w:p>
-            <w:pPr>
-              <w:widowControl/>
-              <w:spacing w:line="240" w:lineRule="auto" w:after="80" w:before="80"/>
-              <w:ind w:firstLine="0"/>
-              <w:jc w:val="left"/>
-            </w:pPr>
-            <w:r>
-              <w:rPr>
-                <w:rFonts w:ascii="Times New Roman" w:hAnsi="Times New Roman"/>
-                <w:b w:val="0"/>
-                <w:color w:val="000000"/>
-                <w:sz w:val="26"/>
-              </w:rPr>
-              <w:t>Báo khi sử dụng biến chưa được khai báo; giảm nhầm tên biến.</w:t>
-            </w:r>
-          </w:p>
-        </w:tc>
-      </w:tr>
-      <w:tr>
-        <w:trPr>
-          <w:cantSplit/>
-        </w:trPr>
-        <w:tc>
-          <w:tcPr>
-            <w:tcW w:type="dxa" w:w="1701"/>
-            <w:tcMar>
-              <w:left w:w="75" w:type="dxa"/>
-              <w:right w:w="75" w:type="dxa"/>
-            </w:tcMar>
-          </w:tcPr>
-          <w:p>
-            <w:pPr>
-              <w:widowControl/>
-              <w:spacing w:line="240" w:lineRule="auto" w:after="80" w:before="80"/>
-              <w:ind w:firstLine="0"/>
-              <w:jc w:val="left"/>
-            </w:pPr>
-            <w:r>
-              <w:rPr>
-                <w:rFonts w:ascii="Times New Roman" w:hAnsi="Times New Roman"/>
-                <w:b w:val="0"/>
-                <w:color w:val="000000"/>
-                <w:sz w:val="26"/>
-              </w:rPr>
-              <w:t>root=...</w:t>
-            </w:r>
-          </w:p>
-        </w:tc>
-        <w:tc>
-          <w:tcPr>
-            <w:tcW w:type="dxa" w:w="7370"/>
-            <w:tcMar>
-              <w:left w:w="75" w:type="dxa"/>
-              <w:right w:w="75" w:type="dxa"/>
-            </w:tcMar>
-          </w:tcPr>
-          <w:p>
-            <w:pPr>
-              <w:widowControl/>
-              <w:spacing w:line="240" w:lineRule="auto" w:after="80" w:before="80"/>
-              <w:ind w:firstLine="0"/>
-              <w:jc w:val="left"/>
-            </w:pPr>
-            <w:r>
-              <w:rPr>
-                <w:rFonts w:ascii="Times New Roman" w:hAnsi="Times New Roman"/>
-                <w:b w:val="0"/>
-                <w:color w:val="000000"/>
-                <w:sz w:val="26"/>
-              </w:rPr>
-              <w:t xml:space="preserve">Tìm thư mục dự án từ vị trí tệp script. </w:t>
-            </w:r>
-            <w:r>
-              <w:rPr>
-                <w:rFonts w:ascii="Times New Roman" w:hAnsi="Times New Roman"/>
-                <w:b w:val="0"/>
-                <w:color w:val="000000"/>
-                <w:sz w:val="26"/>
-              </w:rPr>
-              <w:t>dirname</w:t>
-            </w:r>
-            <w:r>
-              <w:rPr>
-                <w:rFonts w:ascii="Times New Roman" w:hAnsi="Times New Roman"/>
-                <w:b w:val="0"/>
-                <w:color w:val="000000"/>
-                <w:sz w:val="26"/>
-              </w:rPr>
-              <w:t xml:space="preserve"> lấy thư mục chứa script; </w:t>
-            </w:r>
-            <w:r>
-              <w:rPr>
-                <w:rFonts w:ascii="Times New Roman" w:hAnsi="Times New Roman"/>
-                <w:b w:val="0"/>
-                <w:color w:val="000000"/>
-                <w:sz w:val="26"/>
-              </w:rPr>
-              <w:t>/..</w:t>
-            </w:r>
-            <w:r>
-              <w:rPr>
-                <w:rFonts w:ascii="Times New Roman" w:hAnsi="Times New Roman"/>
-                <w:b w:val="0"/>
-                <w:color w:val="000000"/>
-                <w:sz w:val="26"/>
-              </w:rPr>
-              <w:t xml:space="preserve"> đi lên một cấp; </w:t>
-            </w:r>
-            <w:r>
-              <w:rPr>
-                <w:rFonts w:ascii="Times New Roman" w:hAnsi="Times New Roman"/>
-                <w:b w:val="0"/>
-                <w:color w:val="000000"/>
-                <w:sz w:val="26"/>
-              </w:rPr>
-              <w:t>pwd</w:t>
-            </w:r>
-            <w:r>
-              <w:rPr>
-                <w:rFonts w:ascii="Times New Roman" w:hAnsi="Times New Roman"/>
-                <w:b w:val="0"/>
-                <w:color w:val="000000"/>
-                <w:sz w:val="26"/>
-              </w:rPr>
-              <w:t xml:space="preserve"> lấy đường dẫn đầy đủ. </w:t>
-            </w:r>
-            <w:r>
-              <w:rPr>
-                <w:rFonts w:ascii="Times New Roman" w:hAnsi="Times New Roman"/>
-                <w:b w:val="0"/>
-                <w:color w:val="000000"/>
-                <w:sz w:val="26"/>
-              </w:rPr>
-              <w:t>$(...)</w:t>
-            </w:r>
-            <w:r>
-              <w:rPr>
-                <w:rFonts w:ascii="Times New Roman" w:hAnsi="Times New Roman"/>
-                <w:b w:val="0"/>
-                <w:color w:val="000000"/>
-                <w:sz w:val="26"/>
-              </w:rPr>
-              <w:t xml:space="preserve"> lấy kết quả lệnh làm giá trị biến.</w:t>
-            </w:r>
-          </w:p>
-        </w:tc>
-      </w:tr>
-      <w:tr>
-        <w:trPr>
-          <w:cantSplit/>
-        </w:trPr>
-        <w:tc>
-          <w:tcPr>
-            <w:tcW w:type="dxa" w:w="1701"/>
-            <w:tcMar>
-              <w:left w:w="75" w:type="dxa"/>
-              <w:right w:w="75" w:type="dxa"/>
-            </w:tcMar>
-          </w:tcPr>
-          <w:p>
-            <w:pPr>
-              <w:widowControl/>
-              <w:spacing w:line="240" w:lineRule="auto" w:after="80" w:before="80"/>
-              <w:ind w:firstLine="0"/>
-              <w:jc w:val="left"/>
-            </w:pPr>
-            <w:r>
-              <w:rPr>
-                <w:rFonts w:ascii="Times New Roman" w:hAnsi="Times New Roman"/>
-                <w:b w:val="0"/>
-                <w:color w:val="000000"/>
-                <w:sz w:val="26"/>
-              </w:rPr>
-              <w:t>fail=0</w:t>
-            </w:r>
-          </w:p>
-        </w:tc>
-        <w:tc>
-          <w:tcPr>
-            <w:tcW w:type="dxa" w:w="7370"/>
-            <w:tcMar>
-              <w:left w:w="75" w:type="dxa"/>
-              <w:right w:w="75" w:type="dxa"/>
-            </w:tcMar>
-          </w:tcPr>
-          <w:p>
-            <w:pPr>
-              <w:widowControl/>
-              <w:spacing w:line="240" w:lineRule="auto" w:after="80" w:before="80"/>
-              <w:ind w:firstLine="0"/>
-              <w:jc w:val="left"/>
-            </w:pPr>
-            <w:r>
-              <w:rPr>
-                <w:rFonts w:ascii="Times New Roman" w:hAnsi="Times New Roman"/>
-                <w:b w:val="0"/>
-                <w:color w:val="000000"/>
-                <w:sz w:val="26"/>
-              </w:rPr>
-              <w:t>Biến đếm điều kiện chưa đạt.</w:t>
-            </w:r>
-          </w:p>
-        </w:tc>
-      </w:tr>
-      <w:tr>
-        <w:trPr>
-          <w:cantSplit/>
-        </w:trPr>
-        <w:tc>
-          <w:tcPr>
-            <w:tcW w:type="dxa" w:w="1701"/>
-            <w:tcMar>
-              <w:left w:w="75" w:type="dxa"/>
-              <w:right w:w="75" w:type="dxa"/>
-            </w:tcMar>
-          </w:tcPr>
-          <w:p>
-            <w:pPr>
-              <w:widowControl/>
-              <w:spacing w:line="240" w:lineRule="auto" w:after="80" w:before="80"/>
-              <w:ind w:firstLine="0"/>
-              <w:jc w:val="left"/>
-            </w:pPr>
-            <w:r>
-              <w:rPr>
-                <w:rFonts w:ascii="Times New Roman" w:hAnsi="Times New Roman"/>
-                <w:b w:val="0"/>
-                <w:color w:val="000000"/>
-                <w:sz w:val="26"/>
-              </w:rPr>
-              <w:t>check_tool()</w:t>
-            </w:r>
-          </w:p>
-        </w:tc>
-        <w:tc>
-          <w:tcPr>
-            <w:tcW w:type="dxa" w:w="7370"/>
-            <w:tcMar>
-              <w:left w:w="75" w:type="dxa"/>
-              <w:right w:w="75" w:type="dxa"/>
-            </w:tcMar>
-          </w:tcPr>
-          <w:p>
-            <w:pPr>
-              <w:widowControl/>
-              <w:spacing w:line="240" w:lineRule="auto" w:after="80" w:before="80"/>
-              <w:ind w:firstLine="0"/>
-              <w:jc w:val="left"/>
-            </w:pPr>
-            <w:r>
-              <w:rPr>
-                <w:rFonts w:ascii="Times New Roman" w:hAnsi="Times New Roman"/>
-                <w:b w:val="0"/>
-                <w:color w:val="000000"/>
-                <w:sz w:val="26"/>
-              </w:rPr>
-              <w:t xml:space="preserve">Hàm nhận tên công cụ qua </w:t>
-            </w:r>
-            <w:r>
-              <w:rPr>
-                <w:rFonts w:ascii="Times New Roman" w:hAnsi="Times New Roman"/>
-                <w:b w:val="0"/>
-                <w:color w:val="000000"/>
-                <w:sz w:val="26"/>
-              </w:rPr>
-              <w:t>$1</w:t>
-            </w:r>
-            <w:r>
-              <w:rPr>
-                <w:rFonts w:ascii="Times New Roman" w:hAnsi="Times New Roman"/>
-                <w:b w:val="0"/>
-                <w:color w:val="000000"/>
-                <w:sz w:val="26"/>
-              </w:rPr>
-              <w:t>, kiểm tra và tăng biến đếm nếu thiếu.</w:t>
-            </w:r>
-          </w:p>
-        </w:tc>
-      </w:tr>
-      <w:tr>
-        <w:trPr>
-          <w:cantSplit/>
-        </w:trPr>
-        <w:tc>
-          <w:tcPr>
-            <w:tcW w:type="dxa" w:w="1701"/>
-            <w:tcMar>
-              <w:left w:w="75" w:type="dxa"/>
-              <w:right w:w="75" w:type="dxa"/>
-            </w:tcMar>
-          </w:tcPr>
-          <w:p>
-            <w:pPr>
-              <w:widowControl/>
-              <w:spacing w:line="240" w:lineRule="auto" w:after="80" w:before="80"/>
-              <w:ind w:firstLine="0"/>
-              <w:jc w:val="left"/>
-            </w:pPr>
-            <w:r>
-              <w:rPr>
-                <w:rFonts w:ascii="Times New Roman" w:hAnsi="Times New Roman"/>
-                <w:b w:val="0"/>
-                <w:color w:val="000000"/>
-                <w:sz w:val="26"/>
-              </w:rPr>
-              <w:t>for tool in php git</w:t>
-            </w:r>
-          </w:p>
-        </w:tc>
-        <w:tc>
-          <w:tcPr>
-            <w:tcW w:type="dxa" w:w="7370"/>
-            <w:tcMar>
-              <w:left w:w="75" w:type="dxa"/>
-              <w:right w:w="75" w:type="dxa"/>
-            </w:tcMar>
-          </w:tcPr>
-          <w:p>
-            <w:pPr>
-              <w:widowControl/>
-              <w:spacing w:line="240" w:lineRule="auto" w:after="80" w:before="80"/>
-              <w:ind w:firstLine="0"/>
-              <w:jc w:val="left"/>
-            </w:pPr>
-            <w:r>
-              <w:rPr>
-                <w:rFonts w:ascii="Times New Roman" w:hAnsi="Times New Roman"/>
-                <w:b w:val="0"/>
-                <w:color w:val="000000"/>
-                <w:sz w:val="26"/>
-              </w:rPr>
-              <w:t xml:space="preserve">Gọi cùng hàm cho PHP và Git, không viết lại hai khối </w:t>
-            </w:r>
-            <w:r>
-              <w:rPr>
-                <w:rFonts w:ascii="Times New Roman" w:hAnsi="Times New Roman"/>
-                <w:b w:val="0"/>
-                <w:color w:val="000000"/>
-                <w:sz w:val="26"/>
-              </w:rPr>
-              <w:t>if</w:t>
-            </w:r>
-            <w:r>
-              <w:rPr>
-                <w:rFonts w:ascii="Times New Roman" w:hAnsi="Times New Roman"/>
-                <w:b w:val="0"/>
-                <w:color w:val="000000"/>
-                <w:sz w:val="26"/>
-              </w:rPr>
-              <w:t>.</w:t>
-            </w:r>
-          </w:p>
-        </w:tc>
-      </w:tr>
-      <w:tr>
-        <w:trPr>
-          <w:cantSplit/>
-        </w:trPr>
-        <w:tc>
-          <w:tcPr>
-            <w:tcW w:type="dxa" w:w="1701"/>
-            <w:tcMar>
-              <w:left w:w="75" w:type="dxa"/>
-              <w:right w:w="75" w:type="dxa"/>
-            </w:tcMar>
-          </w:tcPr>
-          <w:p>
-            <w:pPr>
-              <w:widowControl/>
-              <w:spacing w:line="240" w:lineRule="auto" w:after="80" w:before="80"/>
-              <w:ind w:firstLine="0"/>
-              <w:jc w:val="left"/>
-            </w:pPr>
-            <w:r>
-              <w:rPr>
-                <w:rFonts w:ascii="Times New Roman" w:hAnsi="Times New Roman"/>
-                <w:b w:val="0"/>
-                <w:color w:val="000000"/>
-                <w:sz w:val="26"/>
-              </w:rPr>
-              <w:t>[[ -f ... ]]</w:t>
-            </w:r>
-          </w:p>
-        </w:tc>
-        <w:tc>
-          <w:tcPr>
-            <w:tcW w:type="dxa" w:w="7370"/>
-            <w:tcMar>
-              <w:left w:w="75" w:type="dxa"/>
-              <w:right w:w="75" w:type="dxa"/>
-            </w:tcMar>
-          </w:tcPr>
-          <w:p>
-            <w:pPr>
-              <w:widowControl/>
-              <w:spacing w:line="240" w:lineRule="auto" w:after="80" w:before="80"/>
-              <w:ind w:firstLine="0"/>
-              <w:jc w:val="left"/>
-            </w:pPr>
-            <w:r>
-              <w:rPr>
-                <w:rFonts w:ascii="Times New Roman" w:hAnsi="Times New Roman"/>
-                <w:b w:val="0"/>
-                <w:color w:val="000000"/>
-                <w:sz w:val="26"/>
-              </w:rPr>
-              <w:t>Kiểm tra đường dẫn là một tệp có tồn tại.</w:t>
-            </w:r>
-          </w:p>
-        </w:tc>
-      </w:tr>
-      <w:tr>
-        <w:trPr>
-          <w:cantSplit/>
-        </w:trPr>
-        <w:tc>
-          <w:tcPr>
-            <w:tcW w:type="dxa" w:w="1701"/>
-            <w:tcMar>
-              <w:left w:w="75" w:type="dxa"/>
-              <w:right w:w="75" w:type="dxa"/>
-            </w:tcMar>
-          </w:tcPr>
-          <w:p>
-            <w:pPr>
-              <w:widowControl/>
-              <w:spacing w:line="240" w:lineRule="auto" w:after="80" w:before="80"/>
-              <w:ind w:firstLine="0"/>
-              <w:jc w:val="left"/>
-            </w:pPr>
-            <w:r>
-              <w:rPr>
-                <w:rFonts w:ascii="Times New Roman" w:hAnsi="Times New Roman"/>
-                <w:b w:val="0"/>
-                <w:color w:val="000000"/>
-                <w:sz w:val="26"/>
-              </w:rPr>
-              <w:t>fail=$((fail + 1))</w:t>
-            </w:r>
-          </w:p>
-        </w:tc>
-        <w:tc>
-          <w:tcPr>
-            <w:tcW w:type="dxa" w:w="7370"/>
-            <w:tcMar>
-              <w:left w:w="75" w:type="dxa"/>
-              <w:right w:w="75" w:type="dxa"/>
-            </w:tcMar>
-          </w:tcPr>
-          <w:p>
-            <w:pPr>
-              <w:widowControl/>
-              <w:spacing w:line="240" w:lineRule="auto" w:after="80" w:before="80"/>
-              <w:ind w:firstLine="0"/>
-              <w:jc w:val="left"/>
-            </w:pPr>
-            <w:r>
-              <w:rPr>
-                <w:rFonts w:ascii="Times New Roman" w:hAnsi="Times New Roman"/>
-                <w:b w:val="0"/>
-                <w:color w:val="000000"/>
-                <w:sz w:val="26"/>
-              </w:rPr>
-              <w:t>Phép cộng số nguyên trong Bash.</w:t>
-            </w:r>
-          </w:p>
-        </w:tc>
-      </w:tr>
-      <w:tr>
-        <w:trPr>
-          <w:cantSplit/>
-        </w:trPr>
-        <w:tc>
-          <w:tcPr>
-            <w:tcW w:type="dxa" w:w="1701"/>
-            <w:tcMar>
-              <w:left w:w="75" w:type="dxa"/>
-              <w:right w:w="75" w:type="dxa"/>
-            </w:tcMar>
-          </w:tcPr>
-          <w:p>
-            <w:pPr>
-              <w:widowControl/>
-              <w:spacing w:line="240" w:lineRule="auto" w:after="80" w:before="80"/>
-              <w:ind w:firstLine="0"/>
-              <w:jc w:val="left"/>
-            </w:pPr>
-            <w:r>
-              <w:rPr>
-                <w:rFonts w:ascii="Times New Roman" w:hAnsi="Times New Roman"/>
-                <w:b w:val="0"/>
-                <w:color w:val="000000"/>
-                <w:sz w:val="26"/>
-              </w:rPr>
-              <w:t>exit 2</w:t>
-            </w:r>
-            <w:r>
-              <w:rPr>
-                <w:rFonts w:ascii="Times New Roman" w:hAnsi="Times New Roman"/>
-                <w:b w:val="0"/>
-                <w:color w:val="000000"/>
-                <w:sz w:val="26"/>
-              </w:rPr>
-              <w:t xml:space="preserve">, </w:t>
-            </w:r>
-            <w:r>
-              <w:rPr>
-                <w:rFonts w:ascii="Times New Roman" w:hAnsi="Times New Roman"/>
-                <w:b w:val="0"/>
-                <w:color w:val="000000"/>
-                <w:sz w:val="26"/>
-              </w:rPr>
-              <w:t>exit 1</w:t>
-            </w:r>
-          </w:p>
-        </w:tc>
-        <w:tc>
-          <w:tcPr>
-            <w:tcW w:type="dxa" w:w="7370"/>
-            <w:tcMar>
-              <w:left w:w="75" w:type="dxa"/>
-              <w:right w:w="75" w:type="dxa"/>
-            </w:tcMar>
-          </w:tcPr>
-          <w:p>
-            <w:pPr>
-              <w:widowControl/>
-              <w:spacing w:line="240" w:lineRule="auto" w:after="80" w:before="80"/>
-              <w:ind w:firstLine="0"/>
-              <w:jc w:val="left"/>
-            </w:pPr>
-            <w:r>
-              <w:rPr>
-                <w:rFonts w:ascii="Times New Roman" w:hAnsi="Times New Roman"/>
-                <w:b w:val="0"/>
-                <w:color w:val="000000"/>
-                <w:sz w:val="26"/>
-              </w:rPr>
-              <w:t>Mẫu phân biệt thiếu điều kiện chạy và sai cú pháp PHP.</w:t>
-            </w:r>
-          </w:p>
-        </w:tc>
-      </w:tr>
-    </w:tbl>
-    <w:p>
-      <w:pPr>
-        <w:widowControl/>
-        <w:spacing w:after="0"/>
-      </w:pPr>
+      <w:r>
+        <w:rPr>
+          <w:rFonts w:ascii="Times New Roman" w:hAnsi="Times New Roman"/>
+          <w:b w:val="0"/>
+          <w:color w:val="000000"/>
+          <w:sz w:val="26"/>
+        </w:rPr>
+        <w:t xml:space="preserve"> nạp tệp định nghĩa lớp; </w:t>
+      </w:r>
+      <w:r>
+        <w:rPr>
+          <w:rFonts w:ascii="Times New Roman" w:hAnsi="Times New Roman"/>
+          <w:b w:val="0"/>
+          <w:color w:val="000000"/>
+          <w:sz w:val="26"/>
+        </w:rPr>
+        <w:t>__DIR__</w:t>
+      </w:r>
+      <w:r>
+        <w:rPr>
+          <w:rFonts w:ascii="Times New Roman" w:hAnsi="Times New Roman"/>
+          <w:b w:val="0"/>
+          <w:color w:val="000000"/>
+          <w:sz w:val="26"/>
+        </w:rPr>
+        <w:t xml:space="preserve"> là thư mục của chính tệp hiện tại; </w:t>
+      </w:r>
+      <w:r>
+        <w:rPr>
+          <w:rFonts w:ascii="Times New Roman" w:hAnsi="Times New Roman"/>
+          <w:b w:val="0"/>
+          <w:color w:val="000000"/>
+          <w:sz w:val="26"/>
+        </w:rPr>
+        <w:t>new</w:t>
+      </w:r>
+      <w:r>
+        <w:rPr>
+          <w:rFonts w:ascii="Times New Roman" w:hAnsi="Times New Roman"/>
+          <w:b w:val="0"/>
+          <w:color w:val="000000"/>
+          <w:sz w:val="26"/>
+        </w:rPr>
+        <w:t xml:space="preserve"> tạo đối tượng. Dấu </w:t>
+      </w:r>
+      <w:r>
+        <w:rPr>
+          <w:rFonts w:ascii="Times New Roman" w:hAnsi="Times New Roman"/>
+          <w:b w:val="0"/>
+          <w:color w:val="000000"/>
+          <w:sz w:val="26"/>
+        </w:rPr>
+        <w:t>-&gt;</w:t>
+      </w:r>
+      <w:r>
+        <w:rPr>
+          <w:rFonts w:ascii="Times New Roman" w:hAnsi="Times New Roman"/>
+          <w:b w:val="0"/>
+          <w:color w:val="000000"/>
+          <w:sz w:val="26"/>
+        </w:rPr>
+        <w:t xml:space="preserve"> gọi phương thức của đối tượng. Biến </w:t>
+      </w:r>
+      <w:r>
+        <w:rPr>
+          <w:rFonts w:ascii="Times New Roman" w:hAnsi="Times New Roman"/>
+          <w:b w:val="0"/>
+          <w:color w:val="000000"/>
+          <w:sz w:val="26"/>
+        </w:rPr>
+        <w:t>$available</w:t>
+      </w:r>
+      <w:r>
+        <w:rPr>
+          <w:rFonts w:ascii="Times New Roman" w:hAnsi="Times New Roman"/>
+          <w:b w:val="0"/>
+          <w:color w:val="000000"/>
+          <w:sz w:val="26"/>
+        </w:rPr>
+        <w:t xml:space="preserve"> nhận kết quả Boolean, còn việc in chữ nằm ở </w:t>
+      </w:r>
+      <w:r>
+        <w:rPr>
+          <w:rFonts w:ascii="Times New Roman" w:hAnsi="Times New Roman"/>
+          <w:b w:val="0"/>
+          <w:color w:val="000000"/>
+          <w:sz w:val="26"/>
+        </w:rPr>
+        <w:t>demo.php</w:t>
+      </w:r>
+      <w:r>
+        <w:rPr>
+          <w:rFonts w:ascii="Times New Roman" w:hAnsi="Times New Roman"/>
+          <w:b w:val="0"/>
+          <w:color w:val="000000"/>
+          <w:sz w:val="26"/>
+        </w:rPr>
+        <w:t>, không nằm trong lớp nghiệp vụ.</w:t>
+      </w:r>
     </w:p>
     <w:p>
       <w:pPr>
@@ -3442,9 +2703,10 @@
         <w:rPr>
           <w:rFonts w:ascii="Times New Roman" w:hAnsi="Times New Roman"/>
           <w:b w:val="0"/>
+          <w:color w:val="000000"/>
           <w:sz w:val="26"/>
         </w:rPr>
-        <w:t>Dấu nháy kép giúp Bash coi đường dẫn có khoảng trắng là một đối số. Biến root xác định thư mục dự án từ vị trí script, vì vậy có thể chạy script từ thư mục khác.</w:t>
+        <w:t>Đây là ví dụ sử dụng require tối thiểu để tách tệp. Cách dùng nhiều tệp và tổ chức giao diện được học đầy đủ trong phần xử lý Form, không yêu cầu tự viết bộ tự nạp lớp lúc này.</w:t>
       </w:r>
     </w:p>
     <w:p>
@@ -3483,7 +2745,7 @@
           <w:color w:val="000000"/>
           <w:sz w:val="26"/>
         </w:rPr>
-        <w:t xml:space="preserve"> ] Chỉ ra biến fail, hàm check_tool, hai vòng lặp và điều kiện kết thúc.</w:t>
+        <w:t xml:space="preserve"> ] demo.php nạp đúng tệp và gọi canRegister của đối tượng đã tạo.</w:t>
       </w:r>
     </w:p>
     <w:p>
@@ -3499,7 +2761,7 @@
           <w:color w:val="000000"/>
           <w:sz w:val="26"/>
         </w:rPr>
-        <w:t>Bước 5. Chạy script và đọc kết quả</w:t>
+        <w:t>Bước 5. Chạy và thay đầu vào để thấy tác dụng</w:t>
       </w:r>
     </w:p>
     <w:p>
@@ -3517,7 +2779,7 @@
           <w:b w:val="0"/>
           <w:sz w:val="26"/>
         </w:rPr>
-        <w:t>bash scripts/check-env.sh</w:t>
+        <w:t>php -l src/CapacityPolicy.php</w:t>
       </w:r>
     </w:p>
     <w:p>
@@ -3533,7 +2795,7 @@
           <w:b w:val="0"/>
           <w:sz w:val="26"/>
         </w:rPr>
-        <w:t>echo "exit=$?"</w:t>
+        <w:t>php demo.php</w:t>
       </w:r>
     </w:p>
     <w:p>
@@ -3547,7 +2809,7 @@
           <w:color w:val="000000"/>
           <w:sz w:val="26"/>
         </w:rPr>
-        <w:t xml:space="preserve">Kết quả có </w:t>
+        <w:t xml:space="preserve">Lần đầu có </w:t>
       </w:r>
       <w:r>
         <w:rPr>
@@ -3556,7 +2818,7 @@
           <w:color w:val="000000"/>
           <w:sz w:val="26"/>
         </w:rPr>
-        <w:t>OK tool php</w:t>
+        <w:t>AVAILABLE</w:t>
       </w:r>
       <w:r>
         <w:rPr>
@@ -3565,7 +2827,7 @@
           <w:color w:val="000000"/>
           <w:sz w:val="26"/>
         </w:rPr>
-        <w:t xml:space="preserve">, </w:t>
+        <w:t xml:space="preserve">. Sửa duy nhất lời gọi thành </w:t>
       </w:r>
       <w:r>
         <w:rPr>
@@ -3574,7 +2836,7 @@
           <w:color w:val="000000"/>
           <w:sz w:val="26"/>
         </w:rPr>
-        <w:t>OK tool git</w:t>
+        <w:t>canRegister(10, 10)</w:t>
       </w:r>
       <w:r>
         <w:rPr>
@@ -3583,7 +2845,7 @@
           <w:color w:val="000000"/>
           <w:sz w:val="26"/>
         </w:rPr>
-        <w:t xml:space="preserve">, </w:t>
+        <w:t xml:space="preserve">, lưu </w:t>
       </w:r>
       <w:r>
         <w:rPr>
@@ -3592,7 +2854,7 @@
           <w:color w:val="000000"/>
           <w:sz w:val="26"/>
         </w:rPr>
-        <w:t>OK file README.md</w:t>
+        <w:t>demo.php</w:t>
       </w:r>
       <w:r>
         <w:rPr>
@@ -3601,7 +2863,7 @@
           <w:color w:val="000000"/>
           <w:sz w:val="26"/>
         </w:rPr>
-        <w:t xml:space="preserve">, </w:t>
+        <w:t xml:space="preserve">, chạy lại: có </w:t>
       </w:r>
       <w:r>
         <w:rPr>
@@ -3610,7 +2872,7 @@
           <w:color w:val="000000"/>
           <w:sz w:val="26"/>
         </w:rPr>
-        <w:t>OK file public/index.php</w:t>
+        <w:t>FULL</w:t>
       </w:r>
       <w:r>
         <w:rPr>
@@ -3619,7 +2881,7 @@
           <w:color w:val="000000"/>
           <w:sz w:val="26"/>
         </w:rPr>
-        <w:t xml:space="preserve">, </w:t>
+        <w:t xml:space="preserve">. Sửa về </w:t>
       </w:r>
       <w:r>
         <w:rPr>
@@ -3628,7 +2890,7 @@
           <w:color w:val="000000"/>
           <w:sz w:val="26"/>
         </w:rPr>
-        <w:t>CHECK_ENV=PASS</w:t>
+        <w:t>10,9</w:t>
       </w:r>
       <w:r>
         <w:rPr>
@@ -3637,92 +2899,7 @@
           <w:color w:val="000000"/>
           <w:sz w:val="26"/>
         </w:rPr>
-        <w:t xml:space="preserve"> và cuối cùng </w:t>
-      </w:r>
-      <w:r>
-        <w:rPr>
-          <w:rFonts w:ascii="Times New Roman" w:hAnsi="Times New Roman"/>
-          <w:b w:val="0"/>
-          <w:color w:val="000000"/>
-          <w:sz w:val="26"/>
-        </w:rPr>
-        <w:t>exit=0</w:t>
-      </w:r>
-      <w:r>
-        <w:rPr>
-          <w:rFonts w:ascii="Times New Roman" w:hAnsi="Times New Roman"/>
-          <w:b w:val="0"/>
-          <w:color w:val="000000"/>
-          <w:sz w:val="26"/>
-        </w:rPr>
-        <w:t>. Thông báo cú pháp PHP có đường dẫn riêng của máy bạn.</w:t>
-      </w:r>
-    </w:p>
-    <w:p>
-      <w:pPr>
-        <w:keepNext/>
-        <w:widowControl/>
-      </w:pPr>
-      <w:r>
-        <w:rPr>
-          <w:rFonts w:ascii="Times New Roman" w:hAnsi="Times New Roman"/>
-          <w:b w:val="0"/>
-          <w:color w:val="000000"/>
-          <w:sz w:val="26"/>
-        </w:rPr>
-        <w:t>Thử chạy từ thư mục khác:</w:t>
-      </w:r>
-    </w:p>
-    <w:p>
-      <w:pPr>
-        <w:keepNext/>
-        <w:keepLines/>
-        <w:widowControl/>
-        <w:spacing w:after="0" w:before="0" w:line="240" w:lineRule="auto"/>
-        <w:ind w:firstLine="0" w:left="142" w:right="85"/>
-        <w:jc w:val="left"/>
-      </w:pPr>
-      <w:r>
-        <w:rPr>
-          <w:rFonts w:ascii="Times New Roman" w:hAnsi="Times New Roman"/>
-          <w:b w:val="0"/>
-          <w:sz w:val="26"/>
-        </w:rPr>
-        <w:t>cd ..</w:t>
-      </w:r>
-    </w:p>
-    <w:p>
-      <w:pPr>
-        <w:keepNext w:val="0"/>
-        <w:keepLines/>
-        <w:widowControl/>
-        <w:spacing w:after="0" w:before="0" w:line="240" w:lineRule="auto"/>
-        <w:ind w:firstLine="0" w:left="142" w:right="85"/>
-        <w:jc w:val="left"/>
-      </w:pPr>
-      <w:r>
-        <w:rPr>
-          <w:rFonts w:ascii="Times New Roman" w:hAnsi="Times New Roman"/>
-          <w:b w:val="0"/>
-          <w:sz w:val="26"/>
-        </w:rPr>
-        <w:t>bash Ma_nguon/scripts/check-env.sh</w:t>
-      </w:r>
-    </w:p>
-    <w:p>
-      <w:pPr>
-        <w:widowControl/>
-        <w:spacing w:after="120" w:before="0" w:line="240" w:lineRule="auto"/>
-        <w:ind w:firstLine="0" w:left="142" w:right="85"/>
-        <w:jc w:val="left"/>
-      </w:pPr>
-      <w:r>
-        <w:rPr>
-          <w:rFonts w:ascii="Times New Roman" w:hAnsi="Times New Roman"/>
-          <w:b w:val="0"/>
-          <w:sz w:val="26"/>
-        </w:rPr>
-        <w:t>cd Ma_nguon</w:t>
+        <w:t xml:space="preserve"> trước khi đối chiếu với bản mẫu.</w:t>
       </w:r>
     </w:p>
     <w:p>
@@ -3733,28 +2910,9 @@
         <w:rPr>
           <w:rFonts w:ascii="Times New Roman" w:hAnsi="Times New Roman"/>
           <w:b w:val="0"/>
-          <w:color w:val="000000"/>
           <w:sz w:val="26"/>
         </w:rPr>
-        <w:t xml:space="preserve">Script vẫn tìm được tệp vì dùng </w:t>
-      </w:r>
-      <w:r>
-        <w:rPr>
-          <w:rFonts w:ascii="Times New Roman" w:hAnsi="Times New Roman"/>
-          <w:b w:val="0"/>
-          <w:color w:val="000000"/>
-          <w:sz w:val="26"/>
-        </w:rPr>
-        <w:t>root</w:t>
-      </w:r>
-      <w:r>
-        <w:rPr>
-          <w:rFonts w:ascii="Times New Roman" w:hAnsi="Times New Roman"/>
-          <w:b w:val="0"/>
-          <w:color w:val="000000"/>
-          <w:sz w:val="26"/>
-        </w:rPr>
-        <w:t>. Đây là lý do không nên viết mọi đường dẫn phụ thuộc vào nơi người dùng đang đứng.</w:t>
+        <w:t>Thử các cặp (10, 11), (0, 0), (10, -1); cả ba đều không được đăng ký. Lập bảng ghi dữ liệu đầu vào, kết quả yêu cầu và kết quả thực tế.</w:t>
       </w:r>
     </w:p>
     <w:p>
@@ -3781,19 +2939,9 @@
         <w:rPr>
           <w:rFonts w:ascii="Times New Roman" w:hAnsi="Times New Roman"/>
           <w:b w:val="0"/>
-          <w:color w:val="000000"/>
           <w:sz w:val="26"/>
         </w:rPr>
-        <w:t>[</w:t>
-      </w:r>
-      <w:r>
-        <w:rPr>
-          <w:rFonts w:ascii="Times New Roman" w:hAnsi="Times New Roman"/>
-          <w:b w:val="0"/>
-          <w:color w:val="000000"/>
-          <w:sz w:val="26"/>
-        </w:rPr>
-        <w:t xml:space="preserve"> ] Chạy từ thư mục cha vẫn tìm được README và public/index.php.</w:t>
+        <w:t>[ ] Khi thay dữ liệu đầu vào, chương trình trả kết quả phù hợp với quy tắc đã xác định.</w:t>
       </w:r>
     </w:p>
     <w:p>
@@ -3809,111 +2957,7 @@
           <w:color w:val="000000"/>
           <w:sz w:val="26"/>
         </w:rPr>
-        <w:t>Bước 6. Tạo lỗi có kiểm soát rồi khôi phục</w:t>
-      </w:r>
-    </w:p>
-    <w:p>
-      <w:pPr>
-        <w:keepNext/>
-        <w:widowControl/>
-      </w:pPr>
-      <w:r>
-        <w:rPr>
-          <w:rFonts w:ascii="Times New Roman" w:hAnsi="Times New Roman"/>
-          <w:b w:val="0"/>
-          <w:sz w:val="26"/>
-        </w:rPr>
-        <w:t>Thực hiện tại thư mục Ma_nguon của bài:</w:t>
-      </w:r>
-    </w:p>
-    <w:p>
-      <w:pPr>
-        <w:keepNext/>
-        <w:keepLines/>
-        <w:widowControl/>
-        <w:spacing w:after="0" w:before="0" w:line="240" w:lineRule="auto"/>
-        <w:ind w:firstLine="0" w:left="142" w:right="85"/>
-        <w:jc w:val="left"/>
-      </w:pPr>
-      <w:r>
-        <w:rPr>
-          <w:rFonts w:ascii="Times New Roman" w:hAnsi="Times New Roman"/>
-          <w:b w:val="0"/>
-          <w:sz w:val="26"/>
-        </w:rPr>
-        <w:t>mv README.md README.backup</w:t>
-      </w:r>
-    </w:p>
-    <w:p>
-      <w:pPr>
-        <w:keepNext/>
-        <w:keepLines/>
-        <w:widowControl/>
-        <w:spacing w:after="0" w:before="0" w:line="240" w:lineRule="auto"/>
-        <w:ind w:firstLine="0" w:left="142" w:right="85"/>
-        <w:jc w:val="left"/>
-      </w:pPr>
-      <w:r>
-        <w:rPr>
-          <w:rFonts w:ascii="Times New Roman" w:hAnsi="Times New Roman"/>
-          <w:b w:val="0"/>
-          <w:sz w:val="26"/>
-        </w:rPr>
-        <w:t>bash scripts/check-env.sh</w:t>
-      </w:r>
-    </w:p>
-    <w:p>
-      <w:pPr>
-        <w:keepNext/>
-        <w:keepLines/>
-        <w:widowControl/>
-        <w:spacing w:after="0" w:before="0" w:line="240" w:lineRule="auto"/>
-        <w:ind w:firstLine="0" w:left="142" w:right="85"/>
-        <w:jc w:val="left"/>
-      </w:pPr>
-      <w:r>
-        <w:rPr>
-          <w:rFonts w:ascii="Times New Roman" w:hAnsi="Times New Roman"/>
-          <w:b w:val="0"/>
-          <w:sz w:val="26"/>
-        </w:rPr>
-        <w:t>echo "exit=$?"</w:t>
-      </w:r>
-    </w:p>
-    <w:p>
-      <w:pPr>
-        <w:keepNext/>
-        <w:keepLines/>
-        <w:widowControl/>
-        <w:spacing w:after="0" w:before="0" w:line="240" w:lineRule="auto"/>
-        <w:ind w:firstLine="0" w:left="142" w:right="85"/>
-        <w:jc w:val="left"/>
-      </w:pPr>
-      <w:r>
-        <w:rPr>
-          <w:rFonts w:ascii="Times New Roman" w:hAnsi="Times New Roman"/>
-          <w:b w:val="0"/>
-          <w:sz w:val="26"/>
-        </w:rPr>
-        <w:t>mv README.backup README.md</w:t>
-      </w:r>
-    </w:p>
-    <w:p>
-      <w:pPr>
-        <w:keepNext w:val="0"/>
-        <w:keepLines/>
-        <w:widowControl/>
-        <w:spacing w:after="0" w:before="0" w:line="240" w:lineRule="auto"/>
-        <w:ind w:firstLine="0" w:left="142" w:right="85"/>
-        <w:jc w:val="left"/>
-      </w:pPr>
-      <w:r>
-        <w:rPr>
-          <w:rFonts w:ascii="Times New Roman" w:hAnsi="Times New Roman"/>
-          <w:b w:val="0"/>
-          <w:sz w:val="26"/>
-        </w:rPr>
-        <w:t>bash scripts/check-env.sh</w:t>
+        <w:t>Bước 6. Dùng bộ kiểm thử đã cấp</w:t>
       </w:r>
     </w:p>
     <w:p>
@@ -3929,7 +2973,20 @@
           <w:b w:val="0"/>
           <w:sz w:val="26"/>
         </w:rPr>
-        <w:t>echo "exit=$?"</w:t>
+        <w:t>php tests/run.php</w:t>
+      </w:r>
+    </w:p>
+    <w:p>
+      <w:pPr>
+        <w:widowControl/>
+      </w:pPr>
+      <w:r>
+        <w:rPr>
+          <w:rFonts w:ascii="Times New Roman" w:hAnsi="Times New Roman"/>
+          <w:b w:val="0"/>
+          <w:sz w:val="26"/>
+        </w:rPr>
+        <w:t>Mở tests/run.php và đọc các lời gọi same(...). Hàm so sánh kết quả của chương trình với giá trị yêu cầu; nhãn của ca kiểm thử giúp xác định trường hợp sai. Giữ nguyên các giá trị yêu cầu khi sửa chương trình.</w:t>
       </w:r>
     </w:p>
     <w:p>
@@ -3943,7 +3000,7 @@
           <w:color w:val="000000"/>
           <w:sz w:val="26"/>
         </w:rPr>
-        <w:t xml:space="preserve">Lần thiếu tệp có </w:t>
+        <w:t xml:space="preserve">Thử tạm đổi </w:t>
       </w:r>
       <w:r>
         <w:rPr>
@@ -3952,7 +3009,7 @@
           <w:color w:val="000000"/>
           <w:sz w:val="26"/>
         </w:rPr>
-        <w:t>MISSING file README.md</w:t>
+        <w:t>&lt;</w:t>
       </w:r>
       <w:r>
         <w:rPr>
@@ -3961,7 +3018,7 @@
           <w:color w:val="000000"/>
           <w:sz w:val="26"/>
         </w:rPr>
-        <w:t xml:space="preserve"> và mã </w:t>
+        <w:t xml:space="preserve"> thành </w:t>
       </w:r>
       <w:r>
         <w:rPr>
@@ -3970,7 +3027,7 @@
           <w:color w:val="000000"/>
           <w:sz w:val="26"/>
         </w:rPr>
-        <w:t>2</w:t>
+        <w:t>&lt;=</w:t>
       </w:r>
       <w:r>
         <w:rPr>
@@ -3979,7 +3036,7 @@
           <w:color w:val="000000"/>
           <w:sz w:val="26"/>
         </w:rPr>
-        <w:t xml:space="preserve">. Sau khi đổi tên trở lại, kết quả là </w:t>
+        <w:t xml:space="preserve"> trong lớp rồi chạy test: ca sức chứa bằng số đã đăng ký phải bị phát hiện. Khôi phục </w:t>
       </w:r>
       <w:r>
         <w:rPr>
@@ -3988,7 +3045,7 @@
           <w:color w:val="000000"/>
           <w:sz w:val="26"/>
         </w:rPr>
-        <w:t>CHECK_ENV=PASS</w:t>
+        <w:t>&lt;</w:t>
       </w:r>
       <w:r>
         <w:rPr>
@@ -3997,43 +3054,7 @@
           <w:color w:val="000000"/>
           <w:sz w:val="26"/>
         </w:rPr>
-        <w:t xml:space="preserve"> và mã </w:t>
-      </w:r>
-      <w:r>
-        <w:rPr>
-          <w:rFonts w:ascii="Times New Roman" w:hAnsi="Times New Roman"/>
-          <w:b w:val="0"/>
-          <w:color w:val="000000"/>
-          <w:sz w:val="26"/>
-        </w:rPr>
-        <w:t>0</w:t>
-      </w:r>
-      <w:r>
-        <w:rPr>
-          <w:rFonts w:ascii="Times New Roman" w:hAnsi="Times New Roman"/>
-          <w:b w:val="0"/>
-          <w:color w:val="000000"/>
-          <w:sz w:val="26"/>
-        </w:rPr>
-        <w:t xml:space="preserve">. Không dùng </w:t>
-      </w:r>
-      <w:r>
-        <w:rPr>
-          <w:rFonts w:ascii="Times New Roman" w:hAnsi="Times New Roman"/>
-          <w:b w:val="0"/>
-          <w:color w:val="000000"/>
-          <w:sz w:val="26"/>
-        </w:rPr>
-        <w:t>rm</w:t>
-      </w:r>
-      <w:r>
-        <w:rPr>
-          <w:rFonts w:ascii="Times New Roman" w:hAnsi="Times New Roman"/>
-          <w:b w:val="0"/>
-          <w:color w:val="000000"/>
-          <w:sz w:val="26"/>
-        </w:rPr>
-        <w:t xml:space="preserve"> để xóa tài liệu gốc.</w:t>
+        <w:t xml:space="preserve"> và chạy lại. Đây là kiểm thử hồi quy: giúp lần sửa sau không làm hỏng hành vi cũ.</w:t>
       </w:r>
     </w:p>
     <w:p>
@@ -4072,96 +3093,12 @@
           <w:color w:val="000000"/>
           <w:sz w:val="26"/>
         </w:rPr>
-        <w:t xml:space="preserve"> ] Đổi tên README báo mã 2; khôi phục báo mã 0, không mất tệp.</w:t>
-      </w:r>
-    </w:p>
-    <w:p>
-      <w:pPr>
-        <w:pStyle w:val="Heading3"/>
-        <w:keepNext/>
-        <w:widowControl/>
-      </w:pPr>
-      <w:r>
-        <w:rPr>
-          <w:rFonts w:ascii="Times New Roman" w:hAnsi="Times New Roman"/>
-          <w:b/>
-          <w:color w:val="000000"/>
-          <w:sz w:val="26"/>
-        </w:rPr>
-        <w:t>Bước 7. Khởi chạy lại phần mềm</w:t>
-      </w:r>
-    </w:p>
-    <w:p>
-      <w:pPr>
-        <w:widowControl/>
-        <w:spacing w:after="120" w:before="0" w:line="240" w:lineRule="auto"/>
-        <w:ind w:firstLine="0" w:left="142" w:right="85"/>
-        <w:jc w:val="left"/>
-      </w:pPr>
-      <w:r>
-        <w:rPr>
-          <w:rFonts w:ascii="Times New Roman" w:hAnsi="Times New Roman"/>
-          <w:b w:val="0"/>
-          <w:sz w:val="26"/>
-        </w:rPr>
-        <w:t>bash lab.sh run</w:t>
-      </w:r>
-    </w:p>
-    <w:p>
-      <w:pPr>
-        <w:widowControl/>
-      </w:pPr>
-      <w:r>
-        <w:rPr>
-          <w:rFonts w:ascii="Times New Roman" w:hAnsi="Times New Roman"/>
-          <w:b w:val="0"/>
-          <w:sz w:val="26"/>
-        </w:rPr>
-        <w:t>Mở lại trang trong trình duyệt để kiểm tra ứng dụng. Script scripts/check-env.sh là phần sinh viên thực hiện; lab.sh run chỉ hỗ trợ khởi chạy máy chủ. Nhấn Ctrl+C để dừng máy chủ trước khi chuyển nội dung.</w:t>
-      </w:r>
-    </w:p>
-    <w:p>
-      <w:pPr>
-        <w:keepNext/>
-        <w:widowControl/>
-      </w:pPr>
-      <w:r>
-        <w:rPr>
-          <w:rFonts w:ascii="Times New Roman" w:hAnsi="Times New Roman"/>
-          <w:b w:val="0"/>
-          <w:sz w:val="26"/>
-        </w:rPr>
-        <w:t>Kiểm tra kết quả bước 7:</w:t>
-      </w:r>
-    </w:p>
-    <w:p>
-      <w:pPr>
-        <w:widowControl/>
-        <w:ind w:firstLine="0" w:left="0"/>
-        <w:jc w:val="left"/>
-      </w:pPr>
-      <w:r>
-        <w:rPr>
-          <w:rFonts w:ascii="Times New Roman" w:hAnsi="Times New Roman"/>
-          <w:b w:val="0"/>
-          <w:color w:val="000000"/>
-          <w:sz w:val="26"/>
-        </w:rPr>
-        <w:t>[</w:t>
-      </w:r>
-      <w:r>
-        <w:rPr>
-          <w:rFonts w:ascii="Times New Roman" w:hAnsi="Times New Roman"/>
-          <w:b w:val="0"/>
-          <w:color w:val="000000"/>
-          <w:sz w:val="26"/>
-        </w:rPr>
-        <w:t xml:space="preserve"> ] Trình duyệt tại cổng 8101 hiện trang mẫu; biết dừng máy chủ bằng Ctrl+C.</w:t>
+        <w:t xml:space="preserve"> ] Năm ca cơ bản đạt; giải thích được ca đầy chỗ và ca sức chứa sai.</w:t>
       </w:r>
     </w:p>
     <w:p>
       <w:r>
-        <w:t>Kết quả sau phần hướng dẫn: bash lab.sh test: có CHECK_ENV=PASS, mã thoát 0. Trang mẫu ở cổng 8101.</w:t>
+        <w:t>Kết quả sau phần hướng dẫn: bash lab.sh run: AVAILABLE với (10, 9). bash lab.sh test: TESTS=5 FAILED=0.</w:t>
       </w:r>
     </w:p>
     <w:p>
@@ -4250,7 +3187,7 @@
                 <w:color w:val="000000"/>
                 <w:sz w:val="26"/>
               </w:rPr>
-              <w:t>Kiểm tra và cách sửa</w:t>
+              <w:t>Nguyên nhân thường gặp và cách kiểm tra</w:t>
             </w:r>
           </w:p>
         </w:tc>
@@ -4281,7 +3218,7 @@
                 <w:color w:val="000000"/>
                 <w:sz w:val="26"/>
               </w:rPr>
-              <w:t>No such file or directory</w:t>
+              <w:t>Class ... not found</w:t>
             </w:r>
           </w:p>
         </w:tc>
@@ -4307,7 +3244,25 @@
                 <w:color w:val="000000"/>
                 <w:sz w:val="26"/>
               </w:rPr>
-              <w:t>Chạy pwd, ls; bảo đảm đứng ở Ma_nguon, không phải thư mục Sinh_vien.</w:t>
+              <w:t xml:space="preserve">Kiểm tra tên lớp, tên tệp và đường dẫn </w:t>
+            </w:r>
+            <w:r>
+              <w:rPr>
+                <w:rFonts w:ascii="Times New Roman" w:hAnsi="Times New Roman"/>
+                <w:b w:val="0"/>
+                <w:color w:val="000000"/>
+                <w:sz w:val="26"/>
+              </w:rPr>
+              <w:t>require</w:t>
+            </w:r>
+            <w:r>
+              <w:rPr>
+                <w:rFonts w:ascii="Times New Roman" w:hAnsi="Times New Roman"/>
+                <w:b w:val="0"/>
+                <w:color w:val="000000"/>
+                <w:sz w:val="26"/>
+              </w:rPr>
+              <w:t>.</w:t>
             </w:r>
           </w:p>
         </w:tc>
@@ -4338,7 +3293,7 @@
                 <w:color w:val="000000"/>
                 <w:sz w:val="26"/>
               </w:rPr>
-              <w:t>php: command not found</w:t>
+              <w:t>Failed opening required</w:t>
             </w:r>
           </w:p>
         </w:tc>
@@ -4364,7 +3319,34 @@
                 <w:color w:val="000000"/>
                 <w:sz w:val="26"/>
               </w:rPr>
-              <w:t>Thực hiện phần cài công cụ trong mục I của bài này; không sửa script để bỏ qua điều kiện thiếu PHP.</w:t>
+              <w:t>CapacityPolicy.php</w:t>
+            </w:r>
+            <w:r>
+              <w:rPr>
+                <w:rFonts w:ascii="Times New Roman" w:hAnsi="Times New Roman"/>
+                <w:b w:val="0"/>
+                <w:color w:val="000000"/>
+                <w:sz w:val="26"/>
+              </w:rPr>
+              <w:t xml:space="preserve"> có ở đúng </w:t>
+            </w:r>
+            <w:r>
+              <w:rPr>
+                <w:rFonts w:ascii="Times New Roman" w:hAnsi="Times New Roman"/>
+                <w:b w:val="0"/>
+                <w:color w:val="000000"/>
+                <w:sz w:val="26"/>
+              </w:rPr>
+              <w:t>src</w:t>
+            </w:r>
+            <w:r>
+              <w:rPr>
+                <w:rFonts w:ascii="Times New Roman" w:hAnsi="Times New Roman"/>
+                <w:b w:val="0"/>
+                <w:color w:val="000000"/>
+                <w:sz w:val="26"/>
+              </w:rPr>
+              <w:t xml:space="preserve"> không? Kiểm tra tên chữ hoa/chữ thường trên Linux.</w:t>
             </w:r>
           </w:p>
         </w:tc>
@@ -4395,34 +3377,7 @@
                 <w:color w:val="000000"/>
                 <w:sz w:val="26"/>
               </w:rPr>
-              <w:t xml:space="preserve">Tệp báo </w:t>
-            </w:r>
-            <w:r>
-              <w:rPr>
-                <w:rFonts w:ascii="Times New Roman" w:hAnsi="Times New Roman"/>
-                <w:b w:val="0"/>
-                <w:color w:val="000000"/>
-                <w:sz w:val="26"/>
-              </w:rPr>
-              <w:t>bad interpreter</w:t>
-            </w:r>
-            <w:r>
-              <w:rPr>
-                <w:rFonts w:ascii="Times New Roman" w:hAnsi="Times New Roman"/>
-                <w:b w:val="0"/>
-                <w:color w:val="000000"/>
-                <w:sz w:val="26"/>
-              </w:rPr>
-              <w:t xml:space="preserve"> hoặc chứa ký tự </w:t>
-            </w:r>
-            <w:r>
-              <w:rPr>
-                <w:rFonts w:ascii="Times New Roman" w:hAnsi="Times New Roman"/>
-                <w:b w:val="0"/>
-                <w:color w:val="000000"/>
-                <w:sz w:val="26"/>
-              </w:rPr>
-              <w:t>^M</w:t>
+              <w:t>Parse error</w:t>
             </w:r>
           </w:p>
         </w:tc>
@@ -4448,7 +3403,61 @@
                 <w:color w:val="000000"/>
                 <w:sz w:val="26"/>
               </w:rPr>
-              <w:t>Đổi kiểu xuống dòng từ CRLF sang LF trong trình soạn thảo, rồi lưu lại.</w:t>
+              <w:t xml:space="preserve">Kiểm tra dấu </w:t>
+            </w:r>
+            <w:r>
+              <w:rPr>
+                <w:rFonts w:ascii="Times New Roman" w:hAnsi="Times New Roman"/>
+                <w:b w:val="0"/>
+                <w:color w:val="000000"/>
+                <w:sz w:val="26"/>
+              </w:rPr>
+              <w:t>;</w:t>
+            </w:r>
+            <w:r>
+              <w:rPr>
+                <w:rFonts w:ascii="Times New Roman" w:hAnsi="Times New Roman"/>
+                <w:b w:val="0"/>
+                <w:color w:val="000000"/>
+                <w:sz w:val="26"/>
+              </w:rPr>
+              <w:t xml:space="preserve">, </w:t>
+            </w:r>
+            <w:r>
+              <w:rPr>
+                <w:rFonts w:ascii="Times New Roman" w:hAnsi="Times New Roman"/>
+                <w:b w:val="0"/>
+                <w:color w:val="000000"/>
+                <w:sz w:val="26"/>
+              </w:rPr>
+              <w:t>{}</w:t>
+            </w:r>
+            <w:r>
+              <w:rPr>
+                <w:rFonts w:ascii="Times New Roman" w:hAnsi="Times New Roman"/>
+                <w:b w:val="0"/>
+                <w:color w:val="000000"/>
+                <w:sz w:val="26"/>
+              </w:rPr>
+              <w:t xml:space="preserve">, tên phương thức; chạy </w:t>
+            </w:r>
+            <w:r>
+              <w:rPr>
+                <w:rFonts w:ascii="Times New Roman" w:hAnsi="Times New Roman"/>
+                <w:b w:val="0"/>
+                <w:color w:val="000000"/>
+                <w:sz w:val="26"/>
+              </w:rPr>
+              <w:t>php -l</w:t>
+            </w:r>
+            <w:r>
+              <w:rPr>
+                <w:rFonts w:ascii="Times New Roman" w:hAnsi="Times New Roman"/>
+                <w:b w:val="0"/>
+                <w:color w:val="000000"/>
+                <w:sz w:val="26"/>
+              </w:rPr>
+              <w:t xml:space="preserve"> trước.</w:t>
             </w:r>
           </w:p>
         </w:tc>
@@ -4479,7 +3488,7 @@
                 <w:color w:val="000000"/>
                 <w:sz w:val="26"/>
               </w:rPr>
-              <w:t>Trình duyệt báo không kết nối</w:t>
+              <w:t>Đủ chỗ vẫn được đăng ký</w:t>
             </w:r>
           </w:p>
         </w:tc>
@@ -4505,7 +3514,61 @@
                 <w:color w:val="000000"/>
                 <w:sz w:val="26"/>
               </w:rPr>
-              <w:t>Giữ terminal máy chủ đang chạy; kiểm tra đúng địa chỉ và cổng.</w:t>
+              <w:t xml:space="preserve">Bạn có viết </w:t>
+            </w:r>
+            <w:r>
+              <w:rPr>
+                <w:rFonts w:ascii="Times New Roman" w:hAnsi="Times New Roman"/>
+                <w:b w:val="0"/>
+                <w:color w:val="000000"/>
+                <w:sz w:val="26"/>
+              </w:rPr>
+              <w:t>&lt;=</w:t>
+            </w:r>
+            <w:r>
+              <w:rPr>
+                <w:rFonts w:ascii="Times New Roman" w:hAnsi="Times New Roman"/>
+                <w:b w:val="0"/>
+                <w:color w:val="000000"/>
+                <w:sz w:val="26"/>
+              </w:rPr>
+              <w:t xml:space="preserve"> thay vì </w:t>
+            </w:r>
+            <w:r>
+              <w:rPr>
+                <w:rFonts w:ascii="Times New Roman" w:hAnsi="Times New Roman"/>
+                <w:b w:val="0"/>
+                <w:color w:val="000000"/>
+                <w:sz w:val="26"/>
+              </w:rPr>
+              <w:t>&lt;</w:t>
+            </w:r>
+            <w:r>
+              <w:rPr>
+                <w:rFonts w:ascii="Times New Roman" w:hAnsi="Times New Roman"/>
+                <w:b w:val="0"/>
+                <w:color w:val="000000"/>
+                <w:sz w:val="26"/>
+              </w:rPr>
+              <w:t xml:space="preserve"> không? Chạy ca </w:t>
+            </w:r>
+            <w:r>
+              <w:rPr>
+                <w:rFonts w:ascii="Times New Roman" w:hAnsi="Times New Roman"/>
+                <w:b w:val="0"/>
+                <w:color w:val="000000"/>
+                <w:sz w:val="26"/>
+              </w:rPr>
+              <w:t>10,10</w:t>
+            </w:r>
+            <w:r>
+              <w:rPr>
+                <w:rFonts w:ascii="Times New Roman" w:hAnsi="Times New Roman"/>
+                <w:b w:val="0"/>
+                <w:color w:val="000000"/>
+                <w:sz w:val="26"/>
+              </w:rPr>
+              <w:t>.</w:t>
             </w:r>
           </w:p>
         </w:tc>
@@ -4536,7 +3599,7 @@
                 <w:color w:val="000000"/>
                 <w:sz w:val="26"/>
               </w:rPr>
-              <w:t>Address already in use</w:t>
+              <w:t>Chương trình in chữ nhưng test sai</w:t>
             </w:r>
           </w:p>
         </w:tc>
@@ -4562,7 +3625,43 @@
                 <w:color w:val="000000"/>
                 <w:sz w:val="26"/>
               </w:rPr>
-              <w:t>Dừng máy chủ cũ bằng Ctrl+C. Không chạy hai bản mẫu và bài làm cùng cổng.</w:t>
+              <w:t xml:space="preserve">Không viết </w:t>
+            </w:r>
+            <w:r>
+              <w:rPr>
+                <w:rFonts w:ascii="Times New Roman" w:hAnsi="Times New Roman"/>
+                <w:b w:val="0"/>
+                <w:color w:val="000000"/>
+                <w:sz w:val="26"/>
+              </w:rPr>
+              <w:t>echo</w:t>
+            </w:r>
+            <w:r>
+              <w:rPr>
+                <w:rFonts w:ascii="Times New Roman" w:hAnsi="Times New Roman"/>
+                <w:b w:val="0"/>
+                <w:color w:val="000000"/>
+                <w:sz w:val="26"/>
+              </w:rPr>
+              <w:t xml:space="preserve"> thay cho </w:t>
+            </w:r>
+            <w:r>
+              <w:rPr>
+                <w:rFonts w:ascii="Times New Roman" w:hAnsi="Times New Roman"/>
+                <w:b w:val="0"/>
+                <w:color w:val="000000"/>
+                <w:sz w:val="26"/>
+              </w:rPr>
+              <w:t>return</w:t>
+            </w:r>
+            <w:r>
+              <w:rPr>
+                <w:rFonts w:ascii="Times New Roman" w:hAnsi="Times New Roman"/>
+                <w:b w:val="0"/>
+                <w:color w:val="000000"/>
+                <w:sz w:val="26"/>
+              </w:rPr>
+              <w:t xml:space="preserve"> trong phương thức; test cần giá trị Boolean.</w:t>
             </w:r>
           </w:p>
         </w:tc>
@@ -4586,20 +3685,7 @@
           <w:b/>
           <w:sz w:val="26"/>
         </w:rPr>
-        <w:t>VI. BÀI TẬP MỞ RỘNG: KIỂM TRA NHIỀU TỆP PHP</w:t>
-      </w:r>
-    </w:p>
-    <w:p>
-      <w:pPr>
-        <w:widowControl/>
-      </w:pPr>
-      <w:r>
-        <w:rPr>
-          <w:rFonts w:ascii="Times New Roman" w:hAnsi="Times New Roman"/>
-          <w:b w:val="0"/>
-          <w:sz w:val="26"/>
-        </w:rPr>
-        <w:t>Viết script kiểm tra cú pháp tất cả tệp PHP trong một thư mục, kể cả các thư mục con. Vận dụng cách kiểm tra công cụ, điều kiện và vòng lặp đã thực hiện trong bài mẫu.</w:t>
+        <w:t>VI. BÀI TẬP MỞ RỘNG: BA TRẠNG THÁI ĐĂNG KÝ</w:t>
       </w:r>
     </w:p>
     <w:p>
@@ -4614,7 +3700,61 @@
           <w:color w:val="000000"/>
           <w:sz w:val="26"/>
         </w:rPr>
-        <w:t>Không đổi thư mục. Bài mở rộng dùng thêm một tệp và bộ kiểm thử ngay trong dự án:</w:t>
+        <w:t xml:space="preserve">Yêu cầu mới: sự kiện có thể đang đóng và có thể bật danh sách chờ. Mỗi yêu cầu đăng ký cần nhận một trong ba kết quả: </w:t>
+      </w:r>
+      <w:r>
+        <w:rPr>
+          <w:rFonts w:ascii="Times New Roman" w:hAnsi="Times New Roman"/>
+          <w:b w:val="0"/>
+          <w:color w:val="000000"/>
+          <w:sz w:val="26"/>
+        </w:rPr>
+        <w:t>confirmed</w:t>
+      </w:r>
+      <w:r>
+        <w:rPr>
+          <w:rFonts w:ascii="Times New Roman" w:hAnsi="Times New Roman"/>
+          <w:b w:val="0"/>
+          <w:color w:val="000000"/>
+          <w:sz w:val="26"/>
+        </w:rPr>
+        <w:t xml:space="preserve"> (xác nhận), </w:t>
+      </w:r>
+      <w:r>
+        <w:rPr>
+          <w:rFonts w:ascii="Times New Roman" w:hAnsi="Times New Roman"/>
+          <w:b w:val="0"/>
+          <w:color w:val="000000"/>
+          <w:sz w:val="26"/>
+        </w:rPr>
+        <w:t>waiting</w:t>
+      </w:r>
+      <w:r>
+        <w:rPr>
+          <w:rFonts w:ascii="Times New Roman" w:hAnsi="Times New Roman"/>
+          <w:b w:val="0"/>
+          <w:color w:val="000000"/>
+          <w:sz w:val="26"/>
+        </w:rPr>
+        <w:t xml:space="preserve"> (chờ), </w:t>
+      </w:r>
+      <w:r>
+        <w:rPr>
+          <w:rFonts w:ascii="Times New Roman" w:hAnsi="Times New Roman"/>
+          <w:b w:val="0"/>
+          <w:color w:val="000000"/>
+          <w:sz w:val="26"/>
+        </w:rPr>
+        <w:t>rejected</w:t>
+      </w:r>
+      <w:r>
+        <w:rPr>
+          <w:rFonts w:ascii="Times New Roman" w:hAnsi="Times New Roman"/>
+          <w:b w:val="0"/>
+          <w:color w:val="000000"/>
+          <w:sz w:val="26"/>
+        </w:rPr>
+        <w:t xml:space="preserve"> (từ chối).</w:t>
       </w:r>
     </w:p>
     <w:p>
@@ -4661,7 +3801,7 @@
           <w:b w:val="0"/>
           <w:sz w:val="26"/>
         </w:rPr>
-        <w:t>Mở scripts/scan-source.sh và hoàn thiện ba vị trí TODO: kiểm tra đầu vào, đếm tệp đúng/sai cú pháp và trả kết quả tổng hợp. Phần tìm tệp, xử lý tên có khoảng trắng và dọn tệp tạm đã được cung cấp.</w:t>
+        <w:t>Mở src/RegistrationPolicy.php, giữ tên và tham số của phương thức đã cấp; tự viết phần thân decide.</w:t>
       </w:r>
     </w:p>
     <w:tbl>
@@ -4709,7 +3849,7 @@
                 <w:color w:val="000000"/>
                 <w:sz w:val="26"/>
               </w:rPr>
-              <w:t>Đầu vào kiểm thử</w:t>
+              <w:t>Điều kiện</w:t>
             </w:r>
           </w:p>
         </w:tc>
@@ -4731,6 +3871,8 @@
             <w:r>
               <w:rPr>
                 <w:rFonts w:ascii="Times New Roman" w:hAnsi="Times New Roman"/>
+                <w:b/>
+                <w:color w:val="000000"/>
                 <w:sz w:val="26"/>
               </w:rPr>
               <w:t>Kết quả yêu cầu</w:t>
@@ -4764,7 +3906,7 @@
                 <w:color w:val="000000"/>
                 <w:sz w:val="26"/>
               </w:rPr>
-              <w:t>Hai tệp đúng, một tên đường dẫn có khoảng trắng</w:t>
+              <w:t>Sức chứa ≤ 0, số đã đăng ký &lt; 0 hoặc &gt; sức chứa</w:t>
             </w:r>
           </w:p>
         </w:tc>
@@ -4790,7 +3932,7 @@
                 <w:color w:val="000000"/>
                 <w:sz w:val="26"/>
               </w:rPr>
-              <w:t>TOTAL=2 PASS=2 FAIL=0</w:t>
+              <w:t>rejected</w:t>
             </w:r>
             <w:r>
               <w:rPr>
@@ -4799,7 +3941,7 @@
                 <w:color w:val="000000"/>
                 <w:sz w:val="26"/>
               </w:rPr>
-              <w:t>, mã 0.</w:t>
+              <w:t>.</w:t>
             </w:r>
           </w:p>
         </w:tc>
@@ -4830,7 +3972,7 @@
                 <w:color w:val="000000"/>
                 <w:sz w:val="26"/>
               </w:rPr>
-              <w:t>Ba tệp, trong đó một tệp sai cú pháp</w:t>
+              <w:t>Dữ liệu hợp lệ nhưng sự kiện đóng</w:t>
             </w:r>
           </w:p>
         </w:tc>
@@ -4856,7 +3998,7 @@
                 <w:color w:val="000000"/>
                 <w:sz w:val="26"/>
               </w:rPr>
-              <w:t xml:space="preserve">Kiểm tra đủ ba tệp; </w:t>
+              <w:t>rejected</w:t>
             </w:r>
             <w:r>
               <w:rPr>
@@ -4865,16 +4007,7 @@
                 <w:color w:val="000000"/>
                 <w:sz w:val="26"/>
               </w:rPr>
-              <w:t>TOTAL=3 PASS=2 FAIL=1</w:t>
-            </w:r>
-            <w:r>
-              <w:rPr>
-                <w:rFonts w:ascii="Times New Roman" w:hAnsi="Times New Roman"/>
-                <w:b w:val="0"/>
-                <w:color w:val="000000"/>
-                <w:sz w:val="26"/>
-              </w:rPr>
-              <w:t>, mã 1.</w:t>
+              <w:t>, kể cả vẫn còn chỗ.</w:t>
             </w:r>
           </w:p>
         </w:tc>
@@ -4905,7 +4038,7 @@
                 <w:color w:val="000000"/>
                 <w:sz w:val="26"/>
               </w:rPr>
-              <w:t>Thư mục không tồn tại</w:t>
+              <w:t>Sự kiện mở và còn chỗ</w:t>
             </w:r>
           </w:p>
         </w:tc>
@@ -4931,7 +4064,16 @@
                 <w:color w:val="000000"/>
                 <w:sz w:val="26"/>
               </w:rPr>
-              <w:t>Báo lỗi và mã 2.</w:t>
+              <w:t>confirmed</w:t>
+            </w:r>
+            <w:r>
+              <w:rPr>
+                <w:rFonts w:ascii="Times New Roman" w:hAnsi="Times New Roman"/>
+                <w:b w:val="0"/>
+                <w:color w:val="000000"/>
+                <w:sz w:val="26"/>
+              </w:rPr>
+              <w:t>.</w:t>
             </w:r>
           </w:p>
         </w:tc>
@@ -4962,7 +4104,7 @@
                 <w:color w:val="000000"/>
                 <w:sz w:val="26"/>
               </w:rPr>
-              <w:t>Thư mục không có tệp PHP</w:t>
+              <w:t>Sự kiện mở, hết chỗ, có danh sách chờ</w:t>
             </w:r>
           </w:p>
         </w:tc>
@@ -4988,7 +4130,82 @@
                 <w:color w:val="000000"/>
                 <w:sz w:val="26"/>
               </w:rPr>
-              <w:t>Báo không có tệp để kiểm tra và mã 2.</w:t>
+              <w:t>waiting</w:t>
+            </w:r>
+            <w:r>
+              <w:rPr>
+                <w:rFonts w:ascii="Times New Roman" w:hAnsi="Times New Roman"/>
+                <w:b w:val="0"/>
+                <w:color w:val="000000"/>
+                <w:sz w:val="26"/>
+              </w:rPr>
+              <w:t>.</w:t>
+            </w:r>
+          </w:p>
+        </w:tc>
+      </w:tr>
+      <w:tr>
+        <w:trPr>
+          <w:cantSplit/>
+        </w:trPr>
+        <w:tc>
+          <w:tcPr>
+            <w:tcW w:type="dxa" w:w="1701"/>
+            <w:tcMar>
+              <w:left w:w="75" w:type="dxa"/>
+              <w:right w:w="75" w:type="dxa"/>
+            </w:tcMar>
+          </w:tcPr>
+          <w:p>
+            <w:pPr>
+              <w:widowControl/>
+              <w:spacing w:line="240" w:lineRule="auto" w:after="80" w:before="80"/>
+              <w:ind w:firstLine="0"/>
+              <w:jc w:val="left"/>
+            </w:pPr>
+            <w:r>
+              <w:rPr>
+                <w:rFonts w:ascii="Times New Roman" w:hAnsi="Times New Roman"/>
+                <w:b w:val="0"/>
+                <w:color w:val="000000"/>
+                <w:sz w:val="26"/>
+              </w:rPr>
+              <w:t>Sự kiện mở, hết chỗ, không có danh sách chờ</w:t>
+            </w:r>
+          </w:p>
+        </w:tc>
+        <w:tc>
+          <w:tcPr>
+            <w:tcW w:type="dxa" w:w="7370"/>
+            <w:tcMar>
+              <w:left w:w="75" w:type="dxa"/>
+              <w:right w:w="75" w:type="dxa"/>
+            </w:tcMar>
+          </w:tcPr>
+          <w:p>
+            <w:pPr>
+              <w:widowControl/>
+              <w:spacing w:line="240" w:lineRule="auto" w:after="80" w:before="80"/>
+              <w:ind w:firstLine="0"/>
+              <w:jc w:val="left"/>
+            </w:pPr>
+            <w:r>
+              <w:rPr>
+                <w:rFonts w:ascii="Times New Roman" w:hAnsi="Times New Roman"/>
+                <w:b w:val="0"/>
+                <w:color w:val="000000"/>
+                <w:sz w:val="26"/>
+              </w:rPr>
+              <w:t>rejected</w:t>
+            </w:r>
+            <w:r>
+              <w:rPr>
+                <w:rFonts w:ascii="Times New Roman" w:hAnsi="Times New Roman"/>
+                <w:b w:val="0"/>
+                <w:color w:val="000000"/>
+                <w:sz w:val="26"/>
+              </w:rPr>
+              <w:t>.</w:t>
             </w:r>
           </w:p>
         </w:tc>
@@ -5010,7 +4227,7 @@
           <w:b w:val="0"/>
           <w:sz w:val="26"/>
         </w:rPr>
-        <w:t>Chạy bash lab.sh extend. Kết quả yêu cầu là SHELL_CASES=4 FAILED=0. Bản khởi đầu có thể chưa đạt vì còn TODO. Đặt php -l trong nhánh if để tiếp tục kiểm tra các tệp còn lại khi phát hiện một tệp lỗi.</w:t>
+        <w:t>Kiểm tra tính hợp lệ của dữ liệu và trạng thái đóng của sự kiện trước khi xét số chỗ. Chạy bash lab.sh extend, bổ sung ít nhất một ca kiểm thử và giải thích mục đích của ca đó. Phần nâng cao: bổ sung mã lý do cho kết quả nhưng giữ nguyên giao diện của phương thức bắt buộc.</w:t>
       </w:r>
     </w:p>
     <w:p>
@@ -5027,7 +4244,7 @@
     <w:p>
       <w:pPr/>
       <w:r>
-        <w:t>Hoàn thành script kiểm tra môi trường và script quét mã PHP; xử lý được thư mục thiếu, thư mục rỗng, tệp sai cú pháp và đường dẫn có khoảng trắng.</w:t>
+        <w:t>Có lớp kiểm tra sức chứa, chương trình gọi lớp và lớp mở rộng trả confirmed, waiting hoặc rejected theo quy tắc đã công bố.</w:t>
       </w:r>
     </w:p>
     <w:p>
@@ -5044,37 +4261,37 @@
     <w:p>
       <w:pPr/>
       <w:r>
-        <w:t>[ ] Script kiểm tra đủ PHP, Git và tệp cần thiết.</w:t>
+        <w:t>[ ] Giải thích được đầu vào và giá trị trả về của canRegister().</w:t>
       </w:r>
     </w:p>
     <w:p>
       <w:pPr/>
       <w:r>
-        <w:t>[ ] Bộ quét kiểm tra cả thư mục con và đường dẫn có khoảng trắng.</w:t>
+        <w:t>[ ] demo.php gọi đúng lớp và in kết quả theo dữ liệu thử.</w:t>
       </w:r>
     </w:p>
     <w:p>
       <w:pPr/>
       <w:r>
-        <w:t>[ ] Kết quả tổng hợp khớp số tệp; từng tình huống có mã thoát đúng.</w:t>
+        <w:t>[ ] decide() trả đúng ba trạng thái và thứ tự ưu tiên.</w:t>
       </w:r>
     </w:p>
     <w:p>
       <w:pPr/>
       <w:r>
-        <w:t>[ ] Dữ liệu thử vẫn còn nguyên sau khi kiểm tra.</w:t>
+        <w:t>[ ] Các ca đúng, sai và biên có kết quả đối chiếu.</w:t>
       </w:r>
     </w:p>
     <w:p>
       <w:pPr/>
       <w:r>
-        <w:t>[ ] Chạy lại test và extend đều đạt trên bản mã nộp.</w:t>
+        <w:t>[ ] test và extend đạt; không sửa đáp án trong bộ kiểm thử.</w:t>
       </w:r>
     </w:p>
     <w:p>
       <w:pPr/>
       <w:r>
-        <w:t>Kết quả tổng hợp của phần tự làm phải có SHELL_CASES=4 FAILED=0. Ngoài các phép thử tự động, thực hiện các tình huống kiểm tra trực tiếp nêu trong bài. Lệnh check chỉ xác nhận môi trường, không thay cho test và extend.</w:t>
+        <w:t>Kết quả tổng hợp của phần tự làm phải có TESTS=8 FAILED=0. Ngoài các phép thử tự động, thực hiện các tình huống kiểm tra trực tiếp nêu trong bài. Lệnh check chỉ xác nhận môi trường, không thay cho test và extend.</w:t>
       </w:r>
     </w:p>
     <w:p>
@@ -5258,7 +4475,143 @@
                 <w:b w:val="0"/>
                 <w:sz w:val="26"/>
               </w:rPr>
-              <w:t>Kiểm tra đầu vào</w:t>
+              <w:t>Dữ liệu và trạng thái đóng</w:t>
+            </w:r>
+          </w:p>
+        </w:tc>
+        <w:tc>
+          <w:tcPr>
+            <w:tcW w:type="dxa" w:w="964"/>
+          </w:tcPr>
+          <w:p>
+            <w:pPr>
+              <w:keepNext/>
+              <w:spacing w:after="40" w:before="0" w:line="240" w:lineRule="auto"/>
+              <w:ind w:firstLine="0"/>
+              <w:jc w:val="left"/>
+            </w:pPr>
+            <w:r>
+              <w:rPr>
+                <w:rFonts w:ascii="Times New Roman" w:hAnsi="Times New Roman"/>
+                <w:b w:val="0"/>
+                <w:sz w:val="26"/>
+              </w:rPr>
+              <w:t>1,5</w:t>
+            </w:r>
+          </w:p>
+        </w:tc>
+        <w:tc>
+          <w:tcPr>
+            <w:tcW w:type="dxa" w:w="6123"/>
+          </w:tcPr>
+          <w:p>
+            <w:pPr>
+              <w:keepNext/>
+              <w:spacing w:after="40" w:before="0" w:line="240" w:lineRule="auto"/>
+              <w:ind w:firstLine="0"/>
+              <w:jc w:val="left"/>
+            </w:pPr>
+            <w:r>
+              <w:rPr>
+                <w:rFonts w:ascii="Times New Roman" w:hAnsi="Times New Roman"/>
+                <w:b w:val="0"/>
+                <w:sz w:val="26"/>
+              </w:rPr>
+              <w:t>Từ chối sức chứa không hợp lệ, số đăng ký âm/vượt sức chứa và sự kiện đã đóng.</w:t>
+            </w:r>
+          </w:p>
+        </w:tc>
+      </w:tr>
+      <w:tr>
+        <w:trPr>
+          <w:cantSplit/>
+        </w:trPr>
+        <w:tc>
+          <w:tcPr>
+            <w:tcW w:type="dxa" w:w="1984"/>
+          </w:tcPr>
+          <w:p>
+            <w:pPr>
+              <w:keepNext/>
+              <w:spacing w:after="40" w:before="0" w:line="240" w:lineRule="auto"/>
+              <w:ind w:firstLine="0"/>
+              <w:jc w:val="left"/>
+            </w:pPr>
+            <w:r>
+              <w:rPr>
+                <w:rFonts w:ascii="Times New Roman" w:hAnsi="Times New Roman"/>
+                <w:b w:val="0"/>
+                <w:sz w:val="26"/>
+              </w:rPr>
+              <w:t>Xác nhận và danh sách chờ</w:t>
+            </w:r>
+          </w:p>
+        </w:tc>
+        <w:tc>
+          <w:tcPr>
+            <w:tcW w:type="dxa" w:w="964"/>
+          </w:tcPr>
+          <w:p>
+            <w:pPr>
+              <w:keepNext/>
+              <w:spacing w:after="40" w:before="0" w:line="240" w:lineRule="auto"/>
+              <w:ind w:firstLine="0"/>
+              <w:jc w:val="left"/>
+            </w:pPr>
+            <w:r>
+              <w:rPr>
+                <w:rFonts w:ascii="Times New Roman" w:hAnsi="Times New Roman"/>
+                <w:b w:val="0"/>
+                <w:sz w:val="26"/>
+              </w:rPr>
+              <w:t>1,5</w:t>
+            </w:r>
+          </w:p>
+        </w:tc>
+        <w:tc>
+          <w:tcPr>
+            <w:tcW w:type="dxa" w:w="6123"/>
+          </w:tcPr>
+          <w:p>
+            <w:pPr>
+              <w:keepNext/>
+              <w:spacing w:after="40" w:before="0" w:line="240" w:lineRule="auto"/>
+              <w:ind w:firstLine="0"/>
+              <w:jc w:val="left"/>
+            </w:pPr>
+            <w:r>
+              <w:rPr>
+                <w:rFonts w:ascii="Times New Roman" w:hAnsi="Times New Roman"/>
+                <w:b w:val="0"/>
+                <w:sz w:val="26"/>
+              </w:rPr>
+              <w:t>Trả confirmed khi còn chỗ; waiting chỉ khi đầy và cho chờ; các trường hợp còn lại rejected.</w:t>
+            </w:r>
+          </w:p>
+        </w:tc>
+      </w:tr>
+      <w:tr>
+        <w:trPr>
+          <w:cantSplit/>
+        </w:trPr>
+        <w:tc>
+          <w:tcPr>
+            <w:tcW w:type="dxa" w:w="1984"/>
+          </w:tcPr>
+          <w:p>
+            <w:pPr>
+              <w:keepNext/>
+              <w:spacing w:after="40" w:before="0" w:line="240" w:lineRule="auto"/>
+              <w:ind w:firstLine="0"/>
+              <w:jc w:val="left"/>
+            </w:pPr>
+            <w:r>
+              <w:rPr>
+                <w:rFonts w:ascii="Times New Roman" w:hAnsi="Times New Roman"/>
+                <w:b w:val="0"/>
+                <w:sz w:val="26"/>
+              </w:rPr>
+              <w:t>Tổ chức module</w:t>
             </w:r>
           </w:p>
         </w:tc>
@@ -5300,143 +4653,7 @@
                 <w:b w:val="0"/>
                 <w:sz w:val="26"/>
               </w:rPr>
-              <w:t>Từ chối thư mục thiếu/không đọc được; báo mã 2 cho thư mục không có PHP.</w:t>
-            </w:r>
-          </w:p>
-        </w:tc>
-      </w:tr>
-      <w:tr>
-        <w:trPr>
-          <w:cantSplit/>
-        </w:trPr>
-        <w:tc>
-          <w:tcPr>
-            <w:tcW w:type="dxa" w:w="1984"/>
-          </w:tcPr>
-          <w:p>
-            <w:pPr>
-              <w:keepNext/>
-              <w:spacing w:after="40" w:before="0" w:line="240" w:lineRule="auto"/>
-              <w:ind w:firstLine="0"/>
-              <w:jc w:val="left"/>
-            </w:pPr>
-            <w:r>
-              <w:rPr>
-                <w:rFonts w:ascii="Times New Roman" w:hAnsi="Times New Roman"/>
-                <w:b w:val="0"/>
-                <w:sz w:val="26"/>
-              </w:rPr>
-              <w:t>Duyệt và kiểm tra tệp</w:t>
-            </w:r>
-          </w:p>
-        </w:tc>
-        <w:tc>
-          <w:tcPr>
-            <w:tcW w:type="dxa" w:w="964"/>
-          </w:tcPr>
-          <w:p>
-            <w:pPr>
-              <w:keepNext/>
-              <w:spacing w:after="40" w:before="0" w:line="240" w:lineRule="auto"/>
-              <w:ind w:firstLine="0"/>
-              <w:jc w:val="left"/>
-            </w:pPr>
-            <w:r>
-              <w:rPr>
-                <w:rFonts w:ascii="Times New Roman" w:hAnsi="Times New Roman"/>
-                <w:b w:val="0"/>
-                <w:sz w:val="26"/>
-              </w:rPr>
-              <w:t>1,5</w:t>
-            </w:r>
-          </w:p>
-        </w:tc>
-        <w:tc>
-          <w:tcPr>
-            <w:tcW w:type="dxa" w:w="6123"/>
-          </w:tcPr>
-          <w:p>
-            <w:pPr>
-              <w:keepNext/>
-              <w:spacing w:after="40" w:before="0" w:line="240" w:lineRule="auto"/>
-              <w:ind w:firstLine="0"/>
-              <w:jc w:val="left"/>
-            </w:pPr>
-            <w:r>
-              <w:rPr>
-                <w:rFonts w:ascii="Times New Roman" w:hAnsi="Times New Roman"/>
-                <w:b w:val="0"/>
-                <w:sz w:val="26"/>
-              </w:rPr>
-              <w:t>Kiểm tra đệ quy, giữ đúng tên có khoảng trắng; không dừng ở tệp lỗi đầu tiên.</w:t>
-            </w:r>
-          </w:p>
-        </w:tc>
-      </w:tr>
-      <w:tr>
-        <w:trPr>
-          <w:cantSplit/>
-        </w:trPr>
-        <w:tc>
-          <w:tcPr>
-            <w:tcW w:type="dxa" w:w="1984"/>
-          </w:tcPr>
-          <w:p>
-            <w:pPr>
-              <w:keepNext/>
-              <w:spacing w:after="40" w:before="0" w:line="240" w:lineRule="auto"/>
-              <w:ind w:firstLine="0"/>
-              <w:jc w:val="left"/>
-            </w:pPr>
-            <w:r>
-              <w:rPr>
-                <w:rFonts w:ascii="Times New Roman" w:hAnsi="Times New Roman"/>
-                <w:b w:val="0"/>
-                <w:sz w:val="26"/>
-              </w:rPr>
-              <w:t>Tổng hợp và mã thoát</w:t>
-            </w:r>
-          </w:p>
-        </w:tc>
-        <w:tc>
-          <w:tcPr>
-            <w:tcW w:type="dxa" w:w="964"/>
-          </w:tcPr>
-          <w:p>
-            <w:pPr>
-              <w:keepNext/>
-              <w:spacing w:after="40" w:before="0" w:line="240" w:lineRule="auto"/>
-              <w:ind w:firstLine="0"/>
-              <w:jc w:val="left"/>
-            </w:pPr>
-            <w:r>
-              <w:rPr>
-                <w:rFonts w:ascii="Times New Roman" w:hAnsi="Times New Roman"/>
-                <w:b w:val="0"/>
-                <w:sz w:val="26"/>
-              </w:rPr>
-              <w:t>1,5</w:t>
-            </w:r>
-          </w:p>
-        </w:tc>
-        <w:tc>
-          <w:tcPr>
-            <w:tcW w:type="dxa" w:w="6123"/>
-          </w:tcPr>
-          <w:p>
-            <w:pPr>
-              <w:keepNext/>
-              <w:spacing w:after="40" w:before="0" w:line="240" w:lineRule="auto"/>
-              <w:ind w:firstLine="0"/>
-              <w:jc w:val="left"/>
-            </w:pPr>
-            <w:r>
-              <w:rPr>
-                <w:rFonts w:ascii="Times New Roman" w:hAnsi="Times New Roman"/>
-                <w:b w:val="0"/>
-                <w:sz w:val="26"/>
-              </w:rPr>
-              <w:t>Tổng TOTAL/PASS/FAIL đúng; mã 0 khi tất cả đạt, 1 khi có tệp lỗi, 2 khi đầu vào không dùng được.</w:t>
+              <w:t>Lớp trả dữ liệu đúng kiểu; không in HTML, không phụ thuộc Session hoặc CSDL.</w:t>
             </w:r>
           </w:p>
         </w:tc>
@@ -5734,7 +4951,7 @@
     <w:p>
       <w:pPr/>
       <w:r>
-        <w:t>Bước 1. Lưu mã bài mẫu và bài tự làm tại Lab01/Ma_nguon, kèm dữ liệu, kiểm thử và README. Loại bỏ .local, mật khẩu và dữ liệu cá nhân thật khỏi bài nộp.</w:t>
+        <w:t>Bước 1. Lưu mã bài mẫu và bài tự làm tại Lab02/Ma_nguon, kèm dữ liệu, kiểm thử và README. Loại bỏ .local, mật khẩu và dữ liệu cá nhân thật khỏi bài nộp.</w:t>
       </w:r>
     </w:p>
     <w:p>
@@ -5746,14 +4963,14 @@
     <w:p>
       <w:pPr/>
       <w:r>
-        <w:t>Bước 3. Commit, đẩy mã lên GitHub và nộp tên nhóm/thành viên, Lab 01, liên kết Ma_nguon tại đúng commit. Kiểm tra quyền đọc; kèm lần chạy Actions khi được yêu cầu. Hạn và địa chỉ nộp do giảng viên công bố. Nếu nhận ZIP, giữ nguyên cấu trúc trên.</w:t>
+        <w:t>Bước 3. Commit, đẩy mã lên GitHub và nộp tên nhóm/thành viên, Lab 02, liên kết Ma_nguon tại đúng commit. Kiểm tra quyền đọc; kèm lần chạy Actions khi được yêu cầu. Hạn và địa chỉ nộp do giảng viên công bố. Nếu nhận ZIP, giữ nguyên cấu trúc trên.</w:t>
       </w:r>
     </w:p>
     <w:sectPr>
       <w:headerReference w:type="default" r:id="rId9"/>
-      <w:headerReference w:type="first" r:id="rId12"/>
-      <w:footerReference w:type="default" r:id="rId13"/>
-      <w:footerReference w:type="first" r:id="rId14"/>
+      <w:headerReference w:type="first" r:id="rId11"/>
+      <w:footerReference w:type="default" r:id="rId12"/>
+      <w:footerReference w:type="first" r:id="rId13"/>
       <w:pgSz w:w="11906" w:h="16838"/>
       <w:pgMar w:top="1134" w:right="1134" w:bottom="1134" w:left="1701" w:header="369" w:footer="567" w:gutter="0"/>
       <w:cols w:space="720"/>

--- a/Huong_dan.docx
+++ b/Huong_dan.docx
@@ -14,7 +14,7 @@
           <w:color w:val="000000"/>
           <w:sz w:val="28"/>
         </w:rPr>
-        <w:t>LAB 01</w:t>
+        <w:t>LAB 04</w:t>
       </w:r>
     </w:p>
     <w:p>
@@ -29,7 +29,7 @@
           <w:color w:val="000000"/>
           <w:sz w:val="28"/>
         </w:rPr>
-        <w:t>VẬN HÀNH DỰ ÁN TRÊN LINUX VÀ VIẾT SHELL SCRIPT</w:t>
+        <w:t>QUẢN LÝ BẢN NHÁP BẰNG SESSION VÀ COOKIE</w:t>
       </w:r>
     </w:p>
     <w:p>
@@ -70,7 +70,7 @@
           <w:b w:val="0"/>
           <w:sz w:val="26"/>
         </w:rPr>
-        <w:t>Nội dung bài giảng: Chương 2, slide 10–13: Ubuntu; 14–25: Shell, biến, điều kiện, vòng lặp, chuỗi, mảng, hàm. Số trang tính cả trang bìa. Git và kiểm thử được sử dụng để hỗ trợ thực hành.</w:t>
+        <w:t>Nội dung bài giảng: Chương 3, slide 23–31: Session, Cookie, khởi tạo, đọc, cập nhật và xóa. Số trang tính cả trang bìa. Git và kiểm thử được sử dụng để hỗ trợ thực hành.</w:t>
       </w:r>
     </w:p>
     <w:p>
@@ -99,7 +99,7 @@
           <w:color w:val="000000"/>
           <w:sz w:val="26"/>
         </w:rPr>
-        <w:t>- Sử dụng lệnh Linux để xác định đúng thư mục và tệp của dự án.</w:t>
+        <w:t>- Phân biệt dữ liệu Session ở phía máy chủ và tùy chọn Cookie phía trình duyệt.</w:t>
       </w:r>
     </w:p>
     <w:p>
@@ -115,7 +115,7 @@
           <w:color w:val="000000"/>
           <w:sz w:val="26"/>
         </w:rPr>
-        <w:t>- Viết script có biến, hàm, điều kiện và vòng lặp; đọc đúng mã thoát.</w:t>
+        <w:t>- Xây luồng nhập, xác nhận, sửa, hủy và hoàn tất mô phỏng.</w:t>
       </w:r>
     </w:p>
     <w:p>
@@ -128,9 +128,10 @@
         <w:rPr>
           <w:rFonts w:ascii="Times New Roman" w:hAnsi="Times New Roman"/>
           <w:b w:val="0"/>
+          <w:color w:val="000000"/>
           <w:sz w:val="26"/>
         </w:rPr>
-        <w:t>- Kiểm tra công cụ và tệp cần thiết; xử lý trường hợp thiếu điều kiện chạy.</w:t>
+        <w:t>- Kiểm tra nháp vắng mặt, hết hạn và hai phiên độc lập.</w:t>
       </w:r>
     </w:p>
     <w:p>
@@ -145,7 +146,7 @@
           <w:b w:val="0"/>
           <w:sz w:val="26"/>
         </w:rPr>
-        <w:t>- Viết và kiểm thử script quét nhiều tệp PHP, tổng hợp kết quả và trả đúng mã thoát.</w:t>
+        <w:t>- Hoàn thiện kiểm tra bản nháp, thời hạn và các thao tác sửa, hủy, xác nhận trong một phiên sử dụng.</w:t>
       </w:r>
     </w:p>
     <w:p>
@@ -241,7 +242,7 @@
           <w:b w:val="0"/>
           <w:sz w:val="26"/>
         </w:rPr>
-        <w:t>CommunityPass là ứng dụng đăng ký tham dự sự kiện. Khi tiếp nhận mã nguồn, cần kiểm tra công cụ PHP, các tệp của dự án và khả năng khởi chạy ứng dụng. Trong bài này, sinh viên sử dụng lệnh Linux và viết Shell Script để tự động thực hiện các bước kiểm tra đó.</w:t>
+        <w:t>Khi đăng ký sự kiện, người dùng cần xem lại thông tin trước khi xác nhận và có thể quay lại để chỉnh sửa. Dữ liệu trong biến PHP của yêu cầu trước không tự được giữ cho yêu cầu tiếp theo. Bài này sử dụng Session để lưu bản nháp trên máy chủ và Cookie để ghi nhớ tùy chọn hiển thị.</w:t>
       </w:r>
     </w:p>
     <w:p>
@@ -254,7 +255,7 @@
           <w:b w:val="0"/>
           <w:sz w:val="26"/>
         </w:rPr>
-        <w:t>Mã PHP đã được cung cấp để phục vụ việc chạy thử. Nội dung thực hành tập trung vào biến, hàm, điều kiện, vòng lặp và xử lý lỗi trong Shell; chưa yêu cầu xây dựng chức năng Web.</w:t>
+        <w:t>Bước hoàn tất trong bài chỉ ghi nhận kết quả mô phỏng trong Session; chưa lưu đăng ký vào cơ sở dữ liệu hoặc phát hành vé. Phần lưu CSDL không thuộc phạm vi bài thực hành Session này.</w:t>
       </w:r>
     </w:p>
     <w:p>
@@ -270,8 +271,8 @@
         </w:rPr>
         <w:drawing>
           <wp:inline xmlns:a="http://schemas.openxmlformats.org/drawingml/2006/main" xmlns:pic="http://schemas.openxmlformats.org/drawingml/2006/picture">
-            <wp:extent cx="5580000" cy="3487500"/>
-            <wp:docPr id="1" name="Picture 1" descr="Trang CommunityPass khi mã PHP đã chạy trên máy thực hành."/>
+            <wp:extent cx="5760000" cy="3600000"/>
+            <wp:docPr id="1" name="Picture 1" descr="Màn hình xác nhận của mã mẫu"/>
             <wp:cNvGraphicFramePr>
               <a:graphicFrameLocks noChangeAspect="1"/>
             </wp:cNvGraphicFramePr>
@@ -279,7 +280,7 @@
               <a:graphicData uri="http://schemas.openxmlformats.org/drawingml/2006/picture">
                 <pic:pic>
                   <pic:nvPicPr>
-                    <pic:cNvPr id="0" name="buoi02_trang_chao.png"/>
+                    <pic:cNvPr id="0" name="buoi05_xac_nhan.png"/>
                     <pic:cNvPicPr/>
                   </pic:nvPicPr>
                   <pic:blipFill>
@@ -291,7 +292,7 @@
                   <pic:spPr>
                     <a:xfrm>
                       <a:off x="0" y="0"/>
-                      <a:ext cx="5580000" cy="3487500"/>
+                      <a:ext cx="5760000" cy="3600000"/>
                     </a:xfrm>
                     <a:prstGeom prst="rect"/>
                   </pic:spPr>
@@ -315,27 +316,13 @@
           <w:i/>
           <w:sz w:val="26"/>
         </w:rPr>
-        <w:t>Trang mẫu dùng để kiểm tra môi trường</w:t>
-      </w:r>
-    </w:p>
-    <w:p>
-      <w:pPr>
-        <w:widowControl/>
-      </w:pPr>
-      <w:r>
-        <w:rPr>
-          <w:rFonts w:ascii="Times New Roman" w:hAnsi="Times New Roman"/>
-          <w:b w:val="0"/>
-          <w:color w:val="000000"/>
-          <w:sz w:val="26"/>
-        </w:rPr>
-        <w:t>Kết quả mẫu: trình duyệt hiển thị CommunityPass và dòng “Mã nguồn PHP đã chạy trên máy của bạn”.</w:t>
+        <w:t>Màn hình xác nhận của mã mẫu</w:t>
       </w:r>
     </w:p>
     <w:p>
       <w:pPr/>
       <w:r>
-        <w:t>Giao diện Material 3 dùng public/assets/css/tokens.css và app.css trong chính lab. Trang Web vẫn chỉ kiểm tra môi trường; phần shell và bài tự làm giữ nguyên.</w:t>
+        <w:t>Giao diện Material 3 giữ nguyên Session, Cookie, CSRF và vòng đời bản nháp. Metadata, chi tiết và khu thử vé/ghế tách khỏi form nghiệp vụ. Khu thử không giữ ghế, tạo vé, lưu dữ liệu hay thanh toán.</w:t>
       </w:r>
     </w:p>
     <w:p>
@@ -366,8 +353,8 @@
         </w:rPr>
         <w:drawing>
           <wp:inline xmlns:a="http://schemas.openxmlformats.org/drawingml/2006/main" xmlns:pic="http://schemas.openxmlformats.org/drawingml/2006/picture">
-            <wp:extent cx="4612363" cy="5544000"/>
-            <wp:docPr id="2" name="Picture 2" descr="Quy trình thực hiện và kiểm tra Lab 01."/>
+            <wp:extent cx="4531487" cy="5544000"/>
+            <wp:docPr id="2" name="Picture 2" descr="Quy trình thực hiện và kiểm tra Lab 04."/>
             <wp:cNvGraphicFramePr>
               <a:graphicFrameLocks noChangeAspect="1"/>
             </wp:cNvGraphicFramePr>
@@ -375,7 +362,7 @@
               <a:graphicData uri="http://schemas.openxmlformats.org/drawingml/2006/picture">
                 <pic:pic>
                   <pic:nvPicPr>
-                    <pic:cNvPr id="0" name="lab01_huong_lam.png"/>
+                    <pic:cNvPr id="0" name="lab04_huong_lam.png"/>
                     <pic:cNvPicPr/>
                   </pic:nvPicPr>
                   <pic:blipFill>
@@ -387,7 +374,7 @@
                   <pic:spPr>
                     <a:xfrm>
                       <a:off x="0" y="0"/>
-                      <a:ext cx="4612363" cy="5544000"/>
+                      <a:ext cx="4531487" cy="5544000"/>
                     </a:xfrm>
                     <a:prstGeom prst="rect"/>
                   </pic:spPr>
@@ -411,7 +398,7 @@
           <w:i/>
           <w:sz w:val="26"/>
         </w:rPr>
-        <w:t>Sơ đồ hướng thực hiện Lab 01</w:t>
+        <w:t>Sơ đồ hướng thực hiện Lab 04</w:t>
       </w:r>
     </w:p>
     <w:p>
@@ -438,7 +425,7 @@
           <w:b w:val="0"/>
           <w:sz w:val="26"/>
         </w:rPr>
-        <w:t>Mở thư mục Lab01/Ma_nguon bằng trình soạn thảo và mở terminal Ubuntu tại thư mục này. Chạy pwd và ls để kiểm tra vị trí; danh sách tệp cần có lab.sh. Các đường dẫn trong bài được tính từ Ma_nguon. Trên Windows, thực hiện lệnh Bash trong Ubuntu/WSL.</w:t>
+        <w:t>Mở thư mục Lab04/Ma_nguon bằng trình soạn thảo và mở terminal Ubuntu tại thư mục này. Chạy pwd và ls để kiểm tra vị trí; danh sách tệp cần có lab.sh. Các đường dẫn trong bài được tính từ Ma_nguon. Trên Windows, thực hiện lệnh Bash trong Ubuntu/WSL.</w:t>
       </w:r>
     </w:p>
     <w:p>
@@ -504,7 +491,7 @@
           <w:color w:val="000000"/>
           <w:sz w:val="26"/>
         </w:rPr>
-        <w:t>http://127.0.0.1:8101</w:t>
+        <w:t>http://127.0.0.1:8104</w:t>
       </w:r>
       <w:r>
         <w:rPr>
@@ -605,13 +592,13 @@
           <w:b/>
           <w:sz w:val="26"/>
         </w:rPr>
-        <w:t>III. CẤU TRÚC MÃ NGUỒN</w:t>
+        <w:t>III. TỔ CHỨC DỮ LIỆU</w:t>
       </w:r>
     </w:p>
     <w:p>
       <w:pPr/>
       <w:r>
-        <w:t>Thư mục Lab01/Ma_nguon đã có mã mẫu cho phần hướng dẫn. Chạy mẫu trước để xem kết quả, sau đó đọc và thực hiện lại các bước ở phần IV trên chính các tệp đó. Khi bài yêu cầu thay toàn bộ nội dung, không chép nối thêm một hàm hoặc lớp trùng tên. Phần mở rộng để sinh viên tự hoàn thiện ở mục VI.</w:t>
+        <w:t>Thư mục Lab04/Ma_nguon đã có mã mẫu cho phần hướng dẫn. Chạy mẫu trước để xem kết quả, sau đó đọc và thực hiện lại các bước ở phần IV trên chính các tệp đó. Khi bài yêu cầu thay toàn bộ nội dung, không chép nối thêm một hàm hoặc lớp trùng tên. Phần mở rộng để sinh viên tự hoàn thiện ở mục VI.</w:t>
       </w:r>
     </w:p>
     <w:tbl>
@@ -755,9 +742,9 @@
                 <w:color w:val="000000"/>
                 <w:sz w:val="26"/>
               </w:rPr>
-              <w:t>scripts/check-env.sh; public/index.php</w:t>
+              <w:t>src/Draft.php; src/Session.php; public/register.php; public/confirm.php; public/complete.php</w:t>
               <w:br/>
-              <w:t>Đọc trang PHP đã cấp; viết lại script kiểm tra PHP, Git và các tệp của dự án theo từng bước ở phần IV.</w:t>
+              <w:t>Đọc và thực hiện lại luồng nhập, lưu nháp, xác nhận, sửa và hủy. Phân biệt dữ liệu Session với Cookie tùy chọn.</w:t>
             </w:r>
           </w:p>
         </w:tc>
@@ -780,7 +767,7 @@
                 <w:color w:val="000000"/>
                 <w:sz w:val="26"/>
               </w:rPr>
-              <w:t>bash lab.sh test: có CHECK_ENV=PASS, mã thoát 0. Trang mẫu ở cổng 8101.</w:t>
+              <w:t>Hoàn tất hợp lệ có SIMULATED_OK; hủy xóa nháp. bash lab.sh test: TESTS=6 FAILED=0. Chưa ghi CSDL.</w:t>
             </w:r>
           </w:p>
         </w:tc>
@@ -831,9 +818,9 @@
                 <w:color w:val="000000"/>
                 <w:sz w:val="26"/>
               </w:rPr>
-              <w:t>scripts/scan-source.sh</w:t>
+              <w:t>src/DraftGuard.php; public/confirm.php; public/complete.php</w:t>
               <w:br/>
-              <w:t>Hoàn thiện ba vị trí TODO: kiểm tra thư mục, đếm tệp đúng/sai và trả mã kết quả. Kiểm tra cả thư mục con và tên có khoảng trắng.</w:t>
+              <w:t>Viết canComplete, rồi nối vào bước hoàn tất. Kiểm tra sự kiện, thời điểm tạo, thời hạn và dữ liệu bản nháp.</w:t>
             </w:r>
           </w:p>
         </w:tc>
@@ -856,7 +843,7 @@
                 <w:color w:val="000000"/>
                 <w:sz w:val="26"/>
               </w:rPr>
-              <w:t>bash lab.sh extend: SHELL_CASES=4 FAILED=0. Có tệp sai: vẫn kiểm tra đủ tệp; thiếu/rỗng: mã 2.</w:t>
+              <w:t>bash lab.sh extend: TESTS=7 FAILED=0. Đúng mốc hết hạn phải từ chối; xác nhận hợp lệ vẫn chạy sau khi tích hợp.</w:t>
             </w:r>
           </w:p>
         </w:tc>
@@ -915,7 +902,7 @@
                 <w:color w:val="000000"/>
                 <w:sz w:val="26"/>
               </w:rPr>
-              <w:t>Tệp/thư mục</w:t>
+              <w:t>Thành phần</w:t>
             </w:r>
           </w:p>
         </w:tc>
@@ -937,9 +924,11 @@
             <w:r>
               <w:rPr>
                 <w:rFonts w:ascii="Times New Roman" w:hAnsi="Times New Roman"/>
+                <w:b/>
+                <w:color w:val="000000"/>
                 <w:sz w:val="26"/>
               </w:rPr>
-              <w:t>Chức năng</w:t>
+              <w:t>Vai trò</w:t>
             </w:r>
           </w:p>
         </w:tc>
@@ -970,7 +959,7 @@
                 <w:color w:val="000000"/>
                 <w:sz w:val="26"/>
               </w:rPr>
-              <w:t>public/index.php</w:t>
+              <w:t>src/Session.php</w:t>
             </w:r>
           </w:p>
         </w:tc>
@@ -996,7 +985,7 @@
                 <w:color w:val="000000"/>
                 <w:sz w:val="26"/>
               </w:rPr>
-              <w:t>Trang Web được cấp sẵn; máy chủ PHP trả trang này cho trình duyệt.</w:t>
+              <w:t>Đã cấp. Khởi tạo phiên, Cookie phiên và token bảo vệ form.</w:t>
             </w:r>
           </w:p>
         </w:tc>
@@ -1027,7 +1016,7 @@
                 <w:color w:val="000000"/>
                 <w:sz w:val="26"/>
               </w:rPr>
-              <w:t>README.md</w:t>
+              <w:t>src/Draft.php</w:t>
             </w:r>
           </w:p>
         </w:tc>
@@ -1053,7 +1042,7 @@
                 <w:color w:val="000000"/>
                 <w:sz w:val="26"/>
               </w:rPr>
-              <w:t>Hướng dẫn giới thiệu và sử dụng dự án.</w:t>
+              <w:t>Bạn đọc và sửa. Hàm lưu, kiểm tra tuổi và xóa bản nháp.</w:t>
             </w:r>
           </w:p>
         </w:tc>
@@ -1084,7 +1073,7 @@
                 <w:color w:val="000000"/>
                 <w:sz w:val="26"/>
               </w:rPr>
-              <w:t>LICENSE</w:t>
+              <w:t>public/register.php</w:t>
             </w:r>
           </w:p>
         </w:tc>
@@ -1110,7 +1099,7 @@
                 <w:color w:val="000000"/>
                 <w:sz w:val="26"/>
               </w:rPr>
-              <w:t>Văn bản giấy phép của mã mẫu. Chỉ đọc, không tự xóa tên tác giả.</w:t>
+              <w:t>Bạn đọc và sửa. Nhận form, lưu nháp, chuyển trang.</w:t>
             </w:r>
           </w:p>
         </w:tc>
@@ -1141,7 +1130,7 @@
                 <w:color w:val="000000"/>
                 <w:sz w:val="26"/>
               </w:rPr>
-              <w:t>scripts/check-env.sh</w:t>
+              <w:t>public/confirm.php</w:t>
             </w:r>
           </w:p>
         </w:tc>
@@ -1167,7 +1156,178 @@
                 <w:color w:val="000000"/>
                 <w:sz w:val="26"/>
               </w:rPr>
-              <w:t>Tệp bạn đọc và viết lại để kiểm tra môi trường và tệp dự án.</w:t>
+              <w:t>Bạn đọc và sửa. Đọc nháp để xem lại, sửa hoặc hủy.</w:t>
+            </w:r>
+          </w:p>
+        </w:tc>
+      </w:tr>
+      <w:tr>
+        <w:trPr>
+          <w:cantSplit/>
+        </w:trPr>
+        <w:tc>
+          <w:tcPr>
+            <w:tcW w:type="dxa" w:w="3572"/>
+            <w:tcMar>
+              <w:left w:w="75" w:type="dxa"/>
+              <w:right w:w="75" w:type="dxa"/>
+            </w:tcMar>
+          </w:tcPr>
+          <w:p>
+            <w:pPr>
+              <w:widowControl/>
+              <w:spacing w:line="240" w:lineRule="auto" w:after="80" w:before="80"/>
+              <w:ind w:firstLine="0"/>
+              <w:jc w:val="left"/>
+            </w:pPr>
+            <w:r>
+              <w:rPr>
+                <w:rFonts w:ascii="Times New Roman" w:hAnsi="Times New Roman"/>
+                <w:b w:val="0"/>
+                <w:color w:val="000000"/>
+                <w:sz w:val="26"/>
+              </w:rPr>
+              <w:t>public/complete.php</w:t>
+            </w:r>
+          </w:p>
+        </w:tc>
+        <w:tc>
+          <w:tcPr>
+            <w:tcW w:type="dxa" w:w="5499"/>
+            <w:tcMar>
+              <w:left w:w="75" w:type="dxa"/>
+              <w:right w:w="75" w:type="dxa"/>
+            </w:tcMar>
+          </w:tcPr>
+          <w:p>
+            <w:pPr>
+              <w:widowControl/>
+              <w:spacing w:line="240" w:lineRule="auto" w:after="80" w:before="80"/>
+              <w:ind w:firstLine="0"/>
+              <w:jc w:val="left"/>
+            </w:pPr>
+            <w:r>
+              <w:rPr>
+                <w:rFonts w:ascii="Times New Roman" w:hAnsi="Times New Roman"/>
+                <w:b w:val="0"/>
+                <w:color w:val="000000"/>
+                <w:sz w:val="26"/>
+              </w:rPr>
+              <w:t>Bạn đọc và sửa. Kết thúc mô phỏng, xóa nháp rồi chuyển sang trang kết quả.</w:t>
+            </w:r>
+          </w:p>
+        </w:tc>
+      </w:tr>
+      <w:tr>
+        <w:trPr>
+          <w:cantSplit/>
+        </w:trPr>
+        <w:tc>
+          <w:tcPr>
+            <w:tcW w:type="dxa" w:w="3572"/>
+            <w:tcMar>
+              <w:left w:w="75" w:type="dxa"/>
+              <w:right w:w="75" w:type="dxa"/>
+            </w:tcMar>
+          </w:tcPr>
+          <w:p>
+            <w:pPr>
+              <w:widowControl/>
+              <w:spacing w:line="240" w:lineRule="auto" w:after="80" w:before="80"/>
+              <w:ind w:firstLine="0"/>
+              <w:jc w:val="left"/>
+            </w:pPr>
+            <w:r>
+              <w:rPr>
+                <w:rFonts w:ascii="Times New Roman" w:hAnsi="Times New Roman"/>
+                <w:b w:val="0"/>
+                <w:color w:val="000000"/>
+                <w:sz w:val="26"/>
+              </w:rPr>
+              <w:t>public/cancel.php</w:t>
+            </w:r>
+          </w:p>
+        </w:tc>
+        <w:tc>
+          <w:tcPr>
+            <w:tcW w:type="dxa" w:w="5499"/>
+            <w:tcMar>
+              <w:left w:w="75" w:type="dxa"/>
+              <w:right w:w="75" w:type="dxa"/>
+            </w:tcMar>
+          </w:tcPr>
+          <w:p>
+            <w:pPr>
+              <w:widowControl/>
+              <w:spacing w:line="240" w:lineRule="auto" w:after="80" w:before="80"/>
+              <w:ind w:firstLine="0"/>
+              <w:jc w:val="left"/>
+            </w:pPr>
+            <w:r>
+              <w:rPr>
+                <w:rFonts w:ascii="Times New Roman" w:hAnsi="Times New Roman"/>
+                <w:b w:val="0"/>
+                <w:color w:val="000000"/>
+                <w:sz w:val="26"/>
+              </w:rPr>
+              <w:t>Bạn đọc và sửa. Xử lý nút hủy bằng POST.</w:t>
+            </w:r>
+          </w:p>
+        </w:tc>
+      </w:tr>
+      <w:tr>
+        <w:trPr>
+          <w:cantSplit/>
+        </w:trPr>
+        <w:tc>
+          <w:tcPr>
+            <w:tcW w:type="dxa" w:w="3572"/>
+            <w:tcMar>
+              <w:left w:w="75" w:type="dxa"/>
+              <w:right w:w="75" w:type="dxa"/>
+            </w:tcMar>
+          </w:tcPr>
+          <w:p>
+            <w:pPr>
+              <w:widowControl/>
+              <w:spacing w:line="240" w:lineRule="auto" w:after="80" w:before="80"/>
+              <w:ind w:firstLine="0"/>
+              <w:jc w:val="left"/>
+            </w:pPr>
+            <w:r>
+              <w:rPr>
+                <w:rFonts w:ascii="Times New Roman" w:hAnsi="Times New Roman"/>
+                <w:b w:val="0"/>
+                <w:color w:val="000000"/>
+                <w:sz w:val="26"/>
+              </w:rPr>
+              <w:t>public/preferences.php</w:t>
+            </w:r>
+          </w:p>
+        </w:tc>
+        <w:tc>
+          <w:tcPr>
+            <w:tcW w:type="dxa" w:w="5499"/>
+            <w:tcMar>
+              <w:left w:w="75" w:type="dxa"/>
+              <w:right w:w="75" w:type="dxa"/>
+            </w:tcMar>
+          </w:tcPr>
+          <w:p>
+            <w:pPr>
+              <w:widowControl/>
+              <w:spacing w:line="240" w:lineRule="auto" w:after="80" w:before="80"/>
+              <w:ind w:firstLine="0"/>
+              <w:jc w:val="left"/>
+            </w:pPr>
+            <w:r>
+              <w:rPr>
+                <w:rFonts w:ascii="Times New Roman" w:hAnsi="Times New Roman"/>
+                <w:b w:val="0"/>
+                <w:color w:val="000000"/>
+                <w:sz w:val="26"/>
+              </w:rPr>
+              <w:t>Bạn đọc và sửa. Lưu tùy chọn xem vào Cookie.</w:t>
             </w:r>
           </w:p>
         </w:tc>
@@ -1187,9 +1347,118 @@
         <w:rPr>
           <w:rFonts w:ascii="Times New Roman" w:hAnsi="Times New Roman"/>
           <w:b w:val="0"/>
+          <w:color w:val="000000"/>
           <w:sz w:val="26"/>
         </w:rPr>
-        <w:t>Bash thực hiện các lệnh trong script, thông báo điều kiện đạt hoặc thiếu, sau đó trả mã kết quả cho chương trình gọi. Việc kiểm tra LICENSE trong bài chỉ xác nhận tệp tồn tại, không đánh giá nội dung hoặc việc tuân thủ giấy phép.</w:t>
+        <w:t xml:space="preserve">Session của mẫu lưu </w:t>
+      </w:r>
+      <w:r>
+        <w:rPr>
+          <w:rFonts w:ascii="Times New Roman" w:hAnsi="Times New Roman"/>
+          <w:b w:val="0"/>
+          <w:color w:val="000000"/>
+          <w:sz w:val="26"/>
+        </w:rPr>
+        <w:t>draft</w:t>
+      </w:r>
+      <w:r>
+        <w:rPr>
+          <w:rFonts w:ascii="Times New Roman" w:hAnsi="Times New Roman"/>
+          <w:b w:val="0"/>
+          <w:color w:val="000000"/>
+          <w:sz w:val="26"/>
+        </w:rPr>
+        <w:t xml:space="preserve"> gồm </w:t>
+      </w:r>
+      <w:r>
+        <w:rPr>
+          <w:rFonts w:ascii="Times New Roman" w:hAnsi="Times New Roman"/>
+          <w:b w:val="0"/>
+          <w:color w:val="000000"/>
+          <w:sz w:val="26"/>
+        </w:rPr>
+        <w:t>data</w:t>
+      </w:r>
+      <w:r>
+        <w:rPr>
+          <w:rFonts w:ascii="Times New Roman" w:hAnsi="Times New Roman"/>
+          <w:b w:val="0"/>
+          <w:color w:val="000000"/>
+          <w:sz w:val="26"/>
+        </w:rPr>
+        <w:t xml:space="preserve"> (thông tin đăng ký) và </w:t>
+      </w:r>
+      <w:r>
+        <w:rPr>
+          <w:rFonts w:ascii="Times New Roman" w:hAnsi="Times New Roman"/>
+          <w:b w:val="0"/>
+          <w:color w:val="000000"/>
+          <w:sz w:val="26"/>
+        </w:rPr>
+        <w:t>created_at</w:t>
+      </w:r>
+      <w:r>
+        <w:rPr>
+          <w:rFonts w:ascii="Times New Roman" w:hAnsi="Times New Roman"/>
+          <w:b w:val="0"/>
+          <w:color w:val="000000"/>
+          <w:sz w:val="26"/>
+        </w:rPr>
+        <w:t xml:space="preserve"> (thời điểm tạo). Cookie </w:t>
+      </w:r>
+      <w:r>
+        <w:rPr>
+          <w:rFonts w:ascii="Times New Roman" w:hAnsi="Times New Roman"/>
+          <w:b w:val="0"/>
+          <w:color w:val="000000"/>
+          <w:sz w:val="26"/>
+        </w:rPr>
+        <w:t>view</w:t>
+      </w:r>
+      <w:r>
+        <w:rPr>
+          <w:rFonts w:ascii="Times New Roman" w:hAnsi="Times New Roman"/>
+          <w:b w:val="0"/>
+          <w:color w:val="000000"/>
+          <w:sz w:val="26"/>
+        </w:rPr>
+        <w:t xml:space="preserve"> chỉ có giá trị </w:t>
+      </w:r>
+      <w:r>
+        <w:rPr>
+          <w:rFonts w:ascii="Times New Roman" w:hAnsi="Times New Roman"/>
+          <w:b w:val="0"/>
+          <w:color w:val="000000"/>
+          <w:sz w:val="26"/>
+        </w:rPr>
+        <w:t>compact</w:t>
+      </w:r>
+      <w:r>
+        <w:rPr>
+          <w:rFonts w:ascii="Times New Roman" w:hAnsi="Times New Roman"/>
+          <w:b w:val="0"/>
+          <w:color w:val="000000"/>
+          <w:sz w:val="26"/>
+        </w:rPr>
+        <w:t xml:space="preserve"> hoặc </w:t>
+      </w:r>
+      <w:r>
+        <w:rPr>
+          <w:rFonts w:ascii="Times New Roman" w:hAnsi="Times New Roman"/>
+          <w:b w:val="0"/>
+          <w:color w:val="000000"/>
+          <w:sz w:val="26"/>
+        </w:rPr>
+        <w:t>full</w:t>
+      </w:r>
+      <w:r>
+        <w:rPr>
+          <w:rFonts w:ascii="Times New Roman" w:hAnsi="Times New Roman"/>
+          <w:b w:val="0"/>
+          <w:color w:val="000000"/>
+          <w:sz w:val="26"/>
+        </w:rPr>
+        <w:t>. Không lưu họ tên, email, mật khẩu hoặc quyền quản trị trong Cookie tùy chọn.</w:t>
       </w:r>
     </w:p>
     <w:p>
@@ -1220,12 +1489,11 @@
           <w:color w:val="000000"/>
           <w:sz w:val="26"/>
         </w:rPr>
-        <w:t>Bước 1. Thử ba lệnh mà script sẽ sử dụng</w:t>
+        <w:t>Bước 1. Đọc tệp khởi tạo phiên đã cấp</w:t>
       </w:r>
     </w:p>
     <w:p>
       <w:pPr>
-        <w:keepNext/>
         <w:widowControl/>
       </w:pPr>
       <w:r>
@@ -1235,7 +1503,161 @@
           <w:color w:val="000000"/>
           <w:sz w:val="26"/>
         </w:rPr>
-        <w:t>Trong terminal đang ở Ma_nguon, chạy từng dòng:</w:t>
+        <w:t xml:space="preserve">Mở </w:t>
+      </w:r>
+      <w:r>
+        <w:rPr>
+          <w:rFonts w:ascii="Times New Roman" w:hAnsi="Times New Roman"/>
+          <w:b w:val="0"/>
+          <w:color w:val="000000"/>
+          <w:sz w:val="26"/>
+        </w:rPr>
+        <w:t>src/Session.php</w:t>
+      </w:r>
+      <w:r>
+        <w:rPr>
+          <w:rFonts w:ascii="Times New Roman" w:hAnsi="Times New Roman"/>
+          <w:b w:val="0"/>
+          <w:color w:val="000000"/>
+          <w:sz w:val="26"/>
+        </w:rPr>
+        <w:t xml:space="preserve">. Tệp gọi </w:t>
+      </w:r>
+      <w:r>
+        <w:rPr>
+          <w:rFonts w:ascii="Times New Roman" w:hAnsi="Times New Roman"/>
+          <w:b w:val="0"/>
+          <w:color w:val="000000"/>
+          <w:sz w:val="26"/>
+        </w:rPr>
+        <w:t>session_start()</w:t>
+      </w:r>
+      <w:r>
+        <w:rPr>
+          <w:rFonts w:ascii="Times New Roman" w:hAnsi="Times New Roman"/>
+          <w:b w:val="0"/>
+          <w:color w:val="000000"/>
+          <w:sz w:val="26"/>
+        </w:rPr>
+        <w:t xml:space="preserve"> trước khi gửi HTML. Sau đó PHP đọc hoặc ghi dữ liệu bằng </w:t>
+      </w:r>
+      <w:r>
+        <w:rPr>
+          <w:rFonts w:ascii="Times New Roman" w:hAnsi="Times New Roman"/>
+          <w:b w:val="0"/>
+          <w:color w:val="000000"/>
+          <w:sz w:val="26"/>
+        </w:rPr>
+        <w:t>$_SESSION</w:t>
+      </w:r>
+      <w:r>
+        <w:rPr>
+          <w:rFonts w:ascii="Times New Roman" w:hAnsi="Times New Roman"/>
+          <w:b w:val="0"/>
+          <w:color w:val="000000"/>
+          <w:sz w:val="26"/>
+        </w:rPr>
+        <w:t xml:space="preserve">. Trình duyệt nhận Cookie chứa định danh phiên; dữ liệu bản nháp nằm phía máy chủ </w:t>
+      </w:r>
+      <w:r>
+        <w:rPr>
+          <w:rFonts w:ascii="Times New Roman" w:hAnsi="Times New Roman"/>
+          <w:b w:val="0"/>
+          <w:color w:val="000000"/>
+          <w:sz w:val="26"/>
+        </w:rPr>
+        <w:t>[</w:t>
+      </w:r>
+      <w:r>
+        <w:rPr>
+          <w:rFonts w:ascii="Times New Roman" w:hAnsi="Times New Roman"/>
+          <w:b w:val="0"/>
+          <w:color w:val="000000"/>
+          <w:sz w:val="26"/>
+        </w:rPr>
+        <w:t>PHP-SESSION].</w:t>
+      </w:r>
+    </w:p>
+    <w:p>
+      <w:pPr>
+        <w:widowControl/>
+      </w:pPr>
+      <w:r>
+        <w:rPr>
+          <w:rFonts w:ascii="Times New Roman" w:hAnsi="Times New Roman"/>
+          <w:b w:val="0"/>
+          <w:sz w:val="26"/>
+        </w:rPr>
+        <w:t>Tệp đã có hàm checkCsrf và trường csrf ẩn trong Form. Giữ các thành phần này khi sửa bài: chúng đối chiếu token của yêu cầu với token trong phiên. Giảng viên giới thiệu cơ chế hoạt động; bài chưa yêu cầu xây dựng chức năng đăng nhập.</w:t>
+      </w:r>
+    </w:p>
+    <w:p>
+      <w:pPr>
+        <w:keepNext/>
+        <w:widowControl/>
+      </w:pPr>
+      <w:r>
+        <w:rPr>
+          <w:rFonts w:ascii="Times New Roman" w:hAnsi="Times New Roman"/>
+          <w:b w:val="0"/>
+          <w:sz w:val="26"/>
+        </w:rPr>
+        <w:t>Kiểm tra kết quả bước 1:</w:t>
+      </w:r>
+    </w:p>
+    <w:p>
+      <w:pPr>
+        <w:widowControl/>
+        <w:ind w:firstLine="0" w:left="0"/>
+        <w:jc w:val="left"/>
+      </w:pPr>
+      <w:r>
+        <w:rPr>
+          <w:rFonts w:ascii="Times New Roman" w:hAnsi="Times New Roman"/>
+          <w:b w:val="0"/>
+          <w:color w:val="000000"/>
+          <w:sz w:val="26"/>
+        </w:rPr>
+        <w:t>[</w:t>
+      </w:r>
+      <w:r>
+        <w:rPr>
+          <w:rFonts w:ascii="Times New Roman" w:hAnsi="Times New Roman"/>
+          <w:b w:val="0"/>
+          <w:color w:val="000000"/>
+          <w:sz w:val="26"/>
+        </w:rPr>
+        <w:t xml:space="preserve"> ] Session được mở trước HTML; phần token đã cấp được giữ nguyên.</w:t>
+      </w:r>
+    </w:p>
+    <w:p>
+      <w:pPr>
+        <w:pStyle w:val="Heading3"/>
+        <w:keepNext/>
+        <w:widowControl/>
+      </w:pPr>
+      <w:r>
+        <w:rPr>
+          <w:rFonts w:ascii="Times New Roman" w:hAnsi="Times New Roman"/>
+          <w:b/>
+          <w:color w:val="000000"/>
+          <w:sz w:val="26"/>
+        </w:rPr>
+        <w:t>Bước 2. Tạo các hàm quản lý bản nháp</w:t>
+      </w:r>
+    </w:p>
+    <w:p>
+      <w:pPr>
+        <w:keepNext/>
+        <w:widowControl/>
+      </w:pPr>
+      <w:r>
+        <w:rPr>
+          <w:rFonts w:ascii="Times New Roman" w:hAnsi="Times New Roman"/>
+          <w:b w:val="0"/>
+          <w:sz w:val="26"/>
+        </w:rPr>
+        <w:t>Mở src/Draft.php và đối chiếu với mã dưới đây. Nếu viết lại tệp, thay nội dung hiện tại; tránh khai báo trùng hàm hoặc lớp:</w:t>
       </w:r>
     </w:p>
     <w:p>
@@ -1253,7 +1675,151 @@
           <w:b w:val="0"/>
           <w:sz w:val="26"/>
         </w:rPr>
-        <w:t>php -v</w:t>
+        <w:t>&lt;?php</w:t>
+      </w:r>
+    </w:p>
+    <w:p>
+      <w:pPr>
+        <w:keepNext/>
+        <w:keepLines/>
+        <w:widowControl/>
+        <w:spacing w:after="0" w:before="0" w:line="240" w:lineRule="auto"/>
+        <w:ind w:firstLine="0" w:left="142" w:right="85"/>
+        <w:jc w:val="left"/>
+      </w:pPr>
+      <w:r>
+        <w:rPr>
+          <w:rFonts w:ascii="Times New Roman" w:hAnsi="Times New Roman"/>
+          <w:b w:val="0"/>
+          <w:sz w:val="26"/>
+        </w:rPr>
+        <w:t>declare(strict_types=1);</w:t>
+      </w:r>
+    </w:p>
+    <w:p>
+      <w:pPr>
+        <w:keepNext/>
+        <w:keepLines/>
+        <w:widowControl/>
+        <w:spacing w:after="0" w:before="0" w:line="240" w:lineRule="auto"/>
+        <w:ind w:firstLine="0" w:left="142" w:right="85"/>
+        <w:jc w:val="left"/>
+      </w:pPr>
+      <w:r>
+        <w:rPr>
+          <w:rFonts w:ascii="Times New Roman" w:hAnsi="Times New Roman"/>
+          <w:b w:val="0"/>
+          <w:sz w:val="26"/>
+        </w:rPr>
+        <w:t>function saveDraft(array &amp;$session, array $data, int $now): void {</w:t>
+      </w:r>
+    </w:p>
+    <w:p>
+      <w:pPr>
+        <w:keepNext/>
+        <w:keepLines/>
+        <w:widowControl/>
+        <w:spacing w:after="0" w:before="0" w:line="240" w:lineRule="auto"/>
+        <w:ind w:firstLine="0" w:left="142" w:right="85"/>
+        <w:jc w:val="left"/>
+      </w:pPr>
+      <w:r>
+        <w:rPr>
+          <w:rFonts w:ascii="Times New Roman" w:hAnsi="Times New Roman"/>
+          <w:b w:val="0"/>
+          <w:sz w:val="26"/>
+        </w:rPr>
+        <w:t xml:space="preserve">    $session['draft'] = ['data'=&gt;$data, 'created_at'=&gt;$now];</w:t>
+      </w:r>
+    </w:p>
+    <w:p>
+      <w:pPr>
+        <w:keepNext/>
+        <w:keepLines/>
+        <w:widowControl/>
+        <w:spacing w:after="0" w:before="0" w:line="240" w:lineRule="auto"/>
+        <w:ind w:firstLine="0" w:left="142" w:right="85"/>
+        <w:jc w:val="left"/>
+      </w:pPr>
+      <w:r>
+        <w:rPr>
+          <w:rFonts w:ascii="Times New Roman" w:hAnsi="Times New Roman"/>
+          <w:b w:val="0"/>
+          <w:sz w:val="26"/>
+        </w:rPr>
+        <w:t xml:space="preserve">    unset($session['completed']);</w:t>
+      </w:r>
+    </w:p>
+    <w:p>
+      <w:pPr>
+        <w:keepNext/>
+        <w:keepLines/>
+        <w:widowControl/>
+        <w:spacing w:after="0" w:before="0" w:line="240" w:lineRule="auto"/>
+        <w:ind w:firstLine="0" w:left="142" w:right="85"/>
+        <w:jc w:val="left"/>
+      </w:pPr>
+      <w:r>
+        <w:rPr>
+          <w:rFonts w:ascii="Times New Roman" w:hAnsi="Times New Roman"/>
+          <w:b w:val="0"/>
+          <w:sz w:val="26"/>
+        </w:rPr>
+        <w:t>}</w:t>
+      </w:r>
+    </w:p>
+    <w:p>
+      <w:pPr>
+        <w:keepNext/>
+        <w:keepLines/>
+        <w:widowControl/>
+        <w:spacing w:after="0" w:before="0" w:line="240" w:lineRule="auto"/>
+        <w:ind w:firstLine="0" w:left="142" w:right="85"/>
+        <w:jc w:val="left"/>
+      </w:pPr>
+      <w:r>
+        <w:rPr>
+          <w:rFonts w:ascii="Times New Roman" w:hAnsi="Times New Roman"/>
+          <w:b w:val="0"/>
+          <w:sz w:val="26"/>
+        </w:rPr>
+        <w:t>function draftExpired(array $session, int $now, int $ttl): bool {</w:t>
+      </w:r>
+    </w:p>
+    <w:p>
+      <w:pPr>
+        <w:keepNext/>
+        <w:keepLines/>
+        <w:widowControl/>
+        <w:spacing w:after="0" w:before="0" w:line="240" w:lineRule="auto"/>
+        <w:ind w:firstLine="0" w:left="142" w:right="85"/>
+        <w:jc w:val="left"/>
+      </w:pPr>
+      <w:r>
+        <w:rPr>
+          <w:rFonts w:ascii="Times New Roman" w:hAnsi="Times New Roman"/>
+          <w:b w:val="0"/>
+          <w:sz w:val="26"/>
+        </w:rPr>
+        <w:t xml:space="preserve">    if (!isset($session['draft'])) { return true; }</w:t>
+      </w:r>
+    </w:p>
+    <w:p>
+      <w:pPr>
+        <w:keepNext/>
+        <w:keepLines/>
+        <w:widowControl/>
+        <w:spacing w:after="0" w:before="0" w:line="240" w:lineRule="auto"/>
+        <w:ind w:firstLine="0" w:left="142" w:right="85"/>
+        <w:jc w:val="left"/>
+      </w:pPr>
+      <w:r>
+        <w:rPr>
+          <w:rFonts w:ascii="Times New Roman" w:hAnsi="Times New Roman"/>
+          <w:b w:val="0"/>
+          <w:sz w:val="26"/>
+        </w:rPr>
+        <w:t xml:space="preserve">    return $now - $session['draft']['created_at'] &gt;= $ttl;</w:t>
       </w:r>
     </w:p>
     <w:p>
@@ -1271,7 +1837,7 @@
           <w:b w:val="0"/>
           <w:sz w:val="26"/>
         </w:rPr>
-        <w:t>git --version</w:t>
+        <w:t>}</w:t>
       </w:r>
     </w:p>
     <w:p>
@@ -1287,7 +1853,7 @@
           <w:b w:val="0"/>
           <w:sz w:val="26"/>
         </w:rPr>
-        <w:t>php -l public/index.php</w:t>
+        <w:t>function cancelDraft(array &amp;$session): void { unset($session['draft']); }</w:t>
       </w:r>
     </w:p>
     <w:p>
@@ -1301,7 +1867,7 @@
           <w:color w:val="000000"/>
           <w:sz w:val="26"/>
         </w:rPr>
-        <w:t xml:space="preserve">Hai lệnh đầu in phiên bản công cụ. Lệnh thứ ba có chữ </w:t>
+        <w:t>&amp;$session</w:t>
       </w:r>
       <w:r>
         <w:rPr>
@@ -1310,7 +1876,7 @@
           <w:color w:val="000000"/>
           <w:sz w:val="26"/>
         </w:rPr>
-        <w:t>No syntax errors detected</w:t>
+        <w:t xml:space="preserve"> nhận tham chiếu để thay đổi mảng ở nơi gọi; khi truyền </w:t>
       </w:r>
       <w:r>
         <w:rPr>
@@ -1319,7 +1885,7 @@
           <w:color w:val="000000"/>
           <w:sz w:val="26"/>
         </w:rPr>
-        <w:t xml:space="preserve">. Tham số </w:t>
+        <w:t>$_SESSION</w:t>
       </w:r>
       <w:r>
         <w:rPr>
@@ -1328,7 +1894,7 @@
           <w:color w:val="000000"/>
           <w:sz w:val="26"/>
         </w:rPr>
-        <w:t>-l</w:t>
+        <w:t xml:space="preserve">, thay đổi được giữ trong phiên. Hàm </w:t>
       </w:r>
       <w:r>
         <w:rPr>
@@ -1337,13 +1903,8 @@
           <w:color w:val="000000"/>
           <w:sz w:val="26"/>
         </w:rPr>
-        <w:t xml:space="preserve"> yêu cầu PHP chỉ kiểm tra cú pháp tệp, không chạy chức năng của trang. Vì vậy một tệp đúng cú pháp vẫn có thể sai nghiệp vụ.</w:t>
-      </w:r>
-    </w:p>
-    <w:p>
-      <w:pPr>
-        <w:widowControl/>
-      </w:pPr>
+        <w:t>saveDraft</w:t>
+      </w:r>
       <w:r>
         <w:rPr>
           <w:rFonts w:ascii="Times New Roman" w:hAnsi="Times New Roman"/>
@@ -1351,58 +1912,8 @@
           <w:color w:val="000000"/>
           <w:sz w:val="26"/>
         </w:rPr>
-        <w:t>Để xem lệnh có tồn tại trong môi trường, thử:</w:t>
-      </w:r>
-    </w:p>
-    <w:p>
-      <w:pPr>
-        <w:widowControl/>
-        <w:spacing w:after="120" w:before="0" w:line="240" w:lineRule="auto"/>
-        <w:ind w:firstLine="0" w:left="142" w:right="85"/>
-        <w:jc w:val="left"/>
-      </w:pPr>
-      <w:r>
-        <w:rPr>
-          <w:rFonts w:ascii="Times New Roman" w:hAnsi="Times New Roman"/>
-          <w:b w:val="0"/>
-          <w:sz w:val="26"/>
-        </w:rPr>
-        <w:t>command -v php</w:t>
-      </w:r>
-    </w:p>
-    <w:p>
-      <w:pPr>
-        <w:widowControl/>
-      </w:pPr>
-      <w:r>
-        <w:rPr>
-          <w:rFonts w:ascii="Times New Roman" w:hAnsi="Times New Roman"/>
-          <w:b w:val="0"/>
-          <w:sz w:val="26"/>
-        </w:rPr>
-        <w:t>Lệnh trả về đường dẫn đến PHP, chẳng hạn /usr/bin/php. Đường dẫn cụ thể phụ thuộc môi trường cài đặt.</w:t>
-      </w:r>
-    </w:p>
-    <w:p>
-      <w:pPr>
-        <w:keepNext/>
-        <w:widowControl/>
-      </w:pPr>
-      <w:r>
-        <w:rPr>
-          <w:rFonts w:ascii="Times New Roman" w:hAnsi="Times New Roman"/>
-          <w:b w:val="0"/>
-          <w:sz w:val="26"/>
-        </w:rPr>
-        <w:t>Kiểm tra kết quả bước 1:</w:t>
-      </w:r>
-    </w:p>
-    <w:p>
-      <w:pPr>
-        <w:widowControl/>
-        <w:ind w:firstLine="0" w:left="0"/>
-        <w:jc w:val="left"/>
-      </w:pPr>
+        <w:t xml:space="preserve"> lưu dữ liệu và thời điểm tạo, đồng thời xóa kết quả hoàn tất cũ. </w:t>
+      </w:r>
       <w:r>
         <w:rPr>
           <w:rFonts w:ascii="Times New Roman" w:hAnsi="Times New Roman"/>
@@ -1410,7 +1921,7 @@
           <w:color w:val="000000"/>
           <w:sz w:val="26"/>
         </w:rPr>
-        <w:t>[</w:t>
+        <w:t>unset</w:t>
       </w:r>
       <w:r>
         <w:rPr>
@@ -1419,7 +1930,119 @@
           <w:color w:val="000000"/>
           <w:sz w:val="26"/>
         </w:rPr>
-        <w:t xml:space="preserve"> ] Lệnh in phiên bản PHP/Git và thông báo không lỗi cú pháp; biết -l chỉ kiểm tra cú pháp.</w:t>
+        <w:t xml:space="preserve"> chỉ xóa khóa được chỉ định, không xóa mọi dữ liệu của phiên.</w:t>
+      </w:r>
+    </w:p>
+    <w:p>
+      <w:pPr>
+        <w:widowControl/>
+      </w:pPr>
+      <w:r>
+        <w:rPr>
+          <w:rFonts w:ascii="Times New Roman" w:hAnsi="Times New Roman"/>
+          <w:b w:val="0"/>
+          <w:color w:val="000000"/>
+          <w:sz w:val="26"/>
+        </w:rPr>
+        <w:t>$now - created_at</w:t>
+      </w:r>
+      <w:r>
+        <w:rPr>
+          <w:rFonts w:ascii="Times New Roman" w:hAnsi="Times New Roman"/>
+          <w:b w:val="0"/>
+          <w:color w:val="000000"/>
+          <w:sz w:val="26"/>
+        </w:rPr>
+        <w:t xml:space="preserve"> là tuổi bản nháp tính bằng giây. Bản nháp hết hạn khi tuổi lớn hơn hoặc bằng </w:t>
+      </w:r>
+      <w:r>
+        <w:rPr>
+          <w:rFonts w:ascii="Times New Roman" w:hAnsi="Times New Roman"/>
+          <w:b w:val="0"/>
+          <w:color w:val="000000"/>
+          <w:sz w:val="26"/>
+        </w:rPr>
+        <w:t>$ttl</w:t>
+      </w:r>
+      <w:r>
+        <w:rPr>
+          <w:rFonts w:ascii="Times New Roman" w:hAnsi="Times New Roman"/>
+          <w:b w:val="0"/>
+          <w:color w:val="000000"/>
+          <w:sz w:val="26"/>
+        </w:rPr>
+        <w:t xml:space="preserve">. Nhận </w:t>
+      </w:r>
+      <w:r>
+        <w:rPr>
+          <w:rFonts w:ascii="Times New Roman" w:hAnsi="Times New Roman"/>
+          <w:b w:val="0"/>
+          <w:color w:val="000000"/>
+          <w:sz w:val="26"/>
+        </w:rPr>
+        <w:t>$now</w:t>
+      </w:r>
+      <w:r>
+        <w:rPr>
+          <w:rFonts w:ascii="Times New Roman" w:hAnsi="Times New Roman"/>
+          <w:b w:val="0"/>
+          <w:color w:val="000000"/>
+          <w:sz w:val="26"/>
+        </w:rPr>
+        <w:t xml:space="preserve"> qua tham số giúp kiểm thử thời gian giả lập mà không phải chờ thật 30 phút.</w:t>
+      </w:r>
+    </w:p>
+    <w:p>
+      <w:pPr>
+        <w:widowControl/>
+      </w:pPr>
+      <w:r>
+        <w:rPr>
+          <w:rFonts w:ascii="Times New Roman" w:hAnsi="Times New Roman"/>
+          <w:b w:val="0"/>
+          <w:color w:val="000000"/>
+          <w:sz w:val="26"/>
+        </w:rPr>
+        <w:t>Mẫu dùng dữ liệu bản nháp do chính ứng dụng tạo nên hàm kiểm tra còn đơn giản. Phần tự làm sẽ xử lý dữ liệu thiếu, sai sự kiện và thời điểm không hợp lệ.</w:t>
+      </w:r>
+    </w:p>
+    <w:p>
+      <w:pPr>
+        <w:keepNext/>
+        <w:widowControl/>
+      </w:pPr>
+      <w:r>
+        <w:rPr>
+          <w:rFonts w:ascii="Times New Roman" w:hAnsi="Times New Roman"/>
+          <w:b w:val="0"/>
+          <w:sz w:val="26"/>
+        </w:rPr>
+        <w:t>Kiểm tra kết quả bước 2:</w:t>
+      </w:r>
+    </w:p>
+    <w:p>
+      <w:pPr>
+        <w:widowControl/>
+        <w:ind w:firstLine="0" w:left="0"/>
+        <w:jc w:val="left"/>
+      </w:pPr>
+      <w:r>
+        <w:rPr>
+          <w:rFonts w:ascii="Times New Roman" w:hAnsi="Times New Roman"/>
+          <w:b w:val="0"/>
+          <w:color w:val="000000"/>
+          <w:sz w:val="26"/>
+        </w:rPr>
+        <w:t>[</w:t>
+      </w:r>
+      <w:r>
+        <w:rPr>
+          <w:rFonts w:ascii="Times New Roman" w:hAnsi="Times New Roman"/>
+          <w:b w:val="0"/>
+          <w:color w:val="000000"/>
+          <w:sz w:val="26"/>
+        </w:rPr>
+        <w:t xml:space="preserve"> ] Nháp gồm data/created_at; lưu nháp mới xóa kết quả hoàn tất cũ.</w:t>
       </w:r>
     </w:p>
     <w:p>
@@ -1435,12 +2058,11 @@
           <w:color w:val="000000"/>
           <w:sz w:val="26"/>
         </w:rPr>
-        <w:t>Bước 2. Tạo tệp Shell và chạy phiên bản đầu tiên</w:t>
+        <w:t>Bước 3. Tạo trang nhập và lưu nháp</w:t>
       </w:r>
     </w:p>
     <w:p>
       <w:pPr>
-        <w:keepNext/>
         <w:widowControl/>
       </w:pPr>
       <w:r>
@@ -1450,7 +2072,7 @@
           <w:color w:val="000000"/>
           <w:sz w:val="26"/>
         </w:rPr>
-        <w:t xml:space="preserve">Trong trình soạn thảo, tạo thư mục </w:t>
+        <w:t xml:space="preserve">Mở </w:t>
       </w:r>
       <w:r>
         <w:rPr>
@@ -1459,7 +2081,7 @@
           <w:color w:val="000000"/>
           <w:sz w:val="26"/>
         </w:rPr>
-        <w:t>scripts</w:t>
+        <w:t>public/register.php</w:t>
       </w:r>
       <w:r>
         <w:rPr>
@@ -1468,8 +2090,1033 @@
           <w:color w:val="000000"/>
           <w:sz w:val="26"/>
         </w:rPr>
-        <w:t xml:space="preserve"> nếu chưa có. Mở tệp </w:t>
-      </w:r>
+        <w:t>:</w:t>
+      </w:r>
+    </w:p>
+    <w:p>
+      <w:pPr>
+        <w:keepNext w:val="0"/>
+        <w:keepLines w:val="0"/>
+        <w:widowControl/>
+        <w:spacing w:after="0" w:before="0" w:line="240" w:lineRule="auto"/>
+        <w:ind w:firstLine="0" w:left="142" w:right="85"/>
+        <w:jc w:val="left"/>
+      </w:pPr>
+      <w:r>
+        <w:rPr>
+          <w:rFonts w:ascii="Consolas" w:hAnsi="Consolas"/>
+          <w:sz w:val="17"/>
+        </w:rPr>
+        <w:t>&lt;?php</w:t>
+      </w:r>
+    </w:p>
+    <w:p>
+      <w:pPr>
+        <w:keepNext w:val="0"/>
+        <w:keepLines w:val="0"/>
+        <w:widowControl/>
+        <w:spacing w:after="0" w:before="0" w:line="240" w:lineRule="auto"/>
+        <w:ind w:firstLine="0" w:left="142" w:right="85"/>
+        <w:jc w:val="left"/>
+      </w:pPr>
+      <w:r>
+        <w:rPr>
+          <w:rFonts w:ascii="Consolas" w:hAnsi="Consolas"/>
+          <w:sz w:val="17"/>
+        </w:rPr>
+        <w:t>require __DIR__.'/../src/Session.php';</w:t>
+      </w:r>
+    </w:p>
+    <w:p>
+      <w:pPr>
+        <w:keepNext w:val="0"/>
+        <w:keepLines w:val="0"/>
+        <w:widowControl/>
+        <w:spacing w:after="0" w:before="0" w:line="240" w:lineRule="auto"/>
+        <w:ind w:firstLine="0" w:left="142" w:right="85"/>
+        <w:jc w:val="left"/>
+      </w:pPr>
+      <w:r>
+        <w:rPr>
+          <w:rFonts w:ascii="Consolas" w:hAnsi="Consolas"/>
+          <w:sz w:val="17"/>
+        </w:rPr>
+        <w:t>require __DIR__.'/../src/Input.php';</w:t>
+      </w:r>
+    </w:p>
+    <w:p>
+      <w:pPr>
+        <w:keepNext w:val="0"/>
+        <w:keepLines w:val="0"/>
+        <w:widowControl/>
+        <w:spacing w:after="0" w:before="0" w:line="240" w:lineRule="auto"/>
+        <w:ind w:firstLine="0" w:left="142" w:right="85"/>
+        <w:jc w:val="left"/>
+      </w:pPr>
+      <w:r>
+        <w:rPr>
+          <w:rFonts w:ascii="Consolas" w:hAnsi="Consolas"/>
+          <w:sz w:val="17"/>
+        </w:rPr>
+        <w:t>require __DIR__.'/../src/Draft.php';</w:t>
+      </w:r>
+    </w:p>
+    <w:p>
+      <w:pPr>
+        <w:keepNext w:val="0"/>
+        <w:keepLines w:val="0"/>
+        <w:widowControl/>
+        <w:spacing w:after="0" w:before="0" w:line="240" w:lineRule="auto"/>
+        <w:ind w:firstLine="0" w:left="142" w:right="85"/>
+        <w:jc w:val="left"/>
+      </w:pPr>
+      <w:r>
+        <w:rPr>
+          <w:rFonts w:ascii="Consolas" w:hAnsi="Consolas"/>
+          <w:sz w:val="17"/>
+        </w:rPr>
+        <w:t>$events = require __DIR__.'/../data/events.php';</w:t>
+      </w:r>
+    </w:p>
+    <w:p>
+      <w:pPr>
+        <w:keepNext w:val="0"/>
+        <w:keepLines w:val="0"/>
+        <w:widowControl/>
+        <w:spacing w:after="0" w:before="0" w:line="240" w:lineRule="auto"/>
+        <w:ind w:firstLine="0" w:left="142" w:right="85"/>
+        <w:jc w:val="left"/>
+      </w:pPr>
+      <w:r>
+        <w:rPr>
+          <w:rFonts w:ascii="Consolas" w:hAnsi="Consolas"/>
+          <w:sz w:val="17"/>
+        </w:rPr>
+        <w:t>$errors = [];</w:t>
+      </w:r>
+    </w:p>
+    <w:p>
+      <w:pPr>
+        <w:keepNext w:val="0"/>
+        <w:keepLines w:val="0"/>
+        <w:widowControl/>
+        <w:spacing w:after="0" w:before="0" w:line="240" w:lineRule="auto"/>
+        <w:ind w:firstLine="0" w:left="142" w:right="85"/>
+        <w:jc w:val="left"/>
+      </w:pPr>
+      <w:r>
+        <w:rPr>
+          <w:rFonts w:ascii="Consolas" w:hAnsi="Consolas"/>
+          <w:sz w:val="17"/>
+        </w:rPr>
+        <w:t>$data = $_SESSION['draft']['data'] ?? ['event_id'=&gt;1,'name'=&gt;'','email'=&gt;''];</w:t>
+      </w:r>
+    </w:p>
+    <w:p>
+      <w:pPr>
+        <w:keepNext w:val="0"/>
+        <w:keepLines w:val="0"/>
+        <w:widowControl/>
+        <w:spacing w:after="0" w:before="0" w:line="240" w:lineRule="auto"/>
+        <w:ind w:firstLine="0" w:left="142" w:right="85"/>
+        <w:jc w:val="left"/>
+      </w:pPr>
+      <w:r>
+        <w:rPr>
+          <w:rFonts w:ascii="Consolas" w:hAnsi="Consolas"/>
+          <w:sz w:val="17"/>
+        </w:rPr>
+        <w:t>if ($_SERVER['REQUEST_METHOD'] === 'POST') {</w:t>
+      </w:r>
+    </w:p>
+    <w:p>
+      <w:pPr>
+        <w:keepNext w:val="0"/>
+        <w:keepLines w:val="0"/>
+        <w:widowControl/>
+        <w:spacing w:after="0" w:before="0" w:line="240" w:lineRule="auto"/>
+        <w:ind w:firstLine="0" w:left="142" w:right="85"/>
+        <w:jc w:val="left"/>
+      </w:pPr>
+      <w:r>
+        <w:rPr>
+          <w:rFonts w:ascii="Consolas" w:hAnsi="Consolas"/>
+          <w:sz w:val="17"/>
+        </w:rPr>
+        <w:t xml:space="preserve">    checkCsrf($_POST);</w:t>
+      </w:r>
+    </w:p>
+    <w:p>
+      <w:pPr>
+        <w:keepNext w:val="0"/>
+        <w:keepLines w:val="0"/>
+        <w:widowControl/>
+        <w:spacing w:after="0" w:before="0" w:line="240" w:lineRule="auto"/>
+        <w:ind w:firstLine="0" w:left="142" w:right="85"/>
+        <w:jc w:val="left"/>
+      </w:pPr>
+      <w:r>
+        <w:rPr>
+          <w:rFonts w:ascii="Consolas" w:hAnsi="Consolas"/>
+          <w:sz w:val="17"/>
+        </w:rPr>
+        <w:t xml:space="preserve">    $result = validateRegistration($_POST, $events);</w:t>
+      </w:r>
+    </w:p>
+    <w:p>
+      <w:pPr>
+        <w:keepNext w:val="0"/>
+        <w:keepLines w:val="0"/>
+        <w:widowControl/>
+        <w:spacing w:after="0" w:before="0" w:line="240" w:lineRule="auto"/>
+        <w:ind w:firstLine="0" w:left="142" w:right="85"/>
+        <w:jc w:val="left"/>
+      </w:pPr>
+      <w:r>
+        <w:rPr>
+          <w:rFonts w:ascii="Consolas" w:hAnsi="Consolas"/>
+          <w:sz w:val="17"/>
+        </w:rPr>
+        <w:t xml:space="preserve">    $errors = $result['errors']; $data = $result['data'];</w:t>
+      </w:r>
+    </w:p>
+    <w:p>
+      <w:pPr>
+        <w:keepNext w:val="0"/>
+        <w:keepLines w:val="0"/>
+        <w:widowControl/>
+        <w:spacing w:after="0" w:before="0" w:line="240" w:lineRule="auto"/>
+        <w:ind w:firstLine="0" w:left="142" w:right="85"/>
+        <w:jc w:val="left"/>
+      </w:pPr>
+      <w:r>
+        <w:rPr>
+          <w:rFonts w:ascii="Consolas" w:hAnsi="Consolas"/>
+          <w:sz w:val="17"/>
+        </w:rPr>
+        <w:t xml:space="preserve">    if (!$errors) {</w:t>
+      </w:r>
+    </w:p>
+    <w:p>
+      <w:pPr>
+        <w:keepNext w:val="0"/>
+        <w:keepLines w:val="0"/>
+        <w:widowControl/>
+        <w:spacing w:after="0" w:before="0" w:line="240" w:lineRule="auto"/>
+        <w:ind w:firstLine="0" w:left="142" w:right="85"/>
+        <w:jc w:val="left"/>
+      </w:pPr>
+      <w:r>
+        <w:rPr>
+          <w:rFonts w:ascii="Consolas" w:hAnsi="Consolas"/>
+          <w:sz w:val="17"/>
+        </w:rPr>
+        <w:t xml:space="preserve">        saveDraft($_SESSION, $data, time());</w:t>
+      </w:r>
+    </w:p>
+    <w:p>
+      <w:pPr>
+        <w:keepNext w:val="0"/>
+        <w:keepLines w:val="0"/>
+        <w:widowControl/>
+        <w:spacing w:after="0" w:before="0" w:line="240" w:lineRule="auto"/>
+        <w:ind w:firstLine="0" w:left="142" w:right="85"/>
+        <w:jc w:val="left"/>
+      </w:pPr>
+      <w:r>
+        <w:rPr>
+          <w:rFonts w:ascii="Consolas" w:hAnsi="Consolas"/>
+          <w:sz w:val="17"/>
+        </w:rPr>
+        <w:t xml:space="preserve">        header('Location: /confirm.php', true, 303); exit;</w:t>
+      </w:r>
+    </w:p>
+    <w:p>
+      <w:pPr>
+        <w:keepNext w:val="0"/>
+        <w:keepLines w:val="0"/>
+        <w:widowControl/>
+        <w:spacing w:after="0" w:before="0" w:line="240" w:lineRule="auto"/>
+        <w:ind w:firstLine="0" w:left="142" w:right="85"/>
+        <w:jc w:val="left"/>
+      </w:pPr>
+      <w:r>
+        <w:rPr>
+          <w:rFonts w:ascii="Consolas" w:hAnsi="Consolas"/>
+          <w:sz w:val="17"/>
+        </w:rPr>
+        <w:t xml:space="preserve">    }</w:t>
+      </w:r>
+    </w:p>
+    <w:p>
+      <w:pPr>
+        <w:keepNext w:val="0"/>
+        <w:keepLines w:val="0"/>
+        <w:widowControl/>
+        <w:spacing w:after="0" w:before="0" w:line="240" w:lineRule="auto"/>
+        <w:ind w:firstLine="0" w:left="142" w:right="85"/>
+        <w:jc w:val="left"/>
+      </w:pPr>
+      <w:r>
+        <w:rPr>
+          <w:rFonts w:ascii="Consolas" w:hAnsi="Consolas"/>
+          <w:sz w:val="17"/>
+        </w:rPr>
+        <w:t>}</w:t>
+      </w:r>
+    </w:p>
+    <w:p>
+      <w:pPr>
+        <w:keepNext w:val="0"/>
+        <w:keepLines w:val="0"/>
+        <w:widowControl/>
+        <w:spacing w:after="0" w:before="0" w:line="240" w:lineRule="auto"/>
+        <w:ind w:firstLine="0" w:left="142" w:right="85"/>
+        <w:jc w:val="left"/>
+      </w:pPr>
+      <w:r>
+        <w:rPr>
+          <w:rFonts w:ascii="Consolas" w:hAnsi="Consolas"/>
+          <w:sz w:val="17"/>
+        </w:rPr>
+        <w:t>require __DIR__.'/../templates/header.php';</w:t>
+      </w:r>
+    </w:p>
+    <w:p>
+      <w:pPr>
+        <w:keepNext w:val="0"/>
+        <w:keepLines w:val="0"/>
+        <w:widowControl/>
+        <w:spacing w:after="0" w:before="0" w:line="240" w:lineRule="auto"/>
+        <w:ind w:firstLine="0" w:left="142" w:right="85"/>
+        <w:jc w:val="left"/>
+      </w:pPr>
+      <w:r>
+        <w:rPr>
+          <w:rFonts w:ascii="Consolas" w:hAnsi="Consolas"/>
+          <w:sz w:val="17"/>
+        </w:rPr>
+        <w:t>?&gt;</w:t>
+      </w:r>
+    </w:p>
+    <w:p>
+      <w:pPr>
+        <w:keepNext w:val="0"/>
+        <w:keepLines w:val="0"/>
+        <w:widowControl/>
+        <w:spacing w:after="0" w:before="0" w:line="240" w:lineRule="auto"/>
+        <w:ind w:firstLine="0" w:left="142" w:right="85"/>
+        <w:jc w:val="left"/>
+      </w:pPr>
+      <w:r>
+        <w:rPr>
+          <w:rFonts w:ascii="Consolas" w:hAnsi="Consolas"/>
+          <w:sz w:val="17"/>
+        </w:rPr>
+        <w:t>&lt;div class="page-heading"&gt;</w:t>
+      </w:r>
+    </w:p>
+    <w:p>
+      <w:pPr>
+        <w:keepNext w:val="0"/>
+        <w:keepLines w:val="0"/>
+        <w:widowControl/>
+        <w:spacing w:after="0" w:before="0" w:line="240" w:lineRule="auto"/>
+        <w:ind w:firstLine="0" w:left="142" w:right="85"/>
+        <w:jc w:val="left"/>
+      </w:pPr>
+      <w:r>
+        <w:rPr>
+          <w:rFonts w:ascii="Consolas" w:hAnsi="Consolas"/>
+          <w:sz w:val="17"/>
+        </w:rPr>
+        <w:t>&lt;h1&gt;Bước 1. Nhập thông tin&lt;/h1&gt;</w:t>
+      </w:r>
+    </w:p>
+    <w:p>
+      <w:pPr>
+        <w:keepNext w:val="0"/>
+        <w:keepLines w:val="0"/>
+        <w:widowControl/>
+        <w:spacing w:after="0" w:before="0" w:line="240" w:lineRule="auto"/>
+        <w:ind w:firstLine="0" w:left="142" w:right="85"/>
+        <w:jc w:val="left"/>
+      </w:pPr>
+      <w:r>
+        <w:rPr>
+          <w:rFonts w:ascii="Consolas" w:hAnsi="Consolas"/>
+          <w:sz w:val="17"/>
+        </w:rPr>
+        <w:t>&lt;p&gt;Điền thông tin để chuyển đến bước xem lại bản nháp.&lt;/p&gt;</w:t>
+      </w:r>
+    </w:p>
+    <w:p>
+      <w:pPr>
+        <w:keepNext w:val="0"/>
+        <w:keepLines w:val="0"/>
+        <w:widowControl/>
+        <w:spacing w:after="0" w:before="0" w:line="240" w:lineRule="auto"/>
+        <w:ind w:firstLine="0" w:left="142" w:right="85"/>
+        <w:jc w:val="left"/>
+      </w:pPr>
+      <w:r>
+        <w:rPr>
+          <w:rFonts w:ascii="Consolas" w:hAnsi="Consolas"/>
+          <w:sz w:val="17"/>
+        </w:rPr>
+        <w:t>&lt;/div&gt;</w:t>
+      </w:r>
+    </w:p>
+    <w:p>
+      <w:pPr>
+        <w:keepNext w:val="0"/>
+        <w:keepLines w:val="0"/>
+        <w:widowControl/>
+        <w:spacing w:after="0" w:before="0" w:line="240" w:lineRule="auto"/>
+        <w:ind w:firstLine="0" w:left="142" w:right="85"/>
+        <w:jc w:val="left"/>
+      </w:pPr>
+      <w:r>
+        <w:rPr>
+          <w:rFonts w:ascii="Consolas" w:hAnsi="Consolas"/>
+          <w:sz w:val="17"/>
+        </w:rPr>
+        <w:t>&lt;div class="error-summary" role="alert"&gt;</w:t>
+      </w:r>
+    </w:p>
+    <w:p>
+      <w:pPr>
+        <w:keepNext w:val="0"/>
+        <w:keepLines w:val="0"/>
+        <w:widowControl/>
+        <w:spacing w:after="0" w:before="0" w:line="240" w:lineRule="auto"/>
+        <w:ind w:firstLine="0" w:left="142" w:right="85"/>
+        <w:jc w:val="left"/>
+      </w:pPr>
+      <w:r>
+        <w:rPr>
+          <w:rFonts w:ascii="Consolas" w:hAnsi="Consolas"/>
+          <w:sz w:val="17"/>
+        </w:rPr>
+        <w:t>&lt;p class="error-messages"&gt;&lt;?= e(implode(', ', $errors)) ?&gt;&lt;/p&gt;</w:t>
+      </w:r>
+    </w:p>
+    <w:p>
+      <w:pPr>
+        <w:keepNext w:val="0"/>
+        <w:keepLines w:val="0"/>
+        <w:widowControl/>
+        <w:spacing w:after="0" w:before="0" w:line="240" w:lineRule="auto"/>
+        <w:ind w:firstLine="0" w:left="142" w:right="85"/>
+        <w:jc w:val="left"/>
+      </w:pPr>
+      <w:r>
+        <w:rPr>
+          <w:rFonts w:ascii="Consolas" w:hAnsi="Consolas"/>
+          <w:sz w:val="17"/>
+        </w:rPr>
+        <w:t>&lt;p&gt;Thông tin chưa hợp lệ. Kiểm tra lại các thông tin đã nhập rồi gửi lại.&lt;/p&gt;</w:t>
+      </w:r>
+    </w:p>
+    <w:p>
+      <w:pPr>
+        <w:keepNext w:val="0"/>
+        <w:keepLines w:val="0"/>
+        <w:widowControl/>
+        <w:spacing w:after="0" w:before="0" w:line="240" w:lineRule="auto"/>
+        <w:ind w:firstLine="0" w:left="142" w:right="85"/>
+        <w:jc w:val="left"/>
+      </w:pPr>
+      <w:r>
+        <w:rPr>
+          <w:rFonts w:ascii="Consolas" w:hAnsi="Consolas"/>
+          <w:sz w:val="17"/>
+        </w:rPr>
+        <w:t>&lt;/div&gt;</w:t>
+      </w:r>
+    </w:p>
+    <w:p>
+      <w:pPr>
+        <w:keepNext w:val="0"/>
+        <w:keepLines w:val="0"/>
+        <w:widowControl/>
+        <w:spacing w:after="0" w:before="0" w:line="240" w:lineRule="auto"/>
+        <w:ind w:firstLine="0" w:left="142" w:right="85"/>
+        <w:jc w:val="left"/>
+      </w:pPr>
+      <w:r>
+        <w:rPr>
+          <w:rFonts w:ascii="Consolas" w:hAnsi="Consolas"/>
+          <w:sz w:val="17"/>
+        </w:rPr>
+        <w:t>&lt;form class="registration-form" method="post"&gt;</w:t>
+      </w:r>
+    </w:p>
+    <w:p>
+      <w:pPr>
+        <w:keepNext w:val="0"/>
+        <w:keepLines w:val="0"/>
+        <w:widowControl/>
+        <w:spacing w:after="0" w:before="0" w:line="240" w:lineRule="auto"/>
+        <w:ind w:firstLine="0" w:left="142" w:right="85"/>
+        <w:jc w:val="left"/>
+      </w:pPr>
+      <w:r>
+        <w:rPr>
+          <w:rFonts w:ascii="Consolas" w:hAnsi="Consolas"/>
+          <w:sz w:val="17"/>
+        </w:rPr>
+        <w:t>&lt;input type="hidden" name="csrf" value="&lt;?= e($_SESSION['csrf']) ?&gt;"&gt;</w:t>
+      </w:r>
+    </w:p>
+    <w:p>
+      <w:pPr>
+        <w:keepNext w:val="0"/>
+        <w:keepLines w:val="0"/>
+        <w:widowControl/>
+        <w:spacing w:after="0" w:before="0" w:line="240" w:lineRule="auto"/>
+        <w:ind w:firstLine="0" w:left="142" w:right="85"/>
+        <w:jc w:val="left"/>
+      </w:pPr>
+      <w:r>
+        <w:rPr>
+          <w:rFonts w:ascii="Consolas" w:hAnsi="Consolas"/>
+          <w:sz w:val="17"/>
+        </w:rPr>
+        <w:t>&lt;label class="form-field" for="event_id"&gt;Sự kiện</w:t>
+      </w:r>
+    </w:p>
+    <w:p>
+      <w:pPr>
+        <w:keepNext w:val="0"/>
+        <w:keepLines w:val="0"/>
+        <w:widowControl/>
+        <w:spacing w:after="0" w:before="0" w:line="240" w:lineRule="auto"/>
+        <w:ind w:firstLine="0" w:left="142" w:right="85"/>
+        <w:jc w:val="left"/>
+      </w:pPr>
+      <w:r>
+        <w:rPr>
+          <w:rFonts w:ascii="Consolas" w:hAnsi="Consolas"/>
+          <w:sz w:val="17"/>
+        </w:rPr>
+        <w:t>&lt;select id="event_id" name="event_id"&gt;</w:t>
+      </w:r>
+    </w:p>
+    <w:p>
+      <w:pPr>
+        <w:keepNext w:val="0"/>
+        <w:keepLines w:val="0"/>
+        <w:widowControl/>
+        <w:spacing w:after="0" w:before="0" w:line="240" w:lineRule="auto"/>
+        <w:ind w:firstLine="0" w:left="142" w:right="85"/>
+        <w:jc w:val="left"/>
+      </w:pPr>
+      <w:r>
+        <w:rPr>
+          <w:rFonts w:ascii="Consolas" w:hAnsi="Consolas"/>
+          <w:sz w:val="17"/>
+        </w:rPr>
+        <w:t>&lt;?php foreach($events as $event): ?&gt;</w:t>
+      </w:r>
+    </w:p>
+    <w:p>
+      <w:pPr>
+        <w:keepNext w:val="0"/>
+        <w:keepLines w:val="0"/>
+        <w:widowControl/>
+        <w:spacing w:after="0" w:before="0" w:line="240" w:lineRule="auto"/>
+        <w:ind w:firstLine="0" w:left="142" w:right="85"/>
+        <w:jc w:val="left"/>
+      </w:pPr>
+      <w:r>
+        <w:rPr>
+          <w:rFonts w:ascii="Consolas" w:hAnsi="Consolas"/>
+          <w:sz w:val="17"/>
+        </w:rPr>
+        <w:t>&lt;option value="&lt;?= $event['id'] ?&gt;" &lt;?= (int)$data['event_id']===$event['id']?'selected':'' ?&gt;&gt;</w:t>
+      </w:r>
+    </w:p>
+    <w:p>
+      <w:pPr>
+        <w:keepNext w:val="0"/>
+        <w:keepLines w:val="0"/>
+        <w:widowControl/>
+        <w:spacing w:after="0" w:before="0" w:line="240" w:lineRule="auto"/>
+        <w:ind w:firstLine="0" w:left="142" w:right="85"/>
+        <w:jc w:val="left"/>
+      </w:pPr>
+      <w:r>
+        <w:rPr>
+          <w:rFonts w:ascii="Consolas" w:hAnsi="Consolas"/>
+          <w:sz w:val="17"/>
+        </w:rPr>
+        <w:t>&lt;?= e($event['title']) ?&gt;</w:t>
+      </w:r>
+    </w:p>
+    <w:p>
+      <w:pPr>
+        <w:keepNext w:val="0"/>
+        <w:keepLines w:val="0"/>
+        <w:widowControl/>
+        <w:spacing w:after="0" w:before="0" w:line="240" w:lineRule="auto"/>
+        <w:ind w:firstLine="0" w:left="142" w:right="85"/>
+        <w:jc w:val="left"/>
+      </w:pPr>
+      <w:r>
+        <w:rPr>
+          <w:rFonts w:ascii="Consolas" w:hAnsi="Consolas"/>
+          <w:sz w:val="17"/>
+        </w:rPr>
+        <w:t>&lt;/option&gt;</w:t>
+      </w:r>
+    </w:p>
+    <w:p>
+      <w:pPr>
+        <w:keepNext w:val="0"/>
+        <w:keepLines w:val="0"/>
+        <w:widowControl/>
+        <w:spacing w:after="0" w:before="0" w:line="240" w:lineRule="auto"/>
+        <w:ind w:firstLine="0" w:left="142" w:right="85"/>
+        <w:jc w:val="left"/>
+      </w:pPr>
+      <w:r>
+        <w:rPr>
+          <w:rFonts w:ascii="Consolas" w:hAnsi="Consolas"/>
+          <w:sz w:val="17"/>
+        </w:rPr>
+        <w:t>&lt;?php endforeach; ?&gt;</w:t>
+      </w:r>
+    </w:p>
+    <w:p>
+      <w:pPr>
+        <w:keepNext w:val="0"/>
+        <w:keepLines w:val="0"/>
+        <w:widowControl/>
+        <w:spacing w:after="0" w:before="0" w:line="240" w:lineRule="auto"/>
+        <w:ind w:firstLine="0" w:left="142" w:right="85"/>
+        <w:jc w:val="left"/>
+      </w:pPr>
+      <w:r>
+        <w:rPr>
+          <w:rFonts w:ascii="Consolas" w:hAnsi="Consolas"/>
+          <w:sz w:val="17"/>
+        </w:rPr>
+        <w:t>&lt;/select&gt;</w:t>
+      </w:r>
+    </w:p>
+    <w:p>
+      <w:pPr>
+        <w:keepNext w:val="0"/>
+        <w:keepLines w:val="0"/>
+        <w:widowControl/>
+        <w:spacing w:after="0" w:before="0" w:line="240" w:lineRule="auto"/>
+        <w:ind w:firstLine="0" w:left="142" w:right="85"/>
+        <w:jc w:val="left"/>
+      </w:pPr>
+      <w:r>
+        <w:rPr>
+          <w:rFonts w:ascii="Consolas" w:hAnsi="Consolas"/>
+          <w:sz w:val="17"/>
+        </w:rPr>
+        <w:t>&lt;/label&gt;</w:t>
+      </w:r>
+    </w:p>
+    <w:p>
+      <w:pPr>
+        <w:keepNext w:val="0"/>
+        <w:keepLines w:val="0"/>
+        <w:widowControl/>
+        <w:spacing w:after="0" w:before="0" w:line="240" w:lineRule="auto"/>
+        <w:ind w:firstLine="0" w:left="142" w:right="85"/>
+        <w:jc w:val="left"/>
+      </w:pPr>
+      <w:r>
+        <w:rPr>
+          <w:rFonts w:ascii="Consolas" w:hAnsi="Consolas"/>
+          <w:sz w:val="17"/>
+        </w:rPr>
+        <w:t>&lt;label class="form-field" for="name"&gt;Họ tên</w:t>
+      </w:r>
+    </w:p>
+    <w:p>
+      <w:pPr>
+        <w:keepNext w:val="0"/>
+        <w:keepLines w:val="0"/>
+        <w:widowControl/>
+        <w:spacing w:after="0" w:before="0" w:line="240" w:lineRule="auto"/>
+        <w:ind w:firstLine="0" w:left="142" w:right="85"/>
+        <w:jc w:val="left"/>
+      </w:pPr>
+      <w:r>
+        <w:rPr>
+          <w:rFonts w:ascii="Consolas" w:hAnsi="Consolas"/>
+          <w:sz w:val="17"/>
+        </w:rPr>
+        <w:t>&lt;input id="name" name="name" value="&lt;?= e($data['name']) ?&gt;"&gt;</w:t>
+      </w:r>
+    </w:p>
+    <w:p>
+      <w:pPr>
+        <w:keepNext w:val="0"/>
+        <w:keepLines w:val="0"/>
+        <w:widowControl/>
+        <w:spacing w:after="0" w:before="0" w:line="240" w:lineRule="auto"/>
+        <w:ind w:firstLine="0" w:left="142" w:right="85"/>
+        <w:jc w:val="left"/>
+      </w:pPr>
+      <w:r>
+        <w:rPr>
+          <w:rFonts w:ascii="Consolas" w:hAnsi="Consolas"/>
+          <w:sz w:val="17"/>
+        </w:rPr>
+        <w:t>&lt;/label&gt;</w:t>
+      </w:r>
+    </w:p>
+    <w:p>
+      <w:pPr>
+        <w:keepNext w:val="0"/>
+        <w:keepLines w:val="0"/>
+        <w:widowControl/>
+        <w:spacing w:after="0" w:before="0" w:line="240" w:lineRule="auto"/>
+        <w:ind w:firstLine="0" w:left="142" w:right="85"/>
+        <w:jc w:val="left"/>
+      </w:pPr>
+      <w:r>
+        <w:rPr>
+          <w:rFonts w:ascii="Consolas" w:hAnsi="Consolas"/>
+          <w:sz w:val="17"/>
+        </w:rPr>
+        <w:t>&lt;label class="form-field" for="email"&gt;Email</w:t>
+      </w:r>
+    </w:p>
+    <w:p>
+      <w:pPr>
+        <w:keepNext w:val="0"/>
+        <w:keepLines w:val="0"/>
+        <w:widowControl/>
+        <w:spacing w:after="0" w:before="0" w:line="240" w:lineRule="auto"/>
+        <w:ind w:firstLine="0" w:left="142" w:right="85"/>
+        <w:jc w:val="left"/>
+      </w:pPr>
+      <w:r>
+        <w:rPr>
+          <w:rFonts w:ascii="Consolas" w:hAnsi="Consolas"/>
+          <w:sz w:val="17"/>
+        </w:rPr>
+        <w:t>&lt;input id="email" name="email" value="&lt;?= e($data['email']) ?&gt;"&gt;</w:t>
+      </w:r>
+    </w:p>
+    <w:p>
+      <w:pPr>
+        <w:keepNext w:val="0"/>
+        <w:keepLines w:val="0"/>
+        <w:widowControl/>
+        <w:spacing w:after="0" w:before="0" w:line="240" w:lineRule="auto"/>
+        <w:ind w:firstLine="0" w:left="142" w:right="85"/>
+        <w:jc w:val="left"/>
+      </w:pPr>
+      <w:r>
+        <w:rPr>
+          <w:rFonts w:ascii="Consolas" w:hAnsi="Consolas"/>
+          <w:sz w:val="17"/>
+        </w:rPr>
+        <w:t>&lt;/label&gt;</w:t>
+      </w:r>
+    </w:p>
+    <w:p>
+      <w:pPr>
+        <w:keepNext w:val="0"/>
+        <w:keepLines w:val="0"/>
+        <w:widowControl/>
+        <w:spacing w:after="0" w:before="0" w:line="240" w:lineRule="auto"/>
+        <w:ind w:firstLine="0" w:left="142" w:right="85"/>
+        <w:jc w:val="left"/>
+      </w:pPr>
+      <w:r>
+        <w:rPr>
+          <w:rFonts w:ascii="Consolas" w:hAnsi="Consolas"/>
+          <w:sz w:val="17"/>
+        </w:rPr>
+        <w:t>&lt;button&gt;Tiếp tục&lt;/button&gt;</w:t>
+      </w:r>
+    </w:p>
+    <w:p>
+      <w:pPr>
+        <w:keepNext w:val="0"/>
+        <w:keepLines w:val="0"/>
+        <w:widowControl/>
+        <w:spacing w:after="0" w:before="0" w:line="240" w:lineRule="auto"/>
+        <w:ind w:firstLine="0" w:left="142" w:right="85"/>
+        <w:jc w:val="left"/>
+      </w:pPr>
+      <w:r>
+        <w:rPr>
+          <w:rFonts w:ascii="Consolas" w:hAnsi="Consolas"/>
+          <w:sz w:val="17"/>
+        </w:rPr>
+        <w:t>&lt;/form&gt;</w:t>
+      </w:r>
+    </w:p>
+    <w:p>
+      <w:pPr>
+        <w:keepNext w:val="0"/>
+        <w:keepLines w:val="0"/>
+        <w:widowControl/>
+        <w:spacing w:after="0" w:before="0" w:line="240" w:lineRule="auto"/>
+        <w:ind w:firstLine="0" w:left="142" w:right="85"/>
+        <w:jc w:val="left"/>
+      </w:pPr>
+      <w:r>
+        <w:rPr>
+          <w:rFonts w:ascii="Consolas" w:hAnsi="Consolas"/>
+          <w:sz w:val="17"/>
+        </w:rPr>
+        <w:t>&lt;form class="preferences-form" method="post" action="/preferences.php"&gt;</w:t>
+      </w:r>
+    </w:p>
+    <w:p>
+      <w:pPr>
+        <w:keepNext w:val="0"/>
+        <w:keepLines w:val="0"/>
+        <w:widowControl/>
+        <w:spacing w:after="0" w:before="0" w:line="240" w:lineRule="auto"/>
+        <w:ind w:firstLine="0" w:left="142" w:right="85"/>
+        <w:jc w:val="left"/>
+      </w:pPr>
+      <w:r>
+        <w:rPr>
+          <w:rFonts w:ascii="Consolas" w:hAnsi="Consolas"/>
+          <w:sz w:val="17"/>
+        </w:rPr>
+        <w:t>&lt;h2&gt;Tùy chọn hiển thị&lt;/h2&gt;</w:t>
+      </w:r>
+    </w:p>
+    <w:p>
+      <w:pPr>
+        <w:keepNext w:val="0"/>
+        <w:keepLines w:val="0"/>
+        <w:widowControl/>
+        <w:spacing w:after="0" w:before="0" w:line="240" w:lineRule="auto"/>
+        <w:ind w:firstLine="0" w:left="142" w:right="85"/>
+        <w:jc w:val="left"/>
+      </w:pPr>
+      <w:r>
+        <w:rPr>
+          <w:rFonts w:ascii="Consolas" w:hAnsi="Consolas"/>
+          <w:sz w:val="17"/>
+        </w:rPr>
+        <w:t>&lt;p&gt;Form này chỉ lưu tùy chọn Cookie, không gửi đăng ký.&lt;/p&gt;</w:t>
+      </w:r>
+    </w:p>
+    <w:p>
+      <w:pPr>
+        <w:keepNext w:val="0"/>
+        <w:keepLines w:val="0"/>
+        <w:widowControl/>
+        <w:spacing w:after="0" w:before="0" w:line="240" w:lineRule="auto"/>
+        <w:ind w:firstLine="0" w:left="142" w:right="85"/>
+        <w:jc w:val="left"/>
+      </w:pPr>
+      <w:r>
+        <w:rPr>
+          <w:rFonts w:ascii="Consolas" w:hAnsi="Consolas"/>
+          <w:sz w:val="17"/>
+        </w:rPr>
+        <w:t>&lt;input type="hidden" name="csrf" value="&lt;?= e($_SESSION['csrf']) ?&gt;"&gt;</w:t>
+      </w:r>
+    </w:p>
+    <w:p>
+      <w:pPr>
+        <w:keepNext w:val="0"/>
+        <w:keepLines w:val="0"/>
+        <w:widowControl/>
+        <w:spacing w:after="0" w:before="0" w:line="240" w:lineRule="auto"/>
+        <w:ind w:firstLine="0" w:left="142" w:right="85"/>
+        <w:jc w:val="left"/>
+      </w:pPr>
+      <w:r>
+        <w:rPr>
+          <w:rFonts w:ascii="Consolas" w:hAnsi="Consolas"/>
+          <w:sz w:val="17"/>
+        </w:rPr>
+        <w:t>&lt;label class="form-field" for="view"&gt;Cách hiển thị</w:t>
+      </w:r>
+    </w:p>
+    <w:p>
+      <w:pPr>
+        <w:keepNext w:val="0"/>
+        <w:keepLines w:val="0"/>
+        <w:widowControl/>
+        <w:spacing w:after="0" w:before="0" w:line="240" w:lineRule="auto"/>
+        <w:ind w:firstLine="0" w:left="142" w:right="85"/>
+        <w:jc w:val="left"/>
+      </w:pPr>
+      <w:r>
+        <w:rPr>
+          <w:rFonts w:ascii="Consolas" w:hAnsi="Consolas"/>
+          <w:sz w:val="17"/>
+        </w:rPr>
+        <w:t>&lt;select id="view" name="view"&gt;</w:t>
+      </w:r>
+    </w:p>
+    <w:p>
+      <w:pPr>
+        <w:keepNext w:val="0"/>
+        <w:keepLines w:val="0"/>
+        <w:widowControl/>
+        <w:spacing w:after="0" w:before="0" w:line="240" w:lineRule="auto"/>
+        <w:ind w:firstLine="0" w:left="142" w:right="85"/>
+        <w:jc w:val="left"/>
+      </w:pPr>
+      <w:r>
+        <w:rPr>
+          <w:rFonts w:ascii="Consolas" w:hAnsi="Consolas"/>
+          <w:sz w:val="17"/>
+        </w:rPr>
+        <w:t>&lt;option value="compact"&gt;Gọn&lt;/option&gt;</w:t>
+      </w:r>
+    </w:p>
+    <w:p>
+      <w:pPr>
+        <w:keepNext w:val="0"/>
+        <w:keepLines w:val="0"/>
+        <w:widowControl/>
+        <w:spacing w:after="0" w:before="0" w:line="240" w:lineRule="auto"/>
+        <w:ind w:firstLine="0" w:left="142" w:right="85"/>
+        <w:jc w:val="left"/>
+      </w:pPr>
+      <w:r>
+        <w:rPr>
+          <w:rFonts w:ascii="Consolas" w:hAnsi="Consolas"/>
+          <w:sz w:val="17"/>
+        </w:rPr>
+        <w:t>&lt;option value="full"&gt;Đầy đủ&lt;/option&gt;</w:t>
+      </w:r>
+    </w:p>
+    <w:p>
+      <w:pPr>
+        <w:keepNext w:val="0"/>
+        <w:keepLines w:val="0"/>
+        <w:widowControl/>
+        <w:spacing w:after="0" w:before="0" w:line="240" w:lineRule="auto"/>
+        <w:ind w:firstLine="0" w:left="142" w:right="85"/>
+        <w:jc w:val="left"/>
+      </w:pPr>
+      <w:r>
+        <w:rPr>
+          <w:rFonts w:ascii="Consolas" w:hAnsi="Consolas"/>
+          <w:sz w:val="17"/>
+        </w:rPr>
+        <w:t>&lt;/select&gt;</w:t>
+      </w:r>
+    </w:p>
+    <w:p>
+      <w:pPr>
+        <w:keepNext w:val="0"/>
+        <w:keepLines w:val="0"/>
+        <w:widowControl/>
+        <w:spacing w:after="0" w:before="0" w:line="240" w:lineRule="auto"/>
+        <w:ind w:firstLine="0" w:left="142" w:right="85"/>
+        <w:jc w:val="left"/>
+      </w:pPr>
+      <w:r>
+        <w:rPr>
+          <w:rFonts w:ascii="Consolas" w:hAnsi="Consolas"/>
+          <w:sz w:val="17"/>
+        </w:rPr>
+        <w:t>&lt;/label&gt;</w:t>
+      </w:r>
+    </w:p>
+    <w:p>
+      <w:pPr>
+        <w:keepNext w:val="0"/>
+        <w:keepLines w:val="0"/>
+        <w:widowControl/>
+        <w:spacing w:after="0" w:before="0" w:line="240" w:lineRule="auto"/>
+        <w:ind w:firstLine="0" w:left="142" w:right="85"/>
+        <w:jc w:val="left"/>
+      </w:pPr>
+      <w:r>
+        <w:rPr>
+          <w:rFonts w:ascii="Consolas" w:hAnsi="Consolas"/>
+          <w:sz w:val="17"/>
+        </w:rPr>
+        <w:t>&lt;button class="button-secondary"&gt;Lưu tùy chọn&lt;/button&gt;</w:t>
+      </w:r>
+    </w:p>
+    <w:p>
+      <w:pPr>
+        <w:keepNext w:val="0"/>
+        <w:keepLines w:val="0"/>
+        <w:widowControl/>
+        <w:spacing w:after="0" w:before="0" w:line="240" w:lineRule="auto"/>
+        <w:ind w:firstLine="0" w:left="142" w:right="85"/>
+        <w:jc w:val="left"/>
+      </w:pPr>
+      <w:r>
+        <w:rPr>
+          <w:rFonts w:ascii="Consolas" w:hAnsi="Consolas"/>
+          <w:sz w:val="17"/>
+        </w:rPr>
+        <w:t>&lt;/form&gt;</w:t>
+      </w:r>
+    </w:p>
+    <w:p>
+      <w:pPr>
+        <w:keepNext w:val="0"/>
+        <w:keepLines w:val="0"/>
+        <w:widowControl/>
+        <w:spacing w:after="0" w:before="0" w:line="240" w:lineRule="auto"/>
+        <w:ind w:firstLine="0" w:left="142" w:right="85"/>
+        <w:jc w:val="left"/>
+      </w:pPr>
+      <w:r>
+        <w:rPr>
+          <w:rFonts w:ascii="Consolas" w:hAnsi="Consolas"/>
+          <w:sz w:val="17"/>
+        </w:rPr>
+        <w:t>&lt;p class="cookie-status"&gt;Tùy chọn Cookie: &lt;?= e(field($_COOKIE, 'view')) ?&gt;</w:t>
+      </w:r>
+    </w:p>
+    <w:p>
+      <w:pPr>
+        <w:keepNext w:val="0"/>
+        <w:keepLines w:val="0"/>
+        <w:widowControl/>
+        <w:spacing w:after="0" w:before="0" w:line="240" w:lineRule="auto"/>
+        <w:ind w:firstLine="0" w:left="142" w:right="85"/>
+        <w:jc w:val="left"/>
+      </w:pPr>
+      <w:r>
+        <w:rPr>
+          <w:rFonts w:ascii="Consolas" w:hAnsi="Consolas"/>
+          <w:sz w:val="17"/>
+        </w:rPr>
+        <w:t>&lt;/p&gt;</w:t>
+      </w:r>
+    </w:p>
+    <w:p>
+      <w:pPr>
+        <w:keepNext w:val="0"/>
+        <w:keepLines w:val="0"/>
+        <w:widowControl/>
+        <w:spacing w:after="0" w:before="0" w:line="240" w:lineRule="auto"/>
+        <w:ind w:firstLine="0" w:left="142" w:right="85"/>
+        <w:jc w:val="left"/>
+      </w:pPr>
+      <w:r>
+        <w:rPr>
+          <w:rFonts w:ascii="Consolas" w:hAnsi="Consolas"/>
+          <w:sz w:val="17"/>
+        </w:rPr>
+        <w:t>&lt;?php require __DIR__.'/../templates/footer.php'; ?&gt;</w:t>
+      </w:r>
+    </w:p>
+    <w:p>
+      <w:pPr>
+        <w:widowControl/>
+      </w:pPr>
       <w:r>
         <w:rPr>
           <w:rFonts w:ascii="Times New Roman" w:hAnsi="Times New Roman"/>
@@ -1477,8 +3124,13 @@
           <w:color w:val="000000"/>
           <w:sz w:val="26"/>
         </w:rPr>
-        <w:t>scripts/check-env.sh</w:t>
-      </w:r>
+        <w:t>Đọc phần PHP đầu tệp: nếu đã có nháp thì lấy dữ liệu điền lại form; nếu chưa có thì dùng giá trị rỗng. Khi POST, kiểm tra token trước, sau đó dùng hàm kiểm tra dữ liệu trong src/Input.php được cấp. Chỉ khi không có lỗi mới gọi saveDraft.</w:t>
+      </w:r>
+    </w:p>
+    <w:p>
+      <w:pPr>
+        <w:widowControl/>
+      </w:pPr>
       <w:r>
         <w:rPr>
           <w:rFonts w:ascii="Times New Roman" w:hAnsi="Times New Roman"/>
@@ -1486,7 +3138,1578 @@
           <w:color w:val="000000"/>
           <w:sz w:val="26"/>
         </w:rPr>
-        <w:t xml:space="preserve"> và thay toàn bộ nội dung bằng đoạn sau:</w:t>
+        <w:t>header('Location: /confirm.php', true, 303)</w:t>
+      </w:r>
+      <w:r>
+        <w:rPr>
+          <w:rFonts w:ascii="Times New Roman" w:hAnsi="Times New Roman"/>
+          <w:b w:val="0"/>
+          <w:color w:val="000000"/>
+          <w:sz w:val="26"/>
+        </w:rPr>
+        <w:t xml:space="preserve"> yêu cầu trình duyệt chuyển sang GET trang xác nhận. </w:t>
+      </w:r>
+      <w:r>
+        <w:rPr>
+          <w:rFonts w:ascii="Times New Roman" w:hAnsi="Times New Roman"/>
+          <w:b w:val="0"/>
+          <w:color w:val="000000"/>
+          <w:sz w:val="26"/>
+        </w:rPr>
+        <w:t>exit</w:t>
+      </w:r>
+      <w:r>
+        <w:rPr>
+          <w:rFonts w:ascii="Times New Roman" w:hAnsi="Times New Roman"/>
+          <w:b w:val="0"/>
+          <w:color w:val="000000"/>
+          <w:sz w:val="26"/>
+        </w:rPr>
+        <w:t xml:space="preserve"> ngăn chương trình tiếp tục xuất HTML sau khi đã chuyển hướng. Không đặt dòng </w:t>
+      </w:r>
+      <w:r>
+        <w:rPr>
+          <w:rFonts w:ascii="Times New Roman" w:hAnsi="Times New Roman"/>
+          <w:b w:val="0"/>
+          <w:color w:val="000000"/>
+          <w:sz w:val="26"/>
+        </w:rPr>
+        <w:t>echo</w:t>
+      </w:r>
+      <w:r>
+        <w:rPr>
+          <w:rFonts w:ascii="Times New Roman" w:hAnsi="Times New Roman"/>
+          <w:b w:val="0"/>
+          <w:color w:val="000000"/>
+          <w:sz w:val="26"/>
+        </w:rPr>
+        <w:t xml:space="preserve"> hoặc HTML trước phần xử lý này.</w:t>
+      </w:r>
+    </w:p>
+    <w:p>
+      <w:pPr>
+        <w:widowControl/>
+      </w:pPr>
+      <w:r>
+        <w:rPr>
+          <w:rFonts w:ascii="Times New Roman" w:hAnsi="Times New Roman"/>
+          <w:b w:val="0"/>
+          <w:color w:val="000000"/>
+          <w:sz w:val="26"/>
+        </w:rPr>
+        <w:t>Form sử dụng trường ẩn csrf; giá trị lấy từ Session. Form nhỏ thứ hai chỉ lưu tùy chọn hiển thị, không gửi đăng ký. Trang nhận dữ liệu của form này được xây dựng ở bước 7.</w:t>
+      </w:r>
+    </w:p>
+    <w:p>
+      <w:pPr>
+        <w:keepNext/>
+        <w:widowControl/>
+      </w:pPr>
+      <w:r>
+        <w:rPr>
+          <w:rFonts w:ascii="Times New Roman" w:hAnsi="Times New Roman"/>
+          <w:b w:val="0"/>
+          <w:sz w:val="26"/>
+        </w:rPr>
+        <w:t>Kiểm tra kết quả bước 3:</w:t>
+      </w:r>
+    </w:p>
+    <w:p>
+      <w:pPr>
+        <w:widowControl/>
+        <w:ind w:firstLine="0" w:left="0"/>
+        <w:jc w:val="left"/>
+      </w:pPr>
+      <w:r>
+        <w:rPr>
+          <w:rFonts w:ascii="Times New Roman" w:hAnsi="Times New Roman"/>
+          <w:b w:val="0"/>
+          <w:color w:val="000000"/>
+          <w:sz w:val="26"/>
+        </w:rPr>
+        <w:t>[</w:t>
+      </w:r>
+      <w:r>
+        <w:rPr>
+          <w:rFonts w:ascii="Times New Roman" w:hAnsi="Times New Roman"/>
+          <w:b w:val="0"/>
+          <w:color w:val="000000"/>
+          <w:sz w:val="26"/>
+        </w:rPr>
+        <w:t xml:space="preserve"> ] Nhập hợp lệ chuyển đến xác nhận; quay lại sửa thấy đúng dữ liệu nháp.</w:t>
+      </w:r>
+    </w:p>
+    <w:p>
+      <w:pPr>
+        <w:pStyle w:val="Heading3"/>
+        <w:keepNext/>
+        <w:widowControl/>
+      </w:pPr>
+      <w:r>
+        <w:rPr>
+          <w:rFonts w:ascii="Times New Roman" w:hAnsi="Times New Roman"/>
+          <w:b/>
+          <w:color w:val="000000"/>
+          <w:sz w:val="26"/>
+        </w:rPr>
+        <w:t>Bước 4. Tạo trang xác nhận</w:t>
+      </w:r>
+    </w:p>
+    <w:p>
+      <w:pPr>
+        <w:keepNext/>
+        <w:widowControl/>
+      </w:pPr>
+      <w:r>
+        <w:rPr>
+          <w:rFonts w:ascii="Times New Roman" w:hAnsi="Times New Roman"/>
+          <w:b w:val="0"/>
+          <w:color w:val="000000"/>
+          <w:sz w:val="26"/>
+        </w:rPr>
+        <w:t xml:space="preserve">Mở </w:t>
+      </w:r>
+      <w:r>
+        <w:rPr>
+          <w:rFonts w:ascii="Times New Roman" w:hAnsi="Times New Roman"/>
+          <w:b w:val="0"/>
+          <w:color w:val="000000"/>
+          <w:sz w:val="26"/>
+        </w:rPr>
+        <w:t>public/confirm.php</w:t>
+      </w:r>
+      <w:r>
+        <w:rPr>
+          <w:rFonts w:ascii="Times New Roman" w:hAnsi="Times New Roman"/>
+          <w:b w:val="0"/>
+          <w:color w:val="000000"/>
+          <w:sz w:val="26"/>
+        </w:rPr>
+        <w:t>:</w:t>
+      </w:r>
+    </w:p>
+    <w:p>
+      <w:pPr>
+        <w:keepNext w:val="0"/>
+        <w:keepLines w:val="0"/>
+        <w:widowControl/>
+        <w:spacing w:after="0" w:before="0" w:line="240" w:lineRule="auto"/>
+        <w:ind w:firstLine="0" w:left="142" w:right="85"/>
+        <w:jc w:val="left"/>
+      </w:pPr>
+      <w:r>
+        <w:rPr>
+          <w:rFonts w:ascii="Consolas" w:hAnsi="Consolas"/>
+          <w:sz w:val="17"/>
+        </w:rPr>
+        <w:t>&lt;?php</w:t>
+      </w:r>
+    </w:p>
+    <w:p>
+      <w:pPr>
+        <w:keepNext w:val="0"/>
+        <w:keepLines w:val="0"/>
+        <w:widowControl/>
+        <w:spacing w:after="0" w:before="0" w:line="240" w:lineRule="auto"/>
+        <w:ind w:firstLine="0" w:left="142" w:right="85"/>
+        <w:jc w:val="left"/>
+      </w:pPr>
+      <w:r>
+        <w:rPr>
+          <w:rFonts w:ascii="Consolas" w:hAnsi="Consolas"/>
+          <w:sz w:val="17"/>
+        </w:rPr>
+        <w:t>require __DIR__.'/../src/Session.php';</w:t>
+      </w:r>
+    </w:p>
+    <w:p>
+      <w:pPr>
+        <w:keepNext w:val="0"/>
+        <w:keepLines w:val="0"/>
+        <w:widowControl/>
+        <w:spacing w:after="0" w:before="0" w:line="240" w:lineRule="auto"/>
+        <w:ind w:firstLine="0" w:left="142" w:right="85"/>
+        <w:jc w:val="left"/>
+      </w:pPr>
+      <w:r>
+        <w:rPr>
+          <w:rFonts w:ascii="Consolas" w:hAnsi="Consolas"/>
+          <w:sz w:val="17"/>
+        </w:rPr>
+        <w:t>require __DIR__.'/../src/Input.php';</w:t>
+      </w:r>
+    </w:p>
+    <w:p>
+      <w:pPr>
+        <w:keepNext w:val="0"/>
+        <w:keepLines w:val="0"/>
+        <w:widowControl/>
+        <w:spacing w:after="0" w:before="0" w:line="240" w:lineRule="auto"/>
+        <w:ind w:firstLine="0" w:left="142" w:right="85"/>
+        <w:jc w:val="left"/>
+      </w:pPr>
+      <w:r>
+        <w:rPr>
+          <w:rFonts w:ascii="Consolas" w:hAnsi="Consolas"/>
+          <w:sz w:val="17"/>
+        </w:rPr>
+        <w:t>require __DIR__.'/../src/Draft.php';</w:t>
+      </w:r>
+    </w:p>
+    <w:p>
+      <w:pPr>
+        <w:keepNext w:val="0"/>
+        <w:keepLines w:val="0"/>
+        <w:widowControl/>
+        <w:spacing w:after="0" w:before="0" w:line="240" w:lineRule="auto"/>
+        <w:ind w:firstLine="0" w:left="142" w:right="85"/>
+        <w:jc w:val="left"/>
+      </w:pPr>
+      <w:r>
+        <w:rPr>
+          <w:rFonts w:ascii="Consolas" w:hAnsi="Consolas"/>
+          <w:sz w:val="17"/>
+        </w:rPr>
+        <w:t>if (draftExpired($_SESSION, time(), 1800)) {</w:t>
+      </w:r>
+    </w:p>
+    <w:p>
+      <w:pPr>
+        <w:keepNext w:val="0"/>
+        <w:keepLines w:val="0"/>
+        <w:widowControl/>
+        <w:spacing w:after="0" w:before="0" w:line="240" w:lineRule="auto"/>
+        <w:ind w:firstLine="0" w:left="142" w:right="85"/>
+        <w:jc w:val="left"/>
+      </w:pPr>
+      <w:r>
+        <w:rPr>
+          <w:rFonts w:ascii="Consolas" w:hAnsi="Consolas"/>
+          <w:sz w:val="17"/>
+        </w:rPr>
+        <w:t xml:space="preserve">    cancelDraft($_SESSION);</w:t>
+      </w:r>
+    </w:p>
+    <w:p>
+      <w:pPr>
+        <w:keepNext w:val="0"/>
+        <w:keepLines w:val="0"/>
+        <w:widowControl/>
+        <w:spacing w:after="0" w:before="0" w:line="240" w:lineRule="auto"/>
+        <w:ind w:firstLine="0" w:left="142" w:right="85"/>
+        <w:jc w:val="left"/>
+      </w:pPr>
+      <w:r>
+        <w:rPr>
+          <w:rFonts w:ascii="Consolas" w:hAnsi="Consolas"/>
+          <w:sz w:val="17"/>
+        </w:rPr>
+        <w:t xml:space="preserve">    header('Location: /register.php', true, 303); exit;</w:t>
+      </w:r>
+    </w:p>
+    <w:p>
+      <w:pPr>
+        <w:keepNext w:val="0"/>
+        <w:keepLines w:val="0"/>
+        <w:widowControl/>
+        <w:spacing w:after="0" w:before="0" w:line="240" w:lineRule="auto"/>
+        <w:ind w:firstLine="0" w:left="142" w:right="85"/>
+        <w:jc w:val="left"/>
+      </w:pPr>
+      <w:r>
+        <w:rPr>
+          <w:rFonts w:ascii="Consolas" w:hAnsi="Consolas"/>
+          <w:sz w:val="17"/>
+        </w:rPr>
+        <w:t>}</w:t>
+      </w:r>
+    </w:p>
+    <w:p>
+      <w:pPr>
+        <w:keepNext w:val="0"/>
+        <w:keepLines w:val="0"/>
+        <w:widowControl/>
+        <w:spacing w:after="0" w:before="0" w:line="240" w:lineRule="auto"/>
+        <w:ind w:firstLine="0" w:left="142" w:right="85"/>
+        <w:jc w:val="left"/>
+      </w:pPr>
+      <w:r>
+        <w:rPr>
+          <w:rFonts w:ascii="Consolas" w:hAnsi="Consolas"/>
+          <w:sz w:val="17"/>
+        </w:rPr>
+        <w:t>$data = $_SESSION['draft']['data'];</w:t>
+      </w:r>
+    </w:p>
+    <w:p>
+      <w:pPr>
+        <w:keepNext w:val="0"/>
+        <w:keepLines w:val="0"/>
+        <w:widowControl/>
+        <w:spacing w:after="0" w:before="0" w:line="240" w:lineRule="auto"/>
+        <w:ind w:firstLine="0" w:left="142" w:right="85"/>
+        <w:jc w:val="left"/>
+      </w:pPr>
+      <w:r>
+        <w:rPr>
+          <w:rFonts w:ascii="Consolas" w:hAnsi="Consolas"/>
+          <w:sz w:val="17"/>
+        </w:rPr>
+        <w:t>require __DIR__.'/../templates/header.php';</w:t>
+      </w:r>
+    </w:p>
+    <w:p>
+      <w:pPr>
+        <w:keepNext w:val="0"/>
+        <w:keepLines w:val="0"/>
+        <w:widowControl/>
+        <w:spacing w:after="0" w:before="0" w:line="240" w:lineRule="auto"/>
+        <w:ind w:firstLine="0" w:left="142" w:right="85"/>
+        <w:jc w:val="left"/>
+      </w:pPr>
+      <w:r>
+        <w:rPr>
+          <w:rFonts w:ascii="Consolas" w:hAnsi="Consolas"/>
+          <w:sz w:val="17"/>
+        </w:rPr>
+        <w:t>?&gt;</w:t>
+      </w:r>
+    </w:p>
+    <w:p>
+      <w:pPr>
+        <w:keepNext w:val="0"/>
+        <w:keepLines w:val="0"/>
+        <w:widowControl/>
+        <w:spacing w:after="0" w:before="0" w:line="240" w:lineRule="auto"/>
+        <w:ind w:firstLine="0" w:left="142" w:right="85"/>
+        <w:jc w:val="left"/>
+      </w:pPr>
+      <w:r>
+        <w:rPr>
+          <w:rFonts w:ascii="Consolas" w:hAnsi="Consolas"/>
+          <w:sz w:val="17"/>
+        </w:rPr>
+        <w:t>&lt;div class="page-heading"&gt;</w:t>
+      </w:r>
+    </w:p>
+    <w:p>
+      <w:pPr>
+        <w:keepNext w:val="0"/>
+        <w:keepLines w:val="0"/>
+        <w:widowControl/>
+        <w:spacing w:after="0" w:before="0" w:line="240" w:lineRule="auto"/>
+        <w:ind w:firstLine="0" w:left="142" w:right="85"/>
+        <w:jc w:val="left"/>
+      </w:pPr>
+      <w:r>
+        <w:rPr>
+          <w:rFonts w:ascii="Consolas" w:hAnsi="Consolas"/>
+          <w:sz w:val="17"/>
+        </w:rPr>
+        <w:t>&lt;h1&gt;Bước 2. Xác nhận&lt;/h1&gt;</w:t>
+      </w:r>
+    </w:p>
+    <w:p>
+      <w:pPr>
+        <w:keepNext w:val="0"/>
+        <w:keepLines w:val="0"/>
+        <w:widowControl/>
+        <w:spacing w:after="0" w:before="0" w:line="240" w:lineRule="auto"/>
+        <w:ind w:firstLine="0" w:left="142" w:right="85"/>
+        <w:jc w:val="left"/>
+      </w:pPr>
+      <w:r>
+        <w:rPr>
+          <w:rFonts w:ascii="Consolas" w:hAnsi="Consolas"/>
+          <w:sz w:val="17"/>
+        </w:rPr>
+        <w:t>&lt;p&gt;Đối chiếu thông tin trước khi xác nhận.&lt;/p&gt;</w:t>
+      </w:r>
+    </w:p>
+    <w:p>
+      <w:pPr>
+        <w:keepNext w:val="0"/>
+        <w:keepLines w:val="0"/>
+        <w:widowControl/>
+        <w:spacing w:after="0" w:before="0" w:line="240" w:lineRule="auto"/>
+        <w:ind w:firstLine="0" w:left="142" w:right="85"/>
+        <w:jc w:val="left"/>
+      </w:pPr>
+      <w:r>
+        <w:rPr>
+          <w:rFonts w:ascii="Consolas" w:hAnsi="Consolas"/>
+          <w:sz w:val="17"/>
+        </w:rPr>
+        <w:t>&lt;/div&gt;</w:t>
+      </w:r>
+    </w:p>
+    <w:p>
+      <w:pPr>
+        <w:keepNext w:val="0"/>
+        <w:keepLines w:val="0"/>
+        <w:widowControl/>
+        <w:spacing w:after="0" w:before="0" w:line="240" w:lineRule="auto"/>
+        <w:ind w:firstLine="0" w:left="142" w:right="85"/>
+        <w:jc w:val="left"/>
+      </w:pPr>
+      <w:r>
+        <w:rPr>
+          <w:rFonts w:ascii="Consolas" w:hAnsi="Consolas"/>
+          <w:sz w:val="17"/>
+        </w:rPr>
+        <w:t>&lt;section class="confirmation" aria-label="Thông tin đăng ký"&gt;</w:t>
+      </w:r>
+    </w:p>
+    <w:p>
+      <w:pPr>
+        <w:keepNext w:val="0"/>
+        <w:keepLines w:val="0"/>
+        <w:widowControl/>
+        <w:spacing w:after="0" w:before="0" w:line="240" w:lineRule="auto"/>
+        <w:ind w:firstLine="0" w:left="142" w:right="85"/>
+        <w:jc w:val="left"/>
+      </w:pPr>
+      <w:r>
+        <w:rPr>
+          <w:rFonts w:ascii="Consolas" w:hAnsi="Consolas"/>
+          <w:sz w:val="17"/>
+        </w:rPr>
+        <w:t>&lt;dl class="summary-list"&gt;</w:t>
+      </w:r>
+    </w:p>
+    <w:p>
+      <w:pPr>
+        <w:keepNext w:val="0"/>
+        <w:keepLines w:val="0"/>
+        <w:widowControl/>
+        <w:spacing w:after="0" w:before="0" w:line="240" w:lineRule="auto"/>
+        <w:ind w:firstLine="0" w:left="142" w:right="85"/>
+        <w:jc w:val="left"/>
+      </w:pPr>
+      <w:r>
+        <w:rPr>
+          <w:rFonts w:ascii="Consolas" w:hAnsi="Consolas"/>
+          <w:sz w:val="17"/>
+        </w:rPr>
+        <w:t>&lt;div&gt;</w:t>
+      </w:r>
+    </w:p>
+    <w:p>
+      <w:pPr>
+        <w:keepNext w:val="0"/>
+        <w:keepLines w:val="0"/>
+        <w:widowControl/>
+        <w:spacing w:after="0" w:before="0" w:line="240" w:lineRule="auto"/>
+        <w:ind w:firstLine="0" w:left="142" w:right="85"/>
+        <w:jc w:val="left"/>
+      </w:pPr>
+      <w:r>
+        <w:rPr>
+          <w:rFonts w:ascii="Consolas" w:hAnsi="Consolas"/>
+          <w:sz w:val="17"/>
+        </w:rPr>
+        <w:t>&lt;dt&gt;Họ tên&lt;/dt&gt;</w:t>
+      </w:r>
+    </w:p>
+    <w:p>
+      <w:pPr>
+        <w:keepNext w:val="0"/>
+        <w:keepLines w:val="0"/>
+        <w:widowControl/>
+        <w:spacing w:after="0" w:before="0" w:line="240" w:lineRule="auto"/>
+        <w:ind w:firstLine="0" w:left="142" w:right="85"/>
+        <w:jc w:val="left"/>
+      </w:pPr>
+      <w:r>
+        <w:rPr>
+          <w:rFonts w:ascii="Consolas" w:hAnsi="Consolas"/>
+          <w:sz w:val="17"/>
+        </w:rPr>
+        <w:t>&lt;dd&gt;&lt;?= e($data['name']) ?&gt;&lt;/dd&gt;</w:t>
+      </w:r>
+    </w:p>
+    <w:p>
+      <w:pPr>
+        <w:keepNext w:val="0"/>
+        <w:keepLines w:val="0"/>
+        <w:widowControl/>
+        <w:spacing w:after="0" w:before="0" w:line="240" w:lineRule="auto"/>
+        <w:ind w:firstLine="0" w:left="142" w:right="85"/>
+        <w:jc w:val="left"/>
+      </w:pPr>
+      <w:r>
+        <w:rPr>
+          <w:rFonts w:ascii="Consolas" w:hAnsi="Consolas"/>
+          <w:sz w:val="17"/>
+        </w:rPr>
+        <w:t>&lt;/div&gt;</w:t>
+      </w:r>
+    </w:p>
+    <w:p>
+      <w:pPr>
+        <w:keepNext w:val="0"/>
+        <w:keepLines w:val="0"/>
+        <w:widowControl/>
+        <w:spacing w:after="0" w:before="0" w:line="240" w:lineRule="auto"/>
+        <w:ind w:firstLine="0" w:left="142" w:right="85"/>
+        <w:jc w:val="left"/>
+      </w:pPr>
+      <w:r>
+        <w:rPr>
+          <w:rFonts w:ascii="Consolas" w:hAnsi="Consolas"/>
+          <w:sz w:val="17"/>
+        </w:rPr>
+        <w:t>&lt;div&gt;</w:t>
+      </w:r>
+    </w:p>
+    <w:p>
+      <w:pPr>
+        <w:keepNext w:val="0"/>
+        <w:keepLines w:val="0"/>
+        <w:widowControl/>
+        <w:spacing w:after="0" w:before="0" w:line="240" w:lineRule="auto"/>
+        <w:ind w:firstLine="0" w:left="142" w:right="85"/>
+        <w:jc w:val="left"/>
+      </w:pPr>
+      <w:r>
+        <w:rPr>
+          <w:rFonts w:ascii="Consolas" w:hAnsi="Consolas"/>
+          <w:sz w:val="17"/>
+        </w:rPr>
+        <w:t>&lt;dt&gt;Email&lt;/dt&gt;</w:t>
+      </w:r>
+    </w:p>
+    <w:p>
+      <w:pPr>
+        <w:keepNext w:val="0"/>
+        <w:keepLines w:val="0"/>
+        <w:widowControl/>
+        <w:spacing w:after="0" w:before="0" w:line="240" w:lineRule="auto"/>
+        <w:ind w:firstLine="0" w:left="142" w:right="85"/>
+        <w:jc w:val="left"/>
+      </w:pPr>
+      <w:r>
+        <w:rPr>
+          <w:rFonts w:ascii="Consolas" w:hAnsi="Consolas"/>
+          <w:sz w:val="17"/>
+        </w:rPr>
+        <w:t>&lt;dd&gt;&lt;?= e($data['email']) ?&gt;&lt;/dd&gt;</w:t>
+      </w:r>
+    </w:p>
+    <w:p>
+      <w:pPr>
+        <w:keepNext w:val="0"/>
+        <w:keepLines w:val="0"/>
+        <w:widowControl/>
+        <w:spacing w:after="0" w:before="0" w:line="240" w:lineRule="auto"/>
+        <w:ind w:firstLine="0" w:left="142" w:right="85"/>
+        <w:jc w:val="left"/>
+      </w:pPr>
+      <w:r>
+        <w:rPr>
+          <w:rFonts w:ascii="Consolas" w:hAnsi="Consolas"/>
+          <w:sz w:val="17"/>
+        </w:rPr>
+        <w:t>&lt;/div&gt;</w:t>
+      </w:r>
+    </w:p>
+    <w:p>
+      <w:pPr>
+        <w:keepNext w:val="0"/>
+        <w:keepLines w:val="0"/>
+        <w:widowControl/>
+        <w:spacing w:after="0" w:before="0" w:line="240" w:lineRule="auto"/>
+        <w:ind w:firstLine="0" w:left="142" w:right="85"/>
+        <w:jc w:val="left"/>
+      </w:pPr>
+      <w:r>
+        <w:rPr>
+          <w:rFonts w:ascii="Consolas" w:hAnsi="Consolas"/>
+          <w:sz w:val="17"/>
+        </w:rPr>
+        <w:t>&lt;/dl&gt;</w:t>
+      </w:r>
+    </w:p>
+    <w:p>
+      <w:pPr>
+        <w:keepNext w:val="0"/>
+        <w:keepLines w:val="0"/>
+        <w:widowControl/>
+        <w:spacing w:after="0" w:before="0" w:line="240" w:lineRule="auto"/>
+        <w:ind w:firstLine="0" w:left="142" w:right="85"/>
+        <w:jc w:val="left"/>
+      </w:pPr>
+      <w:r>
+        <w:rPr>
+          <w:rFonts w:ascii="Consolas" w:hAnsi="Consolas"/>
+          <w:sz w:val="17"/>
+        </w:rPr>
+        <w:t>&lt;div class="confirmation-actions"&gt;</w:t>
+      </w:r>
+    </w:p>
+    <w:p>
+      <w:pPr>
+        <w:keepNext w:val="0"/>
+        <w:keepLines w:val="0"/>
+        <w:widowControl/>
+        <w:spacing w:after="0" w:before="0" w:line="240" w:lineRule="auto"/>
+        <w:ind w:firstLine="0" w:left="142" w:right="85"/>
+        <w:jc w:val="left"/>
+      </w:pPr>
+      <w:r>
+        <w:rPr>
+          <w:rFonts w:ascii="Consolas" w:hAnsi="Consolas"/>
+          <w:sz w:val="17"/>
+        </w:rPr>
+        <w:t>&lt;a href="/register.php"&gt;Sửa lại&lt;/a&gt;</w:t>
+      </w:r>
+    </w:p>
+    <w:p>
+      <w:pPr>
+        <w:keepNext w:val="0"/>
+        <w:keepLines w:val="0"/>
+        <w:widowControl/>
+        <w:spacing w:after="0" w:before="0" w:line="240" w:lineRule="auto"/>
+        <w:ind w:firstLine="0" w:left="142" w:right="85"/>
+        <w:jc w:val="left"/>
+      </w:pPr>
+      <w:r>
+        <w:rPr>
+          <w:rFonts w:ascii="Consolas" w:hAnsi="Consolas"/>
+          <w:sz w:val="17"/>
+        </w:rPr>
+        <w:t>&lt;form method="post" action="/complete.php"&gt;</w:t>
+      </w:r>
+    </w:p>
+    <w:p>
+      <w:pPr>
+        <w:keepNext w:val="0"/>
+        <w:keepLines w:val="0"/>
+        <w:widowControl/>
+        <w:spacing w:after="0" w:before="0" w:line="240" w:lineRule="auto"/>
+        <w:ind w:firstLine="0" w:left="142" w:right="85"/>
+        <w:jc w:val="left"/>
+      </w:pPr>
+      <w:r>
+        <w:rPr>
+          <w:rFonts w:ascii="Consolas" w:hAnsi="Consolas"/>
+          <w:sz w:val="17"/>
+        </w:rPr>
+        <w:t>&lt;input type="hidden" name="csrf" value="&lt;?= e($_SESSION['csrf']) ?&gt;"&gt;</w:t>
+      </w:r>
+    </w:p>
+    <w:p>
+      <w:pPr>
+        <w:keepNext w:val="0"/>
+        <w:keepLines w:val="0"/>
+        <w:widowControl/>
+        <w:spacing w:after="0" w:before="0" w:line="240" w:lineRule="auto"/>
+        <w:ind w:firstLine="0" w:left="142" w:right="85"/>
+        <w:jc w:val="left"/>
+      </w:pPr>
+      <w:r>
+        <w:rPr>
+          <w:rFonts w:ascii="Consolas" w:hAnsi="Consolas"/>
+          <w:sz w:val="17"/>
+        </w:rPr>
+        <w:t>&lt;button&gt;Xác nhận&lt;/button&gt;</w:t>
+      </w:r>
+    </w:p>
+    <w:p>
+      <w:pPr>
+        <w:keepNext w:val="0"/>
+        <w:keepLines w:val="0"/>
+        <w:widowControl/>
+        <w:spacing w:after="0" w:before="0" w:line="240" w:lineRule="auto"/>
+        <w:ind w:firstLine="0" w:left="142" w:right="85"/>
+        <w:jc w:val="left"/>
+      </w:pPr>
+      <w:r>
+        <w:rPr>
+          <w:rFonts w:ascii="Consolas" w:hAnsi="Consolas"/>
+          <w:sz w:val="17"/>
+        </w:rPr>
+        <w:t>&lt;/form&gt;</w:t>
+      </w:r>
+    </w:p>
+    <w:p>
+      <w:pPr>
+        <w:keepNext w:val="0"/>
+        <w:keepLines w:val="0"/>
+        <w:widowControl/>
+        <w:spacing w:after="0" w:before="0" w:line="240" w:lineRule="auto"/>
+        <w:ind w:firstLine="0" w:left="142" w:right="85"/>
+        <w:jc w:val="left"/>
+      </w:pPr>
+      <w:r>
+        <w:rPr>
+          <w:rFonts w:ascii="Consolas" w:hAnsi="Consolas"/>
+          <w:sz w:val="17"/>
+        </w:rPr>
+        <w:t>&lt;form method="post" action="/cancel.php"&gt;</w:t>
+      </w:r>
+    </w:p>
+    <w:p>
+      <w:pPr>
+        <w:keepNext w:val="0"/>
+        <w:keepLines w:val="0"/>
+        <w:widowControl/>
+        <w:spacing w:after="0" w:before="0" w:line="240" w:lineRule="auto"/>
+        <w:ind w:firstLine="0" w:left="142" w:right="85"/>
+        <w:jc w:val="left"/>
+      </w:pPr>
+      <w:r>
+        <w:rPr>
+          <w:rFonts w:ascii="Consolas" w:hAnsi="Consolas"/>
+          <w:sz w:val="17"/>
+        </w:rPr>
+        <w:t>&lt;input type="hidden" name="csrf" value="&lt;?= e($_SESSION['csrf']) ?&gt;"&gt;</w:t>
+      </w:r>
+    </w:p>
+    <w:p>
+      <w:pPr>
+        <w:keepNext w:val="0"/>
+        <w:keepLines w:val="0"/>
+        <w:widowControl/>
+        <w:spacing w:after="0" w:before="0" w:line="240" w:lineRule="auto"/>
+        <w:ind w:firstLine="0" w:left="142" w:right="85"/>
+        <w:jc w:val="left"/>
+      </w:pPr>
+      <w:r>
+        <w:rPr>
+          <w:rFonts w:ascii="Consolas" w:hAnsi="Consolas"/>
+          <w:sz w:val="17"/>
+        </w:rPr>
+        <w:t>&lt;button class="button-secondary button-cancel"&gt;Hủy bản nháp&lt;/button&gt;</w:t>
+      </w:r>
+    </w:p>
+    <w:p>
+      <w:pPr>
+        <w:keepNext w:val="0"/>
+        <w:keepLines w:val="0"/>
+        <w:widowControl/>
+        <w:spacing w:after="0" w:before="0" w:line="240" w:lineRule="auto"/>
+        <w:ind w:firstLine="0" w:left="142" w:right="85"/>
+        <w:jc w:val="left"/>
+      </w:pPr>
+      <w:r>
+        <w:rPr>
+          <w:rFonts w:ascii="Consolas" w:hAnsi="Consolas"/>
+          <w:sz w:val="17"/>
+        </w:rPr>
+        <w:t>&lt;/form&gt;</w:t>
+      </w:r>
+    </w:p>
+    <w:p>
+      <w:pPr>
+        <w:keepNext w:val="0"/>
+        <w:keepLines w:val="0"/>
+        <w:widowControl/>
+        <w:spacing w:after="0" w:before="0" w:line="240" w:lineRule="auto"/>
+        <w:ind w:firstLine="0" w:left="142" w:right="85"/>
+        <w:jc w:val="left"/>
+      </w:pPr>
+      <w:r>
+        <w:rPr>
+          <w:rFonts w:ascii="Consolas" w:hAnsi="Consolas"/>
+          <w:sz w:val="17"/>
+        </w:rPr>
+        <w:t>&lt;/div&gt;</w:t>
+      </w:r>
+    </w:p>
+    <w:p>
+      <w:pPr>
+        <w:keepNext w:val="0"/>
+        <w:keepLines w:val="0"/>
+        <w:widowControl/>
+        <w:spacing w:after="0" w:before="0" w:line="240" w:lineRule="auto"/>
+        <w:ind w:firstLine="0" w:left="142" w:right="85"/>
+        <w:jc w:val="left"/>
+      </w:pPr>
+      <w:r>
+        <w:rPr>
+          <w:rFonts w:ascii="Consolas" w:hAnsi="Consolas"/>
+          <w:sz w:val="17"/>
+        </w:rPr>
+        <w:t>&lt;/section&gt;</w:t>
+      </w:r>
+    </w:p>
+    <w:p>
+      <w:pPr>
+        <w:keepNext w:val="0"/>
+        <w:keepLines w:val="0"/>
+        <w:widowControl/>
+        <w:spacing w:after="0" w:before="0" w:line="240" w:lineRule="auto"/>
+        <w:ind w:firstLine="0" w:left="142" w:right="85"/>
+        <w:jc w:val="left"/>
+      </w:pPr>
+      <w:r>
+        <w:rPr>
+          <w:rFonts w:ascii="Consolas" w:hAnsi="Consolas"/>
+          <w:sz w:val="17"/>
+        </w:rPr>
+        <w:t>&lt;?php require __DIR__.'/../templates/footer.php'; ?&gt;</w:t>
+      </w:r>
+    </w:p>
+    <w:p>
+      <w:pPr>
+        <w:widowControl/>
+      </w:pPr>
+      <w:r>
+        <w:rPr>
+          <w:rFonts w:ascii="Times New Roman" w:hAnsi="Times New Roman"/>
+          <w:b w:val="0"/>
+          <w:color w:val="000000"/>
+          <w:sz w:val="26"/>
+        </w:rPr>
+        <w:t>Nếu chưa có nháp hoặc nháp đã hết 1.800 giây, trang đưa người dùng về form. Nhờ đó không thể gõ thẳng URL xác nhận khi chưa nhập thông tin. Với nháp còn hiệu lực, trang chỉ đọc và hiển thị.</w:t>
+      </w:r>
+    </w:p>
+    <w:p>
+      <w:pPr>
+        <w:widowControl/>
+      </w:pPr>
+      <w:r>
+        <w:rPr>
+          <w:rFonts w:ascii="Times New Roman" w:hAnsi="Times New Roman"/>
+          <w:b w:val="0"/>
+          <w:color w:val="000000"/>
+          <w:sz w:val="26"/>
+        </w:rPr>
+        <w:t xml:space="preserve">Nút Sửa lại là liên kết GET vì chỉ mở form. Hai nút Xác nhận và Hủy là form POST vì làm thay đổi trạng thái. Không bỏ </w:t>
+      </w:r>
+      <w:r>
+        <w:rPr>
+          <w:rFonts w:ascii="Times New Roman" w:hAnsi="Times New Roman"/>
+          <w:b w:val="0"/>
+          <w:color w:val="000000"/>
+          <w:sz w:val="26"/>
+        </w:rPr>
+        <w:t>e</w:t>
+      </w:r>
+      <w:r>
+        <w:rPr>
+          <w:rFonts w:ascii="Times New Roman" w:hAnsi="Times New Roman"/>
+          <w:b w:val="0"/>
+          <w:color w:val="000000"/>
+          <w:sz w:val="26"/>
+        </w:rPr>
+        <w:t xml:space="preserve"> khi hiển thị họ tên hoặc email đã lưu.</w:t>
+      </w:r>
+    </w:p>
+    <w:p>
+      <w:pPr>
+        <w:keepNext/>
+        <w:widowControl/>
+      </w:pPr>
+      <w:r>
+        <w:rPr>
+          <w:rFonts w:ascii="Times New Roman" w:hAnsi="Times New Roman"/>
+          <w:b w:val="0"/>
+          <w:sz w:val="26"/>
+        </w:rPr>
+        <w:t>Kiểm tra kết quả bước 4:</w:t>
+      </w:r>
+    </w:p>
+    <w:p>
+      <w:pPr>
+        <w:widowControl/>
+        <w:ind w:firstLine="0" w:left="0"/>
+        <w:jc w:val="left"/>
+      </w:pPr>
+      <w:r>
+        <w:rPr>
+          <w:rFonts w:ascii="Times New Roman" w:hAnsi="Times New Roman"/>
+          <w:b w:val="0"/>
+          <w:color w:val="000000"/>
+          <w:sz w:val="26"/>
+        </w:rPr>
+        <w:t>[</w:t>
+      </w:r>
+      <w:r>
+        <w:rPr>
+          <w:rFonts w:ascii="Times New Roman" w:hAnsi="Times New Roman"/>
+          <w:b w:val="0"/>
+          <w:color w:val="000000"/>
+          <w:sz w:val="26"/>
+        </w:rPr>
+        <w:t xml:space="preserve"> ] Không có nháp hoặc nháp hết hạn thì quay về nhập, không xác nhận được.</w:t>
+      </w:r>
+    </w:p>
+    <w:p>
+      <w:pPr>
+        <w:pStyle w:val="Heading3"/>
+        <w:keepNext/>
+        <w:widowControl/>
+      </w:pPr>
+      <w:r>
+        <w:rPr>
+          <w:rFonts w:ascii="Times New Roman" w:hAnsi="Times New Roman"/>
+          <w:b/>
+          <w:color w:val="000000"/>
+          <w:sz w:val="26"/>
+        </w:rPr>
+        <w:t>Bước 5. Tạo bước hoàn tất mô phỏng</w:t>
+      </w:r>
+    </w:p>
+    <w:p>
+      <w:pPr>
+        <w:keepNext/>
+        <w:widowControl/>
+      </w:pPr>
+      <w:r>
+        <w:rPr>
+          <w:rFonts w:ascii="Times New Roman" w:hAnsi="Times New Roman"/>
+          <w:b w:val="0"/>
+          <w:color w:val="000000"/>
+          <w:sz w:val="26"/>
+        </w:rPr>
+        <w:t xml:space="preserve">Mở </w:t>
+      </w:r>
+      <w:r>
+        <w:rPr>
+          <w:rFonts w:ascii="Times New Roman" w:hAnsi="Times New Roman"/>
+          <w:b w:val="0"/>
+          <w:color w:val="000000"/>
+          <w:sz w:val="26"/>
+        </w:rPr>
+        <w:t>public/complete.php</w:t>
+      </w:r>
+      <w:r>
+        <w:rPr>
+          <w:rFonts w:ascii="Times New Roman" w:hAnsi="Times New Roman"/>
+          <w:b w:val="0"/>
+          <w:color w:val="000000"/>
+          <w:sz w:val="26"/>
+        </w:rPr>
+        <w:t>:</w:t>
+      </w:r>
+    </w:p>
+    <w:p>
+      <w:pPr>
+        <w:keepNext w:val="0"/>
+        <w:keepLines w:val="0"/>
+        <w:widowControl/>
+        <w:spacing w:after="0" w:before="0" w:line="240" w:lineRule="auto"/>
+        <w:ind w:firstLine="0" w:left="142" w:right="85"/>
+        <w:jc w:val="left"/>
+      </w:pPr>
+      <w:r>
+        <w:rPr>
+          <w:rFonts w:ascii="Consolas" w:hAnsi="Consolas"/>
+          <w:sz w:val="17"/>
+        </w:rPr>
+        <w:t>&lt;?php</w:t>
+      </w:r>
+    </w:p>
+    <w:p>
+      <w:pPr>
+        <w:keepNext w:val="0"/>
+        <w:keepLines w:val="0"/>
+        <w:widowControl/>
+        <w:spacing w:after="0" w:before="0" w:line="240" w:lineRule="auto"/>
+        <w:ind w:firstLine="0" w:left="142" w:right="85"/>
+        <w:jc w:val="left"/>
+      </w:pPr>
+      <w:r>
+        <w:rPr>
+          <w:rFonts w:ascii="Consolas" w:hAnsi="Consolas"/>
+          <w:sz w:val="17"/>
+        </w:rPr>
+        <w:t>require __DIR__.'/../src/Session.php';</w:t>
+      </w:r>
+    </w:p>
+    <w:p>
+      <w:pPr>
+        <w:keepNext w:val="0"/>
+        <w:keepLines w:val="0"/>
+        <w:widowControl/>
+        <w:spacing w:after="0" w:before="0" w:line="240" w:lineRule="auto"/>
+        <w:ind w:firstLine="0" w:left="142" w:right="85"/>
+        <w:jc w:val="left"/>
+      </w:pPr>
+      <w:r>
+        <w:rPr>
+          <w:rFonts w:ascii="Consolas" w:hAnsi="Consolas"/>
+          <w:sz w:val="17"/>
+        </w:rPr>
+        <w:t>require __DIR__.'/../src/Input.php';</w:t>
+      </w:r>
+    </w:p>
+    <w:p>
+      <w:pPr>
+        <w:keepNext w:val="0"/>
+        <w:keepLines w:val="0"/>
+        <w:widowControl/>
+        <w:spacing w:after="0" w:before="0" w:line="240" w:lineRule="auto"/>
+        <w:ind w:firstLine="0" w:left="142" w:right="85"/>
+        <w:jc w:val="left"/>
+      </w:pPr>
+      <w:r>
+        <w:rPr>
+          <w:rFonts w:ascii="Consolas" w:hAnsi="Consolas"/>
+          <w:sz w:val="17"/>
+        </w:rPr>
+        <w:t>require __DIR__.'/../src/Draft.php';</w:t>
+      </w:r>
+    </w:p>
+    <w:p>
+      <w:pPr>
+        <w:keepNext w:val="0"/>
+        <w:keepLines w:val="0"/>
+        <w:widowControl/>
+        <w:spacing w:after="0" w:before="0" w:line="240" w:lineRule="auto"/>
+        <w:ind w:firstLine="0" w:left="142" w:right="85"/>
+        <w:jc w:val="left"/>
+      </w:pPr>
+      <w:r>
+        <w:rPr>
+          <w:rFonts w:ascii="Consolas" w:hAnsi="Consolas"/>
+          <w:sz w:val="17"/>
+        </w:rPr>
+        <w:t>if ($_SERVER['REQUEST_METHOD'] === 'POST') {</w:t>
+      </w:r>
+    </w:p>
+    <w:p>
+      <w:pPr>
+        <w:keepNext w:val="0"/>
+        <w:keepLines w:val="0"/>
+        <w:widowControl/>
+        <w:spacing w:after="0" w:before="0" w:line="240" w:lineRule="auto"/>
+        <w:ind w:firstLine="0" w:left="142" w:right="85"/>
+        <w:jc w:val="left"/>
+      </w:pPr>
+      <w:r>
+        <w:rPr>
+          <w:rFonts w:ascii="Consolas" w:hAnsi="Consolas"/>
+          <w:sz w:val="17"/>
+        </w:rPr>
+        <w:t xml:space="preserve">    checkCsrf($_POST);</w:t>
+      </w:r>
+    </w:p>
+    <w:p>
+      <w:pPr>
+        <w:keepNext w:val="0"/>
+        <w:keepLines w:val="0"/>
+        <w:widowControl/>
+        <w:spacing w:after="0" w:before="0" w:line="240" w:lineRule="auto"/>
+        <w:ind w:firstLine="0" w:left="142" w:right="85"/>
+        <w:jc w:val="left"/>
+      </w:pPr>
+      <w:r>
+        <w:rPr>
+          <w:rFonts w:ascii="Consolas" w:hAnsi="Consolas"/>
+          <w:sz w:val="17"/>
+        </w:rPr>
+        <w:t xml:space="preserve">    if (draftExpired($_SESSION, time(), 1800)) {</w:t>
+      </w:r>
+    </w:p>
+    <w:p>
+      <w:pPr>
+        <w:keepNext w:val="0"/>
+        <w:keepLines w:val="0"/>
+        <w:widowControl/>
+        <w:spacing w:after="0" w:before="0" w:line="240" w:lineRule="auto"/>
+        <w:ind w:firstLine="0" w:left="142" w:right="85"/>
+        <w:jc w:val="left"/>
+      </w:pPr>
+      <w:r>
+        <w:rPr>
+          <w:rFonts w:ascii="Consolas" w:hAnsi="Consolas"/>
+          <w:sz w:val="17"/>
+        </w:rPr>
+        <w:t xml:space="preserve">        cancelDraft($_SESSION);</w:t>
+      </w:r>
+    </w:p>
+    <w:p>
+      <w:pPr>
+        <w:keepNext w:val="0"/>
+        <w:keepLines w:val="0"/>
+        <w:widowControl/>
+        <w:spacing w:after="0" w:before="0" w:line="240" w:lineRule="auto"/>
+        <w:ind w:firstLine="0" w:left="142" w:right="85"/>
+        <w:jc w:val="left"/>
+      </w:pPr>
+      <w:r>
+        <w:rPr>
+          <w:rFonts w:ascii="Consolas" w:hAnsi="Consolas"/>
+          <w:sz w:val="17"/>
+        </w:rPr>
+        <w:t xml:space="preserve">        header('Location: /register.php', true, 303); exit;</w:t>
+      </w:r>
+    </w:p>
+    <w:p>
+      <w:pPr>
+        <w:keepNext w:val="0"/>
+        <w:keepLines w:val="0"/>
+        <w:widowControl/>
+        <w:spacing w:after="0" w:before="0" w:line="240" w:lineRule="auto"/>
+        <w:ind w:firstLine="0" w:left="142" w:right="85"/>
+        <w:jc w:val="left"/>
+      </w:pPr>
+      <w:r>
+        <w:rPr>
+          <w:rFonts w:ascii="Consolas" w:hAnsi="Consolas"/>
+          <w:sz w:val="17"/>
+        </w:rPr>
+        <w:t xml:space="preserve">    }</w:t>
+      </w:r>
+    </w:p>
+    <w:p>
+      <w:pPr>
+        <w:keepNext w:val="0"/>
+        <w:keepLines w:val="0"/>
+        <w:widowControl/>
+        <w:spacing w:after="0" w:before="0" w:line="240" w:lineRule="auto"/>
+        <w:ind w:firstLine="0" w:left="142" w:right="85"/>
+        <w:jc w:val="left"/>
+      </w:pPr>
+      <w:r>
+        <w:rPr>
+          <w:rFonts w:ascii="Consolas" w:hAnsi="Consolas"/>
+          <w:sz w:val="17"/>
+        </w:rPr>
+        <w:t xml:space="preserve">    $_SESSION['completed'] = 'SIMULATED_OK';</w:t>
+      </w:r>
+    </w:p>
+    <w:p>
+      <w:pPr>
+        <w:keepNext w:val="0"/>
+        <w:keepLines w:val="0"/>
+        <w:widowControl/>
+        <w:spacing w:after="0" w:before="0" w:line="240" w:lineRule="auto"/>
+        <w:ind w:firstLine="0" w:left="142" w:right="85"/>
+        <w:jc w:val="left"/>
+      </w:pPr>
+      <w:r>
+        <w:rPr>
+          <w:rFonts w:ascii="Consolas" w:hAnsi="Consolas"/>
+          <w:sz w:val="17"/>
+        </w:rPr>
+        <w:t xml:space="preserve">    cancelDraft($_SESSION);</w:t>
+      </w:r>
+    </w:p>
+    <w:p>
+      <w:pPr>
+        <w:keepNext w:val="0"/>
+        <w:keepLines w:val="0"/>
+        <w:widowControl/>
+        <w:spacing w:after="0" w:before="0" w:line="240" w:lineRule="auto"/>
+        <w:ind w:firstLine="0" w:left="142" w:right="85"/>
+        <w:jc w:val="left"/>
+      </w:pPr>
+      <w:r>
+        <w:rPr>
+          <w:rFonts w:ascii="Consolas" w:hAnsi="Consolas"/>
+          <w:sz w:val="17"/>
+        </w:rPr>
+        <w:t xml:space="preserve">    header('Location: /complete.php', true, 303); exit;</w:t>
+      </w:r>
+    </w:p>
+    <w:p>
+      <w:pPr>
+        <w:keepNext w:val="0"/>
+        <w:keepLines w:val="0"/>
+        <w:widowControl/>
+        <w:spacing w:after="0" w:before="0" w:line="240" w:lineRule="auto"/>
+        <w:ind w:firstLine="0" w:left="142" w:right="85"/>
+        <w:jc w:val="left"/>
+      </w:pPr>
+      <w:r>
+        <w:rPr>
+          <w:rFonts w:ascii="Consolas" w:hAnsi="Consolas"/>
+          <w:sz w:val="17"/>
+        </w:rPr>
+        <w:t>}</w:t>
+      </w:r>
+    </w:p>
+    <w:p>
+      <w:pPr>
+        <w:keepNext w:val="0"/>
+        <w:keepLines w:val="0"/>
+        <w:widowControl/>
+        <w:spacing w:after="0" w:before="0" w:line="240" w:lineRule="auto"/>
+        <w:ind w:firstLine="0" w:left="142" w:right="85"/>
+        <w:jc w:val="left"/>
+      </w:pPr>
+      <w:r>
+        <w:rPr>
+          <w:rFonts w:ascii="Consolas" w:hAnsi="Consolas"/>
+          <w:sz w:val="17"/>
+        </w:rPr>
+        <w:t>if (!isset($_SESSION['completed'])) {</w:t>
+      </w:r>
+    </w:p>
+    <w:p>
+      <w:pPr>
+        <w:keepNext w:val="0"/>
+        <w:keepLines w:val="0"/>
+        <w:widowControl/>
+        <w:spacing w:after="0" w:before="0" w:line="240" w:lineRule="auto"/>
+        <w:ind w:firstLine="0" w:left="142" w:right="85"/>
+        <w:jc w:val="left"/>
+      </w:pPr>
+      <w:r>
+        <w:rPr>
+          <w:rFonts w:ascii="Consolas" w:hAnsi="Consolas"/>
+          <w:sz w:val="17"/>
+        </w:rPr>
+        <w:t xml:space="preserve">    header('Location: /register.php', true, 303); exit;</w:t>
+      </w:r>
+    </w:p>
+    <w:p>
+      <w:pPr>
+        <w:keepNext w:val="0"/>
+        <w:keepLines w:val="0"/>
+        <w:widowControl/>
+        <w:spacing w:after="0" w:before="0" w:line="240" w:lineRule="auto"/>
+        <w:ind w:firstLine="0" w:left="142" w:right="85"/>
+        <w:jc w:val="left"/>
+      </w:pPr>
+      <w:r>
+        <w:rPr>
+          <w:rFonts w:ascii="Consolas" w:hAnsi="Consolas"/>
+          <w:sz w:val="17"/>
+        </w:rPr>
+        <w:t>}</w:t>
+      </w:r>
+    </w:p>
+    <w:p>
+      <w:pPr>
+        <w:keepNext w:val="0"/>
+        <w:keepLines w:val="0"/>
+        <w:widowControl/>
+        <w:spacing w:after="0" w:before="0" w:line="240" w:lineRule="auto"/>
+        <w:ind w:firstLine="0" w:left="142" w:right="85"/>
+        <w:jc w:val="left"/>
+      </w:pPr>
+      <w:r>
+        <w:rPr>
+          <w:rFonts w:ascii="Consolas" w:hAnsi="Consolas"/>
+          <w:sz w:val="17"/>
+        </w:rPr>
+        <w:t>require __DIR__.'/../templates/header.php';</w:t>
+      </w:r>
+    </w:p>
+    <w:p>
+      <w:pPr>
+        <w:keepNext w:val="0"/>
+        <w:keepLines w:val="0"/>
+        <w:widowControl/>
+        <w:spacing w:after="0" w:before="0" w:line="240" w:lineRule="auto"/>
+        <w:ind w:firstLine="0" w:left="142" w:right="85"/>
+        <w:jc w:val="left"/>
+      </w:pPr>
+      <w:r>
+        <w:rPr>
+          <w:rFonts w:ascii="Consolas" w:hAnsi="Consolas"/>
+          <w:sz w:val="17"/>
+        </w:rPr>
+        <w:t>?&gt;</w:t>
+      </w:r>
+    </w:p>
+    <w:p>
+      <w:pPr>
+        <w:keepNext w:val="0"/>
+        <w:keepLines w:val="0"/>
+        <w:widowControl/>
+        <w:spacing w:after="0" w:before="0" w:line="240" w:lineRule="auto"/>
+        <w:ind w:firstLine="0" w:left="142" w:right="85"/>
+        <w:jc w:val="left"/>
+      </w:pPr>
+      <w:r>
+        <w:rPr>
+          <w:rFonts w:ascii="Consolas" w:hAnsi="Consolas"/>
+          <w:sz w:val="17"/>
+        </w:rPr>
+        <w:t>&lt;div class="page-heading"&gt;</w:t>
+      </w:r>
+    </w:p>
+    <w:p>
+      <w:pPr>
+        <w:keepNext w:val="0"/>
+        <w:keepLines w:val="0"/>
+        <w:widowControl/>
+        <w:spacing w:after="0" w:before="0" w:line="240" w:lineRule="auto"/>
+        <w:ind w:firstLine="0" w:left="142" w:right="85"/>
+        <w:jc w:val="left"/>
+      </w:pPr>
+      <w:r>
+        <w:rPr>
+          <w:rFonts w:ascii="Consolas" w:hAnsi="Consolas"/>
+          <w:sz w:val="17"/>
+        </w:rPr>
+        <w:t>&lt;h1&gt;Bước 3. Hoàn tất mô phỏng&lt;/h1&gt;</w:t>
+      </w:r>
+    </w:p>
+    <w:p>
+      <w:pPr>
+        <w:keepNext w:val="0"/>
+        <w:keepLines w:val="0"/>
+        <w:widowControl/>
+        <w:spacing w:after="0" w:before="0" w:line="240" w:lineRule="auto"/>
+        <w:ind w:firstLine="0" w:left="142" w:right="85"/>
+        <w:jc w:val="left"/>
+      </w:pPr>
+      <w:r>
+        <w:rPr>
+          <w:rFonts w:ascii="Consolas" w:hAnsi="Consolas"/>
+          <w:sz w:val="17"/>
+        </w:rPr>
+        <w:t>&lt;/div&gt;</w:t>
+      </w:r>
+    </w:p>
+    <w:p>
+      <w:pPr>
+        <w:keepNext w:val="0"/>
+        <w:keepLines w:val="0"/>
+        <w:widowControl/>
+        <w:spacing w:after="0" w:before="0" w:line="240" w:lineRule="auto"/>
+        <w:ind w:firstLine="0" w:left="142" w:right="85"/>
+        <w:jc w:val="left"/>
+      </w:pPr>
+      <w:r>
+        <w:rPr>
+          <w:rFonts w:ascii="Consolas" w:hAnsi="Consolas"/>
+          <w:sz w:val="17"/>
+        </w:rPr>
+        <w:t>&lt;section class="completion" role="status"&gt;</w:t>
+      </w:r>
+    </w:p>
+    <w:p>
+      <w:pPr>
+        <w:keepNext w:val="0"/>
+        <w:keepLines w:val="0"/>
+        <w:widowControl/>
+        <w:spacing w:after="0" w:before="0" w:line="240" w:lineRule="auto"/>
+        <w:ind w:firstLine="0" w:left="142" w:right="85"/>
+        <w:jc w:val="left"/>
+      </w:pPr>
+      <w:r>
+        <w:rPr>
+          <w:rFonts w:ascii="Consolas" w:hAnsi="Consolas"/>
+          <w:sz w:val="17"/>
+        </w:rPr>
+        <w:t>&lt;p class="status-message"&gt;</w:t>
+      </w:r>
+    </w:p>
+    <w:p>
+      <w:pPr>
+        <w:keepNext w:val="0"/>
+        <w:keepLines w:val="0"/>
+        <w:widowControl/>
+        <w:spacing w:after="0" w:before="0" w:line="240" w:lineRule="auto"/>
+        <w:ind w:firstLine="0" w:left="142" w:right="85"/>
+        <w:jc w:val="left"/>
+      </w:pPr>
+      <w:r>
+        <w:rPr>
+          <w:rFonts w:ascii="Consolas" w:hAnsi="Consolas"/>
+          <w:sz w:val="17"/>
+        </w:rPr>
+        <w:t>&lt;?= e($_SESSION['completed']) ?&gt;</w:t>
+      </w:r>
+    </w:p>
+    <w:p>
+      <w:pPr>
+        <w:keepNext w:val="0"/>
+        <w:keepLines w:val="0"/>
+        <w:widowControl/>
+        <w:spacing w:after="0" w:before="0" w:line="240" w:lineRule="auto"/>
+        <w:ind w:firstLine="0" w:left="142" w:right="85"/>
+        <w:jc w:val="left"/>
+      </w:pPr>
+      <w:r>
+        <w:rPr>
+          <w:rFonts w:ascii="Consolas" w:hAnsi="Consolas"/>
+          <w:sz w:val="17"/>
+        </w:rPr>
+        <w:t>&lt;/p&gt;</w:t>
+      </w:r>
+    </w:p>
+    <w:p>
+      <w:pPr>
+        <w:keepNext w:val="0"/>
+        <w:keepLines w:val="0"/>
+        <w:widowControl/>
+        <w:spacing w:after="0" w:before="0" w:line="240" w:lineRule="auto"/>
+        <w:ind w:firstLine="0" w:left="142" w:right="85"/>
+        <w:jc w:val="left"/>
+      </w:pPr>
+      <w:r>
+        <w:rPr>
+          <w:rFonts w:ascii="Consolas" w:hAnsi="Consolas"/>
+          <w:sz w:val="17"/>
+        </w:rPr>
+        <w:t>&lt;p&gt;Chưa ghi vào CSDL; đây không phải vé hoặc bằng chứng đăng ký thật.&lt;/p&gt;</w:t>
+      </w:r>
+    </w:p>
+    <w:p>
+      <w:pPr>
+        <w:keepNext w:val="0"/>
+        <w:keepLines w:val="0"/>
+        <w:widowControl/>
+        <w:spacing w:after="0" w:before="0" w:line="240" w:lineRule="auto"/>
+        <w:ind w:firstLine="0" w:left="142" w:right="85"/>
+        <w:jc w:val="left"/>
+      </w:pPr>
+      <w:r>
+        <w:rPr>
+          <w:rFonts w:ascii="Consolas" w:hAnsi="Consolas"/>
+          <w:sz w:val="17"/>
+        </w:rPr>
+        <w:t>&lt;/section&gt;</w:t>
+      </w:r>
+    </w:p>
+    <w:p>
+      <w:pPr>
+        <w:keepNext w:val="0"/>
+        <w:keepLines w:val="0"/>
+        <w:widowControl/>
+        <w:spacing w:after="0" w:before="0" w:line="240" w:lineRule="auto"/>
+        <w:ind w:firstLine="0" w:left="142" w:right="85"/>
+        <w:jc w:val="left"/>
+      </w:pPr>
+      <w:r>
+        <w:rPr>
+          <w:rFonts w:ascii="Consolas" w:hAnsi="Consolas"/>
+          <w:sz w:val="17"/>
+        </w:rPr>
+        <w:t>&lt;?php require __DIR__.'/../templates/footer.php'; ?&gt;</w:t>
+      </w:r>
+    </w:p>
+    <w:p>
+      <w:pPr>
+        <w:widowControl/>
+      </w:pPr>
+      <w:r>
+        <w:rPr>
+          <w:rFonts w:ascii="Times New Roman" w:hAnsi="Times New Roman"/>
+          <w:b w:val="0"/>
+          <w:color w:val="000000"/>
+          <w:sz w:val="26"/>
+        </w:rPr>
+        <w:t xml:space="preserve">POST hợp lệ tạo dấu </w:t>
+      </w:r>
+      <w:r>
+        <w:rPr>
+          <w:rFonts w:ascii="Times New Roman" w:hAnsi="Times New Roman"/>
+          <w:b w:val="0"/>
+          <w:color w:val="000000"/>
+          <w:sz w:val="26"/>
+        </w:rPr>
+        <w:t>SIMULATED_OK</w:t>
+      </w:r>
+      <w:r>
+        <w:rPr>
+          <w:rFonts w:ascii="Times New Roman" w:hAnsi="Times New Roman"/>
+          <w:b w:val="0"/>
+          <w:color w:val="000000"/>
+          <w:sz w:val="26"/>
+        </w:rPr>
+        <w:t xml:space="preserve"> trong Session, xóa bản nháp, rồi chuyển sang GET cùng trang. Làm mới trang kết quả sẽ không gửi lại POST. Nếu gõ trực tiếp URL mà chưa hoàn tất, mẫu đưa về form.</w:t>
+      </w:r>
+    </w:p>
+    <w:p>
+      <w:pPr>
+        <w:widowControl/>
+      </w:pPr>
+      <w:r>
+        <w:rPr>
+          <w:rFonts w:ascii="Times New Roman" w:hAnsi="Times New Roman"/>
+          <w:b w:val="0"/>
+          <w:color w:val="000000"/>
+          <w:sz w:val="26"/>
+        </w:rPr>
+        <w:t>Đây là luồng POST → chuyển hướng → GET. Nó giúp tránh một số hành vi gửi lại form do tải lại trang; không được coi là cơ chế bảo đảm mọi thao tác ghi dữ liệu không bao giờ lặp. Khi có thao tác ghi CSDL, cần kiểm tra thêm ràng buộc dữ liệu.</w:t>
+      </w:r>
+    </w:p>
+    <w:p>
+      <w:pPr>
+        <w:keepNext/>
+        <w:widowControl/>
+      </w:pPr>
+      <w:r>
+        <w:rPr>
+          <w:rFonts w:ascii="Times New Roman" w:hAnsi="Times New Roman"/>
+          <w:b w:val="0"/>
+          <w:sz w:val="26"/>
+        </w:rPr>
+        <w:t>Kiểm tra kết quả bước 5:</w:t>
+      </w:r>
+    </w:p>
+    <w:p>
+      <w:pPr>
+        <w:widowControl/>
+        <w:ind w:firstLine="0" w:left="0"/>
+        <w:jc w:val="left"/>
+      </w:pPr>
+      <w:r>
+        <w:rPr>
+          <w:rFonts w:ascii="Times New Roman" w:hAnsi="Times New Roman"/>
+          <w:b w:val="0"/>
+          <w:color w:val="000000"/>
+          <w:sz w:val="26"/>
+        </w:rPr>
+        <w:t>[</w:t>
+      </w:r>
+      <w:r>
+        <w:rPr>
+          <w:rFonts w:ascii="Times New Roman" w:hAnsi="Times New Roman"/>
+          <w:b w:val="0"/>
+          <w:color w:val="000000"/>
+          <w:sz w:val="26"/>
+        </w:rPr>
+        <w:t xml:space="preserve"> ] Hoàn tất mô phỏng cho kết quả trong phiên; hiểu rằng chưa tạo hàng CSDL.</w:t>
+      </w:r>
+    </w:p>
+    <w:p>
+      <w:pPr>
+        <w:pStyle w:val="Heading3"/>
+        <w:keepNext/>
+        <w:widowControl/>
+      </w:pPr>
+      <w:r>
+        <w:rPr>
+          <w:rFonts w:ascii="Times New Roman" w:hAnsi="Times New Roman"/>
+          <w:b/>
+          <w:color w:val="000000"/>
+          <w:sz w:val="26"/>
+        </w:rPr>
+        <w:t>Bước 6. Tạo xử lý hủy</w:t>
+      </w:r>
+    </w:p>
+    <w:p>
+      <w:pPr>
+        <w:keepNext/>
+        <w:widowControl/>
+      </w:pPr>
+      <w:r>
+        <w:rPr>
+          <w:rFonts w:ascii="Times New Roman" w:hAnsi="Times New Roman"/>
+          <w:b w:val="0"/>
+          <w:color w:val="000000"/>
+          <w:sz w:val="26"/>
+        </w:rPr>
+        <w:t xml:space="preserve">Mở </w:t>
+      </w:r>
+      <w:r>
+        <w:rPr>
+          <w:rFonts w:ascii="Times New Roman" w:hAnsi="Times New Roman"/>
+          <w:b w:val="0"/>
+          <w:color w:val="000000"/>
+          <w:sz w:val="26"/>
+        </w:rPr>
+        <w:t>public/cancel.php</w:t>
+      </w:r>
+      <w:r>
+        <w:rPr>
+          <w:rFonts w:ascii="Times New Roman" w:hAnsi="Times New Roman"/>
+          <w:b w:val="0"/>
+          <w:color w:val="000000"/>
+          <w:sz w:val="26"/>
+        </w:rPr>
+        <w:t>:</w:t>
       </w:r>
     </w:p>
     <w:p>
@@ -1504,7 +4727,79 @@
           <w:b w:val="0"/>
           <w:sz w:val="26"/>
         </w:rPr>
-        <w:t>#!/usr/bin/env bash</w:t>
+        <w:t>&lt;?php</w:t>
+      </w:r>
+    </w:p>
+    <w:p>
+      <w:pPr>
+        <w:keepNext/>
+        <w:keepLines/>
+        <w:widowControl/>
+        <w:spacing w:after="0" w:before="0" w:line="240" w:lineRule="auto"/>
+        <w:ind w:firstLine="0" w:left="142" w:right="85"/>
+        <w:jc w:val="left"/>
+      </w:pPr>
+      <w:r>
+        <w:rPr>
+          <w:rFonts w:ascii="Times New Roman" w:hAnsi="Times New Roman"/>
+          <w:b w:val="0"/>
+          <w:sz w:val="26"/>
+        </w:rPr>
+        <w:t>require __DIR__.'/../src/Session.php';</w:t>
+      </w:r>
+    </w:p>
+    <w:p>
+      <w:pPr>
+        <w:keepNext/>
+        <w:keepLines/>
+        <w:widowControl/>
+        <w:spacing w:after="0" w:before="0" w:line="240" w:lineRule="auto"/>
+        <w:ind w:firstLine="0" w:left="142" w:right="85"/>
+        <w:jc w:val="left"/>
+      </w:pPr>
+      <w:r>
+        <w:rPr>
+          <w:rFonts w:ascii="Times New Roman" w:hAnsi="Times New Roman"/>
+          <w:b w:val="0"/>
+          <w:sz w:val="26"/>
+        </w:rPr>
+        <w:t>require __DIR__.'/../src/Draft.php';</w:t>
+      </w:r>
+    </w:p>
+    <w:p>
+      <w:pPr>
+        <w:keepNext/>
+        <w:keepLines/>
+        <w:widowControl/>
+        <w:spacing w:after="0" w:before="0" w:line="240" w:lineRule="auto"/>
+        <w:ind w:firstLine="0" w:left="142" w:right="85"/>
+        <w:jc w:val="left"/>
+      </w:pPr>
+      <w:r>
+        <w:rPr>
+          <w:rFonts w:ascii="Times New Roman" w:hAnsi="Times New Roman"/>
+          <w:b w:val="0"/>
+          <w:sz w:val="26"/>
+        </w:rPr>
+        <w:t>if ($_SERVER['REQUEST_METHOD'] !== 'POST') { http_response_code(405); exit('POST_REQUIRED'); }</w:t>
+      </w:r>
+    </w:p>
+    <w:p>
+      <w:pPr>
+        <w:keepNext/>
+        <w:keepLines/>
+        <w:widowControl/>
+        <w:spacing w:after="0" w:before="0" w:line="240" w:lineRule="auto"/>
+        <w:ind w:firstLine="0" w:left="142" w:right="85"/>
+        <w:jc w:val="left"/>
+      </w:pPr>
+      <w:r>
+        <w:rPr>
+          <w:rFonts w:ascii="Times New Roman" w:hAnsi="Times New Roman"/>
+          <w:b w:val="0"/>
+          <w:sz w:val="26"/>
+        </w:rPr>
+        <w:t>checkCsrf($_POST);</w:t>
       </w:r>
     </w:p>
     <w:p>
@@ -1522,7 +4817,7 @@
           <w:b w:val="0"/>
           <w:sz w:val="26"/>
         </w:rPr>
-        <w:t>project_name="CommunityPass"</w:t>
+        <w:t>cancelDraft($_SESSION);</w:t>
       </w:r>
     </w:p>
     <w:p>
@@ -1538,7 +4833,7 @@
           <w:b w:val="0"/>
           <w:sz w:val="26"/>
         </w:rPr>
-        <w:t>echo "Kiểm tra dự án: $project_name"</w:t>
+        <w:t>header('Location: /register.php', true, 303); exit;</w:t>
       </w:r>
     </w:p>
     <w:p>
@@ -1552,29 +4847,8 @@
           <w:color w:val="000000"/>
           <w:sz w:val="26"/>
         </w:rPr>
-        <w:t>Lưu tệp, quay lại terminal rồi chạy:</w:t>
-      </w:r>
-    </w:p>
-    <w:p>
-      <w:pPr>
-        <w:widowControl/>
-        <w:spacing w:after="120" w:before="0" w:line="240" w:lineRule="auto"/>
-        <w:ind w:firstLine="0" w:left="142" w:right="85"/>
-        <w:jc w:val="left"/>
-      </w:pPr>
-      <w:r>
-        <w:rPr>
-          <w:rFonts w:ascii="Times New Roman" w:hAnsi="Times New Roman"/>
-          <w:b w:val="0"/>
-          <w:sz w:val="26"/>
-        </w:rPr>
-        <w:t>bash scripts/check-env.sh</w:t>
-      </w:r>
-    </w:p>
-    <w:p>
-      <w:pPr>
-        <w:widowControl/>
-      </w:pPr>
+        <w:t xml:space="preserve">Mã chỉ nhận POST, kiểm tra token rồi xóa khóa bản nháp. Không gọi </w:t>
+      </w:r>
       <w:r>
         <w:rPr>
           <w:rFonts w:ascii="Times New Roman" w:hAnsi="Times New Roman"/>
@@ -1582,7 +4856,7 @@
           <w:color w:val="000000"/>
           <w:sz w:val="26"/>
         </w:rPr>
-        <w:t>Kết quả:</w:t>
+        <w:t>session_destroy()</w:t>
       </w:r>
       <w:r>
         <w:rPr>
@@ -1591,8 +4865,29 @@
           <w:color w:val="000000"/>
           <w:sz w:val="26"/>
         </w:rPr>
-        <w:t xml:space="preserve"> </w:t>
-      </w:r>
+        <w:t xml:space="preserve"> vì ta không muốn xóa token và mọi trạng thái khác của phiên chỉ để hủy một form.</w:t>
+      </w:r>
+    </w:p>
+    <w:p>
+      <w:pPr>
+        <w:keepNext/>
+        <w:widowControl/>
+      </w:pPr>
+      <w:r>
+        <w:rPr>
+          <w:rFonts w:ascii="Times New Roman" w:hAnsi="Times New Roman"/>
+          <w:b w:val="0"/>
+          <w:sz w:val="26"/>
+        </w:rPr>
+        <w:t>Kiểm tra kết quả bước 6:</w:t>
+      </w:r>
+    </w:p>
+    <w:p>
+      <w:pPr>
+        <w:widowControl/>
+        <w:ind w:firstLine="0" w:left="0"/>
+        <w:jc w:val="left"/>
+      </w:pPr>
       <w:r>
         <w:rPr>
           <w:rFonts w:ascii="Times New Roman" w:hAnsi="Times New Roman"/>
@@ -1600,7 +4895,7 @@
           <w:color w:val="000000"/>
           <w:sz w:val="26"/>
         </w:rPr>
-        <w:t>Kiểm tra dự án: CommunityPass</w:t>
+        <w:t>[</w:t>
       </w:r>
       <w:r>
         <w:rPr>
@@ -1609,11 +4904,28 @@
           <w:color w:val="000000"/>
           <w:sz w:val="26"/>
         </w:rPr>
-        <w:t>.</w:t>
+        <w:t xml:space="preserve"> ] Hủy xóa nháp và quay lại nhập; không xóa toàn bộ dữ liệu phiên.</w:t>
       </w:r>
     </w:p>
     <w:p>
       <w:pPr>
+        <w:pStyle w:val="Heading3"/>
+        <w:keepNext/>
+        <w:widowControl/>
+      </w:pPr>
+      <w:r>
+        <w:rPr>
+          <w:rFonts w:ascii="Times New Roman" w:hAnsi="Times New Roman"/>
+          <w:b/>
+          <w:color w:val="000000"/>
+          <w:sz w:val="26"/>
+        </w:rPr>
+        <w:t>Bước 7. Ghi và đọc Cookie tùy chọn</w:t>
+      </w:r>
+    </w:p>
+    <w:p>
+      <w:pPr>
+        <w:keepNext/>
         <w:widowControl/>
       </w:pPr>
       <w:r>
@@ -1623,7 +4935,7 @@
           <w:color w:val="000000"/>
           <w:sz w:val="26"/>
         </w:rPr>
-        <w:t xml:space="preserve">Dòng đầu chỉ định Bash; </w:t>
+        <w:t xml:space="preserve">Mở </w:t>
       </w:r>
       <w:r>
         <w:rPr>
@@ -1632,7 +4944,7 @@
           <w:color w:val="000000"/>
           <w:sz w:val="26"/>
         </w:rPr>
-        <w:t>project_name</w:t>
+        <w:t>public/preferences.php</w:t>
       </w:r>
       <w:r>
         <w:rPr>
@@ -1641,185 +4953,7 @@
           <w:color w:val="000000"/>
           <w:sz w:val="26"/>
         </w:rPr>
-        <w:t xml:space="preserve"> là biến; dấu </w:t>
-      </w:r>
-      <w:r>
-        <w:rPr>
-          <w:rFonts w:ascii="Times New Roman" w:hAnsi="Times New Roman"/>
-          <w:b w:val="0"/>
-          <w:color w:val="000000"/>
-          <w:sz w:val="26"/>
-        </w:rPr>
-        <w:t>$</w:t>
-      </w:r>
-      <w:r>
-        <w:rPr>
-          <w:rFonts w:ascii="Times New Roman" w:hAnsi="Times New Roman"/>
-          <w:b w:val="0"/>
-          <w:color w:val="000000"/>
-          <w:sz w:val="26"/>
-        </w:rPr>
-        <w:t xml:space="preserve"> lấy giá trị biến; </w:t>
-      </w:r>
-      <w:r>
-        <w:rPr>
-          <w:rFonts w:ascii="Times New Roman" w:hAnsi="Times New Roman"/>
-          <w:b w:val="0"/>
-          <w:color w:val="000000"/>
-          <w:sz w:val="26"/>
-        </w:rPr>
-        <w:t>echo</w:t>
-      </w:r>
-      <w:r>
-        <w:rPr>
-          <w:rFonts w:ascii="Times New Roman" w:hAnsi="Times New Roman"/>
-          <w:b w:val="0"/>
-          <w:color w:val="000000"/>
-          <w:sz w:val="26"/>
-        </w:rPr>
-        <w:t xml:space="preserve"> in thông báo. Khi gán biến không đặt khoảng trắng quanh dấu </w:t>
-      </w:r>
-      <w:r>
-        <w:rPr>
-          <w:rFonts w:ascii="Times New Roman" w:hAnsi="Times New Roman"/>
-          <w:b w:val="0"/>
-          <w:color w:val="000000"/>
-          <w:sz w:val="26"/>
-        </w:rPr>
-        <w:t>=</w:t>
-      </w:r>
-      <w:r>
-        <w:rPr>
-          <w:rFonts w:ascii="Times New Roman" w:hAnsi="Times New Roman"/>
-          <w:b w:val="0"/>
-          <w:color w:val="000000"/>
-          <w:sz w:val="26"/>
-        </w:rPr>
-        <w:t xml:space="preserve">. Khi gọi qua </w:t>
-      </w:r>
-      <w:r>
-        <w:rPr>
-          <w:rFonts w:ascii="Times New Roman" w:hAnsi="Times New Roman"/>
-          <w:b w:val="0"/>
-          <w:color w:val="000000"/>
-          <w:sz w:val="26"/>
-        </w:rPr>
-        <w:t>bash ...</w:t>
-      </w:r>
-      <w:r>
-        <w:rPr>
-          <w:rFonts w:ascii="Times New Roman" w:hAnsi="Times New Roman"/>
-          <w:b w:val="0"/>
-          <w:color w:val="000000"/>
-          <w:sz w:val="26"/>
-        </w:rPr>
-        <w:t xml:space="preserve">, chưa cần cấp quyền thực thi. Sau này có thể dùng </w:t>
-      </w:r>
-      <w:r>
-        <w:rPr>
-          <w:rFonts w:ascii="Times New Roman" w:hAnsi="Times New Roman"/>
-          <w:b w:val="0"/>
-          <w:color w:val="000000"/>
-          <w:sz w:val="26"/>
-        </w:rPr>
-        <w:t>chmod +x scripts/check-env.sh</w:t>
-      </w:r>
-      <w:r>
-        <w:rPr>
-          <w:rFonts w:ascii="Times New Roman" w:hAnsi="Times New Roman"/>
-          <w:b w:val="0"/>
-          <w:color w:val="000000"/>
-          <w:sz w:val="26"/>
-        </w:rPr>
-        <w:t xml:space="preserve"> rồi gọi </w:t>
-      </w:r>
-      <w:r>
-        <w:rPr>
-          <w:rFonts w:ascii="Times New Roman" w:hAnsi="Times New Roman"/>
-          <w:b w:val="0"/>
-          <w:color w:val="000000"/>
-          <w:sz w:val="26"/>
-        </w:rPr>
-        <w:t>./scripts/check-env.sh</w:t>
-      </w:r>
-      <w:r>
-        <w:rPr>
-          <w:rFonts w:ascii="Times New Roman" w:hAnsi="Times New Roman"/>
-          <w:b w:val="0"/>
-          <w:color w:val="000000"/>
-          <w:sz w:val="26"/>
-        </w:rPr>
-        <w:t>.</w:t>
-      </w:r>
-    </w:p>
-    <w:p>
-      <w:pPr>
-        <w:keepNext/>
-        <w:widowControl/>
-      </w:pPr>
-      <w:r>
-        <w:rPr>
-          <w:rFonts w:ascii="Times New Roman" w:hAnsi="Times New Roman"/>
-          <w:b w:val="0"/>
-          <w:sz w:val="26"/>
-        </w:rPr>
-        <w:t>Kiểm tra kết quả bước 2:</w:t>
-      </w:r>
-    </w:p>
-    <w:p>
-      <w:pPr>
-        <w:widowControl/>
-        <w:ind w:firstLine="0" w:left="0"/>
-        <w:jc w:val="left"/>
-      </w:pPr>
-      <w:r>
-        <w:rPr>
-          <w:rFonts w:ascii="Times New Roman" w:hAnsi="Times New Roman"/>
-          <w:b w:val="0"/>
-          <w:color w:val="000000"/>
-          <w:sz w:val="26"/>
-        </w:rPr>
-        <w:t>[</w:t>
-      </w:r>
-      <w:r>
-        <w:rPr>
-          <w:rFonts w:ascii="Times New Roman" w:hAnsi="Times New Roman"/>
-          <w:b w:val="0"/>
-          <w:color w:val="000000"/>
-          <w:sz w:val="26"/>
-        </w:rPr>
-        <w:t xml:space="preserve"> ] Script in Kiểm tra dự án: CommunityPass; tên biến không có khoảng trắng quanh dấu =.</w:t>
-      </w:r>
-    </w:p>
-    <w:p>
-      <w:pPr>
-        <w:pStyle w:val="Heading3"/>
-        <w:keepNext/>
-        <w:widowControl/>
-      </w:pPr>
-      <w:r>
-        <w:rPr>
-          <w:rFonts w:ascii="Times New Roman" w:hAnsi="Times New Roman"/>
-          <w:b/>
-          <w:color w:val="000000"/>
-          <w:sz w:val="26"/>
-        </w:rPr>
-        <w:t>Bước 3. Thử điều kiện có công cụ PHP</w:t>
-      </w:r>
-    </w:p>
-    <w:p>
-      <w:pPr>
-        <w:keepNext/>
-        <w:widowControl/>
-      </w:pPr>
-      <w:r>
-        <w:rPr>
-          <w:rFonts w:ascii="Times New Roman" w:hAnsi="Times New Roman"/>
-          <w:b w:val="0"/>
-          <w:color w:val="000000"/>
-          <w:sz w:val="26"/>
-        </w:rPr>
-        <w:t>Thay toàn bộ nội dung tệp bằng đoạn dưới, lưu và chạy lại:</w:t>
+        <w:t>:</w:t>
       </w:r>
     </w:p>
     <w:p>
@@ -1837,7 +4971,7 @@
           <w:b w:val="0"/>
           <w:sz w:val="26"/>
         </w:rPr>
-        <w:t>#!/usr/bin/env bash</w:t>
+        <w:t>&lt;?php</w:t>
       </w:r>
     </w:p>
     <w:p>
@@ -1855,7 +4989,7 @@
           <w:b w:val="0"/>
           <w:sz w:val="26"/>
         </w:rPr>
-        <w:t>if command -v php &gt;/dev/null 2&gt;&amp;1; then</w:t>
+        <w:t>require __DIR__.'/../src/Session.php';</w:t>
       </w:r>
     </w:p>
     <w:p>
@@ -1873,7 +5007,7 @@
           <w:b w:val="0"/>
           <w:sz w:val="26"/>
         </w:rPr>
-        <w:t xml:space="preserve">    echo "OK tool php"</w:t>
+        <w:t>if ($_SERVER['REQUEST_METHOD'] !== 'POST') { http_response_code(405); exit('POST_REQUIRED'); }</w:t>
       </w:r>
     </w:p>
     <w:p>
@@ -1891,7 +5025,7 @@
           <w:b w:val="0"/>
           <w:sz w:val="26"/>
         </w:rPr>
-        <w:t>else</w:t>
+        <w:t>checkCsrf($_POST);</w:t>
       </w:r>
     </w:p>
     <w:p>
@@ -1909,7 +5043,79 @@
           <w:b w:val="0"/>
           <w:sz w:val="26"/>
         </w:rPr>
-        <w:t xml:space="preserve">    echo "MISSING tool php"</w:t>
+        <w:t>$view = $_POST['view'] ?? '';</w:t>
+      </w:r>
+    </w:p>
+    <w:p>
+      <w:pPr>
+        <w:keepNext/>
+        <w:keepLines/>
+        <w:widowControl/>
+        <w:spacing w:after="0" w:before="0" w:line="240" w:lineRule="auto"/>
+        <w:ind w:firstLine="0" w:left="142" w:right="85"/>
+        <w:jc w:val="left"/>
+      </w:pPr>
+      <w:r>
+        <w:rPr>
+          <w:rFonts w:ascii="Times New Roman" w:hAnsi="Times New Roman"/>
+          <w:b w:val="0"/>
+          <w:sz w:val="26"/>
+        </w:rPr>
+        <w:t>if (!is_string($view) || !in_array($view, ['compact', 'full'], true)) {</w:t>
+      </w:r>
+    </w:p>
+    <w:p>
+      <w:pPr>
+        <w:keepNext/>
+        <w:keepLines/>
+        <w:widowControl/>
+        <w:spacing w:after="0" w:before="0" w:line="240" w:lineRule="auto"/>
+        <w:ind w:firstLine="0" w:left="142" w:right="85"/>
+        <w:jc w:val="left"/>
+      </w:pPr>
+      <w:r>
+        <w:rPr>
+          <w:rFonts w:ascii="Times New Roman" w:hAnsi="Times New Roman"/>
+          <w:b w:val="0"/>
+          <w:sz w:val="26"/>
+        </w:rPr>
+        <w:t xml:space="preserve">    http_response_code(422); exit('VIEW_INVALID');</w:t>
+      </w:r>
+    </w:p>
+    <w:p>
+      <w:pPr>
+        <w:keepNext/>
+        <w:keepLines/>
+        <w:widowControl/>
+        <w:spacing w:after="0" w:before="0" w:line="240" w:lineRule="auto"/>
+        <w:ind w:firstLine="0" w:left="142" w:right="85"/>
+        <w:jc w:val="left"/>
+      </w:pPr>
+      <w:r>
+        <w:rPr>
+          <w:rFonts w:ascii="Times New Roman" w:hAnsi="Times New Roman"/>
+          <w:b w:val="0"/>
+          <w:sz w:val="26"/>
+        </w:rPr>
+        <w:t>}</w:t>
+      </w:r>
+    </w:p>
+    <w:p>
+      <w:pPr>
+        <w:keepNext/>
+        <w:keepLines/>
+        <w:widowControl/>
+        <w:spacing w:after="0" w:before="0" w:line="240" w:lineRule="auto"/>
+        <w:ind w:firstLine="0" w:left="142" w:right="85"/>
+        <w:jc w:val="left"/>
+      </w:pPr>
+      <w:r>
+        <w:rPr>
+          <w:rFonts w:ascii="Times New Roman" w:hAnsi="Times New Roman"/>
+          <w:b w:val="0"/>
+          <w:sz w:val="26"/>
+        </w:rPr>
+        <w:t>setcookie('view', $view, ['expires'=&gt;time()+3600, 'path'=&gt;'/', 'httponly'=&gt;true,</w:t>
       </w:r>
     </w:p>
     <w:p>
@@ -1927,7 +5133,7 @@
           <w:b w:val="0"/>
           <w:sz w:val="26"/>
         </w:rPr>
-        <w:t xml:space="preserve">    exit 2</w:t>
+        <w:t xml:space="preserve">    'samesite'=&gt;'Lax', 'secure'=&gt;isset($_SERVER['HTTPS']) &amp;&amp; $_SERVER['HTTPS'] !== 'off']);</w:t>
       </w:r>
     </w:p>
     <w:p>
@@ -1943,7 +5149,7 @@
           <w:b w:val="0"/>
           <w:sz w:val="26"/>
         </w:rPr>
-        <w:t>fi</w:t>
+        <w:t>header('Location: /register.php', true, 303); exit;</w:t>
       </w:r>
     </w:p>
     <w:p>
@@ -1957,7 +5163,7 @@
           <w:color w:val="000000"/>
           <w:sz w:val="26"/>
         </w:rPr>
-        <w:t>if</w:t>
+        <w:t xml:space="preserve">Cookie tồn tại một giờ và áp dụng cho đường dẫn </w:t>
       </w:r>
       <w:r>
         <w:rPr>
@@ -1966,7 +5172,7 @@
           <w:color w:val="000000"/>
           <w:sz w:val="26"/>
         </w:rPr>
-        <w:t xml:space="preserve"> xem lệnh kiểm tra có thành công hay không; </w:t>
+        <w:t>/</w:t>
       </w:r>
       <w:r>
         <w:rPr>
@@ -1975,7 +5181,7 @@
           <w:color w:val="000000"/>
           <w:sz w:val="26"/>
         </w:rPr>
-        <w:t>then</w:t>
+        <w:t xml:space="preserve">. Giá trị chỉ được chọn trong hai lựa chọn đã công bố. Sau </w:t>
       </w:r>
       <w:r>
         <w:rPr>
@@ -1984,7 +5190,7 @@
           <w:color w:val="000000"/>
           <w:sz w:val="26"/>
         </w:rPr>
-        <w:t xml:space="preserve"> là nhánh đạt; </w:t>
+        <w:t>setcookie</w:t>
       </w:r>
       <w:r>
         <w:rPr>
@@ -1993,7 +5199,7 @@
           <w:color w:val="000000"/>
           <w:sz w:val="26"/>
         </w:rPr>
-        <w:t>else</w:t>
+        <w:t xml:space="preserve">, trình duyệt nhận Cookie rồi gửi lại trong request tiếp theo; việc chuyển hướng giúp trang form đọc được giá trị mới qua </w:t>
       </w:r>
       <w:r>
         <w:rPr>
@@ -2002,7 +5208,7 @@
           <w:color w:val="000000"/>
           <w:sz w:val="26"/>
         </w:rPr>
-        <w:t xml:space="preserve"> là nhánh thiếu; </w:t>
+        <w:t>$_COOKIE</w:t>
       </w:r>
       <w:r>
         <w:rPr>
@@ -2011,8 +5217,13 @@
           <w:color w:val="000000"/>
           <w:sz w:val="26"/>
         </w:rPr>
-        <w:t>fi</w:t>
-      </w:r>
+        <w:t>.</w:t>
+      </w:r>
+    </w:p>
+    <w:p>
+      <w:pPr>
+        <w:widowControl/>
+      </w:pPr>
       <w:r>
         <w:rPr>
           <w:rFonts w:ascii="Times New Roman" w:hAnsi="Times New Roman"/>
@@ -2020,7 +5231,7 @@
           <w:color w:val="000000"/>
           <w:sz w:val="26"/>
         </w:rPr>
-        <w:t xml:space="preserve"> kết thúc điều kiện. Cụm </w:t>
+        <w:t xml:space="preserve">Trong giao diện mẫu, lựa chọn được hiển thị bằng dòng “Tùy chọn Cookie”; chưa thay toàn bộ cách bố trí giao diện. Các thuộc tính </w:t>
       </w:r>
       <w:r>
         <w:rPr>
@@ -2029,7 +5240,7 @@
           <w:color w:val="000000"/>
           <w:sz w:val="26"/>
         </w:rPr>
-        <w:t>&gt;/dev/null 2&gt;&amp;1</w:t>
+        <w:t>httponly</w:t>
       </w:r>
       <w:r>
         <w:rPr>
@@ -2038,13 +5249,8 @@
           <w:color w:val="000000"/>
           <w:sz w:val="26"/>
         </w:rPr>
-        <w:t xml:space="preserve"> chỉ ẩn phần thông báo của lệnh kiểm tra để kết quả gọn; không biến lỗi thành thành công.</w:t>
-      </w:r>
-    </w:p>
-    <w:p>
-      <w:pPr>
-        <w:widowControl/>
-      </w:pPr>
+        <w:t xml:space="preserve">, </w:t>
+      </w:r>
       <w:r>
         <w:rPr>
           <w:rFonts w:ascii="Times New Roman" w:hAnsi="Times New Roman"/>
@@ -2052,7 +5258,7 @@
           <w:color w:val="000000"/>
           <w:sz w:val="26"/>
         </w:rPr>
-        <w:t xml:space="preserve">Không gỡ PHP khỏi máy để thử nhánh thiếu. Có thể tạm thay tên kiểm tra </w:t>
+        <w:t>samesite</w:t>
       </w:r>
       <w:r>
         <w:rPr>
@@ -2061,7 +5267,7 @@
           <w:color w:val="000000"/>
           <w:sz w:val="26"/>
         </w:rPr>
-        <w:t>php</w:t>
+        <w:t xml:space="preserve"> và </w:t>
       </w:r>
       <w:r>
         <w:rPr>
@@ -2070,7 +5276,7 @@
           <w:color w:val="000000"/>
           <w:sz w:val="26"/>
         </w:rPr>
-        <w:t xml:space="preserve"> thành </w:t>
+        <w:t>secure</w:t>
       </w:r>
       <w:r>
         <w:rPr>
@@ -2079,7 +5285,7 @@
           <w:color w:val="000000"/>
           <w:sz w:val="26"/>
         </w:rPr>
-        <w:t>cong_cu_khong_co</w:t>
+        <w:t xml:space="preserve"> được cấp sẵn. </w:t>
       </w:r>
       <w:r>
         <w:rPr>
@@ -2088,29 +5294,8 @@
           <w:color w:val="000000"/>
           <w:sz w:val="26"/>
         </w:rPr>
-        <w:t>, chạy để quan sát rồi đổi lại. Sau một lần chạy, gõ ngay:</w:t>
-      </w:r>
-    </w:p>
-    <w:p>
-      <w:pPr>
-        <w:widowControl/>
-        <w:spacing w:after="120" w:before="0" w:line="240" w:lineRule="auto"/>
-        <w:ind w:firstLine="0" w:left="142" w:right="85"/>
-        <w:jc w:val="left"/>
-      </w:pPr>
-      <w:r>
-        <w:rPr>
-          <w:rFonts w:ascii="Times New Roman" w:hAnsi="Times New Roman"/>
-          <w:b w:val="0"/>
-          <w:sz w:val="26"/>
-        </w:rPr>
-        <w:t>echo "exit=$?"</w:t>
-      </w:r>
-    </w:p>
-    <w:p>
-      <w:pPr>
-        <w:widowControl/>
-      </w:pPr>
+        <w:t>secure</w:t>
+      </w:r>
       <w:r>
         <w:rPr>
           <w:rFonts w:ascii="Times New Roman" w:hAnsi="Times New Roman"/>
@@ -2118,8 +5303,29 @@
           <w:color w:val="000000"/>
           <w:sz w:val="26"/>
         </w:rPr>
-        <w:t>$?</w:t>
-      </w:r>
+        <w:t xml:space="preserve"> bật khi chạy HTTPS; môi trường HTTP cục bộ không được đặt Secure cố định, nếu không trình duyệt sẽ không gửi Cookie đó qua HTTP.</w:t>
+      </w:r>
+    </w:p>
+    <w:p>
+      <w:pPr>
+        <w:keepNext/>
+        <w:widowControl/>
+      </w:pPr>
+      <w:r>
+        <w:rPr>
+          <w:rFonts w:ascii="Times New Roman" w:hAnsi="Times New Roman"/>
+          <w:b w:val="0"/>
+          <w:sz w:val="26"/>
+        </w:rPr>
+        <w:t>Kiểm tra kết quả bước 7:</w:t>
+      </w:r>
+    </w:p>
+    <w:p>
+      <w:pPr>
+        <w:widowControl/>
+        <w:ind w:firstLine="0" w:left="0"/>
+        <w:jc w:val="left"/>
+      </w:pPr>
       <w:r>
         <w:rPr>
           <w:rFonts w:ascii="Times New Roman" w:hAnsi="Times New Roman"/>
@@ -2127,7 +5333,7 @@
           <w:color w:val="000000"/>
           <w:sz w:val="26"/>
         </w:rPr>
-        <w:t xml:space="preserve"> chứa mã thoát của lệnh vừa chạy. Mã </w:t>
+        <w:t>[</w:t>
       </w:r>
       <w:r>
         <w:rPr>
@@ -2136,590 +5342,27 @@
           <w:color w:val="000000"/>
           <w:sz w:val="26"/>
         </w:rPr>
-        <w:t>0</w:t>
-      </w:r>
-      <w:r>
-        <w:rPr>
-          <w:rFonts w:ascii="Times New Roman" w:hAnsi="Times New Roman"/>
-          <w:b w:val="0"/>
-          <w:color w:val="000000"/>
-          <w:sz w:val="26"/>
-        </w:rPr>
-        <w:t xml:space="preserve"> nghĩa là thành công; mẫu này quy ước </w:t>
-      </w:r>
-      <w:r>
-        <w:rPr>
-          <w:rFonts w:ascii="Times New Roman" w:hAnsi="Times New Roman"/>
-          <w:b w:val="0"/>
-          <w:color w:val="000000"/>
-          <w:sz w:val="26"/>
-        </w:rPr>
-        <w:t>2</w:t>
-      </w:r>
-      <w:r>
-        <w:rPr>
-          <w:rFonts w:ascii="Times New Roman" w:hAnsi="Times New Roman"/>
-          <w:b w:val="0"/>
-          <w:color w:val="000000"/>
-          <w:sz w:val="26"/>
-        </w:rPr>
-        <w:t xml:space="preserve"> là thiếu điều kiện chuẩn bị. Phải đọc mã ngay sau lệnh cần kiểm tra, trước khi chạy lệnh khác.</w:t>
+        <w:t xml:space="preserve"> ] Cookie chỉ chứa compact/full và đọc được ở request tiếp theo; không lưu thông tin nhạy cảm.</w:t>
       </w:r>
     </w:p>
     <w:p>
-      <w:pPr>
+      <w:r>
+        <w:t>Kết quả sau phần hướng dẫn: Hoàn tất hợp lệ có SIMULATED_OK; hủy xóa nháp. bash lab.sh test: TESTS=6 FAILED=0. Chưa ghi CSDL.</w:t>
+      </w:r>
+    </w:p>
+    <w:p>
+      <w:pPr>
+        <w:pStyle w:val="Heading2"/>
         <w:keepNext/>
         <w:widowControl/>
       </w:pPr>
       <w:r>
         <w:rPr>
           <w:rFonts w:ascii="Times New Roman" w:hAnsi="Times New Roman"/>
-          <w:b w:val="0"/>
+          <w:b/>
           <w:sz w:val="26"/>
         </w:rPr>
-        <w:t>Kiểm tra kết quả bước 3:</w:t>
-      </w:r>
-    </w:p>
-    <w:p>
-      <w:pPr>
-        <w:widowControl/>
-        <w:ind w:firstLine="0" w:left="0"/>
-        <w:jc w:val="left"/>
-      </w:pPr>
-      <w:r>
-        <w:rPr>
-          <w:rFonts w:ascii="Times New Roman" w:hAnsi="Times New Roman"/>
-          <w:b w:val="0"/>
-          <w:color w:val="000000"/>
-          <w:sz w:val="26"/>
-        </w:rPr>
-        <w:t>[</w:t>
-      </w:r>
-      <w:r>
-        <w:rPr>
-          <w:rFonts w:ascii="Times New Roman" w:hAnsi="Times New Roman"/>
-          <w:b w:val="0"/>
-          <w:color w:val="000000"/>
-          <w:sz w:val="26"/>
-        </w:rPr>
-        <w:t xml:space="preserve"> ] Thử tên công cụ không tồn tại thấy nhánh MISSING và mã 2, rồi khôi phục php.</w:t>
-      </w:r>
-    </w:p>
-    <w:p>
-      <w:pPr>
-        <w:pStyle w:val="Heading3"/>
-        <w:keepNext/>
-        <w:widowControl/>
-      </w:pPr>
-      <w:r>
-        <w:rPr>
-          <w:rFonts w:ascii="Times New Roman" w:hAnsi="Times New Roman"/>
-          <w:b/>
-          <w:color w:val="000000"/>
-          <w:sz w:val="26"/>
-        </w:rPr>
-        <w:t>Bước 4. Hoàn thiện script dùng hàm và vòng lặp</w:t>
-      </w:r>
-    </w:p>
-    <w:p>
-      <w:pPr>
-        <w:keepNext/>
-        <w:widowControl/>
-      </w:pPr>
-      <w:r>
-        <w:rPr>
-          <w:rFonts w:ascii="Times New Roman" w:hAnsi="Times New Roman"/>
-          <w:b w:val="0"/>
-          <w:color w:val="000000"/>
-          <w:sz w:val="26"/>
-        </w:rPr>
-        <w:t xml:space="preserve">Thay toàn bộ </w:t>
-      </w:r>
-      <w:r>
-        <w:rPr>
-          <w:rFonts w:ascii="Times New Roman" w:hAnsi="Times New Roman"/>
-          <w:b w:val="0"/>
-          <w:color w:val="000000"/>
-          <w:sz w:val="26"/>
-        </w:rPr>
-        <w:t>scripts/check-env.sh</w:t>
-      </w:r>
-      <w:r>
-        <w:rPr>
-          <w:rFonts w:ascii="Times New Roman" w:hAnsi="Times New Roman"/>
-          <w:b w:val="0"/>
-          <w:color w:val="000000"/>
-          <w:sz w:val="26"/>
-        </w:rPr>
-        <w:t xml:space="preserve"> bằng phiên bản hoàn chỉnh sau. Đây là mã mẫu được phép sử dụng trong phần hướng dẫn:</w:t>
-      </w:r>
-    </w:p>
-    <w:p>
-      <w:pPr>
-        <w:keepNext/>
-        <w:keepLines/>
-        <w:widowControl/>
-        <w:spacing w:after="0" w:before="0" w:line="240" w:lineRule="auto"/>
-        <w:ind w:firstLine="0" w:left="142" w:right="85"/>
-        <w:jc w:val="left"/>
-      </w:pPr>
-      <w:r>
-        <w:rPr>
-          <w:rFonts w:ascii="Times New Roman" w:hAnsi="Times New Roman"/>
-          <w:b w:val="0"/>
-          <w:sz w:val="26"/>
-        </w:rPr>
-        <w:t>#!/usr/bin/env bash</w:t>
-      </w:r>
-    </w:p>
-    <w:p>
-      <w:pPr>
-        <w:keepNext/>
-        <w:keepLines/>
-        <w:widowControl/>
-        <w:spacing w:after="0" w:before="0" w:line="240" w:lineRule="auto"/>
-        <w:ind w:firstLine="0" w:left="142" w:right="85"/>
-        <w:jc w:val="left"/>
-      </w:pPr>
-      <w:r>
-        <w:rPr>
-          <w:rFonts w:ascii="Times New Roman" w:hAnsi="Times New Roman"/>
-          <w:b w:val="0"/>
-          <w:sz w:val="26"/>
-        </w:rPr>
-        <w:t>set -u</w:t>
-      </w:r>
-    </w:p>
-    <w:p>
-      <w:pPr>
-        <w:keepNext/>
-        <w:keepLines/>
-        <w:widowControl/>
-        <w:spacing w:after="0" w:before="0" w:line="240" w:lineRule="auto"/>
-        <w:ind w:firstLine="0" w:left="142" w:right="85"/>
-        <w:jc w:val="left"/>
-      </w:pPr>
-      <w:r>
-        <w:rPr>
-          <w:rFonts w:ascii="Times New Roman" w:hAnsi="Times New Roman"/>
-          <w:b w:val="0"/>
-          <w:sz w:val="26"/>
-        </w:rPr>
-        <w:t>root="$(cd -- "$(dirname -- "${BASH_SOURCE[0]}")/.." &amp;&amp; pwd)" || exit 2</w:t>
-      </w:r>
-    </w:p>
-    <w:p>
-      <w:pPr>
-        <w:keepNext/>
-        <w:keepLines/>
-        <w:widowControl/>
-        <w:spacing w:after="0" w:before="0" w:line="240" w:lineRule="auto"/>
-        <w:ind w:firstLine="0" w:left="142" w:right="85"/>
-        <w:jc w:val="left"/>
-      </w:pPr>
-      <w:r>
-        <w:rPr>
-          <w:rFonts w:ascii="Times New Roman" w:hAnsi="Times New Roman"/>
-          <w:b w:val="0"/>
-          <w:sz w:val="26"/>
-        </w:rPr>
-        <w:t>fail=0</w:t>
-      </w:r>
-    </w:p>
-    <w:p>
-      <w:pPr>
-        <w:keepNext/>
-        <w:keepLines/>
-        <w:widowControl/>
-        <w:spacing w:after="0" w:before="0" w:line="240" w:lineRule="auto"/>
-        <w:ind w:firstLine="0" w:left="142" w:right="85"/>
-        <w:jc w:val="left"/>
-      </w:pPr>
-      <w:r>
-        <w:rPr>
-          <w:rFonts w:ascii="Times New Roman" w:hAnsi="Times New Roman"/>
-          <w:b w:val="0"/>
-          <w:sz w:val="26"/>
-        </w:rPr>
-        <w:t>check_tool() {</w:t>
-      </w:r>
-    </w:p>
-    <w:p>
-      <w:pPr>
-        <w:keepNext/>
-        <w:keepLines/>
-        <w:widowControl/>
-        <w:spacing w:after="0" w:before="0" w:line="240" w:lineRule="auto"/>
-        <w:ind w:firstLine="0" w:left="142" w:right="85"/>
-        <w:jc w:val="left"/>
-      </w:pPr>
-      <w:r>
-        <w:rPr>
-          <w:rFonts w:ascii="Times New Roman" w:hAnsi="Times New Roman"/>
-          <w:b w:val="0"/>
-          <w:sz w:val="26"/>
-        </w:rPr>
-        <w:t xml:space="preserve">  if command -v "$1" &gt;/dev/null 2&gt;&amp;1; then</w:t>
-      </w:r>
-    </w:p>
-    <w:p>
-      <w:pPr>
-        <w:keepNext/>
-        <w:keepLines/>
-        <w:widowControl/>
-        <w:spacing w:after="0" w:before="0" w:line="240" w:lineRule="auto"/>
-        <w:ind w:firstLine="0" w:left="142" w:right="85"/>
-        <w:jc w:val="left"/>
-      </w:pPr>
-      <w:r>
-        <w:rPr>
-          <w:rFonts w:ascii="Times New Roman" w:hAnsi="Times New Roman"/>
-          <w:b w:val="0"/>
-          <w:sz w:val="26"/>
-        </w:rPr>
-        <w:t xml:space="preserve">    printf 'OK tool %s\n' "$1"</w:t>
-      </w:r>
-    </w:p>
-    <w:p>
-      <w:pPr>
-        <w:keepNext/>
-        <w:keepLines/>
-        <w:widowControl/>
-        <w:spacing w:after="0" w:before="0" w:line="240" w:lineRule="auto"/>
-        <w:ind w:firstLine="0" w:left="142" w:right="85"/>
-        <w:jc w:val="left"/>
-      </w:pPr>
-      <w:r>
-        <w:rPr>
-          <w:rFonts w:ascii="Times New Roman" w:hAnsi="Times New Roman"/>
-          <w:b w:val="0"/>
-          <w:sz w:val="26"/>
-        </w:rPr>
-        <w:t xml:space="preserve">  else</w:t>
-      </w:r>
-    </w:p>
-    <w:p>
-      <w:pPr>
-        <w:keepNext/>
-        <w:keepLines/>
-        <w:widowControl/>
-        <w:spacing w:after="0" w:before="0" w:line="240" w:lineRule="auto"/>
-        <w:ind w:firstLine="0" w:left="142" w:right="85"/>
-        <w:jc w:val="left"/>
-      </w:pPr>
-      <w:r>
-        <w:rPr>
-          <w:rFonts w:ascii="Times New Roman" w:hAnsi="Times New Roman"/>
-          <w:b w:val="0"/>
-          <w:sz w:val="26"/>
-        </w:rPr>
-        <w:t xml:space="preserve">    printf 'MISSING tool %s\n' "$1" &gt;&amp;2</w:t>
-      </w:r>
-    </w:p>
-    <w:p>
-      <w:pPr>
-        <w:keepNext/>
-        <w:keepLines/>
-        <w:widowControl/>
-        <w:spacing w:after="0" w:before="0" w:line="240" w:lineRule="auto"/>
-        <w:ind w:firstLine="0" w:left="142" w:right="85"/>
-        <w:jc w:val="left"/>
-      </w:pPr>
-      <w:r>
-        <w:rPr>
-          <w:rFonts w:ascii="Times New Roman" w:hAnsi="Times New Roman"/>
-          <w:b w:val="0"/>
-          <w:sz w:val="26"/>
-        </w:rPr>
-        <w:t xml:space="preserve">    fail=$((fail + 1))</w:t>
-      </w:r>
-    </w:p>
-    <w:p>
-      <w:pPr>
-        <w:keepNext/>
-        <w:keepLines/>
-        <w:widowControl/>
-        <w:spacing w:after="0" w:before="0" w:line="240" w:lineRule="auto"/>
-        <w:ind w:firstLine="0" w:left="142" w:right="85"/>
-        <w:jc w:val="left"/>
-      </w:pPr>
-      <w:r>
-        <w:rPr>
-          <w:rFonts w:ascii="Times New Roman" w:hAnsi="Times New Roman"/>
-          <w:b w:val="0"/>
-          <w:sz w:val="26"/>
-        </w:rPr>
-        <w:t xml:space="preserve">  fi</w:t>
-      </w:r>
-    </w:p>
-    <w:p>
-      <w:pPr>
-        <w:keepNext/>
-        <w:keepLines/>
-        <w:widowControl/>
-        <w:spacing w:after="0" w:before="0" w:line="240" w:lineRule="auto"/>
-        <w:ind w:firstLine="0" w:left="142" w:right="85"/>
-        <w:jc w:val="left"/>
-      </w:pPr>
-      <w:r>
-        <w:rPr>
-          <w:rFonts w:ascii="Times New Roman" w:hAnsi="Times New Roman"/>
-          <w:b w:val="0"/>
-          <w:sz w:val="26"/>
-        </w:rPr>
-        <w:t>}</w:t>
-      </w:r>
-    </w:p>
-    <w:p>
-      <w:pPr>
-        <w:keepNext/>
-        <w:keepLines/>
-        <w:widowControl/>
-        <w:spacing w:after="0" w:before="0" w:line="240" w:lineRule="auto"/>
-        <w:ind w:firstLine="0" w:left="142" w:right="85"/>
-        <w:jc w:val="left"/>
-      </w:pPr>
-      <w:r>
-        <w:rPr>
-          <w:rFonts w:ascii="Times New Roman" w:hAnsi="Times New Roman"/>
-          <w:b w:val="0"/>
-          <w:sz w:val="26"/>
-        </w:rPr>
-        <w:t>for tool in php git; do check_tool "$tool"; done</w:t>
-      </w:r>
-    </w:p>
-    <w:p>
-      <w:pPr>
-        <w:keepNext/>
-        <w:keepLines/>
-        <w:widowControl/>
-        <w:spacing w:after="0" w:before="0" w:line="240" w:lineRule="auto"/>
-        <w:ind w:firstLine="0" w:left="142" w:right="85"/>
-        <w:jc w:val="left"/>
-      </w:pPr>
-      <w:r>
-        <w:rPr>
-          <w:rFonts w:ascii="Times New Roman" w:hAnsi="Times New Roman"/>
-          <w:b w:val="0"/>
-          <w:sz w:val="26"/>
-        </w:rPr>
-        <w:t>for file in README.md public/index.php; do</w:t>
-      </w:r>
-    </w:p>
-    <w:p>
-      <w:pPr>
-        <w:keepNext/>
-        <w:keepLines/>
-        <w:widowControl/>
-        <w:spacing w:after="0" w:before="0" w:line="240" w:lineRule="auto"/>
-        <w:ind w:firstLine="0" w:left="142" w:right="85"/>
-        <w:jc w:val="left"/>
-      </w:pPr>
-      <w:r>
-        <w:rPr>
-          <w:rFonts w:ascii="Times New Roman" w:hAnsi="Times New Roman"/>
-          <w:b w:val="0"/>
-          <w:sz w:val="26"/>
-        </w:rPr>
-        <w:t xml:space="preserve">  if [[ -f "$root/$file" ]]; then</w:t>
-      </w:r>
-    </w:p>
-    <w:p>
-      <w:pPr>
-        <w:keepNext/>
-        <w:keepLines/>
-        <w:widowControl/>
-        <w:spacing w:after="0" w:before="0" w:line="240" w:lineRule="auto"/>
-        <w:ind w:firstLine="0" w:left="142" w:right="85"/>
-        <w:jc w:val="left"/>
-      </w:pPr>
-      <w:r>
-        <w:rPr>
-          <w:rFonts w:ascii="Times New Roman" w:hAnsi="Times New Roman"/>
-          <w:b w:val="0"/>
-          <w:sz w:val="26"/>
-        </w:rPr>
-        <w:t xml:space="preserve">    printf 'OK file %s\n' "$file"</w:t>
-      </w:r>
-    </w:p>
-    <w:p>
-      <w:pPr>
-        <w:keepNext/>
-        <w:keepLines/>
-        <w:widowControl/>
-        <w:spacing w:after="0" w:before="0" w:line="240" w:lineRule="auto"/>
-        <w:ind w:firstLine="0" w:left="142" w:right="85"/>
-        <w:jc w:val="left"/>
-      </w:pPr>
-      <w:r>
-        <w:rPr>
-          <w:rFonts w:ascii="Times New Roman" w:hAnsi="Times New Roman"/>
-          <w:b w:val="0"/>
-          <w:sz w:val="26"/>
-        </w:rPr>
-        <w:t xml:space="preserve">  else</w:t>
-      </w:r>
-    </w:p>
-    <w:p>
-      <w:pPr>
-        <w:keepNext/>
-        <w:keepLines/>
-        <w:widowControl/>
-        <w:spacing w:after="0" w:before="0" w:line="240" w:lineRule="auto"/>
-        <w:ind w:firstLine="0" w:left="142" w:right="85"/>
-        <w:jc w:val="left"/>
-      </w:pPr>
-      <w:r>
-        <w:rPr>
-          <w:rFonts w:ascii="Times New Roman" w:hAnsi="Times New Roman"/>
-          <w:b w:val="0"/>
-          <w:sz w:val="26"/>
-        </w:rPr>
-        <w:t xml:space="preserve">    printf 'MISSING file %s\n' "$file" &gt;&amp;2</w:t>
-      </w:r>
-    </w:p>
-    <w:p>
-      <w:pPr>
-        <w:keepNext/>
-        <w:keepLines/>
-        <w:widowControl/>
-        <w:spacing w:after="0" w:before="0" w:line="240" w:lineRule="auto"/>
-        <w:ind w:firstLine="0" w:left="142" w:right="85"/>
-        <w:jc w:val="left"/>
-      </w:pPr>
-      <w:r>
-        <w:rPr>
-          <w:rFonts w:ascii="Times New Roman" w:hAnsi="Times New Roman"/>
-          <w:b w:val="0"/>
-          <w:sz w:val="26"/>
-        </w:rPr>
-        <w:t xml:space="preserve">    fail=$((fail + 1))</w:t>
-      </w:r>
-    </w:p>
-    <w:p>
-      <w:pPr>
-        <w:keepNext/>
-        <w:keepLines/>
-        <w:widowControl/>
-        <w:spacing w:after="0" w:before="0" w:line="240" w:lineRule="auto"/>
-        <w:ind w:firstLine="0" w:left="142" w:right="85"/>
-        <w:jc w:val="left"/>
-      </w:pPr>
-      <w:r>
-        <w:rPr>
-          <w:rFonts w:ascii="Times New Roman" w:hAnsi="Times New Roman"/>
-          <w:b w:val="0"/>
-          <w:sz w:val="26"/>
-        </w:rPr>
-        <w:t xml:space="preserve">  fi</w:t>
-      </w:r>
-    </w:p>
-    <w:p>
-      <w:pPr>
-        <w:keepNext/>
-        <w:keepLines/>
-        <w:widowControl/>
-        <w:spacing w:after="0" w:before="0" w:line="240" w:lineRule="auto"/>
-        <w:ind w:firstLine="0" w:left="142" w:right="85"/>
-        <w:jc w:val="left"/>
-      </w:pPr>
-      <w:r>
-        <w:rPr>
-          <w:rFonts w:ascii="Times New Roman" w:hAnsi="Times New Roman"/>
-          <w:b w:val="0"/>
-          <w:sz w:val="26"/>
-        </w:rPr>
-        <w:t>done</w:t>
-      </w:r>
-    </w:p>
-    <w:p>
-      <w:pPr>
-        <w:keepNext/>
-        <w:keepLines/>
-        <w:widowControl/>
-        <w:spacing w:after="0" w:before="0" w:line="240" w:lineRule="auto"/>
-        <w:ind w:firstLine="0" w:left="142" w:right="85"/>
-        <w:jc w:val="left"/>
-      </w:pPr>
-      <w:r>
-        <w:rPr>
-          <w:rFonts w:ascii="Times New Roman" w:hAnsi="Times New Roman"/>
-          <w:b w:val="0"/>
-          <w:sz w:val="26"/>
-        </w:rPr>
-        <w:t>if [[ "$fail" -gt 0 ]]; then exit 2; fi</w:t>
-      </w:r>
-    </w:p>
-    <w:p>
-      <w:pPr>
-        <w:keepNext/>
-        <w:keepLines/>
-        <w:widowControl/>
-        <w:spacing w:after="0" w:before="0" w:line="240" w:lineRule="auto"/>
-        <w:ind w:firstLine="0" w:left="142" w:right="85"/>
-        <w:jc w:val="left"/>
-      </w:pPr>
-      <w:r>
-        <w:rPr>
-          <w:rFonts w:ascii="Times New Roman" w:hAnsi="Times New Roman"/>
-          <w:b w:val="0"/>
-          <w:sz w:val="26"/>
-        </w:rPr>
-        <w:t>if php -l "$root/public/index.php"; then</w:t>
-      </w:r>
-    </w:p>
-    <w:p>
-      <w:pPr>
-        <w:keepNext/>
-        <w:keepLines/>
-        <w:widowControl/>
-        <w:spacing w:after="0" w:before="0" w:line="240" w:lineRule="auto"/>
-        <w:ind w:firstLine="0" w:left="142" w:right="85"/>
-        <w:jc w:val="left"/>
-      </w:pPr>
-      <w:r>
-        <w:rPr>
-          <w:rFonts w:ascii="Times New Roman" w:hAnsi="Times New Roman"/>
-          <w:b w:val="0"/>
-          <w:sz w:val="26"/>
-        </w:rPr>
-        <w:t xml:space="preserve">  echo 'CHECK_ENV=PASS'</w:t>
-      </w:r>
-    </w:p>
-    <w:p>
-      <w:pPr>
-        <w:keepNext/>
-        <w:keepLines/>
-        <w:widowControl/>
-        <w:spacing w:after="0" w:before="0" w:line="240" w:lineRule="auto"/>
-        <w:ind w:firstLine="0" w:left="142" w:right="85"/>
-        <w:jc w:val="left"/>
-      </w:pPr>
-      <w:r>
-        <w:rPr>
-          <w:rFonts w:ascii="Times New Roman" w:hAnsi="Times New Roman"/>
-          <w:b w:val="0"/>
-          <w:sz w:val="26"/>
-        </w:rPr>
-        <w:t>else</w:t>
-      </w:r>
-    </w:p>
-    <w:p>
-      <w:pPr>
-        <w:keepNext/>
-        <w:keepLines/>
-        <w:widowControl/>
-        <w:spacing w:after="0" w:before="0" w:line="240" w:lineRule="auto"/>
-        <w:ind w:firstLine="0" w:left="142" w:right="85"/>
-        <w:jc w:val="left"/>
-      </w:pPr>
-      <w:r>
-        <w:rPr>
-          <w:rFonts w:ascii="Times New Roman" w:hAnsi="Times New Roman"/>
-          <w:b w:val="0"/>
-          <w:sz w:val="26"/>
-        </w:rPr>
-        <w:t xml:space="preserve">  echo 'CHECK_ENV=FAIL' &gt;&amp;2</w:t>
+        <w:t>V. LỖI THƯỜNG GẶP VÀ CÁCH KHẮC PHỤC</w:t>
       </w:r>
     </w:p>
     <w:p>
@@ -2737,7 +5380,7 @@
           <w:b w:val="0"/>
           <w:sz w:val="26"/>
         </w:rPr>
-        <w:t xml:space="preserve">  exit 1</w:t>
+        <w:t>php tests/run.php</w:t>
       </w:r>
     </w:p>
     <w:p>
@@ -2753,12 +5396,11 @@
           <w:b w:val="0"/>
           <w:sz w:val="26"/>
         </w:rPr>
-        <w:t>fi</w:t>
+        <w:t>bash lab.sh run</w:t>
       </w:r>
     </w:p>
     <w:p>
       <w:pPr>
-        <w:keepNext/>
         <w:widowControl/>
       </w:pPr>
       <w:r>
@@ -2768,7 +5410,7 @@
           <w:color w:val="000000"/>
           <w:sz w:val="26"/>
         </w:rPr>
-        <w:t>Giải thích theo thứ tự thực thi:</w:t>
+        <w:t>Nếu máy chủ cũ còn chạy, dùng terminal thứ hai để chạy test hoặc dừng bằng Ctrl+C. Mở đúng địa chỉ của bài thực hành.</w:t>
       </w:r>
     </w:p>
     <w:tbl>
@@ -2816,7 +5458,7 @@
                 <w:color w:val="000000"/>
                 <w:sz w:val="26"/>
               </w:rPr>
-              <w:t>Thành phần</w:t>
+              <w:t>Phép thử</w:t>
             </w:r>
           </w:p>
         </w:tc>
@@ -2838,9 +5480,11 @@
             <w:r>
               <w:rPr>
                 <w:rFonts w:ascii="Times New Roman" w:hAnsi="Times New Roman"/>
+                <w:b/>
+                <w:color w:val="000000"/>
                 <w:sz w:val="26"/>
               </w:rPr>
-              <w:t>Ý nghĩa</w:t>
+              <w:t>Kết quả cần thấy</w:t>
             </w:r>
           </w:p>
         </w:tc>
@@ -2871,7 +5515,7 @@
                 <w:color w:val="000000"/>
                 <w:sz w:val="26"/>
               </w:rPr>
-              <w:t>set -u</w:t>
+              <w:t>Nhập hợp lệ → Tiếp tục</w:t>
             </w:r>
           </w:p>
         </w:tc>
@@ -2897,7 +5541,7 @@
                 <w:color w:val="000000"/>
                 <w:sz w:val="26"/>
               </w:rPr>
-              <w:t>Báo khi sử dụng biến chưa được khai báo; giảm nhầm tên biến.</w:t>
+              <w:t>Sang xác nhận, thông tin đúng.</w:t>
             </w:r>
           </w:p>
         </w:tc>
@@ -2928,7 +5572,7 @@
                 <w:color w:val="000000"/>
                 <w:sz w:val="26"/>
               </w:rPr>
-              <w:t>root=...</w:t>
+              <w:t>Sửa lại → thay họ tên → Tiếp tục</w:t>
             </w:r>
           </w:p>
         </w:tc>
@@ -2954,79 +5598,7 @@
                 <w:color w:val="000000"/>
                 <w:sz w:val="26"/>
               </w:rPr>
-              <w:t xml:space="preserve">Tìm thư mục dự án từ vị trí tệp script. </w:t>
-            </w:r>
-            <w:r>
-              <w:rPr>
-                <w:rFonts w:ascii="Times New Roman" w:hAnsi="Times New Roman"/>
-                <w:b w:val="0"/>
-                <w:color w:val="000000"/>
-                <w:sz w:val="26"/>
-              </w:rPr>
-              <w:t>dirname</w:t>
-            </w:r>
-            <w:r>
-              <w:rPr>
-                <w:rFonts w:ascii="Times New Roman" w:hAnsi="Times New Roman"/>
-                <w:b w:val="0"/>
-                <w:color w:val="000000"/>
-                <w:sz w:val="26"/>
-              </w:rPr>
-              <w:t xml:space="preserve"> lấy thư mục chứa script; </w:t>
-            </w:r>
-            <w:r>
-              <w:rPr>
-                <w:rFonts w:ascii="Times New Roman" w:hAnsi="Times New Roman"/>
-                <w:b w:val="0"/>
-                <w:color w:val="000000"/>
-                <w:sz w:val="26"/>
-              </w:rPr>
-              <w:t>/..</w:t>
-            </w:r>
-            <w:r>
-              <w:rPr>
-                <w:rFonts w:ascii="Times New Roman" w:hAnsi="Times New Roman"/>
-                <w:b w:val="0"/>
-                <w:color w:val="000000"/>
-                <w:sz w:val="26"/>
-              </w:rPr>
-              <w:t xml:space="preserve"> đi lên một cấp; </w:t>
-            </w:r>
-            <w:r>
-              <w:rPr>
-                <w:rFonts w:ascii="Times New Roman" w:hAnsi="Times New Roman"/>
-                <w:b w:val="0"/>
-                <w:color w:val="000000"/>
-                <w:sz w:val="26"/>
-              </w:rPr>
-              <w:t>pwd</w:t>
-            </w:r>
-            <w:r>
-              <w:rPr>
-                <w:rFonts w:ascii="Times New Roman" w:hAnsi="Times New Roman"/>
-                <w:b w:val="0"/>
-                <w:color w:val="000000"/>
-                <w:sz w:val="26"/>
-              </w:rPr>
-              <w:t xml:space="preserve"> lấy đường dẫn đầy đủ. </w:t>
-            </w:r>
-            <w:r>
-              <w:rPr>
-                <w:rFonts w:ascii="Times New Roman" w:hAnsi="Times New Roman"/>
-                <w:b w:val="0"/>
-                <w:color w:val="000000"/>
-                <w:sz w:val="26"/>
-              </w:rPr>
-              <w:t>$(...)</w:t>
-            </w:r>
-            <w:r>
-              <w:rPr>
-                <w:rFonts w:ascii="Times New Roman" w:hAnsi="Times New Roman"/>
-                <w:b w:val="0"/>
-                <w:color w:val="000000"/>
-                <w:sz w:val="26"/>
-              </w:rPr>
-              <w:t xml:space="preserve"> lấy kết quả lệnh làm giá trị biến.</w:t>
+              <w:t>Xác nhận dùng tên mới.</w:t>
             </w:r>
           </w:p>
         </w:tc>
@@ -3057,7 +5629,7 @@
                 <w:color w:val="000000"/>
                 <w:sz w:val="26"/>
               </w:rPr>
-              <w:t>fail=0</w:t>
+              <w:t>Hủy bản nháp</w:t>
             </w:r>
           </w:p>
         </w:tc>
@@ -3083,7 +5655,7 @@
                 <w:color w:val="000000"/>
                 <w:sz w:val="26"/>
               </w:rPr>
-              <w:t>Biến đếm điều kiện chưa đạt.</w:t>
+              <w:t>Trở về form; không giữ bản nháp vừa hủy.</w:t>
             </w:r>
           </w:p>
         </w:tc>
@@ -3114,7 +5686,7 @@
                 <w:color w:val="000000"/>
                 <w:sz w:val="26"/>
               </w:rPr>
-              <w:t>check_tool()</w:t>
+              <w:t>Xác nhận → tải lại trang</w:t>
             </w:r>
           </w:p>
         </w:tc>
@@ -3140,7 +5712,7 @@
                 <w:color w:val="000000"/>
                 <w:sz w:val="26"/>
               </w:rPr>
-              <w:t xml:space="preserve">Hàm nhận tên công cụ qua </w:t>
+              <w:t xml:space="preserve">Vẫn </w:t>
             </w:r>
             <w:r>
               <w:rPr>
@@ -3149,7 +5721,7 @@
                 <w:color w:val="000000"/>
                 <w:sz w:val="26"/>
               </w:rPr>
-              <w:t>$1</w:t>
+              <w:t>SIMULATED_OK</w:t>
             </w:r>
             <w:r>
               <w:rPr>
@@ -3158,7 +5730,7 @@
                 <w:color w:val="000000"/>
                 <w:sz w:val="26"/>
               </w:rPr>
-              <w:t>, kiểm tra và tăng biến đếm nếu thiếu.</w:t>
+              <w:t>, không cần gửi lại form.</w:t>
             </w:r>
           </w:p>
         </w:tc>
@@ -3189,7 +5761,7 @@
                 <w:color w:val="000000"/>
                 <w:sz w:val="26"/>
               </w:rPr>
-              <w:t>for tool in php git</w:t>
+              <w:t>Mở xác nhận trong cửa sổ riêng tư mới</w:t>
             </w:r>
           </w:p>
         </w:tc>
@@ -3215,25 +5787,7 @@
                 <w:color w:val="000000"/>
                 <w:sz w:val="26"/>
               </w:rPr>
-              <w:t xml:space="preserve">Gọi cùng hàm cho PHP và Git, không viết lại hai khối </w:t>
-            </w:r>
-            <w:r>
-              <w:rPr>
-                <w:rFonts w:ascii="Times New Roman" w:hAnsi="Times New Roman"/>
-                <w:b w:val="0"/>
-                <w:color w:val="000000"/>
-                <w:sz w:val="26"/>
-              </w:rPr>
-              <w:t>if</w:t>
-            </w:r>
-            <w:r>
-              <w:rPr>
-                <w:rFonts w:ascii="Times New Roman" w:hAnsi="Times New Roman"/>
-                <w:b w:val="0"/>
-                <w:color w:val="000000"/>
-                <w:sz w:val="26"/>
-              </w:rPr>
-              <w:t>.</w:t>
+              <w:t>Bị đưa về form vì phiên mới chưa có nháp.</w:t>
             </w:r>
           </w:p>
         </w:tc>
@@ -3264,7 +5818,16 @@
                 <w:color w:val="000000"/>
                 <w:sz w:val="26"/>
               </w:rPr>
-              <w:t>[[ -f ... ]]</w:t>
+              <w:t xml:space="preserve">Lưu tùy chọn </w:t>
+            </w:r>
+            <w:r>
+              <w:rPr>
+                <w:rFonts w:ascii="Times New Roman" w:hAnsi="Times New Roman"/>
+                <w:b w:val="0"/>
+                <w:color w:val="000000"/>
+                <w:sz w:val="26"/>
+              </w:rPr>
+              <w:t>compact</w:t>
             </w:r>
           </w:p>
         </w:tc>
@@ -3290,95 +5853,7 @@
                 <w:color w:val="000000"/>
                 <w:sz w:val="26"/>
               </w:rPr>
-              <w:t>Kiểm tra đường dẫn là một tệp có tồn tại.</w:t>
-            </w:r>
-          </w:p>
-        </w:tc>
-      </w:tr>
-      <w:tr>
-        <w:trPr>
-          <w:cantSplit/>
-        </w:trPr>
-        <w:tc>
-          <w:tcPr>
-            <w:tcW w:type="dxa" w:w="1701"/>
-            <w:tcMar>
-              <w:left w:w="75" w:type="dxa"/>
-              <w:right w:w="75" w:type="dxa"/>
-            </w:tcMar>
-          </w:tcPr>
-          <w:p>
-            <w:pPr>
-              <w:widowControl/>
-              <w:spacing w:line="240" w:lineRule="auto" w:after="80" w:before="80"/>
-              <w:ind w:firstLine="0"/>
-              <w:jc w:val="left"/>
-            </w:pPr>
-            <w:r>
-              <w:rPr>
-                <w:rFonts w:ascii="Times New Roman" w:hAnsi="Times New Roman"/>
-                <w:b w:val="0"/>
-                <w:color w:val="000000"/>
-                <w:sz w:val="26"/>
-              </w:rPr>
-              <w:t>fail=$((fail + 1))</w:t>
-            </w:r>
-          </w:p>
-        </w:tc>
-        <w:tc>
-          <w:tcPr>
-            <w:tcW w:type="dxa" w:w="7370"/>
-            <w:tcMar>
-              <w:left w:w="75" w:type="dxa"/>
-              <w:right w:w="75" w:type="dxa"/>
-            </w:tcMar>
-          </w:tcPr>
-          <w:p>
-            <w:pPr>
-              <w:widowControl/>
-              <w:spacing w:line="240" w:lineRule="auto" w:after="80" w:before="80"/>
-              <w:ind w:firstLine="0"/>
-              <w:jc w:val="left"/>
-            </w:pPr>
-            <w:r>
-              <w:rPr>
-                <w:rFonts w:ascii="Times New Roman" w:hAnsi="Times New Roman"/>
-                <w:b w:val="0"/>
-                <w:color w:val="000000"/>
-                <w:sz w:val="26"/>
-              </w:rPr>
-              <w:t>Phép cộng số nguyên trong Bash.</w:t>
-            </w:r>
-          </w:p>
-        </w:tc>
-      </w:tr>
-      <w:tr>
-        <w:trPr>
-          <w:cantSplit/>
-        </w:trPr>
-        <w:tc>
-          <w:tcPr>
-            <w:tcW w:type="dxa" w:w="1701"/>
-            <w:tcMar>
-              <w:left w:w="75" w:type="dxa"/>
-              <w:right w:w="75" w:type="dxa"/>
-            </w:tcMar>
-          </w:tcPr>
-          <w:p>
-            <w:pPr>
-              <w:widowControl/>
-              <w:spacing w:line="240" w:lineRule="auto" w:after="80" w:before="80"/>
-              <w:ind w:firstLine="0"/>
-              <w:jc w:val="left"/>
-            </w:pPr>
-            <w:r>
-              <w:rPr>
-                <w:rFonts w:ascii="Times New Roman" w:hAnsi="Times New Roman"/>
-                <w:b w:val="0"/>
-                <w:color w:val="000000"/>
-                <w:sz w:val="26"/>
-              </w:rPr>
-              <w:t>exit 2</w:t>
+              <w:t xml:space="preserve">Request tiếp theo hiển thị Cookie </w:t>
             </w:r>
             <w:r>
               <w:rPr>
@@ -3387,7 +5862,7 @@
                 <w:color w:val="000000"/>
                 <w:sz w:val="26"/>
               </w:rPr>
-              <w:t xml:space="preserve">, </w:t>
+              <w:t>compact</w:t>
             </w:r>
             <w:r>
               <w:rPr>
@@ -3396,33 +5871,7 @@
                 <w:color w:val="000000"/>
                 <w:sz w:val="26"/>
               </w:rPr>
-              <w:t>exit 1</w:t>
-            </w:r>
-          </w:p>
-        </w:tc>
-        <w:tc>
-          <w:tcPr>
-            <w:tcW w:type="dxa" w:w="7370"/>
-            <w:tcMar>
-              <w:left w:w="75" w:type="dxa"/>
-              <w:right w:w="75" w:type="dxa"/>
-            </w:tcMar>
-          </w:tcPr>
-          <w:p>
-            <w:pPr>
-              <w:widowControl/>
-              <w:spacing w:line="240" w:lineRule="auto" w:after="80" w:before="80"/>
-              <w:ind w:firstLine="0"/>
-              <w:jc w:val="left"/>
-            </w:pPr>
-            <w:r>
-              <w:rPr>
-                <w:rFonts w:ascii="Times New Roman" w:hAnsi="Times New Roman"/>
-                <w:b w:val="0"/>
-                <w:color w:val="000000"/>
-                <w:sz w:val="26"/>
-              </w:rPr>
-              <w:t>Mẫu phân biệt thiếu điều kiện chạy và sai cú pháp PHP.</w:t>
+              <w:t>.</w:t>
             </w:r>
           </w:p>
         </w:tc>
@@ -3442,741 +5891,10 @@
         <w:rPr>
           <w:rFonts w:ascii="Times New Roman" w:hAnsi="Times New Roman"/>
           <w:b w:val="0"/>
-          <w:sz w:val="26"/>
-        </w:rPr>
-        <w:t>Dấu nháy kép giúp Bash coi đường dẫn có khoảng trắng là một đối số. Biến root xác định thư mục dự án từ vị trí script, vì vậy có thể chạy script từ thư mục khác.</w:t>
-      </w:r>
-    </w:p>
-    <w:p>
-      <w:pPr>
-        <w:keepNext/>
-        <w:widowControl/>
-      </w:pPr>
-      <w:r>
-        <w:rPr>
-          <w:rFonts w:ascii="Times New Roman" w:hAnsi="Times New Roman"/>
-          <w:b w:val="0"/>
-          <w:sz w:val="26"/>
-        </w:rPr>
-        <w:t>Kiểm tra kết quả bước 4:</w:t>
-      </w:r>
-    </w:p>
-    <w:p>
-      <w:pPr>
-        <w:widowControl/>
-        <w:ind w:firstLine="0" w:left="0"/>
-        <w:jc w:val="left"/>
-      </w:pPr>
-      <w:r>
-        <w:rPr>
-          <w:rFonts w:ascii="Times New Roman" w:hAnsi="Times New Roman"/>
-          <w:b w:val="0"/>
           <w:color w:val="000000"/>
           <w:sz w:val="26"/>
         </w:rPr>
-        <w:t>[</w:t>
-      </w:r>
-      <w:r>
-        <w:rPr>
-          <w:rFonts w:ascii="Times New Roman" w:hAnsi="Times New Roman"/>
-          <w:b w:val="0"/>
-          <w:color w:val="000000"/>
-          <w:sz w:val="26"/>
-        </w:rPr>
-        <w:t xml:space="preserve"> ] Chỉ ra biến fail, hàm check_tool, hai vòng lặp và điều kiện kết thúc.</w:t>
-      </w:r>
-    </w:p>
-    <w:p>
-      <w:pPr>
-        <w:pStyle w:val="Heading3"/>
-        <w:keepNext/>
-        <w:widowControl/>
-      </w:pPr>
-      <w:r>
-        <w:rPr>
-          <w:rFonts w:ascii="Times New Roman" w:hAnsi="Times New Roman"/>
-          <w:b/>
-          <w:color w:val="000000"/>
-          <w:sz w:val="26"/>
-        </w:rPr>
-        <w:t>Bước 5. Chạy script và đọc kết quả</w:t>
-      </w:r>
-    </w:p>
-    <w:p>
-      <w:pPr>
-        <w:keepNext w:val="0"/>
-        <w:keepLines/>
-        <w:widowControl/>
-        <w:spacing w:after="0" w:before="0" w:line="240" w:lineRule="auto"/>
-        <w:ind w:firstLine="0" w:left="142" w:right="85"/>
-        <w:jc w:val="left"/>
-      </w:pPr>
-      <w:r>
-        <w:rPr>
-          <w:rFonts w:ascii="Times New Roman" w:hAnsi="Times New Roman"/>
-          <w:b w:val="0"/>
-          <w:sz w:val="26"/>
-        </w:rPr>
-        <w:t>bash scripts/check-env.sh</w:t>
-      </w:r>
-    </w:p>
-    <w:p>
-      <w:pPr>
-        <w:widowControl/>
-        <w:spacing w:after="120" w:before="0" w:line="240" w:lineRule="auto"/>
-        <w:ind w:firstLine="0" w:left="142" w:right="85"/>
-        <w:jc w:val="left"/>
-      </w:pPr>
-      <w:r>
-        <w:rPr>
-          <w:rFonts w:ascii="Times New Roman" w:hAnsi="Times New Roman"/>
-          <w:b w:val="0"/>
-          <w:sz w:val="26"/>
-        </w:rPr>
-        <w:t>echo "exit=$?"</w:t>
-      </w:r>
-    </w:p>
-    <w:p>
-      <w:pPr>
-        <w:widowControl/>
-      </w:pPr>
-      <w:r>
-        <w:rPr>
-          <w:rFonts w:ascii="Times New Roman" w:hAnsi="Times New Roman"/>
-          <w:b w:val="0"/>
-          <w:color w:val="000000"/>
-          <w:sz w:val="26"/>
-        </w:rPr>
-        <w:t xml:space="preserve">Kết quả có </w:t>
-      </w:r>
-      <w:r>
-        <w:rPr>
-          <w:rFonts w:ascii="Times New Roman" w:hAnsi="Times New Roman"/>
-          <w:b w:val="0"/>
-          <w:color w:val="000000"/>
-          <w:sz w:val="26"/>
-        </w:rPr>
-        <w:t>OK tool php</w:t>
-      </w:r>
-      <w:r>
-        <w:rPr>
-          <w:rFonts w:ascii="Times New Roman" w:hAnsi="Times New Roman"/>
-          <w:b w:val="0"/>
-          <w:color w:val="000000"/>
-          <w:sz w:val="26"/>
-        </w:rPr>
-        <w:t xml:space="preserve">, </w:t>
-      </w:r>
-      <w:r>
-        <w:rPr>
-          <w:rFonts w:ascii="Times New Roman" w:hAnsi="Times New Roman"/>
-          <w:b w:val="0"/>
-          <w:color w:val="000000"/>
-          <w:sz w:val="26"/>
-        </w:rPr>
-        <w:t>OK tool git</w:t>
-      </w:r>
-      <w:r>
-        <w:rPr>
-          <w:rFonts w:ascii="Times New Roman" w:hAnsi="Times New Roman"/>
-          <w:b w:val="0"/>
-          <w:color w:val="000000"/>
-          <w:sz w:val="26"/>
-        </w:rPr>
-        <w:t xml:space="preserve">, </w:t>
-      </w:r>
-      <w:r>
-        <w:rPr>
-          <w:rFonts w:ascii="Times New Roman" w:hAnsi="Times New Roman"/>
-          <w:b w:val="0"/>
-          <w:color w:val="000000"/>
-          <w:sz w:val="26"/>
-        </w:rPr>
-        <w:t>OK file README.md</w:t>
-      </w:r>
-      <w:r>
-        <w:rPr>
-          <w:rFonts w:ascii="Times New Roman" w:hAnsi="Times New Roman"/>
-          <w:b w:val="0"/>
-          <w:color w:val="000000"/>
-          <w:sz w:val="26"/>
-        </w:rPr>
-        <w:t xml:space="preserve">, </w:t>
-      </w:r>
-      <w:r>
-        <w:rPr>
-          <w:rFonts w:ascii="Times New Roman" w:hAnsi="Times New Roman"/>
-          <w:b w:val="0"/>
-          <w:color w:val="000000"/>
-          <w:sz w:val="26"/>
-        </w:rPr>
-        <w:t>OK file public/index.php</w:t>
-      </w:r>
-      <w:r>
-        <w:rPr>
-          <w:rFonts w:ascii="Times New Roman" w:hAnsi="Times New Roman"/>
-          <w:b w:val="0"/>
-          <w:color w:val="000000"/>
-          <w:sz w:val="26"/>
-        </w:rPr>
-        <w:t xml:space="preserve">, </w:t>
-      </w:r>
-      <w:r>
-        <w:rPr>
-          <w:rFonts w:ascii="Times New Roman" w:hAnsi="Times New Roman"/>
-          <w:b w:val="0"/>
-          <w:color w:val="000000"/>
-          <w:sz w:val="26"/>
-        </w:rPr>
-        <w:t>CHECK_ENV=PASS</w:t>
-      </w:r>
-      <w:r>
-        <w:rPr>
-          <w:rFonts w:ascii="Times New Roman" w:hAnsi="Times New Roman"/>
-          <w:b w:val="0"/>
-          <w:color w:val="000000"/>
-          <w:sz w:val="26"/>
-        </w:rPr>
-        <w:t xml:space="preserve"> và cuối cùng </w:t>
-      </w:r>
-      <w:r>
-        <w:rPr>
-          <w:rFonts w:ascii="Times New Roman" w:hAnsi="Times New Roman"/>
-          <w:b w:val="0"/>
-          <w:color w:val="000000"/>
-          <w:sz w:val="26"/>
-        </w:rPr>
-        <w:t>exit=0</w:t>
-      </w:r>
-      <w:r>
-        <w:rPr>
-          <w:rFonts w:ascii="Times New Roman" w:hAnsi="Times New Roman"/>
-          <w:b w:val="0"/>
-          <w:color w:val="000000"/>
-          <w:sz w:val="26"/>
-        </w:rPr>
-        <w:t>. Thông báo cú pháp PHP có đường dẫn riêng của máy bạn.</w:t>
-      </w:r>
-    </w:p>
-    <w:p>
-      <w:pPr>
-        <w:keepNext/>
-        <w:widowControl/>
-      </w:pPr>
-      <w:r>
-        <w:rPr>
-          <w:rFonts w:ascii="Times New Roman" w:hAnsi="Times New Roman"/>
-          <w:b w:val="0"/>
-          <w:color w:val="000000"/>
-          <w:sz w:val="26"/>
-        </w:rPr>
-        <w:t>Thử chạy từ thư mục khác:</w:t>
-      </w:r>
-    </w:p>
-    <w:p>
-      <w:pPr>
-        <w:keepNext/>
-        <w:keepLines/>
-        <w:widowControl/>
-        <w:spacing w:after="0" w:before="0" w:line="240" w:lineRule="auto"/>
-        <w:ind w:firstLine="0" w:left="142" w:right="85"/>
-        <w:jc w:val="left"/>
-      </w:pPr>
-      <w:r>
-        <w:rPr>
-          <w:rFonts w:ascii="Times New Roman" w:hAnsi="Times New Roman"/>
-          <w:b w:val="0"/>
-          <w:sz w:val="26"/>
-        </w:rPr>
-        <w:t>cd ..</w:t>
-      </w:r>
-    </w:p>
-    <w:p>
-      <w:pPr>
-        <w:keepNext w:val="0"/>
-        <w:keepLines/>
-        <w:widowControl/>
-        <w:spacing w:after="0" w:before="0" w:line="240" w:lineRule="auto"/>
-        <w:ind w:firstLine="0" w:left="142" w:right="85"/>
-        <w:jc w:val="left"/>
-      </w:pPr>
-      <w:r>
-        <w:rPr>
-          <w:rFonts w:ascii="Times New Roman" w:hAnsi="Times New Roman"/>
-          <w:b w:val="0"/>
-          <w:sz w:val="26"/>
-        </w:rPr>
-        <w:t>bash Ma_nguon/scripts/check-env.sh</w:t>
-      </w:r>
-    </w:p>
-    <w:p>
-      <w:pPr>
-        <w:widowControl/>
-        <w:spacing w:after="120" w:before="0" w:line="240" w:lineRule="auto"/>
-        <w:ind w:firstLine="0" w:left="142" w:right="85"/>
-        <w:jc w:val="left"/>
-      </w:pPr>
-      <w:r>
-        <w:rPr>
-          <w:rFonts w:ascii="Times New Roman" w:hAnsi="Times New Roman"/>
-          <w:b w:val="0"/>
-          <w:sz w:val="26"/>
-        </w:rPr>
-        <w:t>cd Ma_nguon</w:t>
-      </w:r>
-    </w:p>
-    <w:p>
-      <w:pPr>
-        <w:widowControl/>
-      </w:pPr>
-      <w:r>
-        <w:rPr>
-          <w:rFonts w:ascii="Times New Roman" w:hAnsi="Times New Roman"/>
-          <w:b w:val="0"/>
-          <w:color w:val="000000"/>
-          <w:sz w:val="26"/>
-        </w:rPr>
-        <w:t xml:space="preserve">Script vẫn tìm được tệp vì dùng </w:t>
-      </w:r>
-      <w:r>
-        <w:rPr>
-          <w:rFonts w:ascii="Times New Roman" w:hAnsi="Times New Roman"/>
-          <w:b w:val="0"/>
-          <w:color w:val="000000"/>
-          <w:sz w:val="26"/>
-        </w:rPr>
-        <w:t>root</w:t>
-      </w:r>
-      <w:r>
-        <w:rPr>
-          <w:rFonts w:ascii="Times New Roman" w:hAnsi="Times New Roman"/>
-          <w:b w:val="0"/>
-          <w:color w:val="000000"/>
-          <w:sz w:val="26"/>
-        </w:rPr>
-        <w:t>. Đây là lý do không nên viết mọi đường dẫn phụ thuộc vào nơi người dùng đang đứng.</w:t>
-      </w:r>
-    </w:p>
-    <w:p>
-      <w:pPr>
-        <w:keepNext/>
-        <w:widowControl/>
-      </w:pPr>
-      <w:r>
-        <w:rPr>
-          <w:rFonts w:ascii="Times New Roman" w:hAnsi="Times New Roman"/>
-          <w:b w:val="0"/>
-          <w:sz w:val="26"/>
-        </w:rPr>
-        <w:t>Kiểm tra kết quả bước 5:</w:t>
-      </w:r>
-    </w:p>
-    <w:p>
-      <w:pPr>
-        <w:widowControl/>
-        <w:ind w:firstLine="0" w:left="0"/>
-        <w:jc w:val="left"/>
-      </w:pPr>
-      <w:r>
-        <w:rPr>
-          <w:rFonts w:ascii="Times New Roman" w:hAnsi="Times New Roman"/>
-          <w:b w:val="0"/>
-          <w:color w:val="000000"/>
-          <w:sz w:val="26"/>
-        </w:rPr>
-        <w:t>[</w:t>
-      </w:r>
-      <w:r>
-        <w:rPr>
-          <w:rFonts w:ascii="Times New Roman" w:hAnsi="Times New Roman"/>
-          <w:b w:val="0"/>
-          <w:color w:val="000000"/>
-          <w:sz w:val="26"/>
-        </w:rPr>
-        <w:t xml:space="preserve"> ] Chạy từ thư mục cha vẫn tìm được README và public/index.php.</w:t>
-      </w:r>
-    </w:p>
-    <w:p>
-      <w:pPr>
-        <w:pStyle w:val="Heading3"/>
-        <w:keepNext/>
-        <w:widowControl/>
-      </w:pPr>
-      <w:r>
-        <w:rPr>
-          <w:rFonts w:ascii="Times New Roman" w:hAnsi="Times New Roman"/>
-          <w:b/>
-          <w:color w:val="000000"/>
-          <w:sz w:val="26"/>
-        </w:rPr>
-        <w:t>Bước 6. Tạo lỗi có kiểm soát rồi khôi phục</w:t>
-      </w:r>
-    </w:p>
-    <w:p>
-      <w:pPr>
-        <w:keepNext/>
-        <w:widowControl/>
-      </w:pPr>
-      <w:r>
-        <w:rPr>
-          <w:rFonts w:ascii="Times New Roman" w:hAnsi="Times New Roman"/>
-          <w:b w:val="0"/>
-          <w:sz w:val="26"/>
-        </w:rPr>
-        <w:t>Thực hiện tại thư mục Ma_nguon của bài:</w:t>
-      </w:r>
-    </w:p>
-    <w:p>
-      <w:pPr>
-        <w:keepNext/>
-        <w:keepLines/>
-        <w:widowControl/>
-        <w:spacing w:after="0" w:before="0" w:line="240" w:lineRule="auto"/>
-        <w:ind w:firstLine="0" w:left="142" w:right="85"/>
-        <w:jc w:val="left"/>
-      </w:pPr>
-      <w:r>
-        <w:rPr>
-          <w:rFonts w:ascii="Times New Roman" w:hAnsi="Times New Roman"/>
-          <w:b w:val="0"/>
-          <w:sz w:val="26"/>
-        </w:rPr>
-        <w:t>mv README.md README.backup</w:t>
-      </w:r>
-    </w:p>
-    <w:p>
-      <w:pPr>
-        <w:keepNext/>
-        <w:keepLines/>
-        <w:widowControl/>
-        <w:spacing w:after="0" w:before="0" w:line="240" w:lineRule="auto"/>
-        <w:ind w:firstLine="0" w:left="142" w:right="85"/>
-        <w:jc w:val="left"/>
-      </w:pPr>
-      <w:r>
-        <w:rPr>
-          <w:rFonts w:ascii="Times New Roman" w:hAnsi="Times New Roman"/>
-          <w:b w:val="0"/>
-          <w:sz w:val="26"/>
-        </w:rPr>
-        <w:t>bash scripts/check-env.sh</w:t>
-      </w:r>
-    </w:p>
-    <w:p>
-      <w:pPr>
-        <w:keepNext/>
-        <w:keepLines/>
-        <w:widowControl/>
-        <w:spacing w:after="0" w:before="0" w:line="240" w:lineRule="auto"/>
-        <w:ind w:firstLine="0" w:left="142" w:right="85"/>
-        <w:jc w:val="left"/>
-      </w:pPr>
-      <w:r>
-        <w:rPr>
-          <w:rFonts w:ascii="Times New Roman" w:hAnsi="Times New Roman"/>
-          <w:b w:val="0"/>
-          <w:sz w:val="26"/>
-        </w:rPr>
-        <w:t>echo "exit=$?"</w:t>
-      </w:r>
-    </w:p>
-    <w:p>
-      <w:pPr>
-        <w:keepNext/>
-        <w:keepLines/>
-        <w:widowControl/>
-        <w:spacing w:after="0" w:before="0" w:line="240" w:lineRule="auto"/>
-        <w:ind w:firstLine="0" w:left="142" w:right="85"/>
-        <w:jc w:val="left"/>
-      </w:pPr>
-      <w:r>
-        <w:rPr>
-          <w:rFonts w:ascii="Times New Roman" w:hAnsi="Times New Roman"/>
-          <w:b w:val="0"/>
-          <w:sz w:val="26"/>
-        </w:rPr>
-        <w:t>mv README.backup README.md</w:t>
-      </w:r>
-    </w:p>
-    <w:p>
-      <w:pPr>
-        <w:keepNext w:val="0"/>
-        <w:keepLines/>
-        <w:widowControl/>
-        <w:spacing w:after="0" w:before="0" w:line="240" w:lineRule="auto"/>
-        <w:ind w:firstLine="0" w:left="142" w:right="85"/>
-        <w:jc w:val="left"/>
-      </w:pPr>
-      <w:r>
-        <w:rPr>
-          <w:rFonts w:ascii="Times New Roman" w:hAnsi="Times New Roman"/>
-          <w:b w:val="0"/>
-          <w:sz w:val="26"/>
-        </w:rPr>
-        <w:t>bash scripts/check-env.sh</w:t>
-      </w:r>
-    </w:p>
-    <w:p>
-      <w:pPr>
-        <w:widowControl/>
-        <w:spacing w:after="120" w:before="0" w:line="240" w:lineRule="auto"/>
-        <w:ind w:firstLine="0" w:left="142" w:right="85"/>
-        <w:jc w:val="left"/>
-      </w:pPr>
-      <w:r>
-        <w:rPr>
-          <w:rFonts w:ascii="Times New Roman" w:hAnsi="Times New Roman"/>
-          <w:b w:val="0"/>
-          <w:sz w:val="26"/>
-        </w:rPr>
-        <w:t>echo "exit=$?"</w:t>
-      </w:r>
-    </w:p>
-    <w:p>
-      <w:pPr>
-        <w:widowControl/>
-      </w:pPr>
-      <w:r>
-        <w:rPr>
-          <w:rFonts w:ascii="Times New Roman" w:hAnsi="Times New Roman"/>
-          <w:b w:val="0"/>
-          <w:color w:val="000000"/>
-          <w:sz w:val="26"/>
-        </w:rPr>
-        <w:t xml:space="preserve">Lần thiếu tệp có </w:t>
-      </w:r>
-      <w:r>
-        <w:rPr>
-          <w:rFonts w:ascii="Times New Roman" w:hAnsi="Times New Roman"/>
-          <w:b w:val="0"/>
-          <w:color w:val="000000"/>
-          <w:sz w:val="26"/>
-        </w:rPr>
-        <w:t>MISSING file README.md</w:t>
-      </w:r>
-      <w:r>
-        <w:rPr>
-          <w:rFonts w:ascii="Times New Roman" w:hAnsi="Times New Roman"/>
-          <w:b w:val="0"/>
-          <w:color w:val="000000"/>
-          <w:sz w:val="26"/>
-        </w:rPr>
-        <w:t xml:space="preserve"> và mã </w:t>
-      </w:r>
-      <w:r>
-        <w:rPr>
-          <w:rFonts w:ascii="Times New Roman" w:hAnsi="Times New Roman"/>
-          <w:b w:val="0"/>
-          <w:color w:val="000000"/>
-          <w:sz w:val="26"/>
-        </w:rPr>
-        <w:t>2</w:t>
-      </w:r>
-      <w:r>
-        <w:rPr>
-          <w:rFonts w:ascii="Times New Roman" w:hAnsi="Times New Roman"/>
-          <w:b w:val="0"/>
-          <w:color w:val="000000"/>
-          <w:sz w:val="26"/>
-        </w:rPr>
-        <w:t xml:space="preserve">. Sau khi đổi tên trở lại, kết quả là </w:t>
-      </w:r>
-      <w:r>
-        <w:rPr>
-          <w:rFonts w:ascii="Times New Roman" w:hAnsi="Times New Roman"/>
-          <w:b w:val="0"/>
-          <w:color w:val="000000"/>
-          <w:sz w:val="26"/>
-        </w:rPr>
-        <w:t>CHECK_ENV=PASS</w:t>
-      </w:r>
-      <w:r>
-        <w:rPr>
-          <w:rFonts w:ascii="Times New Roman" w:hAnsi="Times New Roman"/>
-          <w:b w:val="0"/>
-          <w:color w:val="000000"/>
-          <w:sz w:val="26"/>
-        </w:rPr>
-        <w:t xml:space="preserve"> và mã </w:t>
-      </w:r>
-      <w:r>
-        <w:rPr>
-          <w:rFonts w:ascii="Times New Roman" w:hAnsi="Times New Roman"/>
-          <w:b w:val="0"/>
-          <w:color w:val="000000"/>
-          <w:sz w:val="26"/>
-        </w:rPr>
-        <w:t>0</w:t>
-      </w:r>
-      <w:r>
-        <w:rPr>
-          <w:rFonts w:ascii="Times New Roman" w:hAnsi="Times New Roman"/>
-          <w:b w:val="0"/>
-          <w:color w:val="000000"/>
-          <w:sz w:val="26"/>
-        </w:rPr>
-        <w:t xml:space="preserve">. Không dùng </w:t>
-      </w:r>
-      <w:r>
-        <w:rPr>
-          <w:rFonts w:ascii="Times New Roman" w:hAnsi="Times New Roman"/>
-          <w:b w:val="0"/>
-          <w:color w:val="000000"/>
-          <w:sz w:val="26"/>
-        </w:rPr>
-        <w:t>rm</w:t>
-      </w:r>
-      <w:r>
-        <w:rPr>
-          <w:rFonts w:ascii="Times New Roman" w:hAnsi="Times New Roman"/>
-          <w:b w:val="0"/>
-          <w:color w:val="000000"/>
-          <w:sz w:val="26"/>
-        </w:rPr>
-        <w:t xml:space="preserve"> để xóa tài liệu gốc.</w:t>
-      </w:r>
-    </w:p>
-    <w:p>
-      <w:pPr>
-        <w:keepNext/>
-        <w:widowControl/>
-      </w:pPr>
-      <w:r>
-        <w:rPr>
-          <w:rFonts w:ascii="Times New Roman" w:hAnsi="Times New Roman"/>
-          <w:b w:val="0"/>
-          <w:sz w:val="26"/>
-        </w:rPr>
-        <w:t>Kiểm tra kết quả bước 6:</w:t>
-      </w:r>
-    </w:p>
-    <w:p>
-      <w:pPr>
-        <w:widowControl/>
-        <w:ind w:firstLine="0" w:left="0"/>
-        <w:jc w:val="left"/>
-      </w:pPr>
-      <w:r>
-        <w:rPr>
-          <w:rFonts w:ascii="Times New Roman" w:hAnsi="Times New Roman"/>
-          <w:b w:val="0"/>
-          <w:color w:val="000000"/>
-          <w:sz w:val="26"/>
-        </w:rPr>
-        <w:t>[</w:t>
-      </w:r>
-      <w:r>
-        <w:rPr>
-          <w:rFonts w:ascii="Times New Roman" w:hAnsi="Times New Roman"/>
-          <w:b w:val="0"/>
-          <w:color w:val="000000"/>
-          <w:sz w:val="26"/>
-        </w:rPr>
-        <w:t xml:space="preserve"> ] Đổi tên README báo mã 2; khôi phục báo mã 0, không mất tệp.</w:t>
-      </w:r>
-    </w:p>
-    <w:p>
-      <w:pPr>
-        <w:pStyle w:val="Heading3"/>
-        <w:keepNext/>
-        <w:widowControl/>
-      </w:pPr>
-      <w:r>
-        <w:rPr>
-          <w:rFonts w:ascii="Times New Roman" w:hAnsi="Times New Roman"/>
-          <w:b/>
-          <w:color w:val="000000"/>
-          <w:sz w:val="26"/>
-        </w:rPr>
-        <w:t>Bước 7. Khởi chạy lại phần mềm</w:t>
-      </w:r>
-    </w:p>
-    <w:p>
-      <w:pPr>
-        <w:widowControl/>
-        <w:spacing w:after="120" w:before="0" w:line="240" w:lineRule="auto"/>
-        <w:ind w:firstLine="0" w:left="142" w:right="85"/>
-        <w:jc w:val="left"/>
-      </w:pPr>
-      <w:r>
-        <w:rPr>
-          <w:rFonts w:ascii="Times New Roman" w:hAnsi="Times New Roman"/>
-          <w:b w:val="0"/>
-          <w:sz w:val="26"/>
-        </w:rPr>
-        <w:t>bash lab.sh run</w:t>
-      </w:r>
-    </w:p>
-    <w:p>
-      <w:pPr>
-        <w:widowControl/>
-      </w:pPr>
-      <w:r>
-        <w:rPr>
-          <w:rFonts w:ascii="Times New Roman" w:hAnsi="Times New Roman"/>
-          <w:b w:val="0"/>
-          <w:sz w:val="26"/>
-        </w:rPr>
-        <w:t>Mở lại trang trong trình duyệt để kiểm tra ứng dụng. Script scripts/check-env.sh là phần sinh viên thực hiện; lab.sh run chỉ hỗ trợ khởi chạy máy chủ. Nhấn Ctrl+C để dừng máy chủ trước khi chuyển nội dung.</w:t>
-      </w:r>
-    </w:p>
-    <w:p>
-      <w:pPr>
-        <w:keepNext/>
-        <w:widowControl/>
-      </w:pPr>
-      <w:r>
-        <w:rPr>
-          <w:rFonts w:ascii="Times New Roman" w:hAnsi="Times New Roman"/>
-          <w:b w:val="0"/>
-          <w:sz w:val="26"/>
-        </w:rPr>
-        <w:t>Kiểm tra kết quả bước 7:</w:t>
-      </w:r>
-    </w:p>
-    <w:p>
-      <w:pPr>
-        <w:widowControl/>
-        <w:ind w:firstLine="0" w:left="0"/>
-        <w:jc w:val="left"/>
-      </w:pPr>
-      <w:r>
-        <w:rPr>
-          <w:rFonts w:ascii="Times New Roman" w:hAnsi="Times New Roman"/>
-          <w:b w:val="0"/>
-          <w:color w:val="000000"/>
-          <w:sz w:val="26"/>
-        </w:rPr>
-        <w:t>[</w:t>
-      </w:r>
-      <w:r>
-        <w:rPr>
-          <w:rFonts w:ascii="Times New Roman" w:hAnsi="Times New Roman"/>
-          <w:b w:val="0"/>
-          <w:color w:val="000000"/>
-          <w:sz w:val="26"/>
-        </w:rPr>
-        <w:t xml:space="preserve"> ] Trình duyệt tại cổng 8101 hiện trang mẫu; biết dừng máy chủ bằng Ctrl+C.</w:t>
-      </w:r>
-    </w:p>
-    <w:p>
-      <w:r>
-        <w:t>Kết quả sau phần hướng dẫn: bash lab.sh test: có CHECK_ENV=PASS, mã thoát 0. Trang mẫu ở cổng 8101.</w:t>
-      </w:r>
-    </w:p>
-    <w:p>
-      <w:pPr>
-        <w:pStyle w:val="Heading2"/>
-        <w:keepNext/>
-        <w:widowControl/>
-      </w:pPr>
-      <w:r>
-        <w:rPr>
-          <w:rFonts w:ascii="Times New Roman" w:hAnsi="Times New Roman"/>
-          <w:b/>
-          <w:sz w:val="26"/>
-        </w:rPr>
-        <w:t>V. LỖI THƯỜNG GẶP VÀ CÁCH KHẮC PHỤC</w:t>
+        <w:t>Hai tab trong cùng trình duyệt thường dùng chung Cookie phiên; không dùng hai tab để chứng minh hai người dùng độc lập. Dùng cửa sổ riêng tư hoặc trình duyệt khác. Giữ token bảo vệ biểu mẫu và thông tin cá nhân trong môi trường thực hành.</w:t>
       </w:r>
     </w:p>
     <w:tbl>
@@ -4224,7 +5942,7 @@
                 <w:color w:val="000000"/>
                 <w:sz w:val="26"/>
               </w:rPr>
-              <w:t>Hiện tượng</w:t>
+              <w:t>Lỗi</w:t>
             </w:r>
           </w:p>
         </w:tc>
@@ -4250,7 +5968,7 @@
                 <w:color w:val="000000"/>
                 <w:sz w:val="26"/>
               </w:rPr>
-              <w:t>Kiểm tra và cách sửa</w:t>
+              <w:t>Cách kiểm tra</w:t>
             </w:r>
           </w:p>
         </w:tc>
@@ -4281,7 +5999,7 @@
                 <w:color w:val="000000"/>
                 <w:sz w:val="26"/>
               </w:rPr>
-              <w:t>No such file or directory</w:t>
+              <w:t>Headers already sent</w:t>
             </w:r>
           </w:p>
         </w:tc>
@@ -4307,7 +6025,43 @@
                 <w:color w:val="000000"/>
                 <w:sz w:val="26"/>
               </w:rPr>
-              <w:t>Chạy pwd, ls; bảo đảm đứng ở Ma_nguon, không phải thư mục Sinh_vien.</w:t>
+              <w:t xml:space="preserve">Có khoảng trắng/BOM/HTML trước </w:t>
+            </w:r>
+            <w:r>
+              <w:rPr>
+                <w:rFonts w:ascii="Times New Roman" w:hAnsi="Times New Roman"/>
+                <w:b w:val="0"/>
+                <w:color w:val="000000"/>
+                <w:sz w:val="26"/>
+              </w:rPr>
+              <w:t>session_start</w:t>
+            </w:r>
+            <w:r>
+              <w:rPr>
+                <w:rFonts w:ascii="Times New Roman" w:hAnsi="Times New Roman"/>
+                <w:b w:val="0"/>
+                <w:color w:val="000000"/>
+                <w:sz w:val="26"/>
+              </w:rPr>
+              <w:t xml:space="preserve"> hoặc </w:t>
+            </w:r>
+            <w:r>
+              <w:rPr>
+                <w:rFonts w:ascii="Times New Roman" w:hAnsi="Times New Roman"/>
+                <w:b w:val="0"/>
+                <w:color w:val="000000"/>
+                <w:sz w:val="26"/>
+              </w:rPr>
+              <w:t>header</w:t>
+            </w:r>
+            <w:r>
+              <w:rPr>
+                <w:rFonts w:ascii="Times New Roman" w:hAnsi="Times New Roman"/>
+                <w:b w:val="0"/>
+                <w:color w:val="000000"/>
+                <w:sz w:val="26"/>
+              </w:rPr>
+              <w:t xml:space="preserve"> không?</w:t>
             </w:r>
           </w:p>
         </w:tc>
@@ -4338,7 +6092,7 @@
                 <w:color w:val="000000"/>
                 <w:sz w:val="26"/>
               </w:rPr>
-              <w:t>php: command not found</w:t>
+              <w:t>CSRF_INVALID</w:t>
             </w:r>
           </w:p>
         </w:tc>
@@ -4364,7 +6118,25 @@
                 <w:color w:val="000000"/>
                 <w:sz w:val="26"/>
               </w:rPr>
-              <w:t>Thực hiện phần cài công cụ trong mục I của bài này; không sửa script để bỏ qua điều kiện thiếu PHP.</w:t>
+              <w:t xml:space="preserve">Có giữ trường hidden </w:t>
+            </w:r>
+            <w:r>
+              <w:rPr>
+                <w:rFonts w:ascii="Times New Roman" w:hAnsi="Times New Roman"/>
+                <w:b w:val="0"/>
+                <w:color w:val="000000"/>
+                <w:sz w:val="26"/>
+              </w:rPr>
+              <w:t>csrf</w:t>
+            </w:r>
+            <w:r>
+              <w:rPr>
+                <w:rFonts w:ascii="Times New Roman" w:hAnsi="Times New Roman"/>
+                <w:b w:val="0"/>
+                <w:color w:val="000000"/>
+                <w:sz w:val="26"/>
+              </w:rPr>
+              <w:t xml:space="preserve"> và dùng cùng phiên không? Tải lại form để nhận token hợp lệ, không tắt kiểm tra.</w:t>
             </w:r>
           </w:p>
         </w:tc>
@@ -4395,34 +6167,7 @@
                 <w:color w:val="000000"/>
                 <w:sz w:val="26"/>
               </w:rPr>
-              <w:t xml:space="preserve">Tệp báo </w:t>
-            </w:r>
-            <w:r>
-              <w:rPr>
-                <w:rFonts w:ascii="Times New Roman" w:hAnsi="Times New Roman"/>
-                <w:b w:val="0"/>
-                <w:color w:val="000000"/>
-                <w:sz w:val="26"/>
-              </w:rPr>
-              <w:t>bad interpreter</w:t>
-            </w:r>
-            <w:r>
-              <w:rPr>
-                <w:rFonts w:ascii="Times New Roman" w:hAnsi="Times New Roman"/>
-                <w:b w:val="0"/>
-                <w:color w:val="000000"/>
-                <w:sz w:val="26"/>
-              </w:rPr>
-              <w:t xml:space="preserve"> hoặc chứa ký tự </w:t>
-            </w:r>
-            <w:r>
-              <w:rPr>
-                <w:rFonts w:ascii="Times New Roman" w:hAnsi="Times New Roman"/>
-                <w:b w:val="0"/>
-                <w:color w:val="000000"/>
-                <w:sz w:val="26"/>
-              </w:rPr>
-              <w:t>^M</w:t>
+              <w:t>Sửa lại nhưng mất dữ liệu</w:t>
             </w:r>
           </w:p>
         </w:tc>
@@ -4448,7 +6193,25 @@
                 <w:color w:val="000000"/>
                 <w:sz w:val="26"/>
               </w:rPr>
-              <w:t>Đổi kiểu xuống dòng từ CRLF sang LF trong trình soạn thảo, rồi lưu lại.</w:t>
+              <w:t xml:space="preserve">Xem dữ liệu được lấy từ </w:t>
+            </w:r>
+            <w:r>
+              <w:rPr>
+                <w:rFonts w:ascii="Times New Roman" w:hAnsi="Times New Roman"/>
+                <w:b w:val="0"/>
+                <w:color w:val="000000"/>
+                <w:sz w:val="26"/>
+              </w:rPr>
+              <w:t>$_SESSION['draft']['data']</w:t>
+            </w:r>
+            <w:r>
+              <w:rPr>
+                <w:rFonts w:ascii="Times New Roman" w:hAnsi="Times New Roman"/>
+                <w:b w:val="0"/>
+                <w:color w:val="000000"/>
+                <w:sz w:val="26"/>
+              </w:rPr>
+              <w:t xml:space="preserve"> và truyền vào giá trị input chưa.</w:t>
             </w:r>
           </w:p>
         </w:tc>
@@ -4479,7 +6242,7 @@
                 <w:color w:val="000000"/>
                 <w:sz w:val="26"/>
               </w:rPr>
-              <w:t>Trình duyệt báo không kết nối</w:t>
+              <w:t>Cookie chưa có ngay sau khi ghi</w:t>
             </w:r>
           </w:p>
         </w:tc>
@@ -4505,292 +6268,7 @@
                 <w:color w:val="000000"/>
                 <w:sz w:val="26"/>
               </w:rPr>
-              <w:t>Giữ terminal máy chủ đang chạy; kiểm tra đúng địa chỉ và cổng.</w:t>
-            </w:r>
-          </w:p>
-        </w:tc>
-      </w:tr>
-      <w:tr>
-        <w:trPr>
-          <w:cantSplit/>
-        </w:trPr>
-        <w:tc>
-          <w:tcPr>
-            <w:tcW w:type="dxa" w:w="1701"/>
-            <w:tcMar>
-              <w:left w:w="75" w:type="dxa"/>
-              <w:right w:w="75" w:type="dxa"/>
-            </w:tcMar>
-          </w:tcPr>
-          <w:p>
-            <w:pPr>
-              <w:widowControl/>
-              <w:spacing w:line="240" w:lineRule="auto" w:after="80" w:before="80"/>
-              <w:ind w:firstLine="0"/>
-              <w:jc w:val="left"/>
-            </w:pPr>
-            <w:r>
-              <w:rPr>
-                <w:rFonts w:ascii="Times New Roman" w:hAnsi="Times New Roman"/>
-                <w:b w:val="0"/>
-                <w:color w:val="000000"/>
-                <w:sz w:val="26"/>
-              </w:rPr>
-              <w:t>Address already in use</w:t>
-            </w:r>
-          </w:p>
-        </w:tc>
-        <w:tc>
-          <w:tcPr>
-            <w:tcW w:type="dxa" w:w="7370"/>
-            <w:tcMar>
-              <w:left w:w="75" w:type="dxa"/>
-              <w:right w:w="75" w:type="dxa"/>
-            </w:tcMar>
-          </w:tcPr>
-          <w:p>
-            <w:pPr>
-              <w:widowControl/>
-              <w:spacing w:line="240" w:lineRule="auto" w:after="80" w:before="80"/>
-              <w:ind w:firstLine="0"/>
-              <w:jc w:val="left"/>
-            </w:pPr>
-            <w:r>
-              <w:rPr>
-                <w:rFonts w:ascii="Times New Roman" w:hAnsi="Times New Roman"/>
-                <w:b w:val="0"/>
-                <w:color w:val="000000"/>
-                <w:sz w:val="26"/>
-              </w:rPr>
-              <w:t>Dừng máy chủ cũ bằng Ctrl+C. Không chạy hai bản mẫu và bài làm cùng cổng.</w:t>
-            </w:r>
-          </w:p>
-        </w:tc>
-      </w:tr>
-    </w:tbl>
-    <w:p>
-      <w:pPr>
-        <w:widowControl/>
-        <w:spacing w:after="0"/>
-      </w:pPr>
-    </w:p>
-    <w:p>
-      <w:pPr>
-        <w:pStyle w:val="Heading2"/>
-        <w:keepNext/>
-        <w:widowControl/>
-      </w:pPr>
-      <w:r>
-        <w:rPr>
-          <w:rFonts w:ascii="Times New Roman" w:hAnsi="Times New Roman"/>
-          <w:b/>
-          <w:sz w:val="26"/>
-        </w:rPr>
-        <w:t>VI. BÀI TẬP MỞ RỘNG: KIỂM TRA NHIỀU TỆP PHP</w:t>
-      </w:r>
-    </w:p>
-    <w:p>
-      <w:pPr>
-        <w:widowControl/>
-      </w:pPr>
-      <w:r>
-        <w:rPr>
-          <w:rFonts w:ascii="Times New Roman" w:hAnsi="Times New Roman"/>
-          <w:b w:val="0"/>
-          <w:sz w:val="26"/>
-        </w:rPr>
-        <w:t>Viết script kiểm tra cú pháp tất cả tệp PHP trong một thư mục, kể cả các thư mục con. Vận dụng cách kiểm tra công cụ, điều kiện và vòng lặp đã thực hiện trong bài mẫu.</w:t>
-      </w:r>
-    </w:p>
-    <w:p>
-      <w:pPr>
-        <w:keepNext/>
-        <w:widowControl/>
-      </w:pPr>
-      <w:r>
-        <w:rPr>
-          <w:rFonts w:ascii="Times New Roman" w:hAnsi="Times New Roman"/>
-          <w:b w:val="0"/>
-          <w:color w:val="000000"/>
-          <w:sz w:val="26"/>
-        </w:rPr>
-        <w:t>Không đổi thư mục. Bài mở rộng dùng thêm một tệp và bộ kiểm thử ngay trong dự án:</w:t>
-      </w:r>
-    </w:p>
-    <w:p>
-      <w:pPr>
-        <w:keepNext w:val="0"/>
-        <w:keepLines/>
-        <w:widowControl/>
-        <w:spacing w:after="0" w:before="0" w:line="240" w:lineRule="auto"/>
-        <w:ind w:firstLine="0" w:left="142" w:right="85"/>
-        <w:jc w:val="left"/>
-      </w:pPr>
-      <w:r>
-        <w:rPr>
-          <w:rFonts w:ascii="Times New Roman" w:hAnsi="Times New Roman"/>
-          <w:b w:val="0"/>
-          <w:sz w:val="26"/>
-        </w:rPr>
-        <w:t># Vẫn đứng trong Ma_nguon của bài này.</w:t>
-      </w:r>
-    </w:p>
-    <w:p>
-      <w:pPr>
-        <w:widowControl/>
-        <w:spacing w:after="120" w:before="0" w:line="240" w:lineRule="auto"/>
-        <w:ind w:firstLine="0" w:left="142" w:right="85"/>
-        <w:jc w:val="left"/>
-      </w:pPr>
-      <w:r>
-        <w:rPr>
-          <w:rFonts w:ascii="Times New Roman" w:hAnsi="Times New Roman"/>
-          <w:b w:val="0"/>
-          <w:sz w:val="26"/>
-        </w:rPr>
-        <w:t>bash lab.sh extend</w:t>
-      </w:r>
-    </w:p>
-    <w:p>
-      <w:pPr>
-        <w:widowControl/>
-      </w:pPr>
-      <w:r>
-        <w:rPr>
-          <w:rFonts w:ascii="Times New Roman" w:hAnsi="Times New Roman"/>
-          <w:b w:val="0"/>
-          <w:sz w:val="26"/>
-        </w:rPr>
-        <w:t>Mở scripts/scan-source.sh và hoàn thiện ba vị trí TODO: kiểm tra đầu vào, đếm tệp đúng/sai cú pháp và trả kết quả tổng hợp. Phần tìm tệp, xử lý tên có khoảng trắng và dọn tệp tạm đã được cung cấp.</w:t>
-      </w:r>
-    </w:p>
-    <w:tbl>
-      <w:tblPr>
-        <w:tblW w:type="auto" w:w="0"/>
-        <w:tblLayout w:type="fixed"/>
-        <w:tblLook w:firstColumn="1" w:firstRow="1" w:lastColumn="0" w:lastRow="0" w:noHBand="0" w:noVBand="1" w:val="04A0"/>
-        <w:tblBorders>
-          <w:top w:val="single" w:sz="4" w:color="000000"/>
-          <w:left w:val="single" w:sz="4" w:color="000000"/>
-          <w:bottom w:val="single" w:sz="4" w:color="000000"/>
-          <w:right w:val="single" w:sz="4" w:color="000000"/>
-          <w:insideH w:val="single" w:sz="4" w:color="000000"/>
-          <w:insideV w:val="single" w:sz="4" w:color="000000"/>
-        </w:tblBorders>
-      </w:tblPr>
-      <w:tblGrid>
-        <w:gridCol w:w="1701"/>
-        <w:gridCol w:w="7370"/>
-      </w:tblGrid>
-      <w:tr>
-        <w:trPr>
-          <w:cantSplit/>
-          <w:tblHeader/>
-        </w:trPr>
-        <w:tc>
-          <w:tcPr>
-            <w:tcW w:type="dxa" w:w="1701"/>
-            <w:tcMar>
-              <w:left w:w="75" w:type="dxa"/>
-              <w:right w:w="75" w:type="dxa"/>
-            </w:tcMar>
-          </w:tcPr>
-          <w:p>
-            <w:pPr>
-              <w:widowControl/>
-              <w:spacing w:line="240" w:lineRule="auto" w:after="80" w:before="80"/>
-              <w:ind w:firstLine="0"/>
-              <w:jc w:val="left"/>
-            </w:pPr>
-            <w:r>
-              <w:rPr>
-                <w:rFonts w:ascii="Times New Roman" w:hAnsi="Times New Roman"/>
-                <w:b/>
-                <w:color w:val="000000"/>
-                <w:sz w:val="26"/>
-              </w:rPr>
-              <w:t>Đầu vào kiểm thử</w:t>
-            </w:r>
-          </w:p>
-        </w:tc>
-        <w:tc>
-          <w:tcPr>
-            <w:tcW w:type="dxa" w:w="7370"/>
-            <w:tcMar>
-              <w:left w:w="75" w:type="dxa"/>
-              <w:right w:w="75" w:type="dxa"/>
-            </w:tcMar>
-          </w:tcPr>
-          <w:p>
-            <w:pPr>
-              <w:widowControl/>
-              <w:spacing w:line="240" w:lineRule="auto" w:after="80" w:before="80"/>
-              <w:ind w:firstLine="0"/>
-              <w:jc w:val="left"/>
-            </w:pPr>
-            <w:r>
-              <w:rPr>
-                <w:rFonts w:ascii="Times New Roman" w:hAnsi="Times New Roman"/>
-                <w:sz w:val="26"/>
-              </w:rPr>
-              <w:t>Kết quả yêu cầu</w:t>
-            </w:r>
-          </w:p>
-        </w:tc>
-      </w:tr>
-      <w:tr>
-        <w:trPr>
-          <w:cantSplit/>
-        </w:trPr>
-        <w:tc>
-          <w:tcPr>
-            <w:tcW w:type="dxa" w:w="1701"/>
-            <w:tcMar>
-              <w:left w:w="75" w:type="dxa"/>
-              <w:right w:w="75" w:type="dxa"/>
-            </w:tcMar>
-          </w:tcPr>
-          <w:p>
-            <w:pPr>
-              <w:widowControl/>
-              <w:spacing w:line="240" w:lineRule="auto" w:after="80" w:before="80"/>
-              <w:ind w:firstLine="0"/>
-              <w:jc w:val="left"/>
-            </w:pPr>
-            <w:r>
-              <w:rPr>
-                <w:rFonts w:ascii="Times New Roman" w:hAnsi="Times New Roman"/>
-                <w:b w:val="0"/>
-                <w:color w:val="000000"/>
-                <w:sz w:val="26"/>
-              </w:rPr>
-              <w:t>Hai tệp đúng, một tên đường dẫn có khoảng trắng</w:t>
-            </w:r>
-          </w:p>
-        </w:tc>
-        <w:tc>
-          <w:tcPr>
-            <w:tcW w:type="dxa" w:w="7370"/>
-            <w:tcMar>
-              <w:left w:w="75" w:type="dxa"/>
-              <w:right w:w="75" w:type="dxa"/>
-            </w:tcMar>
-          </w:tcPr>
-          <w:p>
-            <w:pPr>
-              <w:widowControl/>
-              <w:spacing w:line="240" w:lineRule="auto" w:after="80" w:before="80"/>
-              <w:ind w:firstLine="0"/>
-              <w:jc w:val="left"/>
-            </w:pPr>
-            <w:r>
-              <w:rPr>
-                <w:rFonts w:ascii="Times New Roman" w:hAnsi="Times New Roman"/>
-                <w:b w:val="0"/>
-                <w:color w:val="000000"/>
-                <w:sz w:val="26"/>
-              </w:rPr>
-              <w:t>TOTAL=2 PASS=2 FAIL=0</w:t>
+              <w:t xml:space="preserve">Đọc ở request tiếp theo; giữ chuyển hướng sau </w:t>
             </w:r>
             <w:r>
               <w:rPr>
@@ -4799,64 +6277,7 @@
                 <w:color w:val="000000"/>
                 <w:sz w:val="26"/>
               </w:rPr>
-              <w:t>, mã 0.</w:t>
-            </w:r>
-          </w:p>
-        </w:tc>
-      </w:tr>
-      <w:tr>
-        <w:trPr>
-          <w:cantSplit/>
-        </w:trPr>
-        <w:tc>
-          <w:tcPr>
-            <w:tcW w:type="dxa" w:w="1701"/>
-            <w:tcMar>
-              <w:left w:w="75" w:type="dxa"/>
-              <w:right w:w="75" w:type="dxa"/>
-            </w:tcMar>
-          </w:tcPr>
-          <w:p>
-            <w:pPr>
-              <w:widowControl/>
-              <w:spacing w:line="240" w:lineRule="auto" w:after="80" w:before="80"/>
-              <w:ind w:firstLine="0"/>
-              <w:jc w:val="left"/>
-            </w:pPr>
-            <w:r>
-              <w:rPr>
-                <w:rFonts w:ascii="Times New Roman" w:hAnsi="Times New Roman"/>
-                <w:b w:val="0"/>
-                <w:color w:val="000000"/>
-                <w:sz w:val="26"/>
-              </w:rPr>
-              <w:t>Ba tệp, trong đó một tệp sai cú pháp</w:t>
-            </w:r>
-          </w:p>
-        </w:tc>
-        <w:tc>
-          <w:tcPr>
-            <w:tcW w:type="dxa" w:w="7370"/>
-            <w:tcMar>
-              <w:left w:w="75" w:type="dxa"/>
-              <w:right w:w="75" w:type="dxa"/>
-            </w:tcMar>
-          </w:tcPr>
-          <w:p>
-            <w:pPr>
-              <w:widowControl/>
-              <w:spacing w:line="240" w:lineRule="auto" w:after="80" w:before="80"/>
-              <w:ind w:firstLine="0"/>
-              <w:jc w:val="left"/>
-            </w:pPr>
-            <w:r>
-              <w:rPr>
-                <w:rFonts w:ascii="Times New Roman" w:hAnsi="Times New Roman"/>
-                <w:b w:val="0"/>
-                <w:color w:val="000000"/>
-                <w:sz w:val="26"/>
-              </w:rPr>
-              <w:t xml:space="preserve">Kiểm tra đủ ba tệp; </w:t>
+              <w:t>setcookie</w:t>
             </w:r>
             <w:r>
               <w:rPr>
@@ -4865,130 +6286,7 @@
                 <w:color w:val="000000"/>
                 <w:sz w:val="26"/>
               </w:rPr>
-              <w:t>TOTAL=3 PASS=2 FAIL=1</w:t>
-            </w:r>
-            <w:r>
-              <w:rPr>
-                <w:rFonts w:ascii="Times New Roman" w:hAnsi="Times New Roman"/>
-                <w:b w:val="0"/>
-                <w:color w:val="000000"/>
-                <w:sz w:val="26"/>
-              </w:rPr>
-              <w:t>, mã 1.</w:t>
-            </w:r>
-          </w:p>
-        </w:tc>
-      </w:tr>
-      <w:tr>
-        <w:trPr>
-          <w:cantSplit/>
-        </w:trPr>
-        <w:tc>
-          <w:tcPr>
-            <w:tcW w:type="dxa" w:w="1701"/>
-            <w:tcMar>
-              <w:left w:w="75" w:type="dxa"/>
-              <w:right w:w="75" w:type="dxa"/>
-            </w:tcMar>
-          </w:tcPr>
-          <w:p>
-            <w:pPr>
-              <w:widowControl/>
-              <w:spacing w:line="240" w:lineRule="auto" w:after="80" w:before="80"/>
-              <w:ind w:firstLine="0"/>
-              <w:jc w:val="left"/>
-            </w:pPr>
-            <w:r>
-              <w:rPr>
-                <w:rFonts w:ascii="Times New Roman" w:hAnsi="Times New Roman"/>
-                <w:b w:val="0"/>
-                <w:color w:val="000000"/>
-                <w:sz w:val="26"/>
-              </w:rPr>
-              <w:t>Thư mục không tồn tại</w:t>
-            </w:r>
-          </w:p>
-        </w:tc>
-        <w:tc>
-          <w:tcPr>
-            <w:tcW w:type="dxa" w:w="7370"/>
-            <w:tcMar>
-              <w:left w:w="75" w:type="dxa"/>
-              <w:right w:w="75" w:type="dxa"/>
-            </w:tcMar>
-          </w:tcPr>
-          <w:p>
-            <w:pPr>
-              <w:widowControl/>
-              <w:spacing w:line="240" w:lineRule="auto" w:after="80" w:before="80"/>
-              <w:ind w:firstLine="0"/>
-              <w:jc w:val="left"/>
-            </w:pPr>
-            <w:r>
-              <w:rPr>
-                <w:rFonts w:ascii="Times New Roman" w:hAnsi="Times New Roman"/>
-                <w:b w:val="0"/>
-                <w:color w:val="000000"/>
-                <w:sz w:val="26"/>
-              </w:rPr>
-              <w:t>Báo lỗi và mã 2.</w:t>
-            </w:r>
-          </w:p>
-        </w:tc>
-      </w:tr>
-      <w:tr>
-        <w:trPr>
-          <w:cantSplit/>
-        </w:trPr>
-        <w:tc>
-          <w:tcPr>
-            <w:tcW w:type="dxa" w:w="1701"/>
-            <w:tcMar>
-              <w:left w:w="75" w:type="dxa"/>
-              <w:right w:w="75" w:type="dxa"/>
-            </w:tcMar>
-          </w:tcPr>
-          <w:p>
-            <w:pPr>
-              <w:widowControl/>
-              <w:spacing w:line="240" w:lineRule="auto" w:after="80" w:before="80"/>
-              <w:ind w:firstLine="0"/>
-              <w:jc w:val="left"/>
-            </w:pPr>
-            <w:r>
-              <w:rPr>
-                <w:rFonts w:ascii="Times New Roman" w:hAnsi="Times New Roman"/>
-                <w:b w:val="0"/>
-                <w:color w:val="000000"/>
-                <w:sz w:val="26"/>
-              </w:rPr>
-              <w:t>Thư mục không có tệp PHP</w:t>
-            </w:r>
-          </w:p>
-        </w:tc>
-        <w:tc>
-          <w:tcPr>
-            <w:tcW w:type="dxa" w:w="7370"/>
-            <w:tcMar>
-              <w:left w:w="75" w:type="dxa"/>
-              <w:right w:w="75" w:type="dxa"/>
-            </w:tcMar>
-          </w:tcPr>
-          <w:p>
-            <w:pPr>
-              <w:widowControl/>
-              <w:spacing w:line="240" w:lineRule="auto" w:after="80" w:before="80"/>
-              <w:ind w:firstLine="0"/>
-              <w:jc w:val="left"/>
-            </w:pPr>
-            <w:r>
-              <w:rPr>
-                <w:rFonts w:ascii="Times New Roman" w:hAnsi="Times New Roman"/>
-                <w:b w:val="0"/>
-                <w:color w:val="000000"/>
-                <w:sz w:val="26"/>
-              </w:rPr>
-              <w:t>Báo không có tệp để kiểm tra và mã 2.</w:t>
+              <w:t>.</w:t>
             </w:r>
           </w:p>
         </w:tc>
@@ -5002,7 +6300,27 @@
     </w:p>
     <w:p>
       <w:pPr>
+        <w:pStyle w:val="Heading2"/>
+        <w:keepNext/>
         <w:widowControl/>
+      </w:pPr>
+      <w:r>
+        <w:rPr>
+          <w:rFonts w:ascii="Times New Roman" w:hAnsi="Times New Roman"/>
+          <w:b/>
+          <w:sz w:val="26"/>
+        </w:rPr>
+        <w:t>VI. BÀI TẬP MỞ RỘNG: KIỂM TRA BẢN NHÁP TRƯỚC KHI HOÀN TẤT</w:t>
+      </w:r>
+    </w:p>
+    <w:p>
+      <w:pPr>
+        <w:keepNext w:val="0"/>
+        <w:keepLines/>
+        <w:widowControl/>
+        <w:spacing w:after="0" w:before="0" w:line="240" w:lineRule="auto"/>
+        <w:ind w:firstLine="0" w:left="142" w:right="85"/>
+        <w:jc w:val="left"/>
       </w:pPr>
       <w:r>
         <w:rPr>
@@ -5010,7 +6328,451 @@
           <w:b w:val="0"/>
           <w:sz w:val="26"/>
         </w:rPr>
-        <w:t>Chạy bash lab.sh extend. Kết quả yêu cầu là SHELL_CASES=4 FAILED=0. Bản khởi đầu có thể chưa đạt vì còn TODO. Đặt php -l trong nhánh if để tiếp tục kiểm tra các tệp còn lại khi phát hiện một tệp lỗi.</w:t>
+        <w:t># Vẫn đứng trong Ma_nguon của bài này.</w:t>
+      </w:r>
+    </w:p>
+    <w:p>
+      <w:pPr>
+        <w:widowControl/>
+        <w:spacing w:after="120" w:before="0" w:line="240" w:lineRule="auto"/>
+        <w:ind w:firstLine="0" w:left="142" w:right="85"/>
+        <w:jc w:val="left"/>
+      </w:pPr>
+      <w:r>
+        <w:rPr>
+          <w:rFonts w:ascii="Times New Roman" w:hAnsi="Times New Roman"/>
+          <w:b w:val="0"/>
+          <w:sz w:val="26"/>
+        </w:rPr>
+        <w:t>bash lab.sh extend</w:t>
+      </w:r>
+    </w:p>
+    <w:p>
+      <w:pPr>
+        <w:widowControl/>
+      </w:pPr>
+      <w:r>
+        <w:rPr>
+          <w:rFonts w:ascii="Times New Roman" w:hAnsi="Times New Roman"/>
+          <w:b w:val="0"/>
+          <w:sz w:val="26"/>
+        </w:rPr>
+        <w:t>Hoàn thiện hàm canComplete trong src/DraftGuard.php. Kiểm thử hàm trước, sau đó tích hợp vào trang hoàn tất theo hướng dẫn dưới đây.</w:t>
+      </w:r>
+    </w:p>
+    <w:p>
+      <w:pPr>
+        <w:widowControl/>
+      </w:pPr>
+      <w:r>
+        <w:rPr>
+          <w:rFonts w:ascii="Times New Roman" w:hAnsi="Times New Roman"/>
+          <w:b w:val="0"/>
+          <w:color w:val="000000"/>
+          <w:sz w:val="26"/>
+        </w:rPr>
+        <w:t xml:space="preserve">Hàm nhận mảng Session, ID sự kiện đang yêu cầu, thời gian hiện tại và thời gian sống. Chỉ trả </w:t>
+      </w:r>
+      <w:r>
+        <w:rPr>
+          <w:rFonts w:ascii="Times New Roman" w:hAnsi="Times New Roman"/>
+          <w:b w:val="0"/>
+          <w:color w:val="000000"/>
+          <w:sz w:val="26"/>
+        </w:rPr>
+        <w:t>true</w:t>
+      </w:r>
+      <w:r>
+        <w:rPr>
+          <w:rFonts w:ascii="Times New Roman" w:hAnsi="Times New Roman"/>
+          <w:b w:val="0"/>
+          <w:color w:val="000000"/>
+          <w:sz w:val="26"/>
+        </w:rPr>
+        <w:t xml:space="preserve"> khi có bản nháp hợp lệ, đúng sự kiện, chưa hết hạn, thời điểm tạo không ở tương lai và thời gian sống lớn hơn 0. Thời điểm đúng ngưỡng hết hạn phải trả </w:t>
+      </w:r>
+      <w:r>
+        <w:rPr>
+          <w:rFonts w:ascii="Times New Roman" w:hAnsi="Times New Roman"/>
+          <w:b w:val="0"/>
+          <w:color w:val="000000"/>
+          <w:sz w:val="26"/>
+        </w:rPr>
+        <w:t>false</w:t>
+      </w:r>
+      <w:r>
+        <w:rPr>
+          <w:rFonts w:ascii="Times New Roman" w:hAnsi="Times New Roman"/>
+          <w:b w:val="0"/>
+          <w:color w:val="000000"/>
+          <w:sz w:val="26"/>
+        </w:rPr>
+        <w:t>.</w:t>
+      </w:r>
+    </w:p>
+    <w:p>
+      <w:pPr>
+        <w:widowControl/>
+      </w:pPr>
+      <w:r>
+        <w:rPr>
+          <w:rFonts w:ascii="Times New Roman" w:hAnsi="Times New Roman"/>
+          <w:b w:val="0"/>
+          <w:sz w:val="26"/>
+        </w:rPr>
+        <w:t>Chạy bash lab.sh extend để kiểm tra 7 ca mở rộng; chạy lại bash lab.sh test để kiểm tra chức năng cũ. Bộ kiểm thử sử dụng now=1300, created_at=1000, ttl=300 cho trường hợp đúng ngưỡng hết hạn, nên không cần chờ thời gian thực.</w:t>
+      </w:r>
+    </w:p>
+    <w:p>
+      <w:pPr>
+        <w:pStyle w:val="Heading3"/>
+        <w:keepNext/>
+        <w:widowControl/>
+      </w:pPr>
+      <w:r>
+        <w:rPr>
+          <w:rFonts w:ascii="Times New Roman" w:hAnsi="Times New Roman"/>
+          <w:b/>
+          <w:color w:val="000000"/>
+          <w:sz w:val="26"/>
+        </w:rPr>
+        <w:t>Nối hàm kiểm tra vào bước hoàn tất</w:t>
+      </w:r>
+    </w:p>
+    <w:p>
+      <w:pPr>
+        <w:keepNext/>
+        <w:widowControl/>
+      </w:pPr>
+      <w:r>
+        <w:rPr>
+          <w:rFonts w:ascii="Times New Roman" w:hAnsi="Times New Roman"/>
+          <w:b w:val="0"/>
+          <w:color w:val="000000"/>
+          <w:sz w:val="26"/>
+        </w:rPr>
+        <w:t xml:space="preserve">Sau khi </w:t>
+      </w:r>
+      <w:r>
+        <w:rPr>
+          <w:rFonts w:ascii="Times New Roman" w:hAnsi="Times New Roman"/>
+          <w:b w:val="0"/>
+          <w:color w:val="000000"/>
+          <w:sz w:val="26"/>
+        </w:rPr>
+        <w:t>bash lab.sh extend</w:t>
+      </w:r>
+      <w:r>
+        <w:rPr>
+          <w:rFonts w:ascii="Times New Roman" w:hAnsi="Times New Roman"/>
+          <w:b w:val="0"/>
+          <w:color w:val="000000"/>
+          <w:sz w:val="26"/>
+        </w:rPr>
+        <w:t xml:space="preserve"> đạt, mở </w:t>
+      </w:r>
+      <w:r>
+        <w:rPr>
+          <w:rFonts w:ascii="Times New Roman" w:hAnsi="Times New Roman"/>
+          <w:b w:val="0"/>
+          <w:color w:val="000000"/>
+          <w:sz w:val="26"/>
+        </w:rPr>
+        <w:t>public/confirm.php</w:t>
+      </w:r>
+      <w:r>
+        <w:rPr>
+          <w:rFonts w:ascii="Times New Roman" w:hAnsi="Times New Roman"/>
+          <w:b w:val="0"/>
+          <w:color w:val="000000"/>
+          <w:sz w:val="26"/>
+        </w:rPr>
+        <w:t xml:space="preserve">. Trong form </w:t>
+      </w:r>
+      <w:r>
+        <w:rPr>
+          <w:rFonts w:ascii="Times New Roman" w:hAnsi="Times New Roman"/>
+          <w:b w:val="0"/>
+          <w:color w:val="000000"/>
+          <w:sz w:val="26"/>
+        </w:rPr>
+        <w:t>action="/complete.php"</w:t>
+      </w:r>
+      <w:r>
+        <w:rPr>
+          <w:rFonts w:ascii="Times New Roman" w:hAnsi="Times New Roman"/>
+          <w:b w:val="0"/>
+          <w:color w:val="000000"/>
+          <w:sz w:val="26"/>
+        </w:rPr>
+        <w:t xml:space="preserve">, ngay sau trường ẩn </w:t>
+      </w:r>
+      <w:r>
+        <w:rPr>
+          <w:rFonts w:ascii="Times New Roman" w:hAnsi="Times New Roman"/>
+          <w:b w:val="0"/>
+          <w:color w:val="000000"/>
+          <w:sz w:val="26"/>
+        </w:rPr>
+        <w:t>csrf</w:t>
+      </w:r>
+      <w:r>
+        <w:rPr>
+          <w:rFonts w:ascii="Times New Roman" w:hAnsi="Times New Roman"/>
+          <w:b w:val="0"/>
+          <w:color w:val="000000"/>
+          <w:sz w:val="26"/>
+        </w:rPr>
+        <w:t>, thêm trường ID sự kiện:</w:t>
+      </w:r>
+    </w:p>
+    <w:p>
+      <w:pPr>
+        <w:keepNext w:val="0"/>
+        <w:keepLines/>
+        <w:widowControl/>
+        <w:spacing w:after="0" w:before="0" w:line="240" w:lineRule="auto"/>
+        <w:ind w:firstLine="0" w:left="142" w:right="85"/>
+        <w:jc w:val="left"/>
+      </w:pPr>
+      <w:r>
+        <w:rPr>
+          <w:rFonts w:ascii="Times New Roman" w:hAnsi="Times New Roman"/>
+          <w:b w:val="0"/>
+          <w:sz w:val="26"/>
+        </w:rPr>
+        <w:t>&lt;input type="hidden" name="event_id"</w:t>
+      </w:r>
+    </w:p>
+    <w:p>
+      <w:pPr>
+        <w:widowControl/>
+        <w:spacing w:after="120" w:before="0" w:line="240" w:lineRule="auto"/>
+        <w:ind w:firstLine="0" w:left="142" w:right="85"/>
+        <w:jc w:val="left"/>
+      </w:pPr>
+      <w:r>
+        <w:rPr>
+          <w:rFonts w:ascii="Times New Roman" w:hAnsi="Times New Roman"/>
+          <w:b w:val="0"/>
+          <w:sz w:val="26"/>
+        </w:rPr>
+        <w:t xml:space="preserve">       value="&lt;?= (int)$data['event_id'] ?&gt;"&gt;</w:t>
+      </w:r>
+    </w:p>
+    <w:p>
+      <w:pPr>
+        <w:widowControl/>
+      </w:pPr>
+      <w:r>
+        <w:rPr>
+          <w:rFonts w:ascii="Times New Roman" w:hAnsi="Times New Roman"/>
+          <w:b w:val="0"/>
+          <w:color w:val="000000"/>
+          <w:sz w:val="26"/>
+        </w:rPr>
+        <w:t>Không thêm trường này vào form hủy. Trình duyệt gửi ID để hàm đối chiếu với bản nháp phía máy chủ; trường ẩn không phải bằng chứng quyền truy cập. Nếu thiếu trường, hàm nhận ID 0 và từ chối ngay cả đăng ký hợp lệ.</w:t>
+      </w:r>
+    </w:p>
+    <w:p>
+      <w:pPr>
+        <w:widowControl/>
+      </w:pPr>
+      <w:r>
+        <w:rPr>
+          <w:rFonts w:ascii="Times New Roman" w:hAnsi="Times New Roman"/>
+          <w:b w:val="0"/>
+          <w:color w:val="000000"/>
+          <w:sz w:val="26"/>
+        </w:rPr>
+        <w:t xml:space="preserve">Tiếp theo mở </w:t>
+      </w:r>
+      <w:r>
+        <w:rPr>
+          <w:rFonts w:ascii="Times New Roman" w:hAnsi="Times New Roman"/>
+          <w:b w:val="0"/>
+          <w:color w:val="000000"/>
+          <w:sz w:val="26"/>
+        </w:rPr>
+        <w:t>public/complete.php</w:t>
+      </w:r>
+      <w:r>
+        <w:rPr>
+          <w:rFonts w:ascii="Times New Roman" w:hAnsi="Times New Roman"/>
+          <w:b w:val="0"/>
+          <w:color w:val="000000"/>
+          <w:sz w:val="26"/>
+        </w:rPr>
+        <w:t xml:space="preserve">. Thêm ngay sau các dòng </w:t>
+      </w:r>
+      <w:r>
+        <w:rPr>
+          <w:rFonts w:ascii="Times New Roman" w:hAnsi="Times New Roman"/>
+          <w:b w:val="0"/>
+          <w:color w:val="000000"/>
+          <w:sz w:val="26"/>
+        </w:rPr>
+        <w:t>require</w:t>
+      </w:r>
+      <w:r>
+        <w:rPr>
+          <w:rFonts w:ascii="Times New Roman" w:hAnsi="Times New Roman"/>
+          <w:b w:val="0"/>
+          <w:color w:val="000000"/>
+          <w:sz w:val="26"/>
+        </w:rPr>
+        <w:t>:</w:t>
+      </w:r>
+    </w:p>
+    <w:p>
+      <w:pPr>
+        <w:widowControl/>
+        <w:spacing w:after="120" w:before="0" w:line="240" w:lineRule="auto"/>
+        <w:ind w:firstLine="0" w:left="142" w:right="85"/>
+        <w:jc w:val="left"/>
+      </w:pPr>
+      <w:r>
+        <w:rPr>
+          <w:rFonts w:ascii="Times New Roman" w:hAnsi="Times New Roman"/>
+          <w:b w:val="0"/>
+          <w:sz w:val="26"/>
+        </w:rPr>
+        <w:t>require __DIR__.'/../src/DraftGuard.php';</w:t>
+      </w:r>
+    </w:p>
+    <w:p>
+      <w:pPr>
+        <w:keepNext/>
+        <w:widowControl/>
+      </w:pPr>
+      <w:r>
+        <w:rPr>
+          <w:rFonts w:ascii="Times New Roman" w:hAnsi="Times New Roman"/>
+          <w:b w:val="0"/>
+          <w:color w:val="000000"/>
+          <w:sz w:val="26"/>
+        </w:rPr>
+        <w:t xml:space="preserve">Trong nhánh POST, giữ </w:t>
+      </w:r>
+      <w:r>
+        <w:rPr>
+          <w:rFonts w:ascii="Times New Roman" w:hAnsi="Times New Roman"/>
+          <w:b w:val="0"/>
+          <w:color w:val="000000"/>
+          <w:sz w:val="26"/>
+        </w:rPr>
+        <w:t>checkCsrf($_POST)</w:t>
+      </w:r>
+      <w:r>
+        <w:rPr>
+          <w:rFonts w:ascii="Times New Roman" w:hAnsi="Times New Roman"/>
+          <w:b w:val="0"/>
+          <w:color w:val="000000"/>
+          <w:sz w:val="26"/>
+        </w:rPr>
+        <w:t>. Thay điều kiện kiểm tra bản nháp trước khi hoàn tất bằng điều kiện gọi hàm vừa viết:</w:t>
+      </w:r>
+    </w:p>
+    <w:p>
+      <w:pPr>
+        <w:keepNext/>
+        <w:keepLines/>
+        <w:widowControl/>
+        <w:spacing w:after="0" w:before="0" w:line="240" w:lineRule="auto"/>
+        <w:ind w:firstLine="0" w:left="142" w:right="85"/>
+        <w:jc w:val="left"/>
+      </w:pPr>
+      <w:r>
+        <w:rPr>
+          <w:rFonts w:ascii="Times New Roman" w:hAnsi="Times New Roman"/>
+          <w:b w:val="0"/>
+          <w:sz w:val="26"/>
+        </w:rPr>
+        <w:t>if (!canComplete($_SESSION, (int)field($_POST, 'event_id'), time(), 1800)) {</w:t>
+      </w:r>
+    </w:p>
+    <w:p>
+      <w:pPr>
+        <w:keepNext/>
+        <w:keepLines/>
+        <w:widowControl/>
+        <w:spacing w:after="0" w:before="0" w:line="240" w:lineRule="auto"/>
+        <w:ind w:firstLine="0" w:left="142" w:right="85"/>
+        <w:jc w:val="left"/>
+      </w:pPr>
+      <w:r>
+        <w:rPr>
+          <w:rFonts w:ascii="Times New Roman" w:hAnsi="Times New Roman"/>
+          <w:b w:val="0"/>
+          <w:sz w:val="26"/>
+        </w:rPr>
+        <w:t xml:space="preserve">    cancelDraft($_SESSION);</w:t>
+      </w:r>
+    </w:p>
+    <w:p>
+      <w:pPr>
+        <w:keepNext/>
+        <w:keepLines/>
+        <w:widowControl/>
+        <w:spacing w:after="0" w:before="0" w:line="240" w:lineRule="auto"/>
+        <w:ind w:firstLine="0" w:left="142" w:right="85"/>
+        <w:jc w:val="left"/>
+      </w:pPr>
+      <w:r>
+        <w:rPr>
+          <w:rFonts w:ascii="Times New Roman" w:hAnsi="Times New Roman"/>
+          <w:b w:val="0"/>
+          <w:sz w:val="26"/>
+        </w:rPr>
+        <w:t xml:space="preserve">    header('Location: /register.php', true, 303);</w:t>
+      </w:r>
+    </w:p>
+    <w:p>
+      <w:pPr>
+        <w:keepNext w:val="0"/>
+        <w:keepLines/>
+        <w:widowControl/>
+        <w:spacing w:after="0" w:before="0" w:line="240" w:lineRule="auto"/>
+        <w:ind w:firstLine="0" w:left="142" w:right="85"/>
+        <w:jc w:val="left"/>
+      </w:pPr>
+      <w:r>
+        <w:rPr>
+          <w:rFonts w:ascii="Times New Roman" w:hAnsi="Times New Roman"/>
+          <w:b w:val="0"/>
+          <w:sz w:val="26"/>
+        </w:rPr>
+        <w:t xml:space="preserve">    exit;</w:t>
+      </w:r>
+    </w:p>
+    <w:p>
+      <w:pPr>
+        <w:widowControl/>
+        <w:spacing w:after="120" w:before="0" w:line="240" w:lineRule="auto"/>
+        <w:ind w:firstLine="0" w:left="142" w:right="85"/>
+        <w:jc w:val="left"/>
+      </w:pPr>
+      <w:r>
+        <w:rPr>
+          <w:rFonts w:ascii="Times New Roman" w:hAnsi="Times New Roman"/>
+          <w:b w:val="0"/>
+          <w:sz w:val="26"/>
+        </w:rPr>
+        <w:t>}</w:t>
+      </w:r>
+    </w:p>
+    <w:p>
+      <w:pPr>
+        <w:widowControl/>
+      </w:pPr>
+      <w:r>
+        <w:rPr>
+          <w:rFonts w:ascii="Times New Roman" w:hAnsi="Times New Roman"/>
+          <w:b w:val="0"/>
+          <w:color w:val="000000"/>
+          <w:sz w:val="26"/>
+        </w:rPr>
+        <w:t>Giữ nguyên phần hoàn tất mô phỏng phía sau. Gửi form xác nhận hợp lệ phải đến trang hoàn tất; yêu cầu sai sự kiện hoặc bản nháp hết hạn phải quay lại form. Thử bằng dữ liệu giả trên máy học tập.</w:t>
       </w:r>
     </w:p>
     <w:p>
@@ -5027,7 +6789,7 @@
     <w:p>
       <w:pPr/>
       <w:r>
-        <w:t>Hoàn thành script kiểm tra môi trường và script quét mã PHP; xử lý được thư mục thiếu, thư mục rỗng, tệp sai cú pháp và đường dẫn có khoảng trắng.</w:t>
+        <w:t>Có luồng nhập, xem lại, sửa, hủy và hoàn tất mô phỏng; bản nháp sai hoặc hết hạn bị từ chối; các phiên sử dụng và tùy chọn giao diện tách biệt.</w:t>
       </w:r>
     </w:p>
     <w:p>
@@ -5044,37 +6806,37 @@
     <w:p>
       <w:pPr/>
       <w:r>
-        <w:t>[ ] Script kiểm tra đủ PHP, Git và tệp cần thiết.</w:t>
+        <w:t>[ ] Tải lại trang xác nhận giữ đúng bản nháp còn hạn.</w:t>
       </w:r>
     </w:p>
     <w:p>
       <w:pPr/>
       <w:r>
-        <w:t>[ ] Bộ quét kiểm tra cả thư mục con và đường dẫn có khoảng trắng.</w:t>
+        <w:t>[ ] Sửa và hủy không làm thay đổi phiên của người khác.</w:t>
       </w:r>
     </w:p>
     <w:p>
       <w:pPr/>
       <w:r>
-        <w:t>[ ] Kết quả tổng hợp khớp số tệp; từng tình huống có mã thoát đúng.</w:t>
+        <w:t>[ ] Nháp hết hạn/sai sự kiện không hoàn tất được.</w:t>
       </w:r>
     </w:p>
     <w:p>
       <w:pPr/>
       <w:r>
-        <w:t>[ ] Dữ liệu thử vẫn còn nguyên sau khi kiểm tra.</w:t>
+        <w:t>[ ] Yêu cầu thiếu token bị từ chối; Cookie giữ đúng tùy chọn.</w:t>
       </w:r>
     </w:p>
     <w:p>
       <w:pPr/>
       <w:r>
-        <w:t>[ ] Chạy lại test và extend đều đạt trên bản mã nộp.</w:t>
+        <w:t>[ ] test và extend đạt; luồng Web thực sự gọi kiểm tra bản nháp.</w:t>
       </w:r>
     </w:p>
     <w:p>
       <w:pPr/>
       <w:r>
-        <w:t>Kết quả tổng hợp của phần tự làm phải có SHELL_CASES=4 FAILED=0. Ngoài các phép thử tự động, thực hiện các tình huống kiểm tra trực tiếp nêu trong bài. Lệnh check chỉ xác nhận môi trường, không thay cho test và extend.</w:t>
+        <w:t>Kết quả tổng hợp của phần tự làm phải có TESTS=7 FAILED=0. Ngoài các phép thử tự động, thực hiện các tình huống kiểm tra trực tiếp nêu trong bài. Lệnh check chỉ xác nhận môi trường, không thay cho test và extend.</w:t>
       </w:r>
     </w:p>
     <w:p>
@@ -5258,7 +7020,143 @@
                 <w:b w:val="0"/>
                 <w:sz w:val="26"/>
               </w:rPr>
-              <w:t>Kiểm tra đầu vào</w:t>
+              <w:t>Kiểm tra bản nháp</w:t>
+            </w:r>
+          </w:p>
+        </w:tc>
+        <w:tc>
+          <w:tcPr>
+            <w:tcW w:type="dxa" w:w="964"/>
+          </w:tcPr>
+          <w:p>
+            <w:pPr>
+              <w:keepNext/>
+              <w:spacing w:after="40" w:before="0" w:line="240" w:lineRule="auto"/>
+              <w:ind w:firstLine="0"/>
+              <w:jc w:val="left"/>
+            </w:pPr>
+            <w:r>
+              <w:rPr>
+                <w:rFonts w:ascii="Times New Roman" w:hAnsi="Times New Roman"/>
+                <w:b w:val="0"/>
+                <w:sz w:val="26"/>
+              </w:rPr>
+              <w:t>1,5</w:t>
+            </w:r>
+          </w:p>
+        </w:tc>
+        <w:tc>
+          <w:tcPr>
+            <w:tcW w:type="dxa" w:w="6123"/>
+          </w:tcPr>
+          <w:p>
+            <w:pPr>
+              <w:keepNext/>
+              <w:spacing w:after="40" w:before="0" w:line="240" w:lineRule="auto"/>
+              <w:ind w:firstLine="0"/>
+              <w:jc w:val="left"/>
+            </w:pPr>
+            <w:r>
+              <w:rPr>
+                <w:rFonts w:ascii="Times New Roman" w:hAnsi="Times New Roman"/>
+                <w:b w:val="0"/>
+                <w:sz w:val="26"/>
+              </w:rPr>
+              <w:t>Từ chối nháp không tồn tại, hết hạn, sai sự kiện hoặc sai cấu trúc theo yêu cầu.</w:t>
+            </w:r>
+          </w:p>
+        </w:tc>
+      </w:tr>
+      <w:tr>
+        <w:trPr>
+          <w:cantSplit/>
+        </w:trPr>
+        <w:tc>
+          <w:tcPr>
+            <w:tcW w:type="dxa" w:w="1984"/>
+          </w:tcPr>
+          <w:p>
+            <w:pPr>
+              <w:keepNext/>
+              <w:spacing w:after="40" w:before="0" w:line="240" w:lineRule="auto"/>
+              <w:ind w:firstLine="0"/>
+              <w:jc w:val="left"/>
+            </w:pPr>
+            <w:r>
+              <w:rPr>
+                <w:rFonts w:ascii="Times New Roman" w:hAnsi="Times New Roman"/>
+                <w:b w:val="0"/>
+                <w:sz w:val="26"/>
+              </w:rPr>
+              <w:t>Tích hợp luồng xác nhận</w:t>
+            </w:r>
+          </w:p>
+        </w:tc>
+        <w:tc>
+          <w:tcPr>
+            <w:tcW w:type="dxa" w:w="964"/>
+          </w:tcPr>
+          <w:p>
+            <w:pPr>
+              <w:keepNext/>
+              <w:spacing w:after="40" w:before="0" w:line="240" w:lineRule="auto"/>
+              <w:ind w:firstLine="0"/>
+              <w:jc w:val="left"/>
+            </w:pPr>
+            <w:r>
+              <w:rPr>
+                <w:rFonts w:ascii="Times New Roman" w:hAnsi="Times New Roman"/>
+                <w:b w:val="0"/>
+                <w:sz w:val="26"/>
+              </w:rPr>
+              <w:t>1,5</w:t>
+            </w:r>
+          </w:p>
+        </w:tc>
+        <w:tc>
+          <w:tcPr>
+            <w:tcW w:type="dxa" w:w="6123"/>
+          </w:tcPr>
+          <w:p>
+            <w:pPr>
+              <w:keepNext/>
+              <w:spacing w:after="40" w:before="0" w:line="240" w:lineRule="auto"/>
+              <w:ind w:firstLine="0"/>
+              <w:jc w:val="left"/>
+            </w:pPr>
+            <w:r>
+              <w:rPr>
+                <w:rFonts w:ascii="Times New Roman" w:hAnsi="Times New Roman"/>
+                <w:b w:val="0"/>
+                <w:sz w:val="26"/>
+              </w:rPr>
+              <w:t>Gọi phần kiểm tra trước khi hoàn tất; sửa/hủy giữ đúng trạng thái và không ảnh hưởng dữ liệu phiên khác.</w:t>
+            </w:r>
+          </w:p>
+        </w:tc>
+      </w:tr>
+      <w:tr>
+        <w:trPr>
+          <w:cantSplit/>
+        </w:trPr>
+        <w:tc>
+          <w:tcPr>
+            <w:tcW w:type="dxa" w:w="1984"/>
+          </w:tcPr>
+          <w:p>
+            <w:pPr>
+              <w:keepNext/>
+              <w:spacing w:after="40" w:before="0" w:line="240" w:lineRule="auto"/>
+              <w:ind w:firstLine="0"/>
+              <w:jc w:val="left"/>
+            </w:pPr>
+            <w:r>
+              <w:rPr>
+                <w:rFonts w:ascii="Times New Roman" w:hAnsi="Times New Roman"/>
+                <w:b w:val="0"/>
+                <w:sz w:val="26"/>
+              </w:rPr>
+              <w:t>Bảo vệ thao tác</w:t>
             </w:r>
           </w:p>
         </w:tc>
@@ -5300,143 +7198,7 @@
                 <w:b w:val="0"/>
                 <w:sz w:val="26"/>
               </w:rPr>
-              <w:t>Từ chối thư mục thiếu/không đọc được; báo mã 2 cho thư mục không có PHP.</w:t>
-            </w:r>
-          </w:p>
-        </w:tc>
-      </w:tr>
-      <w:tr>
-        <w:trPr>
-          <w:cantSplit/>
-        </w:trPr>
-        <w:tc>
-          <w:tcPr>
-            <w:tcW w:type="dxa" w:w="1984"/>
-          </w:tcPr>
-          <w:p>
-            <w:pPr>
-              <w:keepNext/>
-              <w:spacing w:after="40" w:before="0" w:line="240" w:lineRule="auto"/>
-              <w:ind w:firstLine="0"/>
-              <w:jc w:val="left"/>
-            </w:pPr>
-            <w:r>
-              <w:rPr>
-                <w:rFonts w:ascii="Times New Roman" w:hAnsi="Times New Roman"/>
-                <w:b w:val="0"/>
-                <w:sz w:val="26"/>
-              </w:rPr>
-              <w:t>Duyệt và kiểm tra tệp</w:t>
-            </w:r>
-          </w:p>
-        </w:tc>
-        <w:tc>
-          <w:tcPr>
-            <w:tcW w:type="dxa" w:w="964"/>
-          </w:tcPr>
-          <w:p>
-            <w:pPr>
-              <w:keepNext/>
-              <w:spacing w:after="40" w:before="0" w:line="240" w:lineRule="auto"/>
-              <w:ind w:firstLine="0"/>
-              <w:jc w:val="left"/>
-            </w:pPr>
-            <w:r>
-              <w:rPr>
-                <w:rFonts w:ascii="Times New Roman" w:hAnsi="Times New Roman"/>
-                <w:b w:val="0"/>
-                <w:sz w:val="26"/>
-              </w:rPr>
-              <w:t>1,5</w:t>
-            </w:r>
-          </w:p>
-        </w:tc>
-        <w:tc>
-          <w:tcPr>
-            <w:tcW w:type="dxa" w:w="6123"/>
-          </w:tcPr>
-          <w:p>
-            <w:pPr>
-              <w:keepNext/>
-              <w:spacing w:after="40" w:before="0" w:line="240" w:lineRule="auto"/>
-              <w:ind w:firstLine="0"/>
-              <w:jc w:val="left"/>
-            </w:pPr>
-            <w:r>
-              <w:rPr>
-                <w:rFonts w:ascii="Times New Roman" w:hAnsi="Times New Roman"/>
-                <w:b w:val="0"/>
-                <w:sz w:val="26"/>
-              </w:rPr>
-              <w:t>Kiểm tra đệ quy, giữ đúng tên có khoảng trắng; không dừng ở tệp lỗi đầu tiên.</w:t>
-            </w:r>
-          </w:p>
-        </w:tc>
-      </w:tr>
-      <w:tr>
-        <w:trPr>
-          <w:cantSplit/>
-        </w:trPr>
-        <w:tc>
-          <w:tcPr>
-            <w:tcW w:type="dxa" w:w="1984"/>
-          </w:tcPr>
-          <w:p>
-            <w:pPr>
-              <w:keepNext/>
-              <w:spacing w:after="40" w:before="0" w:line="240" w:lineRule="auto"/>
-              <w:ind w:firstLine="0"/>
-              <w:jc w:val="left"/>
-            </w:pPr>
-            <w:r>
-              <w:rPr>
-                <w:rFonts w:ascii="Times New Roman" w:hAnsi="Times New Roman"/>
-                <w:b w:val="0"/>
-                <w:sz w:val="26"/>
-              </w:rPr>
-              <w:t>Tổng hợp và mã thoát</w:t>
-            </w:r>
-          </w:p>
-        </w:tc>
-        <w:tc>
-          <w:tcPr>
-            <w:tcW w:type="dxa" w:w="964"/>
-          </w:tcPr>
-          <w:p>
-            <w:pPr>
-              <w:keepNext/>
-              <w:spacing w:after="40" w:before="0" w:line="240" w:lineRule="auto"/>
-              <w:ind w:firstLine="0"/>
-              <w:jc w:val="left"/>
-            </w:pPr>
-            <w:r>
-              <w:rPr>
-                <w:rFonts w:ascii="Times New Roman" w:hAnsi="Times New Roman"/>
-                <w:b w:val="0"/>
-                <w:sz w:val="26"/>
-              </w:rPr>
-              <w:t>1,5</w:t>
-            </w:r>
-          </w:p>
-        </w:tc>
-        <w:tc>
-          <w:tcPr>
-            <w:tcW w:type="dxa" w:w="6123"/>
-          </w:tcPr>
-          <w:p>
-            <w:pPr>
-              <w:keepNext/>
-              <w:spacing w:after="40" w:before="0" w:line="240" w:lineRule="auto"/>
-              <w:ind w:firstLine="0"/>
-              <w:jc w:val="left"/>
-            </w:pPr>
-            <w:r>
-              <w:rPr>
-                <w:rFonts w:ascii="Times New Roman" w:hAnsi="Times New Roman"/>
-                <w:b w:val="0"/>
-                <w:sz w:val="26"/>
-              </w:rPr>
-              <w:t>Tổng TOTAL/PASS/FAIL đúng; mã 0 khi tất cả đạt, 1 khi có tệp lỗi, 2 khi đầu vào không dùng được.</w:t>
+              <w:t>Thao tác đổi dữ liệu dùng POST và token được cấp; Cookie tùy chọn không chứa dữ liệu đăng ký hoặc quyền.</w:t>
             </w:r>
           </w:p>
         </w:tc>
@@ -5734,7 +7496,7 @@
     <w:p>
       <w:pPr/>
       <w:r>
-        <w:t>Bước 1. Lưu mã bài mẫu và bài tự làm tại Lab01/Ma_nguon, kèm dữ liệu, kiểm thử và README. Loại bỏ .local, mật khẩu và dữ liệu cá nhân thật khỏi bài nộp.</w:t>
+        <w:t>Bước 1. Lưu mã bài mẫu và bài tự làm tại Lab04/Ma_nguon, kèm dữ liệu, kiểm thử và README. Loại bỏ .local, mật khẩu và dữ liệu cá nhân thật khỏi bài nộp.</w:t>
       </w:r>
     </w:p>
     <w:p>
@@ -5746,7 +7508,7 @@
     <w:p>
       <w:pPr/>
       <w:r>
-        <w:t>Bước 3. Commit, đẩy mã lên GitHub và nộp tên nhóm/thành viên, Lab 01, liên kết Ma_nguon tại đúng commit. Kiểm tra quyền đọc; kèm lần chạy Actions khi được yêu cầu. Hạn và địa chỉ nộp do giảng viên công bố. Nếu nhận ZIP, giữ nguyên cấu trúc trên.</w:t>
+        <w:t>Bước 3. Commit, đẩy mã lên GitHub và nộp tên nhóm/thành viên, Lab 04, liên kết Ma_nguon tại đúng commit. Kiểm tra quyền đọc; kèm lần chạy Actions khi được yêu cầu. Hạn và địa chỉ nộp do giảng viên công bố. Nếu nhận ZIP, giữ nguyên cấu trúc trên.</w:t>
       </w:r>
     </w:p>
     <w:sectPr>

--- a/Huong_dan.docx
+++ b/Huong_dan.docx
@@ -14,7 +14,7 @@
           <w:color w:val="000000"/>
           <w:sz w:val="28"/>
         </w:rPr>
-        <w:t>LAB 04</w:t>
+        <w:t>LAB 05</w:t>
       </w:r>
     </w:p>
     <w:p>
@@ -29,7 +29,7 @@
           <w:color w:val="000000"/>
           <w:sz w:val="28"/>
         </w:rPr>
-        <w:t>QUẢN LÝ BẢN NHÁP BẰNG SESSION VÀ COOKIE</w:t>
+        <w:t>LƯU, TRUY VẤN VÀ THỐNG KÊ ĐĂNG KÝ VỚI POSTGRESQL</w:t>
       </w:r>
     </w:p>
     <w:p>
@@ -70,7 +70,7 @@
           <w:b w:val="0"/>
           <w:sz w:val="26"/>
         </w:rPr>
-        <w:t>Nội dung bài giảng: Chương 3, slide 23–31: Session, Cookie, khởi tạo, đọc, cập nhật và xóa. Số trang tính cả trang bìa. Git và kiểm thử được sử dụng để hỗ trợ thực hành.</w:t>
+        <w:t>Nội dung bài giảng: Chương 4, slide 5–10: PostgreSQL và kết nối PHP; 12–17: MySQLi và truy vấn tham số để đối chiếu. Số trang tính cả trang bìa. Git và kiểm thử được sử dụng để hỗ trợ thực hành.</w:t>
       </w:r>
     </w:p>
     <w:p>
@@ -99,7 +99,7 @@
           <w:color w:val="000000"/>
           <w:sz w:val="26"/>
         </w:rPr>
-        <w:t>- Phân biệt dữ liệu Session ở phía máy chủ và tùy chọn Cookie phía trình duyệt.</w:t>
+        <w:t>- Tạo/đọc bảng quan hệ và giải thích khóa, ràng buộc duy nhất.</w:t>
       </w:r>
     </w:p>
     <w:p>
@@ -115,7 +115,7 @@
           <w:color w:val="000000"/>
           <w:sz w:val="26"/>
         </w:rPr>
-        <w:t>- Xây luồng nhập, xác nhận, sửa, hủy và hoàn tất mô phỏng.</w:t>
+        <w:t>- Lưu/đọc đăng ký bằng PHP và truy vấn tham số hóa.</w:t>
       </w:r>
     </w:p>
     <w:p>
@@ -131,7 +131,7 @@
           <w:color w:val="000000"/>
           <w:sz w:val="26"/>
         </w:rPr>
-        <w:t>- Kiểm tra nháp vắng mặt, hết hạn và hai phiên độc lập.</w:t>
+        <w:t>- Phân biệt dữ liệu trùng với lỗi CSDL; kiểm chứng lưu bền vững.</w:t>
       </w:r>
     </w:p>
     <w:p>
@@ -146,7 +146,7 @@
           <w:b w:val="0"/>
           <w:sz w:val="26"/>
         </w:rPr>
-        <w:t>- Hoàn thiện kiểm tra bản nháp, thời hạn và các thao tác sửa, hủy, xác nhận trong một phiên sử dụng.</w:t>
+        <w:t>- Viết truy vấn thống kê đúng, kiểm tra ràng buộc dữ liệu và hoàn thiện luồng lưu/đọc đăng ký.</w:t>
       </w:r>
     </w:p>
     <w:p>
@@ -176,50 +176,120 @@
     <w:p>
       <w:pPr/>
       <w:r>
-        <w:t>Sử dụng terminal Ubuntu hoặc Ubuntu trong WSL, PHP từ 8.1 và Git. Nếu máy đã có đủ công cụ, chỉ cần kiểm tra phiên bản. Trên máy được phép cài phần mềm, thực hiện:</w:t>
+        <w:t>Cần Ubuntu/WSL, PHP từ 8.1, Git, PostgreSQL, psql và phần mở rộng PHP pgsql. Toàn bộ thao tác cài đặt, tạo tài khoản, cấu hình và thử kết nối nằm trong mục “Chuẩn bị riêng cho Lab 05” của chính bài này.</w:t>
       </w:r>
     </w:p>
     <w:p>
       <w:pPr>
-        <w:ind w:firstLine="0"/>
-      </w:pPr>
-      <w:r>
-        <w:t>sudo apt update</w:t>
+        <w:pStyle w:val="Heading3"/>
+        <w:keepNext/>
+        <w:widowControl/>
+      </w:pPr>
+      <w:r>
+        <w:rPr>
+          <w:rFonts w:ascii="Times New Roman" w:hAnsi="Times New Roman"/>
+          <w:b/>
+          <w:sz w:val="26"/>
+        </w:rPr>
+        <w:t>Bối cảnh và nội dung thực hành</w:t>
       </w:r>
     </w:p>
     <w:p>
       <w:pPr>
-        <w:ind w:firstLine="0"/>
-      </w:pPr>
-      <w:r>
-        <w:t>sudo apt install php-cli git unzip</w:t>
+        <w:widowControl/>
+      </w:pPr>
+      <w:r>
+        <w:rPr>
+          <w:rFonts w:ascii="Times New Roman" w:hAnsi="Times New Roman"/>
+          <w:b w:val="0"/>
+          <w:color w:val="000000"/>
+          <w:sz w:val="26"/>
+        </w:rPr>
+        <w:t>Thông tin trong Session là bản nháp. Trong bài này, nút xác nhận gọi PostgreSQL để lưu một hàng trong bảng registrations và trả CREATED hoặc DUPLICATE. Dữ liệu được kiểm tra lại sau khi khởi động lại ứng dụng.</w:t>
       </w:r>
     </w:p>
     <w:p>
       <w:pPr>
-        <w:ind w:firstLine="0"/>
-      </w:pPr>
-      <w:r>
-        <w:t>php -v</w:t>
+        <w:widowControl/>
+      </w:pPr>
+      <w:r>
+        <w:rPr>
+          <w:rFonts w:ascii="Times New Roman" w:hAnsi="Times New Roman"/>
+          <w:b w:val="0"/>
+          <w:color w:val="000000"/>
+          <w:sz w:val="26"/>
+        </w:rPr>
+        <w:t>Bài mẫu tập trung lưu dữ liệu và chống trùng theo cặp sự kiện–email. Chưa giải quyết giới hạn suất cuối khi nhiều người đăng ký đồng thời. Trang danh sách ban đầu vẫn dùng dữ liệu giả lập; không được dùng số chỗ trên trang đó để khẳng định số chỗ thực tế trong CSDL.</w:t>
       </w:r>
     </w:p>
     <w:p>
       <w:pPr>
-        <w:ind w:firstLine="0"/>
-      </w:pPr>
-      <w:r>
-        <w:t>git --version</w:t>
+        <w:widowControl/>
+      </w:pPr>
+      <w:r>
+        <w:rPr>
+          <w:rFonts w:ascii="Times New Roman" w:hAnsi="Times New Roman"/>
+          <w:b w:val="0"/>
+          <w:color w:val="000000"/>
+          <w:sz w:val="26"/>
+        </w:rPr>
+        <w:t>Kết quả cần quan sát:</w:t>
+      </w:r>
+      <w:r>
+        <w:rPr>
+          <w:rFonts w:ascii="Times New Roman" w:hAnsi="Times New Roman"/>
+          <w:b w:val="0"/>
+          <w:color w:val="000000"/>
+          <w:sz w:val="26"/>
+        </w:rPr>
+        <w:t xml:space="preserve"> xác nhận lần đầu có </w:t>
+      </w:r>
+      <w:r>
+        <w:rPr>
+          <w:rFonts w:ascii="Times New Roman" w:hAnsi="Times New Roman"/>
+          <w:b w:val="0"/>
+          <w:color w:val="000000"/>
+          <w:sz w:val="26"/>
+        </w:rPr>
+        <w:t>CREATED</w:t>
+      </w:r>
+      <w:r>
+        <w:rPr>
+          <w:rFonts w:ascii="Times New Roman" w:hAnsi="Times New Roman"/>
+          <w:b w:val="0"/>
+          <w:color w:val="000000"/>
+          <w:sz w:val="26"/>
+        </w:rPr>
+        <w:t xml:space="preserve">; đăng ký lại cùng email và sự kiện có </w:t>
+      </w:r>
+      <w:r>
+        <w:rPr>
+          <w:rFonts w:ascii="Times New Roman" w:hAnsi="Times New Roman"/>
+          <w:b w:val="0"/>
+          <w:color w:val="000000"/>
+          <w:sz w:val="26"/>
+        </w:rPr>
+        <w:t>DUPLICATE</w:t>
+      </w:r>
+      <w:r>
+        <w:rPr>
+          <w:rFonts w:ascii="Times New Roman" w:hAnsi="Times New Roman"/>
+          <w:b w:val="0"/>
+          <w:color w:val="000000"/>
+          <w:sz w:val="26"/>
+        </w:rPr>
+        <w:t>; truy vấn SQL chỉ có một hàng. Đóng rồi mở máy chủ PHP không làm mất hàng đã lưu.</w:t>
       </w:r>
     </w:p>
     <w:p>
       <w:pPr/>
       <w:r>
-        <w:t>Các lệnh Bash chạy trong terminal Ubuntu, không chạy trong PowerShell. Bài này không cần cơ sở dữ liệu hoặc framework.</w:t>
+        <w:t>Giao diện Material 3 giữ nguyên kết nối và thao tác PostgreSQL của lab. Metadata chỉ đọc và khu thử vé/ghế độc lập với CSDL. Chỉ kết quả backend hiện có mới xác nhận lưu; khu thử không phải giao dịch thật.</w:t>
       </w:r>
     </w:p>
     <w:p>
       <w:pPr>
-        <w:pStyle w:val="Heading3"/>
+        <w:pStyle w:val="Heading2"/>
         <w:keepNext/>
         <w:widowControl/>
       </w:pPr>
@@ -229,33 +299,7 @@
           <w:b/>
           <w:sz w:val="26"/>
         </w:rPr>
-        <w:t>Bối cảnh và nội dung thực hành</w:t>
-      </w:r>
-    </w:p>
-    <w:p>
-      <w:pPr>
-        <w:widowControl/>
-      </w:pPr>
-      <w:r>
-        <w:rPr>
-          <w:rFonts w:ascii="Times New Roman" w:hAnsi="Times New Roman"/>
-          <w:b w:val="0"/>
-          <w:sz w:val="26"/>
-        </w:rPr>
-        <w:t>Khi đăng ký sự kiện, người dùng cần xem lại thông tin trước khi xác nhận và có thể quay lại để chỉnh sửa. Dữ liệu trong biến PHP của yêu cầu trước không tự được giữ cho yêu cầu tiếp theo. Bài này sử dụng Session để lưu bản nháp trên máy chủ và Cookie để ghi nhớ tùy chọn hiển thị.</w:t>
-      </w:r>
-    </w:p>
-    <w:p>
-      <w:pPr>
-        <w:widowControl/>
-      </w:pPr>
-      <w:r>
-        <w:rPr>
-          <w:rFonts w:ascii="Times New Roman" w:hAnsi="Times New Roman"/>
-          <w:b w:val="0"/>
-          <w:sz w:val="26"/>
-        </w:rPr>
-        <w:t>Bước hoàn tất trong bài chỉ ghi nhận kết quả mô phỏng trong Session; chưa lưu đăng ký vào cơ sở dữ liệu hoặc phát hành vé. Phần lưu CSDL không thuộc phạm vi bài thực hành Session này.</w:t>
+        <w:t>II. QUY TRÌNH THỰC HÀNH</w:t>
       </w:r>
     </w:p>
     <w:p>
@@ -271,8 +315,8 @@
         </w:rPr>
         <w:drawing>
           <wp:inline xmlns:a="http://schemas.openxmlformats.org/drawingml/2006/main" xmlns:pic="http://schemas.openxmlformats.org/drawingml/2006/picture">
-            <wp:extent cx="5760000" cy="3600000"/>
-            <wp:docPr id="1" name="Picture 1" descr="Màn hình xác nhận của mã mẫu"/>
+            <wp:extent cx="4589004" cy="5544000"/>
+            <wp:docPr id="1" name="Picture 1" descr="Quy trình thực hiện và kiểm tra Lab 05."/>
             <wp:cNvGraphicFramePr>
               <a:graphicFrameLocks noChangeAspect="1"/>
             </wp:cNvGraphicFramePr>
@@ -280,7 +324,7 @@
               <a:graphicData uri="http://schemas.openxmlformats.org/drawingml/2006/picture">
                 <pic:pic>
                   <pic:nvPicPr>
-                    <pic:cNvPr id="0" name="buoi05_xac_nhan.png"/>
+                    <pic:cNvPr id="0" name="lab05_huong_lam.png"/>
                     <pic:cNvPicPr/>
                   </pic:nvPicPr>
                   <pic:blipFill>
@@ -292,7 +336,7 @@
                   <pic:spPr>
                     <a:xfrm>
                       <a:off x="0" y="0"/>
-                      <a:ext cx="5760000" cy="3600000"/>
+                      <a:ext cx="4589004" cy="5544000"/>
                     </a:xfrm>
                     <a:prstGeom prst="rect"/>
                   </pic:spPr>
@@ -316,20 +360,139 @@
           <w:i/>
           <w:sz w:val="26"/>
         </w:rPr>
-        <w:t>Màn hình xác nhận của mã mẫu</w:t>
+        <w:t>Sơ đồ hướng thực hiện Lab 05</w:t>
       </w:r>
     </w:p>
     <w:p>
-      <w:pPr/>
-      <w:r>
-        <w:t>Giao diện Material 3 giữ nguyên Session, Cookie, CSRF và vòng đời bản nháp. Metadata, chi tiết và khu thử vé/ghế tách khỏi form nghiệp vụ. Khu thử không giữ ghế, tạo vé, lưu dữ liệu hay thanh toán.</w:t>
+      <w:pPr>
+        <w:widowControl/>
+      </w:pPr>
+      <w:r>
+        <w:rPr>
+          <w:rFonts w:ascii="Times New Roman" w:hAnsi="Times New Roman"/>
+          <w:b w:val="0"/>
+          <w:sz w:val="26"/>
+        </w:rPr>
+        <w:t>Sơ đồ thể hiện thứ tự thực hiện và các bước kiểm tra. Tại nút quyết định hình thoi, đối chiếu kết quả với yêu cầu; nếu chưa đạt, quay lại bước xử lý tương ứng trước khi tiếp tục.</w:t>
       </w:r>
     </w:p>
     <w:p>
       <w:pPr>
-        <w:pStyle w:val="Heading2"/>
+        <w:widowControl/>
+      </w:pPr>
+      <w:r>
+        <w:rPr>
+          <w:rFonts w:ascii="Times New Roman" w:hAnsi="Times New Roman"/>
+          <w:b w:val="0"/>
+          <w:sz w:val="26"/>
+        </w:rPr>
+        <w:t>Mở thư mục Lab05/Ma_nguon bằng trình soạn thảo và mở terminal Ubuntu tại thư mục này. Chạy pwd và ls để kiểm tra vị trí; danh sách tệp cần có lab.sh. Các đường dẫn trong bài được tính từ Ma_nguon. Trên Windows, thực hiện lệnh Bash trong Ubuntu/WSL.</w:t>
+      </w:r>
+    </w:p>
+    <w:p>
+      <w:pPr>
+        <w:widowControl/>
+      </w:pPr>
+      <w:r>
+        <w:rPr>
+          <w:rFonts w:ascii="Times New Roman" w:hAnsi="Times New Roman"/>
+          <w:b w:val="0"/>
+          <w:color w:val="000000"/>
+          <w:sz w:val="26"/>
+        </w:rPr>
+        <w:t>Riêng bài này:</w:t>
+      </w:r>
+      <w:r>
+        <w:rPr>
+          <w:rFonts w:ascii="Times New Roman" w:hAnsi="Times New Roman"/>
+          <w:b w:val="0"/>
+          <w:color w:val="000000"/>
+          <w:sz w:val="26"/>
+        </w:rPr>
+        <w:t xml:space="preserve"> hoàn thành mục “Chuẩn bị riêng cho Lab 05” bên dưới trước. Sau khi check đạt và schema được tạo ở bước 1, mới chạy Web ở bước 6.</w:t>
+      </w:r>
+    </w:p>
+    <w:p>
+      <w:pPr>
+        <w:widowControl/>
+      </w:pPr>
+      <w:r>
+        <w:rPr>
+          <w:rFonts w:ascii="Times New Roman" w:hAnsi="Times New Roman"/>
+          <w:b w:val="0"/>
+          <w:color w:val="000000"/>
+          <w:sz w:val="26"/>
+        </w:rPr>
+        <w:t>Địa chỉ dùng ở bước 6:</w:t>
+      </w:r>
+      <w:r>
+        <w:rPr>
+          <w:rFonts w:ascii="Times New Roman" w:hAnsi="Times New Roman"/>
+          <w:b w:val="0"/>
+          <w:color w:val="000000"/>
+          <w:sz w:val="26"/>
+        </w:rPr>
+        <w:t xml:space="preserve"> mở </w:t>
+      </w:r>
+      <w:r>
+        <w:rPr>
+          <w:rFonts w:ascii="Times New Roman" w:hAnsi="Times New Roman"/>
+          <w:b w:val="0"/>
+          <w:color w:val="000000"/>
+          <w:sz w:val="26"/>
+        </w:rPr>
+        <w:t>http://127.0.0.1:8105</w:t>
+      </w:r>
+      <w:r>
+        <w:rPr>
+          <w:rFonts w:ascii="Times New Roman" w:hAnsi="Times New Roman"/>
+          <w:b w:val="0"/>
+          <w:color w:val="000000"/>
+          <w:sz w:val="26"/>
+        </w:rPr>
+        <w:t xml:space="preserve">. Giữ terminal máy chủ mở, dùng terminal thứ hai tại cùng thư mục để sửa/chạy test. Dừng bằng </w:t>
+      </w:r>
+      <w:r>
+        <w:rPr>
+          <w:rFonts w:ascii="Times New Roman" w:hAnsi="Times New Roman"/>
+          <w:b w:val="0"/>
+          <w:color w:val="000000"/>
+          <w:sz w:val="26"/>
+        </w:rPr>
+        <w:t>Ctrl+C</w:t>
+      </w:r>
+      <w:r>
+        <w:rPr>
+          <w:rFonts w:ascii="Times New Roman" w:hAnsi="Times New Roman"/>
+          <w:b w:val="0"/>
+          <w:color w:val="000000"/>
+          <w:sz w:val="26"/>
+        </w:rPr>
+        <w:t>; không mở hai máy chủ cùng cổng.</w:t>
+      </w:r>
+    </w:p>
+    <w:p>
+      <w:pPr>
+        <w:pStyle w:val="Heading3"/>
         <w:keepNext/>
         <w:widowControl/>
+      </w:pPr>
+      <w:r>
+        <w:rPr>
+          <w:rFonts w:ascii="Times New Roman" w:hAnsi="Times New Roman"/>
+          <w:b/>
+          <w:color w:val="000000"/>
+          <w:sz w:val="26"/>
+        </w:rPr>
+        <w:t>Chuẩn bị riêng cho Lab 05</w:t>
+      </w:r>
+    </w:p>
+    <w:p>
+      <w:pPr>
+        <w:pStyle w:val="Heading3"/>
+        <w:keepNext/>
+        <w:spacing w:after="80"/>
+        <w:ind w:firstLine="0"/>
       </w:pPr>
       <w:r>
         <w:rPr>
@@ -337,73 +500,238 @@
           <w:b/>
           <w:sz w:val="26"/>
         </w:rPr>
-        <w:t>II. QUY TRÌNH THỰC HÀNH</w:t>
+        <w:t>A. Cài công cụ trên Ubuntu/WSL trước bài thực hành</w:t>
       </w:r>
     </w:p>
     <w:p>
       <w:pPr>
+        <w:keepNext w:val="0"/>
+        <w:spacing w:after="80"/>
+        <w:ind w:firstLine="567"/>
+      </w:pPr>
+      <w:r>
+        <w:t>Thực hiện trên máy cá nhân có quyền quản trị hoặc máy thực hành được cấp. PostgreSQL chỉ cần cho bài này.</w:t>
+      </w:r>
+    </w:p>
+    <w:p>
+      <w:pPr>
+        <w:keepNext w:val="0"/>
+        <w:spacing w:after="80"/>
+        <w:ind w:firstLine="0"/>
+      </w:pPr>
+      <w:r>
+        <w:t>sudo apt update</w:t>
+      </w:r>
+    </w:p>
+    <w:p>
+      <w:pPr>
+        <w:keepNext w:val="0"/>
+        <w:spacing w:after="80"/>
+        <w:ind w:firstLine="0"/>
+      </w:pPr>
+      <w:r>
+        <w:t>sudo apt install php-cli git unzip postgresql postgresql-client php-pgsql</w:t>
+      </w:r>
+    </w:p>
+    <w:p>
+      <w:pPr>
+        <w:keepNext w:val="0"/>
+        <w:spacing w:after="80"/>
+        <w:ind w:firstLine="0"/>
+      </w:pPr>
+      <w:r>
+        <w:t>sudo service postgresql start</w:t>
+      </w:r>
+    </w:p>
+    <w:p>
+      <w:pPr>
+        <w:keepNext w:val="0"/>
+        <w:spacing w:after="80"/>
+        <w:ind w:firstLine="0"/>
+      </w:pPr>
+      <w:r>
+        <w:t>psql --version</w:t>
+      </w:r>
+    </w:p>
+    <w:p>
+      <w:pPr>
+        <w:keepNext w:val="0"/>
+        <w:spacing w:after="80"/>
+        <w:ind w:firstLine="0"/>
+      </w:pPr>
+      <w:r>
+        <w:t>php -m | grep pgsql</w:t>
+      </w:r>
+    </w:p>
+    <w:p>
+      <w:pPr>
+        <w:keepNext w:val="0"/>
+        <w:spacing w:after="80"/>
+        <w:ind w:firstLine="567"/>
+      </w:pPr>
+      <w:r>
+        <w:t>Kết quả cần có: psql hiển thị phiên bản; danh sách phần mở rộng có pgsql. Nếu máy có nhiều phiên bản PHP, cài phần mở rộng khớp php -v. Không sửa mã ứng dụng để che lỗi thiếu công cụ.</w:t>
+      </w:r>
+    </w:p>
+    <w:p>
+      <w:pPr>
+        <w:pStyle w:val="Heading3"/>
+        <w:keepNext/>
+        <w:spacing w:after="80"/>
+        <w:ind w:firstLine="0"/>
+      </w:pPr>
+      <w:r>
+        <w:rPr>
+          <w:rFonts w:ascii="Times New Roman" w:hAnsi="Times New Roman"/>
+          <w:b/>
+          <w:sz w:val="26"/>
+        </w:rPr>
+        <w:t>B. Tạo tài khoản và CSDL chỉ dùng cho bài</w:t>
+      </w:r>
+    </w:p>
+    <w:p>
+      <w:pPr>
+        <w:keepNext w:val="0"/>
+        <w:spacing w:after="80"/>
+        <w:ind w:firstLine="567"/>
+      </w:pPr>
+      <w:r>
+        <w:t>Mở psql bằng tài khoản quản trị cục bộ. Các lệnh CREATE dưới đây chỉ chạy một lần khi tên chưa tồn tại; nếu lớp đã cấp CSDL thì sử dụng thông tin được cấp, không tạo lại.</w:t>
+      </w:r>
+    </w:p>
+    <w:p>
+      <w:pPr>
+        <w:keepNext w:val="0"/>
+        <w:spacing w:after="80"/>
+        <w:ind w:firstLine="0"/>
+      </w:pPr>
+      <w:r>
+        <w:t>sudo -u postgres psql</w:t>
+      </w:r>
+    </w:p>
+    <w:p>
+      <w:pPr>
+        <w:keepNext w:val="0"/>
+        <w:spacing w:after="80"/>
+        <w:ind w:firstLine="0"/>
+      </w:pPr>
+      <w:r>
+        <w:t>SELECT rolname FROM pg_roles WHERE rolname = 'communitypass_lab_v5';</w:t>
+      </w:r>
+    </w:p>
+    <w:p>
+      <w:pPr>
+        <w:keepNext w:val="0"/>
+        <w:spacing w:after="80"/>
+        <w:ind w:firstLine="0"/>
+      </w:pPr>
+      <w:r>
+        <w:t>SELECT datname FROM pg_database WHERE datname = 'communitypass_lab_v5';</w:t>
+      </w:r>
+    </w:p>
+    <w:p>
+      <w:pPr>
+        <w:keepNext w:val="0"/>
+        <w:spacing w:after="80"/>
+        <w:ind w:firstLine="567"/>
+      </w:pPr>
+      <w:r>
+        <w:t>Nếu hai truy vấn đều không có hàng, gõ lần lượt trong cửa sổ psql:</w:t>
+      </w:r>
+    </w:p>
+    <w:p>
+      <w:pPr>
+        <w:keepNext w:val="0"/>
+        <w:spacing w:after="80"/>
+        <w:ind w:firstLine="0"/>
+      </w:pPr>
+      <w:r>
+        <w:t>CREATE ROLE communitypass_lab_v5 LOGIN;</w:t>
+      </w:r>
+    </w:p>
+    <w:p>
+      <w:pPr>
+        <w:keepNext w:val="0"/>
+        <w:spacing w:after="80"/>
+        <w:ind w:firstLine="0"/>
+      </w:pPr>
+      <w:r>
+        <w:t>\password communitypass_lab_v5</w:t>
+      </w:r>
+    </w:p>
+    <w:p>
+      <w:pPr>
+        <w:keepNext w:val="0"/>
+        <w:spacing w:after="80"/>
+        <w:ind w:firstLine="567"/>
+      </w:pPr>
+      <w:r>
+        <w:t>Nhập mật khẩu riêng hai lần tại lời nhắc; không đưa mật khẩu vào tài liệu, dòng lệnh công khai hoặc kho mã.</w:t>
+      </w:r>
+    </w:p>
+    <w:p>
+      <w:pPr>
+        <w:keepNext w:val="0"/>
+        <w:spacing w:after="80"/>
+        <w:ind w:firstLine="0"/>
+      </w:pPr>
+      <w:r>
+        <w:t>CREATE DATABASE communitypass_lab_v5 OWNER communitypass_lab_v5;</w:t>
+      </w:r>
+    </w:p>
+    <w:p>
+      <w:pPr>
+        <w:keepNext w:val="0"/>
+        <w:spacing w:after="80"/>
+        <w:ind w:firstLine="0"/>
+      </w:pPr>
+      <w:r>
+        <w:t>\q</w:t>
+      </w:r>
+    </w:p>
+    <w:p>
+      <w:pPr>
+        <w:keepNext w:val="0"/>
+        <w:spacing w:after="80"/>
+        <w:ind w:firstLine="567"/>
+      </w:pPr>
+      <w:r>
+        <w:t>Nếu tên đã có, hỏi giảng viên trước khi sử dụng hoặc tạo tên riêng cho nhóm và nhập đúng tên ở bước cấu hình. Không xóa CSDL đang có để làm lại bài.</w:t>
+      </w:r>
+    </w:p>
+    <w:p>
+      <w:pPr>
+        <w:pStyle w:val="Heading3"/>
+        <w:keepNext/>
+        <w:spacing w:after="80"/>
+        <w:ind w:firstLine="0"/>
+      </w:pPr>
+      <w:r>
+        <w:rPr>
+          <w:rFonts w:ascii="Times New Roman" w:hAnsi="Times New Roman"/>
+          <w:b/>
+          <w:sz w:val="26"/>
+        </w:rPr>
+        <w:t>C. Lưu cấu hình và kiểm tra kết nối</w:t>
+      </w:r>
+    </w:p>
+    <w:p>
+      <w:pPr>
         <w:keepNext/>
         <w:widowControl/>
-        <w:ind w:firstLine="0"/>
-        <w:jc w:val="center"/>
-      </w:pPr>
-      <w:r>
-        <w:rPr>
-          <w:b w:val="0"/>
-        </w:rPr>
-        <w:drawing>
-          <wp:inline xmlns:a="http://schemas.openxmlformats.org/drawingml/2006/main" xmlns:pic="http://schemas.openxmlformats.org/drawingml/2006/picture">
-            <wp:extent cx="4531487" cy="5544000"/>
-            <wp:docPr id="2" name="Picture 2" descr="Quy trình thực hiện và kiểm tra Lab 04."/>
-            <wp:cNvGraphicFramePr>
-              <a:graphicFrameLocks noChangeAspect="1"/>
-            </wp:cNvGraphicFramePr>
-            <a:graphic>
-              <a:graphicData uri="http://schemas.openxmlformats.org/drawingml/2006/picture">
-                <pic:pic>
-                  <pic:nvPicPr>
-                    <pic:cNvPr id="0" name="lab04_huong_lam.png"/>
-                    <pic:cNvPicPr/>
-                  </pic:nvPicPr>
-                  <pic:blipFill>
-                    <a:blip r:embed="rId11"/>
-                    <a:stretch>
-                      <a:fillRect/>
-                    </a:stretch>
-                  </pic:blipFill>
-                  <pic:spPr>
-                    <a:xfrm>
-                      <a:off x="0" y="0"/>
-                      <a:ext cx="4531487" cy="5544000"/>
-                    </a:xfrm>
-                    <a:prstGeom prst="rect"/>
-                  </pic:spPr>
-                </pic:pic>
-              </a:graphicData>
-            </a:graphic>
-          </wp:inline>
-        </w:drawing>
+      </w:pPr>
+      <w:r>
+        <w:t>Trở về terminal tại Lab05/Ma_nguon. Chạy các lệnh bên dưới. Khi db-config hỏi, dùng tên CSDL, tài khoản và mật khẩu vừa tạo; mặc định máy chủ 127.0.0.1, cổng 5432. Công cụ chỉ lưu cấu hình sau khi kết nối thành công.</w:t>
       </w:r>
     </w:p>
     <w:p>
       <w:pPr>
+        <w:keepNext/>
+        <w:keepLines/>
         <w:widowControl/>
-        <w:ind w:firstLine="0"/>
-        <w:jc w:val="center"/>
-      </w:pPr>
-      <w:r>
-        <w:rPr>
-          <w:rFonts w:ascii="Times New Roman" w:hAnsi="Times New Roman"/>
-          <w:b w:val="0"/>
-          <w:i/>
-          <w:sz w:val="26"/>
-        </w:rPr>
-        <w:t>Sơ đồ hướng thực hiện Lab 04</w:t>
-      </w:r>
-    </w:p>
-    <w:p>
-      <w:pPr>
-        <w:widowControl/>
+        <w:spacing w:after="0" w:before="0" w:line="240" w:lineRule="auto"/>
+        <w:ind w:firstLine="0" w:left="142" w:right="85"/>
+        <w:jc w:val="left"/>
       </w:pPr>
       <w:r>
         <w:rPr>
@@ -411,13 +739,17 @@
           <w:b w:val="0"/>
           <w:sz w:val="26"/>
         </w:rPr>
-        <w:t>Sơ đồ thể hiện thứ tự thực hiện và các bước kiểm tra. Tại nút quyết định hình thoi, đối chiếu kết quả với yêu cầu; nếu chưa đạt, quay lại bước xử lý tương ứng trước khi tiếp tục.</w:t>
+        <w:t>bash lab.sh db-config</w:t>
       </w:r>
     </w:p>
     <w:p>
       <w:pPr>
         <w:keepNext/>
+        <w:keepLines/>
         <w:widowControl/>
+        <w:spacing w:after="0" w:before="0" w:line="240" w:lineRule="auto"/>
+        <w:ind w:firstLine="0" w:left="142" w:right="85"/>
+        <w:jc w:val="left"/>
       </w:pPr>
       <w:r>
         <w:rPr>
@@ -425,7 +757,25 @@
           <w:b w:val="0"/>
           <w:sz w:val="26"/>
         </w:rPr>
-        <w:t>Mở thư mục Lab04/Ma_nguon bằng trình soạn thảo và mở terminal Ubuntu tại thư mục này. Chạy pwd và ls để kiểm tra vị trí; danh sách tệp cần có lab.sh. Các đường dẫn trong bài được tính từ Ma_nguon. Trên Windows, thực hiện lệnh Bash trong Ubuntu/WSL.</w:t>
+        <w:t>bash lab.sh check</w:t>
+      </w:r>
+    </w:p>
+    <w:p>
+      <w:pPr>
+        <w:keepNext/>
+        <w:keepLines/>
+        <w:widowControl/>
+        <w:spacing w:after="0" w:before="0" w:line="240" w:lineRule="auto"/>
+        <w:ind w:firstLine="0" w:left="142" w:right="85"/>
+        <w:jc w:val="left"/>
+      </w:pPr>
+      <w:r>
+        <w:rPr>
+          <w:rFonts w:ascii="Times New Roman" w:hAnsi="Times New Roman"/>
+          <w:b w:val="0"/>
+          <w:sz w:val="26"/>
+        </w:rPr>
+        <w:t>bash lab.sh sql</w:t>
       </w:r>
     </w:p>
     <w:p>
@@ -443,7 +793,7 @@
           <w:b w:val="0"/>
           <w:sz w:val="26"/>
         </w:rPr>
-        <w:t>bash lab.sh check</w:t>
+        <w:t>SELECT current_database(), current_user;</w:t>
       </w:r>
     </w:p>
     <w:p>
@@ -459,7 +809,7 @@
           <w:b w:val="0"/>
           <w:sz w:val="26"/>
         </w:rPr>
-        <w:t>bash lab.sh run</w:t>
+        <w:t>\q</w:t>
       </w:r>
     </w:p>
     <w:p>
@@ -467,58 +817,7 @@
         <w:widowControl/>
       </w:pPr>
       <w:r>
-        <w:rPr>
-          <w:rFonts w:ascii="Times New Roman" w:hAnsi="Times New Roman"/>
-          <w:b w:val="0"/>
-          <w:color w:val="000000"/>
-          <w:sz w:val="26"/>
-        </w:rPr>
-        <w:t>Kết quả chạy:</w:t>
-      </w:r>
-      <w:r>
-        <w:rPr>
-          <w:rFonts w:ascii="Times New Roman" w:hAnsi="Times New Roman"/>
-          <w:b w:val="0"/>
-          <w:color w:val="000000"/>
-          <w:sz w:val="26"/>
-        </w:rPr>
-        <w:t xml:space="preserve"> mở </w:t>
-      </w:r>
-      <w:r>
-        <w:rPr>
-          <w:rFonts w:ascii="Times New Roman" w:hAnsi="Times New Roman"/>
-          <w:b w:val="0"/>
-          <w:color w:val="000000"/>
-          <w:sz w:val="26"/>
-        </w:rPr>
-        <w:t>http://127.0.0.1:8104</w:t>
-      </w:r>
-      <w:r>
-        <w:rPr>
-          <w:rFonts w:ascii="Times New Roman" w:hAnsi="Times New Roman"/>
-          <w:b w:val="0"/>
-          <w:color w:val="000000"/>
-          <w:sz w:val="26"/>
-        </w:rPr>
-        <w:t xml:space="preserve">. Giữ terminal máy chủ mở, dùng terminal thứ hai tại cùng thư mục để sửa/chạy test. Dừng bằng </w:t>
-      </w:r>
-      <w:r>
-        <w:rPr>
-          <w:rFonts w:ascii="Times New Roman" w:hAnsi="Times New Roman"/>
-          <w:b w:val="0"/>
-          <w:color w:val="000000"/>
-          <w:sz w:val="26"/>
-        </w:rPr>
-        <w:t>Ctrl+C</w:t>
-      </w:r>
-      <w:r>
-        <w:rPr>
-          <w:rFonts w:ascii="Times New Roman" w:hAnsi="Times New Roman"/>
-          <w:b w:val="0"/>
-          <w:color w:val="000000"/>
-          <w:sz w:val="26"/>
-        </w:rPr>
-        <w:t>; không mở hai máy chủ cùng cổng.</w:t>
+        <w:t>Kiểm tra tên cơ sở dữ liệu và tài khoản theo cấu hình được giao. Tệp .local/db.json chứa mật khẩu và chỉ lưu trên máy thực hành; không đưa .local vào Git hoặc bài nộp. Nếu thiếu pgsql hoặc chưa kết nối được, dừng và hoàn thiện môi trường trước khi chạy tiếp. Mỗi máy hoặc nhóm sử dụng cơ sở dữ liệu riêng.</w:t>
       </w:r>
     </w:p>
     <w:p>
@@ -582,6 +881,14 @@
     </w:p>
     <w:p>
       <w:pPr>
+        <w:ind w:firstLine="567"/>
+      </w:pPr>
+      <w:r>
+        <w:t>Nếu chưa có dịch vụ hoặc chưa kết nối: kiểm tra sudo service postgresql status, cổng ở pg_lsclusters và tên/mật khẩu đã nhập. Đến khi check đạt mới chạy phần tạo bảng. Các lệnh psql được tham khảo từ PostgreSQL Manual: https://www.postgresql.org/docs/current/app-psql.html .</w:t>
+      </w:r>
+    </w:p>
+    <w:p>
+      <w:pPr>
         <w:pStyle w:val="Heading2"/>
         <w:keepNext/>
         <w:widowControl/>
@@ -592,13 +899,13 @@
           <w:b/>
           <w:sz w:val="26"/>
         </w:rPr>
-        <w:t>III. TỔ CHỨC DỮ LIỆU</w:t>
+        <w:t>III. CẤU TRÚC DỮ LIỆU VÀ MÃ NGUỒN</w:t>
       </w:r>
     </w:p>
     <w:p>
       <w:pPr/>
       <w:r>
-        <w:t>Thư mục Lab04/Ma_nguon đã có mã mẫu cho phần hướng dẫn. Chạy mẫu trước để xem kết quả, sau đó đọc và thực hiện lại các bước ở phần IV trên chính các tệp đó. Khi bài yêu cầu thay toàn bộ nội dung, không chép nối thêm một hàm hoặc lớp trùng tên. Phần mở rộng để sinh viên tự hoàn thiện ở mục VI.</w:t>
+        <w:t>Thư mục Lab05/Ma_nguon đã có mã mẫu cho phần hướng dẫn. Chạy mẫu trước để xem kết quả, sau đó đọc và thực hiện lại các bước ở phần IV trên chính các tệp đó. Khi bài yêu cầu thay toàn bộ nội dung, không chép nối thêm một hàm hoặc lớp trùng tên. Phần mở rộng để sinh viên tự hoàn thiện ở mục VI.</w:t>
       </w:r>
     </w:p>
     <w:tbl>
@@ -742,9 +1049,9 @@
                 <w:color w:val="000000"/>
                 <w:sz w:val="26"/>
               </w:rPr>
-              <w:t>src/Draft.php; src/Session.php; public/register.php; public/confirm.php; public/complete.php</w:t>
+              <w:t>src/Database.php; src/RegistrationRepository.php; database/schema.sql; demo-db.php; public/complete.php</w:t>
               <w:br/>
-              <w:t>Đọc và thực hiện lại luồng nhập, lưu nháp, xác nhận, sửa và hủy. Phân biệt dữ liệu Session với Cookie tùy chọn.</w:t>
+              <w:t>Cấu hình PostgreSQL riêng, tạo bảng; đọc và thực hiện lại phần lưu/đọc đăng ký bằng truy vấn có tham số.</w:t>
             </w:r>
           </w:p>
         </w:tc>
@@ -767,7 +1074,7 @@
                 <w:color w:val="000000"/>
                 <w:sz w:val="26"/>
               </w:rPr>
-              <w:t>Hoàn tất hợp lệ có SIMULATED_OK; hủy xóa nháp. bash lab.sh test: TESTS=6 FAILED=0. Chưa ghi CSDL.</w:t>
+              <w:t>Tạo lần đầu: CREATED; lặp cùng email/sự kiện: DUPLICATE. Sau khi đủ môi trường, test in TESTS=6 FAILED=0 và TESTS=7 FAILED=0.</w:t>
             </w:r>
           </w:p>
         </w:tc>
@@ -818,9 +1125,9 @@
                 <w:color w:val="000000"/>
                 <w:sz w:val="26"/>
               </w:rPr>
-              <w:t>src/DraftGuard.php; public/confirm.php; public/complete.php</w:t>
+              <w:t>src/RegistrationStats.php</w:t>
               <w:br/>
-              <w:t>Viết canComplete, rồi nối vào bước hoàn tất. Kiểm tra sự kiện, thời điểm tạo, thời hạn và dữ liệu bản nháp.</w:t>
+              <w:t>Viết truy vấn thống kê theo sự kiện bằng LEFT JOIN. Sự kiện chưa có đăng ký trả total=0; ID không tồn tại trả mảng rỗng.</w:t>
             </w:r>
           </w:p>
         </w:tc>
@@ -843,7 +1150,7 @@
                 <w:color w:val="000000"/>
                 <w:sz w:val="26"/>
               </w:rPr>
-              <w:t>bash lab.sh extend: TESTS=7 FAILED=0. Đúng mốc hết hạn phải từ chối; xác nhận hợp lệ vẫn chạy sau khi tích hợp.</w:t>
+              <w:t>Sau khi đủ môi trường, bash lab.sh extend: TESTS=4 FAILED=0. Đây là kết quả yêu cầu; PostgreSQL chưa được chạy trong bản kiểm tra bàn giao.</w:t>
             </w:r>
           </w:p>
         </w:tc>
@@ -928,7 +1235,7 @@
                 <w:color w:val="000000"/>
                 <w:sz w:val="26"/>
               </w:rPr>
-              <w:t>Vai trò</w:t>
+              <w:t>Trách nhiệm</w:t>
             </w:r>
           </w:p>
         </w:tc>
@@ -959,7 +1266,7 @@
                 <w:color w:val="000000"/>
                 <w:sz w:val="26"/>
               </w:rPr>
-              <w:t>src/Session.php</w:t>
+              <w:t>database/schema.sql</w:t>
             </w:r>
           </w:p>
         </w:tc>
@@ -985,7 +1292,7 @@
                 <w:color w:val="000000"/>
                 <w:sz w:val="26"/>
               </w:rPr>
-              <w:t>Đã cấp. Khởi tạo phiên, Cookie phiên và token bảo vệ form.</w:t>
+              <w:t>Tạo hai bảng và ba sự kiện mẫu.</w:t>
             </w:r>
           </w:p>
         </w:tc>
@@ -1016,7 +1323,7 @@
                 <w:color w:val="000000"/>
                 <w:sz w:val="26"/>
               </w:rPr>
-              <w:t>src/Draft.php</w:t>
+              <w:t>src/Database.php</w:t>
             </w:r>
           </w:p>
         </w:tc>
@@ -1042,7 +1349,7 @@
                 <w:color w:val="000000"/>
                 <w:sz w:val="26"/>
               </w:rPr>
-              <w:t>Bạn đọc và sửa. Hàm lưu, kiểm tra tuổi và xóa bản nháp.</w:t>
+              <w:t>Đã cấp. Mở kết nối và thực thi SQL có tham số.</w:t>
             </w:r>
           </w:p>
         </w:tc>
@@ -1073,7 +1380,7 @@
                 <w:color w:val="000000"/>
                 <w:sz w:val="26"/>
               </w:rPr>
-              <w:t>public/register.php</w:t>
+              <w:t>src/RegistrationRepository.php</w:t>
             </w:r>
           </w:p>
         </w:tc>
@@ -1099,7 +1406,7 @@
                 <w:color w:val="000000"/>
                 <w:sz w:val="26"/>
               </w:rPr>
-              <w:t>Bạn đọc và sửa. Nhận form, lưu nháp, chuyển trang.</w:t>
+              <w:t>Bạn đọc và sửa. Lưu đăng ký và đọc danh sách theo sự kiện.</w:t>
             </w:r>
           </w:p>
         </w:tc>
@@ -1130,7 +1437,7 @@
                 <w:color w:val="000000"/>
                 <w:sz w:val="26"/>
               </w:rPr>
-              <w:t>public/confirm.php</w:t>
+              <w:t>demo-db.php</w:t>
             </w:r>
           </w:p>
         </w:tc>
@@ -1156,7 +1463,7 @@
                 <w:color w:val="000000"/>
                 <w:sz w:val="26"/>
               </w:rPr>
-              <w:t>Bạn đọc và sửa. Đọc nháp để xem lại, sửa hoặc hủy.</w:t>
+              <w:t>Bạn đọc và sửa. Kiểm tra CSDL qua dòng lệnh trước khi nối Web.</w:t>
             </w:r>
           </w:p>
         </w:tc>
@@ -1213,7 +1520,7 @@
                 <w:color w:val="000000"/>
                 <w:sz w:val="26"/>
               </w:rPr>
-              <w:t>Bạn đọc và sửa. Kết thúc mô phỏng, xóa nháp rồi chuyển sang trang kết quả.</w:t>
+              <w:t>Bạn đọc và sửa. Thay hoàn tất mô phỏng bằng lưu CSDL.</w:t>
             </w:r>
           </w:p>
         </w:tc>
@@ -1244,7 +1551,7 @@
                 <w:color w:val="000000"/>
                 <w:sz w:val="26"/>
               </w:rPr>
-              <w:t>public/cancel.php</w:t>
+              <w:t>tests/integration.php</w:t>
             </w:r>
           </w:p>
         </w:tc>
@@ -1270,64 +1577,7 @@
                 <w:color w:val="000000"/>
                 <w:sz w:val="26"/>
               </w:rPr>
-              <w:t>Bạn đọc và sửa. Xử lý nút hủy bằng POST.</w:t>
-            </w:r>
-          </w:p>
-        </w:tc>
-      </w:tr>
-      <w:tr>
-        <w:trPr>
-          <w:cantSplit/>
-        </w:trPr>
-        <w:tc>
-          <w:tcPr>
-            <w:tcW w:type="dxa" w:w="3572"/>
-            <w:tcMar>
-              <w:left w:w="75" w:type="dxa"/>
-              <w:right w:w="75" w:type="dxa"/>
-            </w:tcMar>
-          </w:tcPr>
-          <w:p>
-            <w:pPr>
-              <w:widowControl/>
-              <w:spacing w:line="240" w:lineRule="auto" w:after="80" w:before="80"/>
-              <w:ind w:firstLine="0"/>
-              <w:jc w:val="left"/>
-            </w:pPr>
-            <w:r>
-              <w:rPr>
-                <w:rFonts w:ascii="Times New Roman" w:hAnsi="Times New Roman"/>
-                <w:b w:val="0"/>
-                <w:color w:val="000000"/>
-                <w:sz w:val="26"/>
-              </w:rPr>
-              <w:t>public/preferences.php</w:t>
-            </w:r>
-          </w:p>
-        </w:tc>
-        <w:tc>
-          <w:tcPr>
-            <w:tcW w:type="dxa" w:w="5499"/>
-            <w:tcMar>
-              <w:left w:w="75" w:type="dxa"/>
-              <w:right w:w="75" w:type="dxa"/>
-            </w:tcMar>
-          </w:tcPr>
-          <w:p>
-            <w:pPr>
-              <w:widowControl/>
-              <w:spacing w:line="240" w:lineRule="auto" w:after="80" w:before="80"/>
-              <w:ind w:firstLine="0"/>
-              <w:jc w:val="left"/>
-            </w:pPr>
-            <w:r>
-              <w:rPr>
-                <w:rFonts w:ascii="Times New Roman" w:hAnsi="Times New Roman"/>
-                <w:b w:val="0"/>
-                <w:color w:val="000000"/>
-                <w:sz w:val="26"/>
-              </w:rPr>
-              <w:t>Bạn đọc và sửa. Lưu tùy chọn xem vào Cookie.</w:t>
+              <w:t>Kiểm thử thực sự bằng PostgreSQL, có rollback dữ liệu test.</w:t>
             </w:r>
           </w:p>
         </w:tc>
@@ -1350,7 +1600,7 @@
           <w:color w:val="000000"/>
           <w:sz w:val="26"/>
         </w:rPr>
-        <w:t xml:space="preserve">Session của mẫu lưu </w:t>
+        <w:t xml:space="preserve">Bảng </w:t>
       </w:r>
       <w:r>
         <w:rPr>
@@ -1359,7 +1609,7 @@
           <w:color w:val="000000"/>
           <w:sz w:val="26"/>
         </w:rPr>
-        <w:t>draft</w:t>
+        <w:t>events</w:t>
       </w:r>
       <w:r>
         <w:rPr>
@@ -1368,7 +1618,7 @@
           <w:color w:val="000000"/>
           <w:sz w:val="26"/>
         </w:rPr>
-        <w:t xml:space="preserve"> gồm </w:t>
+        <w:t xml:space="preserve"> có một hàng cho mỗi sự kiện. Bảng </w:t>
       </w:r>
       <w:r>
         <w:rPr>
@@ -1377,7 +1627,7 @@
           <w:color w:val="000000"/>
           <w:sz w:val="26"/>
         </w:rPr>
-        <w:t>data</w:t>
+        <w:t>registrations</w:t>
       </w:r>
       <w:r>
         <w:rPr>
@@ -1386,7 +1636,7 @@
           <w:color w:val="000000"/>
           <w:sz w:val="26"/>
         </w:rPr>
-        <w:t xml:space="preserve"> (thông tin đăng ký) và </w:t>
+        <w:t xml:space="preserve"> có nhiều hàng tham chiếu đến </w:t>
       </w:r>
       <w:r>
         <w:rPr>
@@ -1395,7 +1645,7 @@
           <w:color w:val="000000"/>
           <w:sz w:val="26"/>
         </w:rPr>
-        <w:t>created_at</w:t>
+        <w:t>events.id</w:t>
       </w:r>
       <w:r>
         <w:rPr>
@@ -1404,7 +1654,7 @@
           <w:color w:val="000000"/>
           <w:sz w:val="26"/>
         </w:rPr>
-        <w:t xml:space="preserve"> (thời điểm tạo). Cookie </w:t>
+        <w:t xml:space="preserve">. Khóa ngoại ngăn lưu đăng ký cho một sự kiện không tồn tại; ràng buộc duy nhất ngăn cùng email chiếm nhiều đăng ký trong cùng sự kiện </w:t>
       </w:r>
       <w:r>
         <w:rPr>
@@ -1413,7 +1663,7 @@
           <w:color w:val="000000"/>
           <w:sz w:val="26"/>
         </w:rPr>
-        <w:t>view</w:t>
+        <w:t>[</w:t>
       </w:r>
       <w:r>
         <w:rPr>
@@ -1422,8 +1672,13 @@
           <w:color w:val="000000"/>
           <w:sz w:val="26"/>
         </w:rPr>
-        <w:t xml:space="preserve"> chỉ có giá trị </w:t>
-      </w:r>
+        <w:t>PG-CONSTRAINT].</w:t>
+      </w:r>
+    </w:p>
+    <w:p>
+      <w:pPr>
+        <w:widowControl/>
+      </w:pPr>
       <w:r>
         <w:rPr>
           <w:rFonts w:ascii="Times New Roman" w:hAnsi="Times New Roman"/>
@@ -1431,8 +1686,45 @@
           <w:color w:val="000000"/>
           <w:sz w:val="26"/>
         </w:rPr>
-        <w:t>compact</w:t>
-      </w:r>
+        <w:t>Hình chỉ mô tả nhánh tạo mới/trùng; lỗi kết nối hoặc truy vấn được xử lý riêng, không quy thành DUPLICATE.</w:t>
+      </w:r>
+    </w:p>
+    <w:p>
+      <w:pPr>
+        <w:pStyle w:val="Heading2"/>
+        <w:keepNext/>
+        <w:widowControl/>
+      </w:pPr>
+      <w:r>
+        <w:rPr>
+          <w:rFonts w:ascii="Times New Roman" w:hAnsi="Times New Roman"/>
+          <w:b/>
+          <w:sz w:val="26"/>
+        </w:rPr>
+        <w:t>IV. HƯỚNG DẪN THỰC HÀNH</w:t>
+      </w:r>
+    </w:p>
+    <w:p>
+      <w:pPr>
+        <w:pStyle w:val="Heading3"/>
+        <w:keepNext/>
+        <w:widowControl/>
+      </w:pPr>
+      <w:r>
+        <w:rPr>
+          <w:rFonts w:ascii="Times New Roman" w:hAnsi="Times New Roman"/>
+          <w:b/>
+          <w:color w:val="000000"/>
+          <w:sz w:val="26"/>
+        </w:rPr>
+        <w:t>Bước 1. Đọc schema, chạy và kiểm tra bảng</w:t>
+      </w:r>
+    </w:p>
+    <w:p>
+      <w:pPr>
+        <w:keepNext/>
+        <w:widowControl/>
+      </w:pPr>
       <w:r>
         <w:rPr>
           <w:rFonts w:ascii="Times New Roman" w:hAnsi="Times New Roman"/>
@@ -1440,7 +1732,7 @@
           <w:color w:val="000000"/>
           <w:sz w:val="26"/>
         </w:rPr>
-        <w:t xml:space="preserve"> hoặc </w:t>
+        <w:t xml:space="preserve">Mở </w:t>
       </w:r>
       <w:r>
         <w:rPr>
@@ -1449,7 +1741,7 @@
           <w:color w:val="000000"/>
           <w:sz w:val="26"/>
         </w:rPr>
-        <w:t>full</w:t>
+        <w:t>database/schema.sql</w:t>
       </w:r>
       <w:r>
         <w:rPr>
@@ -1458,206 +1750,7 @@
           <w:color w:val="000000"/>
           <w:sz w:val="26"/>
         </w:rPr>
-        <w:t>. Không lưu họ tên, email, mật khẩu hoặc quyền quản trị trong Cookie tùy chọn.</w:t>
-      </w:r>
-    </w:p>
-    <w:p>
-      <w:pPr>
-        <w:pStyle w:val="Heading2"/>
-        <w:keepNext/>
-        <w:widowControl/>
-      </w:pPr>
-      <w:r>
-        <w:rPr>
-          <w:rFonts w:ascii="Times New Roman" w:hAnsi="Times New Roman"/>
-          <w:b/>
-          <w:sz w:val="26"/>
-        </w:rPr>
-        <w:t>IV. HƯỚNG DẪN THỰC HÀNH</w:t>
-      </w:r>
-    </w:p>
-    <w:p>
-      <w:pPr>
-        <w:pStyle w:val="Heading3"/>
-        <w:keepNext/>
-        <w:widowControl/>
-      </w:pPr>
-      <w:r>
-        <w:rPr>
-          <w:rFonts w:ascii="Times New Roman" w:hAnsi="Times New Roman"/>
-          <w:b/>
-          <w:color w:val="000000"/>
-          <w:sz w:val="26"/>
-        </w:rPr>
-        <w:t>Bước 1. Đọc tệp khởi tạo phiên đã cấp</w:t>
-      </w:r>
-    </w:p>
-    <w:p>
-      <w:pPr>
-        <w:widowControl/>
-      </w:pPr>
-      <w:r>
-        <w:rPr>
-          <w:rFonts w:ascii="Times New Roman" w:hAnsi="Times New Roman"/>
-          <w:b w:val="0"/>
-          <w:color w:val="000000"/>
-          <w:sz w:val="26"/>
-        </w:rPr>
-        <w:t xml:space="preserve">Mở </w:t>
-      </w:r>
-      <w:r>
-        <w:rPr>
-          <w:rFonts w:ascii="Times New Roman" w:hAnsi="Times New Roman"/>
-          <w:b w:val="0"/>
-          <w:color w:val="000000"/>
-          <w:sz w:val="26"/>
-        </w:rPr>
-        <w:t>src/Session.php</w:t>
-      </w:r>
-      <w:r>
-        <w:rPr>
-          <w:rFonts w:ascii="Times New Roman" w:hAnsi="Times New Roman"/>
-          <w:b w:val="0"/>
-          <w:color w:val="000000"/>
-          <w:sz w:val="26"/>
-        </w:rPr>
-        <w:t xml:space="preserve">. Tệp gọi </w:t>
-      </w:r>
-      <w:r>
-        <w:rPr>
-          <w:rFonts w:ascii="Times New Roman" w:hAnsi="Times New Roman"/>
-          <w:b w:val="0"/>
-          <w:color w:val="000000"/>
-          <w:sz w:val="26"/>
-        </w:rPr>
-        <w:t>session_start()</w:t>
-      </w:r>
-      <w:r>
-        <w:rPr>
-          <w:rFonts w:ascii="Times New Roman" w:hAnsi="Times New Roman"/>
-          <w:b w:val="0"/>
-          <w:color w:val="000000"/>
-          <w:sz w:val="26"/>
-        </w:rPr>
-        <w:t xml:space="preserve"> trước khi gửi HTML. Sau đó PHP đọc hoặc ghi dữ liệu bằng </w:t>
-      </w:r>
-      <w:r>
-        <w:rPr>
-          <w:rFonts w:ascii="Times New Roman" w:hAnsi="Times New Roman"/>
-          <w:b w:val="0"/>
-          <w:color w:val="000000"/>
-          <w:sz w:val="26"/>
-        </w:rPr>
-        <w:t>$_SESSION</w:t>
-      </w:r>
-      <w:r>
-        <w:rPr>
-          <w:rFonts w:ascii="Times New Roman" w:hAnsi="Times New Roman"/>
-          <w:b w:val="0"/>
-          <w:color w:val="000000"/>
-          <w:sz w:val="26"/>
-        </w:rPr>
-        <w:t xml:space="preserve">. Trình duyệt nhận Cookie chứa định danh phiên; dữ liệu bản nháp nằm phía máy chủ </w:t>
-      </w:r>
-      <w:r>
-        <w:rPr>
-          <w:rFonts w:ascii="Times New Roman" w:hAnsi="Times New Roman"/>
-          <w:b w:val="0"/>
-          <w:color w:val="000000"/>
-          <w:sz w:val="26"/>
-        </w:rPr>
-        <w:t>[</w:t>
-      </w:r>
-      <w:r>
-        <w:rPr>
-          <w:rFonts w:ascii="Times New Roman" w:hAnsi="Times New Roman"/>
-          <w:b w:val="0"/>
-          <w:color w:val="000000"/>
-          <w:sz w:val="26"/>
-        </w:rPr>
-        <w:t>PHP-SESSION].</w:t>
-      </w:r>
-    </w:p>
-    <w:p>
-      <w:pPr>
-        <w:widowControl/>
-      </w:pPr>
-      <w:r>
-        <w:rPr>
-          <w:rFonts w:ascii="Times New Roman" w:hAnsi="Times New Roman"/>
-          <w:b w:val="0"/>
-          <w:sz w:val="26"/>
-        </w:rPr>
-        <w:t>Tệp đã có hàm checkCsrf và trường csrf ẩn trong Form. Giữ các thành phần này khi sửa bài: chúng đối chiếu token của yêu cầu với token trong phiên. Giảng viên giới thiệu cơ chế hoạt động; bài chưa yêu cầu xây dựng chức năng đăng nhập.</w:t>
-      </w:r>
-    </w:p>
-    <w:p>
-      <w:pPr>
-        <w:keepNext/>
-        <w:widowControl/>
-      </w:pPr>
-      <w:r>
-        <w:rPr>
-          <w:rFonts w:ascii="Times New Roman" w:hAnsi="Times New Roman"/>
-          <w:b w:val="0"/>
-          <w:sz w:val="26"/>
-        </w:rPr>
-        <w:t>Kiểm tra kết quả bước 1:</w:t>
-      </w:r>
-    </w:p>
-    <w:p>
-      <w:pPr>
-        <w:widowControl/>
-        <w:ind w:firstLine="0" w:left="0"/>
-        <w:jc w:val="left"/>
-      </w:pPr>
-      <w:r>
-        <w:rPr>
-          <w:rFonts w:ascii="Times New Roman" w:hAnsi="Times New Roman"/>
-          <w:b w:val="0"/>
-          <w:color w:val="000000"/>
-          <w:sz w:val="26"/>
-        </w:rPr>
-        <w:t>[</w:t>
-      </w:r>
-      <w:r>
-        <w:rPr>
-          <w:rFonts w:ascii="Times New Roman" w:hAnsi="Times New Roman"/>
-          <w:b w:val="0"/>
-          <w:color w:val="000000"/>
-          <w:sz w:val="26"/>
-        </w:rPr>
-        <w:t xml:space="preserve"> ] Session được mở trước HTML; phần token đã cấp được giữ nguyên.</w:t>
-      </w:r>
-    </w:p>
-    <w:p>
-      <w:pPr>
-        <w:pStyle w:val="Heading3"/>
-        <w:keepNext/>
-        <w:widowControl/>
-      </w:pPr>
-      <w:r>
-        <w:rPr>
-          <w:rFonts w:ascii="Times New Roman" w:hAnsi="Times New Roman"/>
-          <w:b/>
-          <w:color w:val="000000"/>
-          <w:sz w:val="26"/>
-        </w:rPr>
-        <w:t>Bước 2. Tạo các hàm quản lý bản nháp</w:t>
-      </w:r>
-    </w:p>
-    <w:p>
-      <w:pPr>
-        <w:keepNext/>
-        <w:widowControl/>
-      </w:pPr>
-      <w:r>
-        <w:rPr>
-          <w:rFonts w:ascii="Times New Roman" w:hAnsi="Times New Roman"/>
-          <w:b w:val="0"/>
-          <w:sz w:val="26"/>
-        </w:rPr>
-        <w:t>Mở src/Draft.php và đối chiếu với mã dưới đây. Nếu viết lại tệp, thay nội dung hiện tại; tránh khai báo trùng hàm hoặc lớp:</w:t>
+        <w:t>. Nội dung đã cấp:</w:t>
       </w:r>
     </w:p>
     <w:p>
@@ -1675,7 +1768,7 @@
           <w:b w:val="0"/>
           <w:sz w:val="26"/>
         </w:rPr>
-        <w:t>&lt;?php</w:t>
+        <w:t>-- Chạy trong database lab riêng; không dùng database production.</w:t>
       </w:r>
     </w:p>
     <w:p>
@@ -1693,7 +1786,7 @@
           <w:b w:val="0"/>
           <w:sz w:val="26"/>
         </w:rPr>
-        <w:t>declare(strict_types=1);</w:t>
+        <w:t>CREATE TABLE IF NOT EXISTS events (</w:t>
       </w:r>
     </w:p>
     <w:p>
@@ -1711,7 +1804,7 @@
           <w:b w:val="0"/>
           <w:sz w:val="26"/>
         </w:rPr>
-        <w:t>function saveDraft(array &amp;$session, array $data, int $now): void {</w:t>
+        <w:t xml:space="preserve">    id integer PRIMARY KEY,</w:t>
       </w:r>
     </w:p>
     <w:p>
@@ -1729,7 +1822,7 @@
           <w:b w:val="0"/>
           <w:sz w:val="26"/>
         </w:rPr>
-        <w:t xml:space="preserve">    $session['draft'] = ['data'=&gt;$data, 'created_at'=&gt;$now];</w:t>
+        <w:t xml:space="preserve">    title varchar(160) NOT NULL,</w:t>
       </w:r>
     </w:p>
     <w:p>
@@ -1747,7 +1840,7 @@
           <w:b w:val="0"/>
           <w:sz w:val="26"/>
         </w:rPr>
-        <w:t xml:space="preserve">    unset($session['completed']);</w:t>
+        <w:t xml:space="preserve">    category varchar(30) NOT NULL,</w:t>
       </w:r>
     </w:p>
     <w:p>
@@ -1765,7 +1858,7 @@
           <w:b w:val="0"/>
           <w:sz w:val="26"/>
         </w:rPr>
-        <w:t>}</w:t>
+        <w:t xml:space="preserve">    capacity integer NOT NULL CHECK (capacity &gt; 0)</w:t>
       </w:r>
     </w:p>
     <w:p>
@@ -1783,7 +1876,7 @@
           <w:b w:val="0"/>
           <w:sz w:val="26"/>
         </w:rPr>
-        <w:t>function draftExpired(array $session, int $now, int $ttl): bool {</w:t>
+        <w:t>);</w:t>
       </w:r>
     </w:p>
     <w:p>
@@ -1801,7 +1894,7 @@
           <w:b w:val="0"/>
           <w:sz w:val="26"/>
         </w:rPr>
-        <w:t xml:space="preserve">    if (!isset($session['draft'])) { return true; }</w:t>
+        <w:t>CREATE TABLE IF NOT EXISTS registrations (</w:t>
       </w:r>
     </w:p>
     <w:p>
@@ -1819,7 +1912,133 @@
           <w:b w:val="0"/>
           <w:sz w:val="26"/>
         </w:rPr>
-        <w:t xml:space="preserve">    return $now - $session['draft']['created_at'] &gt;= $ttl;</w:t>
+        <w:t xml:space="preserve">    id bigserial PRIMARY KEY,</w:t>
+      </w:r>
+    </w:p>
+    <w:p>
+      <w:pPr>
+        <w:keepNext/>
+        <w:keepLines/>
+        <w:widowControl/>
+        <w:spacing w:after="0" w:before="0" w:line="240" w:lineRule="auto"/>
+        <w:ind w:firstLine="0" w:left="142" w:right="85"/>
+        <w:jc w:val="left"/>
+      </w:pPr>
+      <w:r>
+        <w:rPr>
+          <w:rFonts w:ascii="Times New Roman" w:hAnsi="Times New Roman"/>
+          <w:b w:val="0"/>
+          <w:sz w:val="26"/>
+        </w:rPr>
+        <w:t xml:space="preserve">    event_id integer NOT NULL REFERENCES events(id),</w:t>
+      </w:r>
+    </w:p>
+    <w:p>
+      <w:pPr>
+        <w:keepNext/>
+        <w:keepLines/>
+        <w:widowControl/>
+        <w:spacing w:after="0" w:before="0" w:line="240" w:lineRule="auto"/>
+        <w:ind w:firstLine="0" w:left="142" w:right="85"/>
+        <w:jc w:val="left"/>
+      </w:pPr>
+      <w:r>
+        <w:rPr>
+          <w:rFonts w:ascii="Times New Roman" w:hAnsi="Times New Roman"/>
+          <w:b w:val="0"/>
+          <w:sz w:val="26"/>
+        </w:rPr>
+        <w:t xml:space="preserve">    name varchar(120) NOT NULL CHECK (length(trim(name)) &gt; 0),</w:t>
+      </w:r>
+    </w:p>
+    <w:p>
+      <w:pPr>
+        <w:keepNext/>
+        <w:keepLines/>
+        <w:widowControl/>
+        <w:spacing w:after="0" w:before="0" w:line="240" w:lineRule="auto"/>
+        <w:ind w:firstLine="0" w:left="142" w:right="85"/>
+        <w:jc w:val="left"/>
+      </w:pPr>
+      <w:r>
+        <w:rPr>
+          <w:rFonts w:ascii="Times New Roman" w:hAnsi="Times New Roman"/>
+          <w:b w:val="0"/>
+          <w:sz w:val="26"/>
+        </w:rPr>
+        <w:t xml:space="preserve">    email varchar(200) NOT NULL CHECK (email = lower(trim(email))),</w:t>
+      </w:r>
+    </w:p>
+    <w:p>
+      <w:pPr>
+        <w:keepNext/>
+        <w:keepLines/>
+        <w:widowControl/>
+        <w:spacing w:after="0" w:before="0" w:line="240" w:lineRule="auto"/>
+        <w:ind w:firstLine="0" w:left="142" w:right="85"/>
+        <w:jc w:val="left"/>
+      </w:pPr>
+      <w:r>
+        <w:rPr>
+          <w:rFonts w:ascii="Times New Roman" w:hAnsi="Times New Roman"/>
+          <w:b w:val="0"/>
+          <w:sz w:val="26"/>
+        </w:rPr>
+        <w:t xml:space="preserve">    created_at timestamptz NOT NULL DEFAULT now(),</w:t>
+      </w:r>
+    </w:p>
+    <w:p>
+      <w:pPr>
+        <w:keepNext/>
+        <w:keepLines/>
+        <w:widowControl/>
+        <w:spacing w:after="0" w:before="0" w:line="240" w:lineRule="auto"/>
+        <w:ind w:firstLine="0" w:left="142" w:right="85"/>
+        <w:jc w:val="left"/>
+      </w:pPr>
+      <w:r>
+        <w:rPr>
+          <w:rFonts w:ascii="Times New Roman" w:hAnsi="Times New Roman"/>
+          <w:b w:val="0"/>
+          <w:sz w:val="26"/>
+        </w:rPr>
+        <w:t xml:space="preserve">    UNIQUE (event_id, email)</w:t>
+      </w:r>
+    </w:p>
+    <w:p>
+      <w:pPr>
+        <w:keepNext/>
+        <w:keepLines/>
+        <w:widowControl/>
+        <w:spacing w:after="0" w:before="0" w:line="240" w:lineRule="auto"/>
+        <w:ind w:firstLine="0" w:left="142" w:right="85"/>
+        <w:jc w:val="left"/>
+      </w:pPr>
+      <w:r>
+        <w:rPr>
+          <w:rFonts w:ascii="Times New Roman" w:hAnsi="Times New Roman"/>
+          <w:b w:val="0"/>
+          <w:sz w:val="26"/>
+        </w:rPr>
+        <w:t>);</w:t>
+      </w:r>
+    </w:p>
+    <w:p>
+      <w:pPr>
+        <w:keepNext/>
+        <w:keepLines/>
+        <w:widowControl/>
+        <w:spacing w:after="0" w:before="0" w:line="240" w:lineRule="auto"/>
+        <w:ind w:firstLine="0" w:left="142" w:right="85"/>
+        <w:jc w:val="left"/>
+      </w:pPr>
+      <w:r>
+        <w:rPr>
+          <w:rFonts w:ascii="Times New Roman" w:hAnsi="Times New Roman"/>
+          <w:b w:val="0"/>
+          <w:sz w:val="26"/>
+        </w:rPr>
+        <w:t>INSERT INTO events (id,title,category,capacity) VALUES</w:t>
       </w:r>
     </w:p>
     <w:p>
@@ -1837,7 +2056,7 @@
           <w:b w:val="0"/>
           <w:sz w:val="26"/>
         </w:rPr>
-        <w:t>}</w:t>
+        <w:t>(1,'PHP Open Day','tech',10),(2,'Design Workshop','design',5),</w:t>
       </w:r>
     </w:p>
     <w:p>
@@ -1853,7 +2072,7 @@
           <w:b w:val="0"/>
           <w:sz w:val="26"/>
         </w:rPr>
-        <w:t>function cancelDraft(array &amp;$session): void { unset($session['draft']); }</w:t>
+        <w:t>(3,'Git Clinic','tech',20) ON CONFLICT (id) DO NOTHING;</w:t>
       </w:r>
     </w:p>
     <w:p>
@@ -1867,7 +2086,7 @@
           <w:color w:val="000000"/>
           <w:sz w:val="26"/>
         </w:rPr>
-        <w:t>&amp;$session</w:t>
+        <w:t>PRIMARY KEY</w:t>
       </w:r>
       <w:r>
         <w:rPr>
@@ -1876,7 +2095,7 @@
           <w:color w:val="000000"/>
           <w:sz w:val="26"/>
         </w:rPr>
-        <w:t xml:space="preserve"> nhận tham chiếu để thay đổi mảng ở nơi gọi; khi truyền </w:t>
+        <w:t xml:space="preserve"> định danh hàng; </w:t>
       </w:r>
       <w:r>
         <w:rPr>
@@ -1885,7 +2104,7 @@
           <w:color w:val="000000"/>
           <w:sz w:val="26"/>
         </w:rPr>
-        <w:t>$_SESSION</w:t>
+        <w:t>REFERENCES</w:t>
       </w:r>
       <w:r>
         <w:rPr>
@@ -1894,7 +2113,7 @@
           <w:color w:val="000000"/>
           <w:sz w:val="26"/>
         </w:rPr>
-        <w:t xml:space="preserve">, thay đổi được giữ trong phiên. Hàm </w:t>
+        <w:t xml:space="preserve"> tạo quan hệ; </w:t>
       </w:r>
       <w:r>
         <w:rPr>
@@ -1903,7 +2122,7 @@
           <w:color w:val="000000"/>
           <w:sz w:val="26"/>
         </w:rPr>
-        <w:t>saveDraft</w:t>
+        <w:t>NOT NULL</w:t>
       </w:r>
       <w:r>
         <w:rPr>
@@ -1912,7 +2131,7 @@
           <w:color w:val="000000"/>
           <w:sz w:val="26"/>
         </w:rPr>
-        <w:t xml:space="preserve"> lưu dữ liệu và thời điểm tạo, đồng thời xóa kết quả hoàn tất cũ. </w:t>
+        <w:t xml:space="preserve"> không chấp nhận giá trị thiếu; </w:t>
       </w:r>
       <w:r>
         <w:rPr>
@@ -1921,7 +2140,7 @@
           <w:color w:val="000000"/>
           <w:sz w:val="26"/>
         </w:rPr>
-        <w:t>unset</w:t>
+        <w:t>CHECK</w:t>
       </w:r>
       <w:r>
         <w:rPr>
@@ -1930,13 +2149,8 @@
           <w:color w:val="000000"/>
           <w:sz w:val="26"/>
         </w:rPr>
-        <w:t xml:space="preserve"> chỉ xóa khóa được chỉ định, không xóa mọi dữ liệu của phiên.</w:t>
-      </w:r>
-    </w:p>
-    <w:p>
-      <w:pPr>
-        <w:widowControl/>
-      </w:pPr>
+        <w:t xml:space="preserve"> kiểm soát điều kiện dữ liệu; </w:t>
+      </w:r>
       <w:r>
         <w:rPr>
           <w:rFonts w:ascii="Times New Roman" w:hAnsi="Times New Roman"/>
@@ -1944,7 +2158,7 @@
           <w:color w:val="000000"/>
           <w:sz w:val="26"/>
         </w:rPr>
-        <w:t>$now - created_at</w:t>
+        <w:t>UNIQUE(event_id, email)</w:t>
       </w:r>
       <w:r>
         <w:rPr>
@@ -1953,8 +2167,13 @@
           <w:color w:val="000000"/>
           <w:sz w:val="26"/>
         </w:rPr>
-        <w:t xml:space="preserve"> là tuổi bản nháp tính bằng giây. Bản nháp hết hạn khi tuổi lớn hơn hoặc bằng </w:t>
-      </w:r>
+        <w:t xml:space="preserve"> áp dụng cho cặp hai cột, không phải mỗi cột riêng.</w:t>
+      </w:r>
+    </w:p>
+    <w:p>
+      <w:pPr>
+        <w:widowControl/>
+      </w:pPr>
       <w:r>
         <w:rPr>
           <w:rFonts w:ascii="Times New Roman" w:hAnsi="Times New Roman"/>
@@ -1962,7 +2181,7 @@
           <w:color w:val="000000"/>
           <w:sz w:val="26"/>
         </w:rPr>
-        <w:t>$ttl</w:t>
+        <w:t xml:space="preserve">Các câu </w:t>
       </w:r>
       <w:r>
         <w:rPr>
@@ -1971,7 +2190,7 @@
           <w:color w:val="000000"/>
           <w:sz w:val="26"/>
         </w:rPr>
-        <w:t xml:space="preserve">. Nhận </w:t>
+        <w:t>CREATE TABLE IF NOT EXISTS</w:t>
       </w:r>
       <w:r>
         <w:rPr>
@@ -1980,8 +2199,14 @@
           <w:color w:val="000000"/>
           <w:sz w:val="26"/>
         </w:rPr>
-        <w:t>$now</w:t>
-      </w:r>
+        <w:t xml:space="preserve"> phục vụ khởi tạo; chúng không tự cập nhật cấu trúc một bảng đã có phiên bản khác. Trong phạm vi lab, dùng một database mới dành riêng cho bài; không coi script này là hệ thống migration hoàn chỉnh.</w:t>
+      </w:r>
+    </w:p>
+    <w:p>
+      <w:pPr>
+        <w:keepNext/>
+        <w:widowControl/>
+      </w:pPr>
       <w:r>
         <w:rPr>
           <w:rFonts w:ascii="Times New Roman" w:hAnsi="Times New Roman"/>
@@ -1989,7 +2214,149 @@
           <w:color w:val="000000"/>
           <w:sz w:val="26"/>
         </w:rPr>
-        <w:t xml:space="preserve"> qua tham số giúp kiểm thử thời gian giả lập mà không phải chờ thật 30 phút.</w:t>
+        <w:t>Chạy:</w:t>
+      </w:r>
+    </w:p>
+    <w:p>
+      <w:pPr>
+        <w:keepNext/>
+        <w:keepLines/>
+        <w:widowControl/>
+        <w:spacing w:after="0" w:before="0" w:line="240" w:lineRule="auto"/>
+        <w:ind w:firstLine="0" w:left="142" w:right="85"/>
+        <w:jc w:val="left"/>
+      </w:pPr>
+      <w:r>
+        <w:rPr>
+          <w:rFonts w:ascii="Times New Roman" w:hAnsi="Times New Roman"/>
+          <w:b w:val="0"/>
+          <w:sz w:val="26"/>
+        </w:rPr>
+        <w:t>bash lab.sh sql</w:t>
+      </w:r>
+    </w:p>
+    <w:p>
+      <w:pPr>
+        <w:keepNext/>
+        <w:keepLines/>
+        <w:widowControl/>
+        <w:spacing w:after="0" w:before="0" w:line="240" w:lineRule="auto"/>
+        <w:ind w:firstLine="0" w:left="142" w:right="85"/>
+        <w:jc w:val="left"/>
+      </w:pPr>
+      <w:r>
+        <w:rPr>
+          <w:rFonts w:ascii="Times New Roman" w:hAnsi="Times New Roman"/>
+          <w:b w:val="0"/>
+          <w:sz w:val="26"/>
+        </w:rPr>
+        <w:t># Trong cửa sổ psql vừa mở, gõ:</w:t>
+      </w:r>
+    </w:p>
+    <w:p>
+      <w:pPr>
+        <w:keepNext/>
+        <w:keepLines/>
+        <w:widowControl/>
+        <w:spacing w:after="0" w:before="0" w:line="240" w:lineRule="auto"/>
+        <w:ind w:firstLine="0" w:left="142" w:right="85"/>
+        <w:jc w:val="left"/>
+      </w:pPr>
+      <w:r>
+        <w:rPr>
+          <w:rFonts w:ascii="Times New Roman" w:hAnsi="Times New Roman"/>
+          <w:b w:val="0"/>
+          <w:sz w:val="26"/>
+        </w:rPr>
+        <w:t>\i database/schema.sql</w:t>
+      </w:r>
+    </w:p>
+    <w:p>
+      <w:pPr>
+        <w:keepNext/>
+        <w:keepLines/>
+        <w:widowControl/>
+        <w:spacing w:after="0" w:before="0" w:line="240" w:lineRule="auto"/>
+        <w:ind w:firstLine="0" w:left="142" w:right="85"/>
+        <w:jc w:val="left"/>
+      </w:pPr>
+      <w:r>
+        <w:rPr>
+          <w:rFonts w:ascii="Times New Roman" w:hAnsi="Times New Roman"/>
+          <w:b w:val="0"/>
+          <w:sz w:val="26"/>
+        </w:rPr>
+        <w:t>SELECT id, title FROM events ORDER BY id;</w:t>
+      </w:r>
+    </w:p>
+    <w:p>
+      <w:pPr>
+        <w:keepNext/>
+        <w:keepLines/>
+        <w:widowControl/>
+        <w:spacing w:after="0" w:before="0" w:line="240" w:lineRule="auto"/>
+        <w:ind w:firstLine="0" w:left="142" w:right="85"/>
+        <w:jc w:val="left"/>
+      </w:pPr>
+      <w:r>
+        <w:rPr>
+          <w:rFonts w:ascii="Times New Roman" w:hAnsi="Times New Roman"/>
+          <w:b w:val="0"/>
+          <w:sz w:val="26"/>
+        </w:rPr>
+        <w:t>\q</w:t>
+      </w:r>
+    </w:p>
+    <w:p>
+      <w:pPr>
+        <w:keepNext/>
+        <w:keepLines/>
+        <w:widowControl/>
+        <w:spacing w:after="0" w:before="0" w:line="240" w:lineRule="auto"/>
+        <w:ind w:firstLine="0" w:left="142" w:right="85"/>
+        <w:jc w:val="left"/>
+      </w:pPr>
+      <w:r>
+        <w:rPr>
+          <w:rFonts w:ascii="Times New Roman" w:hAnsi="Times New Roman"/>
+          <w:b w:val="0"/>
+          <w:sz w:val="26"/>
+        </w:rPr>
+        <w:t>bash lab.sh sql</w:t>
+      </w:r>
+    </w:p>
+    <w:p>
+      <w:pPr>
+        <w:keepNext w:val="0"/>
+        <w:keepLines/>
+        <w:widowControl/>
+        <w:spacing w:after="0" w:before="0" w:line="240" w:lineRule="auto"/>
+        <w:ind w:firstLine="0" w:left="142" w:right="85"/>
+        <w:jc w:val="left"/>
+      </w:pPr>
+      <w:r>
+        <w:rPr>
+          <w:rFonts w:ascii="Times New Roman" w:hAnsi="Times New Roman"/>
+          <w:b w:val="0"/>
+          <w:sz w:val="26"/>
+        </w:rPr>
+        <w:t>SELECT COUNT(*) FROM registrations;</w:t>
+      </w:r>
+    </w:p>
+    <w:p>
+      <w:pPr>
+        <w:widowControl/>
+        <w:spacing w:after="120" w:before="0" w:line="240" w:lineRule="auto"/>
+        <w:ind w:firstLine="0" w:left="142" w:right="85"/>
+        <w:jc w:val="left"/>
+      </w:pPr>
+      <w:r>
+        <w:rPr>
+          <w:rFonts w:ascii="Times New Roman" w:hAnsi="Times New Roman"/>
+          <w:b w:val="0"/>
+          <w:sz w:val="26"/>
+        </w:rPr>
+        <w:t>\q</w:t>
       </w:r>
     </w:p>
     <w:p>
@@ -2003,12 +2370,11 @@
           <w:color w:val="000000"/>
           <w:sz w:val="26"/>
         </w:rPr>
-        <w:t>Mẫu dùng dữ liệu bản nháp do chính ứng dụng tạo nên hàm kiểm tra còn đơn giản. Phần tự làm sẽ xử lý dữ liệu thiếu, sai sự kiện và thời điểm không hợp lệ.</w:t>
+        <w:t>Có 3 sự kiện. Trong database mới, số đăng ký bằng 0. Nếu đã chạy demo, số có thể khác; không tự xóa dữ liệu để làm giống ảnh mẫu.</w:t>
       </w:r>
     </w:p>
     <w:p>
       <w:pPr>
-        <w:keepNext/>
         <w:widowControl/>
       </w:pPr>
       <w:r>
@@ -2017,7 +2383,21 @@
           <w:b w:val="0"/>
           <w:sz w:val="26"/>
         </w:rPr>
-        <w:t>Kiểm tra kết quả bước 2:</w:t>
+        <w:t>Đầu tệp src/Database.php đã có phần nạp .local/db.json và thiết lập biến kết nối. Giữ nguyên phần này khi đối chiếu mã minh họa. Nội dung thực hành tập trung vào pgsql, truy vấn tham số, ràng buộc và lưu/đọc dữ liệu.</w:t>
+      </w:r>
+    </w:p>
+    <w:p>
+      <w:pPr>
+        <w:keepNext/>
+        <w:widowControl/>
+      </w:pPr>
+      <w:r>
+        <w:rPr>
+          <w:rFonts w:ascii="Times New Roman" w:hAnsi="Times New Roman"/>
+          <w:b w:val="0"/>
+          <w:sz w:val="26"/>
+        </w:rPr>
+        <w:t>Kiểm tra kết quả bước 1:</w:t>
       </w:r>
     </w:p>
     <w:p>
@@ -2042,7 +2422,7 @@
           <w:color w:val="000000"/>
           <w:sz w:val="26"/>
         </w:rPr>
-        <w:t xml:space="preserve"> ] Nháp gồm data/created_at; lưu nháp mới xóa kết quả hoàn tất cũ.</w:t>
+        <w:t xml:space="preserve"> ] Schema chạy trong CSDL lab riêng; events/registrations và ràng buộc được giải thích.</w:t>
       </w:r>
     </w:p>
     <w:p>
@@ -2058,7 +2438,320 @@
           <w:color w:val="000000"/>
           <w:sz w:val="26"/>
         </w:rPr>
-        <w:t>Bước 3. Tạo trang nhập và lưu nháp</w:t>
+        <w:t>Bước 2. Hiểu kết nối PHP được cấp</w:t>
+      </w:r>
+    </w:p>
+    <w:p>
+      <w:pPr>
+        <w:keepNext/>
+        <w:widowControl/>
+      </w:pPr>
+      <w:r>
+        <w:t>Mở src/Database.php. Đầu tệp đã đọc .local/db.json rồi đặt PGHOST, PGPORT, PGDATABASE, PGUSER và PGPASSWORD. Giữ phần đó; đoạn dưới chỉ trích hai hàm kết nối và truy vấn, không thay toàn bộ tệp bằng đoạn trích.</w:t>
+      </w:r>
+    </w:p>
+    <w:p>
+      <w:pPr>
+        <w:keepNext/>
+        <w:keepLines/>
+        <w:widowControl/>
+        <w:spacing w:after="0" w:before="0" w:line="240" w:lineRule="auto"/>
+        <w:ind w:firstLine="0" w:left="142" w:right="85"/>
+        <w:jc w:val="left"/>
+      </w:pPr>
+      <w:r>
+        <w:rPr>
+          <w:rFonts w:ascii="Times New Roman" w:hAnsi="Times New Roman"/>
+          <w:b w:val="0"/>
+          <w:sz w:val="26"/>
+        </w:rPr>
+        <w:t>&lt;?php</w:t>
+      </w:r>
+    </w:p>
+    <w:p>
+      <w:pPr>
+        <w:keepNext/>
+        <w:keepLines/>
+        <w:widowControl/>
+        <w:spacing w:after="0" w:before="0" w:line="240" w:lineRule="auto"/>
+        <w:ind w:firstLine="0" w:left="142" w:right="85"/>
+        <w:jc w:val="left"/>
+      </w:pPr>
+      <w:r>
+        <w:rPr>
+          <w:rFonts w:ascii="Times New Roman" w:hAnsi="Times New Roman"/>
+          <w:b w:val="0"/>
+          <w:sz w:val="26"/>
+        </w:rPr>
+        <w:t>declare(strict_types=1);</w:t>
+      </w:r>
+    </w:p>
+    <w:p>
+      <w:pPr>
+        <w:keepNext/>
+        <w:keepLines/>
+        <w:widowControl/>
+        <w:spacing w:after="0" w:before="0" w:line="240" w:lineRule="auto"/>
+        <w:ind w:firstLine="0" w:left="142" w:right="85"/>
+        <w:jc w:val="left"/>
+      </w:pPr>
+      <w:r>
+        <w:rPr>
+          <w:rFonts w:ascii="Times New Roman" w:hAnsi="Times New Roman"/>
+          <w:b w:val="0"/>
+          <w:sz w:val="26"/>
+        </w:rPr>
+        <w:t>function db(): PgSql\Connection {</w:t>
+      </w:r>
+    </w:p>
+    <w:p>
+      <w:pPr>
+        <w:keepNext/>
+        <w:keepLines/>
+        <w:widowControl/>
+        <w:spacing w:after="0" w:before="0" w:line="240" w:lineRule="auto"/>
+        <w:ind w:firstLine="0" w:left="142" w:right="85"/>
+        <w:jc w:val="left"/>
+      </w:pPr>
+      <w:r>
+        <w:rPr>
+          <w:rFonts w:ascii="Times New Roman" w:hAnsi="Times New Roman"/>
+          <w:b w:val="0"/>
+          <w:sz w:val="26"/>
+        </w:rPr>
+        <w:t xml:space="preserve">    if (!extension_loaded('pgsql')) { throw new RuntimeException('PGSQL_EXTENSION_MISSING'); }</w:t>
+      </w:r>
+    </w:p>
+    <w:p>
+      <w:pPr>
+        <w:keepNext/>
+        <w:keepLines/>
+        <w:widowControl/>
+        <w:spacing w:after="0" w:before="0" w:line="240" w:lineRule="auto"/>
+        <w:ind w:firstLine="0" w:left="142" w:right="85"/>
+        <w:jc w:val="left"/>
+      </w:pPr>
+      <w:r>
+        <w:rPr>
+          <w:rFonts w:ascii="Times New Roman" w:hAnsi="Times New Roman"/>
+          <w:b w:val="0"/>
+          <w:sz w:val="26"/>
+        </w:rPr>
+        <w:t xml:space="preserve">    foreach (['PGHOST','PGDATABASE','PGUSER'] as $key) {</w:t>
+      </w:r>
+    </w:p>
+    <w:p>
+      <w:pPr>
+        <w:keepNext/>
+        <w:keepLines/>
+        <w:widowControl/>
+        <w:spacing w:after="0" w:before="0" w:line="240" w:lineRule="auto"/>
+        <w:ind w:firstLine="0" w:left="142" w:right="85"/>
+        <w:jc w:val="left"/>
+      </w:pPr>
+      <w:r>
+        <w:rPr>
+          <w:rFonts w:ascii="Times New Roman" w:hAnsi="Times New Roman"/>
+          <w:b w:val="0"/>
+          <w:sz w:val="26"/>
+        </w:rPr>
+        <w:t xml:space="preserve">        if (!getenv($key)) { throw new RuntimeException('DATABASE_CONFIG_MISSING'); }</w:t>
+      </w:r>
+    </w:p>
+    <w:p>
+      <w:pPr>
+        <w:keepNext/>
+        <w:keepLines/>
+        <w:widowControl/>
+        <w:spacing w:after="0" w:before="0" w:line="240" w:lineRule="auto"/>
+        <w:ind w:firstLine="0" w:left="142" w:right="85"/>
+        <w:jc w:val="left"/>
+      </w:pPr>
+      <w:r>
+        <w:rPr>
+          <w:rFonts w:ascii="Times New Roman" w:hAnsi="Times New Roman"/>
+          <w:b w:val="0"/>
+          <w:sz w:val="26"/>
+        </w:rPr>
+        <w:t xml:space="preserve">    }</w:t>
+      </w:r>
+    </w:p>
+    <w:p>
+      <w:pPr>
+        <w:keepNext/>
+        <w:keepLines/>
+        <w:widowControl/>
+        <w:spacing w:after="0" w:before="0" w:line="240" w:lineRule="auto"/>
+        <w:ind w:firstLine="0" w:left="142" w:right="85"/>
+        <w:jc w:val="left"/>
+      </w:pPr>
+      <w:r>
+        <w:rPr>
+          <w:rFonts w:ascii="Times New Roman" w:hAnsi="Times New Roman"/>
+          <w:b w:val="0"/>
+          <w:sz w:val="26"/>
+        </w:rPr>
+        <w:t xml:space="preserve">    // libpq đọc PGHOST, PGPORT, PGDATABASE, PGUSER, PGPASSWORD từ môi trường.</w:t>
+      </w:r>
+    </w:p>
+    <w:p>
+      <w:pPr>
+        <w:keepNext/>
+        <w:keepLines/>
+        <w:widowControl/>
+        <w:spacing w:after="0" w:before="0" w:line="240" w:lineRule="auto"/>
+        <w:ind w:firstLine="0" w:left="142" w:right="85"/>
+        <w:jc w:val="left"/>
+      </w:pPr>
+      <w:r>
+        <w:rPr>
+          <w:rFonts w:ascii="Times New Roman" w:hAnsi="Times New Roman"/>
+          <w:b w:val="0"/>
+          <w:sz w:val="26"/>
+        </w:rPr>
+        <w:t xml:space="preserve">    $connection = @pg_connect('connect_timeout=3');</w:t>
+      </w:r>
+    </w:p>
+    <w:p>
+      <w:pPr>
+        <w:keepNext/>
+        <w:keepLines/>
+        <w:widowControl/>
+        <w:spacing w:after="0" w:before="0" w:line="240" w:lineRule="auto"/>
+        <w:ind w:firstLine="0" w:left="142" w:right="85"/>
+        <w:jc w:val="left"/>
+      </w:pPr>
+      <w:r>
+        <w:rPr>
+          <w:rFonts w:ascii="Times New Roman" w:hAnsi="Times New Roman"/>
+          <w:b w:val="0"/>
+          <w:sz w:val="26"/>
+        </w:rPr>
+        <w:t xml:space="preserve">    if (!$connection) { throw new RuntimeException('DATABASE_UNAVAILABLE'); }</w:t>
+      </w:r>
+    </w:p>
+    <w:p>
+      <w:pPr>
+        <w:keepNext/>
+        <w:keepLines/>
+        <w:widowControl/>
+        <w:spacing w:after="0" w:before="0" w:line="240" w:lineRule="auto"/>
+        <w:ind w:firstLine="0" w:left="142" w:right="85"/>
+        <w:jc w:val="left"/>
+      </w:pPr>
+      <w:r>
+        <w:rPr>
+          <w:rFonts w:ascii="Times New Roman" w:hAnsi="Times New Roman"/>
+          <w:b w:val="0"/>
+          <w:sz w:val="26"/>
+        </w:rPr>
+        <w:t xml:space="preserve">    return $connection;</w:t>
+      </w:r>
+    </w:p>
+    <w:p>
+      <w:pPr>
+        <w:keepNext/>
+        <w:keepLines/>
+        <w:widowControl/>
+        <w:spacing w:after="0" w:before="0" w:line="240" w:lineRule="auto"/>
+        <w:ind w:firstLine="0" w:left="142" w:right="85"/>
+        <w:jc w:val="left"/>
+      </w:pPr>
+      <w:r>
+        <w:rPr>
+          <w:rFonts w:ascii="Times New Roman" w:hAnsi="Times New Roman"/>
+          <w:b w:val="0"/>
+          <w:sz w:val="26"/>
+        </w:rPr>
+        <w:t>}</w:t>
+      </w:r>
+    </w:p>
+    <w:p>
+      <w:pPr>
+        <w:keepNext/>
+        <w:keepLines/>
+        <w:widowControl/>
+        <w:spacing w:after="0" w:before="0" w:line="240" w:lineRule="auto"/>
+        <w:ind w:firstLine="0" w:left="142" w:right="85"/>
+        <w:jc w:val="left"/>
+      </w:pPr>
+      <w:r>
+        <w:rPr>
+          <w:rFonts w:ascii="Times New Roman" w:hAnsi="Times New Roman"/>
+          <w:b w:val="0"/>
+          <w:sz w:val="26"/>
+        </w:rPr>
+        <w:t>function queryParams(PgSql\Connection $connection, string $sql, array $params): PgSql\Result {</w:t>
+      </w:r>
+    </w:p>
+    <w:p>
+      <w:pPr>
+        <w:keepNext/>
+        <w:keepLines/>
+        <w:widowControl/>
+        <w:spacing w:after="0" w:before="0" w:line="240" w:lineRule="auto"/>
+        <w:ind w:firstLine="0" w:left="142" w:right="85"/>
+        <w:jc w:val="left"/>
+      </w:pPr>
+      <w:r>
+        <w:rPr>
+          <w:rFonts w:ascii="Times New Roman" w:hAnsi="Times New Roman"/>
+          <w:b w:val="0"/>
+          <w:sz w:val="26"/>
+        </w:rPr>
+        <w:t xml:space="preserve">    $result = @pg_query_params($connection, $sql, $params);</w:t>
+      </w:r>
+    </w:p>
+    <w:p>
+      <w:pPr>
+        <w:keepNext/>
+        <w:keepLines/>
+        <w:widowControl/>
+        <w:spacing w:after="0" w:before="0" w:line="240" w:lineRule="auto"/>
+        <w:ind w:firstLine="0" w:left="142" w:right="85"/>
+        <w:jc w:val="left"/>
+      </w:pPr>
+      <w:r>
+        <w:rPr>
+          <w:rFonts w:ascii="Times New Roman" w:hAnsi="Times New Roman"/>
+          <w:b w:val="0"/>
+          <w:sz w:val="26"/>
+        </w:rPr>
+        <w:t xml:space="preserve">    if ($result === false) { throw new RuntimeException('DATABASE_OPERATION_FAILED'); }</w:t>
+      </w:r>
+    </w:p>
+    <w:p>
+      <w:pPr>
+        <w:keepNext w:val="0"/>
+        <w:keepLines/>
+        <w:widowControl/>
+        <w:spacing w:after="0" w:before="0" w:line="240" w:lineRule="auto"/>
+        <w:ind w:firstLine="0" w:left="142" w:right="85"/>
+        <w:jc w:val="left"/>
+      </w:pPr>
+      <w:r>
+        <w:rPr>
+          <w:rFonts w:ascii="Times New Roman" w:hAnsi="Times New Roman"/>
+          <w:b w:val="0"/>
+          <w:sz w:val="26"/>
+        </w:rPr>
+        <w:t xml:space="preserve">    return $result;</w:t>
+      </w:r>
+    </w:p>
+    <w:p>
+      <w:pPr>
+        <w:widowControl/>
+        <w:spacing w:after="120" w:before="0" w:line="240" w:lineRule="auto"/>
+        <w:ind w:firstLine="0" w:left="142" w:right="85"/>
+        <w:jc w:val="left"/>
+      </w:pPr>
+      <w:r>
+        <w:rPr>
+          <w:rFonts w:ascii="Times New Roman" w:hAnsi="Times New Roman"/>
+          <w:b w:val="0"/>
+          <w:sz w:val="26"/>
+        </w:rPr>
+        <w:t>}</w:t>
       </w:r>
     </w:p>
     <w:p>
@@ -2072,7 +2765,7 @@
           <w:color w:val="000000"/>
           <w:sz w:val="26"/>
         </w:rPr>
-        <w:t xml:space="preserve">Mở </w:t>
+        <w:t xml:space="preserve">Hàm </w:t>
       </w:r>
       <w:r>
         <w:rPr>
@@ -2081,7 +2774,7 @@
           <w:color w:val="000000"/>
           <w:sz w:val="26"/>
         </w:rPr>
-        <w:t>public/register.php</w:t>
+        <w:t>db</w:t>
       </w:r>
       <w:r>
         <w:rPr>
@@ -2090,7 +2783,1386 @@
           <w:color w:val="000000"/>
           <w:sz w:val="26"/>
         </w:rPr>
-        <w:t>:</w:t>
+        <w:t xml:space="preserve"> kiểm tra extension và cấu hình trước, sau đó </w:t>
+      </w:r>
+      <w:r>
+        <w:rPr>
+          <w:rFonts w:ascii="Times New Roman" w:hAnsi="Times New Roman"/>
+          <w:b w:val="0"/>
+          <w:color w:val="000000"/>
+          <w:sz w:val="26"/>
+        </w:rPr>
+        <w:t>pg_connect</w:t>
+      </w:r>
+      <w:r>
+        <w:rPr>
+          <w:rFonts w:ascii="Times New Roman" w:hAnsi="Times New Roman"/>
+          <w:b w:val="0"/>
+          <w:color w:val="000000"/>
+          <w:sz w:val="26"/>
+        </w:rPr>
+        <w:t xml:space="preserve"> dùng các biến môi trường đã khai báo. Kết nối giới hạn thời gian chờ. Khi thất bại, hàm ném lỗi để nơi gọi xử lý; không in mật khẩu hoặc chuỗi kết nối ra trình duyệt.</w:t>
+      </w:r>
+    </w:p>
+    <w:p>
+      <w:pPr>
+        <w:widowControl/>
+      </w:pPr>
+      <w:r>
+        <w:rPr>
+          <w:rFonts w:ascii="Times New Roman" w:hAnsi="Times New Roman"/>
+          <w:b w:val="0"/>
+          <w:color w:val="000000"/>
+          <w:sz w:val="26"/>
+        </w:rPr>
+        <w:t>queryParams</w:t>
+      </w:r>
+      <w:r>
+        <w:rPr>
+          <w:rFonts w:ascii="Times New Roman" w:hAnsi="Times New Roman"/>
+          <w:b w:val="0"/>
+          <w:color w:val="000000"/>
+          <w:sz w:val="26"/>
+        </w:rPr>
+        <w:t xml:space="preserve"> là hàm hỗ trợ gọi </w:t>
+      </w:r>
+      <w:r>
+        <w:rPr>
+          <w:rFonts w:ascii="Times New Roman" w:hAnsi="Times New Roman"/>
+          <w:b w:val="0"/>
+          <w:color w:val="000000"/>
+          <w:sz w:val="26"/>
+        </w:rPr>
+        <w:t>pg_query_params</w:t>
+      </w:r>
+      <w:r>
+        <w:rPr>
+          <w:rFonts w:ascii="Times New Roman" w:hAnsi="Times New Roman"/>
+          <w:b w:val="0"/>
+          <w:color w:val="000000"/>
+          <w:sz w:val="26"/>
+        </w:rPr>
+        <w:t xml:space="preserve">. SQL và dữ liệu được truyền tách biệt. Các vị trí </w:t>
+      </w:r>
+      <w:r>
+        <w:rPr>
+          <w:rFonts w:ascii="Times New Roman" w:hAnsi="Times New Roman"/>
+          <w:b w:val="0"/>
+          <w:color w:val="000000"/>
+          <w:sz w:val="26"/>
+        </w:rPr>
+        <w:t>$1</w:t>
+      </w:r>
+      <w:r>
+        <w:rPr>
+          <w:rFonts w:ascii="Times New Roman" w:hAnsi="Times New Roman"/>
+          <w:b w:val="0"/>
+          <w:color w:val="000000"/>
+          <w:sz w:val="26"/>
+        </w:rPr>
+        <w:t xml:space="preserve">, </w:t>
+      </w:r>
+      <w:r>
+        <w:rPr>
+          <w:rFonts w:ascii="Times New Roman" w:hAnsi="Times New Roman"/>
+          <w:b w:val="0"/>
+          <w:color w:val="000000"/>
+          <w:sz w:val="26"/>
+        </w:rPr>
+        <w:t>$2</w:t>
+      </w:r>
+      <w:r>
+        <w:rPr>
+          <w:rFonts w:ascii="Times New Roman" w:hAnsi="Times New Roman"/>
+          <w:b w:val="0"/>
+          <w:color w:val="000000"/>
+          <w:sz w:val="26"/>
+        </w:rPr>
+        <w:t xml:space="preserve">, </w:t>
+      </w:r>
+      <w:r>
+        <w:rPr>
+          <w:rFonts w:ascii="Times New Roman" w:hAnsi="Times New Roman"/>
+          <w:b w:val="0"/>
+          <w:color w:val="000000"/>
+          <w:sz w:val="26"/>
+        </w:rPr>
+        <w:t>$3</w:t>
+      </w:r>
+      <w:r>
+        <w:rPr>
+          <w:rFonts w:ascii="Times New Roman" w:hAnsi="Times New Roman"/>
+          <w:b w:val="0"/>
+          <w:color w:val="000000"/>
+          <w:sz w:val="26"/>
+        </w:rPr>
+        <w:t xml:space="preserve"> trong chuỗi SQL tương ứng phần tử 1, 2, 3 của mảng tham số; đây là cú pháp tham số PostgreSQL, không phải biến PHP nội suy </w:t>
+      </w:r>
+      <w:r>
+        <w:rPr>
+          <w:rFonts w:ascii="Times New Roman" w:hAnsi="Times New Roman"/>
+          <w:b w:val="0"/>
+          <w:color w:val="000000"/>
+          <w:sz w:val="26"/>
+        </w:rPr>
+        <w:t>[</w:t>
+      </w:r>
+      <w:r>
+        <w:rPr>
+          <w:rFonts w:ascii="Times New Roman" w:hAnsi="Times New Roman"/>
+          <w:b w:val="0"/>
+          <w:color w:val="000000"/>
+          <w:sz w:val="26"/>
+        </w:rPr>
+        <w:t>PHP-PG].</w:t>
+      </w:r>
+    </w:p>
+    <w:p>
+      <w:pPr>
+        <w:widowControl/>
+      </w:pPr>
+      <w:r>
+        <w:rPr>
+          <w:rFonts w:ascii="Times New Roman" w:hAnsi="Times New Roman"/>
+          <w:b w:val="0"/>
+          <w:color w:val="000000"/>
+          <w:sz w:val="26"/>
+        </w:rPr>
+        <w:t xml:space="preserve">Phần này tiếp nối </w:t>
+      </w:r>
+      <w:r>
+        <w:rPr>
+          <w:rFonts w:ascii="Times New Roman" w:hAnsi="Times New Roman"/>
+          <w:b w:val="0"/>
+          <w:color w:val="000000"/>
+          <w:sz w:val="26"/>
+        </w:rPr>
+        <w:t>pg_connect</w:t>
+      </w:r>
+      <w:r>
+        <w:rPr>
+          <w:rFonts w:ascii="Times New Roman" w:hAnsi="Times New Roman"/>
+          <w:b w:val="0"/>
+          <w:color w:val="000000"/>
+          <w:sz w:val="26"/>
+        </w:rPr>
+        <w:t xml:space="preserve"> ở slide 10. PDO ở slide 17 là phương án khác; bài chính chỉ dùng một cách để tránh trộn nhiều API trong cùng thời lượng.</w:t>
+      </w:r>
+    </w:p>
+    <w:p>
+      <w:pPr>
+        <w:keepNext/>
+        <w:widowControl/>
+      </w:pPr>
+      <w:r>
+        <w:rPr>
+          <w:rFonts w:ascii="Times New Roman" w:hAnsi="Times New Roman"/>
+          <w:b w:val="0"/>
+          <w:sz w:val="26"/>
+        </w:rPr>
+        <w:t>Kiểm tra kết quả bước 2:</w:t>
+      </w:r>
+    </w:p>
+    <w:p>
+      <w:pPr>
+        <w:widowControl/>
+        <w:ind w:firstLine="0" w:left="0"/>
+        <w:jc w:val="left"/>
+      </w:pPr>
+      <w:r>
+        <w:rPr>
+          <w:rFonts w:ascii="Times New Roman" w:hAnsi="Times New Roman"/>
+          <w:b w:val="0"/>
+          <w:color w:val="000000"/>
+          <w:sz w:val="26"/>
+        </w:rPr>
+        <w:t>[</w:t>
+      </w:r>
+      <w:r>
+        <w:rPr>
+          <w:rFonts w:ascii="Times New Roman" w:hAnsi="Times New Roman"/>
+          <w:b w:val="0"/>
+          <w:color w:val="000000"/>
+          <w:sz w:val="26"/>
+        </w:rPr>
+        <w:t xml:space="preserve"> ] db() mở kết nối; queryParams tách SQL và giá trị, không ghép chuỗi đầu vào.</w:t>
+      </w:r>
+    </w:p>
+    <w:p>
+      <w:pPr>
+        <w:pStyle w:val="Heading3"/>
+        <w:keepNext/>
+        <w:widowControl/>
+      </w:pPr>
+      <w:r>
+        <w:rPr>
+          <w:rFonts w:ascii="Times New Roman" w:hAnsi="Times New Roman"/>
+          <w:b/>
+          <w:color w:val="000000"/>
+          <w:sz w:val="26"/>
+        </w:rPr>
+        <w:t>Bước 3. Tạo lớp chịu trách nhiệm lưu và đọc đăng ký</w:t>
+      </w:r>
+    </w:p>
+    <w:p>
+      <w:pPr>
+        <w:keepNext/>
+        <w:widowControl/>
+      </w:pPr>
+      <w:r>
+        <w:rPr>
+          <w:rFonts w:ascii="Times New Roman" w:hAnsi="Times New Roman"/>
+          <w:b w:val="0"/>
+          <w:sz w:val="26"/>
+        </w:rPr>
+        <w:t>Mở src/RegistrationRepository.php và đối chiếu với mã dưới đây. Nếu viết lại tệp, thay nội dung hiện tại; tránh khai báo trùng hàm hoặc lớp:</w:t>
+      </w:r>
+    </w:p>
+    <w:p>
+      <w:pPr>
+        <w:keepNext/>
+        <w:keepLines/>
+        <w:widowControl/>
+        <w:spacing w:after="0" w:before="0" w:line="240" w:lineRule="auto"/>
+        <w:ind w:firstLine="0" w:left="142" w:right="85"/>
+        <w:jc w:val="left"/>
+      </w:pPr>
+      <w:r>
+        <w:rPr>
+          <w:rFonts w:ascii="Times New Roman" w:hAnsi="Times New Roman"/>
+          <w:b w:val="0"/>
+          <w:sz w:val="26"/>
+        </w:rPr>
+        <w:t>&lt;?php</w:t>
+      </w:r>
+    </w:p>
+    <w:p>
+      <w:pPr>
+        <w:keepNext/>
+        <w:keepLines/>
+        <w:widowControl/>
+        <w:spacing w:after="0" w:before="0" w:line="240" w:lineRule="auto"/>
+        <w:ind w:firstLine="0" w:left="142" w:right="85"/>
+        <w:jc w:val="left"/>
+      </w:pPr>
+      <w:r>
+        <w:rPr>
+          <w:rFonts w:ascii="Times New Roman" w:hAnsi="Times New Roman"/>
+          <w:b w:val="0"/>
+          <w:sz w:val="26"/>
+        </w:rPr>
+        <w:t>declare(strict_types=1);</w:t>
+      </w:r>
+    </w:p>
+    <w:p>
+      <w:pPr>
+        <w:keepNext/>
+        <w:keepLines/>
+        <w:widowControl/>
+        <w:spacing w:after="0" w:before="0" w:line="240" w:lineRule="auto"/>
+        <w:ind w:firstLine="0" w:left="142" w:right="85"/>
+        <w:jc w:val="left"/>
+      </w:pPr>
+      <w:r>
+        <w:rPr>
+          <w:rFonts w:ascii="Times New Roman" w:hAnsi="Times New Roman"/>
+          <w:b w:val="0"/>
+          <w:sz w:val="26"/>
+        </w:rPr>
+        <w:t>require_once __DIR__.'/Database.php';</w:t>
+      </w:r>
+    </w:p>
+    <w:p>
+      <w:pPr>
+        <w:keepNext/>
+        <w:keepLines/>
+        <w:widowControl/>
+        <w:spacing w:after="0" w:before="0" w:line="240" w:lineRule="auto"/>
+        <w:ind w:firstLine="0" w:left="142" w:right="85"/>
+        <w:jc w:val="left"/>
+      </w:pPr>
+      <w:r>
+        <w:rPr>
+          <w:rFonts w:ascii="Times New Roman" w:hAnsi="Times New Roman"/>
+          <w:b w:val="0"/>
+          <w:sz w:val="26"/>
+        </w:rPr>
+        <w:t>final class RegistrationRepository {</w:t>
+      </w:r>
+    </w:p>
+    <w:p>
+      <w:pPr>
+        <w:keepNext/>
+        <w:keepLines/>
+        <w:widowControl/>
+        <w:spacing w:after="0" w:before="0" w:line="240" w:lineRule="auto"/>
+        <w:ind w:firstLine="0" w:left="142" w:right="85"/>
+        <w:jc w:val="left"/>
+      </w:pPr>
+      <w:r>
+        <w:rPr>
+          <w:rFonts w:ascii="Times New Roman" w:hAnsi="Times New Roman"/>
+          <w:b w:val="0"/>
+          <w:sz w:val="26"/>
+        </w:rPr>
+        <w:t xml:space="preserve">    public function __construct(private PgSql\Connection $connection) {}</w:t>
+      </w:r>
+    </w:p>
+    <w:p>
+      <w:pPr>
+        <w:keepNext/>
+        <w:keepLines/>
+        <w:widowControl/>
+        <w:spacing w:after="0" w:before="0" w:line="240" w:lineRule="auto"/>
+        <w:ind w:firstLine="0" w:left="142" w:right="85"/>
+        <w:jc w:val="left"/>
+      </w:pPr>
+      <w:r>
+        <w:rPr>
+          <w:rFonts w:ascii="Times New Roman" w:hAnsi="Times New Roman"/>
+          <w:b w:val="0"/>
+          <w:sz w:val="26"/>
+        </w:rPr>
+        <w:t xml:space="preserve">    public function save(int $eventId, string $name, string $email): string {</w:t>
+      </w:r>
+    </w:p>
+    <w:p>
+      <w:pPr>
+        <w:keepNext/>
+        <w:keepLines/>
+        <w:widowControl/>
+        <w:spacing w:after="0" w:before="0" w:line="240" w:lineRule="auto"/>
+        <w:ind w:firstLine="0" w:left="142" w:right="85"/>
+        <w:jc w:val="left"/>
+      </w:pPr>
+      <w:r>
+        <w:rPr>
+          <w:rFonts w:ascii="Times New Roman" w:hAnsi="Times New Roman"/>
+          <w:b w:val="0"/>
+          <w:sz w:val="26"/>
+        </w:rPr>
+        <w:t xml:space="preserve">        $email = strtolower(trim($email));</w:t>
+      </w:r>
+    </w:p>
+    <w:p>
+      <w:pPr>
+        <w:keepNext/>
+        <w:keepLines/>
+        <w:widowControl/>
+        <w:spacing w:after="0" w:before="0" w:line="240" w:lineRule="auto"/>
+        <w:ind w:firstLine="0" w:left="142" w:right="85"/>
+        <w:jc w:val="left"/>
+      </w:pPr>
+      <w:r>
+        <w:rPr>
+          <w:rFonts w:ascii="Times New Roman" w:hAnsi="Times New Roman"/>
+          <w:b w:val="0"/>
+          <w:sz w:val="26"/>
+        </w:rPr>
+        <w:t xml:space="preserve">        $name = trim($name);</w:t>
+      </w:r>
+    </w:p>
+    <w:p>
+      <w:pPr>
+        <w:keepNext/>
+        <w:keepLines/>
+        <w:widowControl/>
+        <w:spacing w:after="0" w:before="0" w:line="240" w:lineRule="auto"/>
+        <w:ind w:firstLine="0" w:left="142" w:right="85"/>
+        <w:jc w:val="left"/>
+      </w:pPr>
+      <w:r>
+        <w:rPr>
+          <w:rFonts w:ascii="Times New Roman" w:hAnsi="Times New Roman"/>
+          <w:b w:val="0"/>
+          <w:sz w:val="26"/>
+        </w:rPr>
+        <w:t xml:space="preserve">        if ($eventId &lt;= 0 || $name === '' || strlen($name)&gt;120</w:t>
+      </w:r>
+    </w:p>
+    <w:p>
+      <w:pPr>
+        <w:keepNext/>
+        <w:keepLines/>
+        <w:widowControl/>
+        <w:spacing w:after="0" w:before="0" w:line="240" w:lineRule="auto"/>
+        <w:ind w:firstLine="0" w:left="142" w:right="85"/>
+        <w:jc w:val="left"/>
+      </w:pPr>
+      <w:r>
+        <w:rPr>
+          <w:rFonts w:ascii="Times New Roman" w:hAnsi="Times New Roman"/>
+          <w:b w:val="0"/>
+          <w:sz w:val="26"/>
+        </w:rPr>
+        <w:t xml:space="preserve">            || str_contains($name, "\0") || strlen($email)&gt;200</w:t>
+      </w:r>
+    </w:p>
+    <w:p>
+      <w:pPr>
+        <w:keepNext/>
+        <w:keepLines/>
+        <w:widowControl/>
+        <w:spacing w:after="0" w:before="0" w:line="240" w:lineRule="auto"/>
+        <w:ind w:firstLine="0" w:left="142" w:right="85"/>
+        <w:jc w:val="left"/>
+      </w:pPr>
+      <w:r>
+        <w:rPr>
+          <w:rFonts w:ascii="Times New Roman" w:hAnsi="Times New Roman"/>
+          <w:b w:val="0"/>
+          <w:sz w:val="26"/>
+        </w:rPr>
+        <w:t xml:space="preserve">            || !filter_var($email, FILTER_VALIDATE_EMAIL)) {</w:t>
+      </w:r>
+    </w:p>
+    <w:p>
+      <w:pPr>
+        <w:keepNext/>
+        <w:keepLines/>
+        <w:widowControl/>
+        <w:spacing w:after="0" w:before="0" w:line="240" w:lineRule="auto"/>
+        <w:ind w:firstLine="0" w:left="142" w:right="85"/>
+        <w:jc w:val="left"/>
+      </w:pPr>
+      <w:r>
+        <w:rPr>
+          <w:rFonts w:ascii="Times New Roman" w:hAnsi="Times New Roman"/>
+          <w:b w:val="0"/>
+          <w:sz w:val="26"/>
+        </w:rPr>
+        <w:t xml:space="preserve">            throw new InvalidArgumentException('REGISTRATION_INVALID');</w:t>
+      </w:r>
+    </w:p>
+    <w:p>
+      <w:pPr>
+        <w:keepNext/>
+        <w:keepLines/>
+        <w:widowControl/>
+        <w:spacing w:after="0" w:before="0" w:line="240" w:lineRule="auto"/>
+        <w:ind w:firstLine="0" w:left="142" w:right="85"/>
+        <w:jc w:val="left"/>
+      </w:pPr>
+      <w:r>
+        <w:rPr>
+          <w:rFonts w:ascii="Times New Roman" w:hAnsi="Times New Roman"/>
+          <w:b w:val="0"/>
+          <w:sz w:val="26"/>
+        </w:rPr>
+        <w:t xml:space="preserve">        }</w:t>
+      </w:r>
+    </w:p>
+    <w:p>
+      <w:pPr>
+        <w:keepNext/>
+        <w:keepLines/>
+        <w:widowControl/>
+        <w:spacing w:after="0" w:before="0" w:line="240" w:lineRule="auto"/>
+        <w:ind w:firstLine="0" w:left="142" w:right="85"/>
+        <w:jc w:val="left"/>
+      </w:pPr>
+      <w:r>
+        <w:rPr>
+          <w:rFonts w:ascii="Times New Roman" w:hAnsi="Times New Roman"/>
+          <w:b w:val="0"/>
+          <w:sz w:val="26"/>
+        </w:rPr>
+        <w:t xml:space="preserve">        $result = queryParams($this-&gt;connection,</w:t>
+      </w:r>
+    </w:p>
+    <w:p>
+      <w:pPr>
+        <w:keepNext/>
+        <w:keepLines/>
+        <w:widowControl/>
+        <w:spacing w:after="0" w:before="0" w:line="240" w:lineRule="auto"/>
+        <w:ind w:firstLine="0" w:left="142" w:right="85"/>
+        <w:jc w:val="left"/>
+      </w:pPr>
+      <w:r>
+        <w:rPr>
+          <w:rFonts w:ascii="Times New Roman" w:hAnsi="Times New Roman"/>
+          <w:b w:val="0"/>
+          <w:sz w:val="26"/>
+        </w:rPr>
+        <w:t xml:space="preserve">            'INSERT INTO registrations (event_id,name,email) VALUES ($1,$2,$3)</w:t>
+      </w:r>
+    </w:p>
+    <w:p>
+      <w:pPr>
+        <w:keepNext/>
+        <w:keepLines/>
+        <w:widowControl/>
+        <w:spacing w:after="0" w:before="0" w:line="240" w:lineRule="auto"/>
+        <w:ind w:firstLine="0" w:left="142" w:right="85"/>
+        <w:jc w:val="left"/>
+      </w:pPr>
+      <w:r>
+        <w:rPr>
+          <w:rFonts w:ascii="Times New Roman" w:hAnsi="Times New Roman"/>
+          <w:b w:val="0"/>
+          <w:sz w:val="26"/>
+        </w:rPr>
+        <w:t xml:space="preserve">             ON CONFLICT (event_id,email) DO NOTHING RETURNING id',</w:t>
+      </w:r>
+    </w:p>
+    <w:p>
+      <w:pPr>
+        <w:keepNext/>
+        <w:keepLines/>
+        <w:widowControl/>
+        <w:spacing w:after="0" w:before="0" w:line="240" w:lineRule="auto"/>
+        <w:ind w:firstLine="0" w:left="142" w:right="85"/>
+        <w:jc w:val="left"/>
+      </w:pPr>
+      <w:r>
+        <w:rPr>
+          <w:rFonts w:ascii="Times New Roman" w:hAnsi="Times New Roman"/>
+          <w:b w:val="0"/>
+          <w:sz w:val="26"/>
+        </w:rPr>
+        <w:t xml:space="preserve">            [$eventId, $name, $email]);</w:t>
+      </w:r>
+    </w:p>
+    <w:p>
+      <w:pPr>
+        <w:keepNext/>
+        <w:keepLines/>
+        <w:widowControl/>
+        <w:spacing w:after="0" w:before="0" w:line="240" w:lineRule="auto"/>
+        <w:ind w:firstLine="0" w:left="142" w:right="85"/>
+        <w:jc w:val="left"/>
+      </w:pPr>
+      <w:r>
+        <w:rPr>
+          <w:rFonts w:ascii="Times New Roman" w:hAnsi="Times New Roman"/>
+          <w:b w:val="0"/>
+          <w:sz w:val="26"/>
+        </w:rPr>
+        <w:t xml:space="preserve">        return pg_num_rows($result) === 1 ? 'CREATED' : 'DUPLICATE';</w:t>
+      </w:r>
+    </w:p>
+    <w:p>
+      <w:pPr>
+        <w:keepNext/>
+        <w:keepLines/>
+        <w:widowControl/>
+        <w:spacing w:after="0" w:before="0" w:line="240" w:lineRule="auto"/>
+        <w:ind w:firstLine="0" w:left="142" w:right="85"/>
+        <w:jc w:val="left"/>
+      </w:pPr>
+      <w:r>
+        <w:rPr>
+          <w:rFonts w:ascii="Times New Roman" w:hAnsi="Times New Roman"/>
+          <w:b w:val="0"/>
+          <w:sz w:val="26"/>
+        </w:rPr>
+        <w:t xml:space="preserve">    }</w:t>
+      </w:r>
+    </w:p>
+    <w:p>
+      <w:pPr>
+        <w:keepNext/>
+        <w:keepLines/>
+        <w:widowControl/>
+        <w:spacing w:after="0" w:before="0" w:line="240" w:lineRule="auto"/>
+        <w:ind w:firstLine="0" w:left="142" w:right="85"/>
+        <w:jc w:val="left"/>
+      </w:pPr>
+      <w:r>
+        <w:rPr>
+          <w:rFonts w:ascii="Times New Roman" w:hAnsi="Times New Roman"/>
+          <w:b w:val="0"/>
+          <w:sz w:val="26"/>
+        </w:rPr>
+        <w:t xml:space="preserve">    public function listForEvent(int $eventId): array {</w:t>
+      </w:r>
+    </w:p>
+    <w:p>
+      <w:pPr>
+        <w:keepNext/>
+        <w:keepLines/>
+        <w:widowControl/>
+        <w:spacing w:after="0" w:before="0" w:line="240" w:lineRule="auto"/>
+        <w:ind w:firstLine="0" w:left="142" w:right="85"/>
+        <w:jc w:val="left"/>
+      </w:pPr>
+      <w:r>
+        <w:rPr>
+          <w:rFonts w:ascii="Times New Roman" w:hAnsi="Times New Roman"/>
+          <w:b w:val="0"/>
+          <w:sz w:val="26"/>
+        </w:rPr>
+        <w:t xml:space="preserve">        $result = queryParams($this-&gt;connection,</w:t>
+      </w:r>
+    </w:p>
+    <w:p>
+      <w:pPr>
+        <w:keepNext/>
+        <w:keepLines/>
+        <w:widowControl/>
+        <w:spacing w:after="0" w:before="0" w:line="240" w:lineRule="auto"/>
+        <w:ind w:firstLine="0" w:left="142" w:right="85"/>
+        <w:jc w:val="left"/>
+      </w:pPr>
+      <w:r>
+        <w:rPr>
+          <w:rFonts w:ascii="Times New Roman" w:hAnsi="Times New Roman"/>
+          <w:b w:val="0"/>
+          <w:sz w:val="26"/>
+        </w:rPr>
+        <w:t xml:space="preserve">            'SELECT id,event_id,name,email FROM registrations WHERE event_id=$1 ORDER BY id',</w:t>
+      </w:r>
+    </w:p>
+    <w:p>
+      <w:pPr>
+        <w:keepNext/>
+        <w:keepLines/>
+        <w:widowControl/>
+        <w:spacing w:after="0" w:before="0" w:line="240" w:lineRule="auto"/>
+        <w:ind w:firstLine="0" w:left="142" w:right="85"/>
+        <w:jc w:val="left"/>
+      </w:pPr>
+      <w:r>
+        <w:rPr>
+          <w:rFonts w:ascii="Times New Roman" w:hAnsi="Times New Roman"/>
+          <w:b w:val="0"/>
+          <w:sz w:val="26"/>
+        </w:rPr>
+        <w:t xml:space="preserve">            [$eventId]);</w:t>
+      </w:r>
+    </w:p>
+    <w:p>
+      <w:pPr>
+        <w:keepNext/>
+        <w:keepLines/>
+        <w:widowControl/>
+        <w:spacing w:after="0" w:before="0" w:line="240" w:lineRule="auto"/>
+        <w:ind w:firstLine="0" w:left="142" w:right="85"/>
+        <w:jc w:val="left"/>
+      </w:pPr>
+      <w:r>
+        <w:rPr>
+          <w:rFonts w:ascii="Times New Roman" w:hAnsi="Times New Roman"/>
+          <w:b w:val="0"/>
+          <w:sz w:val="26"/>
+        </w:rPr>
+        <w:t xml:space="preserve">        return pg_fetch_all($result) ?: [];</w:t>
+      </w:r>
+    </w:p>
+    <w:p>
+      <w:pPr>
+        <w:keepNext w:val="0"/>
+        <w:keepLines/>
+        <w:widowControl/>
+        <w:spacing w:after="0" w:before="0" w:line="240" w:lineRule="auto"/>
+        <w:ind w:firstLine="0" w:left="142" w:right="85"/>
+        <w:jc w:val="left"/>
+      </w:pPr>
+      <w:r>
+        <w:rPr>
+          <w:rFonts w:ascii="Times New Roman" w:hAnsi="Times New Roman"/>
+          <w:b w:val="0"/>
+          <w:sz w:val="26"/>
+        </w:rPr>
+        <w:t xml:space="preserve">    }</w:t>
+      </w:r>
+    </w:p>
+    <w:p>
+      <w:pPr>
+        <w:widowControl/>
+        <w:spacing w:after="120" w:before="0" w:line="240" w:lineRule="auto"/>
+        <w:ind w:firstLine="0" w:left="142" w:right="85"/>
+        <w:jc w:val="left"/>
+      </w:pPr>
+      <w:r>
+        <w:rPr>
+          <w:rFonts w:ascii="Times New Roman" w:hAnsi="Times New Roman"/>
+          <w:b w:val="0"/>
+          <w:sz w:val="26"/>
+        </w:rPr>
+        <w:t>}</w:t>
+      </w:r>
+    </w:p>
+    <w:p>
+      <w:pPr>
+        <w:widowControl/>
+      </w:pPr>
+      <w:r>
+        <w:rPr>
+          <w:rFonts w:ascii="Times New Roman" w:hAnsi="Times New Roman"/>
+          <w:b w:val="0"/>
+          <w:color w:val="000000"/>
+          <w:sz w:val="26"/>
+        </w:rPr>
+        <w:t>Giải thích phương thức `save`:</w:t>
+      </w:r>
+      <w:r>
+        <w:rPr>
+          <w:rFonts w:ascii="Times New Roman" w:hAnsi="Times New Roman"/>
+          <w:b w:val="0"/>
+          <w:color w:val="000000"/>
+          <w:sz w:val="26"/>
+        </w:rPr>
+        <w:t xml:space="preserve"> chuẩn hóa email theo quy ước mẫu; kiểm tra dữ liệu; truyền ba giá trị vào SQL; lấy ID vừa tạo. </w:t>
+      </w:r>
+      <w:r>
+        <w:rPr>
+          <w:rFonts w:ascii="Times New Roman" w:hAnsi="Times New Roman"/>
+          <w:b w:val="0"/>
+          <w:color w:val="000000"/>
+          <w:sz w:val="26"/>
+        </w:rPr>
+        <w:t>ON CONFLICT (event_id,email) DO NOTHING</w:t>
+      </w:r>
+      <w:r>
+        <w:rPr>
+          <w:rFonts w:ascii="Times New Roman" w:hAnsi="Times New Roman"/>
+          <w:b w:val="0"/>
+          <w:color w:val="000000"/>
+          <w:sz w:val="26"/>
+        </w:rPr>
+        <w:t xml:space="preserve"> không chèn khi trùng cặp khóa; </w:t>
+      </w:r>
+      <w:r>
+        <w:rPr>
+          <w:rFonts w:ascii="Times New Roman" w:hAnsi="Times New Roman"/>
+          <w:b w:val="0"/>
+          <w:color w:val="000000"/>
+          <w:sz w:val="26"/>
+        </w:rPr>
+        <w:t>RETURNING id</w:t>
+      </w:r>
+      <w:r>
+        <w:rPr>
+          <w:rFonts w:ascii="Times New Roman" w:hAnsi="Times New Roman"/>
+          <w:b w:val="0"/>
+          <w:color w:val="000000"/>
+          <w:sz w:val="26"/>
+        </w:rPr>
+        <w:t xml:space="preserve"> trả một hàng khi tạo được. Từ đó phương thức phân biệt </w:t>
+      </w:r>
+      <w:r>
+        <w:rPr>
+          <w:rFonts w:ascii="Times New Roman" w:hAnsi="Times New Roman"/>
+          <w:b w:val="0"/>
+          <w:color w:val="000000"/>
+          <w:sz w:val="26"/>
+        </w:rPr>
+        <w:t>CREATED</w:t>
+      </w:r>
+      <w:r>
+        <w:rPr>
+          <w:rFonts w:ascii="Times New Roman" w:hAnsi="Times New Roman"/>
+          <w:b w:val="0"/>
+          <w:color w:val="000000"/>
+          <w:sz w:val="26"/>
+        </w:rPr>
+        <w:t xml:space="preserve"> với </w:t>
+      </w:r>
+      <w:r>
+        <w:rPr>
+          <w:rFonts w:ascii="Times New Roman" w:hAnsi="Times New Roman"/>
+          <w:b w:val="0"/>
+          <w:color w:val="000000"/>
+          <w:sz w:val="26"/>
+        </w:rPr>
+        <w:t>DUPLICATE</w:t>
+      </w:r>
+      <w:r>
+        <w:rPr>
+          <w:rFonts w:ascii="Times New Roman" w:hAnsi="Times New Roman"/>
+          <w:b w:val="0"/>
+          <w:color w:val="000000"/>
+          <w:sz w:val="26"/>
+        </w:rPr>
+        <w:t>.</w:t>
+      </w:r>
+    </w:p>
+    <w:p>
+      <w:pPr>
+        <w:widowControl/>
+      </w:pPr>
+      <w:r>
+        <w:rPr>
+          <w:rFonts w:ascii="Times New Roman" w:hAnsi="Times New Roman"/>
+          <w:b w:val="0"/>
+          <w:color w:val="000000"/>
+          <w:sz w:val="26"/>
+        </w:rPr>
+        <w:t>Chỉ kiểm tra trùng bằng SELECT trước INSERT chưa bảo vệ được tình huống hai request cùng kiểm tra trước khi một request kịp chèn. Vì vậy ràng buộc duy nhất cần nằm trong CSDL. Bài này không giải quyết tất cả các trường hợp đồng thời của hệ thống sự kiện.</w:t>
+      </w:r>
+    </w:p>
+    <w:p>
+      <w:pPr>
+        <w:widowControl/>
+      </w:pPr>
+      <w:r>
+        <w:rPr>
+          <w:rFonts w:ascii="Times New Roman" w:hAnsi="Times New Roman"/>
+          <w:b w:val="0"/>
+          <w:color w:val="000000"/>
+          <w:sz w:val="26"/>
+        </w:rPr>
+        <w:t>Giải thích phương thức `listForEvent`:</w:t>
+      </w:r>
+      <w:r>
+        <w:rPr>
+          <w:rFonts w:ascii="Times New Roman" w:hAnsi="Times New Roman"/>
+          <w:b w:val="0"/>
+          <w:color w:val="000000"/>
+          <w:sz w:val="26"/>
+        </w:rPr>
+        <w:t xml:space="preserve"> lọc theo </w:t>
+      </w:r>
+      <w:r>
+        <w:rPr>
+          <w:rFonts w:ascii="Times New Roman" w:hAnsi="Times New Roman"/>
+          <w:b w:val="0"/>
+          <w:color w:val="000000"/>
+          <w:sz w:val="26"/>
+        </w:rPr>
+        <w:t>$1</w:t>
+      </w:r>
+      <w:r>
+        <w:rPr>
+          <w:rFonts w:ascii="Times New Roman" w:hAnsi="Times New Roman"/>
+          <w:b w:val="0"/>
+          <w:color w:val="000000"/>
+          <w:sz w:val="26"/>
+        </w:rPr>
+        <w:t xml:space="preserve">, sắp xếp ID để kết quả ổn định và trả mảng. Định nghĩa </w:t>
+      </w:r>
+      <w:r>
+        <w:rPr>
+          <w:rFonts w:ascii="Times New Roman" w:hAnsi="Times New Roman"/>
+          <w:b w:val="0"/>
+          <w:color w:val="000000"/>
+          <w:sz w:val="26"/>
+        </w:rPr>
+        <w:t>private ... $connection</w:t>
+      </w:r>
+      <w:r>
+        <w:rPr>
+          <w:rFonts w:ascii="Times New Roman" w:hAnsi="Times New Roman"/>
+          <w:b w:val="0"/>
+          <w:color w:val="000000"/>
+          <w:sz w:val="26"/>
+        </w:rPr>
+        <w:t xml:space="preserve"> trong tham số constructor là cách PHP khai báo/gán thuộc tính; có thể hiểu tương đương khai báo thuộc tính riêng rồi gán </w:t>
+      </w:r>
+      <w:r>
+        <w:rPr>
+          <w:rFonts w:ascii="Times New Roman" w:hAnsi="Times New Roman"/>
+          <w:b w:val="0"/>
+          <w:color w:val="000000"/>
+          <w:sz w:val="26"/>
+        </w:rPr>
+        <w:t>$this-&gt;connection</w:t>
+      </w:r>
+      <w:r>
+        <w:rPr>
+          <w:rFonts w:ascii="Times New Roman" w:hAnsi="Times New Roman"/>
+          <w:b w:val="0"/>
+          <w:color w:val="000000"/>
+          <w:sz w:val="26"/>
+        </w:rPr>
+        <w:t xml:space="preserve"> trong hàm khởi tạo.</w:t>
+      </w:r>
+    </w:p>
+    <w:p>
+      <w:pPr>
+        <w:keepNext/>
+        <w:widowControl/>
+      </w:pPr>
+      <w:r>
+        <w:rPr>
+          <w:rFonts w:ascii="Times New Roman" w:hAnsi="Times New Roman"/>
+          <w:b w:val="0"/>
+          <w:sz w:val="26"/>
+        </w:rPr>
+        <w:t>Kiểm tra kết quả bước 3:</w:t>
+      </w:r>
+    </w:p>
+    <w:p>
+      <w:pPr>
+        <w:widowControl/>
+        <w:ind w:firstLine="0" w:left="0"/>
+        <w:jc w:val="left"/>
+      </w:pPr>
+      <w:r>
+        <w:rPr>
+          <w:rFonts w:ascii="Times New Roman" w:hAnsi="Times New Roman"/>
+          <w:b w:val="0"/>
+          <w:color w:val="000000"/>
+          <w:sz w:val="26"/>
+        </w:rPr>
+        <w:t>[</w:t>
+      </w:r>
+      <w:r>
+        <w:rPr>
+          <w:rFonts w:ascii="Times New Roman" w:hAnsi="Times New Roman"/>
+          <w:b w:val="0"/>
+          <w:color w:val="000000"/>
+          <w:sz w:val="26"/>
+        </w:rPr>
+        <w:t xml:space="preserve"> ] save trả CREATED hoặc DUPLICATE; lỗi không thuộc trùng khóa không được coi là DUPLICATE.</w:t>
+      </w:r>
+    </w:p>
+    <w:p>
+      <w:pPr>
+        <w:pStyle w:val="Heading3"/>
+        <w:keepNext/>
+        <w:widowControl/>
+      </w:pPr>
+      <w:r>
+        <w:rPr>
+          <w:rFonts w:ascii="Times New Roman" w:hAnsi="Times New Roman"/>
+          <w:b/>
+          <w:color w:val="000000"/>
+          <w:sz w:val="26"/>
+        </w:rPr>
+        <w:t>Bước 4. Tạo chương trình demo trước khi nối giao diện</w:t>
+      </w:r>
+    </w:p>
+    <w:p>
+      <w:pPr>
+        <w:keepNext/>
+        <w:widowControl/>
+      </w:pPr>
+      <w:r>
+        <w:rPr>
+          <w:rFonts w:ascii="Times New Roman" w:hAnsi="Times New Roman"/>
+          <w:b w:val="0"/>
+          <w:sz w:val="26"/>
+        </w:rPr>
+        <w:t>Mở demo-db.php và đối chiếu với mã dưới đây. Nếu viết lại tệp, thay nội dung hiện tại; tránh khai báo trùng hàm hoặc lớp:</w:t>
+      </w:r>
+    </w:p>
+    <w:p>
+      <w:pPr>
+        <w:keepNext/>
+        <w:keepLines/>
+        <w:widowControl/>
+        <w:spacing w:after="0" w:before="0" w:line="240" w:lineRule="auto"/>
+        <w:ind w:firstLine="0" w:left="142" w:right="85"/>
+        <w:jc w:val="left"/>
+      </w:pPr>
+      <w:r>
+        <w:rPr>
+          <w:rFonts w:ascii="Times New Roman" w:hAnsi="Times New Roman"/>
+          <w:b w:val="0"/>
+          <w:sz w:val="26"/>
+        </w:rPr>
+        <w:t>&lt;?php</w:t>
+      </w:r>
+    </w:p>
+    <w:p>
+      <w:pPr>
+        <w:keepNext/>
+        <w:keepLines/>
+        <w:widowControl/>
+        <w:spacing w:after="0" w:before="0" w:line="240" w:lineRule="auto"/>
+        <w:ind w:firstLine="0" w:left="142" w:right="85"/>
+        <w:jc w:val="left"/>
+      </w:pPr>
+      <w:r>
+        <w:rPr>
+          <w:rFonts w:ascii="Times New Roman" w:hAnsi="Times New Roman"/>
+          <w:b w:val="0"/>
+          <w:sz w:val="26"/>
+        </w:rPr>
+        <w:t>require __DIR__.'/src/RegistrationRepository.php';</w:t>
+      </w:r>
+    </w:p>
+    <w:p>
+      <w:pPr>
+        <w:keepNext/>
+        <w:keepLines/>
+        <w:widowControl/>
+        <w:spacing w:after="0" w:before="0" w:line="240" w:lineRule="auto"/>
+        <w:ind w:firstLine="0" w:left="142" w:right="85"/>
+        <w:jc w:val="left"/>
+      </w:pPr>
+      <w:r>
+        <w:rPr>
+          <w:rFonts w:ascii="Times New Roman" w:hAnsi="Times New Roman"/>
+          <w:b w:val="0"/>
+          <w:sz w:val="26"/>
+        </w:rPr>
+        <w:t>try {</w:t>
+      </w:r>
+    </w:p>
+    <w:p>
+      <w:pPr>
+        <w:keepNext/>
+        <w:keepLines/>
+        <w:widowControl/>
+        <w:spacing w:after="0" w:before="0" w:line="240" w:lineRule="auto"/>
+        <w:ind w:firstLine="0" w:left="142" w:right="85"/>
+        <w:jc w:val="left"/>
+      </w:pPr>
+      <w:r>
+        <w:rPr>
+          <w:rFonts w:ascii="Times New Roman" w:hAnsi="Times New Roman"/>
+          <w:b w:val="0"/>
+          <w:sz w:val="26"/>
+        </w:rPr>
+        <w:t xml:space="preserve">    $repo = new RegistrationRepository(db());</w:t>
+      </w:r>
+    </w:p>
+    <w:p>
+      <w:pPr>
+        <w:keepNext/>
+        <w:keepLines/>
+        <w:widowControl/>
+        <w:spacing w:after="0" w:before="0" w:line="240" w:lineRule="auto"/>
+        <w:ind w:firstLine="0" w:left="142" w:right="85"/>
+        <w:jc w:val="left"/>
+      </w:pPr>
+      <w:r>
+        <w:rPr>
+          <w:rFonts w:ascii="Times New Roman" w:hAnsi="Times New Roman"/>
+          <w:b w:val="0"/>
+          <w:sz w:val="26"/>
+        </w:rPr>
+        <w:t xml:space="preserve">    echo $repo-&gt;save(1, "O'Neil Demo", 'demo@example.test') . "\n";</w:t>
+      </w:r>
+    </w:p>
+    <w:p>
+      <w:pPr>
+        <w:keepNext/>
+        <w:keepLines/>
+        <w:widowControl/>
+        <w:spacing w:after="0" w:before="0" w:line="240" w:lineRule="auto"/>
+        <w:ind w:firstLine="0" w:left="142" w:right="85"/>
+        <w:jc w:val="left"/>
+      </w:pPr>
+      <w:r>
+        <w:rPr>
+          <w:rFonts w:ascii="Times New Roman" w:hAnsi="Times New Roman"/>
+          <w:b w:val="0"/>
+          <w:sz w:val="26"/>
+        </w:rPr>
+        <w:t xml:space="preserve">    echo json_encode($repo-&gt;listForEvent(1), JSON_PRETTY_PRINT | JSON_UNESCAPED_UNICODE) . "\n";</w:t>
+      </w:r>
+    </w:p>
+    <w:p>
+      <w:pPr>
+        <w:keepNext/>
+        <w:keepLines/>
+        <w:widowControl/>
+        <w:spacing w:after="0" w:before="0" w:line="240" w:lineRule="auto"/>
+        <w:ind w:firstLine="0" w:left="142" w:right="85"/>
+        <w:jc w:val="left"/>
+      </w:pPr>
+      <w:r>
+        <w:rPr>
+          <w:rFonts w:ascii="Times New Roman" w:hAnsi="Times New Roman"/>
+          <w:b w:val="0"/>
+          <w:sz w:val="26"/>
+        </w:rPr>
+        <w:t>} catch (Throwable $e) {</w:t>
+      </w:r>
+    </w:p>
+    <w:p>
+      <w:pPr>
+        <w:keepNext w:val="0"/>
+        <w:keepLines/>
+        <w:widowControl/>
+        <w:spacing w:after="0" w:before="0" w:line="240" w:lineRule="auto"/>
+        <w:ind w:firstLine="0" w:left="142" w:right="85"/>
+        <w:jc w:val="left"/>
+      </w:pPr>
+      <w:r>
+        <w:rPr>
+          <w:rFonts w:ascii="Times New Roman" w:hAnsi="Times New Roman"/>
+          <w:b w:val="0"/>
+          <w:sz w:val="26"/>
+        </w:rPr>
+        <w:t xml:space="preserve">    fwrite(STDERR, 'Database demo failed. Check lab configuration.\n'); exit(1);</w:t>
+      </w:r>
+    </w:p>
+    <w:p>
+      <w:pPr>
+        <w:widowControl/>
+        <w:spacing w:after="120" w:before="0" w:line="240" w:lineRule="auto"/>
+        <w:ind w:firstLine="0" w:left="142" w:right="85"/>
+        <w:jc w:val="left"/>
+      </w:pPr>
+      <w:r>
+        <w:rPr>
+          <w:rFonts w:ascii="Times New Roman" w:hAnsi="Times New Roman"/>
+          <w:b w:val="0"/>
+          <w:sz w:val="26"/>
+        </w:rPr>
+        <w:t>}</w:t>
+      </w:r>
+    </w:p>
+    <w:p>
+      <w:pPr>
+        <w:keepNext/>
+        <w:widowControl/>
+      </w:pPr>
+      <w:r>
+        <w:rPr>
+          <w:rFonts w:ascii="Times New Roman" w:hAnsi="Times New Roman"/>
+          <w:b w:val="0"/>
+          <w:color w:val="000000"/>
+          <w:sz w:val="26"/>
+        </w:rPr>
+        <w:t>Trong terminal tại Ma_nguon, sau khi đã lưu cấu hình, chạy hai lần:</w:t>
+      </w:r>
+    </w:p>
+    <w:p>
+      <w:pPr>
+        <w:keepNext w:val="0"/>
+        <w:keepLines/>
+        <w:widowControl/>
+        <w:spacing w:after="0" w:before="0" w:line="240" w:lineRule="auto"/>
+        <w:ind w:firstLine="0" w:left="142" w:right="85"/>
+        <w:jc w:val="left"/>
+      </w:pPr>
+      <w:r>
+        <w:rPr>
+          <w:rFonts w:ascii="Times New Roman" w:hAnsi="Times New Roman"/>
+          <w:b w:val="0"/>
+          <w:sz w:val="26"/>
+        </w:rPr>
+        <w:t>php demo-db.php</w:t>
+      </w:r>
+    </w:p>
+    <w:p>
+      <w:pPr>
+        <w:widowControl/>
+        <w:spacing w:after="120" w:before="0" w:line="240" w:lineRule="auto"/>
+        <w:ind w:firstLine="0" w:left="142" w:right="85"/>
+        <w:jc w:val="left"/>
+      </w:pPr>
+      <w:r>
+        <w:rPr>
+          <w:rFonts w:ascii="Times New Roman" w:hAnsi="Times New Roman"/>
+          <w:b w:val="0"/>
+          <w:sz w:val="26"/>
+        </w:rPr>
+        <w:t>php demo-db.php</w:t>
+      </w:r>
+    </w:p>
+    <w:p>
+      <w:pPr>
+        <w:widowControl/>
+      </w:pPr>
+      <w:r>
+        <w:rPr>
+          <w:rFonts w:ascii="Times New Roman" w:hAnsi="Times New Roman"/>
+          <w:b w:val="0"/>
+          <w:color w:val="000000"/>
+          <w:sz w:val="26"/>
+        </w:rPr>
+        <w:t xml:space="preserve">Với database mới, lần đầu có </w:t>
+      </w:r>
+      <w:r>
+        <w:rPr>
+          <w:rFonts w:ascii="Times New Roman" w:hAnsi="Times New Roman"/>
+          <w:b w:val="0"/>
+          <w:color w:val="000000"/>
+          <w:sz w:val="26"/>
+        </w:rPr>
+        <w:t>CREATED</w:t>
+      </w:r>
+      <w:r>
+        <w:rPr>
+          <w:rFonts w:ascii="Times New Roman" w:hAnsi="Times New Roman"/>
+          <w:b w:val="0"/>
+          <w:color w:val="000000"/>
+          <w:sz w:val="26"/>
+        </w:rPr>
+        <w:t xml:space="preserve">; lần hai có </w:t>
+      </w:r>
+      <w:r>
+        <w:rPr>
+          <w:rFonts w:ascii="Times New Roman" w:hAnsi="Times New Roman"/>
+          <w:b w:val="0"/>
+          <w:color w:val="000000"/>
+          <w:sz w:val="26"/>
+        </w:rPr>
+        <w:t>DUPLICATE</w:t>
+      </w:r>
+      <w:r>
+        <w:rPr>
+          <w:rFonts w:ascii="Times New Roman" w:hAnsi="Times New Roman"/>
+          <w:b w:val="0"/>
+          <w:color w:val="000000"/>
+          <w:sz w:val="26"/>
+        </w:rPr>
+        <w:t xml:space="preserve">. Phần JSON in danh sách của sự kiện 1. Nếu dữ liệu demo đã tồn tại, cả hai có thể là </w:t>
+      </w:r>
+      <w:r>
+        <w:rPr>
+          <w:rFonts w:ascii="Times New Roman" w:hAnsi="Times New Roman"/>
+          <w:b w:val="0"/>
+          <w:color w:val="000000"/>
+          <w:sz w:val="26"/>
+        </w:rPr>
+        <w:t>DUPLICATE</w:t>
+      </w:r>
+      <w:r>
+        <w:rPr>
+          <w:rFonts w:ascii="Times New Roman" w:hAnsi="Times New Roman"/>
+          <w:b w:val="0"/>
+          <w:color w:val="000000"/>
+          <w:sz w:val="26"/>
+        </w:rPr>
+        <w:t>; đó không phải lỗi.</w:t>
+      </w:r>
+    </w:p>
+    <w:p>
+      <w:pPr>
+        <w:keepNext/>
+        <w:widowControl/>
+      </w:pPr>
+      <w:r>
+        <w:rPr>
+          <w:rFonts w:ascii="Times New Roman" w:hAnsi="Times New Roman"/>
+          <w:b w:val="0"/>
+          <w:color w:val="000000"/>
+          <w:sz w:val="26"/>
+        </w:rPr>
+        <w:t>Kiểm tra bằng SQL, không chỉ nhìn thông báo PHP:</w:t>
+      </w:r>
+    </w:p>
+    <w:p>
+      <w:pPr>
+        <w:keepNext/>
+        <w:keepLines/>
+        <w:widowControl/>
+        <w:spacing w:after="0" w:before="0" w:line="240" w:lineRule="auto"/>
+        <w:ind w:firstLine="0" w:left="142" w:right="85"/>
+        <w:jc w:val="left"/>
+      </w:pPr>
+      <w:r>
+        <w:rPr>
+          <w:rFonts w:ascii="Times New Roman" w:hAnsi="Times New Roman"/>
+          <w:b w:val="0"/>
+          <w:sz w:val="26"/>
+        </w:rPr>
+        <w:t>bash lab.sh sql</w:t>
+      </w:r>
+    </w:p>
+    <w:p>
+      <w:pPr>
+        <w:keepNext w:val="0"/>
+        <w:keepLines/>
+        <w:widowControl/>
+        <w:spacing w:after="0" w:before="0" w:line="240" w:lineRule="auto"/>
+        <w:ind w:firstLine="0" w:left="142" w:right="85"/>
+        <w:jc w:val="left"/>
+      </w:pPr>
+      <w:r>
+        <w:rPr>
+          <w:rFonts w:ascii="Times New Roman" w:hAnsi="Times New Roman"/>
+          <w:b w:val="0"/>
+          <w:sz w:val="26"/>
+        </w:rPr>
+        <w:t>SELECT event_id,email,COUNT(*) FROM registrations GROUP BY event_id,email;</w:t>
+      </w:r>
+    </w:p>
+    <w:p>
+      <w:pPr>
+        <w:widowControl/>
+        <w:spacing w:after="120" w:before="0" w:line="240" w:lineRule="auto"/>
+        <w:ind w:firstLine="0" w:left="142" w:right="85"/>
+        <w:jc w:val="left"/>
+      </w:pPr>
+      <w:r>
+        <w:rPr>
+          <w:rFonts w:ascii="Times New Roman" w:hAnsi="Times New Roman"/>
+          <w:b w:val="0"/>
+          <w:sz w:val="26"/>
+        </w:rPr>
+        <w:t>\q</w:t>
+      </w:r>
+    </w:p>
+    <w:p>
+      <w:pPr>
+        <w:widowControl/>
+      </w:pPr>
+      <w:r>
+        <w:rPr>
+          <w:rFonts w:ascii="Times New Roman" w:hAnsi="Times New Roman"/>
+          <w:b w:val="0"/>
+          <w:sz w:val="26"/>
+        </w:rPr>
+        <w:t>Truy vấn cần cho thấy đúng một bản ghi của demo@example.test tại sự kiện 1. Đối chiếu số hàng trong cơ sở dữ liệu với thông báo của chương trình.</w:t>
+      </w:r>
+    </w:p>
+    <w:p>
+      <w:pPr>
+        <w:keepNext/>
+        <w:widowControl/>
+      </w:pPr>
+      <w:r>
+        <w:rPr>
+          <w:rFonts w:ascii="Times New Roman" w:hAnsi="Times New Roman"/>
+          <w:b w:val="0"/>
+          <w:sz w:val="26"/>
+        </w:rPr>
+        <w:t>Kiểm tra kết quả bước 4:</w:t>
+      </w:r>
+    </w:p>
+    <w:p>
+      <w:pPr>
+        <w:widowControl/>
+        <w:ind w:firstLine="0" w:left="0"/>
+        <w:jc w:val="left"/>
+      </w:pPr>
+      <w:r>
+        <w:rPr>
+          <w:rFonts w:ascii="Times New Roman" w:hAnsi="Times New Roman"/>
+          <w:b w:val="0"/>
+          <w:color w:val="000000"/>
+          <w:sz w:val="26"/>
+        </w:rPr>
+        <w:t>[</w:t>
+      </w:r>
+      <w:r>
+        <w:rPr>
+          <w:rFonts w:ascii="Times New Roman" w:hAnsi="Times New Roman"/>
+          <w:b w:val="0"/>
+          <w:color w:val="000000"/>
+          <w:sz w:val="26"/>
+        </w:rPr>
+        <w:t xml:space="preserve"> ] Chạy demo hai lần có đúng một hàng theo cặp sự kiện–email; có SELECT kiểm chứng.</w:t>
+      </w:r>
+    </w:p>
+    <w:p>
+      <w:pPr>
+        <w:pStyle w:val="Heading3"/>
+        <w:keepNext/>
+        <w:widowControl/>
+      </w:pPr>
+      <w:r>
+        <w:rPr>
+          <w:rFonts w:ascii="Times New Roman" w:hAnsi="Times New Roman"/>
+          <w:b/>
+          <w:color w:val="000000"/>
+          <w:sz w:val="26"/>
+        </w:rPr>
+        <w:t>Bước 5. Nối bước xác nhận với lớp lưu dữ liệu</w:t>
+      </w:r>
+    </w:p>
+    <w:p>
+      <w:pPr>
+        <w:keepNext/>
+        <w:widowControl/>
+      </w:pPr>
+      <w:r>
+        <w:rPr>
+          <w:rFonts w:ascii="Times New Roman" w:hAnsi="Times New Roman"/>
+          <w:b w:val="0"/>
+          <w:sz w:val="26"/>
+        </w:rPr>
+        <w:t>Mở public/complete.php và đối chiếu nội dung dưới đây. Các trang nhập và xác nhận đã có đầy đủ trong Ma_nguon của bài:</w:t>
       </w:r>
     </w:p>
     <w:p>
@@ -2175,7 +4247,7 @@
           <w:rFonts w:ascii="Consolas" w:hAnsi="Consolas"/>
           <w:sz w:val="17"/>
         </w:rPr>
-        <w:t>$events = require __DIR__.'/../data/events.php';</w:t>
+        <w:t>require __DIR__.'/../src/RegistrationRepository.php';</w:t>
       </w:r>
     </w:p>
     <w:p>
@@ -2192,7 +4264,7 @@
           <w:rFonts w:ascii="Consolas" w:hAnsi="Consolas"/>
           <w:sz w:val="17"/>
         </w:rPr>
-        <w:t>$errors = [];</w:t>
+        <w:t>$error = '';</w:t>
       </w:r>
     </w:p>
     <w:p>
@@ -2209,7 +4281,7 @@
           <w:rFonts w:ascii="Consolas" w:hAnsi="Consolas"/>
           <w:sz w:val="17"/>
         </w:rPr>
-        <w:t>$data = $_SESSION['draft']['data'] ?? ['event_id'=&gt;1,'name'=&gt;'','email'=&gt;''];</w:t>
+        <w:t>if ($_SERVER['REQUEST_METHOD'] === 'POST') {</w:t>
       </w:r>
     </w:p>
     <w:p>
@@ -2226,7 +4298,7 @@
           <w:rFonts w:ascii="Consolas" w:hAnsi="Consolas"/>
           <w:sz w:val="17"/>
         </w:rPr>
-        <w:t>if ($_SERVER['REQUEST_METHOD'] === 'POST') {</w:t>
+        <w:t xml:space="preserve">    checkCsrf($_POST);</w:t>
       </w:r>
     </w:p>
     <w:p>
@@ -2243,7 +4315,7 @@
           <w:rFonts w:ascii="Consolas" w:hAnsi="Consolas"/>
           <w:sz w:val="17"/>
         </w:rPr>
-        <w:t xml:space="preserve">    checkCsrf($_POST);</w:t>
+        <w:t xml:space="preserve">    if (draftExpired($_SESSION,time(),1800)) {</w:t>
       </w:r>
     </w:p>
     <w:p>
@@ -2260,7 +4332,7 @@
           <w:rFonts w:ascii="Consolas" w:hAnsi="Consolas"/>
           <w:sz w:val="17"/>
         </w:rPr>
-        <w:t xml:space="preserve">    $result = validateRegistration($_POST, $events);</w:t>
+        <w:t xml:space="preserve">        cancelDraft($_SESSION); header('Location: /register.php',true,303); exit;</w:t>
       </w:r>
     </w:p>
     <w:p>
@@ -2277,7 +4349,7 @@
           <w:rFonts w:ascii="Consolas" w:hAnsi="Consolas"/>
           <w:sz w:val="17"/>
         </w:rPr>
-        <w:t xml:space="preserve">    $errors = $result['errors']; $data = $result['data'];</w:t>
+        <w:t xml:space="preserve">    }</w:t>
       </w:r>
     </w:p>
     <w:p>
@@ -2294,7 +4366,7 @@
           <w:rFonts w:ascii="Consolas" w:hAnsi="Consolas"/>
           <w:sz w:val="17"/>
         </w:rPr>
-        <w:t xml:space="preserve">    if (!$errors) {</w:t>
+        <w:t xml:space="preserve">    try {</w:t>
       </w:r>
     </w:p>
     <w:p>
@@ -2311,7 +4383,7 @@
           <w:rFonts w:ascii="Consolas" w:hAnsi="Consolas"/>
           <w:sz w:val="17"/>
         </w:rPr>
-        <w:t xml:space="preserve">        saveDraft($_SESSION, $data, time());</w:t>
+        <w:t xml:space="preserve">        $data = $_SESSION['draft']['data'];</w:t>
       </w:r>
     </w:p>
     <w:p>
@@ -2328,7 +4400,7 @@
           <w:rFonts w:ascii="Consolas" w:hAnsi="Consolas"/>
           <w:sz w:val="17"/>
         </w:rPr>
-        <w:t xml:space="preserve">        header('Location: /confirm.php', true, 303); exit;</w:t>
+        <w:t xml:space="preserve">        $repo = new RegistrationRepository(db());</w:t>
       </w:r>
     </w:p>
     <w:p>
@@ -2345,7 +4417,7 @@
           <w:rFonts w:ascii="Consolas" w:hAnsi="Consolas"/>
           <w:sz w:val="17"/>
         </w:rPr>
-        <w:t xml:space="preserve">    }</w:t>
+        <w:t xml:space="preserve">        $_SESSION['completed'] = $repo-&gt;save($data['event_id'],$data['name'],$data['email']);</w:t>
       </w:r>
     </w:p>
     <w:p>
@@ -2362,7 +4434,7 @@
           <w:rFonts w:ascii="Consolas" w:hAnsi="Consolas"/>
           <w:sz w:val="17"/>
         </w:rPr>
-        <w:t>}</w:t>
+        <w:t xml:space="preserve">        cancelDraft($_SESSION);</w:t>
       </w:r>
     </w:p>
     <w:p>
@@ -2379,7 +4451,7 @@
           <w:rFonts w:ascii="Consolas" w:hAnsi="Consolas"/>
           <w:sz w:val="17"/>
         </w:rPr>
-        <w:t>require __DIR__.'/../templates/header.php';</w:t>
+        <w:t xml:space="preserve">        header('Location: /complete.php',true,303); exit;</w:t>
       </w:r>
     </w:p>
     <w:p>
@@ -2396,7 +4468,7 @@
           <w:rFonts w:ascii="Consolas" w:hAnsi="Consolas"/>
           <w:sz w:val="17"/>
         </w:rPr>
-        <w:t>?&gt;</w:t>
+        <w:t xml:space="preserve">    } catch (Throwable $ex) {</w:t>
       </w:r>
     </w:p>
     <w:p>
@@ -2413,7 +4485,7 @@
           <w:rFonts w:ascii="Consolas" w:hAnsi="Consolas"/>
           <w:sz w:val="17"/>
         </w:rPr>
-        <w:t>&lt;div class="page-heading"&gt;</w:t>
+        <w:t xml:space="preserve">        error_log('CommunityPass: registration_save_failed');</w:t>
       </w:r>
     </w:p>
     <w:p>
@@ -2430,7 +4502,7 @@
           <w:rFonts w:ascii="Consolas" w:hAnsi="Consolas"/>
           <w:sz w:val="17"/>
         </w:rPr>
-        <w:t>&lt;h1&gt;Bước 1. Nhập thông tin&lt;/h1&gt;</w:t>
+        <w:t xml:space="preserve">        http_response_code(503); $error = 'Không lưu được. Bản nháp vẫn được giữ để thử lại.';</w:t>
       </w:r>
     </w:p>
     <w:p>
@@ -2447,7 +4519,7 @@
           <w:rFonts w:ascii="Consolas" w:hAnsi="Consolas"/>
           <w:sz w:val="17"/>
         </w:rPr>
-        <w:t>&lt;p&gt;Điền thông tin để chuyển đến bước xem lại bản nháp.&lt;/p&gt;</w:t>
+        <w:t xml:space="preserve">    }</w:t>
       </w:r>
     </w:p>
     <w:p>
@@ -2464,7 +4536,7 @@
           <w:rFonts w:ascii="Consolas" w:hAnsi="Consolas"/>
           <w:sz w:val="17"/>
         </w:rPr>
-        <w:t>&lt;/div&gt;</w:t>
+        <w:t>}</w:t>
       </w:r>
     </w:p>
     <w:p>
@@ -2481,7 +4553,7 @@
           <w:rFonts w:ascii="Consolas" w:hAnsi="Consolas"/>
           <w:sz w:val="17"/>
         </w:rPr>
-        <w:t>&lt;div class="error-summary" role="alert"&gt;</w:t>
+        <w:t>if ($error === '' &amp;&amp; !isset($_SESSION['completed'])) {</w:t>
       </w:r>
     </w:p>
     <w:p>
@@ -2498,7 +4570,7 @@
           <w:rFonts w:ascii="Consolas" w:hAnsi="Consolas"/>
           <w:sz w:val="17"/>
         </w:rPr>
-        <w:t>&lt;p class="error-messages"&gt;&lt;?= e(implode(', ', $errors)) ?&gt;&lt;/p&gt;</w:t>
+        <w:t xml:space="preserve">    header('Location: /register.php',true,303); exit;</w:t>
       </w:r>
     </w:p>
     <w:p>
@@ -2515,7 +4587,7 @@
           <w:rFonts w:ascii="Consolas" w:hAnsi="Consolas"/>
           <w:sz w:val="17"/>
         </w:rPr>
-        <w:t>&lt;p&gt;Thông tin chưa hợp lệ. Kiểm tra lại các thông tin đã nhập rồi gửi lại.&lt;/p&gt;</w:t>
+        <w:t>}</w:t>
       </w:r>
     </w:p>
     <w:p>
@@ -2532,7 +4604,7 @@
           <w:rFonts w:ascii="Consolas" w:hAnsi="Consolas"/>
           <w:sz w:val="17"/>
         </w:rPr>
-        <w:t>&lt;/div&gt;</w:t>
+        <w:t>require __DIR__.'/../templates/header.php';</w:t>
       </w:r>
     </w:p>
     <w:p>
@@ -2549,7 +4621,7 @@
           <w:rFonts w:ascii="Consolas" w:hAnsi="Consolas"/>
           <w:sz w:val="17"/>
         </w:rPr>
-        <w:t>&lt;form class="registration-form" method="post"&gt;</w:t>
+        <w:t>?&gt;</w:t>
       </w:r>
     </w:p>
     <w:p>
@@ -2566,7 +4638,7 @@
           <w:rFonts w:ascii="Consolas" w:hAnsi="Consolas"/>
           <w:sz w:val="17"/>
         </w:rPr>
-        <w:t>&lt;input type="hidden" name="csrf" value="&lt;?= e($_SESSION['csrf']) ?&gt;"&gt;</w:t>
+        <w:t>&lt;div class="page-heading"&gt;</w:t>
       </w:r>
     </w:p>
     <w:p>
@@ -2583,7 +4655,7 @@
           <w:rFonts w:ascii="Consolas" w:hAnsi="Consolas"/>
           <w:sz w:val="17"/>
         </w:rPr>
-        <w:t>&lt;label class="form-field" for="event_id"&gt;Sự kiện</w:t>
+        <w:t>&lt;h1&gt;Kết quả lưu trữ&lt;/h1&gt;</w:t>
       </w:r>
     </w:p>
     <w:p>
@@ -2600,7 +4672,7 @@
           <w:rFonts w:ascii="Consolas" w:hAnsi="Consolas"/>
           <w:sz w:val="17"/>
         </w:rPr>
-        <w:t>&lt;select id="event_id" name="event_id"&gt;</w:t>
+        <w:t>&lt;/div&gt;</w:t>
       </w:r>
     </w:p>
     <w:p>
@@ -2617,7 +4689,7 @@
           <w:rFonts w:ascii="Consolas" w:hAnsi="Consolas"/>
           <w:sz w:val="17"/>
         </w:rPr>
-        <w:t>&lt;?php foreach($events as $event): ?&gt;</w:t>
+        <w:t>&lt;section class="completion" role="status"&gt;</w:t>
       </w:r>
     </w:p>
     <w:p>
@@ -2634,7 +4706,7 @@
           <w:rFonts w:ascii="Consolas" w:hAnsi="Consolas"/>
           <w:sz w:val="17"/>
         </w:rPr>
-        <w:t>&lt;option value="&lt;?= $event['id'] ?&gt;" &lt;?= (int)$data['event_id']===$event['id']?'selected':'' ?&gt;&gt;</w:t>
+        <w:t>&lt;p class="status-message"&gt;</w:t>
       </w:r>
     </w:p>
     <w:p>
@@ -2651,7 +4723,7 @@
           <w:rFonts w:ascii="Consolas" w:hAnsi="Consolas"/>
           <w:sz w:val="17"/>
         </w:rPr>
-        <w:t>&lt;?= e($event['title']) ?&gt;</w:t>
+        <w:t xml:space="preserve">    &lt;?= e($error !== '' ? $error : $_SESSION['completed']) ?&gt;</w:t>
       </w:r>
     </w:p>
     <w:p>
@@ -2668,7 +4740,7 @@
           <w:rFonts w:ascii="Consolas" w:hAnsi="Consolas"/>
           <w:sz w:val="17"/>
         </w:rPr>
-        <w:t>&lt;/option&gt;</w:t>
+        <w:t>&lt;/p&gt;</w:t>
       </w:r>
     </w:p>
     <w:p>
@@ -2685,7 +4757,7 @@
           <w:rFonts w:ascii="Consolas" w:hAnsi="Consolas"/>
           <w:sz w:val="17"/>
         </w:rPr>
-        <w:t>&lt;?php endforeach; ?&gt;</w:t>
+        <w:t>&lt;p&gt;Mẫu Lab 05 kiểm tra lưu bền vững và đăng ký trùng; chưa có giới hạn chỗ đồng thời.&lt;/p&gt;</w:t>
       </w:r>
     </w:p>
     <w:p>
@@ -2702,7 +4774,7 @@
           <w:rFonts w:ascii="Consolas" w:hAnsi="Consolas"/>
           <w:sz w:val="17"/>
         </w:rPr>
-        <w:t>&lt;/select&gt;</w:t>
+        <w:t>&lt;a href="/confirm.php"&gt;Quay lại xác nhận&lt;/a&gt;</w:t>
       </w:r>
     </w:p>
     <w:p>
@@ -2719,7 +4791,7 @@
           <w:rFonts w:ascii="Consolas" w:hAnsi="Consolas"/>
           <w:sz w:val="17"/>
         </w:rPr>
-        <w:t>&lt;/label&gt;</w:t>
+        <w:t>&lt;/section&gt;</w:t>
       </w:r>
     </w:p>
     <w:p>
@@ -2736,381 +4808,7 @@
           <w:rFonts w:ascii="Consolas" w:hAnsi="Consolas"/>
           <w:sz w:val="17"/>
         </w:rPr>
-        <w:t>&lt;label class="form-field" for="name"&gt;Họ tên</w:t>
-      </w:r>
-    </w:p>
-    <w:p>
-      <w:pPr>
-        <w:keepNext w:val="0"/>
-        <w:keepLines w:val="0"/>
-        <w:widowControl/>
-        <w:spacing w:after="0" w:before="0" w:line="240" w:lineRule="auto"/>
-        <w:ind w:firstLine="0" w:left="142" w:right="85"/>
-        <w:jc w:val="left"/>
-      </w:pPr>
-      <w:r>
-        <w:rPr>
-          <w:rFonts w:ascii="Consolas" w:hAnsi="Consolas"/>
-          <w:sz w:val="17"/>
-        </w:rPr>
-        <w:t>&lt;input id="name" name="name" value="&lt;?= e($data['name']) ?&gt;"&gt;</w:t>
-      </w:r>
-    </w:p>
-    <w:p>
-      <w:pPr>
-        <w:keepNext w:val="0"/>
-        <w:keepLines w:val="0"/>
-        <w:widowControl/>
-        <w:spacing w:after="0" w:before="0" w:line="240" w:lineRule="auto"/>
-        <w:ind w:firstLine="0" w:left="142" w:right="85"/>
-        <w:jc w:val="left"/>
-      </w:pPr>
-      <w:r>
-        <w:rPr>
-          <w:rFonts w:ascii="Consolas" w:hAnsi="Consolas"/>
-          <w:sz w:val="17"/>
-        </w:rPr>
-        <w:t>&lt;/label&gt;</w:t>
-      </w:r>
-    </w:p>
-    <w:p>
-      <w:pPr>
-        <w:keepNext w:val="0"/>
-        <w:keepLines w:val="0"/>
-        <w:widowControl/>
-        <w:spacing w:after="0" w:before="0" w:line="240" w:lineRule="auto"/>
-        <w:ind w:firstLine="0" w:left="142" w:right="85"/>
-        <w:jc w:val="left"/>
-      </w:pPr>
-      <w:r>
-        <w:rPr>
-          <w:rFonts w:ascii="Consolas" w:hAnsi="Consolas"/>
-          <w:sz w:val="17"/>
-        </w:rPr>
-        <w:t>&lt;label class="form-field" for="email"&gt;Email</w:t>
-      </w:r>
-    </w:p>
-    <w:p>
-      <w:pPr>
-        <w:keepNext w:val="0"/>
-        <w:keepLines w:val="0"/>
-        <w:widowControl/>
-        <w:spacing w:after="0" w:before="0" w:line="240" w:lineRule="auto"/>
-        <w:ind w:firstLine="0" w:left="142" w:right="85"/>
-        <w:jc w:val="left"/>
-      </w:pPr>
-      <w:r>
-        <w:rPr>
-          <w:rFonts w:ascii="Consolas" w:hAnsi="Consolas"/>
-          <w:sz w:val="17"/>
-        </w:rPr>
-        <w:t>&lt;input id="email" name="email" value="&lt;?= e($data['email']) ?&gt;"&gt;</w:t>
-      </w:r>
-    </w:p>
-    <w:p>
-      <w:pPr>
-        <w:keepNext w:val="0"/>
-        <w:keepLines w:val="0"/>
-        <w:widowControl/>
-        <w:spacing w:after="0" w:before="0" w:line="240" w:lineRule="auto"/>
-        <w:ind w:firstLine="0" w:left="142" w:right="85"/>
-        <w:jc w:val="left"/>
-      </w:pPr>
-      <w:r>
-        <w:rPr>
-          <w:rFonts w:ascii="Consolas" w:hAnsi="Consolas"/>
-          <w:sz w:val="17"/>
-        </w:rPr>
-        <w:t>&lt;/label&gt;</w:t>
-      </w:r>
-    </w:p>
-    <w:p>
-      <w:pPr>
-        <w:keepNext w:val="0"/>
-        <w:keepLines w:val="0"/>
-        <w:widowControl/>
-        <w:spacing w:after="0" w:before="0" w:line="240" w:lineRule="auto"/>
-        <w:ind w:firstLine="0" w:left="142" w:right="85"/>
-        <w:jc w:val="left"/>
-      </w:pPr>
-      <w:r>
-        <w:rPr>
-          <w:rFonts w:ascii="Consolas" w:hAnsi="Consolas"/>
-          <w:sz w:val="17"/>
-        </w:rPr>
-        <w:t>&lt;button&gt;Tiếp tục&lt;/button&gt;</w:t>
-      </w:r>
-    </w:p>
-    <w:p>
-      <w:pPr>
-        <w:keepNext w:val="0"/>
-        <w:keepLines w:val="0"/>
-        <w:widowControl/>
-        <w:spacing w:after="0" w:before="0" w:line="240" w:lineRule="auto"/>
-        <w:ind w:firstLine="0" w:left="142" w:right="85"/>
-        <w:jc w:val="left"/>
-      </w:pPr>
-      <w:r>
-        <w:rPr>
-          <w:rFonts w:ascii="Consolas" w:hAnsi="Consolas"/>
-          <w:sz w:val="17"/>
-        </w:rPr>
-        <w:t>&lt;/form&gt;</w:t>
-      </w:r>
-    </w:p>
-    <w:p>
-      <w:pPr>
-        <w:keepNext w:val="0"/>
-        <w:keepLines w:val="0"/>
-        <w:widowControl/>
-        <w:spacing w:after="0" w:before="0" w:line="240" w:lineRule="auto"/>
-        <w:ind w:firstLine="0" w:left="142" w:right="85"/>
-        <w:jc w:val="left"/>
-      </w:pPr>
-      <w:r>
-        <w:rPr>
-          <w:rFonts w:ascii="Consolas" w:hAnsi="Consolas"/>
-          <w:sz w:val="17"/>
-        </w:rPr>
-        <w:t>&lt;form class="preferences-form" method="post" action="/preferences.php"&gt;</w:t>
-      </w:r>
-    </w:p>
-    <w:p>
-      <w:pPr>
-        <w:keepNext w:val="0"/>
-        <w:keepLines w:val="0"/>
-        <w:widowControl/>
-        <w:spacing w:after="0" w:before="0" w:line="240" w:lineRule="auto"/>
-        <w:ind w:firstLine="0" w:left="142" w:right="85"/>
-        <w:jc w:val="left"/>
-      </w:pPr>
-      <w:r>
-        <w:rPr>
-          <w:rFonts w:ascii="Consolas" w:hAnsi="Consolas"/>
-          <w:sz w:val="17"/>
-        </w:rPr>
-        <w:t>&lt;h2&gt;Tùy chọn hiển thị&lt;/h2&gt;</w:t>
-      </w:r>
-    </w:p>
-    <w:p>
-      <w:pPr>
-        <w:keepNext w:val="0"/>
-        <w:keepLines w:val="0"/>
-        <w:widowControl/>
-        <w:spacing w:after="0" w:before="0" w:line="240" w:lineRule="auto"/>
-        <w:ind w:firstLine="0" w:left="142" w:right="85"/>
-        <w:jc w:val="left"/>
-      </w:pPr>
-      <w:r>
-        <w:rPr>
-          <w:rFonts w:ascii="Consolas" w:hAnsi="Consolas"/>
-          <w:sz w:val="17"/>
-        </w:rPr>
-        <w:t>&lt;p&gt;Form này chỉ lưu tùy chọn Cookie, không gửi đăng ký.&lt;/p&gt;</w:t>
-      </w:r>
-    </w:p>
-    <w:p>
-      <w:pPr>
-        <w:keepNext w:val="0"/>
-        <w:keepLines w:val="0"/>
-        <w:widowControl/>
-        <w:spacing w:after="0" w:before="0" w:line="240" w:lineRule="auto"/>
-        <w:ind w:firstLine="0" w:left="142" w:right="85"/>
-        <w:jc w:val="left"/>
-      </w:pPr>
-      <w:r>
-        <w:rPr>
-          <w:rFonts w:ascii="Consolas" w:hAnsi="Consolas"/>
-          <w:sz w:val="17"/>
-        </w:rPr>
-        <w:t>&lt;input type="hidden" name="csrf" value="&lt;?= e($_SESSION['csrf']) ?&gt;"&gt;</w:t>
-      </w:r>
-    </w:p>
-    <w:p>
-      <w:pPr>
-        <w:keepNext w:val="0"/>
-        <w:keepLines w:val="0"/>
-        <w:widowControl/>
-        <w:spacing w:after="0" w:before="0" w:line="240" w:lineRule="auto"/>
-        <w:ind w:firstLine="0" w:left="142" w:right="85"/>
-        <w:jc w:val="left"/>
-      </w:pPr>
-      <w:r>
-        <w:rPr>
-          <w:rFonts w:ascii="Consolas" w:hAnsi="Consolas"/>
-          <w:sz w:val="17"/>
-        </w:rPr>
-        <w:t>&lt;label class="form-field" for="view"&gt;Cách hiển thị</w:t>
-      </w:r>
-    </w:p>
-    <w:p>
-      <w:pPr>
-        <w:keepNext w:val="0"/>
-        <w:keepLines w:val="0"/>
-        <w:widowControl/>
-        <w:spacing w:after="0" w:before="0" w:line="240" w:lineRule="auto"/>
-        <w:ind w:firstLine="0" w:left="142" w:right="85"/>
-        <w:jc w:val="left"/>
-      </w:pPr>
-      <w:r>
-        <w:rPr>
-          <w:rFonts w:ascii="Consolas" w:hAnsi="Consolas"/>
-          <w:sz w:val="17"/>
-        </w:rPr>
-        <w:t>&lt;select id="view" name="view"&gt;</w:t>
-      </w:r>
-    </w:p>
-    <w:p>
-      <w:pPr>
-        <w:keepNext w:val="0"/>
-        <w:keepLines w:val="0"/>
-        <w:widowControl/>
-        <w:spacing w:after="0" w:before="0" w:line="240" w:lineRule="auto"/>
-        <w:ind w:firstLine="0" w:left="142" w:right="85"/>
-        <w:jc w:val="left"/>
-      </w:pPr>
-      <w:r>
-        <w:rPr>
-          <w:rFonts w:ascii="Consolas" w:hAnsi="Consolas"/>
-          <w:sz w:val="17"/>
-        </w:rPr>
-        <w:t>&lt;option value="compact"&gt;Gọn&lt;/option&gt;</w:t>
-      </w:r>
-    </w:p>
-    <w:p>
-      <w:pPr>
-        <w:keepNext w:val="0"/>
-        <w:keepLines w:val="0"/>
-        <w:widowControl/>
-        <w:spacing w:after="0" w:before="0" w:line="240" w:lineRule="auto"/>
-        <w:ind w:firstLine="0" w:left="142" w:right="85"/>
-        <w:jc w:val="left"/>
-      </w:pPr>
-      <w:r>
-        <w:rPr>
-          <w:rFonts w:ascii="Consolas" w:hAnsi="Consolas"/>
-          <w:sz w:val="17"/>
-        </w:rPr>
-        <w:t>&lt;option value="full"&gt;Đầy đủ&lt;/option&gt;</w:t>
-      </w:r>
-    </w:p>
-    <w:p>
-      <w:pPr>
-        <w:keepNext w:val="0"/>
-        <w:keepLines w:val="0"/>
-        <w:widowControl/>
-        <w:spacing w:after="0" w:before="0" w:line="240" w:lineRule="auto"/>
-        <w:ind w:firstLine="0" w:left="142" w:right="85"/>
-        <w:jc w:val="left"/>
-      </w:pPr>
-      <w:r>
-        <w:rPr>
-          <w:rFonts w:ascii="Consolas" w:hAnsi="Consolas"/>
-          <w:sz w:val="17"/>
-        </w:rPr>
-        <w:t>&lt;/select&gt;</w:t>
-      </w:r>
-    </w:p>
-    <w:p>
-      <w:pPr>
-        <w:keepNext w:val="0"/>
-        <w:keepLines w:val="0"/>
-        <w:widowControl/>
-        <w:spacing w:after="0" w:before="0" w:line="240" w:lineRule="auto"/>
-        <w:ind w:firstLine="0" w:left="142" w:right="85"/>
-        <w:jc w:val="left"/>
-      </w:pPr>
-      <w:r>
-        <w:rPr>
-          <w:rFonts w:ascii="Consolas" w:hAnsi="Consolas"/>
-          <w:sz w:val="17"/>
-        </w:rPr>
-        <w:t>&lt;/label&gt;</w:t>
-      </w:r>
-    </w:p>
-    <w:p>
-      <w:pPr>
-        <w:keepNext w:val="0"/>
-        <w:keepLines w:val="0"/>
-        <w:widowControl/>
-        <w:spacing w:after="0" w:before="0" w:line="240" w:lineRule="auto"/>
-        <w:ind w:firstLine="0" w:left="142" w:right="85"/>
-        <w:jc w:val="left"/>
-      </w:pPr>
-      <w:r>
-        <w:rPr>
-          <w:rFonts w:ascii="Consolas" w:hAnsi="Consolas"/>
-          <w:sz w:val="17"/>
-        </w:rPr>
-        <w:t>&lt;button class="button-secondary"&gt;Lưu tùy chọn&lt;/button&gt;</w:t>
-      </w:r>
-    </w:p>
-    <w:p>
-      <w:pPr>
-        <w:keepNext w:val="0"/>
-        <w:keepLines w:val="0"/>
-        <w:widowControl/>
-        <w:spacing w:after="0" w:before="0" w:line="240" w:lineRule="auto"/>
-        <w:ind w:firstLine="0" w:left="142" w:right="85"/>
-        <w:jc w:val="left"/>
-      </w:pPr>
-      <w:r>
-        <w:rPr>
-          <w:rFonts w:ascii="Consolas" w:hAnsi="Consolas"/>
-          <w:sz w:val="17"/>
-        </w:rPr>
-        <w:t>&lt;/form&gt;</w:t>
-      </w:r>
-    </w:p>
-    <w:p>
-      <w:pPr>
-        <w:keepNext w:val="0"/>
-        <w:keepLines w:val="0"/>
-        <w:widowControl/>
-        <w:spacing w:after="0" w:before="0" w:line="240" w:lineRule="auto"/>
-        <w:ind w:firstLine="0" w:left="142" w:right="85"/>
-        <w:jc w:val="left"/>
-      </w:pPr>
-      <w:r>
-        <w:rPr>
-          <w:rFonts w:ascii="Consolas" w:hAnsi="Consolas"/>
-          <w:sz w:val="17"/>
-        </w:rPr>
-        <w:t>&lt;p class="cookie-status"&gt;Tùy chọn Cookie: &lt;?= e(field($_COOKIE, 'view')) ?&gt;</w:t>
-      </w:r>
-    </w:p>
-    <w:p>
-      <w:pPr>
-        <w:keepNext w:val="0"/>
-        <w:keepLines w:val="0"/>
-        <w:widowControl/>
-        <w:spacing w:after="0" w:before="0" w:line="240" w:lineRule="auto"/>
-        <w:ind w:firstLine="0" w:left="142" w:right="85"/>
-        <w:jc w:val="left"/>
-      </w:pPr>
-      <w:r>
-        <w:rPr>
-          <w:rFonts w:ascii="Consolas" w:hAnsi="Consolas"/>
-          <w:sz w:val="17"/>
-        </w:rPr>
-        <w:t>&lt;/p&gt;</w:t>
-      </w:r>
-    </w:p>
-    <w:p>
-      <w:pPr>
-        <w:keepNext w:val="0"/>
-        <w:keepLines w:val="0"/>
-        <w:widowControl/>
-        <w:spacing w:after="0" w:before="0" w:line="240" w:lineRule="auto"/>
-        <w:ind w:firstLine="0" w:left="142" w:right="85"/>
-        <w:jc w:val="left"/>
-      </w:pPr>
-      <w:r>
-        <w:rPr>
-          <w:rFonts w:ascii="Consolas" w:hAnsi="Consolas"/>
-          <w:sz w:val="17"/>
-        </w:rPr>
-        <w:t>&lt;?php require __DIR__.'/../templates/footer.php'; ?&gt;</w:t>
+        <w:t>&lt;?php require __DIR__ . '/../templates/footer.php'; ?&gt;</w:t>
       </w:r>
     </w:p>
     <w:p>
@@ -3124,12 +4822,41 @@
           <w:color w:val="000000"/>
           <w:sz w:val="26"/>
         </w:rPr>
-        <w:t>Đọc phần PHP đầu tệp: nếu đã có nháp thì lấy dữ liệu điền lại form; nếu chưa có thì dùng giá trị rỗng. Khi POST, kiểm tra token trước, sau đó dùng hàm kiểm tra dữ liệu trong src/Input.php được cấp. Chỉ khi không có lỗi mới gọi saveDraft.</w:t>
+        <w:t>Phần lưu dữ liệu nằm trong khối try: lấy nháp từ Session → tạo đối tượng lưu trữ → gọi save → chỉ sau khi có kết quả mới xóa nháp. Khi gặp lỗi database, giữ nháp để người dùng có thể thử lại và trả thông báo chung.</w:t>
       </w:r>
     </w:p>
     <w:p>
       <w:pPr>
         <w:widowControl/>
+      </w:pPr>
+      <w:r>
+        <w:rPr>
+          <w:rFonts w:ascii="Times New Roman" w:hAnsi="Times New Roman"/>
+          <w:b w:val="0"/>
+          <w:sz w:val="26"/>
+        </w:rPr>
+        <w:t>Giữ các bước kiểm tra POST, token và chuyển hướng. Các câu SQL được đặt trong lớp lưu trữ để tách việc truy cập cơ sở dữ liệu khỏi xử lý giao diện.</w:t>
+      </w:r>
+    </w:p>
+    <w:p>
+      <w:pPr>
+        <w:keepNext/>
+        <w:widowControl/>
+      </w:pPr>
+      <w:r>
+        <w:rPr>
+          <w:rFonts w:ascii="Times New Roman" w:hAnsi="Times New Roman"/>
+          <w:b w:val="0"/>
+          <w:sz w:val="26"/>
+        </w:rPr>
+        <w:t>Kiểm tra kết quả bước 5:</w:t>
+      </w:r>
+    </w:p>
+    <w:p>
+      <w:pPr>
+        <w:widowControl/>
+        <w:ind w:firstLine="0" w:left="0"/>
+        <w:jc w:val="left"/>
       </w:pPr>
       <w:r>
         <w:rPr>
@@ -3138,7 +4865,7 @@
           <w:color w:val="000000"/>
           <w:sz w:val="26"/>
         </w:rPr>
-        <w:t>header('Location: /confirm.php', true, 303)</w:t>
+        <w:t>[</w:t>
       </w:r>
       <w:r>
         <w:rPr>
@@ -3147,8 +4874,28 @@
           <w:color w:val="000000"/>
           <w:sz w:val="26"/>
         </w:rPr>
-        <w:t xml:space="preserve"> yêu cầu trình duyệt chuyển sang GET trang xác nhận. </w:t>
-      </w:r>
+        <w:t xml:space="preserve"> ] complete.php chỉ xóa nháp sau kết quả lưu hợp lệ; lỗi giữ nháp.</w:t>
+      </w:r>
+    </w:p>
+    <w:p>
+      <w:pPr>
+        <w:pStyle w:val="Heading3"/>
+        <w:keepNext/>
+        <w:widowControl/>
+      </w:pPr>
+      <w:r>
+        <w:rPr>
+          <w:rFonts w:ascii="Times New Roman" w:hAnsi="Times New Roman"/>
+          <w:b/>
+          <w:sz w:val="26"/>
+        </w:rPr>
+        <w:t>Bước 6. Kiểm tra chức năng Web với PostgreSQL</w:t>
+      </w:r>
+    </w:p>
+    <w:p>
+      <w:pPr>
+        <w:widowControl/>
+      </w:pPr>
       <w:r>
         <w:rPr>
           <w:rFonts w:ascii="Times New Roman" w:hAnsi="Times New Roman"/>
@@ -3156,8 +4903,29 @@
           <w:color w:val="000000"/>
           <w:sz w:val="26"/>
         </w:rPr>
-        <w:t>exit</w:t>
-      </w:r>
+        <w:t>Dừng các máy chủ PHP cũ. Trong terminal tại thư mục dự án của bài, chạy:</w:t>
+      </w:r>
+    </w:p>
+    <w:p>
+      <w:pPr>
+        <w:widowControl/>
+        <w:spacing w:after="120" w:before="0" w:line="240" w:lineRule="auto"/>
+        <w:ind w:firstLine="0" w:left="142" w:right="85"/>
+        <w:jc w:val="left"/>
+      </w:pPr>
+      <w:r>
+        <w:rPr>
+          <w:rFonts w:ascii="Times New Roman" w:hAnsi="Times New Roman"/>
+          <w:b w:val="0"/>
+          <w:sz w:val="26"/>
+        </w:rPr>
+        <w:t>bash lab.sh run</w:t>
+      </w:r>
+    </w:p>
+    <w:p>
+      <w:pPr>
+        <w:widowControl/>
+      </w:pPr>
       <w:r>
         <w:rPr>
           <w:rFonts w:ascii="Times New Roman" w:hAnsi="Times New Roman"/>
@@ -3165,7 +4933,7 @@
           <w:color w:val="000000"/>
           <w:sz w:val="26"/>
         </w:rPr>
-        <w:t xml:space="preserve"> ngăn chương trình tiếp tục xuất HTML sau khi đã chuyển hướng. Không đặt dòng </w:t>
+        <w:t xml:space="preserve">Mở </w:t>
       </w:r>
       <w:r>
         <w:rPr>
@@ -3174,7 +4942,7 @@
           <w:color w:val="000000"/>
           <w:sz w:val="26"/>
         </w:rPr>
-        <w:t>echo</w:t>
+        <w:t>/register.php</w:t>
       </w:r>
       <w:r>
         <w:rPr>
@@ -3183,13 +4951,8 @@
           <w:color w:val="000000"/>
           <w:sz w:val="26"/>
         </w:rPr>
-        <w:t xml:space="preserve"> hoặc HTML trước phần xử lý này.</w:t>
-      </w:r>
-    </w:p>
-    <w:p>
-      <w:pPr>
-        <w:widowControl/>
-      </w:pPr>
+        <w:t xml:space="preserve">, chọn sự kiện 1, nhập tên giả lập và email khác demo, đi qua trang xác nhận rồi hoàn tất. Kết quả lần đầu là </w:t>
+      </w:r>
       <w:r>
         <w:rPr>
           <w:rFonts w:ascii="Times New Roman" w:hAnsi="Times New Roman"/>
@@ -3197,29 +4960,8 @@
           <w:color w:val="000000"/>
           <w:sz w:val="26"/>
         </w:rPr>
-        <w:t>Form sử dụng trường ẩn csrf; giá trị lấy từ Session. Form nhỏ thứ hai chỉ lưu tùy chọn hiển thị, không gửi đăng ký. Trang nhận dữ liệu của form này được xây dựng ở bước 7.</w:t>
-      </w:r>
-    </w:p>
-    <w:p>
-      <w:pPr>
-        <w:keepNext/>
-        <w:widowControl/>
-      </w:pPr>
-      <w:r>
-        <w:rPr>
-          <w:rFonts w:ascii="Times New Roman" w:hAnsi="Times New Roman"/>
-          <w:b w:val="0"/>
-          <w:sz w:val="26"/>
-        </w:rPr>
-        <w:t>Kiểm tra kết quả bước 3:</w:t>
-      </w:r>
-    </w:p>
-    <w:p>
-      <w:pPr>
-        <w:widowControl/>
-        <w:ind w:firstLine="0" w:left="0"/>
-        <w:jc w:val="left"/>
-      </w:pPr>
+        <w:t>CREATED</w:t>
+      </w:r>
       <w:r>
         <w:rPr>
           <w:rFonts w:ascii="Times New Roman" w:hAnsi="Times New Roman"/>
@@ -3227,7 +4969,7 @@
           <w:color w:val="000000"/>
           <w:sz w:val="26"/>
         </w:rPr>
-        <w:t>[</w:t>
+        <w:t xml:space="preserve">. Đăng ký lại cùng thông tin có </w:t>
       </w:r>
       <w:r>
         <w:rPr>
@@ -3236,7 +4978,58 @@
           <w:color w:val="000000"/>
           <w:sz w:val="26"/>
         </w:rPr>
-        <w:t xml:space="preserve"> ] Nhập hợp lệ chuyển đến xác nhận; quay lại sửa thấy đúng dữ liệu nháp.</w:t>
+        <w:t>DUPLICATE</w:t>
+      </w:r>
+      <w:r>
+        <w:rPr>
+          <w:rFonts w:ascii="Times New Roman" w:hAnsi="Times New Roman"/>
+          <w:b w:val="0"/>
+          <w:color w:val="000000"/>
+          <w:sz w:val="26"/>
+        </w:rPr>
+        <w:t>. Đổi sự kiện hoặc email có thể tạo một hàng mới theo ràng buộc đã công bố.</w:t>
+      </w:r>
+    </w:p>
+    <w:p>
+      <w:pPr>
+        <w:widowControl/>
+      </w:pPr>
+      <w:r>
+        <w:rPr>
+          <w:rFonts w:ascii="Times New Roman" w:hAnsi="Times New Roman"/>
+          <w:b w:val="0"/>
+          <w:sz w:val="26"/>
+        </w:rPr>
+        <w:t>Dừng rồi khởi chạy lại máy chủ PHP, sau đó truy vấn bằng psql để kiểm tra bản ghi. Dữ liệu trong cơ sở dữ liệu vẫn tồn tại sau khi kết thúc máy chủ PHP. Do mẫu chưa có phân quyền quản trị, chỉ chạy cục bộ với dữ liệu giả lập.</w:t>
+      </w:r>
+    </w:p>
+    <w:p>
+      <w:pPr>
+        <w:keepNext/>
+        <w:widowControl/>
+      </w:pPr>
+      <w:r>
+        <w:rPr>
+          <w:rFonts w:ascii="Times New Roman" w:hAnsi="Times New Roman"/>
+          <w:b w:val="0"/>
+          <w:sz w:val="26"/>
+        </w:rPr>
+        <w:t>Kiểm tra kết quả bước 6:</w:t>
+      </w:r>
+    </w:p>
+    <w:p>
+      <w:pPr>
+        <w:widowControl/>
+        <w:ind w:firstLine="0" w:left="0"/>
+        <w:jc w:val="left"/>
+      </w:pPr>
+      <w:r>
+        <w:rPr>
+          <w:rFonts w:ascii="Times New Roman" w:hAnsi="Times New Roman"/>
+          <w:b w:val="0"/>
+          <w:sz w:val="26"/>
+        </w:rPr>
+        <w:t>[ ] Đăng ký được lưu vào cơ sở dữ liệu và còn tồn tại sau khi khởi động lại máy chủ PHP.</w:t>
       </w:r>
     </w:p>
     <w:p>
@@ -3252,1554 +5045,7 @@
           <w:color w:val="000000"/>
           <w:sz w:val="26"/>
         </w:rPr>
-        <w:t>Bước 4. Tạo trang xác nhận</w:t>
-      </w:r>
-    </w:p>
-    <w:p>
-      <w:pPr>
-        <w:keepNext/>
-        <w:widowControl/>
-      </w:pPr>
-      <w:r>
-        <w:rPr>
-          <w:rFonts w:ascii="Times New Roman" w:hAnsi="Times New Roman"/>
-          <w:b w:val="0"/>
-          <w:color w:val="000000"/>
-          <w:sz w:val="26"/>
-        </w:rPr>
-        <w:t xml:space="preserve">Mở </w:t>
-      </w:r>
-      <w:r>
-        <w:rPr>
-          <w:rFonts w:ascii="Times New Roman" w:hAnsi="Times New Roman"/>
-          <w:b w:val="0"/>
-          <w:color w:val="000000"/>
-          <w:sz w:val="26"/>
-        </w:rPr>
-        <w:t>public/confirm.php</w:t>
-      </w:r>
-      <w:r>
-        <w:rPr>
-          <w:rFonts w:ascii="Times New Roman" w:hAnsi="Times New Roman"/>
-          <w:b w:val="0"/>
-          <w:color w:val="000000"/>
-          <w:sz w:val="26"/>
-        </w:rPr>
-        <w:t>:</w:t>
-      </w:r>
-    </w:p>
-    <w:p>
-      <w:pPr>
-        <w:keepNext w:val="0"/>
-        <w:keepLines w:val="0"/>
-        <w:widowControl/>
-        <w:spacing w:after="0" w:before="0" w:line="240" w:lineRule="auto"/>
-        <w:ind w:firstLine="0" w:left="142" w:right="85"/>
-        <w:jc w:val="left"/>
-      </w:pPr>
-      <w:r>
-        <w:rPr>
-          <w:rFonts w:ascii="Consolas" w:hAnsi="Consolas"/>
-          <w:sz w:val="17"/>
-        </w:rPr>
-        <w:t>&lt;?php</w:t>
-      </w:r>
-    </w:p>
-    <w:p>
-      <w:pPr>
-        <w:keepNext w:val="0"/>
-        <w:keepLines w:val="0"/>
-        <w:widowControl/>
-        <w:spacing w:after="0" w:before="0" w:line="240" w:lineRule="auto"/>
-        <w:ind w:firstLine="0" w:left="142" w:right="85"/>
-        <w:jc w:val="left"/>
-      </w:pPr>
-      <w:r>
-        <w:rPr>
-          <w:rFonts w:ascii="Consolas" w:hAnsi="Consolas"/>
-          <w:sz w:val="17"/>
-        </w:rPr>
-        <w:t>require __DIR__.'/../src/Session.php';</w:t>
-      </w:r>
-    </w:p>
-    <w:p>
-      <w:pPr>
-        <w:keepNext w:val="0"/>
-        <w:keepLines w:val="0"/>
-        <w:widowControl/>
-        <w:spacing w:after="0" w:before="0" w:line="240" w:lineRule="auto"/>
-        <w:ind w:firstLine="0" w:left="142" w:right="85"/>
-        <w:jc w:val="left"/>
-      </w:pPr>
-      <w:r>
-        <w:rPr>
-          <w:rFonts w:ascii="Consolas" w:hAnsi="Consolas"/>
-          <w:sz w:val="17"/>
-        </w:rPr>
-        <w:t>require __DIR__.'/../src/Input.php';</w:t>
-      </w:r>
-    </w:p>
-    <w:p>
-      <w:pPr>
-        <w:keepNext w:val="0"/>
-        <w:keepLines w:val="0"/>
-        <w:widowControl/>
-        <w:spacing w:after="0" w:before="0" w:line="240" w:lineRule="auto"/>
-        <w:ind w:firstLine="0" w:left="142" w:right="85"/>
-        <w:jc w:val="left"/>
-      </w:pPr>
-      <w:r>
-        <w:rPr>
-          <w:rFonts w:ascii="Consolas" w:hAnsi="Consolas"/>
-          <w:sz w:val="17"/>
-        </w:rPr>
-        <w:t>require __DIR__.'/../src/Draft.php';</w:t>
-      </w:r>
-    </w:p>
-    <w:p>
-      <w:pPr>
-        <w:keepNext w:val="0"/>
-        <w:keepLines w:val="0"/>
-        <w:widowControl/>
-        <w:spacing w:after="0" w:before="0" w:line="240" w:lineRule="auto"/>
-        <w:ind w:firstLine="0" w:left="142" w:right="85"/>
-        <w:jc w:val="left"/>
-      </w:pPr>
-      <w:r>
-        <w:rPr>
-          <w:rFonts w:ascii="Consolas" w:hAnsi="Consolas"/>
-          <w:sz w:val="17"/>
-        </w:rPr>
-        <w:t>if (draftExpired($_SESSION, time(), 1800)) {</w:t>
-      </w:r>
-    </w:p>
-    <w:p>
-      <w:pPr>
-        <w:keepNext w:val="0"/>
-        <w:keepLines w:val="0"/>
-        <w:widowControl/>
-        <w:spacing w:after="0" w:before="0" w:line="240" w:lineRule="auto"/>
-        <w:ind w:firstLine="0" w:left="142" w:right="85"/>
-        <w:jc w:val="left"/>
-      </w:pPr>
-      <w:r>
-        <w:rPr>
-          <w:rFonts w:ascii="Consolas" w:hAnsi="Consolas"/>
-          <w:sz w:val="17"/>
-        </w:rPr>
-        <w:t xml:space="preserve">    cancelDraft($_SESSION);</w:t>
-      </w:r>
-    </w:p>
-    <w:p>
-      <w:pPr>
-        <w:keepNext w:val="0"/>
-        <w:keepLines w:val="0"/>
-        <w:widowControl/>
-        <w:spacing w:after="0" w:before="0" w:line="240" w:lineRule="auto"/>
-        <w:ind w:firstLine="0" w:left="142" w:right="85"/>
-        <w:jc w:val="left"/>
-      </w:pPr>
-      <w:r>
-        <w:rPr>
-          <w:rFonts w:ascii="Consolas" w:hAnsi="Consolas"/>
-          <w:sz w:val="17"/>
-        </w:rPr>
-        <w:t xml:space="preserve">    header('Location: /register.php', true, 303); exit;</w:t>
-      </w:r>
-    </w:p>
-    <w:p>
-      <w:pPr>
-        <w:keepNext w:val="0"/>
-        <w:keepLines w:val="0"/>
-        <w:widowControl/>
-        <w:spacing w:after="0" w:before="0" w:line="240" w:lineRule="auto"/>
-        <w:ind w:firstLine="0" w:left="142" w:right="85"/>
-        <w:jc w:val="left"/>
-      </w:pPr>
-      <w:r>
-        <w:rPr>
-          <w:rFonts w:ascii="Consolas" w:hAnsi="Consolas"/>
-          <w:sz w:val="17"/>
-        </w:rPr>
-        <w:t>}</w:t>
-      </w:r>
-    </w:p>
-    <w:p>
-      <w:pPr>
-        <w:keepNext w:val="0"/>
-        <w:keepLines w:val="0"/>
-        <w:widowControl/>
-        <w:spacing w:after="0" w:before="0" w:line="240" w:lineRule="auto"/>
-        <w:ind w:firstLine="0" w:left="142" w:right="85"/>
-        <w:jc w:val="left"/>
-      </w:pPr>
-      <w:r>
-        <w:rPr>
-          <w:rFonts w:ascii="Consolas" w:hAnsi="Consolas"/>
-          <w:sz w:val="17"/>
-        </w:rPr>
-        <w:t>$data = $_SESSION['draft']['data'];</w:t>
-      </w:r>
-    </w:p>
-    <w:p>
-      <w:pPr>
-        <w:keepNext w:val="0"/>
-        <w:keepLines w:val="0"/>
-        <w:widowControl/>
-        <w:spacing w:after="0" w:before="0" w:line="240" w:lineRule="auto"/>
-        <w:ind w:firstLine="0" w:left="142" w:right="85"/>
-        <w:jc w:val="left"/>
-      </w:pPr>
-      <w:r>
-        <w:rPr>
-          <w:rFonts w:ascii="Consolas" w:hAnsi="Consolas"/>
-          <w:sz w:val="17"/>
-        </w:rPr>
-        <w:t>require __DIR__.'/../templates/header.php';</w:t>
-      </w:r>
-    </w:p>
-    <w:p>
-      <w:pPr>
-        <w:keepNext w:val="0"/>
-        <w:keepLines w:val="0"/>
-        <w:widowControl/>
-        <w:spacing w:after="0" w:before="0" w:line="240" w:lineRule="auto"/>
-        <w:ind w:firstLine="0" w:left="142" w:right="85"/>
-        <w:jc w:val="left"/>
-      </w:pPr>
-      <w:r>
-        <w:rPr>
-          <w:rFonts w:ascii="Consolas" w:hAnsi="Consolas"/>
-          <w:sz w:val="17"/>
-        </w:rPr>
-        <w:t>?&gt;</w:t>
-      </w:r>
-    </w:p>
-    <w:p>
-      <w:pPr>
-        <w:keepNext w:val="0"/>
-        <w:keepLines w:val="0"/>
-        <w:widowControl/>
-        <w:spacing w:after="0" w:before="0" w:line="240" w:lineRule="auto"/>
-        <w:ind w:firstLine="0" w:left="142" w:right="85"/>
-        <w:jc w:val="left"/>
-      </w:pPr>
-      <w:r>
-        <w:rPr>
-          <w:rFonts w:ascii="Consolas" w:hAnsi="Consolas"/>
-          <w:sz w:val="17"/>
-        </w:rPr>
-        <w:t>&lt;div class="page-heading"&gt;</w:t>
-      </w:r>
-    </w:p>
-    <w:p>
-      <w:pPr>
-        <w:keepNext w:val="0"/>
-        <w:keepLines w:val="0"/>
-        <w:widowControl/>
-        <w:spacing w:after="0" w:before="0" w:line="240" w:lineRule="auto"/>
-        <w:ind w:firstLine="0" w:left="142" w:right="85"/>
-        <w:jc w:val="left"/>
-      </w:pPr>
-      <w:r>
-        <w:rPr>
-          <w:rFonts w:ascii="Consolas" w:hAnsi="Consolas"/>
-          <w:sz w:val="17"/>
-        </w:rPr>
-        <w:t>&lt;h1&gt;Bước 2. Xác nhận&lt;/h1&gt;</w:t>
-      </w:r>
-    </w:p>
-    <w:p>
-      <w:pPr>
-        <w:keepNext w:val="0"/>
-        <w:keepLines w:val="0"/>
-        <w:widowControl/>
-        <w:spacing w:after="0" w:before="0" w:line="240" w:lineRule="auto"/>
-        <w:ind w:firstLine="0" w:left="142" w:right="85"/>
-        <w:jc w:val="left"/>
-      </w:pPr>
-      <w:r>
-        <w:rPr>
-          <w:rFonts w:ascii="Consolas" w:hAnsi="Consolas"/>
-          <w:sz w:val="17"/>
-        </w:rPr>
-        <w:t>&lt;p&gt;Đối chiếu thông tin trước khi xác nhận.&lt;/p&gt;</w:t>
-      </w:r>
-    </w:p>
-    <w:p>
-      <w:pPr>
-        <w:keepNext w:val="0"/>
-        <w:keepLines w:val="0"/>
-        <w:widowControl/>
-        <w:spacing w:after="0" w:before="0" w:line="240" w:lineRule="auto"/>
-        <w:ind w:firstLine="0" w:left="142" w:right="85"/>
-        <w:jc w:val="left"/>
-      </w:pPr>
-      <w:r>
-        <w:rPr>
-          <w:rFonts w:ascii="Consolas" w:hAnsi="Consolas"/>
-          <w:sz w:val="17"/>
-        </w:rPr>
-        <w:t>&lt;/div&gt;</w:t>
-      </w:r>
-    </w:p>
-    <w:p>
-      <w:pPr>
-        <w:keepNext w:val="0"/>
-        <w:keepLines w:val="0"/>
-        <w:widowControl/>
-        <w:spacing w:after="0" w:before="0" w:line="240" w:lineRule="auto"/>
-        <w:ind w:firstLine="0" w:left="142" w:right="85"/>
-        <w:jc w:val="left"/>
-      </w:pPr>
-      <w:r>
-        <w:rPr>
-          <w:rFonts w:ascii="Consolas" w:hAnsi="Consolas"/>
-          <w:sz w:val="17"/>
-        </w:rPr>
-        <w:t>&lt;section class="confirmation" aria-label="Thông tin đăng ký"&gt;</w:t>
-      </w:r>
-    </w:p>
-    <w:p>
-      <w:pPr>
-        <w:keepNext w:val="0"/>
-        <w:keepLines w:val="0"/>
-        <w:widowControl/>
-        <w:spacing w:after="0" w:before="0" w:line="240" w:lineRule="auto"/>
-        <w:ind w:firstLine="0" w:left="142" w:right="85"/>
-        <w:jc w:val="left"/>
-      </w:pPr>
-      <w:r>
-        <w:rPr>
-          <w:rFonts w:ascii="Consolas" w:hAnsi="Consolas"/>
-          <w:sz w:val="17"/>
-        </w:rPr>
-        <w:t>&lt;dl class="summary-list"&gt;</w:t>
-      </w:r>
-    </w:p>
-    <w:p>
-      <w:pPr>
-        <w:keepNext w:val="0"/>
-        <w:keepLines w:val="0"/>
-        <w:widowControl/>
-        <w:spacing w:after="0" w:before="0" w:line="240" w:lineRule="auto"/>
-        <w:ind w:firstLine="0" w:left="142" w:right="85"/>
-        <w:jc w:val="left"/>
-      </w:pPr>
-      <w:r>
-        <w:rPr>
-          <w:rFonts w:ascii="Consolas" w:hAnsi="Consolas"/>
-          <w:sz w:val="17"/>
-        </w:rPr>
-        <w:t>&lt;div&gt;</w:t>
-      </w:r>
-    </w:p>
-    <w:p>
-      <w:pPr>
-        <w:keepNext w:val="0"/>
-        <w:keepLines w:val="0"/>
-        <w:widowControl/>
-        <w:spacing w:after="0" w:before="0" w:line="240" w:lineRule="auto"/>
-        <w:ind w:firstLine="0" w:left="142" w:right="85"/>
-        <w:jc w:val="left"/>
-      </w:pPr>
-      <w:r>
-        <w:rPr>
-          <w:rFonts w:ascii="Consolas" w:hAnsi="Consolas"/>
-          <w:sz w:val="17"/>
-        </w:rPr>
-        <w:t>&lt;dt&gt;Họ tên&lt;/dt&gt;</w:t>
-      </w:r>
-    </w:p>
-    <w:p>
-      <w:pPr>
-        <w:keepNext w:val="0"/>
-        <w:keepLines w:val="0"/>
-        <w:widowControl/>
-        <w:spacing w:after="0" w:before="0" w:line="240" w:lineRule="auto"/>
-        <w:ind w:firstLine="0" w:left="142" w:right="85"/>
-        <w:jc w:val="left"/>
-      </w:pPr>
-      <w:r>
-        <w:rPr>
-          <w:rFonts w:ascii="Consolas" w:hAnsi="Consolas"/>
-          <w:sz w:val="17"/>
-        </w:rPr>
-        <w:t>&lt;dd&gt;&lt;?= e($data['name']) ?&gt;&lt;/dd&gt;</w:t>
-      </w:r>
-    </w:p>
-    <w:p>
-      <w:pPr>
-        <w:keepNext w:val="0"/>
-        <w:keepLines w:val="0"/>
-        <w:widowControl/>
-        <w:spacing w:after="0" w:before="0" w:line="240" w:lineRule="auto"/>
-        <w:ind w:firstLine="0" w:left="142" w:right="85"/>
-        <w:jc w:val="left"/>
-      </w:pPr>
-      <w:r>
-        <w:rPr>
-          <w:rFonts w:ascii="Consolas" w:hAnsi="Consolas"/>
-          <w:sz w:val="17"/>
-        </w:rPr>
-        <w:t>&lt;/div&gt;</w:t>
-      </w:r>
-    </w:p>
-    <w:p>
-      <w:pPr>
-        <w:keepNext w:val="0"/>
-        <w:keepLines w:val="0"/>
-        <w:widowControl/>
-        <w:spacing w:after="0" w:before="0" w:line="240" w:lineRule="auto"/>
-        <w:ind w:firstLine="0" w:left="142" w:right="85"/>
-        <w:jc w:val="left"/>
-      </w:pPr>
-      <w:r>
-        <w:rPr>
-          <w:rFonts w:ascii="Consolas" w:hAnsi="Consolas"/>
-          <w:sz w:val="17"/>
-        </w:rPr>
-        <w:t>&lt;div&gt;</w:t>
-      </w:r>
-    </w:p>
-    <w:p>
-      <w:pPr>
-        <w:keepNext w:val="0"/>
-        <w:keepLines w:val="0"/>
-        <w:widowControl/>
-        <w:spacing w:after="0" w:before="0" w:line="240" w:lineRule="auto"/>
-        <w:ind w:firstLine="0" w:left="142" w:right="85"/>
-        <w:jc w:val="left"/>
-      </w:pPr>
-      <w:r>
-        <w:rPr>
-          <w:rFonts w:ascii="Consolas" w:hAnsi="Consolas"/>
-          <w:sz w:val="17"/>
-        </w:rPr>
-        <w:t>&lt;dt&gt;Email&lt;/dt&gt;</w:t>
-      </w:r>
-    </w:p>
-    <w:p>
-      <w:pPr>
-        <w:keepNext w:val="0"/>
-        <w:keepLines w:val="0"/>
-        <w:widowControl/>
-        <w:spacing w:after="0" w:before="0" w:line="240" w:lineRule="auto"/>
-        <w:ind w:firstLine="0" w:left="142" w:right="85"/>
-        <w:jc w:val="left"/>
-      </w:pPr>
-      <w:r>
-        <w:rPr>
-          <w:rFonts w:ascii="Consolas" w:hAnsi="Consolas"/>
-          <w:sz w:val="17"/>
-        </w:rPr>
-        <w:t>&lt;dd&gt;&lt;?= e($data['email']) ?&gt;&lt;/dd&gt;</w:t>
-      </w:r>
-    </w:p>
-    <w:p>
-      <w:pPr>
-        <w:keepNext w:val="0"/>
-        <w:keepLines w:val="0"/>
-        <w:widowControl/>
-        <w:spacing w:after="0" w:before="0" w:line="240" w:lineRule="auto"/>
-        <w:ind w:firstLine="0" w:left="142" w:right="85"/>
-        <w:jc w:val="left"/>
-      </w:pPr>
-      <w:r>
-        <w:rPr>
-          <w:rFonts w:ascii="Consolas" w:hAnsi="Consolas"/>
-          <w:sz w:val="17"/>
-        </w:rPr>
-        <w:t>&lt;/div&gt;</w:t>
-      </w:r>
-    </w:p>
-    <w:p>
-      <w:pPr>
-        <w:keepNext w:val="0"/>
-        <w:keepLines w:val="0"/>
-        <w:widowControl/>
-        <w:spacing w:after="0" w:before="0" w:line="240" w:lineRule="auto"/>
-        <w:ind w:firstLine="0" w:left="142" w:right="85"/>
-        <w:jc w:val="left"/>
-      </w:pPr>
-      <w:r>
-        <w:rPr>
-          <w:rFonts w:ascii="Consolas" w:hAnsi="Consolas"/>
-          <w:sz w:val="17"/>
-        </w:rPr>
-        <w:t>&lt;/dl&gt;</w:t>
-      </w:r>
-    </w:p>
-    <w:p>
-      <w:pPr>
-        <w:keepNext w:val="0"/>
-        <w:keepLines w:val="0"/>
-        <w:widowControl/>
-        <w:spacing w:after="0" w:before="0" w:line="240" w:lineRule="auto"/>
-        <w:ind w:firstLine="0" w:left="142" w:right="85"/>
-        <w:jc w:val="left"/>
-      </w:pPr>
-      <w:r>
-        <w:rPr>
-          <w:rFonts w:ascii="Consolas" w:hAnsi="Consolas"/>
-          <w:sz w:val="17"/>
-        </w:rPr>
-        <w:t>&lt;div class="confirmation-actions"&gt;</w:t>
-      </w:r>
-    </w:p>
-    <w:p>
-      <w:pPr>
-        <w:keepNext w:val="0"/>
-        <w:keepLines w:val="0"/>
-        <w:widowControl/>
-        <w:spacing w:after="0" w:before="0" w:line="240" w:lineRule="auto"/>
-        <w:ind w:firstLine="0" w:left="142" w:right="85"/>
-        <w:jc w:val="left"/>
-      </w:pPr>
-      <w:r>
-        <w:rPr>
-          <w:rFonts w:ascii="Consolas" w:hAnsi="Consolas"/>
-          <w:sz w:val="17"/>
-        </w:rPr>
-        <w:t>&lt;a href="/register.php"&gt;Sửa lại&lt;/a&gt;</w:t>
-      </w:r>
-    </w:p>
-    <w:p>
-      <w:pPr>
-        <w:keepNext w:val="0"/>
-        <w:keepLines w:val="0"/>
-        <w:widowControl/>
-        <w:spacing w:after="0" w:before="0" w:line="240" w:lineRule="auto"/>
-        <w:ind w:firstLine="0" w:left="142" w:right="85"/>
-        <w:jc w:val="left"/>
-      </w:pPr>
-      <w:r>
-        <w:rPr>
-          <w:rFonts w:ascii="Consolas" w:hAnsi="Consolas"/>
-          <w:sz w:val="17"/>
-        </w:rPr>
-        <w:t>&lt;form method="post" action="/complete.php"&gt;</w:t>
-      </w:r>
-    </w:p>
-    <w:p>
-      <w:pPr>
-        <w:keepNext w:val="0"/>
-        <w:keepLines w:val="0"/>
-        <w:widowControl/>
-        <w:spacing w:after="0" w:before="0" w:line="240" w:lineRule="auto"/>
-        <w:ind w:firstLine="0" w:left="142" w:right="85"/>
-        <w:jc w:val="left"/>
-      </w:pPr>
-      <w:r>
-        <w:rPr>
-          <w:rFonts w:ascii="Consolas" w:hAnsi="Consolas"/>
-          <w:sz w:val="17"/>
-        </w:rPr>
-        <w:t>&lt;input type="hidden" name="csrf" value="&lt;?= e($_SESSION['csrf']) ?&gt;"&gt;</w:t>
-      </w:r>
-    </w:p>
-    <w:p>
-      <w:pPr>
-        <w:keepNext w:val="0"/>
-        <w:keepLines w:val="0"/>
-        <w:widowControl/>
-        <w:spacing w:after="0" w:before="0" w:line="240" w:lineRule="auto"/>
-        <w:ind w:firstLine="0" w:left="142" w:right="85"/>
-        <w:jc w:val="left"/>
-      </w:pPr>
-      <w:r>
-        <w:rPr>
-          <w:rFonts w:ascii="Consolas" w:hAnsi="Consolas"/>
-          <w:sz w:val="17"/>
-        </w:rPr>
-        <w:t>&lt;button&gt;Xác nhận&lt;/button&gt;</w:t>
-      </w:r>
-    </w:p>
-    <w:p>
-      <w:pPr>
-        <w:keepNext w:val="0"/>
-        <w:keepLines w:val="0"/>
-        <w:widowControl/>
-        <w:spacing w:after="0" w:before="0" w:line="240" w:lineRule="auto"/>
-        <w:ind w:firstLine="0" w:left="142" w:right="85"/>
-        <w:jc w:val="left"/>
-      </w:pPr>
-      <w:r>
-        <w:rPr>
-          <w:rFonts w:ascii="Consolas" w:hAnsi="Consolas"/>
-          <w:sz w:val="17"/>
-        </w:rPr>
-        <w:t>&lt;/form&gt;</w:t>
-      </w:r>
-    </w:p>
-    <w:p>
-      <w:pPr>
-        <w:keepNext w:val="0"/>
-        <w:keepLines w:val="0"/>
-        <w:widowControl/>
-        <w:spacing w:after="0" w:before="0" w:line="240" w:lineRule="auto"/>
-        <w:ind w:firstLine="0" w:left="142" w:right="85"/>
-        <w:jc w:val="left"/>
-      </w:pPr>
-      <w:r>
-        <w:rPr>
-          <w:rFonts w:ascii="Consolas" w:hAnsi="Consolas"/>
-          <w:sz w:val="17"/>
-        </w:rPr>
-        <w:t>&lt;form method="post" action="/cancel.php"&gt;</w:t>
-      </w:r>
-    </w:p>
-    <w:p>
-      <w:pPr>
-        <w:keepNext w:val="0"/>
-        <w:keepLines w:val="0"/>
-        <w:widowControl/>
-        <w:spacing w:after="0" w:before="0" w:line="240" w:lineRule="auto"/>
-        <w:ind w:firstLine="0" w:left="142" w:right="85"/>
-        <w:jc w:val="left"/>
-      </w:pPr>
-      <w:r>
-        <w:rPr>
-          <w:rFonts w:ascii="Consolas" w:hAnsi="Consolas"/>
-          <w:sz w:val="17"/>
-        </w:rPr>
-        <w:t>&lt;input type="hidden" name="csrf" value="&lt;?= e($_SESSION['csrf']) ?&gt;"&gt;</w:t>
-      </w:r>
-    </w:p>
-    <w:p>
-      <w:pPr>
-        <w:keepNext w:val="0"/>
-        <w:keepLines w:val="0"/>
-        <w:widowControl/>
-        <w:spacing w:after="0" w:before="0" w:line="240" w:lineRule="auto"/>
-        <w:ind w:firstLine="0" w:left="142" w:right="85"/>
-        <w:jc w:val="left"/>
-      </w:pPr>
-      <w:r>
-        <w:rPr>
-          <w:rFonts w:ascii="Consolas" w:hAnsi="Consolas"/>
-          <w:sz w:val="17"/>
-        </w:rPr>
-        <w:t>&lt;button class="button-secondary button-cancel"&gt;Hủy bản nháp&lt;/button&gt;</w:t>
-      </w:r>
-    </w:p>
-    <w:p>
-      <w:pPr>
-        <w:keepNext w:val="0"/>
-        <w:keepLines w:val="0"/>
-        <w:widowControl/>
-        <w:spacing w:after="0" w:before="0" w:line="240" w:lineRule="auto"/>
-        <w:ind w:firstLine="0" w:left="142" w:right="85"/>
-        <w:jc w:val="left"/>
-      </w:pPr>
-      <w:r>
-        <w:rPr>
-          <w:rFonts w:ascii="Consolas" w:hAnsi="Consolas"/>
-          <w:sz w:val="17"/>
-        </w:rPr>
-        <w:t>&lt;/form&gt;</w:t>
-      </w:r>
-    </w:p>
-    <w:p>
-      <w:pPr>
-        <w:keepNext w:val="0"/>
-        <w:keepLines w:val="0"/>
-        <w:widowControl/>
-        <w:spacing w:after="0" w:before="0" w:line="240" w:lineRule="auto"/>
-        <w:ind w:firstLine="0" w:left="142" w:right="85"/>
-        <w:jc w:val="left"/>
-      </w:pPr>
-      <w:r>
-        <w:rPr>
-          <w:rFonts w:ascii="Consolas" w:hAnsi="Consolas"/>
-          <w:sz w:val="17"/>
-        </w:rPr>
-        <w:t>&lt;/div&gt;</w:t>
-      </w:r>
-    </w:p>
-    <w:p>
-      <w:pPr>
-        <w:keepNext w:val="0"/>
-        <w:keepLines w:val="0"/>
-        <w:widowControl/>
-        <w:spacing w:after="0" w:before="0" w:line="240" w:lineRule="auto"/>
-        <w:ind w:firstLine="0" w:left="142" w:right="85"/>
-        <w:jc w:val="left"/>
-      </w:pPr>
-      <w:r>
-        <w:rPr>
-          <w:rFonts w:ascii="Consolas" w:hAnsi="Consolas"/>
-          <w:sz w:val="17"/>
-        </w:rPr>
-        <w:t>&lt;/section&gt;</w:t>
-      </w:r>
-    </w:p>
-    <w:p>
-      <w:pPr>
-        <w:keepNext w:val="0"/>
-        <w:keepLines w:val="0"/>
-        <w:widowControl/>
-        <w:spacing w:after="0" w:before="0" w:line="240" w:lineRule="auto"/>
-        <w:ind w:firstLine="0" w:left="142" w:right="85"/>
-        <w:jc w:val="left"/>
-      </w:pPr>
-      <w:r>
-        <w:rPr>
-          <w:rFonts w:ascii="Consolas" w:hAnsi="Consolas"/>
-          <w:sz w:val="17"/>
-        </w:rPr>
-        <w:t>&lt;?php require __DIR__.'/../templates/footer.php'; ?&gt;</w:t>
-      </w:r>
-    </w:p>
-    <w:p>
-      <w:pPr>
-        <w:widowControl/>
-      </w:pPr>
-      <w:r>
-        <w:rPr>
-          <w:rFonts w:ascii="Times New Roman" w:hAnsi="Times New Roman"/>
-          <w:b w:val="0"/>
-          <w:color w:val="000000"/>
-          <w:sz w:val="26"/>
-        </w:rPr>
-        <w:t>Nếu chưa có nháp hoặc nháp đã hết 1.800 giây, trang đưa người dùng về form. Nhờ đó không thể gõ thẳng URL xác nhận khi chưa nhập thông tin. Với nháp còn hiệu lực, trang chỉ đọc và hiển thị.</w:t>
-      </w:r>
-    </w:p>
-    <w:p>
-      <w:pPr>
-        <w:widowControl/>
-      </w:pPr>
-      <w:r>
-        <w:rPr>
-          <w:rFonts w:ascii="Times New Roman" w:hAnsi="Times New Roman"/>
-          <w:b w:val="0"/>
-          <w:color w:val="000000"/>
-          <w:sz w:val="26"/>
-        </w:rPr>
-        <w:t xml:space="preserve">Nút Sửa lại là liên kết GET vì chỉ mở form. Hai nút Xác nhận và Hủy là form POST vì làm thay đổi trạng thái. Không bỏ </w:t>
-      </w:r>
-      <w:r>
-        <w:rPr>
-          <w:rFonts w:ascii="Times New Roman" w:hAnsi="Times New Roman"/>
-          <w:b w:val="0"/>
-          <w:color w:val="000000"/>
-          <w:sz w:val="26"/>
-        </w:rPr>
-        <w:t>e</w:t>
-      </w:r>
-      <w:r>
-        <w:rPr>
-          <w:rFonts w:ascii="Times New Roman" w:hAnsi="Times New Roman"/>
-          <w:b w:val="0"/>
-          <w:color w:val="000000"/>
-          <w:sz w:val="26"/>
-        </w:rPr>
-        <w:t xml:space="preserve"> khi hiển thị họ tên hoặc email đã lưu.</w:t>
-      </w:r>
-    </w:p>
-    <w:p>
-      <w:pPr>
-        <w:keepNext/>
-        <w:widowControl/>
-      </w:pPr>
-      <w:r>
-        <w:rPr>
-          <w:rFonts w:ascii="Times New Roman" w:hAnsi="Times New Roman"/>
-          <w:b w:val="0"/>
-          <w:sz w:val="26"/>
-        </w:rPr>
-        <w:t>Kiểm tra kết quả bước 4:</w:t>
-      </w:r>
-    </w:p>
-    <w:p>
-      <w:pPr>
-        <w:widowControl/>
-        <w:ind w:firstLine="0" w:left="0"/>
-        <w:jc w:val="left"/>
-      </w:pPr>
-      <w:r>
-        <w:rPr>
-          <w:rFonts w:ascii="Times New Roman" w:hAnsi="Times New Roman"/>
-          <w:b w:val="0"/>
-          <w:color w:val="000000"/>
-          <w:sz w:val="26"/>
-        </w:rPr>
-        <w:t>[</w:t>
-      </w:r>
-      <w:r>
-        <w:rPr>
-          <w:rFonts w:ascii="Times New Roman" w:hAnsi="Times New Roman"/>
-          <w:b w:val="0"/>
-          <w:color w:val="000000"/>
-          <w:sz w:val="26"/>
-        </w:rPr>
-        <w:t xml:space="preserve"> ] Không có nháp hoặc nháp hết hạn thì quay về nhập, không xác nhận được.</w:t>
-      </w:r>
-    </w:p>
-    <w:p>
-      <w:pPr>
-        <w:pStyle w:val="Heading3"/>
-        <w:keepNext/>
-        <w:widowControl/>
-      </w:pPr>
-      <w:r>
-        <w:rPr>
-          <w:rFonts w:ascii="Times New Roman" w:hAnsi="Times New Roman"/>
-          <w:b/>
-          <w:color w:val="000000"/>
-          <w:sz w:val="26"/>
-        </w:rPr>
-        <w:t>Bước 5. Tạo bước hoàn tất mô phỏng</w:t>
-      </w:r>
-    </w:p>
-    <w:p>
-      <w:pPr>
-        <w:keepNext/>
-        <w:widowControl/>
-      </w:pPr>
-      <w:r>
-        <w:rPr>
-          <w:rFonts w:ascii="Times New Roman" w:hAnsi="Times New Roman"/>
-          <w:b w:val="0"/>
-          <w:color w:val="000000"/>
-          <w:sz w:val="26"/>
-        </w:rPr>
-        <w:t xml:space="preserve">Mở </w:t>
-      </w:r>
-      <w:r>
-        <w:rPr>
-          <w:rFonts w:ascii="Times New Roman" w:hAnsi="Times New Roman"/>
-          <w:b w:val="0"/>
-          <w:color w:val="000000"/>
-          <w:sz w:val="26"/>
-        </w:rPr>
-        <w:t>public/complete.php</w:t>
-      </w:r>
-      <w:r>
-        <w:rPr>
-          <w:rFonts w:ascii="Times New Roman" w:hAnsi="Times New Roman"/>
-          <w:b w:val="0"/>
-          <w:color w:val="000000"/>
-          <w:sz w:val="26"/>
-        </w:rPr>
-        <w:t>:</w:t>
-      </w:r>
-    </w:p>
-    <w:p>
-      <w:pPr>
-        <w:keepNext w:val="0"/>
-        <w:keepLines w:val="0"/>
-        <w:widowControl/>
-        <w:spacing w:after="0" w:before="0" w:line="240" w:lineRule="auto"/>
-        <w:ind w:firstLine="0" w:left="142" w:right="85"/>
-        <w:jc w:val="left"/>
-      </w:pPr>
-      <w:r>
-        <w:rPr>
-          <w:rFonts w:ascii="Consolas" w:hAnsi="Consolas"/>
-          <w:sz w:val="17"/>
-        </w:rPr>
-        <w:t>&lt;?php</w:t>
-      </w:r>
-    </w:p>
-    <w:p>
-      <w:pPr>
-        <w:keepNext w:val="0"/>
-        <w:keepLines w:val="0"/>
-        <w:widowControl/>
-        <w:spacing w:after="0" w:before="0" w:line="240" w:lineRule="auto"/>
-        <w:ind w:firstLine="0" w:left="142" w:right="85"/>
-        <w:jc w:val="left"/>
-      </w:pPr>
-      <w:r>
-        <w:rPr>
-          <w:rFonts w:ascii="Consolas" w:hAnsi="Consolas"/>
-          <w:sz w:val="17"/>
-        </w:rPr>
-        <w:t>require __DIR__.'/../src/Session.php';</w:t>
-      </w:r>
-    </w:p>
-    <w:p>
-      <w:pPr>
-        <w:keepNext w:val="0"/>
-        <w:keepLines w:val="0"/>
-        <w:widowControl/>
-        <w:spacing w:after="0" w:before="0" w:line="240" w:lineRule="auto"/>
-        <w:ind w:firstLine="0" w:left="142" w:right="85"/>
-        <w:jc w:val="left"/>
-      </w:pPr>
-      <w:r>
-        <w:rPr>
-          <w:rFonts w:ascii="Consolas" w:hAnsi="Consolas"/>
-          <w:sz w:val="17"/>
-        </w:rPr>
-        <w:t>require __DIR__.'/../src/Input.php';</w:t>
-      </w:r>
-    </w:p>
-    <w:p>
-      <w:pPr>
-        <w:keepNext w:val="0"/>
-        <w:keepLines w:val="0"/>
-        <w:widowControl/>
-        <w:spacing w:after="0" w:before="0" w:line="240" w:lineRule="auto"/>
-        <w:ind w:firstLine="0" w:left="142" w:right="85"/>
-        <w:jc w:val="left"/>
-      </w:pPr>
-      <w:r>
-        <w:rPr>
-          <w:rFonts w:ascii="Consolas" w:hAnsi="Consolas"/>
-          <w:sz w:val="17"/>
-        </w:rPr>
-        <w:t>require __DIR__.'/../src/Draft.php';</w:t>
-      </w:r>
-    </w:p>
-    <w:p>
-      <w:pPr>
-        <w:keepNext w:val="0"/>
-        <w:keepLines w:val="0"/>
-        <w:widowControl/>
-        <w:spacing w:after="0" w:before="0" w:line="240" w:lineRule="auto"/>
-        <w:ind w:firstLine="0" w:left="142" w:right="85"/>
-        <w:jc w:val="left"/>
-      </w:pPr>
-      <w:r>
-        <w:rPr>
-          <w:rFonts w:ascii="Consolas" w:hAnsi="Consolas"/>
-          <w:sz w:val="17"/>
-        </w:rPr>
-        <w:t>if ($_SERVER['REQUEST_METHOD'] === 'POST') {</w:t>
-      </w:r>
-    </w:p>
-    <w:p>
-      <w:pPr>
-        <w:keepNext w:val="0"/>
-        <w:keepLines w:val="0"/>
-        <w:widowControl/>
-        <w:spacing w:after="0" w:before="0" w:line="240" w:lineRule="auto"/>
-        <w:ind w:firstLine="0" w:left="142" w:right="85"/>
-        <w:jc w:val="left"/>
-      </w:pPr>
-      <w:r>
-        <w:rPr>
-          <w:rFonts w:ascii="Consolas" w:hAnsi="Consolas"/>
-          <w:sz w:val="17"/>
-        </w:rPr>
-        <w:t xml:space="preserve">    checkCsrf($_POST);</w:t>
-      </w:r>
-    </w:p>
-    <w:p>
-      <w:pPr>
-        <w:keepNext w:val="0"/>
-        <w:keepLines w:val="0"/>
-        <w:widowControl/>
-        <w:spacing w:after="0" w:before="0" w:line="240" w:lineRule="auto"/>
-        <w:ind w:firstLine="0" w:left="142" w:right="85"/>
-        <w:jc w:val="left"/>
-      </w:pPr>
-      <w:r>
-        <w:rPr>
-          <w:rFonts w:ascii="Consolas" w:hAnsi="Consolas"/>
-          <w:sz w:val="17"/>
-        </w:rPr>
-        <w:t xml:space="preserve">    if (draftExpired($_SESSION, time(), 1800)) {</w:t>
-      </w:r>
-    </w:p>
-    <w:p>
-      <w:pPr>
-        <w:keepNext w:val="0"/>
-        <w:keepLines w:val="0"/>
-        <w:widowControl/>
-        <w:spacing w:after="0" w:before="0" w:line="240" w:lineRule="auto"/>
-        <w:ind w:firstLine="0" w:left="142" w:right="85"/>
-        <w:jc w:val="left"/>
-      </w:pPr>
-      <w:r>
-        <w:rPr>
-          <w:rFonts w:ascii="Consolas" w:hAnsi="Consolas"/>
-          <w:sz w:val="17"/>
-        </w:rPr>
-        <w:t xml:space="preserve">        cancelDraft($_SESSION);</w:t>
-      </w:r>
-    </w:p>
-    <w:p>
-      <w:pPr>
-        <w:keepNext w:val="0"/>
-        <w:keepLines w:val="0"/>
-        <w:widowControl/>
-        <w:spacing w:after="0" w:before="0" w:line="240" w:lineRule="auto"/>
-        <w:ind w:firstLine="0" w:left="142" w:right="85"/>
-        <w:jc w:val="left"/>
-      </w:pPr>
-      <w:r>
-        <w:rPr>
-          <w:rFonts w:ascii="Consolas" w:hAnsi="Consolas"/>
-          <w:sz w:val="17"/>
-        </w:rPr>
-        <w:t xml:space="preserve">        header('Location: /register.php', true, 303); exit;</w:t>
-      </w:r>
-    </w:p>
-    <w:p>
-      <w:pPr>
-        <w:keepNext w:val="0"/>
-        <w:keepLines w:val="0"/>
-        <w:widowControl/>
-        <w:spacing w:after="0" w:before="0" w:line="240" w:lineRule="auto"/>
-        <w:ind w:firstLine="0" w:left="142" w:right="85"/>
-        <w:jc w:val="left"/>
-      </w:pPr>
-      <w:r>
-        <w:rPr>
-          <w:rFonts w:ascii="Consolas" w:hAnsi="Consolas"/>
-          <w:sz w:val="17"/>
-        </w:rPr>
-        <w:t xml:space="preserve">    }</w:t>
-      </w:r>
-    </w:p>
-    <w:p>
-      <w:pPr>
-        <w:keepNext w:val="0"/>
-        <w:keepLines w:val="0"/>
-        <w:widowControl/>
-        <w:spacing w:after="0" w:before="0" w:line="240" w:lineRule="auto"/>
-        <w:ind w:firstLine="0" w:left="142" w:right="85"/>
-        <w:jc w:val="left"/>
-      </w:pPr>
-      <w:r>
-        <w:rPr>
-          <w:rFonts w:ascii="Consolas" w:hAnsi="Consolas"/>
-          <w:sz w:val="17"/>
-        </w:rPr>
-        <w:t xml:space="preserve">    $_SESSION['completed'] = 'SIMULATED_OK';</w:t>
-      </w:r>
-    </w:p>
-    <w:p>
-      <w:pPr>
-        <w:keepNext w:val="0"/>
-        <w:keepLines w:val="0"/>
-        <w:widowControl/>
-        <w:spacing w:after="0" w:before="0" w:line="240" w:lineRule="auto"/>
-        <w:ind w:firstLine="0" w:left="142" w:right="85"/>
-        <w:jc w:val="left"/>
-      </w:pPr>
-      <w:r>
-        <w:rPr>
-          <w:rFonts w:ascii="Consolas" w:hAnsi="Consolas"/>
-          <w:sz w:val="17"/>
-        </w:rPr>
-        <w:t xml:space="preserve">    cancelDraft($_SESSION);</w:t>
-      </w:r>
-    </w:p>
-    <w:p>
-      <w:pPr>
-        <w:keepNext w:val="0"/>
-        <w:keepLines w:val="0"/>
-        <w:widowControl/>
-        <w:spacing w:after="0" w:before="0" w:line="240" w:lineRule="auto"/>
-        <w:ind w:firstLine="0" w:left="142" w:right="85"/>
-        <w:jc w:val="left"/>
-      </w:pPr>
-      <w:r>
-        <w:rPr>
-          <w:rFonts w:ascii="Consolas" w:hAnsi="Consolas"/>
-          <w:sz w:val="17"/>
-        </w:rPr>
-        <w:t xml:space="preserve">    header('Location: /complete.php', true, 303); exit;</w:t>
-      </w:r>
-    </w:p>
-    <w:p>
-      <w:pPr>
-        <w:keepNext w:val="0"/>
-        <w:keepLines w:val="0"/>
-        <w:widowControl/>
-        <w:spacing w:after="0" w:before="0" w:line="240" w:lineRule="auto"/>
-        <w:ind w:firstLine="0" w:left="142" w:right="85"/>
-        <w:jc w:val="left"/>
-      </w:pPr>
-      <w:r>
-        <w:rPr>
-          <w:rFonts w:ascii="Consolas" w:hAnsi="Consolas"/>
-          <w:sz w:val="17"/>
-        </w:rPr>
-        <w:t>}</w:t>
-      </w:r>
-    </w:p>
-    <w:p>
-      <w:pPr>
-        <w:keepNext w:val="0"/>
-        <w:keepLines w:val="0"/>
-        <w:widowControl/>
-        <w:spacing w:after="0" w:before="0" w:line="240" w:lineRule="auto"/>
-        <w:ind w:firstLine="0" w:left="142" w:right="85"/>
-        <w:jc w:val="left"/>
-      </w:pPr>
-      <w:r>
-        <w:rPr>
-          <w:rFonts w:ascii="Consolas" w:hAnsi="Consolas"/>
-          <w:sz w:val="17"/>
-        </w:rPr>
-        <w:t>if (!isset($_SESSION['completed'])) {</w:t>
-      </w:r>
-    </w:p>
-    <w:p>
-      <w:pPr>
-        <w:keepNext w:val="0"/>
-        <w:keepLines w:val="0"/>
-        <w:widowControl/>
-        <w:spacing w:after="0" w:before="0" w:line="240" w:lineRule="auto"/>
-        <w:ind w:firstLine="0" w:left="142" w:right="85"/>
-        <w:jc w:val="left"/>
-      </w:pPr>
-      <w:r>
-        <w:rPr>
-          <w:rFonts w:ascii="Consolas" w:hAnsi="Consolas"/>
-          <w:sz w:val="17"/>
-        </w:rPr>
-        <w:t xml:space="preserve">    header('Location: /register.php', true, 303); exit;</w:t>
-      </w:r>
-    </w:p>
-    <w:p>
-      <w:pPr>
-        <w:keepNext w:val="0"/>
-        <w:keepLines w:val="0"/>
-        <w:widowControl/>
-        <w:spacing w:after="0" w:before="0" w:line="240" w:lineRule="auto"/>
-        <w:ind w:firstLine="0" w:left="142" w:right="85"/>
-        <w:jc w:val="left"/>
-      </w:pPr>
-      <w:r>
-        <w:rPr>
-          <w:rFonts w:ascii="Consolas" w:hAnsi="Consolas"/>
-          <w:sz w:val="17"/>
-        </w:rPr>
-        <w:t>}</w:t>
-      </w:r>
-    </w:p>
-    <w:p>
-      <w:pPr>
-        <w:keepNext w:val="0"/>
-        <w:keepLines w:val="0"/>
-        <w:widowControl/>
-        <w:spacing w:after="0" w:before="0" w:line="240" w:lineRule="auto"/>
-        <w:ind w:firstLine="0" w:left="142" w:right="85"/>
-        <w:jc w:val="left"/>
-      </w:pPr>
-      <w:r>
-        <w:rPr>
-          <w:rFonts w:ascii="Consolas" w:hAnsi="Consolas"/>
-          <w:sz w:val="17"/>
-        </w:rPr>
-        <w:t>require __DIR__.'/../templates/header.php';</w:t>
-      </w:r>
-    </w:p>
-    <w:p>
-      <w:pPr>
-        <w:keepNext w:val="0"/>
-        <w:keepLines w:val="0"/>
-        <w:widowControl/>
-        <w:spacing w:after="0" w:before="0" w:line="240" w:lineRule="auto"/>
-        <w:ind w:firstLine="0" w:left="142" w:right="85"/>
-        <w:jc w:val="left"/>
-      </w:pPr>
-      <w:r>
-        <w:rPr>
-          <w:rFonts w:ascii="Consolas" w:hAnsi="Consolas"/>
-          <w:sz w:val="17"/>
-        </w:rPr>
-        <w:t>?&gt;</w:t>
-      </w:r>
-    </w:p>
-    <w:p>
-      <w:pPr>
-        <w:keepNext w:val="0"/>
-        <w:keepLines w:val="0"/>
-        <w:widowControl/>
-        <w:spacing w:after="0" w:before="0" w:line="240" w:lineRule="auto"/>
-        <w:ind w:firstLine="0" w:left="142" w:right="85"/>
-        <w:jc w:val="left"/>
-      </w:pPr>
-      <w:r>
-        <w:rPr>
-          <w:rFonts w:ascii="Consolas" w:hAnsi="Consolas"/>
-          <w:sz w:val="17"/>
-        </w:rPr>
-        <w:t>&lt;div class="page-heading"&gt;</w:t>
-      </w:r>
-    </w:p>
-    <w:p>
-      <w:pPr>
-        <w:keepNext w:val="0"/>
-        <w:keepLines w:val="0"/>
-        <w:widowControl/>
-        <w:spacing w:after="0" w:before="0" w:line="240" w:lineRule="auto"/>
-        <w:ind w:firstLine="0" w:left="142" w:right="85"/>
-        <w:jc w:val="left"/>
-      </w:pPr>
-      <w:r>
-        <w:rPr>
-          <w:rFonts w:ascii="Consolas" w:hAnsi="Consolas"/>
-          <w:sz w:val="17"/>
-        </w:rPr>
-        <w:t>&lt;h1&gt;Bước 3. Hoàn tất mô phỏng&lt;/h1&gt;</w:t>
-      </w:r>
-    </w:p>
-    <w:p>
-      <w:pPr>
-        <w:keepNext w:val="0"/>
-        <w:keepLines w:val="0"/>
-        <w:widowControl/>
-        <w:spacing w:after="0" w:before="0" w:line="240" w:lineRule="auto"/>
-        <w:ind w:firstLine="0" w:left="142" w:right="85"/>
-        <w:jc w:val="left"/>
-      </w:pPr>
-      <w:r>
-        <w:rPr>
-          <w:rFonts w:ascii="Consolas" w:hAnsi="Consolas"/>
-          <w:sz w:val="17"/>
-        </w:rPr>
-        <w:t>&lt;/div&gt;</w:t>
-      </w:r>
-    </w:p>
-    <w:p>
-      <w:pPr>
-        <w:keepNext w:val="0"/>
-        <w:keepLines w:val="0"/>
-        <w:widowControl/>
-        <w:spacing w:after="0" w:before="0" w:line="240" w:lineRule="auto"/>
-        <w:ind w:firstLine="0" w:left="142" w:right="85"/>
-        <w:jc w:val="left"/>
-      </w:pPr>
-      <w:r>
-        <w:rPr>
-          <w:rFonts w:ascii="Consolas" w:hAnsi="Consolas"/>
-          <w:sz w:val="17"/>
-        </w:rPr>
-        <w:t>&lt;section class="completion" role="status"&gt;</w:t>
-      </w:r>
-    </w:p>
-    <w:p>
-      <w:pPr>
-        <w:keepNext w:val="0"/>
-        <w:keepLines w:val="0"/>
-        <w:widowControl/>
-        <w:spacing w:after="0" w:before="0" w:line="240" w:lineRule="auto"/>
-        <w:ind w:firstLine="0" w:left="142" w:right="85"/>
-        <w:jc w:val="left"/>
-      </w:pPr>
-      <w:r>
-        <w:rPr>
-          <w:rFonts w:ascii="Consolas" w:hAnsi="Consolas"/>
-          <w:sz w:val="17"/>
-        </w:rPr>
-        <w:t>&lt;p class="status-message"&gt;</w:t>
-      </w:r>
-    </w:p>
-    <w:p>
-      <w:pPr>
-        <w:keepNext w:val="0"/>
-        <w:keepLines w:val="0"/>
-        <w:widowControl/>
-        <w:spacing w:after="0" w:before="0" w:line="240" w:lineRule="auto"/>
-        <w:ind w:firstLine="0" w:left="142" w:right="85"/>
-        <w:jc w:val="left"/>
-      </w:pPr>
-      <w:r>
-        <w:rPr>
-          <w:rFonts w:ascii="Consolas" w:hAnsi="Consolas"/>
-          <w:sz w:val="17"/>
-        </w:rPr>
-        <w:t>&lt;?= e($_SESSION['completed']) ?&gt;</w:t>
-      </w:r>
-    </w:p>
-    <w:p>
-      <w:pPr>
-        <w:keepNext w:val="0"/>
-        <w:keepLines w:val="0"/>
-        <w:widowControl/>
-        <w:spacing w:after="0" w:before="0" w:line="240" w:lineRule="auto"/>
-        <w:ind w:firstLine="0" w:left="142" w:right="85"/>
-        <w:jc w:val="left"/>
-      </w:pPr>
-      <w:r>
-        <w:rPr>
-          <w:rFonts w:ascii="Consolas" w:hAnsi="Consolas"/>
-          <w:sz w:val="17"/>
-        </w:rPr>
-        <w:t>&lt;/p&gt;</w:t>
-      </w:r>
-    </w:p>
-    <w:p>
-      <w:pPr>
-        <w:keepNext w:val="0"/>
-        <w:keepLines w:val="0"/>
-        <w:widowControl/>
-        <w:spacing w:after="0" w:before="0" w:line="240" w:lineRule="auto"/>
-        <w:ind w:firstLine="0" w:left="142" w:right="85"/>
-        <w:jc w:val="left"/>
-      </w:pPr>
-      <w:r>
-        <w:rPr>
-          <w:rFonts w:ascii="Consolas" w:hAnsi="Consolas"/>
-          <w:sz w:val="17"/>
-        </w:rPr>
-        <w:t>&lt;p&gt;Chưa ghi vào CSDL; đây không phải vé hoặc bằng chứng đăng ký thật.&lt;/p&gt;</w:t>
-      </w:r>
-    </w:p>
-    <w:p>
-      <w:pPr>
-        <w:keepNext w:val="0"/>
-        <w:keepLines w:val="0"/>
-        <w:widowControl/>
-        <w:spacing w:after="0" w:before="0" w:line="240" w:lineRule="auto"/>
-        <w:ind w:firstLine="0" w:left="142" w:right="85"/>
-        <w:jc w:val="left"/>
-      </w:pPr>
-      <w:r>
-        <w:rPr>
-          <w:rFonts w:ascii="Consolas" w:hAnsi="Consolas"/>
-          <w:sz w:val="17"/>
-        </w:rPr>
-        <w:t>&lt;/section&gt;</w:t>
-      </w:r>
-    </w:p>
-    <w:p>
-      <w:pPr>
-        <w:keepNext w:val="0"/>
-        <w:keepLines w:val="0"/>
-        <w:widowControl/>
-        <w:spacing w:after="0" w:before="0" w:line="240" w:lineRule="auto"/>
-        <w:ind w:firstLine="0" w:left="142" w:right="85"/>
-        <w:jc w:val="left"/>
-      </w:pPr>
-      <w:r>
-        <w:rPr>
-          <w:rFonts w:ascii="Consolas" w:hAnsi="Consolas"/>
-          <w:sz w:val="17"/>
-        </w:rPr>
-        <w:t>&lt;?php require __DIR__.'/../templates/footer.php'; ?&gt;</w:t>
-      </w:r>
-    </w:p>
-    <w:p>
-      <w:pPr>
-        <w:widowControl/>
-      </w:pPr>
-      <w:r>
-        <w:rPr>
-          <w:rFonts w:ascii="Times New Roman" w:hAnsi="Times New Roman"/>
-          <w:b w:val="0"/>
-          <w:color w:val="000000"/>
-          <w:sz w:val="26"/>
-        </w:rPr>
-        <w:t xml:space="preserve">POST hợp lệ tạo dấu </w:t>
-      </w:r>
-      <w:r>
-        <w:rPr>
-          <w:rFonts w:ascii="Times New Roman" w:hAnsi="Times New Roman"/>
-          <w:b w:val="0"/>
-          <w:color w:val="000000"/>
-          <w:sz w:val="26"/>
-        </w:rPr>
-        <w:t>SIMULATED_OK</w:t>
-      </w:r>
-      <w:r>
-        <w:rPr>
-          <w:rFonts w:ascii="Times New Roman" w:hAnsi="Times New Roman"/>
-          <w:b w:val="0"/>
-          <w:color w:val="000000"/>
-          <w:sz w:val="26"/>
-        </w:rPr>
-        <w:t xml:space="preserve"> trong Session, xóa bản nháp, rồi chuyển sang GET cùng trang. Làm mới trang kết quả sẽ không gửi lại POST. Nếu gõ trực tiếp URL mà chưa hoàn tất, mẫu đưa về form.</w:t>
-      </w:r>
-    </w:p>
-    <w:p>
-      <w:pPr>
-        <w:widowControl/>
-      </w:pPr>
-      <w:r>
-        <w:rPr>
-          <w:rFonts w:ascii="Times New Roman" w:hAnsi="Times New Roman"/>
-          <w:b w:val="0"/>
-          <w:color w:val="000000"/>
-          <w:sz w:val="26"/>
-        </w:rPr>
-        <w:t>Đây là luồng POST → chuyển hướng → GET. Nó giúp tránh một số hành vi gửi lại form do tải lại trang; không được coi là cơ chế bảo đảm mọi thao tác ghi dữ liệu không bao giờ lặp. Khi có thao tác ghi CSDL, cần kiểm tra thêm ràng buộc dữ liệu.</w:t>
-      </w:r>
-    </w:p>
-    <w:p>
-      <w:pPr>
-        <w:keepNext/>
-        <w:widowControl/>
-      </w:pPr>
-      <w:r>
-        <w:rPr>
-          <w:rFonts w:ascii="Times New Roman" w:hAnsi="Times New Roman"/>
-          <w:b w:val="0"/>
-          <w:sz w:val="26"/>
-        </w:rPr>
-        <w:t>Kiểm tra kết quả bước 5:</w:t>
-      </w:r>
-    </w:p>
-    <w:p>
-      <w:pPr>
-        <w:widowControl/>
-        <w:ind w:firstLine="0" w:left="0"/>
-        <w:jc w:val="left"/>
-      </w:pPr>
-      <w:r>
-        <w:rPr>
-          <w:rFonts w:ascii="Times New Roman" w:hAnsi="Times New Roman"/>
-          <w:b w:val="0"/>
-          <w:color w:val="000000"/>
-          <w:sz w:val="26"/>
-        </w:rPr>
-        <w:t>[</w:t>
-      </w:r>
-      <w:r>
-        <w:rPr>
-          <w:rFonts w:ascii="Times New Roman" w:hAnsi="Times New Roman"/>
-          <w:b w:val="0"/>
-          <w:color w:val="000000"/>
-          <w:sz w:val="26"/>
-        </w:rPr>
-        <w:t xml:space="preserve"> ] Hoàn tất mô phỏng cho kết quả trong phiên; hiểu rằng chưa tạo hàng CSDL.</w:t>
-      </w:r>
-    </w:p>
-    <w:p>
-      <w:pPr>
-        <w:pStyle w:val="Heading3"/>
-        <w:keepNext/>
-        <w:widowControl/>
-      </w:pPr>
-      <w:r>
-        <w:rPr>
-          <w:rFonts w:ascii="Times New Roman" w:hAnsi="Times New Roman"/>
-          <w:b/>
-          <w:color w:val="000000"/>
-          <w:sz w:val="26"/>
-        </w:rPr>
-        <w:t>Bước 6. Tạo xử lý hủy</w:t>
-      </w:r>
-    </w:p>
-    <w:p>
-      <w:pPr>
-        <w:keepNext/>
-        <w:widowControl/>
-      </w:pPr>
-      <w:r>
-        <w:rPr>
-          <w:rFonts w:ascii="Times New Roman" w:hAnsi="Times New Roman"/>
-          <w:b w:val="0"/>
-          <w:color w:val="000000"/>
-          <w:sz w:val="26"/>
-        </w:rPr>
-        <w:t xml:space="preserve">Mở </w:t>
-      </w:r>
-      <w:r>
-        <w:rPr>
-          <w:rFonts w:ascii="Times New Roman" w:hAnsi="Times New Roman"/>
-          <w:b w:val="0"/>
-          <w:color w:val="000000"/>
-          <w:sz w:val="26"/>
-        </w:rPr>
-        <w:t>public/cancel.php</w:t>
-      </w:r>
-      <w:r>
-        <w:rPr>
-          <w:rFonts w:ascii="Times New Roman" w:hAnsi="Times New Roman"/>
-          <w:b w:val="0"/>
-          <w:color w:val="000000"/>
-          <w:sz w:val="26"/>
-        </w:rPr>
-        <w:t>:</w:t>
-      </w:r>
-    </w:p>
-    <w:p>
-      <w:pPr>
-        <w:keepNext/>
-        <w:keepLines/>
-        <w:widowControl/>
-        <w:spacing w:after="0" w:before="0" w:line="240" w:lineRule="auto"/>
-        <w:ind w:firstLine="0" w:left="142" w:right="85"/>
-        <w:jc w:val="left"/>
-      </w:pPr>
-      <w:r>
-        <w:rPr>
-          <w:rFonts w:ascii="Times New Roman" w:hAnsi="Times New Roman"/>
-          <w:b w:val="0"/>
-          <w:sz w:val="26"/>
-        </w:rPr>
-        <w:t>&lt;?php</w:t>
-      </w:r>
-    </w:p>
-    <w:p>
-      <w:pPr>
-        <w:keepNext/>
-        <w:keepLines/>
-        <w:widowControl/>
-        <w:spacing w:after="0" w:before="0" w:line="240" w:lineRule="auto"/>
-        <w:ind w:firstLine="0" w:left="142" w:right="85"/>
-        <w:jc w:val="left"/>
-      </w:pPr>
-      <w:r>
-        <w:rPr>
-          <w:rFonts w:ascii="Times New Roman" w:hAnsi="Times New Roman"/>
-          <w:b w:val="0"/>
-          <w:sz w:val="26"/>
-        </w:rPr>
-        <w:t>require __DIR__.'/../src/Session.php';</w:t>
-      </w:r>
-    </w:p>
-    <w:p>
-      <w:pPr>
-        <w:keepNext/>
-        <w:keepLines/>
-        <w:widowControl/>
-        <w:spacing w:after="0" w:before="0" w:line="240" w:lineRule="auto"/>
-        <w:ind w:firstLine="0" w:left="142" w:right="85"/>
-        <w:jc w:val="left"/>
-      </w:pPr>
-      <w:r>
-        <w:rPr>
-          <w:rFonts w:ascii="Times New Roman" w:hAnsi="Times New Roman"/>
-          <w:b w:val="0"/>
-          <w:sz w:val="26"/>
-        </w:rPr>
-        <w:t>require __DIR__.'/../src/Draft.php';</w:t>
-      </w:r>
-    </w:p>
-    <w:p>
-      <w:pPr>
-        <w:keepNext/>
-        <w:keepLines/>
-        <w:widowControl/>
-        <w:spacing w:after="0" w:before="0" w:line="240" w:lineRule="auto"/>
-        <w:ind w:firstLine="0" w:left="142" w:right="85"/>
-        <w:jc w:val="left"/>
-      </w:pPr>
-      <w:r>
-        <w:rPr>
-          <w:rFonts w:ascii="Times New Roman" w:hAnsi="Times New Roman"/>
-          <w:b w:val="0"/>
-          <w:sz w:val="26"/>
-        </w:rPr>
-        <w:t>if ($_SERVER['REQUEST_METHOD'] !== 'POST') { http_response_code(405); exit('POST_REQUIRED'); }</w:t>
-      </w:r>
-    </w:p>
-    <w:p>
-      <w:pPr>
-        <w:keepNext/>
-        <w:keepLines/>
-        <w:widowControl/>
-        <w:spacing w:after="0" w:before="0" w:line="240" w:lineRule="auto"/>
-        <w:ind w:firstLine="0" w:left="142" w:right="85"/>
-        <w:jc w:val="left"/>
-      </w:pPr>
-      <w:r>
-        <w:rPr>
-          <w:rFonts w:ascii="Times New Roman" w:hAnsi="Times New Roman"/>
-          <w:b w:val="0"/>
-          <w:sz w:val="26"/>
-        </w:rPr>
-        <w:t>checkCsrf($_POST);</w:t>
+        <w:t>Bước 7. Chạy kiểm thử tích hợp</w:t>
       </w:r>
     </w:p>
     <w:p>
@@ -4817,7 +5063,7 @@
           <w:b w:val="0"/>
           <w:sz w:val="26"/>
         </w:rPr>
-        <w:t>cancelDraft($_SESSION);</w:t>
+        <w:t>php tests/run.php</w:t>
       </w:r>
     </w:p>
     <w:p>
@@ -4833,7 +5079,7 @@
           <w:b w:val="0"/>
           <w:sz w:val="26"/>
         </w:rPr>
-        <w:t>header('Location: /register.php', true, 303); exit;</w:t>
+        <w:t>bash lab.sh test</w:t>
       </w:r>
     </w:p>
     <w:p>
@@ -4847,7 +5093,7 @@
           <w:color w:val="000000"/>
           <w:sz w:val="26"/>
         </w:rPr>
-        <w:t xml:space="preserve">Mã chỉ nhận POST, kiểm tra token rồi xóa khóa bản nháp. Không gọi </w:t>
+        <w:t xml:space="preserve">Bộ tích hợp tạo sự kiện thử riêng, kiểm tra lưu/trùng/dấu nháy/danh sách rồi rollback. Khi đủ môi trường, cần </w:t>
       </w:r>
       <w:r>
         <w:rPr>
@@ -4856,7 +5102,7 @@
           <w:color w:val="000000"/>
           <w:sz w:val="26"/>
         </w:rPr>
-        <w:t>session_destroy()</w:t>
+        <w:t>TESTS=7 FAILED=0</w:t>
       </w:r>
       <w:r>
         <w:rPr>
@@ -4865,29 +5111,8 @@
           <w:color w:val="000000"/>
           <w:sz w:val="26"/>
         </w:rPr>
-        <w:t xml:space="preserve"> vì ta không muốn xóa token và mọi trạng thái khác của phiên chỉ để hủy một form.</w:t>
-      </w:r>
-    </w:p>
-    <w:p>
-      <w:pPr>
-        <w:keepNext/>
-        <w:widowControl/>
-      </w:pPr>
-      <w:r>
-        <w:rPr>
-          <w:rFonts w:ascii="Times New Roman" w:hAnsi="Times New Roman"/>
-          <w:b w:val="0"/>
-          <w:sz w:val="26"/>
-        </w:rPr>
-        <w:t>Kiểm tra kết quả bước 6:</w:t>
-      </w:r>
-    </w:p>
-    <w:p>
-      <w:pPr>
-        <w:widowControl/>
-        <w:ind w:firstLine="0" w:left="0"/>
-        <w:jc w:val="left"/>
-      </w:pPr>
+        <w:t xml:space="preserve">. Nếu có </w:t>
+      </w:r>
       <w:r>
         <w:rPr>
           <w:rFonts w:ascii="Times New Roman" w:hAnsi="Times New Roman"/>
@@ -4895,7 +5120,7 @@
           <w:color w:val="000000"/>
           <w:sz w:val="26"/>
         </w:rPr>
-        <w:t>[</w:t>
+        <w:t>NOT_RUN</w:t>
       </w:r>
       <w:r>
         <w:rPr>
@@ -4904,29 +5129,41 @@
           <w:color w:val="000000"/>
           <w:sz w:val="26"/>
         </w:rPr>
-        <w:t xml:space="preserve"> ] Hủy xóa nháp và quay lại nhập; không xóa toàn bộ dữ liệu phiên.</w:t>
+        <w:t>, nghĩa là chưa thực thi kiểm thử do thiếu kết nối/cấu hình; không coi đó là PASS.</w:t>
       </w:r>
     </w:p>
     <w:p>
       <w:pPr>
-        <w:pStyle w:val="Heading3"/>
+        <w:widowControl/>
+      </w:pPr>
+      <w:r>
+        <w:rPr>
+          <w:rFonts w:ascii="Times New Roman" w:hAnsi="Times New Roman"/>
+          <w:b w:val="0"/>
+          <w:sz w:val="26"/>
+        </w:rPr>
+        <w:t>Báo cáo kiểm tra môi trường biên soạn được lưu trong tài liệu giảng viên. Phần tích hợp PostgreSQL cần được chạy và xác nhận trên máy giảng viên trước khi sử dụng trong lớp.</w:t>
+      </w:r>
+    </w:p>
+    <w:p>
+      <w:pPr>
         <w:keepNext/>
         <w:widowControl/>
       </w:pPr>
       <w:r>
         <w:rPr>
           <w:rFonts w:ascii="Times New Roman" w:hAnsi="Times New Roman"/>
-          <w:b/>
-          <w:color w:val="000000"/>
+          <w:b w:val="0"/>
           <w:sz w:val="26"/>
         </w:rPr>
-        <w:t>Bước 7. Ghi và đọc Cookie tùy chọn</w:t>
+        <w:t>Kiểm tra kết quả bước 7:</w:t>
       </w:r>
     </w:p>
     <w:p>
       <w:pPr>
-        <w:keepNext/>
         <w:widowControl/>
+        <w:ind w:firstLine="0" w:left="0"/>
+        <w:jc w:val="left"/>
       </w:pPr>
       <w:r>
         <w:rPr>
@@ -4935,7 +5172,7 @@
           <w:color w:val="000000"/>
           <w:sz w:val="26"/>
         </w:rPr>
-        <w:t xml:space="preserve">Mở </w:t>
+        <w:t>[</w:t>
       </w:r>
       <w:r>
         <w:rPr>
@@ -4944,410 +5181,12 @@
           <w:color w:val="000000"/>
           <w:sz w:val="26"/>
         </w:rPr>
-        <w:t>public/preferences.php</w:t>
-      </w:r>
-      <w:r>
-        <w:rPr>
-          <w:rFonts w:ascii="Times New Roman" w:hAnsi="Times New Roman"/>
-          <w:b w:val="0"/>
-          <w:color w:val="000000"/>
-          <w:sz w:val="26"/>
-        </w:rPr>
-        <w:t>:</w:t>
+        <w:t xml:space="preserve"> ] Chạy cả test cơ bản/tích hợp; nếu thiếu CSDL ghi NOT_RUN, không tự báo đạt.</w:t>
       </w:r>
     </w:p>
     <w:p>
-      <w:pPr>
-        <w:keepNext/>
-        <w:keepLines/>
-        <w:widowControl/>
-        <w:spacing w:after="0" w:before="0" w:line="240" w:lineRule="auto"/>
-        <w:ind w:firstLine="0" w:left="142" w:right="85"/>
-        <w:jc w:val="left"/>
-      </w:pPr>
-      <w:r>
-        <w:rPr>
-          <w:rFonts w:ascii="Times New Roman" w:hAnsi="Times New Roman"/>
-          <w:b w:val="0"/>
-          <w:sz w:val="26"/>
-        </w:rPr>
-        <w:t>&lt;?php</w:t>
-      </w:r>
-    </w:p>
-    <w:p>
-      <w:pPr>
-        <w:keepNext/>
-        <w:keepLines/>
-        <w:widowControl/>
-        <w:spacing w:after="0" w:before="0" w:line="240" w:lineRule="auto"/>
-        <w:ind w:firstLine="0" w:left="142" w:right="85"/>
-        <w:jc w:val="left"/>
-      </w:pPr>
-      <w:r>
-        <w:rPr>
-          <w:rFonts w:ascii="Times New Roman" w:hAnsi="Times New Roman"/>
-          <w:b w:val="0"/>
-          <w:sz w:val="26"/>
-        </w:rPr>
-        <w:t>require __DIR__.'/../src/Session.php';</w:t>
-      </w:r>
-    </w:p>
-    <w:p>
-      <w:pPr>
-        <w:keepNext/>
-        <w:keepLines/>
-        <w:widowControl/>
-        <w:spacing w:after="0" w:before="0" w:line="240" w:lineRule="auto"/>
-        <w:ind w:firstLine="0" w:left="142" w:right="85"/>
-        <w:jc w:val="left"/>
-      </w:pPr>
-      <w:r>
-        <w:rPr>
-          <w:rFonts w:ascii="Times New Roman" w:hAnsi="Times New Roman"/>
-          <w:b w:val="0"/>
-          <w:sz w:val="26"/>
-        </w:rPr>
-        <w:t>if ($_SERVER['REQUEST_METHOD'] !== 'POST') { http_response_code(405); exit('POST_REQUIRED'); }</w:t>
-      </w:r>
-    </w:p>
-    <w:p>
-      <w:pPr>
-        <w:keepNext/>
-        <w:keepLines/>
-        <w:widowControl/>
-        <w:spacing w:after="0" w:before="0" w:line="240" w:lineRule="auto"/>
-        <w:ind w:firstLine="0" w:left="142" w:right="85"/>
-        <w:jc w:val="left"/>
-      </w:pPr>
-      <w:r>
-        <w:rPr>
-          <w:rFonts w:ascii="Times New Roman" w:hAnsi="Times New Roman"/>
-          <w:b w:val="0"/>
-          <w:sz w:val="26"/>
-        </w:rPr>
-        <w:t>checkCsrf($_POST);</w:t>
-      </w:r>
-    </w:p>
-    <w:p>
-      <w:pPr>
-        <w:keepNext/>
-        <w:keepLines/>
-        <w:widowControl/>
-        <w:spacing w:after="0" w:before="0" w:line="240" w:lineRule="auto"/>
-        <w:ind w:firstLine="0" w:left="142" w:right="85"/>
-        <w:jc w:val="left"/>
-      </w:pPr>
-      <w:r>
-        <w:rPr>
-          <w:rFonts w:ascii="Times New Roman" w:hAnsi="Times New Roman"/>
-          <w:b w:val="0"/>
-          <w:sz w:val="26"/>
-        </w:rPr>
-        <w:t>$view = $_POST['view'] ?? '';</w:t>
-      </w:r>
-    </w:p>
-    <w:p>
-      <w:pPr>
-        <w:keepNext/>
-        <w:keepLines/>
-        <w:widowControl/>
-        <w:spacing w:after="0" w:before="0" w:line="240" w:lineRule="auto"/>
-        <w:ind w:firstLine="0" w:left="142" w:right="85"/>
-        <w:jc w:val="left"/>
-      </w:pPr>
-      <w:r>
-        <w:rPr>
-          <w:rFonts w:ascii="Times New Roman" w:hAnsi="Times New Roman"/>
-          <w:b w:val="0"/>
-          <w:sz w:val="26"/>
-        </w:rPr>
-        <w:t>if (!is_string($view) || !in_array($view, ['compact', 'full'], true)) {</w:t>
-      </w:r>
-    </w:p>
-    <w:p>
-      <w:pPr>
-        <w:keepNext/>
-        <w:keepLines/>
-        <w:widowControl/>
-        <w:spacing w:after="0" w:before="0" w:line="240" w:lineRule="auto"/>
-        <w:ind w:firstLine="0" w:left="142" w:right="85"/>
-        <w:jc w:val="left"/>
-      </w:pPr>
-      <w:r>
-        <w:rPr>
-          <w:rFonts w:ascii="Times New Roman" w:hAnsi="Times New Roman"/>
-          <w:b w:val="0"/>
-          <w:sz w:val="26"/>
-        </w:rPr>
-        <w:t xml:space="preserve">    http_response_code(422); exit('VIEW_INVALID');</w:t>
-      </w:r>
-    </w:p>
-    <w:p>
-      <w:pPr>
-        <w:keepNext/>
-        <w:keepLines/>
-        <w:widowControl/>
-        <w:spacing w:after="0" w:before="0" w:line="240" w:lineRule="auto"/>
-        <w:ind w:firstLine="0" w:left="142" w:right="85"/>
-        <w:jc w:val="left"/>
-      </w:pPr>
-      <w:r>
-        <w:rPr>
-          <w:rFonts w:ascii="Times New Roman" w:hAnsi="Times New Roman"/>
-          <w:b w:val="0"/>
-          <w:sz w:val="26"/>
-        </w:rPr>
-        <w:t>}</w:t>
-      </w:r>
-    </w:p>
-    <w:p>
-      <w:pPr>
-        <w:keepNext/>
-        <w:keepLines/>
-        <w:widowControl/>
-        <w:spacing w:after="0" w:before="0" w:line="240" w:lineRule="auto"/>
-        <w:ind w:firstLine="0" w:left="142" w:right="85"/>
-        <w:jc w:val="left"/>
-      </w:pPr>
-      <w:r>
-        <w:rPr>
-          <w:rFonts w:ascii="Times New Roman" w:hAnsi="Times New Roman"/>
-          <w:b w:val="0"/>
-          <w:sz w:val="26"/>
-        </w:rPr>
-        <w:t>setcookie('view', $view, ['expires'=&gt;time()+3600, 'path'=&gt;'/', 'httponly'=&gt;true,</w:t>
-      </w:r>
-    </w:p>
-    <w:p>
-      <w:pPr>
-        <w:keepNext w:val="0"/>
-        <w:keepLines/>
-        <w:widowControl/>
-        <w:spacing w:after="0" w:before="0" w:line="240" w:lineRule="auto"/>
-        <w:ind w:firstLine="0" w:left="142" w:right="85"/>
-        <w:jc w:val="left"/>
-      </w:pPr>
-      <w:r>
-        <w:rPr>
-          <w:rFonts w:ascii="Times New Roman" w:hAnsi="Times New Roman"/>
-          <w:b w:val="0"/>
-          <w:sz w:val="26"/>
-        </w:rPr>
-        <w:t xml:space="preserve">    'samesite'=&gt;'Lax', 'secure'=&gt;isset($_SERVER['HTTPS']) &amp;&amp; $_SERVER['HTTPS'] !== 'off']);</w:t>
-      </w:r>
-    </w:p>
-    <w:p>
-      <w:pPr>
-        <w:widowControl/>
-        <w:spacing w:after="120" w:before="0" w:line="240" w:lineRule="auto"/>
-        <w:ind w:firstLine="0" w:left="142" w:right="85"/>
-        <w:jc w:val="left"/>
-      </w:pPr>
-      <w:r>
-        <w:rPr>
-          <w:rFonts w:ascii="Times New Roman" w:hAnsi="Times New Roman"/>
-          <w:b w:val="0"/>
-          <w:sz w:val="26"/>
-        </w:rPr>
-        <w:t>header('Location: /register.php', true, 303); exit;</w:t>
-      </w:r>
-    </w:p>
-    <w:p>
-      <w:pPr>
-        <w:widowControl/>
-      </w:pPr>
-      <w:r>
-        <w:rPr>
-          <w:rFonts w:ascii="Times New Roman" w:hAnsi="Times New Roman"/>
-          <w:b w:val="0"/>
-          <w:color w:val="000000"/>
-          <w:sz w:val="26"/>
-        </w:rPr>
-        <w:t xml:space="preserve">Cookie tồn tại một giờ và áp dụng cho đường dẫn </w:t>
-      </w:r>
-      <w:r>
-        <w:rPr>
-          <w:rFonts w:ascii="Times New Roman" w:hAnsi="Times New Roman"/>
-          <w:b w:val="0"/>
-          <w:color w:val="000000"/>
-          <w:sz w:val="26"/>
-        </w:rPr>
-        <w:t>/</w:t>
-      </w:r>
-      <w:r>
-        <w:rPr>
-          <w:rFonts w:ascii="Times New Roman" w:hAnsi="Times New Roman"/>
-          <w:b w:val="0"/>
-          <w:color w:val="000000"/>
-          <w:sz w:val="26"/>
-        </w:rPr>
-        <w:t xml:space="preserve">. Giá trị chỉ được chọn trong hai lựa chọn đã công bố. Sau </w:t>
-      </w:r>
-      <w:r>
-        <w:rPr>
-          <w:rFonts w:ascii="Times New Roman" w:hAnsi="Times New Roman"/>
-          <w:b w:val="0"/>
-          <w:color w:val="000000"/>
-          <w:sz w:val="26"/>
-        </w:rPr>
-        <w:t>setcookie</w:t>
-      </w:r>
-      <w:r>
-        <w:rPr>
-          <w:rFonts w:ascii="Times New Roman" w:hAnsi="Times New Roman"/>
-          <w:b w:val="0"/>
-          <w:color w:val="000000"/>
-          <w:sz w:val="26"/>
-        </w:rPr>
-        <w:t xml:space="preserve">, trình duyệt nhận Cookie rồi gửi lại trong request tiếp theo; việc chuyển hướng giúp trang form đọc được giá trị mới qua </w:t>
-      </w:r>
-      <w:r>
-        <w:rPr>
-          <w:rFonts w:ascii="Times New Roman" w:hAnsi="Times New Roman"/>
-          <w:b w:val="0"/>
-          <w:color w:val="000000"/>
-          <w:sz w:val="26"/>
-        </w:rPr>
-        <w:t>$_COOKIE</w:t>
-      </w:r>
-      <w:r>
-        <w:rPr>
-          <w:rFonts w:ascii="Times New Roman" w:hAnsi="Times New Roman"/>
-          <w:b w:val="0"/>
-          <w:color w:val="000000"/>
-          <w:sz w:val="26"/>
-        </w:rPr>
-        <w:t>.</w:t>
-      </w:r>
-    </w:p>
-    <w:p>
-      <w:pPr>
-        <w:widowControl/>
-      </w:pPr>
-      <w:r>
-        <w:rPr>
-          <w:rFonts w:ascii="Times New Roman" w:hAnsi="Times New Roman"/>
-          <w:b w:val="0"/>
-          <w:color w:val="000000"/>
-          <w:sz w:val="26"/>
-        </w:rPr>
-        <w:t xml:space="preserve">Trong giao diện mẫu, lựa chọn được hiển thị bằng dòng “Tùy chọn Cookie”; chưa thay toàn bộ cách bố trí giao diện. Các thuộc tính </w:t>
-      </w:r>
-      <w:r>
-        <w:rPr>
-          <w:rFonts w:ascii="Times New Roman" w:hAnsi="Times New Roman"/>
-          <w:b w:val="0"/>
-          <w:color w:val="000000"/>
-          <w:sz w:val="26"/>
-        </w:rPr>
-        <w:t>httponly</w:t>
-      </w:r>
-      <w:r>
-        <w:rPr>
-          <w:rFonts w:ascii="Times New Roman" w:hAnsi="Times New Roman"/>
-          <w:b w:val="0"/>
-          <w:color w:val="000000"/>
-          <w:sz w:val="26"/>
-        </w:rPr>
-        <w:t xml:space="preserve">, </w:t>
-      </w:r>
-      <w:r>
-        <w:rPr>
-          <w:rFonts w:ascii="Times New Roman" w:hAnsi="Times New Roman"/>
-          <w:b w:val="0"/>
-          <w:color w:val="000000"/>
-          <w:sz w:val="26"/>
-        </w:rPr>
-        <w:t>samesite</w:t>
-      </w:r>
-      <w:r>
-        <w:rPr>
-          <w:rFonts w:ascii="Times New Roman" w:hAnsi="Times New Roman"/>
-          <w:b w:val="0"/>
-          <w:color w:val="000000"/>
-          <w:sz w:val="26"/>
-        </w:rPr>
-        <w:t xml:space="preserve"> và </w:t>
-      </w:r>
-      <w:r>
-        <w:rPr>
-          <w:rFonts w:ascii="Times New Roman" w:hAnsi="Times New Roman"/>
-          <w:b w:val="0"/>
-          <w:color w:val="000000"/>
-          <w:sz w:val="26"/>
-        </w:rPr>
-        <w:t>secure</w:t>
-      </w:r>
-      <w:r>
-        <w:rPr>
-          <w:rFonts w:ascii="Times New Roman" w:hAnsi="Times New Roman"/>
-          <w:b w:val="0"/>
-          <w:color w:val="000000"/>
-          <w:sz w:val="26"/>
-        </w:rPr>
-        <w:t xml:space="preserve"> được cấp sẵn. </w:t>
-      </w:r>
-      <w:r>
-        <w:rPr>
-          <w:rFonts w:ascii="Times New Roman" w:hAnsi="Times New Roman"/>
-          <w:b w:val="0"/>
-          <w:color w:val="000000"/>
-          <w:sz w:val="26"/>
-        </w:rPr>
-        <w:t>secure</w:t>
-      </w:r>
-      <w:r>
-        <w:rPr>
-          <w:rFonts w:ascii="Times New Roman" w:hAnsi="Times New Roman"/>
-          <w:b w:val="0"/>
-          <w:color w:val="000000"/>
-          <w:sz w:val="26"/>
-        </w:rPr>
-        <w:t xml:space="preserve"> bật khi chạy HTTPS; môi trường HTTP cục bộ không được đặt Secure cố định, nếu không trình duyệt sẽ không gửi Cookie đó qua HTTP.</w:t>
-      </w:r>
-    </w:p>
-    <w:p>
-      <w:pPr>
-        <w:keepNext/>
-        <w:widowControl/>
-      </w:pPr>
-      <w:r>
-        <w:rPr>
-          <w:rFonts w:ascii="Times New Roman" w:hAnsi="Times New Roman"/>
-          <w:b w:val="0"/>
-          <w:sz w:val="26"/>
-        </w:rPr>
-        <w:t>Kiểm tra kết quả bước 7:</w:t>
-      </w:r>
-    </w:p>
-    <w:p>
-      <w:pPr>
-        <w:widowControl/>
-        <w:ind w:firstLine="0" w:left="0"/>
-        <w:jc w:val="left"/>
-      </w:pPr>
-      <w:r>
-        <w:rPr>
-          <w:rFonts w:ascii="Times New Roman" w:hAnsi="Times New Roman"/>
-          <w:b w:val="0"/>
-          <w:color w:val="000000"/>
-          <w:sz w:val="26"/>
-        </w:rPr>
-        <w:t>[</w:t>
-      </w:r>
-      <w:r>
-        <w:rPr>
-          <w:rFonts w:ascii="Times New Roman" w:hAnsi="Times New Roman"/>
-          <w:b w:val="0"/>
-          <w:color w:val="000000"/>
-          <w:sz w:val="26"/>
-        </w:rPr>
-        <w:t xml:space="preserve"> ] Cookie chỉ chứa compact/full và đọc được ở request tiếp theo; không lưu thông tin nhạy cảm.</w:t>
-      </w:r>
-    </w:p>
-    <w:p>
-      <w:r>
-        <w:t>Kết quả sau phần hướng dẫn: Hoàn tất hợp lệ có SIMULATED_OK; hủy xóa nháp. bash lab.sh test: TESTS=6 FAILED=0. Chưa ghi CSDL.</w:t>
+      <w:r>
+        <w:t>Kết quả sau phần hướng dẫn: Tạo lần đầu: CREATED; lặp cùng email/sự kiện: DUPLICATE. Sau khi đủ môi trường, test in TESTS=6 FAILED=0 và TESTS=7 FAILED=0.</w:t>
       </w:r>
     </w:p>
     <w:p>
@@ -5363,54 +5202,6 @@
           <w:sz w:val="26"/>
         </w:rPr>
         <w:t>V. LỖI THƯỜNG GẶP VÀ CÁCH KHẮC PHỤC</w:t>
-      </w:r>
-    </w:p>
-    <w:p>
-      <w:pPr>
-        <w:keepNext w:val="0"/>
-        <w:keepLines/>
-        <w:widowControl/>
-        <w:spacing w:after="0" w:before="0" w:line="240" w:lineRule="auto"/>
-        <w:ind w:firstLine="0" w:left="142" w:right="85"/>
-        <w:jc w:val="left"/>
-      </w:pPr>
-      <w:r>
-        <w:rPr>
-          <w:rFonts w:ascii="Times New Roman" w:hAnsi="Times New Roman"/>
-          <w:b w:val="0"/>
-          <w:sz w:val="26"/>
-        </w:rPr>
-        <w:t>php tests/run.php</w:t>
-      </w:r>
-    </w:p>
-    <w:p>
-      <w:pPr>
-        <w:widowControl/>
-        <w:spacing w:after="120" w:before="0" w:line="240" w:lineRule="auto"/>
-        <w:ind w:firstLine="0" w:left="142" w:right="85"/>
-        <w:jc w:val="left"/>
-      </w:pPr>
-      <w:r>
-        <w:rPr>
-          <w:rFonts w:ascii="Times New Roman" w:hAnsi="Times New Roman"/>
-          <w:b w:val="0"/>
-          <w:sz w:val="26"/>
-        </w:rPr>
-        <w:t>bash lab.sh run</w:t>
-      </w:r>
-    </w:p>
-    <w:p>
-      <w:pPr>
-        <w:widowControl/>
-      </w:pPr>
-      <w:r>
-        <w:rPr>
-          <w:rFonts w:ascii="Times New Roman" w:hAnsi="Times New Roman"/>
-          <w:b w:val="0"/>
-          <w:color w:val="000000"/>
-          <w:sz w:val="26"/>
-        </w:rPr>
-        <w:t>Nếu máy chủ cũ còn chạy, dùng terminal thứ hai để chạy test hoặc dừng bằng Ctrl+C. Mở đúng địa chỉ của bài thực hành.</w:t>
       </w:r>
     </w:p>
     <w:tbl>
@@ -5458,7 +5249,7 @@
                 <w:color w:val="000000"/>
                 <w:sz w:val="26"/>
               </w:rPr>
-              <w:t>Phép thử</w:t>
+              <w:t>Lỗi/hiện tượng</w:t>
             </w:r>
           </w:p>
         </w:tc>
@@ -5484,7 +5275,7 @@
                 <w:color w:val="000000"/>
                 <w:sz w:val="26"/>
               </w:rPr>
-              <w:t>Kết quả cần thấy</w:t>
+              <w:t>Cách xử lý</w:t>
             </w:r>
           </w:p>
         </w:tc>
@@ -5515,7 +5306,16 @@
                 <w:color w:val="000000"/>
                 <w:sz w:val="26"/>
               </w:rPr>
-              <w:t>Nhập hợp lệ → Tiếp tục</w:t>
+              <w:t xml:space="preserve">Thiếu </w:t>
+            </w:r>
+            <w:r>
+              <w:rPr>
+                <w:rFonts w:ascii="Times New Roman" w:hAnsi="Times New Roman"/>
+                <w:b w:val="0"/>
+                <w:color w:val="000000"/>
+                <w:sz w:val="26"/>
+              </w:rPr>
+              <w:t>pgsql</w:t>
             </w:r>
           </w:p>
         </w:tc>
@@ -5541,7 +5341,43 @@
                 <w:color w:val="000000"/>
                 <w:sz w:val="26"/>
               </w:rPr>
-              <w:t>Sang xác nhận, thông tin đúng.</w:t>
+              <w:t xml:space="preserve">So phiên bản </w:t>
+            </w:r>
+            <w:r>
+              <w:rPr>
+                <w:rFonts w:ascii="Times New Roman" w:hAnsi="Times New Roman"/>
+                <w:b w:val="0"/>
+                <w:color w:val="000000"/>
+                <w:sz w:val="26"/>
+              </w:rPr>
+              <w:t>php -v</w:t>
+            </w:r>
+            <w:r>
+              <w:rPr>
+                <w:rFonts w:ascii="Times New Roman" w:hAnsi="Times New Roman"/>
+                <w:b w:val="0"/>
+                <w:color w:val="000000"/>
+                <w:sz w:val="26"/>
+              </w:rPr>
+              <w:t xml:space="preserve"> với extension đã cài; chạy </w:t>
+            </w:r>
+            <w:r>
+              <w:rPr>
+                <w:rFonts w:ascii="Times New Roman" w:hAnsi="Times New Roman"/>
+                <w:b w:val="0"/>
+                <w:color w:val="000000"/>
+                <w:sz w:val="26"/>
+              </w:rPr>
+              <w:t>php -m</w:t>
+            </w:r>
+            <w:r>
+              <w:rPr>
+                <w:rFonts w:ascii="Times New Roman" w:hAnsi="Times New Roman"/>
+                <w:b w:val="0"/>
+                <w:color w:val="000000"/>
+                <w:sz w:val="26"/>
+              </w:rPr>
+              <w:t>.</w:t>
             </w:r>
           </w:p>
         </w:tc>
@@ -5572,7 +5408,7 @@
                 <w:color w:val="000000"/>
                 <w:sz w:val="26"/>
               </w:rPr>
-              <w:t>Sửa lại → thay họ tên → Tiếp tục</w:t>
+              <w:t>Database không kết nối</w:t>
             </w:r>
           </w:p>
         </w:tc>
@@ -5598,7 +5434,25 @@
                 <w:color w:val="000000"/>
                 <w:sz w:val="26"/>
               </w:rPr>
-              <w:t>Xác nhận dùng tên mới.</w:t>
+              <w:t xml:space="preserve">Kiểm tra dịch vụ, user/database lab, mật khẩu. Chạy </w:t>
+            </w:r>
+            <w:r>
+              <w:rPr>
+                <w:rFonts w:ascii="Times New Roman" w:hAnsi="Times New Roman"/>
+                <w:b w:val="0"/>
+                <w:color w:val="000000"/>
+                <w:sz w:val="26"/>
+              </w:rPr>
+              <w:t>bash lab.sh db-config</w:t>
+            </w:r>
+            <w:r>
+              <w:rPr>
+                <w:rFonts w:ascii="Times New Roman" w:hAnsi="Times New Roman"/>
+                <w:b w:val="0"/>
+                <w:color w:val="000000"/>
+                <w:sz w:val="26"/>
+              </w:rPr>
+              <w:t xml:space="preserve"> nếu cần sửa cấu hình cục bộ.</w:t>
             </w:r>
           </w:p>
         </w:tc>
@@ -5629,7 +5483,7 @@
                 <w:color w:val="000000"/>
                 <w:sz w:val="26"/>
               </w:rPr>
-              <w:t>Hủy bản nháp</w:t>
+              <w:t>Không có bảng</w:t>
             </w:r>
           </w:p>
         </w:tc>
@@ -5655,7 +5509,25 @@
                 <w:color w:val="000000"/>
                 <w:sz w:val="26"/>
               </w:rPr>
-              <w:t>Trở về form; không giữ bản nháp vừa hủy.</w:t>
+              <w:t xml:space="preserve">Chạy schema trong đúng database; xác minh </w:t>
+            </w:r>
+            <w:r>
+              <w:rPr>
+                <w:rFonts w:ascii="Times New Roman" w:hAnsi="Times New Roman"/>
+                <w:b w:val="0"/>
+                <w:color w:val="000000"/>
+                <w:sz w:val="26"/>
+              </w:rPr>
+              <w:t>current_database()</w:t>
+            </w:r>
+            <w:r>
+              <w:rPr>
+                <w:rFonts w:ascii="Times New Roman" w:hAnsi="Times New Roman"/>
+                <w:b w:val="0"/>
+                <w:color w:val="000000"/>
+                <w:sz w:val="26"/>
+              </w:rPr>
+              <w:t>.</w:t>
             </w:r>
           </w:p>
         </w:tc>
@@ -5686,7 +5558,7 @@
                 <w:color w:val="000000"/>
                 <w:sz w:val="26"/>
               </w:rPr>
-              <w:t>Xác nhận → tải lại trang</w:t>
+              <w:t>DUPLICATE ngay lần chạy thử đầu tiên</w:t>
             </w:r>
           </w:p>
         </w:tc>
@@ -5712,25 +5584,7 @@
                 <w:color w:val="000000"/>
                 <w:sz w:val="26"/>
               </w:rPr>
-              <w:t xml:space="preserve">Vẫn </w:t>
-            </w:r>
-            <w:r>
-              <w:rPr>
-                <w:rFonts w:ascii="Times New Roman" w:hAnsi="Times New Roman"/>
-                <w:b w:val="0"/>
-                <w:color w:val="000000"/>
-                <w:sz w:val="26"/>
-              </w:rPr>
-              <w:t>SIMULATED_OK</w:t>
-            </w:r>
-            <w:r>
-              <w:rPr>
-                <w:rFonts w:ascii="Times New Roman" w:hAnsi="Times New Roman"/>
-                <w:b w:val="0"/>
-                <w:color w:val="000000"/>
-                <w:sz w:val="26"/>
-              </w:rPr>
-              <w:t>, không cần gửi lại form.</w:t>
+              <w:t>Có thể dữ liệu demo đã tồn tại từ lần trước; kiểm tra SQL trước khi kết luận.</w:t>
             </w:r>
           </w:p>
         </w:tc>
@@ -5761,7 +5615,7 @@
                 <w:color w:val="000000"/>
                 <w:sz w:val="26"/>
               </w:rPr>
-              <w:t>Mở xác nhận trong cửa sổ riêng tư mới</w:t>
+              <w:t>Chạy demo được nhưng Web lỗi</w:t>
             </w:r>
           </w:p>
         </w:tc>
@@ -5787,7 +5641,7 @@
                 <w:color w:val="000000"/>
                 <w:sz w:val="26"/>
               </w:rPr>
-              <w:t>Bị đưa về form vì phiên mới chưa có nháp.</w:t>
+              <w:t>Kiểm tra đang chạy đúng bản Lab05 và .local/db.json của bản đó; dừng PHP rồi chạy lại sau khi sửa cấu hình.</w:t>
             </w:r>
           </w:p>
         </w:tc>
@@ -5818,7 +5672,7 @@
                 <w:color w:val="000000"/>
                 <w:sz w:val="26"/>
               </w:rPr>
-              <w:t xml:space="preserve">Lưu tùy chọn </w:t>
+              <w:t xml:space="preserve">Test ghi </w:t>
             </w:r>
             <w:r>
               <w:rPr>
@@ -5827,7 +5681,7 @@
                 <w:color w:val="000000"/>
                 <w:sz w:val="26"/>
               </w:rPr>
-              <w:t>compact</w:t>
+              <w:t>NOT_RUN</w:t>
             </w:r>
           </w:p>
         </w:tc>
@@ -5853,25 +5707,7 @@
                 <w:color w:val="000000"/>
                 <w:sz w:val="26"/>
               </w:rPr>
-              <w:t xml:space="preserve">Request tiếp theo hiển thị Cookie </w:t>
-            </w:r>
-            <w:r>
-              <w:rPr>
-                <w:rFonts w:ascii="Times New Roman" w:hAnsi="Times New Roman"/>
-                <w:b w:val="0"/>
-                <w:color w:val="000000"/>
-                <w:sz w:val="26"/>
-              </w:rPr>
-              <w:t>compact</w:t>
-            </w:r>
-            <w:r>
-              <w:rPr>
-                <w:rFonts w:ascii="Times New Roman" w:hAnsi="Times New Roman"/>
-                <w:b w:val="0"/>
-                <w:color w:val="000000"/>
-                <w:sz w:val="26"/>
-              </w:rPr>
-              <w:t>.</w:t>
+              <w:t>Sửa điều kiện chạy, chạy lại; không sửa test để tự báo đạt.</w:t>
             </w:r>
           </w:p>
         </w:tc>
@@ -5885,421 +5721,6 @@
     </w:p>
     <w:p>
       <w:pPr>
-        <w:widowControl/>
-      </w:pPr>
-      <w:r>
-        <w:rPr>
-          <w:rFonts w:ascii="Times New Roman" w:hAnsi="Times New Roman"/>
-          <w:b w:val="0"/>
-          <w:color w:val="000000"/>
-          <w:sz w:val="26"/>
-        </w:rPr>
-        <w:t>Hai tab trong cùng trình duyệt thường dùng chung Cookie phiên; không dùng hai tab để chứng minh hai người dùng độc lập. Dùng cửa sổ riêng tư hoặc trình duyệt khác. Giữ token bảo vệ biểu mẫu và thông tin cá nhân trong môi trường thực hành.</w:t>
-      </w:r>
-    </w:p>
-    <w:tbl>
-      <w:tblPr>
-        <w:tblW w:type="auto" w:w="0"/>
-        <w:tblLayout w:type="fixed"/>
-        <w:tblLook w:firstColumn="1" w:firstRow="1" w:lastColumn="0" w:lastRow="0" w:noHBand="0" w:noVBand="1" w:val="04A0"/>
-        <w:tblBorders>
-          <w:top w:val="single" w:sz="4" w:color="000000"/>
-          <w:left w:val="single" w:sz="4" w:color="000000"/>
-          <w:bottom w:val="single" w:sz="4" w:color="000000"/>
-          <w:right w:val="single" w:sz="4" w:color="000000"/>
-          <w:insideH w:val="single" w:sz="4" w:color="000000"/>
-          <w:insideV w:val="single" w:sz="4" w:color="000000"/>
-        </w:tblBorders>
-      </w:tblPr>
-      <w:tblGrid>
-        <w:gridCol w:w="1701"/>
-        <w:gridCol w:w="7370"/>
-      </w:tblGrid>
-      <w:tr>
-        <w:trPr>
-          <w:cantSplit/>
-          <w:tblHeader/>
-        </w:trPr>
-        <w:tc>
-          <w:tcPr>
-            <w:tcW w:type="dxa" w:w="1701"/>
-            <w:tcMar>
-              <w:left w:w="75" w:type="dxa"/>
-              <w:right w:w="75" w:type="dxa"/>
-            </w:tcMar>
-          </w:tcPr>
-          <w:p>
-            <w:pPr>
-              <w:widowControl/>
-              <w:spacing w:line="240" w:lineRule="auto" w:after="80" w:before="80"/>
-              <w:ind w:firstLine="0"/>
-              <w:jc w:val="left"/>
-            </w:pPr>
-            <w:r>
-              <w:rPr>
-                <w:rFonts w:ascii="Times New Roman" w:hAnsi="Times New Roman"/>
-                <w:b/>
-                <w:color w:val="000000"/>
-                <w:sz w:val="26"/>
-              </w:rPr>
-              <w:t>Lỗi</w:t>
-            </w:r>
-          </w:p>
-        </w:tc>
-        <w:tc>
-          <w:tcPr>
-            <w:tcW w:type="dxa" w:w="7370"/>
-            <w:tcMar>
-              <w:left w:w="75" w:type="dxa"/>
-              <w:right w:w="75" w:type="dxa"/>
-            </w:tcMar>
-          </w:tcPr>
-          <w:p>
-            <w:pPr>
-              <w:widowControl/>
-              <w:spacing w:line="240" w:lineRule="auto" w:after="80" w:before="80"/>
-              <w:ind w:firstLine="0"/>
-              <w:jc w:val="left"/>
-            </w:pPr>
-            <w:r>
-              <w:rPr>
-                <w:rFonts w:ascii="Times New Roman" w:hAnsi="Times New Roman"/>
-                <w:b/>
-                <w:color w:val="000000"/>
-                <w:sz w:val="26"/>
-              </w:rPr>
-              <w:t>Cách kiểm tra</w:t>
-            </w:r>
-          </w:p>
-        </w:tc>
-      </w:tr>
-      <w:tr>
-        <w:trPr>
-          <w:cantSplit/>
-        </w:trPr>
-        <w:tc>
-          <w:tcPr>
-            <w:tcW w:type="dxa" w:w="1701"/>
-            <w:tcMar>
-              <w:left w:w="75" w:type="dxa"/>
-              <w:right w:w="75" w:type="dxa"/>
-            </w:tcMar>
-          </w:tcPr>
-          <w:p>
-            <w:pPr>
-              <w:widowControl/>
-              <w:spacing w:line="240" w:lineRule="auto" w:after="80" w:before="80"/>
-              <w:ind w:firstLine="0"/>
-              <w:jc w:val="left"/>
-            </w:pPr>
-            <w:r>
-              <w:rPr>
-                <w:rFonts w:ascii="Times New Roman" w:hAnsi="Times New Roman"/>
-                <w:b w:val="0"/>
-                <w:color w:val="000000"/>
-                <w:sz w:val="26"/>
-              </w:rPr>
-              <w:t>Headers already sent</w:t>
-            </w:r>
-          </w:p>
-        </w:tc>
-        <w:tc>
-          <w:tcPr>
-            <w:tcW w:type="dxa" w:w="7370"/>
-            <w:tcMar>
-              <w:left w:w="75" w:type="dxa"/>
-              <w:right w:w="75" w:type="dxa"/>
-            </w:tcMar>
-          </w:tcPr>
-          <w:p>
-            <w:pPr>
-              <w:widowControl/>
-              <w:spacing w:line="240" w:lineRule="auto" w:after="80" w:before="80"/>
-              <w:ind w:firstLine="0"/>
-              <w:jc w:val="left"/>
-            </w:pPr>
-            <w:r>
-              <w:rPr>
-                <w:rFonts w:ascii="Times New Roman" w:hAnsi="Times New Roman"/>
-                <w:b w:val="0"/>
-                <w:color w:val="000000"/>
-                <w:sz w:val="26"/>
-              </w:rPr>
-              <w:t xml:space="preserve">Có khoảng trắng/BOM/HTML trước </w:t>
-            </w:r>
-            <w:r>
-              <w:rPr>
-                <w:rFonts w:ascii="Times New Roman" w:hAnsi="Times New Roman"/>
-                <w:b w:val="0"/>
-                <w:color w:val="000000"/>
-                <w:sz w:val="26"/>
-              </w:rPr>
-              <w:t>session_start</w:t>
-            </w:r>
-            <w:r>
-              <w:rPr>
-                <w:rFonts w:ascii="Times New Roman" w:hAnsi="Times New Roman"/>
-                <w:b w:val="0"/>
-                <w:color w:val="000000"/>
-                <w:sz w:val="26"/>
-              </w:rPr>
-              <w:t xml:space="preserve"> hoặc </w:t>
-            </w:r>
-            <w:r>
-              <w:rPr>
-                <w:rFonts w:ascii="Times New Roman" w:hAnsi="Times New Roman"/>
-                <w:b w:val="0"/>
-                <w:color w:val="000000"/>
-                <w:sz w:val="26"/>
-              </w:rPr>
-              <w:t>header</w:t>
-            </w:r>
-            <w:r>
-              <w:rPr>
-                <w:rFonts w:ascii="Times New Roman" w:hAnsi="Times New Roman"/>
-                <w:b w:val="0"/>
-                <w:color w:val="000000"/>
-                <w:sz w:val="26"/>
-              </w:rPr>
-              <w:t xml:space="preserve"> không?</w:t>
-            </w:r>
-          </w:p>
-        </w:tc>
-      </w:tr>
-      <w:tr>
-        <w:trPr>
-          <w:cantSplit/>
-        </w:trPr>
-        <w:tc>
-          <w:tcPr>
-            <w:tcW w:type="dxa" w:w="1701"/>
-            <w:tcMar>
-              <w:left w:w="75" w:type="dxa"/>
-              <w:right w:w="75" w:type="dxa"/>
-            </w:tcMar>
-          </w:tcPr>
-          <w:p>
-            <w:pPr>
-              <w:widowControl/>
-              <w:spacing w:line="240" w:lineRule="auto" w:after="80" w:before="80"/>
-              <w:ind w:firstLine="0"/>
-              <w:jc w:val="left"/>
-            </w:pPr>
-            <w:r>
-              <w:rPr>
-                <w:rFonts w:ascii="Times New Roman" w:hAnsi="Times New Roman"/>
-                <w:b w:val="0"/>
-                <w:color w:val="000000"/>
-                <w:sz w:val="26"/>
-              </w:rPr>
-              <w:t>CSRF_INVALID</w:t>
-            </w:r>
-          </w:p>
-        </w:tc>
-        <w:tc>
-          <w:tcPr>
-            <w:tcW w:type="dxa" w:w="7370"/>
-            <w:tcMar>
-              <w:left w:w="75" w:type="dxa"/>
-              <w:right w:w="75" w:type="dxa"/>
-            </w:tcMar>
-          </w:tcPr>
-          <w:p>
-            <w:pPr>
-              <w:widowControl/>
-              <w:spacing w:line="240" w:lineRule="auto" w:after="80" w:before="80"/>
-              <w:ind w:firstLine="0"/>
-              <w:jc w:val="left"/>
-            </w:pPr>
-            <w:r>
-              <w:rPr>
-                <w:rFonts w:ascii="Times New Roman" w:hAnsi="Times New Roman"/>
-                <w:b w:val="0"/>
-                <w:color w:val="000000"/>
-                <w:sz w:val="26"/>
-              </w:rPr>
-              <w:t xml:space="preserve">Có giữ trường hidden </w:t>
-            </w:r>
-            <w:r>
-              <w:rPr>
-                <w:rFonts w:ascii="Times New Roman" w:hAnsi="Times New Roman"/>
-                <w:b w:val="0"/>
-                <w:color w:val="000000"/>
-                <w:sz w:val="26"/>
-              </w:rPr>
-              <w:t>csrf</w:t>
-            </w:r>
-            <w:r>
-              <w:rPr>
-                <w:rFonts w:ascii="Times New Roman" w:hAnsi="Times New Roman"/>
-                <w:b w:val="0"/>
-                <w:color w:val="000000"/>
-                <w:sz w:val="26"/>
-              </w:rPr>
-              <w:t xml:space="preserve"> và dùng cùng phiên không? Tải lại form để nhận token hợp lệ, không tắt kiểm tra.</w:t>
-            </w:r>
-          </w:p>
-        </w:tc>
-      </w:tr>
-      <w:tr>
-        <w:trPr>
-          <w:cantSplit/>
-        </w:trPr>
-        <w:tc>
-          <w:tcPr>
-            <w:tcW w:type="dxa" w:w="1701"/>
-            <w:tcMar>
-              <w:left w:w="75" w:type="dxa"/>
-              <w:right w:w="75" w:type="dxa"/>
-            </w:tcMar>
-          </w:tcPr>
-          <w:p>
-            <w:pPr>
-              <w:widowControl/>
-              <w:spacing w:line="240" w:lineRule="auto" w:after="80" w:before="80"/>
-              <w:ind w:firstLine="0"/>
-              <w:jc w:val="left"/>
-            </w:pPr>
-            <w:r>
-              <w:rPr>
-                <w:rFonts w:ascii="Times New Roman" w:hAnsi="Times New Roman"/>
-                <w:b w:val="0"/>
-                <w:color w:val="000000"/>
-                <w:sz w:val="26"/>
-              </w:rPr>
-              <w:t>Sửa lại nhưng mất dữ liệu</w:t>
-            </w:r>
-          </w:p>
-        </w:tc>
-        <w:tc>
-          <w:tcPr>
-            <w:tcW w:type="dxa" w:w="7370"/>
-            <w:tcMar>
-              <w:left w:w="75" w:type="dxa"/>
-              <w:right w:w="75" w:type="dxa"/>
-            </w:tcMar>
-          </w:tcPr>
-          <w:p>
-            <w:pPr>
-              <w:widowControl/>
-              <w:spacing w:line="240" w:lineRule="auto" w:after="80" w:before="80"/>
-              <w:ind w:firstLine="0"/>
-              <w:jc w:val="left"/>
-            </w:pPr>
-            <w:r>
-              <w:rPr>
-                <w:rFonts w:ascii="Times New Roman" w:hAnsi="Times New Roman"/>
-                <w:b w:val="0"/>
-                <w:color w:val="000000"/>
-                <w:sz w:val="26"/>
-              </w:rPr>
-              <w:t xml:space="preserve">Xem dữ liệu được lấy từ </w:t>
-            </w:r>
-            <w:r>
-              <w:rPr>
-                <w:rFonts w:ascii="Times New Roman" w:hAnsi="Times New Roman"/>
-                <w:b w:val="0"/>
-                <w:color w:val="000000"/>
-                <w:sz w:val="26"/>
-              </w:rPr>
-              <w:t>$_SESSION['draft']['data']</w:t>
-            </w:r>
-            <w:r>
-              <w:rPr>
-                <w:rFonts w:ascii="Times New Roman" w:hAnsi="Times New Roman"/>
-                <w:b w:val="0"/>
-                <w:color w:val="000000"/>
-                <w:sz w:val="26"/>
-              </w:rPr>
-              <w:t xml:space="preserve"> và truyền vào giá trị input chưa.</w:t>
-            </w:r>
-          </w:p>
-        </w:tc>
-      </w:tr>
-      <w:tr>
-        <w:trPr>
-          <w:cantSplit/>
-        </w:trPr>
-        <w:tc>
-          <w:tcPr>
-            <w:tcW w:type="dxa" w:w="1701"/>
-            <w:tcMar>
-              <w:left w:w="75" w:type="dxa"/>
-              <w:right w:w="75" w:type="dxa"/>
-            </w:tcMar>
-          </w:tcPr>
-          <w:p>
-            <w:pPr>
-              <w:widowControl/>
-              <w:spacing w:line="240" w:lineRule="auto" w:after="80" w:before="80"/>
-              <w:ind w:firstLine="0"/>
-              <w:jc w:val="left"/>
-            </w:pPr>
-            <w:r>
-              <w:rPr>
-                <w:rFonts w:ascii="Times New Roman" w:hAnsi="Times New Roman"/>
-                <w:b w:val="0"/>
-                <w:color w:val="000000"/>
-                <w:sz w:val="26"/>
-              </w:rPr>
-              <w:t>Cookie chưa có ngay sau khi ghi</w:t>
-            </w:r>
-          </w:p>
-        </w:tc>
-        <w:tc>
-          <w:tcPr>
-            <w:tcW w:type="dxa" w:w="7370"/>
-            <w:tcMar>
-              <w:left w:w="75" w:type="dxa"/>
-              <w:right w:w="75" w:type="dxa"/>
-            </w:tcMar>
-          </w:tcPr>
-          <w:p>
-            <w:pPr>
-              <w:widowControl/>
-              <w:spacing w:line="240" w:lineRule="auto" w:after="80" w:before="80"/>
-              <w:ind w:firstLine="0"/>
-              <w:jc w:val="left"/>
-            </w:pPr>
-            <w:r>
-              <w:rPr>
-                <w:rFonts w:ascii="Times New Roman" w:hAnsi="Times New Roman"/>
-                <w:b w:val="0"/>
-                <w:color w:val="000000"/>
-                <w:sz w:val="26"/>
-              </w:rPr>
-              <w:t xml:space="preserve">Đọc ở request tiếp theo; giữ chuyển hướng sau </w:t>
-            </w:r>
-            <w:r>
-              <w:rPr>
-                <w:rFonts w:ascii="Times New Roman" w:hAnsi="Times New Roman"/>
-                <w:b w:val="0"/>
-                <w:color w:val="000000"/>
-                <w:sz w:val="26"/>
-              </w:rPr>
-              <w:t>setcookie</w:t>
-            </w:r>
-            <w:r>
-              <w:rPr>
-                <w:rFonts w:ascii="Times New Roman" w:hAnsi="Times New Roman"/>
-                <w:b w:val="0"/>
-                <w:color w:val="000000"/>
-                <w:sz w:val="26"/>
-              </w:rPr>
-              <w:t>.</w:t>
-            </w:r>
-          </w:p>
-        </w:tc>
-      </w:tr>
-    </w:tbl>
-    <w:p>
-      <w:pPr>
-        <w:widowControl/>
-        <w:spacing w:after="0"/>
-      </w:pPr>
-    </w:p>
-    <w:p>
-      <w:pPr>
         <w:pStyle w:val="Heading2"/>
         <w:keepNext/>
         <w:widowControl/>
@@ -6310,7 +5731,7 @@
           <w:b/>
           <w:sz w:val="26"/>
         </w:rPr>
-        <w:t>VI. BÀI TẬP MỞ RỘNG: KIỂM TRA BẢN NHÁP TRƯỚC KHI HOÀN TẤT</w:t>
+        <w:t>VI. BÀI TẬP MỞ RỘNG: THỐNG KÊ ĐĂNG KÝ THEO SỰ KIỆN</w:t>
       </w:r>
     </w:p>
     <w:p>
@@ -6355,15 +5776,11 @@
         <w:rPr>
           <w:rFonts w:ascii="Times New Roman" w:hAnsi="Times New Roman"/>
           <w:b w:val="0"/>
+          <w:color w:val="000000"/>
           <w:sz w:val="26"/>
         </w:rPr>
-        <w:t>Hoàn thiện hàm canComplete trong src/DraftGuard.php. Kiểm thử hàm trước, sau đó tích hợp vào trang hoàn tất theo hướng dẫn dưới đây.</w:t>
-      </w:r>
-    </w:p>
-    <w:p>
-      <w:pPr>
-        <w:widowControl/>
-      </w:pPr>
+        <w:t xml:space="preserve">Hoàn thiện </w:t>
+      </w:r>
       <w:r>
         <w:rPr>
           <w:rFonts w:ascii="Times New Roman" w:hAnsi="Times New Roman"/>
@@ -6371,7 +5788,7 @@
           <w:color w:val="000000"/>
           <w:sz w:val="26"/>
         </w:rPr>
-        <w:t xml:space="preserve">Hàm nhận mảng Session, ID sự kiện đang yêu cầu, thời gian hiện tại và thời gian sống. Chỉ trả </w:t>
+        <w:t>src/RegistrationStats.php</w:t>
       </w:r>
       <w:r>
         <w:rPr>
@@ -6380,7 +5797,7 @@
           <w:color w:val="000000"/>
           <w:sz w:val="26"/>
         </w:rPr>
-        <w:t>true</w:t>
+        <w:t xml:space="preserve"> để nhận ID sự kiện và trả </w:t>
       </w:r>
       <w:r>
         <w:rPr>
@@ -6389,7 +5806,7 @@
           <w:color w:val="000000"/>
           <w:sz w:val="26"/>
         </w:rPr>
-        <w:t xml:space="preserve"> khi có bản nháp hợp lệ, đúng sự kiện, chưa hết hạn, thời điểm tạo không ở tương lai và thời gian sống lớn hơn 0. Thời điểm đúng ngưỡng hết hạn phải trả </w:t>
+        <w:t>event_id</w:t>
       </w:r>
       <w:r>
         <w:rPr>
@@ -6398,7 +5815,7 @@
           <w:color w:val="000000"/>
           <w:sz w:val="26"/>
         </w:rPr>
-        <w:t>false</w:t>
+        <w:t xml:space="preserve">, </w:t>
       </w:r>
       <w:r>
         <w:rPr>
@@ -6407,43 +5824,8 @@
           <w:color w:val="000000"/>
           <w:sz w:val="26"/>
         </w:rPr>
-        <w:t>.</w:t>
-      </w:r>
-    </w:p>
-    <w:p>
-      <w:pPr>
-        <w:widowControl/>
-      </w:pPr>
-      <w:r>
-        <w:rPr>
-          <w:rFonts w:ascii="Times New Roman" w:hAnsi="Times New Roman"/>
-          <w:b w:val="0"/>
-          <w:sz w:val="26"/>
-        </w:rPr>
-        <w:t>Chạy bash lab.sh extend để kiểm tra 7 ca mở rộng; chạy lại bash lab.sh test để kiểm tra chức năng cũ. Bộ kiểm thử sử dụng now=1300, created_at=1000, ttl=300 cho trường hợp đúng ngưỡng hết hạn, nên không cần chờ thời gian thực.</w:t>
-      </w:r>
-    </w:p>
-    <w:p>
-      <w:pPr>
-        <w:pStyle w:val="Heading3"/>
-        <w:keepNext/>
-        <w:widowControl/>
-      </w:pPr>
-      <w:r>
-        <w:rPr>
-          <w:rFonts w:ascii="Times New Roman" w:hAnsi="Times New Roman"/>
-          <w:b/>
-          <w:color w:val="000000"/>
-          <w:sz w:val="26"/>
-        </w:rPr>
-        <w:t>Nối hàm kiểm tra vào bước hoàn tất</w:t>
-      </w:r>
-    </w:p>
-    <w:p>
-      <w:pPr>
-        <w:keepNext/>
-        <w:widowControl/>
-      </w:pPr>
+        <w:t>title</w:t>
+      </w:r>
       <w:r>
         <w:rPr>
           <w:rFonts w:ascii="Times New Roman" w:hAnsi="Times New Roman"/>
@@ -6451,7 +5833,7 @@
           <w:color w:val="000000"/>
           <w:sz w:val="26"/>
         </w:rPr>
-        <w:t xml:space="preserve">Sau khi </w:t>
+        <w:t xml:space="preserve">, </w:t>
       </w:r>
       <w:r>
         <w:rPr>
@@ -6460,7 +5842,7 @@
           <w:color w:val="000000"/>
           <w:sz w:val="26"/>
         </w:rPr>
-        <w:t>bash lab.sh extend</w:t>
+        <w:t>total</w:t>
       </w:r>
       <w:r>
         <w:rPr>
@@ -6469,8 +5851,13 @@
           <w:color w:val="000000"/>
           <w:sz w:val="26"/>
         </w:rPr>
-        <w:t xml:space="preserve"> đạt, mở </w:t>
-      </w:r>
+        <w:t>. Sự kiện không tồn tại trả mảng rỗng; sự kiện tồn tại nhưng chưa có đăng ký phải trả tổng 0.</w:t>
+      </w:r>
+    </w:p>
+    <w:p>
+      <w:pPr>
+        <w:widowControl/>
+      </w:pPr>
       <w:r>
         <w:rPr>
           <w:rFonts w:ascii="Times New Roman" w:hAnsi="Times New Roman"/>
@@ -6478,7 +5865,7 @@
           <w:color w:val="000000"/>
           <w:sz w:val="26"/>
         </w:rPr>
-        <w:t>public/confirm.php</w:t>
+        <w:t xml:space="preserve">Dùng truy vấn có tham số, không ghép ID trực tiếp vào SQL. Gợi ý: bắt đầu từ bảng sự kiện, kết hợp đăng ký bằng </w:t>
       </w:r>
       <w:r>
         <w:rPr>
@@ -6487,7 +5874,7 @@
           <w:color w:val="000000"/>
           <w:sz w:val="26"/>
         </w:rPr>
-        <w:t xml:space="preserve">. Trong form </w:t>
+        <w:t>LEFT JOIN</w:t>
       </w:r>
       <w:r>
         <w:rPr>
@@ -6496,7 +5883,7 @@
           <w:color w:val="000000"/>
           <w:sz w:val="26"/>
         </w:rPr>
-        <w:t>action="/complete.php"</w:t>
+        <w:t xml:space="preserve">, đếm khóa đăng ký thay vì </w:t>
       </w:r>
       <w:r>
         <w:rPr>
@@ -6505,7 +5892,7 @@
           <w:color w:val="000000"/>
           <w:sz w:val="26"/>
         </w:rPr>
-        <w:t xml:space="preserve">, ngay sau trường ẩn </w:t>
+        <w:t>COUNT(*)</w:t>
       </w:r>
       <w:r>
         <w:rPr>
@@ -6514,26 +5901,12 @@
           <w:color w:val="000000"/>
           <w:sz w:val="26"/>
         </w:rPr>
-        <w:t>csrf</w:t>
-      </w:r>
-      <w:r>
-        <w:rPr>
-          <w:rFonts w:ascii="Times New Roman" w:hAnsi="Times New Roman"/>
-          <w:b w:val="0"/>
-          <w:color w:val="000000"/>
-          <w:sz w:val="26"/>
-        </w:rPr>
-        <w:t>, thêm trường ID sự kiện:</w:t>
+        <w:t xml:space="preserve"> để phân biệt không có đăng ký. Xem lược đồ trong phần hướng dẫn, tự viết câu SQL.</w:t>
       </w:r>
     </w:p>
     <w:p>
       <w:pPr>
-        <w:keepNext w:val="0"/>
-        <w:keepLines/>
         <w:widowControl/>
-        <w:spacing w:after="0" w:before="0" w:line="240" w:lineRule="auto"/>
-        <w:ind w:firstLine="0" w:left="142" w:right="85"/>
-        <w:jc w:val="left"/>
       </w:pPr>
       <w:r>
         <w:rPr>
@@ -6541,238 +5914,7 @@
           <w:b w:val="0"/>
           <w:sz w:val="26"/>
         </w:rPr>
-        <w:t>&lt;input type="hidden" name="event_id"</w:t>
-      </w:r>
-    </w:p>
-    <w:p>
-      <w:pPr>
-        <w:widowControl/>
-        <w:spacing w:after="120" w:before="0" w:line="240" w:lineRule="auto"/>
-        <w:ind w:firstLine="0" w:left="142" w:right="85"/>
-        <w:jc w:val="left"/>
-      </w:pPr>
-      <w:r>
-        <w:rPr>
-          <w:rFonts w:ascii="Times New Roman" w:hAnsi="Times New Roman"/>
-          <w:b w:val="0"/>
-          <w:sz w:val="26"/>
-        </w:rPr>
-        <w:t xml:space="preserve">       value="&lt;?= (int)$data['event_id'] ?&gt;"&gt;</w:t>
-      </w:r>
-    </w:p>
-    <w:p>
-      <w:pPr>
-        <w:widowControl/>
-      </w:pPr>
-      <w:r>
-        <w:rPr>
-          <w:rFonts w:ascii="Times New Roman" w:hAnsi="Times New Roman"/>
-          <w:b w:val="0"/>
-          <w:color w:val="000000"/>
-          <w:sz w:val="26"/>
-        </w:rPr>
-        <w:t>Không thêm trường này vào form hủy. Trình duyệt gửi ID để hàm đối chiếu với bản nháp phía máy chủ; trường ẩn không phải bằng chứng quyền truy cập. Nếu thiếu trường, hàm nhận ID 0 và từ chối ngay cả đăng ký hợp lệ.</w:t>
-      </w:r>
-    </w:p>
-    <w:p>
-      <w:pPr>
-        <w:widowControl/>
-      </w:pPr>
-      <w:r>
-        <w:rPr>
-          <w:rFonts w:ascii="Times New Roman" w:hAnsi="Times New Roman"/>
-          <w:b w:val="0"/>
-          <w:color w:val="000000"/>
-          <w:sz w:val="26"/>
-        </w:rPr>
-        <w:t xml:space="preserve">Tiếp theo mở </w:t>
-      </w:r>
-      <w:r>
-        <w:rPr>
-          <w:rFonts w:ascii="Times New Roman" w:hAnsi="Times New Roman"/>
-          <w:b w:val="0"/>
-          <w:color w:val="000000"/>
-          <w:sz w:val="26"/>
-        </w:rPr>
-        <w:t>public/complete.php</w:t>
-      </w:r>
-      <w:r>
-        <w:rPr>
-          <w:rFonts w:ascii="Times New Roman" w:hAnsi="Times New Roman"/>
-          <w:b w:val="0"/>
-          <w:color w:val="000000"/>
-          <w:sz w:val="26"/>
-        </w:rPr>
-        <w:t xml:space="preserve">. Thêm ngay sau các dòng </w:t>
-      </w:r>
-      <w:r>
-        <w:rPr>
-          <w:rFonts w:ascii="Times New Roman" w:hAnsi="Times New Roman"/>
-          <w:b w:val="0"/>
-          <w:color w:val="000000"/>
-          <w:sz w:val="26"/>
-        </w:rPr>
-        <w:t>require</w:t>
-      </w:r>
-      <w:r>
-        <w:rPr>
-          <w:rFonts w:ascii="Times New Roman" w:hAnsi="Times New Roman"/>
-          <w:b w:val="0"/>
-          <w:color w:val="000000"/>
-          <w:sz w:val="26"/>
-        </w:rPr>
-        <w:t>:</w:t>
-      </w:r>
-    </w:p>
-    <w:p>
-      <w:pPr>
-        <w:widowControl/>
-        <w:spacing w:after="120" w:before="0" w:line="240" w:lineRule="auto"/>
-        <w:ind w:firstLine="0" w:left="142" w:right="85"/>
-        <w:jc w:val="left"/>
-      </w:pPr>
-      <w:r>
-        <w:rPr>
-          <w:rFonts w:ascii="Times New Roman" w:hAnsi="Times New Roman"/>
-          <w:b w:val="0"/>
-          <w:sz w:val="26"/>
-        </w:rPr>
-        <w:t>require __DIR__.'/../src/DraftGuard.php';</w:t>
-      </w:r>
-    </w:p>
-    <w:p>
-      <w:pPr>
-        <w:keepNext/>
-        <w:widowControl/>
-      </w:pPr>
-      <w:r>
-        <w:rPr>
-          <w:rFonts w:ascii="Times New Roman" w:hAnsi="Times New Roman"/>
-          <w:b w:val="0"/>
-          <w:color w:val="000000"/>
-          <w:sz w:val="26"/>
-        </w:rPr>
-        <w:t xml:space="preserve">Trong nhánh POST, giữ </w:t>
-      </w:r>
-      <w:r>
-        <w:rPr>
-          <w:rFonts w:ascii="Times New Roman" w:hAnsi="Times New Roman"/>
-          <w:b w:val="0"/>
-          <w:color w:val="000000"/>
-          <w:sz w:val="26"/>
-        </w:rPr>
-        <w:t>checkCsrf($_POST)</w:t>
-      </w:r>
-      <w:r>
-        <w:rPr>
-          <w:rFonts w:ascii="Times New Roman" w:hAnsi="Times New Roman"/>
-          <w:b w:val="0"/>
-          <w:color w:val="000000"/>
-          <w:sz w:val="26"/>
-        </w:rPr>
-        <w:t>. Thay điều kiện kiểm tra bản nháp trước khi hoàn tất bằng điều kiện gọi hàm vừa viết:</w:t>
-      </w:r>
-    </w:p>
-    <w:p>
-      <w:pPr>
-        <w:keepNext/>
-        <w:keepLines/>
-        <w:widowControl/>
-        <w:spacing w:after="0" w:before="0" w:line="240" w:lineRule="auto"/>
-        <w:ind w:firstLine="0" w:left="142" w:right="85"/>
-        <w:jc w:val="left"/>
-      </w:pPr>
-      <w:r>
-        <w:rPr>
-          <w:rFonts w:ascii="Times New Roman" w:hAnsi="Times New Roman"/>
-          <w:b w:val="0"/>
-          <w:sz w:val="26"/>
-        </w:rPr>
-        <w:t>if (!canComplete($_SESSION, (int)field($_POST, 'event_id'), time(), 1800)) {</w:t>
-      </w:r>
-    </w:p>
-    <w:p>
-      <w:pPr>
-        <w:keepNext/>
-        <w:keepLines/>
-        <w:widowControl/>
-        <w:spacing w:after="0" w:before="0" w:line="240" w:lineRule="auto"/>
-        <w:ind w:firstLine="0" w:left="142" w:right="85"/>
-        <w:jc w:val="left"/>
-      </w:pPr>
-      <w:r>
-        <w:rPr>
-          <w:rFonts w:ascii="Times New Roman" w:hAnsi="Times New Roman"/>
-          <w:b w:val="0"/>
-          <w:sz w:val="26"/>
-        </w:rPr>
-        <w:t xml:space="preserve">    cancelDraft($_SESSION);</w:t>
-      </w:r>
-    </w:p>
-    <w:p>
-      <w:pPr>
-        <w:keepNext/>
-        <w:keepLines/>
-        <w:widowControl/>
-        <w:spacing w:after="0" w:before="0" w:line="240" w:lineRule="auto"/>
-        <w:ind w:firstLine="0" w:left="142" w:right="85"/>
-        <w:jc w:val="left"/>
-      </w:pPr>
-      <w:r>
-        <w:rPr>
-          <w:rFonts w:ascii="Times New Roman" w:hAnsi="Times New Roman"/>
-          <w:b w:val="0"/>
-          <w:sz w:val="26"/>
-        </w:rPr>
-        <w:t xml:space="preserve">    header('Location: /register.php', true, 303);</w:t>
-      </w:r>
-    </w:p>
-    <w:p>
-      <w:pPr>
-        <w:keepNext w:val="0"/>
-        <w:keepLines/>
-        <w:widowControl/>
-        <w:spacing w:after="0" w:before="0" w:line="240" w:lineRule="auto"/>
-        <w:ind w:firstLine="0" w:left="142" w:right="85"/>
-        <w:jc w:val="left"/>
-      </w:pPr>
-      <w:r>
-        <w:rPr>
-          <w:rFonts w:ascii="Times New Roman" w:hAnsi="Times New Roman"/>
-          <w:b w:val="0"/>
-          <w:sz w:val="26"/>
-        </w:rPr>
-        <w:t xml:space="preserve">    exit;</w:t>
-      </w:r>
-    </w:p>
-    <w:p>
-      <w:pPr>
-        <w:widowControl/>
-        <w:spacing w:after="120" w:before="0" w:line="240" w:lineRule="auto"/>
-        <w:ind w:firstLine="0" w:left="142" w:right="85"/>
-        <w:jc w:val="left"/>
-      </w:pPr>
-      <w:r>
-        <w:rPr>
-          <w:rFonts w:ascii="Times New Roman" w:hAnsi="Times New Roman"/>
-          <w:b w:val="0"/>
-          <w:sz w:val="26"/>
-        </w:rPr>
-        <w:t>}</w:t>
-      </w:r>
-    </w:p>
-    <w:p>
-      <w:pPr>
-        <w:widowControl/>
-      </w:pPr>
-      <w:r>
-        <w:rPr>
-          <w:rFonts w:ascii="Times New Roman" w:hAnsi="Times New Roman"/>
-          <w:b w:val="0"/>
-          <w:color w:val="000000"/>
-          <w:sz w:val="26"/>
-        </w:rPr>
-        <w:t>Giữ nguyên phần hoàn tất mô phỏng phía sau. Gửi form xác nhận hợp lệ phải đến trang hoàn tất; yêu cầu sai sự kiện hoặc bản nháp hết hạn phải quay lại form. Thử bằng dữ liệu giả trên máy học tập.</w:t>
+        <w:t>Chạy bash lab.sh extend trên PostgreSQL, sau đó chạy bash lab.sh test để kiểm tra các chức năng đã có. Phần nâng cao: phân tích phương án kiểm soát sức chứa khi nhiều yêu cầu đăng ký được gửi đồng thời; không bắt buộc triển khai trong thời gian làm bài mở rộng.</w:t>
       </w:r>
     </w:p>
     <w:p>
@@ -6789,7 +5931,7 @@
     <w:p>
       <w:pPr/>
       <w:r>
-        <w:t>Có luồng nhập, xem lại, sửa, hủy và hoàn tất mô phỏng; bản nháp sai hoặc hết hạn bị từ chối; các phiên sử dụng và tùy chọn giao diện tách biệt.</w:t>
+        <w:t>Có luồng Form lưu đăng ký thật, chống trùng theo sự kiện–email, tra cứu danh sách và thống kê cả sự kiện chưa có người đăng ký.</w:t>
       </w:r>
     </w:p>
     <w:p>
@@ -6806,37 +5948,37 @@
     <w:p>
       <w:pPr/>
       <w:r>
-        <w:t>[ ] Tải lại trang xác nhận giữ đúng bản nháp còn hạn.</w:t>
+        <w:t>[ ] Kết nối tới CSDL thực hành riêng; schema và dữ liệu mẫu đã được tạo.</w:t>
       </w:r>
     </w:p>
     <w:p>
       <w:pPr/>
       <w:r>
-        <w:t>[ ] Sửa và hủy không làm thay đổi phiên của người khác.</w:t>
+        <w:t>[ ] Lưu lần đầu CREATED, lặp cùng email/sự kiện DUPLICATE.</w:t>
       </w:r>
     </w:p>
     <w:p>
       <w:pPr/>
       <w:r>
-        <w:t>[ ] Nháp hết hạn/sai sự kiện không hoàn tất được.</w:t>
+        <w:t>[ ] Tên chứa dấu nháy được lưu và đọc lại nguyên vẹn.</w:t>
       </w:r>
     </w:p>
     <w:p>
       <w:pPr/>
       <w:r>
-        <w:t>[ ] Yêu cầu thiếu token bị từ chối; Cookie giữ đúng tùy chọn.</w:t>
+        <w:t>[ ] Thống kê chưa có người trả total=0; ID thiếu trả mảng rỗng.</w:t>
       </w:r>
     </w:p>
     <w:p>
       <w:pPr/>
       <w:r>
-        <w:t>[ ] test và extend đạt; luồng Web thực sự gọi kiểm tra bản nháp.</w:t>
+        <w:t>[ ] test và extend đạt; khởi động lại PHP không làm mất bản ghi.</w:t>
       </w:r>
     </w:p>
     <w:p>
       <w:pPr/>
       <w:r>
-        <w:t>Kết quả tổng hợp của phần tự làm phải có TESTS=7 FAILED=0. Ngoài các phép thử tự động, thực hiện các tình huống kiểm tra trực tiếp nêu trong bài. Lệnh check chỉ xác nhận môi trường, không thay cho test và extend.</w:t>
+        <w:t>Kết quả tổng hợp của phần tự làm phải có TESTS=4 FAILED=0. Ngoài các phép thử tự động, thực hiện các tình huống kiểm tra trực tiếp nêu trong bài. Lệnh check chỉ xác nhận môi trường, không thay cho test và extend.</w:t>
       </w:r>
     </w:p>
     <w:p>
@@ -7020,7 +6162,7 @@
                 <w:b w:val="0"/>
                 <w:sz w:val="26"/>
               </w:rPr>
-              <w:t>Kiểm tra bản nháp</w:t>
+              <w:t>Truy vấn thống kê</w:t>
             </w:r>
           </w:p>
         </w:tc>
@@ -7062,7 +6204,7 @@
                 <w:b w:val="0"/>
                 <w:sz w:val="26"/>
               </w:rPr>
-              <w:t>Từ chối nháp không tồn tại, hết hạn, sai sự kiện hoặc sai cấu trúc theo yêu cầu.</w:t>
+              <w:t>LEFT JOIN giữ sự kiện chưa có đăng ký; COUNT đúng; lọc theo ID bằng tham số.</w:t>
             </w:r>
           </w:p>
         </w:tc>
@@ -7088,7 +6230,7 @@
                 <w:b w:val="0"/>
                 <w:sz w:val="26"/>
               </w:rPr>
-              <w:t>Tích hợp luồng xác nhận</w:t>
+              <w:t>Kết quả trả về</w:t>
             </w:r>
           </w:p>
         </w:tc>
@@ -7130,7 +6272,7 @@
                 <w:b w:val="0"/>
                 <w:sz w:val="26"/>
               </w:rPr>
-              <w:t>Gọi phần kiểm tra trước khi hoàn tất; sửa/hủy giữ đúng trạng thái và không ảnh hưởng dữ liệu phiên khác.</w:t>
+              <w:t>Trả đúng event_id/title/total; total là số nguyên; ID không tồn tại trả mảng rỗng.</w:t>
             </w:r>
           </w:p>
         </w:tc>
@@ -7156,7 +6298,7 @@
                 <w:b w:val="0"/>
                 <w:sz w:val="26"/>
               </w:rPr>
-              <w:t>Bảo vệ thao tác</w:t>
+              <w:t>Nhất quán dữ liệu</w:t>
             </w:r>
           </w:p>
         </w:tc>
@@ -7198,7 +6340,7 @@
                 <w:b w:val="0"/>
                 <w:sz w:val="26"/>
               </w:rPr>
-              <w:t>Thao tác đổi dữ liệu dùng POST và token được cấp; Cookie tùy chọn không chứa dữ liệu đăng ký hoặc quyền.</w:t>
+              <w:t>Đăng ký trùng không tăng tổng; xử lý lỗi CSDL riêng, không che lỗi thành kết quả 0.</w:t>
             </w:r>
           </w:p>
         </w:tc>
@@ -7496,7 +6638,7 @@
     <w:p>
       <w:pPr/>
       <w:r>
-        <w:t>Bước 1. Lưu mã bài mẫu và bài tự làm tại Lab04/Ma_nguon, kèm dữ liệu, kiểm thử và README. Loại bỏ .local, mật khẩu và dữ liệu cá nhân thật khỏi bài nộp.</w:t>
+        <w:t>Bước 1. Lưu mã bài mẫu và bài tự làm tại Lab05/Ma_nguon, kèm dữ liệu, kiểm thử và README. Loại bỏ .local, mật khẩu và dữ liệu cá nhân thật khỏi bài nộp.</w:t>
       </w:r>
     </w:p>
     <w:p>
@@ -7508,14 +6650,14 @@
     <w:p>
       <w:pPr/>
       <w:r>
-        <w:t>Bước 3. Commit, đẩy mã lên GitHub và nộp tên nhóm/thành viên, Lab 04, liên kết Ma_nguon tại đúng commit. Kiểm tra quyền đọc; kèm lần chạy Actions khi được yêu cầu. Hạn và địa chỉ nộp do giảng viên công bố. Nếu nhận ZIP, giữ nguyên cấu trúc trên.</w:t>
+        <w:t>Bước 3. Commit, đẩy mã lên GitHub và nộp tên nhóm/thành viên, Lab 05, liên kết Ma_nguon tại đúng commit. Kiểm tra quyền đọc; kèm lần chạy Actions khi được yêu cầu. Hạn và địa chỉ nộp do giảng viên công bố. Nếu nhận ZIP, giữ nguyên cấu trúc trên.</w:t>
       </w:r>
     </w:p>
     <w:sectPr>
       <w:headerReference w:type="default" r:id="rId9"/>
-      <w:headerReference w:type="first" r:id="rId12"/>
-      <w:footerReference w:type="default" r:id="rId13"/>
-      <w:footerReference w:type="first" r:id="rId14"/>
+      <w:headerReference w:type="first" r:id="rId11"/>
+      <w:footerReference w:type="default" r:id="rId12"/>
+      <w:footerReference w:type="first" r:id="rId13"/>
       <w:pgSz w:w="11906" w:h="16838"/>
       <w:pgMar w:top="1134" w:right="1134" w:bottom="1134" w:left="1701" w:header="369" w:footer="567" w:gutter="0"/>
       <w:cols w:space="720"/>
